--- a/docs/FUNCTIONAL_SPECIFICATION.docx
+++ b/docs/FUNCTIONAL_SPECIFICATION.docx
@@ -2095,7 +2095,7 @@
                 <w:rFonts w:ascii="Calibri" w:hAnsi="Calibri"/>
                 <w:sz w:val="18"/>
               </w:rPr>
-              <w:t xml:space="preserve">Update account status</w:t>
+              <w:t xml:space="preserve">Get account by id</w:t>
             </w:r>
           </w:p>
         </w:tc>
@@ -2140,10 +2140,11 @@
             </w:pPr>
             <w:r>
               <w:rPr>
-                <w:rFonts w:ascii="Calibri" w:hAnsi="Calibri"/>
-                <w:sz w:val="18"/>
-              </w:rPr>
-              <w:t xml:space="preserve">API present</w:t>
+                <w:rStyle w:val="VerbatimChar"/>
+                <w:rFonts w:ascii="Calibri" w:hAnsi="Calibri"/>
+                <w:sz w:val="18"/>
+              </w:rPr>
+              <w:t xml:space="preserve">GET /accounts/{id}</w:t>
             </w:r>
           </w:p>
         </w:tc>
@@ -2169,7 +2170,7 @@
                 <w:rFonts w:ascii="Calibri" w:hAnsi="Calibri"/>
                 <w:sz w:val="18"/>
               </w:rPr>
-              <w:t xml:space="preserve">Deposit (post-open)</w:t>
+              <w:t xml:space="preserve">Update account status</w:t>
             </w:r>
           </w:p>
         </w:tc>
@@ -2217,7 +2218,81 @@
                 <w:rFonts w:ascii="Calibri" w:hAnsi="Calibri"/>
                 <w:sz w:val="18"/>
               </w:rPr>
-              <w:t xml:space="preserve">Credits balances only; no</w:t>
+              <w:t xml:space="preserve">API present</w:t>
+            </w:r>
+          </w:p>
+        </w:tc>
+      </w:tr>
+      <w:tr>
+        <w:tc>
+          <w:tcPr>
+            <w:tcMar>
+              <w:top w:w="40" w:type="dxa"/>
+              <w:bottom w:w="40" w:type="dxa"/>
+              <w:left w:w="60" w:type="dxa"/>
+              <w:right w:w="60" w:type="dxa"/>
+            </w:tcMar>
+          </w:tcPr>
+          <w:p>
+            <w:pPr>
+              <w:pStyle w:val="Compact"/>
+              <w:spacing w:before="0" w:after="40" w:line="264" w:lineRule="auto"/>
+              <w:jc w:val="left"/>
+            </w:pPr>
+            <w:r>
+              <w:rPr>
+                <w:rFonts w:ascii="Calibri" w:hAnsi="Calibri"/>
+                <w:sz w:val="18"/>
+              </w:rPr>
+              <w:t xml:space="preserve">Deposit (post-open)</w:t>
+            </w:r>
+          </w:p>
+        </w:tc>
+        <w:tc>
+          <w:tcPr>
+            <w:tcMar>
+              <w:top w:w="40" w:type="dxa"/>
+              <w:bottom w:w="40" w:type="dxa"/>
+              <w:left w:w="60" w:type="dxa"/>
+              <w:right w:w="60" w:type="dxa"/>
+            </w:tcMar>
+          </w:tcPr>
+          <w:p>
+            <w:pPr>
+              <w:pStyle w:val="Compact"/>
+              <w:spacing w:before="0" w:after="40" w:line="264" w:lineRule="auto"/>
+              <w:jc w:val="left"/>
+            </w:pPr>
+            <w:r>
+              <w:rPr>
+                <w:rFonts w:ascii="Calibri" w:hAnsi="Calibri"/>
+                <w:sz w:val="18"/>
+              </w:rPr>
+              <w:t xml:space="preserve">Implemented</w:t>
+            </w:r>
+          </w:p>
+        </w:tc>
+        <w:tc>
+          <w:tcPr>
+            <w:tcMar>
+              <w:top w:w="40" w:type="dxa"/>
+              <w:bottom w:w="40" w:type="dxa"/>
+              <w:left w:w="60" w:type="dxa"/>
+              <w:right w:w="60" w:type="dxa"/>
+            </w:tcMar>
+          </w:tcPr>
+          <w:p>
+            <w:pPr>
+              <w:pStyle w:val="Compact"/>
+              <w:spacing w:before="0" w:after="40" w:line="264" w:lineRule="auto"/>
+              <w:jc w:val="left"/>
+            </w:pPr>
+            <w:r>
+              <w:rPr>
+                <w:rFonts w:ascii="Calibri" w:hAnsi="Calibri"/>
+                <w:sz w:val="18"/>
+              </w:rPr>
+              <w:t xml:space="preserve">Credits balances + writes</w:t>
             </w:r>
             <w:r>
               <w:rPr>
@@ -2231,7 +2306,7 @@
                 <w:rFonts w:ascii="Calibri" w:hAnsi="Calibri"/>
                 <w:sz w:val="18"/>
               </w:rPr>
-              <w:t xml:space="preserve">ledger row</w:t>
+              <w:t xml:space="preserve">CREDIT ledger row</w:t>
             </w:r>
           </w:p>
         </w:tc>
@@ -3698,7 +3773,7 @@
                 <w:rFonts w:ascii="Calibri" w:hAnsi="Calibri"/>
                 <w:sz w:val="18"/>
               </w:rPr>
-              <w:t xml:space="preserve">Stub</w:t>
+              <w:t xml:space="preserve">Partial</w:t>
             </w:r>
           </w:p>
         </w:tc>
@@ -3722,7 +3797,7 @@
                 <w:rFonts w:ascii="Calibri" w:hAnsi="Calibri"/>
                 <w:sz w:val="18"/>
               </w:rPr>
-              <w:t xml:space="preserve">Empty</w:t>
+              <w:t xml:space="preserve">Write on deposit +</w:t>
             </w:r>
             <w:r>
               <w:rPr>
@@ -3737,7 +3812,7 @@
                 <w:rFonts w:ascii="Calibri" w:hAnsi="Calibri"/>
                 <w:sz w:val="18"/>
               </w:rPr>
-              <w:t xml:space="preserve">transaction</w:t>
+              <w:t xml:space="preserve">GET .../transactions</w:t>
             </w:r>
             <w:r>
               <w:rPr>
@@ -3751,7 +3826,35 @@
                 <w:rFonts w:ascii="Calibri" w:hAnsi="Calibri"/>
                 <w:sz w:val="18"/>
               </w:rPr>
-              <w:t xml:space="preserve">package</w:t>
+              <w:t xml:space="preserve">list implemented; no</w:t>
+            </w:r>
+            <w:r>
+              <w:rPr>
+                <w:rFonts w:ascii="Calibri" w:hAnsi="Calibri"/>
+                <w:sz w:val="18"/>
+              </w:rPr>
+              <w:t xml:space="preserve"> </w:t>
+            </w:r>
+            <w:r>
+              <w:rPr>
+                <w:rFonts w:ascii="Calibri" w:hAnsi="Calibri"/>
+                <w:sz w:val="18"/>
+              </w:rPr>
+              <w:t xml:space="preserve">withdraw/transfer/UI;</w:t>
+            </w:r>
+            <w:r>
+              <w:rPr>
+                <w:rFonts w:ascii="Calibri" w:hAnsi="Calibri"/>
+                <w:sz w:val="18"/>
+              </w:rPr>
+              <w:t xml:space="preserve"> </w:t>
+            </w:r>
+            <w:r>
+              <w:rPr>
+                <w:rFonts w:ascii="Calibri" w:hAnsi="Calibri"/>
+                <w:sz w:val="18"/>
+              </w:rPr>
+              <w:t xml:space="preserve">dashboard count stub</w:t>
             </w:r>
           </w:p>
         </w:tc>

--- a/docs/FUNCTIONAL_SPECIFICATION.docx
+++ b/docs/FUNCTIONAL_SPECIFICATION.docx
@@ -113,6 +113,12 @@
               <w:right w:w="60" w:type="dxa"/>
             </w:tcMar>
             <w:shd w:fill="1A365D" w:val="clear"/>
+            <w:tcMar>
+              <w:top w:w="40" w:type="dxa"/>
+              <w:bottom w:w="40" w:type="dxa"/>
+              <w:left w:w="60" w:type="dxa"/>
+              <w:right w:w="60" w:type="dxa"/>
+            </w:tcMar>
           </w:tcPr>
           <w:p>
             <w:pPr>
@@ -140,6 +146,12 @@
               <w:right w:w="60" w:type="dxa"/>
             </w:tcMar>
             <w:shd w:fill="1A365D" w:val="clear"/>
+            <w:tcMar>
+              <w:top w:w="40" w:type="dxa"/>
+              <w:bottom w:w="40" w:type="dxa"/>
+              <w:left w:w="60" w:type="dxa"/>
+              <w:right w:w="60" w:type="dxa"/>
+            </w:tcMar>
           </w:tcPr>
           <w:p>
             <w:pPr>
@@ -167,6 +179,12 @@
               <w:right w:w="60" w:type="dxa"/>
             </w:tcMar>
             <w:shd w:fill="1A365D" w:val="clear"/>
+            <w:tcMar>
+              <w:top w:w="40" w:type="dxa"/>
+              <w:bottom w:w="40" w:type="dxa"/>
+              <w:left w:w="60" w:type="dxa"/>
+              <w:right w:w="60" w:type="dxa"/>
+            </w:tcMar>
           </w:tcPr>
           <w:p>
             <w:pPr>
@@ -195,6 +213,12 @@
               <w:left w:w="60" w:type="dxa"/>
               <w:right w:w="60" w:type="dxa"/>
             </w:tcMar>
+            <w:tcMar>
+              <w:top w:w="40" w:type="dxa"/>
+              <w:bottom w:w="40" w:type="dxa"/>
+              <w:left w:w="60" w:type="dxa"/>
+              <w:right w:w="60" w:type="dxa"/>
+            </w:tcMar>
           </w:tcPr>
           <w:p>
             <w:pPr>
@@ -233,6 +257,12 @@
               <w:left w:w="60" w:type="dxa"/>
               <w:right w:w="60" w:type="dxa"/>
             </w:tcMar>
+            <w:tcMar>
+              <w:top w:w="40" w:type="dxa"/>
+              <w:bottom w:w="40" w:type="dxa"/>
+              <w:left w:w="60" w:type="dxa"/>
+              <w:right w:w="60" w:type="dxa"/>
+            </w:tcMar>
           </w:tcPr>
           <w:p>
             <w:pPr>
@@ -257,6 +287,12 @@
               <w:left w:w="60" w:type="dxa"/>
               <w:right w:w="60" w:type="dxa"/>
             </w:tcMar>
+            <w:tcMar>
+              <w:top w:w="40" w:type="dxa"/>
+              <w:bottom w:w="40" w:type="dxa"/>
+              <w:left w:w="60" w:type="dxa"/>
+              <w:right w:w="60" w:type="dxa"/>
+            </w:tcMar>
           </w:tcPr>
           <w:p>
             <w:pPr>
@@ -283,6 +319,12 @@
               <w:left w:w="60" w:type="dxa"/>
               <w:right w:w="60" w:type="dxa"/>
             </w:tcMar>
+            <w:tcMar>
+              <w:top w:w="40" w:type="dxa"/>
+              <w:bottom w:w="40" w:type="dxa"/>
+              <w:left w:w="60" w:type="dxa"/>
+              <w:right w:w="60" w:type="dxa"/>
+            </w:tcMar>
           </w:tcPr>
           <w:p>
             <w:pPr>
@@ -336,6 +378,12 @@
               <w:left w:w="60" w:type="dxa"/>
               <w:right w:w="60" w:type="dxa"/>
             </w:tcMar>
+            <w:tcMar>
+              <w:top w:w="40" w:type="dxa"/>
+              <w:bottom w:w="40" w:type="dxa"/>
+              <w:left w:w="60" w:type="dxa"/>
+              <w:right w:w="60" w:type="dxa"/>
+            </w:tcMar>
           </w:tcPr>
           <w:p>
             <w:pPr>
@@ -354,6 +402,12 @@
         </w:tc>
         <w:tc>
           <w:tcPr>
+            <w:tcMar>
+              <w:top w:w="40" w:type="dxa"/>
+              <w:bottom w:w="40" w:type="dxa"/>
+              <w:left w:w="60" w:type="dxa"/>
+              <w:right w:w="60" w:type="dxa"/>
+            </w:tcMar>
             <w:tcMar>
               <w:top w:w="40" w:type="dxa"/>
               <w:bottom w:w="40" w:type="dxa"/>
@@ -378,6 +432,12 @@
               <w:left w:w="60" w:type="dxa"/>
               <w:right w:w="60" w:type="dxa"/>
             </w:tcMar>
+            <w:tcMar>
+              <w:top w:w="40" w:type="dxa"/>
+              <w:bottom w:w="40" w:type="dxa"/>
+              <w:left w:w="60" w:type="dxa"/>
+              <w:right w:w="60" w:type="dxa"/>
+            </w:tcMar>
           </w:tcPr>
           <w:p>
             <w:pPr>
@@ -402,6 +462,12 @@
               <w:left w:w="60" w:type="dxa"/>
               <w:right w:w="60" w:type="dxa"/>
             </w:tcMar>
+            <w:tcMar>
+              <w:top w:w="40" w:type="dxa"/>
+              <w:bottom w:w="40" w:type="dxa"/>
+              <w:left w:w="60" w:type="dxa"/>
+              <w:right w:w="60" w:type="dxa"/>
+            </w:tcMar>
           </w:tcPr>
           <w:p>
             <w:pPr>
@@ -426,6 +492,12 @@
               <w:left w:w="60" w:type="dxa"/>
               <w:right w:w="60" w:type="dxa"/>
             </w:tcMar>
+            <w:tcMar>
+              <w:top w:w="40" w:type="dxa"/>
+              <w:bottom w:w="40" w:type="dxa"/>
+              <w:left w:w="60" w:type="dxa"/>
+              <w:right w:w="60" w:type="dxa"/>
+            </w:tcMar>
           </w:tcPr>
           <w:p>
             <w:pPr>
@@ -466,6 +538,12 @@
               <w:left w:w="60" w:type="dxa"/>
               <w:right w:w="60" w:type="dxa"/>
             </w:tcMar>
+            <w:tcMar>
+              <w:top w:w="40" w:type="dxa"/>
+              <w:bottom w:w="40" w:type="dxa"/>
+              <w:left w:w="60" w:type="dxa"/>
+              <w:right w:w="60" w:type="dxa"/>
+            </w:tcMar>
           </w:tcPr>
           <w:p>
             <w:pPr>
@@ -504,6 +582,12 @@
               <w:left w:w="60" w:type="dxa"/>
               <w:right w:w="60" w:type="dxa"/>
             </w:tcMar>
+            <w:tcMar>
+              <w:top w:w="40" w:type="dxa"/>
+              <w:bottom w:w="40" w:type="dxa"/>
+              <w:left w:w="60" w:type="dxa"/>
+              <w:right w:w="60" w:type="dxa"/>
+            </w:tcMar>
           </w:tcPr>
           <w:p>
             <w:pPr>
@@ -528,6 +612,12 @@
               <w:left w:w="60" w:type="dxa"/>
               <w:right w:w="60" w:type="dxa"/>
             </w:tcMar>
+            <w:tcMar>
+              <w:top w:w="40" w:type="dxa"/>
+              <w:bottom w:w="40" w:type="dxa"/>
+              <w:left w:w="60" w:type="dxa"/>
+              <w:right w:w="60" w:type="dxa"/>
+            </w:tcMar>
           </w:tcPr>
           <w:p>
             <w:pPr>
@@ -554,6 +644,12 @@
               <w:left w:w="60" w:type="dxa"/>
               <w:right w:w="60" w:type="dxa"/>
             </w:tcMar>
+            <w:tcMar>
+              <w:top w:w="40" w:type="dxa"/>
+              <w:bottom w:w="40" w:type="dxa"/>
+              <w:left w:w="60" w:type="dxa"/>
+              <w:right w:w="60" w:type="dxa"/>
+            </w:tcMar>
           </w:tcPr>
           <w:p>
             <w:pPr>
@@ -592,6 +688,12 @@
               <w:left w:w="60" w:type="dxa"/>
               <w:right w:w="60" w:type="dxa"/>
             </w:tcMar>
+            <w:tcMar>
+              <w:top w:w="40" w:type="dxa"/>
+              <w:bottom w:w="40" w:type="dxa"/>
+              <w:left w:w="60" w:type="dxa"/>
+              <w:right w:w="60" w:type="dxa"/>
+            </w:tcMar>
           </w:tcPr>
           <w:p>
             <w:pPr>
@@ -616,6 +718,12 @@
               <w:left w:w="60" w:type="dxa"/>
               <w:right w:w="60" w:type="dxa"/>
             </w:tcMar>
+            <w:tcMar>
+              <w:top w:w="40" w:type="dxa"/>
+              <w:bottom w:w="40" w:type="dxa"/>
+              <w:left w:w="60" w:type="dxa"/>
+              <w:right w:w="60" w:type="dxa"/>
+            </w:tcMar>
           </w:tcPr>
           <w:p>
             <w:pPr>
@@ -643,6 +751,12 @@
               <w:left w:w="60" w:type="dxa"/>
               <w:right w:w="60" w:type="dxa"/>
             </w:tcMar>
+            <w:tcMar>
+              <w:top w:w="40" w:type="dxa"/>
+              <w:bottom w:w="40" w:type="dxa"/>
+              <w:left w:w="60" w:type="dxa"/>
+              <w:right w:w="60" w:type="dxa"/>
+            </w:tcMar>
           </w:tcPr>
           <w:p>
             <w:pPr>
@@ -681,6 +795,12 @@
               <w:left w:w="60" w:type="dxa"/>
               <w:right w:w="60" w:type="dxa"/>
             </w:tcMar>
+            <w:tcMar>
+              <w:top w:w="40" w:type="dxa"/>
+              <w:bottom w:w="40" w:type="dxa"/>
+              <w:left w:w="60" w:type="dxa"/>
+              <w:right w:w="60" w:type="dxa"/>
+            </w:tcMar>
           </w:tcPr>
           <w:p>
             <w:pPr>
@@ -699,6 +819,12 @@
         </w:tc>
         <w:tc>
           <w:tcPr>
+            <w:tcMar>
+              <w:top w:w="40" w:type="dxa"/>
+              <w:bottom w:w="40" w:type="dxa"/>
+              <w:left w:w="60" w:type="dxa"/>
+              <w:right w:w="60" w:type="dxa"/>
+            </w:tcMar>
             <w:tcMar>
               <w:top w:w="40" w:type="dxa"/>
               <w:bottom w:w="40" w:type="dxa"/>
@@ -781,6 +907,12 @@
               <w:right w:w="60" w:type="dxa"/>
             </w:tcMar>
             <w:shd w:fill="1A365D" w:val="clear"/>
+            <w:tcMar>
+              <w:top w:w="40" w:type="dxa"/>
+              <w:bottom w:w="40" w:type="dxa"/>
+              <w:left w:w="60" w:type="dxa"/>
+              <w:right w:w="60" w:type="dxa"/>
+            </w:tcMar>
           </w:tcPr>
           <w:p>
             <w:pPr>
@@ -808,6 +940,12 @@
               <w:right w:w="60" w:type="dxa"/>
             </w:tcMar>
             <w:shd w:fill="1A365D" w:val="clear"/>
+            <w:tcMar>
+              <w:top w:w="40" w:type="dxa"/>
+              <w:bottom w:w="40" w:type="dxa"/>
+              <w:left w:w="60" w:type="dxa"/>
+              <w:right w:w="60" w:type="dxa"/>
+            </w:tcMar>
           </w:tcPr>
           <w:p>
             <w:pPr>
@@ -835,6 +973,12 @@
               <w:right w:w="60" w:type="dxa"/>
             </w:tcMar>
             <w:shd w:fill="1A365D" w:val="clear"/>
+            <w:tcMar>
+              <w:top w:w="40" w:type="dxa"/>
+              <w:bottom w:w="40" w:type="dxa"/>
+              <w:left w:w="60" w:type="dxa"/>
+              <w:right w:w="60" w:type="dxa"/>
+            </w:tcMar>
           </w:tcPr>
           <w:p>
             <w:pPr>
@@ -863,6 +1007,12 @@
               <w:left w:w="60" w:type="dxa"/>
               <w:right w:w="60" w:type="dxa"/>
             </w:tcMar>
+            <w:tcMar>
+              <w:top w:w="40" w:type="dxa"/>
+              <w:bottom w:w="40" w:type="dxa"/>
+              <w:left w:w="60" w:type="dxa"/>
+              <w:right w:w="60" w:type="dxa"/>
+            </w:tcMar>
           </w:tcPr>
           <w:p>
             <w:pPr>
@@ -901,6 +1051,12 @@
               <w:left w:w="60" w:type="dxa"/>
               <w:right w:w="60" w:type="dxa"/>
             </w:tcMar>
+            <w:tcMar>
+              <w:top w:w="40" w:type="dxa"/>
+              <w:bottom w:w="40" w:type="dxa"/>
+              <w:left w:w="60" w:type="dxa"/>
+              <w:right w:w="60" w:type="dxa"/>
+            </w:tcMar>
           </w:tcPr>
           <w:p>
             <w:pPr>
@@ -919,6 +1075,12 @@
         </w:tc>
         <w:tc>
           <w:tcPr>
+            <w:tcMar>
+              <w:top w:w="40" w:type="dxa"/>
+              <w:bottom w:w="40" w:type="dxa"/>
+              <w:left w:w="60" w:type="dxa"/>
+              <w:right w:w="60" w:type="dxa"/>
+            </w:tcMar>
             <w:tcMar>
               <w:top w:w="40" w:type="dxa"/>
               <w:bottom w:w="40" w:type="dxa"/>
@@ -943,6 +1105,12 @@
               <w:left w:w="60" w:type="dxa"/>
               <w:right w:w="60" w:type="dxa"/>
             </w:tcMar>
+            <w:tcMar>
+              <w:top w:w="40" w:type="dxa"/>
+              <w:bottom w:w="40" w:type="dxa"/>
+              <w:left w:w="60" w:type="dxa"/>
+              <w:right w:w="60" w:type="dxa"/>
+            </w:tcMar>
           </w:tcPr>
           <w:p>
             <w:pPr>
@@ -967,6 +1135,12 @@
               <w:left w:w="60" w:type="dxa"/>
               <w:right w:w="60" w:type="dxa"/>
             </w:tcMar>
+            <w:tcMar>
+              <w:top w:w="40" w:type="dxa"/>
+              <w:bottom w:w="40" w:type="dxa"/>
+              <w:left w:w="60" w:type="dxa"/>
+              <w:right w:w="60" w:type="dxa"/>
+            </w:tcMar>
           </w:tcPr>
           <w:p>
             <w:pPr>
@@ -985,6 +1159,12 @@
         </w:tc>
         <w:tc>
           <w:tcPr>
+            <w:tcMar>
+              <w:top w:w="40" w:type="dxa"/>
+              <w:bottom w:w="40" w:type="dxa"/>
+              <w:left w:w="60" w:type="dxa"/>
+              <w:right w:w="60" w:type="dxa"/>
+            </w:tcMar>
             <w:tcMar>
               <w:top w:w="40" w:type="dxa"/>
               <w:bottom w:w="40" w:type="dxa"/>
@@ -1109,6 +1289,12 @@
               <w:right w:w="60" w:type="dxa"/>
             </w:tcMar>
             <w:shd w:fill="1A365D" w:val="clear"/>
+            <w:tcMar>
+              <w:top w:w="40" w:type="dxa"/>
+              <w:bottom w:w="40" w:type="dxa"/>
+              <w:left w:w="60" w:type="dxa"/>
+              <w:right w:w="60" w:type="dxa"/>
+            </w:tcMar>
           </w:tcPr>
           <w:p>
             <w:pPr>
@@ -1136,6 +1322,12 @@
               <w:right w:w="60" w:type="dxa"/>
             </w:tcMar>
             <w:shd w:fill="1A365D" w:val="clear"/>
+            <w:tcMar>
+              <w:top w:w="40" w:type="dxa"/>
+              <w:bottom w:w="40" w:type="dxa"/>
+              <w:left w:w="60" w:type="dxa"/>
+              <w:right w:w="60" w:type="dxa"/>
+            </w:tcMar>
           </w:tcPr>
           <w:p>
             <w:pPr>
@@ -1163,6 +1355,12 @@
               <w:right w:w="60" w:type="dxa"/>
             </w:tcMar>
             <w:shd w:fill="1A365D" w:val="clear"/>
+            <w:tcMar>
+              <w:top w:w="40" w:type="dxa"/>
+              <w:bottom w:w="40" w:type="dxa"/>
+              <w:left w:w="60" w:type="dxa"/>
+              <w:right w:w="60" w:type="dxa"/>
+            </w:tcMar>
           </w:tcPr>
           <w:p>
             <w:pPr>
@@ -1191,6 +1389,12 @@
               <w:left w:w="60" w:type="dxa"/>
               <w:right w:w="60" w:type="dxa"/>
             </w:tcMar>
+            <w:tcMar>
+              <w:top w:w="40" w:type="dxa"/>
+              <w:bottom w:w="40" w:type="dxa"/>
+              <w:left w:w="60" w:type="dxa"/>
+              <w:right w:w="60" w:type="dxa"/>
+            </w:tcMar>
           </w:tcPr>
           <w:p>
             <w:pPr>
@@ -1229,6 +1433,12 @@
               <w:left w:w="60" w:type="dxa"/>
               <w:right w:w="60" w:type="dxa"/>
             </w:tcMar>
+            <w:tcMar>
+              <w:top w:w="40" w:type="dxa"/>
+              <w:bottom w:w="40" w:type="dxa"/>
+              <w:left w:w="60" w:type="dxa"/>
+              <w:right w:w="60" w:type="dxa"/>
+            </w:tcMar>
           </w:tcPr>
           <w:p>
             <w:pPr>
@@ -1247,6 +1457,12 @@
         </w:tc>
         <w:tc>
           <w:tcPr>
+            <w:tcMar>
+              <w:top w:w="40" w:type="dxa"/>
+              <w:bottom w:w="40" w:type="dxa"/>
+              <w:left w:w="60" w:type="dxa"/>
+              <w:right w:w="60" w:type="dxa"/>
+            </w:tcMar>
             <w:tcMar>
               <w:top w:w="40" w:type="dxa"/>
               <w:bottom w:w="40" w:type="dxa"/>
@@ -1271,6 +1487,12 @@
               <w:left w:w="60" w:type="dxa"/>
               <w:right w:w="60" w:type="dxa"/>
             </w:tcMar>
+            <w:tcMar>
+              <w:top w:w="40" w:type="dxa"/>
+              <w:bottom w:w="40" w:type="dxa"/>
+              <w:left w:w="60" w:type="dxa"/>
+              <w:right w:w="60" w:type="dxa"/>
+            </w:tcMar>
           </w:tcPr>
           <w:p>
             <w:pPr>
@@ -1295,6 +1517,12 @@
               <w:left w:w="60" w:type="dxa"/>
               <w:right w:w="60" w:type="dxa"/>
             </w:tcMar>
+            <w:tcMar>
+              <w:top w:w="40" w:type="dxa"/>
+              <w:bottom w:w="40" w:type="dxa"/>
+              <w:left w:w="60" w:type="dxa"/>
+              <w:right w:w="60" w:type="dxa"/>
+            </w:tcMar>
           </w:tcPr>
           <w:p>
             <w:pPr>
@@ -1313,6 +1541,12 @@
         </w:tc>
         <w:tc>
           <w:tcPr>
+            <w:tcMar>
+              <w:top w:w="40" w:type="dxa"/>
+              <w:bottom w:w="40" w:type="dxa"/>
+              <w:left w:w="60" w:type="dxa"/>
+              <w:right w:w="60" w:type="dxa"/>
+            </w:tcMar>
             <w:tcMar>
               <w:top w:w="40" w:type="dxa"/>
               <w:bottom w:w="40" w:type="dxa"/>
@@ -1337,6 +1571,12 @@
               <w:left w:w="60" w:type="dxa"/>
               <w:right w:w="60" w:type="dxa"/>
             </w:tcMar>
+            <w:tcMar>
+              <w:top w:w="40" w:type="dxa"/>
+              <w:bottom w:w="40" w:type="dxa"/>
+              <w:left w:w="60" w:type="dxa"/>
+              <w:right w:w="60" w:type="dxa"/>
+            </w:tcMar>
           </w:tcPr>
           <w:p>
             <w:pPr>
@@ -1361,6 +1601,12 @@
               <w:left w:w="60" w:type="dxa"/>
               <w:right w:w="60" w:type="dxa"/>
             </w:tcMar>
+            <w:tcMar>
+              <w:top w:w="40" w:type="dxa"/>
+              <w:bottom w:w="40" w:type="dxa"/>
+              <w:left w:w="60" w:type="dxa"/>
+              <w:right w:w="60" w:type="dxa"/>
+            </w:tcMar>
           </w:tcPr>
           <w:p>
             <w:pPr>
@@ -1385,6 +1631,12 @@
               <w:left w:w="60" w:type="dxa"/>
               <w:right w:w="60" w:type="dxa"/>
             </w:tcMar>
+            <w:tcMar>
+              <w:top w:w="40" w:type="dxa"/>
+              <w:bottom w:w="40" w:type="dxa"/>
+              <w:left w:w="60" w:type="dxa"/>
+              <w:right w:w="60" w:type="dxa"/>
+            </w:tcMar>
           </w:tcPr>
           <w:p>
             <w:pPr>
@@ -1439,6 +1691,12 @@
               <w:left w:w="60" w:type="dxa"/>
               <w:right w:w="60" w:type="dxa"/>
             </w:tcMar>
+            <w:tcMar>
+              <w:top w:w="40" w:type="dxa"/>
+              <w:bottom w:w="40" w:type="dxa"/>
+              <w:left w:w="60" w:type="dxa"/>
+              <w:right w:w="60" w:type="dxa"/>
+            </w:tcMar>
           </w:tcPr>
           <w:p>
             <w:pPr>
@@ -1463,6 +1721,12 @@
               <w:left w:w="60" w:type="dxa"/>
               <w:right w:w="60" w:type="dxa"/>
             </w:tcMar>
+            <w:tcMar>
+              <w:top w:w="40" w:type="dxa"/>
+              <w:bottom w:w="40" w:type="dxa"/>
+              <w:left w:w="60" w:type="dxa"/>
+              <w:right w:w="60" w:type="dxa"/>
+            </w:tcMar>
           </w:tcPr>
           <w:p>
             <w:pPr>
@@ -1481,6 +1745,12 @@
         </w:tc>
         <w:tc>
           <w:tcPr>
+            <w:tcMar>
+              <w:top w:w="40" w:type="dxa"/>
+              <w:bottom w:w="40" w:type="dxa"/>
+              <w:left w:w="60" w:type="dxa"/>
+              <w:right w:w="60" w:type="dxa"/>
+            </w:tcMar>
             <w:tcMar>
               <w:top w:w="40" w:type="dxa"/>
               <w:bottom w:w="40" w:type="dxa"/>
@@ -1505,6 +1775,12 @@
               <w:left w:w="60" w:type="dxa"/>
               <w:right w:w="60" w:type="dxa"/>
             </w:tcMar>
+            <w:tcMar>
+              <w:top w:w="40" w:type="dxa"/>
+              <w:bottom w:w="40" w:type="dxa"/>
+              <w:left w:w="60" w:type="dxa"/>
+              <w:right w:w="60" w:type="dxa"/>
+            </w:tcMar>
           </w:tcPr>
           <w:p>
             <w:pPr>
@@ -1529,6 +1805,12 @@
               <w:left w:w="60" w:type="dxa"/>
               <w:right w:w="60" w:type="dxa"/>
             </w:tcMar>
+            <w:tcMar>
+              <w:top w:w="40" w:type="dxa"/>
+              <w:bottom w:w="40" w:type="dxa"/>
+              <w:left w:w="60" w:type="dxa"/>
+              <w:right w:w="60" w:type="dxa"/>
+            </w:tcMar>
           </w:tcPr>
           <w:p>
             <w:pPr>
@@ -1553,6 +1835,12 @@
               <w:left w:w="60" w:type="dxa"/>
               <w:right w:w="60" w:type="dxa"/>
             </w:tcMar>
+            <w:tcMar>
+              <w:top w:w="40" w:type="dxa"/>
+              <w:bottom w:w="40" w:type="dxa"/>
+              <w:left w:w="60" w:type="dxa"/>
+              <w:right w:w="60" w:type="dxa"/>
+            </w:tcMar>
           </w:tcPr>
           <w:p>
             <w:pPr>
@@ -1593,6 +1881,12 @@
               <w:left w:w="60" w:type="dxa"/>
               <w:right w:w="60" w:type="dxa"/>
             </w:tcMar>
+            <w:tcMar>
+              <w:top w:w="40" w:type="dxa"/>
+              <w:bottom w:w="40" w:type="dxa"/>
+              <w:left w:w="60" w:type="dxa"/>
+              <w:right w:w="60" w:type="dxa"/>
+            </w:tcMar>
           </w:tcPr>
           <w:p>
             <w:pPr>
@@ -1631,6 +1925,12 @@
               <w:left w:w="60" w:type="dxa"/>
               <w:right w:w="60" w:type="dxa"/>
             </w:tcMar>
+            <w:tcMar>
+              <w:top w:w="40" w:type="dxa"/>
+              <w:bottom w:w="40" w:type="dxa"/>
+              <w:left w:w="60" w:type="dxa"/>
+              <w:right w:w="60" w:type="dxa"/>
+            </w:tcMar>
           </w:tcPr>
           <w:p>
             <w:pPr>
@@ -1649,6 +1949,12 @@
         </w:tc>
         <w:tc>
           <w:tcPr>
+            <w:tcMar>
+              <w:top w:w="40" w:type="dxa"/>
+              <w:bottom w:w="40" w:type="dxa"/>
+              <w:left w:w="60" w:type="dxa"/>
+              <w:right w:w="60" w:type="dxa"/>
+            </w:tcMar>
             <w:tcMar>
               <w:top w:w="40" w:type="dxa"/>
               <w:bottom w:w="40" w:type="dxa"/>
@@ -1772,6 +2078,12 @@
               <w:right w:w="60" w:type="dxa"/>
             </w:tcMar>
             <w:shd w:fill="1A365D" w:val="clear"/>
+            <w:tcMar>
+              <w:top w:w="40" w:type="dxa"/>
+              <w:bottom w:w="40" w:type="dxa"/>
+              <w:left w:w="60" w:type="dxa"/>
+              <w:right w:w="60" w:type="dxa"/>
+            </w:tcMar>
           </w:tcPr>
           <w:p>
             <w:pPr>
@@ -1799,6 +2111,12 @@
               <w:right w:w="60" w:type="dxa"/>
             </w:tcMar>
             <w:shd w:fill="1A365D" w:val="clear"/>
+            <w:tcMar>
+              <w:top w:w="40" w:type="dxa"/>
+              <w:bottom w:w="40" w:type="dxa"/>
+              <w:left w:w="60" w:type="dxa"/>
+              <w:right w:w="60" w:type="dxa"/>
+            </w:tcMar>
           </w:tcPr>
           <w:p>
             <w:pPr>
@@ -1826,6 +2144,12 @@
               <w:right w:w="60" w:type="dxa"/>
             </w:tcMar>
             <w:shd w:fill="1A365D" w:val="clear"/>
+            <w:tcMar>
+              <w:top w:w="40" w:type="dxa"/>
+              <w:bottom w:w="40" w:type="dxa"/>
+              <w:left w:w="60" w:type="dxa"/>
+              <w:right w:w="60" w:type="dxa"/>
+            </w:tcMar>
           </w:tcPr>
           <w:p>
             <w:pPr>
@@ -1854,6 +2178,12 @@
               <w:left w:w="60" w:type="dxa"/>
               <w:right w:w="60" w:type="dxa"/>
             </w:tcMar>
+            <w:tcMar>
+              <w:top w:w="40" w:type="dxa"/>
+              <w:bottom w:w="40" w:type="dxa"/>
+              <w:left w:w="60" w:type="dxa"/>
+              <w:right w:w="60" w:type="dxa"/>
+            </w:tcMar>
           </w:tcPr>
           <w:p>
             <w:pPr>
@@ -1878,6 +2208,12 @@
               <w:left w:w="60" w:type="dxa"/>
               <w:right w:w="60" w:type="dxa"/>
             </w:tcMar>
+            <w:tcMar>
+              <w:top w:w="40" w:type="dxa"/>
+              <w:bottom w:w="40" w:type="dxa"/>
+              <w:left w:w="60" w:type="dxa"/>
+              <w:right w:w="60" w:type="dxa"/>
+            </w:tcMar>
           </w:tcPr>
           <w:p>
             <w:pPr>
@@ -1902,6 +2238,12 @@
               <w:left w:w="60" w:type="dxa"/>
               <w:right w:w="60" w:type="dxa"/>
             </w:tcMar>
+            <w:tcMar>
+              <w:top w:w="40" w:type="dxa"/>
+              <w:bottom w:w="40" w:type="dxa"/>
+              <w:left w:w="60" w:type="dxa"/>
+              <w:right w:w="60" w:type="dxa"/>
+            </w:tcMar>
           </w:tcPr>
           <w:p>
             <w:pPr>
@@ -1942,6 +2284,12 @@
               <w:left w:w="60" w:type="dxa"/>
               <w:right w:w="60" w:type="dxa"/>
             </w:tcMar>
+            <w:tcMar>
+              <w:top w:w="40" w:type="dxa"/>
+              <w:bottom w:w="40" w:type="dxa"/>
+              <w:left w:w="60" w:type="dxa"/>
+              <w:right w:w="60" w:type="dxa"/>
+            </w:tcMar>
           </w:tcPr>
           <w:p>
             <w:pPr>
@@ -1966,6 +2314,12 @@
               <w:left w:w="60" w:type="dxa"/>
               <w:right w:w="60" w:type="dxa"/>
             </w:tcMar>
+            <w:tcMar>
+              <w:top w:w="40" w:type="dxa"/>
+              <w:bottom w:w="40" w:type="dxa"/>
+              <w:left w:w="60" w:type="dxa"/>
+              <w:right w:w="60" w:type="dxa"/>
+            </w:tcMar>
           </w:tcPr>
           <w:p>
             <w:pPr>
@@ -1990,6 +2344,12 @@
               <w:left w:w="60" w:type="dxa"/>
               <w:right w:w="60" w:type="dxa"/>
             </w:tcMar>
+            <w:tcMar>
+              <w:top w:w="40" w:type="dxa"/>
+              <w:bottom w:w="40" w:type="dxa"/>
+              <w:left w:w="60" w:type="dxa"/>
+              <w:right w:w="60" w:type="dxa"/>
+            </w:tcMar>
           </w:tcPr>
           <w:p>
             <w:pPr>
@@ -2017,6 +2377,12 @@
               <w:left w:w="60" w:type="dxa"/>
               <w:right w:w="60" w:type="dxa"/>
             </w:tcMar>
+            <w:tcMar>
+              <w:top w:w="40" w:type="dxa"/>
+              <w:bottom w:w="40" w:type="dxa"/>
+              <w:left w:w="60" w:type="dxa"/>
+              <w:right w:w="60" w:type="dxa"/>
+            </w:tcMar>
           </w:tcPr>
           <w:p>
             <w:pPr>
@@ -2041,6 +2407,12 @@
               <w:left w:w="60" w:type="dxa"/>
               <w:right w:w="60" w:type="dxa"/>
             </w:tcMar>
+            <w:tcMar>
+              <w:top w:w="40" w:type="dxa"/>
+              <w:bottom w:w="40" w:type="dxa"/>
+              <w:left w:w="60" w:type="dxa"/>
+              <w:right w:w="60" w:type="dxa"/>
+            </w:tcMar>
           </w:tcPr>
           <w:p>
             <w:pPr>
@@ -2059,6 +2431,12 @@
         </w:tc>
         <w:tc>
           <w:tcPr>
+            <w:tcMar>
+              <w:top w:w="40" w:type="dxa"/>
+              <w:bottom w:w="40" w:type="dxa"/>
+              <w:left w:w="60" w:type="dxa"/>
+              <w:right w:w="60" w:type="dxa"/>
+            </w:tcMar>
             <w:tcMar>
               <w:top w:w="40" w:type="dxa"/>
               <w:bottom w:w="40" w:type="dxa"/>
@@ -2083,6 +2461,12 @@
               <w:left w:w="60" w:type="dxa"/>
               <w:right w:w="60" w:type="dxa"/>
             </w:tcMar>
+            <w:tcMar>
+              <w:top w:w="40" w:type="dxa"/>
+              <w:bottom w:w="40" w:type="dxa"/>
+              <w:left w:w="60" w:type="dxa"/>
+              <w:right w:w="60" w:type="dxa"/>
+            </w:tcMar>
           </w:tcPr>
           <w:p>
             <w:pPr>
@@ -2107,6 +2491,12 @@
               <w:left w:w="60" w:type="dxa"/>
               <w:right w:w="60" w:type="dxa"/>
             </w:tcMar>
+            <w:tcMar>
+              <w:top w:w="40" w:type="dxa"/>
+              <w:bottom w:w="40" w:type="dxa"/>
+              <w:left w:w="60" w:type="dxa"/>
+              <w:right w:w="60" w:type="dxa"/>
+            </w:tcMar>
           </w:tcPr>
           <w:p>
             <w:pPr>
@@ -2131,6 +2521,12 @@
               <w:left w:w="60" w:type="dxa"/>
               <w:right w:w="60" w:type="dxa"/>
             </w:tcMar>
+            <w:tcMar>
+              <w:top w:w="40" w:type="dxa"/>
+              <w:bottom w:w="40" w:type="dxa"/>
+              <w:left w:w="60" w:type="dxa"/>
+              <w:right w:w="60" w:type="dxa"/>
+            </w:tcMar>
           </w:tcPr>
           <w:p>
             <w:pPr>
@@ -2158,6 +2554,12 @@
               <w:left w:w="60" w:type="dxa"/>
               <w:right w:w="60" w:type="dxa"/>
             </w:tcMar>
+            <w:tcMar>
+              <w:top w:w="40" w:type="dxa"/>
+              <w:bottom w:w="40" w:type="dxa"/>
+              <w:left w:w="60" w:type="dxa"/>
+              <w:right w:w="60" w:type="dxa"/>
+            </w:tcMar>
           </w:tcPr>
           <w:p>
             <w:pPr>
@@ -2182,6 +2584,12 @@
               <w:left w:w="60" w:type="dxa"/>
               <w:right w:w="60" w:type="dxa"/>
             </w:tcMar>
+            <w:tcMar>
+              <w:top w:w="40" w:type="dxa"/>
+              <w:bottom w:w="40" w:type="dxa"/>
+              <w:left w:w="60" w:type="dxa"/>
+              <w:right w:w="60" w:type="dxa"/>
+            </w:tcMar>
           </w:tcPr>
           <w:p>
             <w:pPr>
@@ -2206,6 +2614,12 @@
               <w:left w:w="60" w:type="dxa"/>
               <w:right w:w="60" w:type="dxa"/>
             </w:tcMar>
+            <w:tcMar>
+              <w:top w:w="40" w:type="dxa"/>
+              <w:bottom w:w="40" w:type="dxa"/>
+              <w:left w:w="60" w:type="dxa"/>
+              <w:right w:w="60" w:type="dxa"/>
+            </w:tcMar>
           </w:tcPr>
           <w:p>
             <w:pPr>
@@ -2232,6 +2646,12 @@
               <w:left w:w="60" w:type="dxa"/>
               <w:right w:w="60" w:type="dxa"/>
             </w:tcMar>
+            <w:tcMar>
+              <w:top w:w="40" w:type="dxa"/>
+              <w:bottom w:w="40" w:type="dxa"/>
+              <w:left w:w="60" w:type="dxa"/>
+              <w:right w:w="60" w:type="dxa"/>
+            </w:tcMar>
           </w:tcPr>
           <w:p>
             <w:pPr>
@@ -2256,6 +2676,12 @@
               <w:left w:w="60" w:type="dxa"/>
               <w:right w:w="60" w:type="dxa"/>
             </w:tcMar>
+            <w:tcMar>
+              <w:top w:w="40" w:type="dxa"/>
+              <w:bottom w:w="40" w:type="dxa"/>
+              <w:left w:w="60" w:type="dxa"/>
+              <w:right w:w="60" w:type="dxa"/>
+            </w:tcMar>
           </w:tcPr>
           <w:p>
             <w:pPr>
@@ -2280,6 +2706,12 @@
               <w:left w:w="60" w:type="dxa"/>
               <w:right w:w="60" w:type="dxa"/>
             </w:tcMar>
+            <w:tcMar>
+              <w:top w:w="40" w:type="dxa"/>
+              <w:bottom w:w="40" w:type="dxa"/>
+              <w:left w:w="60" w:type="dxa"/>
+              <w:right w:w="60" w:type="dxa"/>
+            </w:tcMar>
           </w:tcPr>
           <w:p>
             <w:pPr>
@@ -2320,6 +2752,12 @@
               <w:left w:w="60" w:type="dxa"/>
               <w:right w:w="60" w:type="dxa"/>
             </w:tcMar>
+            <w:tcMar>
+              <w:top w:w="40" w:type="dxa"/>
+              <w:bottom w:w="40" w:type="dxa"/>
+              <w:left w:w="60" w:type="dxa"/>
+              <w:right w:w="60" w:type="dxa"/>
+            </w:tcMar>
           </w:tcPr>
           <w:p>
             <w:pPr>
@@ -2344,6 +2782,12 @@
               <w:left w:w="60" w:type="dxa"/>
               <w:right w:w="60" w:type="dxa"/>
             </w:tcMar>
+            <w:tcMar>
+              <w:top w:w="40" w:type="dxa"/>
+              <w:bottom w:w="40" w:type="dxa"/>
+              <w:left w:w="60" w:type="dxa"/>
+              <w:right w:w="60" w:type="dxa"/>
+            </w:tcMar>
           </w:tcPr>
           <w:p>
             <w:pPr>
@@ -2368,6 +2812,12 @@
               <w:left w:w="60" w:type="dxa"/>
               <w:right w:w="60" w:type="dxa"/>
             </w:tcMar>
+            <w:tcMar>
+              <w:top w:w="40" w:type="dxa"/>
+              <w:bottom w:w="40" w:type="dxa"/>
+              <w:left w:w="60" w:type="dxa"/>
+              <w:right w:w="60" w:type="dxa"/>
+            </w:tcMar>
           </w:tcPr>
           <w:p>
             <w:pPr>
@@ -2394,6 +2844,12 @@
               <w:left w:w="60" w:type="dxa"/>
               <w:right w:w="60" w:type="dxa"/>
             </w:tcMar>
+            <w:tcMar>
+              <w:top w:w="40" w:type="dxa"/>
+              <w:bottom w:w="40" w:type="dxa"/>
+              <w:left w:w="60" w:type="dxa"/>
+              <w:right w:w="60" w:type="dxa"/>
+            </w:tcMar>
           </w:tcPr>
           <w:p>
             <w:pPr>
@@ -2418,6 +2874,12 @@
               <w:left w:w="60" w:type="dxa"/>
               <w:right w:w="60" w:type="dxa"/>
             </w:tcMar>
+            <w:tcMar>
+              <w:top w:w="40" w:type="dxa"/>
+              <w:bottom w:w="40" w:type="dxa"/>
+              <w:left w:w="60" w:type="dxa"/>
+              <w:right w:w="60" w:type="dxa"/>
+            </w:tcMar>
           </w:tcPr>
           <w:p>
             <w:pPr>
@@ -2442,6 +2904,12 @@
               <w:left w:w="60" w:type="dxa"/>
               <w:right w:w="60" w:type="dxa"/>
             </w:tcMar>
+            <w:tcMar>
+              <w:top w:w="40" w:type="dxa"/>
+              <w:bottom w:w="40" w:type="dxa"/>
+              <w:left w:w="60" w:type="dxa"/>
+              <w:right w:w="60" w:type="dxa"/>
+            </w:tcMar>
           </w:tcPr>
           <w:p>
             <w:pPr>
@@ -2468,6 +2936,12 @@
               <w:left w:w="60" w:type="dxa"/>
               <w:right w:w="60" w:type="dxa"/>
             </w:tcMar>
+            <w:tcMar>
+              <w:top w:w="40" w:type="dxa"/>
+              <w:bottom w:w="40" w:type="dxa"/>
+              <w:left w:w="60" w:type="dxa"/>
+              <w:right w:w="60" w:type="dxa"/>
+            </w:tcMar>
           </w:tcPr>
           <w:p>
             <w:pPr>
@@ -2506,6 +2980,12 @@
               <w:left w:w="60" w:type="dxa"/>
               <w:right w:w="60" w:type="dxa"/>
             </w:tcMar>
+            <w:tcMar>
+              <w:top w:w="40" w:type="dxa"/>
+              <w:bottom w:w="40" w:type="dxa"/>
+              <w:left w:w="60" w:type="dxa"/>
+              <w:right w:w="60" w:type="dxa"/>
+            </w:tcMar>
           </w:tcPr>
           <w:p>
             <w:pPr>
@@ -2530,6 +3010,12 @@
               <w:left w:w="60" w:type="dxa"/>
               <w:right w:w="60" w:type="dxa"/>
             </w:tcMar>
+            <w:tcMar>
+              <w:top w:w="40" w:type="dxa"/>
+              <w:bottom w:w="40" w:type="dxa"/>
+              <w:left w:w="60" w:type="dxa"/>
+              <w:right w:w="60" w:type="dxa"/>
+            </w:tcMar>
           </w:tcPr>
           <w:p>
             <w:pPr>
@@ -2570,6 +3056,12 @@
               <w:left w:w="60" w:type="dxa"/>
               <w:right w:w="60" w:type="dxa"/>
             </w:tcMar>
+            <w:tcMar>
+              <w:top w:w="40" w:type="dxa"/>
+              <w:bottom w:w="40" w:type="dxa"/>
+              <w:left w:w="60" w:type="dxa"/>
+              <w:right w:w="60" w:type="dxa"/>
+            </w:tcMar>
           </w:tcPr>
           <w:p>
             <w:pPr>
@@ -2608,6 +3100,12 @@
               <w:left w:w="60" w:type="dxa"/>
               <w:right w:w="60" w:type="dxa"/>
             </w:tcMar>
+            <w:tcMar>
+              <w:top w:w="40" w:type="dxa"/>
+              <w:bottom w:w="40" w:type="dxa"/>
+              <w:left w:w="60" w:type="dxa"/>
+              <w:right w:w="60" w:type="dxa"/>
+            </w:tcMar>
           </w:tcPr>
           <w:p>
             <w:pPr>
@@ -2626,6 +3124,12 @@
         </w:tc>
         <w:tc>
           <w:tcPr>
+            <w:tcMar>
+              <w:top w:w="40" w:type="dxa"/>
+              <w:bottom w:w="40" w:type="dxa"/>
+              <w:left w:w="60" w:type="dxa"/>
+              <w:right w:w="60" w:type="dxa"/>
+            </w:tcMar>
             <w:tcMar>
               <w:top w:w="40" w:type="dxa"/>
               <w:bottom w:w="40" w:type="dxa"/>
@@ -2708,6 +3212,12 @@
               <w:right w:w="60" w:type="dxa"/>
             </w:tcMar>
             <w:shd w:fill="1A365D" w:val="clear"/>
+            <w:tcMar>
+              <w:top w:w="40" w:type="dxa"/>
+              <w:bottom w:w="40" w:type="dxa"/>
+              <w:left w:w="60" w:type="dxa"/>
+              <w:right w:w="60" w:type="dxa"/>
+            </w:tcMar>
           </w:tcPr>
           <w:p>
             <w:pPr>
@@ -2735,6 +3245,12 @@
               <w:right w:w="60" w:type="dxa"/>
             </w:tcMar>
             <w:shd w:fill="1A365D" w:val="clear"/>
+            <w:tcMar>
+              <w:top w:w="40" w:type="dxa"/>
+              <w:bottom w:w="40" w:type="dxa"/>
+              <w:left w:w="60" w:type="dxa"/>
+              <w:right w:w="60" w:type="dxa"/>
+            </w:tcMar>
           </w:tcPr>
           <w:p>
             <w:pPr>
@@ -2762,6 +3278,12 @@
               <w:right w:w="60" w:type="dxa"/>
             </w:tcMar>
             <w:shd w:fill="1A365D" w:val="clear"/>
+            <w:tcMar>
+              <w:top w:w="40" w:type="dxa"/>
+              <w:bottom w:w="40" w:type="dxa"/>
+              <w:left w:w="60" w:type="dxa"/>
+              <w:right w:w="60" w:type="dxa"/>
+            </w:tcMar>
           </w:tcPr>
           <w:p>
             <w:pPr>
@@ -2790,6 +3312,12 @@
               <w:left w:w="60" w:type="dxa"/>
               <w:right w:w="60" w:type="dxa"/>
             </w:tcMar>
+            <w:tcMar>
+              <w:top w:w="40" w:type="dxa"/>
+              <w:bottom w:w="40" w:type="dxa"/>
+              <w:left w:w="60" w:type="dxa"/>
+              <w:right w:w="60" w:type="dxa"/>
+            </w:tcMar>
           </w:tcPr>
           <w:p>
             <w:pPr>
@@ -2828,6 +3356,12 @@
               <w:left w:w="60" w:type="dxa"/>
               <w:right w:w="60" w:type="dxa"/>
             </w:tcMar>
+            <w:tcMar>
+              <w:top w:w="40" w:type="dxa"/>
+              <w:bottom w:w="40" w:type="dxa"/>
+              <w:left w:w="60" w:type="dxa"/>
+              <w:right w:w="60" w:type="dxa"/>
+            </w:tcMar>
           </w:tcPr>
           <w:p>
             <w:pPr>
@@ -2852,6 +3386,12 @@
               <w:left w:w="60" w:type="dxa"/>
               <w:right w:w="60" w:type="dxa"/>
             </w:tcMar>
+            <w:tcMar>
+              <w:top w:w="40" w:type="dxa"/>
+              <w:bottom w:w="40" w:type="dxa"/>
+              <w:left w:w="60" w:type="dxa"/>
+              <w:right w:w="60" w:type="dxa"/>
+            </w:tcMar>
           </w:tcPr>
           <w:p>
             <w:pPr>
@@ -2878,6 +3418,12 @@
               <w:left w:w="60" w:type="dxa"/>
               <w:right w:w="60" w:type="dxa"/>
             </w:tcMar>
+            <w:tcMar>
+              <w:top w:w="40" w:type="dxa"/>
+              <w:bottom w:w="40" w:type="dxa"/>
+              <w:left w:w="60" w:type="dxa"/>
+              <w:right w:w="60" w:type="dxa"/>
+            </w:tcMar>
           </w:tcPr>
           <w:p>
             <w:pPr>
@@ -2902,6 +3448,12 @@
               <w:left w:w="60" w:type="dxa"/>
               <w:right w:w="60" w:type="dxa"/>
             </w:tcMar>
+            <w:tcMar>
+              <w:top w:w="40" w:type="dxa"/>
+              <w:bottom w:w="40" w:type="dxa"/>
+              <w:left w:w="60" w:type="dxa"/>
+              <w:right w:w="60" w:type="dxa"/>
+            </w:tcMar>
           </w:tcPr>
           <w:p>
             <w:pPr>
@@ -2920,6 +3472,12 @@
         </w:tc>
         <w:tc>
           <w:tcPr>
+            <w:tcMar>
+              <w:top w:w="40" w:type="dxa"/>
+              <w:bottom w:w="40" w:type="dxa"/>
+              <w:left w:w="60" w:type="dxa"/>
+              <w:right w:w="60" w:type="dxa"/>
+            </w:tcMar>
             <w:tcMar>
               <w:top w:w="40" w:type="dxa"/>
               <w:bottom w:w="40" w:type="dxa"/>
@@ -3043,6 +3601,12 @@
               <w:right w:w="60" w:type="dxa"/>
             </w:tcMar>
             <w:shd w:fill="1A365D" w:val="clear"/>
+            <w:tcMar>
+              <w:top w:w="40" w:type="dxa"/>
+              <w:bottom w:w="40" w:type="dxa"/>
+              <w:left w:w="60" w:type="dxa"/>
+              <w:right w:w="60" w:type="dxa"/>
+            </w:tcMar>
           </w:tcPr>
           <w:p>
             <w:pPr>
@@ -3070,6 +3634,12 @@
               <w:right w:w="60" w:type="dxa"/>
             </w:tcMar>
             <w:shd w:fill="1A365D" w:val="clear"/>
+            <w:tcMar>
+              <w:top w:w="40" w:type="dxa"/>
+              <w:bottom w:w="40" w:type="dxa"/>
+              <w:left w:w="60" w:type="dxa"/>
+              <w:right w:w="60" w:type="dxa"/>
+            </w:tcMar>
           </w:tcPr>
           <w:p>
             <w:pPr>
@@ -3097,6 +3667,12 @@
               <w:right w:w="60" w:type="dxa"/>
             </w:tcMar>
             <w:shd w:fill="1A365D" w:val="clear"/>
+            <w:tcMar>
+              <w:top w:w="40" w:type="dxa"/>
+              <w:bottom w:w="40" w:type="dxa"/>
+              <w:left w:w="60" w:type="dxa"/>
+              <w:right w:w="60" w:type="dxa"/>
+            </w:tcMar>
           </w:tcPr>
           <w:p>
             <w:pPr>
@@ -3125,6 +3701,12 @@
               <w:left w:w="60" w:type="dxa"/>
               <w:right w:w="60" w:type="dxa"/>
             </w:tcMar>
+            <w:tcMar>
+              <w:top w:w="40" w:type="dxa"/>
+              <w:bottom w:w="40" w:type="dxa"/>
+              <w:left w:w="60" w:type="dxa"/>
+              <w:right w:w="60" w:type="dxa"/>
+            </w:tcMar>
           </w:tcPr>
           <w:p>
             <w:pPr>
@@ -3149,6 +3731,12 @@
               <w:left w:w="60" w:type="dxa"/>
               <w:right w:w="60" w:type="dxa"/>
             </w:tcMar>
+            <w:tcMar>
+              <w:top w:w="40" w:type="dxa"/>
+              <w:bottom w:w="40" w:type="dxa"/>
+              <w:left w:w="60" w:type="dxa"/>
+              <w:right w:w="60" w:type="dxa"/>
+            </w:tcMar>
           </w:tcPr>
           <w:p>
             <w:pPr>
@@ -3167,6 +3755,12 @@
         </w:tc>
         <w:tc>
           <w:tcPr>
+            <w:tcMar>
+              <w:top w:w="40" w:type="dxa"/>
+              <w:bottom w:w="40" w:type="dxa"/>
+              <w:left w:w="60" w:type="dxa"/>
+              <w:right w:w="60" w:type="dxa"/>
+            </w:tcMar>
             <w:tcMar>
               <w:top w:w="40" w:type="dxa"/>
               <w:bottom w:w="40" w:type="dxa"/>
@@ -3285,6 +3879,12 @@
               <w:right w:w="60" w:type="dxa"/>
             </w:tcMar>
             <w:shd w:fill="1A365D" w:val="clear"/>
+            <w:tcMar>
+              <w:top w:w="40" w:type="dxa"/>
+              <w:bottom w:w="40" w:type="dxa"/>
+              <w:left w:w="60" w:type="dxa"/>
+              <w:right w:w="60" w:type="dxa"/>
+            </w:tcMar>
           </w:tcPr>
           <w:p>
             <w:pPr>
@@ -3312,6 +3912,12 @@
               <w:right w:w="60" w:type="dxa"/>
             </w:tcMar>
             <w:shd w:fill="1A365D" w:val="clear"/>
+            <w:tcMar>
+              <w:top w:w="40" w:type="dxa"/>
+              <w:bottom w:w="40" w:type="dxa"/>
+              <w:left w:w="60" w:type="dxa"/>
+              <w:right w:w="60" w:type="dxa"/>
+            </w:tcMar>
           </w:tcPr>
           <w:p>
             <w:pPr>
@@ -3339,6 +3945,12 @@
               <w:right w:w="60" w:type="dxa"/>
             </w:tcMar>
             <w:shd w:fill="1A365D" w:val="clear"/>
+            <w:tcMar>
+              <w:top w:w="40" w:type="dxa"/>
+              <w:bottom w:w="40" w:type="dxa"/>
+              <w:left w:w="60" w:type="dxa"/>
+              <w:right w:w="60" w:type="dxa"/>
+            </w:tcMar>
           </w:tcPr>
           <w:p>
             <w:pPr>
@@ -3367,6 +3979,12 @@
               <w:left w:w="60" w:type="dxa"/>
               <w:right w:w="60" w:type="dxa"/>
             </w:tcMar>
+            <w:tcMar>
+              <w:top w:w="40" w:type="dxa"/>
+              <w:bottom w:w="40" w:type="dxa"/>
+              <w:left w:w="60" w:type="dxa"/>
+              <w:right w:w="60" w:type="dxa"/>
+            </w:tcMar>
           </w:tcPr>
           <w:p>
             <w:pPr>
@@ -3405,6 +4023,12 @@
               <w:left w:w="60" w:type="dxa"/>
               <w:right w:w="60" w:type="dxa"/>
             </w:tcMar>
+            <w:tcMar>
+              <w:top w:w="40" w:type="dxa"/>
+              <w:bottom w:w="40" w:type="dxa"/>
+              <w:left w:w="60" w:type="dxa"/>
+              <w:right w:w="60" w:type="dxa"/>
+            </w:tcMar>
           </w:tcPr>
           <w:p>
             <w:pPr>
@@ -3423,6 +4047,12 @@
         </w:tc>
         <w:tc>
           <w:tcPr>
+            <w:tcMar>
+              <w:top w:w="40" w:type="dxa"/>
+              <w:bottom w:w="40" w:type="dxa"/>
+              <w:left w:w="60" w:type="dxa"/>
+              <w:right w:w="60" w:type="dxa"/>
+            </w:tcMar>
             <w:tcMar>
               <w:top w:w="40" w:type="dxa"/>
               <w:bottom w:w="40" w:type="dxa"/>
@@ -3447,6 +4077,12 @@
               <w:left w:w="60" w:type="dxa"/>
               <w:right w:w="60" w:type="dxa"/>
             </w:tcMar>
+            <w:tcMar>
+              <w:top w:w="40" w:type="dxa"/>
+              <w:bottom w:w="40" w:type="dxa"/>
+              <w:left w:w="60" w:type="dxa"/>
+              <w:right w:w="60" w:type="dxa"/>
+            </w:tcMar>
           </w:tcPr>
           <w:p>
             <w:pPr>
@@ -3500,6 +4136,12 @@
               <w:left w:w="60" w:type="dxa"/>
               <w:right w:w="60" w:type="dxa"/>
             </w:tcMar>
+            <w:tcMar>
+              <w:top w:w="40" w:type="dxa"/>
+              <w:bottom w:w="40" w:type="dxa"/>
+              <w:left w:w="60" w:type="dxa"/>
+              <w:right w:w="60" w:type="dxa"/>
+            </w:tcMar>
           </w:tcPr>
           <w:p>
             <w:pPr>
@@ -3518,6 +4160,12 @@
         </w:tc>
         <w:tc>
           <w:tcPr>
+            <w:tcMar>
+              <w:top w:w="40" w:type="dxa"/>
+              <w:bottom w:w="40" w:type="dxa"/>
+              <w:left w:w="60" w:type="dxa"/>
+              <w:right w:w="60" w:type="dxa"/>
+            </w:tcMar>
             <w:tcMar>
               <w:top w:w="40" w:type="dxa"/>
               <w:bottom w:w="40" w:type="dxa"/>
@@ -3641,6 +4289,12 @@
               <w:right w:w="60" w:type="dxa"/>
             </w:tcMar>
             <w:shd w:fill="1A365D" w:val="clear"/>
+            <w:tcMar>
+              <w:top w:w="40" w:type="dxa"/>
+              <w:bottom w:w="40" w:type="dxa"/>
+              <w:left w:w="60" w:type="dxa"/>
+              <w:right w:w="60" w:type="dxa"/>
+            </w:tcMar>
           </w:tcPr>
           <w:p>
             <w:pPr>
@@ -3668,6 +4322,12 @@
               <w:right w:w="60" w:type="dxa"/>
             </w:tcMar>
             <w:shd w:fill="1A365D" w:val="clear"/>
+            <w:tcMar>
+              <w:top w:w="40" w:type="dxa"/>
+              <w:bottom w:w="40" w:type="dxa"/>
+              <w:left w:w="60" w:type="dxa"/>
+              <w:right w:w="60" w:type="dxa"/>
+            </w:tcMar>
           </w:tcPr>
           <w:p>
             <w:pPr>
@@ -3695,6 +4355,12 @@
               <w:right w:w="60" w:type="dxa"/>
             </w:tcMar>
             <w:shd w:fill="1A365D" w:val="clear"/>
+            <w:tcMar>
+              <w:top w:w="40" w:type="dxa"/>
+              <w:bottom w:w="40" w:type="dxa"/>
+              <w:left w:w="60" w:type="dxa"/>
+              <w:right w:w="60" w:type="dxa"/>
+            </w:tcMar>
           </w:tcPr>
           <w:p>
             <w:pPr>
@@ -3723,6 +4389,12 @@
               <w:left w:w="60" w:type="dxa"/>
               <w:right w:w="60" w:type="dxa"/>
             </w:tcMar>
+            <w:tcMar>
+              <w:top w:w="40" w:type="dxa"/>
+              <w:bottom w:w="40" w:type="dxa"/>
+              <w:left w:w="60" w:type="dxa"/>
+              <w:right w:w="60" w:type="dxa"/>
+            </w:tcMar>
           </w:tcPr>
           <w:p>
             <w:pPr>
@@ -3761,6 +4433,12 @@
               <w:left w:w="60" w:type="dxa"/>
               <w:right w:w="60" w:type="dxa"/>
             </w:tcMar>
+            <w:tcMar>
+              <w:top w:w="40" w:type="dxa"/>
+              <w:bottom w:w="40" w:type="dxa"/>
+              <w:left w:w="60" w:type="dxa"/>
+              <w:right w:w="60" w:type="dxa"/>
+            </w:tcMar>
           </w:tcPr>
           <w:p>
             <w:pPr>
@@ -3785,6 +4463,12 @@
               <w:left w:w="60" w:type="dxa"/>
               <w:right w:w="60" w:type="dxa"/>
             </w:tcMar>
+            <w:tcMar>
+              <w:top w:w="40" w:type="dxa"/>
+              <w:bottom w:w="40" w:type="dxa"/>
+              <w:left w:w="60" w:type="dxa"/>
+              <w:right w:w="60" w:type="dxa"/>
+            </w:tcMar>
           </w:tcPr>
           <w:p>
             <w:pPr>
@@ -3868,6 +4552,12 @@
               <w:left w:w="60" w:type="dxa"/>
               <w:right w:w="60" w:type="dxa"/>
             </w:tcMar>
+            <w:tcMar>
+              <w:top w:w="40" w:type="dxa"/>
+              <w:bottom w:w="40" w:type="dxa"/>
+              <w:left w:w="60" w:type="dxa"/>
+              <w:right w:w="60" w:type="dxa"/>
+            </w:tcMar>
           </w:tcPr>
           <w:p>
             <w:pPr>
@@ -3892,6 +4582,12 @@
               <w:left w:w="60" w:type="dxa"/>
               <w:right w:w="60" w:type="dxa"/>
             </w:tcMar>
+            <w:tcMar>
+              <w:top w:w="40" w:type="dxa"/>
+              <w:bottom w:w="40" w:type="dxa"/>
+              <w:left w:w="60" w:type="dxa"/>
+              <w:right w:w="60" w:type="dxa"/>
+            </w:tcMar>
           </w:tcPr>
           <w:p>
             <w:pPr>
@@ -3916,6 +4612,12 @@
               <w:left w:w="60" w:type="dxa"/>
               <w:right w:w="60" w:type="dxa"/>
             </w:tcMar>
+            <w:tcMar>
+              <w:top w:w="40" w:type="dxa"/>
+              <w:bottom w:w="40" w:type="dxa"/>
+              <w:left w:w="60" w:type="dxa"/>
+              <w:right w:w="60" w:type="dxa"/>
+            </w:tcMar>
           </w:tcPr>
           <w:p>
             <w:pPr>
@@ -3985,6 +4687,12 @@
               <w:left w:w="60" w:type="dxa"/>
               <w:right w:w="60" w:type="dxa"/>
             </w:tcMar>
+            <w:tcMar>
+              <w:top w:w="40" w:type="dxa"/>
+              <w:bottom w:w="40" w:type="dxa"/>
+              <w:left w:w="60" w:type="dxa"/>
+              <w:right w:w="60" w:type="dxa"/>
+            </w:tcMar>
           </w:tcPr>
           <w:p>
             <w:pPr>
@@ -4009,6 +4717,12 @@
               <w:left w:w="60" w:type="dxa"/>
               <w:right w:w="60" w:type="dxa"/>
             </w:tcMar>
+            <w:tcMar>
+              <w:top w:w="40" w:type="dxa"/>
+              <w:bottom w:w="40" w:type="dxa"/>
+              <w:left w:w="60" w:type="dxa"/>
+              <w:right w:w="60" w:type="dxa"/>
+            </w:tcMar>
           </w:tcPr>
           <w:p>
             <w:pPr>
@@ -4027,6 +4741,12 @@
         </w:tc>
         <w:tc>
           <w:tcPr>
+            <w:tcMar>
+              <w:top w:w="40" w:type="dxa"/>
+              <w:bottom w:w="40" w:type="dxa"/>
+              <w:left w:w="60" w:type="dxa"/>
+              <w:right w:w="60" w:type="dxa"/>
+            </w:tcMar>
             <w:tcMar>
               <w:top w:w="40" w:type="dxa"/>
               <w:bottom w:w="40" w:type="dxa"/>
@@ -4123,6 +4843,12 @@
               <w:right w:w="60" w:type="dxa"/>
             </w:tcMar>
             <w:shd w:fill="1A365D" w:val="clear"/>
+            <w:tcMar>
+              <w:top w:w="40" w:type="dxa"/>
+              <w:bottom w:w="40" w:type="dxa"/>
+              <w:left w:w="60" w:type="dxa"/>
+              <w:right w:w="60" w:type="dxa"/>
+            </w:tcMar>
           </w:tcPr>
           <w:p>
             <w:pPr>
@@ -4150,6 +4876,12 @@
               <w:right w:w="60" w:type="dxa"/>
             </w:tcMar>
             <w:shd w:fill="1A365D" w:val="clear"/>
+            <w:tcMar>
+              <w:top w:w="40" w:type="dxa"/>
+              <w:bottom w:w="40" w:type="dxa"/>
+              <w:left w:w="60" w:type="dxa"/>
+              <w:right w:w="60" w:type="dxa"/>
+            </w:tcMar>
           </w:tcPr>
           <w:p>
             <w:pPr>
@@ -4177,6 +4909,12 @@
               <w:right w:w="60" w:type="dxa"/>
             </w:tcMar>
             <w:shd w:fill="1A365D" w:val="clear"/>
+            <w:tcMar>
+              <w:top w:w="40" w:type="dxa"/>
+              <w:bottom w:w="40" w:type="dxa"/>
+              <w:left w:w="60" w:type="dxa"/>
+              <w:right w:w="60" w:type="dxa"/>
+            </w:tcMar>
           </w:tcPr>
           <w:p>
             <w:pPr>
@@ -4205,6 +4943,12 @@
               <w:left w:w="60" w:type="dxa"/>
               <w:right w:w="60" w:type="dxa"/>
             </w:tcMar>
+            <w:tcMar>
+              <w:top w:w="40" w:type="dxa"/>
+              <w:bottom w:w="40" w:type="dxa"/>
+              <w:left w:w="60" w:type="dxa"/>
+              <w:right w:w="60" w:type="dxa"/>
+            </w:tcMar>
           </w:tcPr>
           <w:p>
             <w:pPr>
@@ -4243,6 +4987,12 @@
               <w:left w:w="60" w:type="dxa"/>
               <w:right w:w="60" w:type="dxa"/>
             </w:tcMar>
+            <w:tcMar>
+              <w:top w:w="40" w:type="dxa"/>
+              <w:bottom w:w="40" w:type="dxa"/>
+              <w:left w:w="60" w:type="dxa"/>
+              <w:right w:w="60" w:type="dxa"/>
+            </w:tcMar>
           </w:tcPr>
           <w:p>
             <w:pPr>
@@ -4267,6 +5017,12 @@
               <w:left w:w="60" w:type="dxa"/>
               <w:right w:w="60" w:type="dxa"/>
             </w:tcMar>
+            <w:tcMar>
+              <w:top w:w="40" w:type="dxa"/>
+              <w:bottom w:w="40" w:type="dxa"/>
+              <w:left w:w="60" w:type="dxa"/>
+              <w:right w:w="60" w:type="dxa"/>
+            </w:tcMar>
           </w:tcPr>
           <w:p>
             <w:pPr>
@@ -4308,6 +5064,12 @@
               <w:left w:w="60" w:type="dxa"/>
               <w:right w:w="60" w:type="dxa"/>
             </w:tcMar>
+            <w:tcMar>
+              <w:top w:w="40" w:type="dxa"/>
+              <w:bottom w:w="40" w:type="dxa"/>
+              <w:left w:w="60" w:type="dxa"/>
+              <w:right w:w="60" w:type="dxa"/>
+            </w:tcMar>
           </w:tcPr>
           <w:p>
             <w:pPr>
@@ -4332,6 +5094,12 @@
               <w:left w:w="60" w:type="dxa"/>
               <w:right w:w="60" w:type="dxa"/>
             </w:tcMar>
+            <w:tcMar>
+              <w:top w:w="40" w:type="dxa"/>
+              <w:bottom w:w="40" w:type="dxa"/>
+              <w:left w:w="60" w:type="dxa"/>
+              <w:right w:w="60" w:type="dxa"/>
+            </w:tcMar>
           </w:tcPr>
           <w:p>
             <w:pPr>
@@ -4350,6 +5118,12 @@
         </w:tc>
         <w:tc>
           <w:tcPr>
+            <w:tcMar>
+              <w:top w:w="40" w:type="dxa"/>
+              <w:bottom w:w="40" w:type="dxa"/>
+              <w:left w:w="60" w:type="dxa"/>
+              <w:right w:w="60" w:type="dxa"/>
+            </w:tcMar>
             <w:tcMar>
               <w:top w:w="40" w:type="dxa"/>
               <w:bottom w:w="40" w:type="dxa"/>
@@ -4445,6 +5219,12 @@
               <w:right w:w="60" w:type="dxa"/>
             </w:tcMar>
             <w:shd w:fill="1A365D" w:val="clear"/>
+            <w:tcMar>
+              <w:top w:w="40" w:type="dxa"/>
+              <w:bottom w:w="40" w:type="dxa"/>
+              <w:left w:w="60" w:type="dxa"/>
+              <w:right w:w="60" w:type="dxa"/>
+            </w:tcMar>
           </w:tcPr>
           <w:p>
             <w:pPr>
@@ -4472,6 +5252,12 @@
               <w:right w:w="60" w:type="dxa"/>
             </w:tcMar>
             <w:shd w:fill="1A365D" w:val="clear"/>
+            <w:tcMar>
+              <w:top w:w="40" w:type="dxa"/>
+              <w:bottom w:w="40" w:type="dxa"/>
+              <w:left w:w="60" w:type="dxa"/>
+              <w:right w:w="60" w:type="dxa"/>
+            </w:tcMar>
           </w:tcPr>
           <w:p>
             <w:pPr>
@@ -4500,6 +5286,12 @@
               <w:left w:w="60" w:type="dxa"/>
               <w:right w:w="60" w:type="dxa"/>
             </w:tcMar>
+            <w:tcMar>
+              <w:top w:w="40" w:type="dxa"/>
+              <w:bottom w:w="40" w:type="dxa"/>
+              <w:left w:w="60" w:type="dxa"/>
+              <w:right w:w="60" w:type="dxa"/>
+            </w:tcMar>
           </w:tcPr>
           <w:p>
             <w:pPr>
@@ -4524,6 +5316,12 @@
               <w:left w:w="60" w:type="dxa"/>
               <w:right w:w="60" w:type="dxa"/>
             </w:tcMar>
+            <w:tcMar>
+              <w:top w:w="40" w:type="dxa"/>
+              <w:bottom w:w="40" w:type="dxa"/>
+              <w:left w:w="60" w:type="dxa"/>
+              <w:right w:w="60" w:type="dxa"/>
+            </w:tcMar>
           </w:tcPr>
           <w:p>
             <w:pPr>
@@ -4579,6 +5377,12 @@
               <w:left w:w="60" w:type="dxa"/>
               <w:right w:w="60" w:type="dxa"/>
             </w:tcMar>
+            <w:tcMar>
+              <w:top w:w="40" w:type="dxa"/>
+              <w:bottom w:w="40" w:type="dxa"/>
+              <w:left w:w="60" w:type="dxa"/>
+              <w:right w:w="60" w:type="dxa"/>
+            </w:tcMar>
           </w:tcPr>
           <w:p>
             <w:pPr>
@@ -4603,6 +5407,12 @@
               <w:left w:w="60" w:type="dxa"/>
               <w:right w:w="60" w:type="dxa"/>
             </w:tcMar>
+            <w:tcMar>
+              <w:top w:w="40" w:type="dxa"/>
+              <w:bottom w:w="40" w:type="dxa"/>
+              <w:left w:w="60" w:type="dxa"/>
+              <w:right w:w="60" w:type="dxa"/>
+            </w:tcMar>
           </w:tcPr>
           <w:p>
             <w:pPr>
@@ -4644,6 +5454,12 @@
               <w:left w:w="60" w:type="dxa"/>
               <w:right w:w="60" w:type="dxa"/>
             </w:tcMar>
+            <w:tcMar>
+              <w:top w:w="40" w:type="dxa"/>
+              <w:bottom w:w="40" w:type="dxa"/>
+              <w:left w:w="60" w:type="dxa"/>
+              <w:right w:w="60" w:type="dxa"/>
+            </w:tcMar>
           </w:tcPr>
           <w:p>
             <w:pPr>
@@ -4668,6 +5484,12 @@
               <w:left w:w="60" w:type="dxa"/>
               <w:right w:w="60" w:type="dxa"/>
             </w:tcMar>
+            <w:tcMar>
+              <w:top w:w="40" w:type="dxa"/>
+              <w:bottom w:w="40" w:type="dxa"/>
+              <w:left w:w="60" w:type="dxa"/>
+              <w:right w:w="60" w:type="dxa"/>
+            </w:tcMar>
           </w:tcPr>
           <w:p>
             <w:pPr>
@@ -4708,6 +5530,12 @@
               <w:left w:w="60" w:type="dxa"/>
               <w:right w:w="60" w:type="dxa"/>
             </w:tcMar>
+            <w:tcMar>
+              <w:top w:w="40" w:type="dxa"/>
+              <w:bottom w:w="40" w:type="dxa"/>
+              <w:left w:w="60" w:type="dxa"/>
+              <w:right w:w="60" w:type="dxa"/>
+            </w:tcMar>
           </w:tcPr>
           <w:p>
             <w:pPr>
@@ -4732,6 +5560,12 @@
               <w:left w:w="60" w:type="dxa"/>
               <w:right w:w="60" w:type="dxa"/>
             </w:tcMar>
+            <w:tcMar>
+              <w:top w:w="40" w:type="dxa"/>
+              <w:bottom w:w="40" w:type="dxa"/>
+              <w:left w:w="60" w:type="dxa"/>
+              <w:right w:w="60" w:type="dxa"/>
+            </w:tcMar>
           </w:tcPr>
           <w:p>
             <w:pPr>
@@ -4772,6 +5606,12 @@
               <w:left w:w="60" w:type="dxa"/>
               <w:right w:w="60" w:type="dxa"/>
             </w:tcMar>
+            <w:tcMar>
+              <w:top w:w="40" w:type="dxa"/>
+              <w:bottom w:w="40" w:type="dxa"/>
+              <w:left w:w="60" w:type="dxa"/>
+              <w:right w:w="60" w:type="dxa"/>
+            </w:tcMar>
           </w:tcPr>
           <w:p>
             <w:pPr>
@@ -4790,6 +5630,12 @@
         </w:tc>
         <w:tc>
           <w:tcPr>
+            <w:tcMar>
+              <w:top w:w="40" w:type="dxa"/>
+              <w:bottom w:w="40" w:type="dxa"/>
+              <w:left w:w="60" w:type="dxa"/>
+              <w:right w:w="60" w:type="dxa"/>
+            </w:tcMar>
             <w:tcMar>
               <w:top w:w="40" w:type="dxa"/>
               <w:bottom w:w="40" w:type="dxa"/>

--- a/docs/FUNCTIONAL_SPECIFICATION.docx
+++ b/docs/FUNCTIONAL_SPECIFICATION.docx
@@ -10,7 +10,7 @@
         <w:t xml:space="preserve">FUNCTIONAL_SPECIFICATION</w:t>
       </w:r>
     </w:p>
-    <w:bookmarkStart w:id="19" w:name="functional-specification"/>
+    <w:bookmarkStart w:id="20" w:name="functional-specification"/>
     <w:p>
       <w:pPr>
         <w:pStyle w:val="Heading1"/>
@@ -113,6 +113,82 @@
               <w:right w:w="60" w:type="dxa"/>
             </w:tcMar>
             <w:shd w:fill="1A365D" w:val="clear"/>
+          </w:tcPr>
+          <w:p>
+            <w:pPr>
+              <w:pStyle w:val="Compact"/>
+              <w:spacing w:before="0" w:after="40" w:line="264" w:lineRule="auto"/>
+              <w:jc w:val="left"/>
+            </w:pPr>
+            <w:r>
+              <w:rPr>
+                <w:rFonts w:ascii="Calibri" w:hAnsi="Calibri"/>
+                <w:b/>
+                <w:color w:val="FFFFFF"/>
+                <w:sz w:val="18"/>
+              </w:rPr>
+              <w:t xml:space="preserve">Capability</w:t>
+            </w:r>
+          </w:p>
+        </w:tc>
+        <w:tc>
+          <w:tcPr>
+            <w:tcMar>
+              <w:top w:w="40" w:type="dxa"/>
+              <w:bottom w:w="40" w:type="dxa"/>
+              <w:left w:w="60" w:type="dxa"/>
+              <w:right w:w="60" w:type="dxa"/>
+            </w:tcMar>
+            <w:shd w:fill="1A365D" w:val="clear"/>
+          </w:tcPr>
+          <w:p>
+            <w:pPr>
+              <w:pStyle w:val="Compact"/>
+              <w:spacing w:before="0" w:after="40" w:line="264" w:lineRule="auto"/>
+              <w:jc w:val="left"/>
+            </w:pPr>
+            <w:r>
+              <w:rPr>
+                <w:rFonts w:ascii="Calibri" w:hAnsi="Calibri"/>
+                <w:b/>
+                <w:color w:val="FFFFFF"/>
+                <w:sz w:val="18"/>
+              </w:rPr>
+              <w:t xml:space="preserve">Status</w:t>
+            </w:r>
+          </w:p>
+        </w:tc>
+        <w:tc>
+          <w:tcPr>
+            <w:tcMar>
+              <w:top w:w="40" w:type="dxa"/>
+              <w:bottom w:w="40" w:type="dxa"/>
+              <w:left w:w="60" w:type="dxa"/>
+              <w:right w:w="60" w:type="dxa"/>
+            </w:tcMar>
+            <w:shd w:fill="1A365D" w:val="clear"/>
+          </w:tcPr>
+          <w:p>
+            <w:pPr>
+              <w:pStyle w:val="Compact"/>
+              <w:spacing w:before="0" w:after="40" w:line="264" w:lineRule="auto"/>
+              <w:jc w:val="left"/>
+            </w:pPr>
+            <w:r>
+              <w:rPr>
+                <w:rFonts w:ascii="Calibri" w:hAnsi="Calibri"/>
+                <w:b/>
+                <w:color w:val="FFFFFF"/>
+                <w:sz w:val="18"/>
+              </w:rPr>
+              <w:t xml:space="preserve">Notes</w:t>
+            </w:r>
+          </w:p>
+        </w:tc>
+      </w:tr>
+      <w:tr>
+        <w:tc>
+          <w:tcPr>
             <w:tcMar>
               <w:top w:w="40" w:type="dxa"/>
               <w:bottom w:w="40" w:type="dxa"/>
@@ -129,23 +205,28 @@
             <w:r>
               <w:rPr>
                 <w:rFonts w:ascii="Calibri" w:hAnsi="Calibri"/>
-                <w:b/>
-                <w:color w:val="FFFFFF"/>
-                <w:sz w:val="18"/>
-              </w:rPr>
-              <w:t xml:space="preserve">Capability</w:t>
+                <w:sz w:val="18"/>
+              </w:rPr>
+              <w:t xml:space="preserve">Staff login</w:t>
+            </w:r>
+            <w:r>
+              <w:rPr>
+                <w:rFonts w:ascii="Calibri" w:hAnsi="Calibri"/>
+                <w:sz w:val="18"/>
+              </w:rPr>
+              <w:t xml:space="preserve"> </w:t>
+            </w:r>
+            <w:r>
+              <w:rPr>
+                <w:rFonts w:ascii="Calibri" w:hAnsi="Calibri"/>
+                <w:sz w:val="18"/>
+              </w:rPr>
+              <w:t xml:space="preserve">(username/password)</w:t>
             </w:r>
           </w:p>
         </w:tc>
         <w:tc>
           <w:tcPr>
-            <w:tcMar>
-              <w:top w:w="40" w:type="dxa"/>
-              <w:bottom w:w="40" w:type="dxa"/>
-              <w:left w:w="60" w:type="dxa"/>
-              <w:right w:w="60" w:type="dxa"/>
-            </w:tcMar>
-            <w:shd w:fill="1A365D" w:val="clear"/>
             <w:tcMar>
               <w:top w:w="40" w:type="dxa"/>
               <w:bottom w:w="40" w:type="dxa"/>
@@ -162,23 +243,14 @@
             <w:r>
               <w:rPr>
                 <w:rFonts w:ascii="Calibri" w:hAnsi="Calibri"/>
-                <w:b/>
-                <w:color w:val="FFFFFF"/>
-                <w:sz w:val="18"/>
-              </w:rPr>
-              <w:t xml:space="preserve">Status</w:t>
+                <w:sz w:val="18"/>
+              </w:rPr>
+              <w:t xml:space="preserve">Implemented</w:t>
             </w:r>
           </w:p>
         </w:tc>
         <w:tc>
           <w:tcPr>
-            <w:tcMar>
-              <w:top w:w="40" w:type="dxa"/>
-              <w:bottom w:w="40" w:type="dxa"/>
-              <w:left w:w="60" w:type="dxa"/>
-              <w:right w:w="60" w:type="dxa"/>
-            </w:tcMar>
-            <w:shd w:fill="1A365D" w:val="clear"/>
             <w:tcMar>
               <w:top w:w="40" w:type="dxa"/>
               <w:bottom w:w="40" w:type="dxa"/>
@@ -195,11 +267,9 @@
             <w:r>
               <w:rPr>
                 <w:rFonts w:ascii="Calibri" w:hAnsi="Calibri"/>
-                <w:b/>
-                <w:color w:val="FFFFFF"/>
-                <w:sz w:val="18"/>
-              </w:rPr>
-              <w:t xml:space="preserve">Notes</w:t>
+                <w:sz w:val="18"/>
+              </w:rPr>
+              <w:t xml:space="preserve">JWT returned</w:t>
             </w:r>
           </w:p>
         </w:tc>
@@ -207,12 +277,6 @@
       <w:tr>
         <w:tc>
           <w:tcPr>
-            <w:tcMar>
-              <w:top w:w="40" w:type="dxa"/>
-              <w:bottom w:w="40" w:type="dxa"/>
-              <w:left w:w="60" w:type="dxa"/>
-              <w:right w:w="60" w:type="dxa"/>
-            </w:tcMar>
             <w:tcMar>
               <w:top w:w="40" w:type="dxa"/>
               <w:bottom w:w="40" w:type="dxa"/>
@@ -231,7 +295,7 @@
                 <w:rFonts w:ascii="Calibri" w:hAnsi="Calibri"/>
                 <w:sz w:val="18"/>
               </w:rPr>
-              <w:t xml:space="preserve">Staff login</w:t>
+              <w:t xml:space="preserve">Current user profile</w:t>
             </w:r>
             <w:r>
               <w:rPr>
@@ -245,18 +309,27 @@
                 <w:rFonts w:ascii="Calibri" w:hAnsi="Calibri"/>
                 <w:sz w:val="18"/>
               </w:rPr>
-              <w:t xml:space="preserve">(username/password)</w:t>
+              <w:t xml:space="preserve">(</w:t>
+            </w:r>
+            <w:r>
+              <w:rPr>
+                <w:rStyle w:val="VerbatimChar"/>
+                <w:rFonts w:ascii="Calibri" w:hAnsi="Calibri"/>
+                <w:sz w:val="18"/>
+              </w:rPr>
+              <w:t xml:space="preserve">/auth/me</w:t>
+            </w:r>
+            <w:r>
+              <w:rPr>
+                <w:rFonts w:ascii="Calibri" w:hAnsi="Calibri"/>
+                <w:sz w:val="18"/>
+              </w:rPr>
+              <w:t xml:space="preserve">)</w:t>
             </w:r>
           </w:p>
         </w:tc>
         <w:tc>
           <w:tcPr>
-            <w:tcMar>
-              <w:top w:w="40" w:type="dxa"/>
-              <w:bottom w:w="40" w:type="dxa"/>
-              <w:left w:w="60" w:type="dxa"/>
-              <w:right w:w="60" w:type="dxa"/>
-            </w:tcMar>
             <w:tcMar>
               <w:top w:w="40" w:type="dxa"/>
               <w:bottom w:w="40" w:type="dxa"/>
@@ -281,133 +354,6 @@
         </w:tc>
         <w:tc>
           <w:tcPr>
-            <w:tcMar>
-              <w:top w:w="40" w:type="dxa"/>
-              <w:bottom w:w="40" w:type="dxa"/>
-              <w:left w:w="60" w:type="dxa"/>
-              <w:right w:w="60" w:type="dxa"/>
-            </w:tcMar>
-            <w:tcMar>
-              <w:top w:w="40" w:type="dxa"/>
-              <w:bottom w:w="40" w:type="dxa"/>
-              <w:left w:w="60" w:type="dxa"/>
-              <w:right w:w="60" w:type="dxa"/>
-            </w:tcMar>
-          </w:tcPr>
-          <w:p>
-            <w:pPr>
-              <w:pStyle w:val="Compact"/>
-              <w:spacing w:before="0" w:after="40" w:line="264" w:lineRule="auto"/>
-              <w:jc w:val="left"/>
-            </w:pPr>
-            <w:r>
-              <w:rPr>
-                <w:rFonts w:ascii="Calibri" w:hAnsi="Calibri"/>
-                <w:sz w:val="18"/>
-              </w:rPr>
-              <w:t xml:space="preserve">JWT returned</w:t>
-            </w:r>
-          </w:p>
-        </w:tc>
-      </w:tr>
-      <w:tr>
-        <w:tc>
-          <w:tcPr>
-            <w:tcMar>
-              <w:top w:w="40" w:type="dxa"/>
-              <w:bottom w:w="40" w:type="dxa"/>
-              <w:left w:w="60" w:type="dxa"/>
-              <w:right w:w="60" w:type="dxa"/>
-            </w:tcMar>
-            <w:tcMar>
-              <w:top w:w="40" w:type="dxa"/>
-              <w:bottom w:w="40" w:type="dxa"/>
-              <w:left w:w="60" w:type="dxa"/>
-              <w:right w:w="60" w:type="dxa"/>
-            </w:tcMar>
-          </w:tcPr>
-          <w:p>
-            <w:pPr>
-              <w:pStyle w:val="Compact"/>
-              <w:spacing w:before="0" w:after="40" w:line="264" w:lineRule="auto"/>
-              <w:jc w:val="left"/>
-            </w:pPr>
-            <w:r>
-              <w:rPr>
-                <w:rFonts w:ascii="Calibri" w:hAnsi="Calibri"/>
-                <w:sz w:val="18"/>
-              </w:rPr>
-              <w:t xml:space="preserve">Current user profile</w:t>
-            </w:r>
-            <w:r>
-              <w:rPr>
-                <w:rFonts w:ascii="Calibri" w:hAnsi="Calibri"/>
-                <w:sz w:val="18"/>
-              </w:rPr>
-              <w:t xml:space="preserve"> </w:t>
-            </w:r>
-            <w:r>
-              <w:rPr>
-                <w:rFonts w:ascii="Calibri" w:hAnsi="Calibri"/>
-                <w:sz w:val="18"/>
-              </w:rPr>
-              <w:t xml:space="preserve">(</w:t>
-            </w:r>
-            <w:r>
-              <w:rPr>
-                <w:rStyle w:val="VerbatimChar"/>
-                <w:rFonts w:ascii="Calibri" w:hAnsi="Calibri"/>
-                <w:sz w:val="18"/>
-              </w:rPr>
-              <w:t xml:space="preserve">/auth/me</w:t>
-            </w:r>
-            <w:r>
-              <w:rPr>
-                <w:rFonts w:ascii="Calibri" w:hAnsi="Calibri"/>
-                <w:sz w:val="18"/>
-              </w:rPr>
-              <w:t xml:space="preserve">)</w:t>
-            </w:r>
-          </w:p>
-        </w:tc>
-        <w:tc>
-          <w:tcPr>
-            <w:tcMar>
-              <w:top w:w="40" w:type="dxa"/>
-              <w:bottom w:w="40" w:type="dxa"/>
-              <w:left w:w="60" w:type="dxa"/>
-              <w:right w:w="60" w:type="dxa"/>
-            </w:tcMar>
-            <w:tcMar>
-              <w:top w:w="40" w:type="dxa"/>
-              <w:bottom w:w="40" w:type="dxa"/>
-              <w:left w:w="60" w:type="dxa"/>
-              <w:right w:w="60" w:type="dxa"/>
-            </w:tcMar>
-          </w:tcPr>
-          <w:p>
-            <w:pPr>
-              <w:pStyle w:val="Compact"/>
-              <w:spacing w:before="0" w:after="40" w:line="264" w:lineRule="auto"/>
-              <w:jc w:val="left"/>
-            </w:pPr>
-            <w:r>
-              <w:rPr>
-                <w:rFonts w:ascii="Calibri" w:hAnsi="Calibri"/>
-                <w:sz w:val="18"/>
-              </w:rPr>
-              <w:t xml:space="preserve">Implemented</w:t>
-            </w:r>
-          </w:p>
-        </w:tc>
-        <w:tc>
-          <w:tcPr>
-            <w:tcMar>
-              <w:top w:w="40" w:type="dxa"/>
-              <w:bottom w:w="40" w:type="dxa"/>
-              <w:left w:w="60" w:type="dxa"/>
-              <w:right w:w="60" w:type="dxa"/>
-            </w:tcMar>
             <w:tcMar>
               <w:top w:w="40" w:type="dxa"/>
               <w:bottom w:w="40" w:type="dxa"/>
@@ -432,6 +378,24 @@
               <w:left w:w="60" w:type="dxa"/>
               <w:right w:w="60" w:type="dxa"/>
             </w:tcMar>
+          </w:tcPr>
+          <w:p>
+            <w:pPr>
+              <w:pStyle w:val="Compact"/>
+              <w:spacing w:before="0" w:after="40" w:line="264" w:lineRule="auto"/>
+              <w:jc w:val="left"/>
+            </w:pPr>
+            <w:r>
+              <w:rPr>
+                <w:rFonts w:ascii="Calibri" w:hAnsi="Calibri"/>
+                <w:sz w:val="18"/>
+              </w:rPr>
+              <w:t xml:space="preserve">Change password</w:t>
+            </w:r>
+          </w:p>
+        </w:tc>
+        <w:tc>
+          <w:tcPr>
             <w:tcMar>
               <w:top w:w="40" w:type="dxa"/>
               <w:bottom w:w="40" w:type="dxa"/>
@@ -450,18 +414,12 @@
                 <w:rFonts w:ascii="Calibri" w:hAnsi="Calibri"/>
                 <w:sz w:val="18"/>
               </w:rPr>
-              <w:t xml:space="preserve">Change password</w:t>
+              <w:t xml:space="preserve">Implemented</w:t>
             </w:r>
           </w:p>
         </w:tc>
         <w:tc>
           <w:tcPr>
-            <w:tcMar>
-              <w:top w:w="40" w:type="dxa"/>
-              <w:bottom w:w="40" w:type="dxa"/>
-              <w:left w:w="60" w:type="dxa"/>
-              <w:right w:w="60" w:type="dxa"/>
-            </w:tcMar>
             <w:tcMar>
               <w:top w:w="40" w:type="dxa"/>
               <w:bottom w:w="40" w:type="dxa"/>
@@ -480,18 +438,28 @@
                 <w:rFonts w:ascii="Calibri" w:hAnsi="Calibri"/>
                 <w:sz w:val="18"/>
               </w:rPr>
-              <w:t xml:space="preserve">Implemented</w:t>
+              <w:t xml:space="preserve">Min 8 chars; confirm</w:t>
+            </w:r>
+            <w:r>
+              <w:rPr>
+                <w:rFonts w:ascii="Calibri" w:hAnsi="Calibri"/>
+                <w:sz w:val="18"/>
+              </w:rPr>
+              <w:t xml:space="preserve"> </w:t>
+            </w:r>
+            <w:r>
+              <w:rPr>
+                <w:rFonts w:ascii="Calibri" w:hAnsi="Calibri"/>
+                <w:sz w:val="18"/>
+              </w:rPr>
+              <w:t xml:space="preserve">match</w:t>
             </w:r>
           </w:p>
         </w:tc>
+      </w:tr>
+      <w:tr>
         <w:tc>
           <w:tcPr>
-            <w:tcMar>
-              <w:top w:w="40" w:type="dxa"/>
-              <w:bottom w:w="40" w:type="dxa"/>
-              <w:left w:w="60" w:type="dxa"/>
-              <w:right w:w="60" w:type="dxa"/>
-            </w:tcMar>
             <w:tcMar>
               <w:top w:w="40" w:type="dxa"/>
               <w:bottom w:w="40" w:type="dxa"/>
@@ -510,7 +478,7 @@
                 <w:rFonts w:ascii="Calibri" w:hAnsi="Calibri"/>
                 <w:sz w:val="18"/>
               </w:rPr>
-              <w:t xml:space="preserve">Min 8 chars; confirm</w:t>
+              <w:t xml:space="preserve">Remember-me (local vs</w:t>
             </w:r>
             <w:r>
               <w:rPr>
@@ -524,20 +492,12 @@
                 <w:rFonts w:ascii="Calibri" w:hAnsi="Calibri"/>
                 <w:sz w:val="18"/>
               </w:rPr>
-              <w:t xml:space="preserve">match</w:t>
+              <w:t xml:space="preserve">session storage)</w:t>
             </w:r>
           </w:p>
         </w:tc>
-      </w:tr>
-      <w:tr>
         <w:tc>
           <w:tcPr>
-            <w:tcMar>
-              <w:top w:w="40" w:type="dxa"/>
-              <w:bottom w:w="40" w:type="dxa"/>
-              <w:left w:w="60" w:type="dxa"/>
-              <w:right w:w="60" w:type="dxa"/>
-            </w:tcMar>
             <w:tcMar>
               <w:top w:w="40" w:type="dxa"/>
               <w:bottom w:w="40" w:type="dxa"/>
@@ -556,32 +516,12 @@
                 <w:rFonts w:ascii="Calibri" w:hAnsi="Calibri"/>
                 <w:sz w:val="18"/>
               </w:rPr>
-              <w:t xml:space="preserve">Remember-me (local vs</w:t>
-            </w:r>
-            <w:r>
-              <w:rPr>
-                <w:rFonts w:ascii="Calibri" w:hAnsi="Calibri"/>
-                <w:sz w:val="18"/>
-              </w:rPr>
-              <w:t xml:space="preserve"> </w:t>
-            </w:r>
-            <w:r>
-              <w:rPr>
-                <w:rFonts w:ascii="Calibri" w:hAnsi="Calibri"/>
-                <w:sz w:val="18"/>
-              </w:rPr>
-              <w:t xml:space="preserve">session storage)</w:t>
+              <w:t xml:space="preserve">Implemented</w:t>
             </w:r>
           </w:p>
         </w:tc>
         <w:tc>
           <w:tcPr>
-            <w:tcMar>
-              <w:top w:w="40" w:type="dxa"/>
-              <w:bottom w:w="40" w:type="dxa"/>
-              <w:left w:w="60" w:type="dxa"/>
-              <w:right w:w="60" w:type="dxa"/>
-            </w:tcMar>
             <w:tcMar>
               <w:top w:w="40" w:type="dxa"/>
               <w:bottom w:w="40" w:type="dxa"/>
@@ -600,18 +540,14 @@
                 <w:rFonts w:ascii="Calibri" w:hAnsi="Calibri"/>
                 <w:sz w:val="18"/>
               </w:rPr>
-              <w:t xml:space="preserve">Implemented</w:t>
+              <w:t xml:space="preserve">Frontend</w:t>
             </w:r>
           </w:p>
         </w:tc>
+      </w:tr>
+      <w:tr>
         <w:tc>
           <w:tcPr>
-            <w:tcMar>
-              <w:top w:w="40" w:type="dxa"/>
-              <w:bottom w:w="40" w:type="dxa"/>
-              <w:left w:w="60" w:type="dxa"/>
-              <w:right w:w="60" w:type="dxa"/>
-            </w:tcMar>
             <w:tcMar>
               <w:top w:w="40" w:type="dxa"/>
               <w:bottom w:w="40" w:type="dxa"/>
@@ -630,20 +566,26 @@
                 <w:rFonts w:ascii="Calibri" w:hAnsi="Calibri"/>
                 <w:sz w:val="18"/>
               </w:rPr>
-              <w:t xml:space="preserve">Frontend</w:t>
+              <w:t xml:space="preserve">Failed-attempt</w:t>
+            </w:r>
+            <w:r>
+              <w:rPr>
+                <w:rFonts w:ascii="Calibri" w:hAnsi="Calibri"/>
+                <w:sz w:val="18"/>
+              </w:rPr>
+              <w:t xml:space="preserve"> </w:t>
+            </w:r>
+            <w:r>
+              <w:rPr>
+                <w:rFonts w:ascii="Calibri" w:hAnsi="Calibri"/>
+                <w:sz w:val="18"/>
+              </w:rPr>
+              <w:t xml:space="preserve">lockout</w:t>
             </w:r>
           </w:p>
         </w:tc>
-      </w:tr>
-      <w:tr>
         <w:tc>
           <w:tcPr>
-            <w:tcMar>
-              <w:top w:w="40" w:type="dxa"/>
-              <w:bottom w:w="40" w:type="dxa"/>
-              <w:left w:w="60" w:type="dxa"/>
-              <w:right w:w="60" w:type="dxa"/>
-            </w:tcMar>
             <w:tcMar>
               <w:top w:w="40" w:type="dxa"/>
               <w:bottom w:w="40" w:type="dxa"/>
@@ -662,32 +604,12 @@
                 <w:rFonts w:ascii="Calibri" w:hAnsi="Calibri"/>
                 <w:sz w:val="18"/>
               </w:rPr>
-              <w:t xml:space="preserve">Failed-attempt</w:t>
-            </w:r>
-            <w:r>
-              <w:rPr>
-                <w:rFonts w:ascii="Calibri" w:hAnsi="Calibri"/>
-                <w:sz w:val="18"/>
-              </w:rPr>
-              <w:t xml:space="preserve"> </w:t>
-            </w:r>
-            <w:r>
-              <w:rPr>
-                <w:rFonts w:ascii="Calibri" w:hAnsi="Calibri"/>
-                <w:sz w:val="18"/>
-              </w:rPr>
-              <w:t xml:space="preserve">lockout</w:t>
+              <w:t xml:space="preserve">Implemented</w:t>
             </w:r>
           </w:p>
         </w:tc>
         <w:tc>
           <w:tcPr>
-            <w:tcMar>
-              <w:top w:w="40" w:type="dxa"/>
-              <w:bottom w:w="40" w:type="dxa"/>
-              <w:left w:w="60" w:type="dxa"/>
-              <w:right w:w="60" w:type="dxa"/>
-            </w:tcMar>
             <w:tcMar>
               <w:top w:w="40" w:type="dxa"/>
               <w:bottom w:w="40" w:type="dxa"/>
@@ -703,21 +625,18 @@
             </w:pPr>
             <w:r>
               <w:rPr>
-                <w:rFonts w:ascii="Calibri" w:hAnsi="Calibri"/>
-                <w:sz w:val="18"/>
-              </w:rPr>
-              <w:t xml:space="preserve">Implemented</w:t>
+                <w:rStyle w:val="VerbatimChar"/>
+                <w:rFonts w:ascii="Calibri" w:hAnsi="Calibri"/>
+                <w:sz w:val="18"/>
+              </w:rPr>
+              <w:t xml:space="preserve">LoginAttemptService</w:t>
             </w:r>
           </w:p>
         </w:tc>
+      </w:tr>
+      <w:tr>
         <w:tc>
           <w:tcPr>
-            <w:tcMar>
-              <w:top w:w="40" w:type="dxa"/>
-              <w:bottom w:w="40" w:type="dxa"/>
-              <w:left w:w="60" w:type="dxa"/>
-              <w:right w:w="60" w:type="dxa"/>
-            </w:tcMar>
             <w:tcMar>
               <w:top w:w="40" w:type="dxa"/>
               <w:bottom w:w="40" w:type="dxa"/>
@@ -733,24 +652,29 @@
             </w:pPr>
             <w:r>
               <w:rPr>
-                <w:rStyle w:val="VerbatimChar"/>
-                <w:rFonts w:ascii="Calibri" w:hAnsi="Calibri"/>
-                <w:sz w:val="18"/>
-              </w:rPr>
-              <w:t xml:space="preserve">LoginAttemptService</w:t>
+                <w:rFonts w:ascii="Calibri" w:hAnsi="Calibri"/>
+                <w:sz w:val="18"/>
+              </w:rPr>
+              <w:t xml:space="preserve">Role-based route</w:t>
+            </w:r>
+            <w:r>
+              <w:rPr>
+                <w:rFonts w:ascii="Calibri" w:hAnsi="Calibri"/>
+                <w:sz w:val="18"/>
+              </w:rPr>
+              <w:t xml:space="preserve"> </w:t>
+            </w:r>
+            <w:r>
+              <w:rPr>
+                <w:rFonts w:ascii="Calibri" w:hAnsi="Calibri"/>
+                <w:sz w:val="18"/>
+              </w:rPr>
+              <w:t xml:space="preserve">guards</w:t>
             </w:r>
           </w:p>
         </w:tc>
-      </w:tr>
-      <w:tr>
         <w:tc>
           <w:tcPr>
-            <w:tcMar>
-              <w:top w:w="40" w:type="dxa"/>
-              <w:bottom w:w="40" w:type="dxa"/>
-              <w:left w:w="60" w:type="dxa"/>
-              <w:right w:w="60" w:type="dxa"/>
-            </w:tcMar>
             <w:tcMar>
               <w:top w:w="40" w:type="dxa"/>
               <w:bottom w:w="40" w:type="dxa"/>
@@ -769,62 +693,12 @@
                 <w:rFonts w:ascii="Calibri" w:hAnsi="Calibri"/>
                 <w:sz w:val="18"/>
               </w:rPr>
-              <w:t xml:space="preserve">Role-based route</w:t>
-            </w:r>
-            <w:r>
-              <w:rPr>
-                <w:rFonts w:ascii="Calibri" w:hAnsi="Calibri"/>
-                <w:sz w:val="18"/>
-              </w:rPr>
-              <w:t xml:space="preserve"> </w:t>
-            </w:r>
-            <w:r>
-              <w:rPr>
-                <w:rFonts w:ascii="Calibri" w:hAnsi="Calibri"/>
-                <w:sz w:val="18"/>
-              </w:rPr>
-              <w:t xml:space="preserve">guards</w:t>
+              <w:t xml:space="preserve">Implemented</w:t>
             </w:r>
           </w:p>
         </w:tc>
         <w:tc>
           <w:tcPr>
-            <w:tcMar>
-              <w:top w:w="40" w:type="dxa"/>
-              <w:bottom w:w="40" w:type="dxa"/>
-              <w:left w:w="60" w:type="dxa"/>
-              <w:right w:w="60" w:type="dxa"/>
-            </w:tcMar>
-            <w:tcMar>
-              <w:top w:w="40" w:type="dxa"/>
-              <w:bottom w:w="40" w:type="dxa"/>
-              <w:left w:w="60" w:type="dxa"/>
-              <w:right w:w="60" w:type="dxa"/>
-            </w:tcMar>
-          </w:tcPr>
-          <w:p>
-            <w:pPr>
-              <w:pStyle w:val="Compact"/>
-              <w:spacing w:before="0" w:after="40" w:line="264" w:lineRule="auto"/>
-              <w:jc w:val="left"/>
-            </w:pPr>
-            <w:r>
-              <w:rPr>
-                <w:rFonts w:ascii="Calibri" w:hAnsi="Calibri"/>
-                <w:sz w:val="18"/>
-              </w:rPr>
-              <w:t xml:space="preserve">Implemented</w:t>
-            </w:r>
-          </w:p>
-        </w:tc>
-        <w:tc>
-          <w:tcPr>
-            <w:tcMar>
-              <w:top w:w="40" w:type="dxa"/>
-              <w:bottom w:w="40" w:type="dxa"/>
-              <w:left w:w="60" w:type="dxa"/>
-              <w:right w:w="60" w:type="dxa"/>
-            </w:tcMar>
             <w:tcMar>
               <w:top w:w="40" w:type="dxa"/>
               <w:bottom w:w="40" w:type="dxa"/>
@@ -907,6 +781,82 @@
               <w:right w:w="60" w:type="dxa"/>
             </w:tcMar>
             <w:shd w:fill="1A365D" w:val="clear"/>
+          </w:tcPr>
+          <w:p>
+            <w:pPr>
+              <w:pStyle w:val="Compact"/>
+              <w:spacing w:before="0" w:after="40" w:line="264" w:lineRule="auto"/>
+              <w:jc w:val="left"/>
+            </w:pPr>
+            <w:r>
+              <w:rPr>
+                <w:rFonts w:ascii="Calibri" w:hAnsi="Calibri"/>
+                <w:b/>
+                <w:color w:val="FFFFFF"/>
+                <w:sz w:val="18"/>
+              </w:rPr>
+              <w:t xml:space="preserve">Capability</w:t>
+            </w:r>
+          </w:p>
+        </w:tc>
+        <w:tc>
+          <w:tcPr>
+            <w:tcMar>
+              <w:top w:w="40" w:type="dxa"/>
+              <w:bottom w:w="40" w:type="dxa"/>
+              <w:left w:w="60" w:type="dxa"/>
+              <w:right w:w="60" w:type="dxa"/>
+            </w:tcMar>
+            <w:shd w:fill="1A365D" w:val="clear"/>
+          </w:tcPr>
+          <w:p>
+            <w:pPr>
+              <w:pStyle w:val="Compact"/>
+              <w:spacing w:before="0" w:after="40" w:line="264" w:lineRule="auto"/>
+              <w:jc w:val="left"/>
+            </w:pPr>
+            <w:r>
+              <w:rPr>
+                <w:rFonts w:ascii="Calibri" w:hAnsi="Calibri"/>
+                <w:b/>
+                <w:color w:val="FFFFFF"/>
+                <w:sz w:val="18"/>
+              </w:rPr>
+              <w:t xml:space="preserve">Status</w:t>
+            </w:r>
+          </w:p>
+        </w:tc>
+        <w:tc>
+          <w:tcPr>
+            <w:tcMar>
+              <w:top w:w="40" w:type="dxa"/>
+              <w:bottom w:w="40" w:type="dxa"/>
+              <w:left w:w="60" w:type="dxa"/>
+              <w:right w:w="60" w:type="dxa"/>
+            </w:tcMar>
+            <w:shd w:fill="1A365D" w:val="clear"/>
+          </w:tcPr>
+          <w:p>
+            <w:pPr>
+              <w:pStyle w:val="Compact"/>
+              <w:spacing w:before="0" w:after="40" w:line="264" w:lineRule="auto"/>
+              <w:jc w:val="left"/>
+            </w:pPr>
+            <w:r>
+              <w:rPr>
+                <w:rFonts w:ascii="Calibri" w:hAnsi="Calibri"/>
+                <w:b/>
+                <w:color w:val="FFFFFF"/>
+                <w:sz w:val="18"/>
+              </w:rPr>
+              <w:t xml:space="preserve">Notes</w:t>
+            </w:r>
+          </w:p>
+        </w:tc>
+      </w:tr>
+      <w:tr>
+        <w:tc>
+          <w:tcPr>
             <w:tcMar>
               <w:top w:w="40" w:type="dxa"/>
               <w:bottom w:w="40" w:type="dxa"/>
@@ -923,23 +873,28 @@
             <w:r>
               <w:rPr>
                 <w:rFonts w:ascii="Calibri" w:hAnsi="Calibri"/>
-                <w:b/>
-                <w:color w:val="FFFFFF"/>
-                <w:sz w:val="18"/>
-              </w:rPr>
-              <w:t xml:space="preserve">Capability</w:t>
+                <w:sz w:val="18"/>
+              </w:rPr>
+              <w:t xml:space="preserve">Summary counts (customers,</w:t>
+            </w:r>
+            <w:r>
+              <w:rPr>
+                <w:rFonts w:ascii="Calibri" w:hAnsi="Calibri"/>
+                <w:sz w:val="18"/>
+              </w:rPr>
+              <w:t xml:space="preserve"> </w:t>
+            </w:r>
+            <w:r>
+              <w:rPr>
+                <w:rFonts w:ascii="Calibri" w:hAnsi="Calibri"/>
+                <w:sz w:val="18"/>
+              </w:rPr>
+              <w:t xml:space="preserve">accounts, employees)</w:t>
             </w:r>
           </w:p>
         </w:tc>
         <w:tc>
           <w:tcPr>
-            <w:tcMar>
-              <w:top w:w="40" w:type="dxa"/>
-              <w:bottom w:w="40" w:type="dxa"/>
-              <w:left w:w="60" w:type="dxa"/>
-              <w:right w:w="60" w:type="dxa"/>
-            </w:tcMar>
-            <w:shd w:fill="1A365D" w:val="clear"/>
             <w:tcMar>
               <w:top w:w="40" w:type="dxa"/>
               <w:bottom w:w="40" w:type="dxa"/>
@@ -956,131 +911,14 @@
             <w:r>
               <w:rPr>
                 <w:rFonts w:ascii="Calibri" w:hAnsi="Calibri"/>
-                <w:b/>
-                <w:color w:val="FFFFFF"/>
-                <w:sz w:val="18"/>
-              </w:rPr>
-              <w:t xml:space="preserve">Status</w:t>
+                <w:sz w:val="18"/>
+              </w:rPr>
+              <w:t xml:space="preserve">Implemented</w:t>
             </w:r>
           </w:p>
         </w:tc>
         <w:tc>
           <w:tcPr>
-            <w:tcMar>
-              <w:top w:w="40" w:type="dxa"/>
-              <w:bottom w:w="40" w:type="dxa"/>
-              <w:left w:w="60" w:type="dxa"/>
-              <w:right w:w="60" w:type="dxa"/>
-            </w:tcMar>
-            <w:shd w:fill="1A365D" w:val="clear"/>
-            <w:tcMar>
-              <w:top w:w="40" w:type="dxa"/>
-              <w:bottom w:w="40" w:type="dxa"/>
-              <w:left w:w="60" w:type="dxa"/>
-              <w:right w:w="60" w:type="dxa"/>
-            </w:tcMar>
-          </w:tcPr>
-          <w:p>
-            <w:pPr>
-              <w:pStyle w:val="Compact"/>
-              <w:spacing w:before="0" w:after="40" w:line="264" w:lineRule="auto"/>
-              <w:jc w:val="left"/>
-            </w:pPr>
-            <w:r>
-              <w:rPr>
-                <w:rFonts w:ascii="Calibri" w:hAnsi="Calibri"/>
-                <w:b/>
-                <w:color w:val="FFFFFF"/>
-                <w:sz w:val="18"/>
-              </w:rPr>
-              <w:t xml:space="preserve">Notes</w:t>
-            </w:r>
-          </w:p>
-        </w:tc>
-      </w:tr>
-      <w:tr>
-        <w:tc>
-          <w:tcPr>
-            <w:tcMar>
-              <w:top w:w="40" w:type="dxa"/>
-              <w:bottom w:w="40" w:type="dxa"/>
-              <w:left w:w="60" w:type="dxa"/>
-              <w:right w:w="60" w:type="dxa"/>
-            </w:tcMar>
-            <w:tcMar>
-              <w:top w:w="40" w:type="dxa"/>
-              <w:bottom w:w="40" w:type="dxa"/>
-              <w:left w:w="60" w:type="dxa"/>
-              <w:right w:w="60" w:type="dxa"/>
-            </w:tcMar>
-          </w:tcPr>
-          <w:p>
-            <w:pPr>
-              <w:pStyle w:val="Compact"/>
-              <w:spacing w:before="0" w:after="40" w:line="264" w:lineRule="auto"/>
-              <w:jc w:val="left"/>
-            </w:pPr>
-            <w:r>
-              <w:rPr>
-                <w:rFonts w:ascii="Calibri" w:hAnsi="Calibri"/>
-                <w:sz w:val="18"/>
-              </w:rPr>
-              <w:t xml:space="preserve">Summary counts (customers,</w:t>
-            </w:r>
-            <w:r>
-              <w:rPr>
-                <w:rFonts w:ascii="Calibri" w:hAnsi="Calibri"/>
-                <w:sz w:val="18"/>
-              </w:rPr>
-              <w:t xml:space="preserve"> </w:t>
-            </w:r>
-            <w:r>
-              <w:rPr>
-                <w:rFonts w:ascii="Calibri" w:hAnsi="Calibri"/>
-                <w:sz w:val="18"/>
-              </w:rPr>
-              <w:t xml:space="preserve">accounts, employees)</w:t>
-            </w:r>
-          </w:p>
-        </w:tc>
-        <w:tc>
-          <w:tcPr>
-            <w:tcMar>
-              <w:top w:w="40" w:type="dxa"/>
-              <w:bottom w:w="40" w:type="dxa"/>
-              <w:left w:w="60" w:type="dxa"/>
-              <w:right w:w="60" w:type="dxa"/>
-            </w:tcMar>
-            <w:tcMar>
-              <w:top w:w="40" w:type="dxa"/>
-              <w:bottom w:w="40" w:type="dxa"/>
-              <w:left w:w="60" w:type="dxa"/>
-              <w:right w:w="60" w:type="dxa"/>
-            </w:tcMar>
-          </w:tcPr>
-          <w:p>
-            <w:pPr>
-              <w:pStyle w:val="Compact"/>
-              <w:spacing w:before="0" w:after="40" w:line="264" w:lineRule="auto"/>
-              <w:jc w:val="left"/>
-            </w:pPr>
-            <w:r>
-              <w:rPr>
-                <w:rFonts w:ascii="Calibri" w:hAnsi="Calibri"/>
-                <w:sz w:val="18"/>
-              </w:rPr>
-              <w:t xml:space="preserve">Implemented</w:t>
-            </w:r>
-          </w:p>
-        </w:tc>
-        <w:tc>
-          <w:tcPr>
-            <w:tcMar>
-              <w:top w:w="40" w:type="dxa"/>
-              <w:bottom w:w="40" w:type="dxa"/>
-              <w:left w:w="60" w:type="dxa"/>
-              <w:right w:w="60" w:type="dxa"/>
-            </w:tcMar>
             <w:tcMar>
               <w:top w:w="40" w:type="dxa"/>
               <w:bottom w:w="40" w:type="dxa"/>
@@ -1105,6 +943,24 @@
               <w:left w:w="60" w:type="dxa"/>
               <w:right w:w="60" w:type="dxa"/>
             </w:tcMar>
+          </w:tcPr>
+          <w:p>
+            <w:pPr>
+              <w:pStyle w:val="Compact"/>
+              <w:spacing w:before="0" w:after="40" w:line="264" w:lineRule="auto"/>
+              <w:jc w:val="left"/>
+            </w:pPr>
+            <w:r>
+              <w:rPr>
+                <w:rFonts w:ascii="Calibri" w:hAnsi="Calibri"/>
+                <w:sz w:val="18"/>
+              </w:rPr>
+              <w:t xml:space="preserve">Today’s transaction count</w:t>
+            </w:r>
+          </w:p>
+        </w:tc>
+        <w:tc>
+          <w:tcPr>
             <w:tcMar>
               <w:top w:w="40" w:type="dxa"/>
               <w:bottom w:w="40" w:type="dxa"/>
@@ -1123,48 +979,12 @@
                 <w:rFonts w:ascii="Calibri" w:hAnsi="Calibri"/>
                 <w:sz w:val="18"/>
               </w:rPr>
-              <w:t xml:space="preserve">Today’s transaction count</w:t>
+              <w:t xml:space="preserve">Partial</w:t>
             </w:r>
           </w:p>
         </w:tc>
         <w:tc>
           <w:tcPr>
-            <w:tcMar>
-              <w:top w:w="40" w:type="dxa"/>
-              <w:bottom w:w="40" w:type="dxa"/>
-              <w:left w:w="60" w:type="dxa"/>
-              <w:right w:w="60" w:type="dxa"/>
-            </w:tcMar>
-            <w:tcMar>
-              <w:top w:w="40" w:type="dxa"/>
-              <w:bottom w:w="40" w:type="dxa"/>
-              <w:left w:w="60" w:type="dxa"/>
-              <w:right w:w="60" w:type="dxa"/>
-            </w:tcMar>
-          </w:tcPr>
-          <w:p>
-            <w:pPr>
-              <w:pStyle w:val="Compact"/>
-              <w:spacing w:before="0" w:after="40" w:line="264" w:lineRule="auto"/>
-              <w:jc w:val="left"/>
-            </w:pPr>
-            <w:r>
-              <w:rPr>
-                <w:rFonts w:ascii="Calibri" w:hAnsi="Calibri"/>
-                <w:sz w:val="18"/>
-              </w:rPr>
-              <w:t xml:space="preserve">Partial</w:t>
-            </w:r>
-          </w:p>
-        </w:tc>
-        <w:tc>
-          <w:tcPr>
-            <w:tcMar>
-              <w:top w:w="40" w:type="dxa"/>
-              <w:bottom w:w="40" w:type="dxa"/>
-              <w:left w:w="60" w:type="dxa"/>
-              <w:right w:w="60" w:type="dxa"/>
-            </w:tcMar>
             <w:tcMar>
               <w:top w:w="40" w:type="dxa"/>
               <w:bottom w:w="40" w:type="dxa"/>
@@ -1289,6 +1109,82 @@
               <w:right w:w="60" w:type="dxa"/>
             </w:tcMar>
             <w:shd w:fill="1A365D" w:val="clear"/>
+          </w:tcPr>
+          <w:p>
+            <w:pPr>
+              <w:pStyle w:val="Compact"/>
+              <w:spacing w:before="0" w:after="40" w:line="264" w:lineRule="auto"/>
+              <w:jc w:val="left"/>
+            </w:pPr>
+            <w:r>
+              <w:rPr>
+                <w:rFonts w:ascii="Calibri" w:hAnsi="Calibri"/>
+                <w:b/>
+                <w:color w:val="FFFFFF"/>
+                <w:sz w:val="18"/>
+              </w:rPr>
+              <w:t xml:space="preserve">Capability</w:t>
+            </w:r>
+          </w:p>
+        </w:tc>
+        <w:tc>
+          <w:tcPr>
+            <w:tcMar>
+              <w:top w:w="40" w:type="dxa"/>
+              <w:bottom w:w="40" w:type="dxa"/>
+              <w:left w:w="60" w:type="dxa"/>
+              <w:right w:w="60" w:type="dxa"/>
+            </w:tcMar>
+            <w:shd w:fill="1A365D" w:val="clear"/>
+          </w:tcPr>
+          <w:p>
+            <w:pPr>
+              <w:pStyle w:val="Compact"/>
+              <w:spacing w:before="0" w:after="40" w:line="264" w:lineRule="auto"/>
+              <w:jc w:val="left"/>
+            </w:pPr>
+            <w:r>
+              <w:rPr>
+                <w:rFonts w:ascii="Calibri" w:hAnsi="Calibri"/>
+                <w:b/>
+                <w:color w:val="FFFFFF"/>
+                <w:sz w:val="18"/>
+              </w:rPr>
+              <w:t xml:space="preserve">Status</w:t>
+            </w:r>
+          </w:p>
+        </w:tc>
+        <w:tc>
+          <w:tcPr>
+            <w:tcMar>
+              <w:top w:w="40" w:type="dxa"/>
+              <w:bottom w:w="40" w:type="dxa"/>
+              <w:left w:w="60" w:type="dxa"/>
+              <w:right w:w="60" w:type="dxa"/>
+            </w:tcMar>
+            <w:shd w:fill="1A365D" w:val="clear"/>
+          </w:tcPr>
+          <w:p>
+            <w:pPr>
+              <w:pStyle w:val="Compact"/>
+              <w:spacing w:before="0" w:after="40" w:line="264" w:lineRule="auto"/>
+              <w:jc w:val="left"/>
+            </w:pPr>
+            <w:r>
+              <w:rPr>
+                <w:rFonts w:ascii="Calibri" w:hAnsi="Calibri"/>
+                <w:b/>
+                <w:color w:val="FFFFFF"/>
+                <w:sz w:val="18"/>
+              </w:rPr>
+              <w:t xml:space="preserve">Notes</w:t>
+            </w:r>
+          </w:p>
+        </w:tc>
+      </w:tr>
+      <w:tr>
+        <w:tc>
+          <w:tcPr>
             <w:tcMar>
               <w:top w:w="40" w:type="dxa"/>
               <w:bottom w:w="40" w:type="dxa"/>
@@ -1305,23 +1201,28 @@
             <w:r>
               <w:rPr>
                 <w:rFonts w:ascii="Calibri" w:hAnsi="Calibri"/>
-                <w:b/>
-                <w:color w:val="FFFFFF"/>
-                <w:sz w:val="18"/>
-              </w:rPr>
-              <w:t xml:space="preserve">Capability</w:t>
+                <w:sz w:val="18"/>
+              </w:rPr>
+              <w:t xml:space="preserve">Search / paginate</w:t>
+            </w:r>
+            <w:r>
+              <w:rPr>
+                <w:rFonts w:ascii="Calibri" w:hAnsi="Calibri"/>
+                <w:sz w:val="18"/>
+              </w:rPr>
+              <w:t xml:space="preserve"> </w:t>
+            </w:r>
+            <w:r>
+              <w:rPr>
+                <w:rFonts w:ascii="Calibri" w:hAnsi="Calibri"/>
+                <w:sz w:val="18"/>
+              </w:rPr>
+              <w:t xml:space="preserve">customers</w:t>
             </w:r>
           </w:p>
         </w:tc>
         <w:tc>
           <w:tcPr>
-            <w:tcMar>
-              <w:top w:w="40" w:type="dxa"/>
-              <w:bottom w:w="40" w:type="dxa"/>
-              <w:left w:w="60" w:type="dxa"/>
-              <w:right w:w="60" w:type="dxa"/>
-            </w:tcMar>
-            <w:shd w:fill="1A365D" w:val="clear"/>
             <w:tcMar>
               <w:top w:w="40" w:type="dxa"/>
               <w:bottom w:w="40" w:type="dxa"/>
@@ -1338,131 +1239,14 @@
             <w:r>
               <w:rPr>
                 <w:rFonts w:ascii="Calibri" w:hAnsi="Calibri"/>
-                <w:b/>
-                <w:color w:val="FFFFFF"/>
-                <w:sz w:val="18"/>
-              </w:rPr>
-              <w:t xml:space="preserve">Status</w:t>
+                <w:sz w:val="18"/>
+              </w:rPr>
+              <w:t xml:space="preserve">Implemented</w:t>
             </w:r>
           </w:p>
         </w:tc>
         <w:tc>
           <w:tcPr>
-            <w:tcMar>
-              <w:top w:w="40" w:type="dxa"/>
-              <w:bottom w:w="40" w:type="dxa"/>
-              <w:left w:w="60" w:type="dxa"/>
-              <w:right w:w="60" w:type="dxa"/>
-            </w:tcMar>
-            <w:shd w:fill="1A365D" w:val="clear"/>
-            <w:tcMar>
-              <w:top w:w="40" w:type="dxa"/>
-              <w:bottom w:w="40" w:type="dxa"/>
-              <w:left w:w="60" w:type="dxa"/>
-              <w:right w:w="60" w:type="dxa"/>
-            </w:tcMar>
-          </w:tcPr>
-          <w:p>
-            <w:pPr>
-              <w:pStyle w:val="Compact"/>
-              <w:spacing w:before="0" w:after="40" w:line="264" w:lineRule="auto"/>
-              <w:jc w:val="left"/>
-            </w:pPr>
-            <w:r>
-              <w:rPr>
-                <w:rFonts w:ascii="Calibri" w:hAnsi="Calibri"/>
-                <w:b/>
-                <w:color w:val="FFFFFF"/>
-                <w:sz w:val="18"/>
-              </w:rPr>
-              <w:t xml:space="preserve">Notes</w:t>
-            </w:r>
-          </w:p>
-        </w:tc>
-      </w:tr>
-      <w:tr>
-        <w:tc>
-          <w:tcPr>
-            <w:tcMar>
-              <w:top w:w="40" w:type="dxa"/>
-              <w:bottom w:w="40" w:type="dxa"/>
-              <w:left w:w="60" w:type="dxa"/>
-              <w:right w:w="60" w:type="dxa"/>
-            </w:tcMar>
-            <w:tcMar>
-              <w:top w:w="40" w:type="dxa"/>
-              <w:bottom w:w="40" w:type="dxa"/>
-              <w:left w:w="60" w:type="dxa"/>
-              <w:right w:w="60" w:type="dxa"/>
-            </w:tcMar>
-          </w:tcPr>
-          <w:p>
-            <w:pPr>
-              <w:pStyle w:val="Compact"/>
-              <w:spacing w:before="0" w:after="40" w:line="264" w:lineRule="auto"/>
-              <w:jc w:val="left"/>
-            </w:pPr>
-            <w:r>
-              <w:rPr>
-                <w:rFonts w:ascii="Calibri" w:hAnsi="Calibri"/>
-                <w:sz w:val="18"/>
-              </w:rPr>
-              <w:t xml:space="preserve">Search / paginate</w:t>
-            </w:r>
-            <w:r>
-              <w:rPr>
-                <w:rFonts w:ascii="Calibri" w:hAnsi="Calibri"/>
-                <w:sz w:val="18"/>
-              </w:rPr>
-              <w:t xml:space="preserve"> </w:t>
-            </w:r>
-            <w:r>
-              <w:rPr>
-                <w:rFonts w:ascii="Calibri" w:hAnsi="Calibri"/>
-                <w:sz w:val="18"/>
-              </w:rPr>
-              <w:t xml:space="preserve">customers</w:t>
-            </w:r>
-          </w:p>
-        </w:tc>
-        <w:tc>
-          <w:tcPr>
-            <w:tcMar>
-              <w:top w:w="40" w:type="dxa"/>
-              <w:bottom w:w="40" w:type="dxa"/>
-              <w:left w:w="60" w:type="dxa"/>
-              <w:right w:w="60" w:type="dxa"/>
-            </w:tcMar>
-            <w:tcMar>
-              <w:top w:w="40" w:type="dxa"/>
-              <w:bottom w:w="40" w:type="dxa"/>
-              <w:left w:w="60" w:type="dxa"/>
-              <w:right w:w="60" w:type="dxa"/>
-            </w:tcMar>
-          </w:tcPr>
-          <w:p>
-            <w:pPr>
-              <w:pStyle w:val="Compact"/>
-              <w:spacing w:before="0" w:after="40" w:line="264" w:lineRule="auto"/>
-              <w:jc w:val="left"/>
-            </w:pPr>
-            <w:r>
-              <w:rPr>
-                <w:rFonts w:ascii="Calibri" w:hAnsi="Calibri"/>
-                <w:sz w:val="18"/>
-              </w:rPr>
-              <w:t xml:space="preserve">Implemented</w:t>
-            </w:r>
-          </w:p>
-        </w:tc>
-        <w:tc>
-          <w:tcPr>
-            <w:tcMar>
-              <w:top w:w="40" w:type="dxa"/>
-              <w:bottom w:w="40" w:type="dxa"/>
-              <w:left w:w="60" w:type="dxa"/>
-              <w:right w:w="60" w:type="dxa"/>
-            </w:tcMar>
             <w:tcMar>
               <w:top w:w="40" w:type="dxa"/>
               <w:bottom w:w="40" w:type="dxa"/>
@@ -1487,6 +1271,24 @@
               <w:left w:w="60" w:type="dxa"/>
               <w:right w:w="60" w:type="dxa"/>
             </w:tcMar>
+          </w:tcPr>
+          <w:p>
+            <w:pPr>
+              <w:pStyle w:val="Compact"/>
+              <w:spacing w:before="0" w:after="40" w:line="264" w:lineRule="auto"/>
+              <w:jc w:val="left"/>
+            </w:pPr>
+            <w:r>
+              <w:rPr>
+                <w:rFonts w:ascii="Calibri" w:hAnsi="Calibri"/>
+                <w:sz w:val="18"/>
+              </w:rPr>
+              <w:t xml:space="preserve">View customer detail</w:t>
+            </w:r>
+          </w:p>
+        </w:tc>
+        <w:tc>
+          <w:tcPr>
             <w:tcMar>
               <w:top w:w="40" w:type="dxa"/>
               <w:bottom w:w="40" w:type="dxa"/>
@@ -1505,48 +1307,12 @@
                 <w:rFonts w:ascii="Calibri" w:hAnsi="Calibri"/>
                 <w:sz w:val="18"/>
               </w:rPr>
-              <w:t xml:space="preserve">View customer detail</w:t>
+              <w:t xml:space="preserve">Implemented</w:t>
             </w:r>
           </w:p>
         </w:tc>
         <w:tc>
           <w:tcPr>
-            <w:tcMar>
-              <w:top w:w="40" w:type="dxa"/>
-              <w:bottom w:w="40" w:type="dxa"/>
-              <w:left w:w="60" w:type="dxa"/>
-              <w:right w:w="60" w:type="dxa"/>
-            </w:tcMar>
-            <w:tcMar>
-              <w:top w:w="40" w:type="dxa"/>
-              <w:bottom w:w="40" w:type="dxa"/>
-              <w:left w:w="60" w:type="dxa"/>
-              <w:right w:w="60" w:type="dxa"/>
-            </w:tcMar>
-          </w:tcPr>
-          <w:p>
-            <w:pPr>
-              <w:pStyle w:val="Compact"/>
-              <w:spacing w:before="0" w:after="40" w:line="264" w:lineRule="auto"/>
-              <w:jc w:val="left"/>
-            </w:pPr>
-            <w:r>
-              <w:rPr>
-                <w:rFonts w:ascii="Calibri" w:hAnsi="Calibri"/>
-                <w:sz w:val="18"/>
-              </w:rPr>
-              <w:t xml:space="preserve">Implemented</w:t>
-            </w:r>
-          </w:p>
-        </w:tc>
-        <w:tc>
-          <w:tcPr>
-            <w:tcMar>
-              <w:top w:w="40" w:type="dxa"/>
-              <w:bottom w:w="40" w:type="dxa"/>
-              <w:left w:w="60" w:type="dxa"/>
-              <w:right w:w="60" w:type="dxa"/>
-            </w:tcMar>
             <w:tcMar>
               <w:top w:w="40" w:type="dxa"/>
               <w:bottom w:w="40" w:type="dxa"/>
@@ -1571,6 +1337,24 @@
               <w:left w:w="60" w:type="dxa"/>
               <w:right w:w="60" w:type="dxa"/>
             </w:tcMar>
+          </w:tcPr>
+          <w:p>
+            <w:pPr>
+              <w:pStyle w:val="Compact"/>
+              <w:spacing w:before="0" w:after="40" w:line="264" w:lineRule="auto"/>
+              <w:jc w:val="left"/>
+            </w:pPr>
+            <w:r>
+              <w:rPr>
+                <w:rFonts w:ascii="Calibri" w:hAnsi="Calibri"/>
+                <w:sz w:val="18"/>
+              </w:rPr>
+              <w:t xml:space="preserve">Create customer</w:t>
+            </w:r>
+          </w:p>
+        </w:tc>
+        <w:tc>
+          <w:tcPr>
             <w:tcMar>
               <w:top w:w="40" w:type="dxa"/>
               <w:bottom w:w="40" w:type="dxa"/>
@@ -1589,18 +1373,12 @@
                 <w:rFonts w:ascii="Calibri" w:hAnsi="Calibri"/>
                 <w:sz w:val="18"/>
               </w:rPr>
-              <w:t xml:space="preserve">Create customer</w:t>
+              <w:t xml:space="preserve">Implemented</w:t>
             </w:r>
           </w:p>
         </w:tc>
         <w:tc>
           <w:tcPr>
-            <w:tcMar>
-              <w:top w:w="40" w:type="dxa"/>
-              <w:bottom w:w="40" w:type="dxa"/>
-              <w:left w:w="60" w:type="dxa"/>
-              <w:right w:w="60" w:type="dxa"/>
-            </w:tcMar>
             <w:tcMar>
               <w:top w:w="40" w:type="dxa"/>
               <w:bottom w:w="40" w:type="dxa"/>
@@ -1619,18 +1397,42 @@
                 <w:rFonts w:ascii="Calibri" w:hAnsi="Calibri"/>
                 <w:sz w:val="18"/>
               </w:rPr>
-              <w:t xml:space="preserve">Implemented</w:t>
+              <w:t xml:space="preserve">Optional first</w:t>
+            </w:r>
+            <w:r>
+              <w:rPr>
+                <w:rFonts w:ascii="Calibri" w:hAnsi="Calibri"/>
+                <w:sz w:val="18"/>
+              </w:rPr>
+              <w:t xml:space="preserve"> </w:t>
+            </w:r>
+            <w:r>
+              <w:rPr>
+                <w:rFonts w:ascii="Calibri" w:hAnsi="Calibri"/>
+                <w:sz w:val="18"/>
+              </w:rPr>
+              <w:t xml:space="preserve">account on</w:t>
+            </w:r>
+            <w:r>
+              <w:rPr>
+                <w:rFonts w:ascii="Calibri" w:hAnsi="Calibri"/>
+                <w:sz w:val="18"/>
+              </w:rPr>
+              <w:t xml:space="preserve"> </w:t>
+            </w:r>
+            <w:r>
+              <w:rPr>
+                <w:rFonts w:ascii="Calibri" w:hAnsi="Calibri"/>
+                <w:sz w:val="18"/>
+              </w:rPr>
+              <w:t xml:space="preserve">create</w:t>
             </w:r>
           </w:p>
         </w:tc>
+      </w:tr>
+      <w:tr>
         <w:tc>
           <w:tcPr>
-            <w:tcMar>
-              <w:top w:w="40" w:type="dxa"/>
-              <w:bottom w:w="40" w:type="dxa"/>
-              <w:left w:w="60" w:type="dxa"/>
-              <w:right w:w="60" w:type="dxa"/>
-            </w:tcMar>
             <w:tcMar>
               <w:top w:w="40" w:type="dxa"/>
               <w:bottom w:w="40" w:type="dxa"/>
@@ -1649,48 +1451,12 @@
                 <w:rFonts w:ascii="Calibri" w:hAnsi="Calibri"/>
                 <w:sz w:val="18"/>
               </w:rPr>
-              <w:t xml:space="preserve">Optional first</w:t>
-            </w:r>
-            <w:r>
-              <w:rPr>
-                <w:rFonts w:ascii="Calibri" w:hAnsi="Calibri"/>
-                <w:sz w:val="18"/>
-              </w:rPr>
-              <w:t xml:space="preserve"> </w:t>
-            </w:r>
-            <w:r>
-              <w:rPr>
-                <w:rFonts w:ascii="Calibri" w:hAnsi="Calibri"/>
-                <w:sz w:val="18"/>
-              </w:rPr>
-              <w:t xml:space="preserve">account on</w:t>
-            </w:r>
-            <w:r>
-              <w:rPr>
-                <w:rFonts w:ascii="Calibri" w:hAnsi="Calibri"/>
-                <w:sz w:val="18"/>
-              </w:rPr>
-              <w:t xml:space="preserve"> </w:t>
-            </w:r>
-            <w:r>
-              <w:rPr>
-                <w:rFonts w:ascii="Calibri" w:hAnsi="Calibri"/>
-                <w:sz w:val="18"/>
-              </w:rPr>
-              <w:t xml:space="preserve">create</w:t>
+              <w:t xml:space="preserve">Update customer</w:t>
             </w:r>
           </w:p>
         </w:tc>
-      </w:tr>
-      <w:tr>
         <w:tc>
           <w:tcPr>
-            <w:tcMar>
-              <w:top w:w="40" w:type="dxa"/>
-              <w:bottom w:w="40" w:type="dxa"/>
-              <w:left w:w="60" w:type="dxa"/>
-              <w:right w:w="60" w:type="dxa"/>
-            </w:tcMar>
             <w:tcMar>
               <w:top w:w="40" w:type="dxa"/>
               <w:bottom w:w="40" w:type="dxa"/>
@@ -1709,48 +1475,12 @@
                 <w:rFonts w:ascii="Calibri" w:hAnsi="Calibri"/>
                 <w:sz w:val="18"/>
               </w:rPr>
-              <w:t xml:space="preserve">Update customer</w:t>
+              <w:t xml:space="preserve">Implemented</w:t>
             </w:r>
           </w:p>
         </w:tc>
         <w:tc>
           <w:tcPr>
-            <w:tcMar>
-              <w:top w:w="40" w:type="dxa"/>
-              <w:bottom w:w="40" w:type="dxa"/>
-              <w:left w:w="60" w:type="dxa"/>
-              <w:right w:w="60" w:type="dxa"/>
-            </w:tcMar>
-            <w:tcMar>
-              <w:top w:w="40" w:type="dxa"/>
-              <w:bottom w:w="40" w:type="dxa"/>
-              <w:left w:w="60" w:type="dxa"/>
-              <w:right w:w="60" w:type="dxa"/>
-            </w:tcMar>
-          </w:tcPr>
-          <w:p>
-            <w:pPr>
-              <w:pStyle w:val="Compact"/>
-              <w:spacing w:before="0" w:after="40" w:line="264" w:lineRule="auto"/>
-              <w:jc w:val="left"/>
-            </w:pPr>
-            <w:r>
-              <w:rPr>
-                <w:rFonts w:ascii="Calibri" w:hAnsi="Calibri"/>
-                <w:sz w:val="18"/>
-              </w:rPr>
-              <w:t xml:space="preserve">Implemented</w:t>
-            </w:r>
-          </w:p>
-        </w:tc>
-        <w:tc>
-          <w:tcPr>
-            <w:tcMar>
-              <w:top w:w="40" w:type="dxa"/>
-              <w:bottom w:w="40" w:type="dxa"/>
-              <w:left w:w="60" w:type="dxa"/>
-              <w:right w:w="60" w:type="dxa"/>
-            </w:tcMar>
             <w:tcMar>
               <w:top w:w="40" w:type="dxa"/>
               <w:bottom w:w="40" w:type="dxa"/>
@@ -1775,6 +1505,24 @@
               <w:left w:w="60" w:type="dxa"/>
               <w:right w:w="60" w:type="dxa"/>
             </w:tcMar>
+          </w:tcPr>
+          <w:p>
+            <w:pPr>
+              <w:pStyle w:val="Compact"/>
+              <w:spacing w:before="0" w:after="40" w:line="264" w:lineRule="auto"/>
+              <w:jc w:val="left"/>
+            </w:pPr>
+            <w:r>
+              <w:rPr>
+                <w:rFonts w:ascii="Calibri" w:hAnsi="Calibri"/>
+                <w:sz w:val="18"/>
+              </w:rPr>
+              <w:t xml:space="preserve">Soft/hard delete</w:t>
+            </w:r>
+          </w:p>
+        </w:tc>
+        <w:tc>
+          <w:tcPr>
             <w:tcMar>
               <w:top w:w="40" w:type="dxa"/>
               <w:bottom w:w="40" w:type="dxa"/>
@@ -1793,18 +1541,12 @@
                 <w:rFonts w:ascii="Calibri" w:hAnsi="Calibri"/>
                 <w:sz w:val="18"/>
               </w:rPr>
-              <w:t xml:space="preserve">Soft/hard delete</w:t>
+              <w:t xml:space="preserve">Implemented</w:t>
             </w:r>
           </w:p>
         </w:tc>
         <w:tc>
           <w:tcPr>
-            <w:tcMar>
-              <w:top w:w="40" w:type="dxa"/>
-              <w:bottom w:w="40" w:type="dxa"/>
-              <w:left w:w="60" w:type="dxa"/>
-              <w:right w:w="60" w:type="dxa"/>
-            </w:tcMar>
             <w:tcMar>
               <w:top w:w="40" w:type="dxa"/>
               <w:bottom w:w="40" w:type="dxa"/>
@@ -1823,18 +1565,28 @@
                 <w:rFonts w:ascii="Calibri" w:hAnsi="Calibri"/>
                 <w:sz w:val="18"/>
               </w:rPr>
-              <w:t xml:space="preserve">Implemented</w:t>
+              <w:t xml:space="preserve">ADMIN only for</w:t>
+            </w:r>
+            <w:r>
+              <w:rPr>
+                <w:rFonts w:ascii="Calibri" w:hAnsi="Calibri"/>
+                <w:sz w:val="18"/>
+              </w:rPr>
+              <w:t xml:space="preserve"> </w:t>
+            </w:r>
+            <w:r>
+              <w:rPr>
+                <w:rFonts w:ascii="Calibri" w:hAnsi="Calibri"/>
+                <w:sz w:val="18"/>
+              </w:rPr>
+              <w:t xml:space="preserve">DELETE</w:t>
             </w:r>
           </w:p>
         </w:tc>
+      </w:tr>
+      <w:tr>
         <w:tc>
           <w:tcPr>
-            <w:tcMar>
-              <w:top w:w="40" w:type="dxa"/>
-              <w:bottom w:w="40" w:type="dxa"/>
-              <w:left w:w="60" w:type="dxa"/>
-              <w:right w:w="60" w:type="dxa"/>
-            </w:tcMar>
             <w:tcMar>
               <w:top w:w="40" w:type="dxa"/>
               <w:bottom w:w="40" w:type="dxa"/>
@@ -1853,7 +1605,7 @@
                 <w:rFonts w:ascii="Calibri" w:hAnsi="Calibri"/>
                 <w:sz w:val="18"/>
               </w:rPr>
-              <w:t xml:space="preserve">ADMIN only for</w:t>
+              <w:t xml:space="preserve">Open additional accounts</w:t>
             </w:r>
             <w:r>
               <w:rPr>
@@ -1867,20 +1619,12 @@
                 <w:rFonts w:ascii="Calibri" w:hAnsi="Calibri"/>
                 <w:sz w:val="18"/>
               </w:rPr>
-              <w:t xml:space="preserve">DELETE</w:t>
+              <w:t xml:space="preserve">from detail</w:t>
             </w:r>
           </w:p>
         </w:tc>
-      </w:tr>
-      <w:tr>
         <w:tc>
           <w:tcPr>
-            <w:tcMar>
-              <w:top w:w="40" w:type="dxa"/>
-              <w:bottom w:w="40" w:type="dxa"/>
-              <w:left w:w="60" w:type="dxa"/>
-              <w:right w:w="60" w:type="dxa"/>
-            </w:tcMar>
             <w:tcMar>
               <w:top w:w="40" w:type="dxa"/>
               <w:bottom w:w="40" w:type="dxa"/>
@@ -1899,62 +1643,12 @@
                 <w:rFonts w:ascii="Calibri" w:hAnsi="Calibri"/>
                 <w:sz w:val="18"/>
               </w:rPr>
-              <w:t xml:space="preserve">Open additional accounts</w:t>
-            </w:r>
-            <w:r>
-              <w:rPr>
-                <w:rFonts w:ascii="Calibri" w:hAnsi="Calibri"/>
-                <w:sz w:val="18"/>
-              </w:rPr>
-              <w:t xml:space="preserve"> </w:t>
-            </w:r>
-            <w:r>
-              <w:rPr>
-                <w:rFonts w:ascii="Calibri" w:hAnsi="Calibri"/>
-                <w:sz w:val="18"/>
-              </w:rPr>
-              <w:t xml:space="preserve">from detail</w:t>
+              <w:t xml:space="preserve">Implemented</w:t>
             </w:r>
           </w:p>
         </w:tc>
         <w:tc>
           <w:tcPr>
-            <w:tcMar>
-              <w:top w:w="40" w:type="dxa"/>
-              <w:bottom w:w="40" w:type="dxa"/>
-              <w:left w:w="60" w:type="dxa"/>
-              <w:right w:w="60" w:type="dxa"/>
-            </w:tcMar>
-            <w:tcMar>
-              <w:top w:w="40" w:type="dxa"/>
-              <w:bottom w:w="40" w:type="dxa"/>
-              <w:left w:w="60" w:type="dxa"/>
-              <w:right w:w="60" w:type="dxa"/>
-            </w:tcMar>
-          </w:tcPr>
-          <w:p>
-            <w:pPr>
-              <w:pStyle w:val="Compact"/>
-              <w:spacing w:before="0" w:after="40" w:line="264" w:lineRule="auto"/>
-              <w:jc w:val="left"/>
-            </w:pPr>
-            <w:r>
-              <w:rPr>
-                <w:rFonts w:ascii="Calibri" w:hAnsi="Calibri"/>
-                <w:sz w:val="18"/>
-              </w:rPr>
-              <w:t xml:space="preserve">Implemented</w:t>
-            </w:r>
-          </w:p>
-        </w:tc>
-        <w:tc>
-          <w:tcPr>
-            <w:tcMar>
-              <w:top w:w="40" w:type="dxa"/>
-              <w:bottom w:w="40" w:type="dxa"/>
-              <w:left w:w="60" w:type="dxa"/>
-              <w:right w:w="60" w:type="dxa"/>
-            </w:tcMar>
             <w:tcMar>
               <w:top w:w="40" w:type="dxa"/>
               <w:bottom w:w="40" w:type="dxa"/>
@@ -2078,6 +1772,82 @@
               <w:right w:w="60" w:type="dxa"/>
             </w:tcMar>
             <w:shd w:fill="1A365D" w:val="clear"/>
+          </w:tcPr>
+          <w:p>
+            <w:pPr>
+              <w:pStyle w:val="Compact"/>
+              <w:spacing w:before="0" w:after="40" w:line="264" w:lineRule="auto"/>
+              <w:jc w:val="left"/>
+            </w:pPr>
+            <w:r>
+              <w:rPr>
+                <w:rFonts w:ascii="Calibri" w:hAnsi="Calibri"/>
+                <w:b/>
+                <w:color w:val="FFFFFF"/>
+                <w:sz w:val="18"/>
+              </w:rPr>
+              <w:t xml:space="preserve">Capability</w:t>
+            </w:r>
+          </w:p>
+        </w:tc>
+        <w:tc>
+          <w:tcPr>
+            <w:tcMar>
+              <w:top w:w="40" w:type="dxa"/>
+              <w:bottom w:w="40" w:type="dxa"/>
+              <w:left w:w="60" w:type="dxa"/>
+              <w:right w:w="60" w:type="dxa"/>
+            </w:tcMar>
+            <w:shd w:fill="1A365D" w:val="clear"/>
+          </w:tcPr>
+          <w:p>
+            <w:pPr>
+              <w:pStyle w:val="Compact"/>
+              <w:spacing w:before="0" w:after="40" w:line="264" w:lineRule="auto"/>
+              <w:jc w:val="left"/>
+            </w:pPr>
+            <w:r>
+              <w:rPr>
+                <w:rFonts w:ascii="Calibri" w:hAnsi="Calibri"/>
+                <w:b/>
+                <w:color w:val="FFFFFF"/>
+                <w:sz w:val="18"/>
+              </w:rPr>
+              <w:t xml:space="preserve">Status</w:t>
+            </w:r>
+          </w:p>
+        </w:tc>
+        <w:tc>
+          <w:tcPr>
+            <w:tcMar>
+              <w:top w:w="40" w:type="dxa"/>
+              <w:bottom w:w="40" w:type="dxa"/>
+              <w:left w:w="60" w:type="dxa"/>
+              <w:right w:w="60" w:type="dxa"/>
+            </w:tcMar>
+            <w:shd w:fill="1A365D" w:val="clear"/>
+          </w:tcPr>
+          <w:p>
+            <w:pPr>
+              <w:pStyle w:val="Compact"/>
+              <w:spacing w:before="0" w:after="40" w:line="264" w:lineRule="auto"/>
+              <w:jc w:val="left"/>
+            </w:pPr>
+            <w:r>
+              <w:rPr>
+                <w:rFonts w:ascii="Calibri" w:hAnsi="Calibri"/>
+                <w:b/>
+                <w:color w:val="FFFFFF"/>
+                <w:sz w:val="18"/>
+              </w:rPr>
+              <w:t xml:space="preserve">Notes</w:t>
+            </w:r>
+          </w:p>
+        </w:tc>
+      </w:tr>
+      <w:tr>
+        <w:tc>
+          <w:tcPr>
             <w:tcMar>
               <w:top w:w="40" w:type="dxa"/>
               <w:bottom w:w="40" w:type="dxa"/>
@@ -2094,23 +1864,14 @@
             <w:r>
               <w:rPr>
                 <w:rFonts w:ascii="Calibri" w:hAnsi="Calibri"/>
-                <w:b/>
-                <w:color w:val="FFFFFF"/>
-                <w:sz w:val="18"/>
-              </w:rPr>
-              <w:t xml:space="preserve">Capability</w:t>
+                <w:sz w:val="18"/>
+              </w:rPr>
+              <w:t xml:space="preserve">Open account</w:t>
             </w:r>
           </w:p>
         </w:tc>
         <w:tc>
           <w:tcPr>
-            <w:tcMar>
-              <w:top w:w="40" w:type="dxa"/>
-              <w:bottom w:w="40" w:type="dxa"/>
-              <w:left w:w="60" w:type="dxa"/>
-              <w:right w:w="60" w:type="dxa"/>
-            </w:tcMar>
-            <w:shd w:fill="1A365D" w:val="clear"/>
             <w:tcMar>
               <w:top w:w="40" w:type="dxa"/>
               <w:bottom w:w="40" w:type="dxa"/>
@@ -2127,23 +1888,14 @@
             <w:r>
               <w:rPr>
                 <w:rFonts w:ascii="Calibri" w:hAnsi="Calibri"/>
-                <w:b/>
-                <w:color w:val="FFFFFF"/>
-                <w:sz w:val="18"/>
-              </w:rPr>
-              <w:t xml:space="preserve">Status</w:t>
+                <w:sz w:val="18"/>
+              </w:rPr>
+              <w:t xml:space="preserve">Implemented</w:t>
             </w:r>
           </w:p>
         </w:tc>
         <w:tc>
           <w:tcPr>
-            <w:tcMar>
-              <w:top w:w="40" w:type="dxa"/>
-              <w:bottom w:w="40" w:type="dxa"/>
-              <w:left w:w="60" w:type="dxa"/>
-              <w:right w:w="60" w:type="dxa"/>
-            </w:tcMar>
-            <w:shd w:fill="1A365D" w:val="clear"/>
             <w:tcMar>
               <w:top w:w="40" w:type="dxa"/>
               <w:bottom w:w="40" w:type="dxa"/>
@@ -2160,11 +1912,23 @@
             <w:r>
               <w:rPr>
                 <w:rFonts w:ascii="Calibri" w:hAnsi="Calibri"/>
-                <w:b/>
-                <w:color w:val="FFFFFF"/>
-                <w:sz w:val="18"/>
-              </w:rPr>
-              <w:t xml:space="preserve">Notes</w:t>
+                <w:sz w:val="18"/>
+              </w:rPr>
+              <w:t xml:space="preserve">Policy-validated opening</w:t>
+            </w:r>
+            <w:r>
+              <w:rPr>
+                <w:rFonts w:ascii="Calibri" w:hAnsi="Calibri"/>
+                <w:sz w:val="18"/>
+              </w:rPr>
+              <w:t xml:space="preserve"> </w:t>
+            </w:r>
+            <w:r>
+              <w:rPr>
+                <w:rFonts w:ascii="Calibri" w:hAnsi="Calibri"/>
+                <w:sz w:val="18"/>
+              </w:rPr>
+              <w:t xml:space="preserve">deposit</w:t>
             </w:r>
           </w:p>
         </w:tc>
@@ -2172,12 +1936,6 @@
       <w:tr>
         <w:tc>
           <w:tcPr>
-            <w:tcMar>
-              <w:top w:w="40" w:type="dxa"/>
-              <w:bottom w:w="40" w:type="dxa"/>
-              <w:left w:w="60" w:type="dxa"/>
-              <w:right w:w="60" w:type="dxa"/>
-            </w:tcMar>
             <w:tcMar>
               <w:top w:w="40" w:type="dxa"/>
               <w:bottom w:w="40" w:type="dxa"/>
@@ -2196,18 +1954,12 @@
                 <w:rFonts w:ascii="Calibri" w:hAnsi="Calibri"/>
                 <w:sz w:val="18"/>
               </w:rPr>
-              <w:t xml:space="preserve">Open account</w:t>
+              <w:t xml:space="preserve">List / search accounts</w:t>
             </w:r>
           </w:p>
         </w:tc>
         <w:tc>
           <w:tcPr>
-            <w:tcMar>
-              <w:top w:w="40" w:type="dxa"/>
-              <w:bottom w:w="40" w:type="dxa"/>
-              <w:left w:w="60" w:type="dxa"/>
-              <w:right w:w="60" w:type="dxa"/>
-            </w:tcMar>
             <w:tcMar>
               <w:top w:w="40" w:type="dxa"/>
               <w:bottom w:w="40" w:type="dxa"/>
@@ -2238,6 +1990,27 @@
               <w:left w:w="60" w:type="dxa"/>
               <w:right w:w="60" w:type="dxa"/>
             </w:tcMar>
+          </w:tcPr>
+          <w:p>
+            <w:pPr>
+              <w:pStyle w:val="Compact"/>
+              <w:spacing w:before="0" w:after="40" w:line="264" w:lineRule="auto"/>
+              <w:jc w:val="left"/>
+            </w:pPr>
+            <w:r>
+              <w:rPr>
+                <w:rStyle w:val="VerbatimChar"/>
+                <w:rFonts w:ascii="Calibri" w:hAnsi="Calibri"/>
+                <w:sz w:val="18"/>
+              </w:rPr>
+              <w:t xml:space="preserve">/app/accounts</w:t>
+            </w:r>
+          </w:p>
+        </w:tc>
+      </w:tr>
+      <w:tr>
+        <w:tc>
+          <w:tcPr>
             <w:tcMar>
               <w:top w:w="40" w:type="dxa"/>
               <w:bottom w:w="40" w:type="dxa"/>
@@ -2256,34 +2029,12 @@
                 <w:rFonts w:ascii="Calibri" w:hAnsi="Calibri"/>
                 <w:sz w:val="18"/>
               </w:rPr>
-              <w:t xml:space="preserve">Policy-validated opening</w:t>
-            </w:r>
-            <w:r>
-              <w:rPr>
-                <w:rFonts w:ascii="Calibri" w:hAnsi="Calibri"/>
-                <w:sz w:val="18"/>
-              </w:rPr>
-              <w:t xml:space="preserve"> </w:t>
-            </w:r>
-            <w:r>
-              <w:rPr>
-                <w:rFonts w:ascii="Calibri" w:hAnsi="Calibri"/>
-                <w:sz w:val="18"/>
-              </w:rPr>
-              <w:t xml:space="preserve">deposit</w:t>
+              <w:t xml:space="preserve">List accounts by customer</w:t>
             </w:r>
           </w:p>
         </w:tc>
-      </w:tr>
-      <w:tr>
         <w:tc>
           <w:tcPr>
-            <w:tcMar>
-              <w:top w:w="40" w:type="dxa"/>
-              <w:bottom w:w="40" w:type="dxa"/>
-              <w:left w:w="60" w:type="dxa"/>
-              <w:right w:w="60" w:type="dxa"/>
-            </w:tcMar>
             <w:tcMar>
               <w:top w:w="40" w:type="dxa"/>
               <w:bottom w:w="40" w:type="dxa"/>
@@ -2302,141 +2053,12 @@
                 <w:rFonts w:ascii="Calibri" w:hAnsi="Calibri"/>
                 <w:sz w:val="18"/>
               </w:rPr>
-              <w:t xml:space="preserve">List / search accounts</w:t>
+              <w:t xml:space="preserve">Implemented</w:t>
             </w:r>
           </w:p>
         </w:tc>
         <w:tc>
           <w:tcPr>
-            <w:tcMar>
-              <w:top w:w="40" w:type="dxa"/>
-              <w:bottom w:w="40" w:type="dxa"/>
-              <w:left w:w="60" w:type="dxa"/>
-              <w:right w:w="60" w:type="dxa"/>
-            </w:tcMar>
-            <w:tcMar>
-              <w:top w:w="40" w:type="dxa"/>
-              <w:bottom w:w="40" w:type="dxa"/>
-              <w:left w:w="60" w:type="dxa"/>
-              <w:right w:w="60" w:type="dxa"/>
-            </w:tcMar>
-          </w:tcPr>
-          <w:p>
-            <w:pPr>
-              <w:pStyle w:val="Compact"/>
-              <w:spacing w:before="0" w:after="40" w:line="264" w:lineRule="auto"/>
-              <w:jc w:val="left"/>
-            </w:pPr>
-            <w:r>
-              <w:rPr>
-                <w:rFonts w:ascii="Calibri" w:hAnsi="Calibri"/>
-                <w:sz w:val="18"/>
-              </w:rPr>
-              <w:t xml:space="preserve">Implemented</w:t>
-            </w:r>
-          </w:p>
-        </w:tc>
-        <w:tc>
-          <w:tcPr>
-            <w:tcMar>
-              <w:top w:w="40" w:type="dxa"/>
-              <w:bottom w:w="40" w:type="dxa"/>
-              <w:left w:w="60" w:type="dxa"/>
-              <w:right w:w="60" w:type="dxa"/>
-            </w:tcMar>
-            <w:tcMar>
-              <w:top w:w="40" w:type="dxa"/>
-              <w:bottom w:w="40" w:type="dxa"/>
-              <w:left w:w="60" w:type="dxa"/>
-              <w:right w:w="60" w:type="dxa"/>
-            </w:tcMar>
-          </w:tcPr>
-          <w:p>
-            <w:pPr>
-              <w:pStyle w:val="Compact"/>
-              <w:spacing w:before="0" w:after="40" w:line="264" w:lineRule="auto"/>
-              <w:jc w:val="left"/>
-            </w:pPr>
-            <w:r>
-              <w:rPr>
-                <w:rStyle w:val="VerbatimChar"/>
-                <w:rFonts w:ascii="Calibri" w:hAnsi="Calibri"/>
-                <w:sz w:val="18"/>
-              </w:rPr>
-              <w:t xml:space="preserve">/app/accounts</w:t>
-            </w:r>
-          </w:p>
-        </w:tc>
-      </w:tr>
-      <w:tr>
-        <w:tc>
-          <w:tcPr>
-            <w:tcMar>
-              <w:top w:w="40" w:type="dxa"/>
-              <w:bottom w:w="40" w:type="dxa"/>
-              <w:left w:w="60" w:type="dxa"/>
-              <w:right w:w="60" w:type="dxa"/>
-            </w:tcMar>
-            <w:tcMar>
-              <w:top w:w="40" w:type="dxa"/>
-              <w:bottom w:w="40" w:type="dxa"/>
-              <w:left w:w="60" w:type="dxa"/>
-              <w:right w:w="60" w:type="dxa"/>
-            </w:tcMar>
-          </w:tcPr>
-          <w:p>
-            <w:pPr>
-              <w:pStyle w:val="Compact"/>
-              <w:spacing w:before="0" w:after="40" w:line="264" w:lineRule="auto"/>
-              <w:jc w:val="left"/>
-            </w:pPr>
-            <w:r>
-              <w:rPr>
-                <w:rFonts w:ascii="Calibri" w:hAnsi="Calibri"/>
-                <w:sz w:val="18"/>
-              </w:rPr>
-              <w:t xml:space="preserve">List accounts by customer</w:t>
-            </w:r>
-          </w:p>
-        </w:tc>
-        <w:tc>
-          <w:tcPr>
-            <w:tcMar>
-              <w:top w:w="40" w:type="dxa"/>
-              <w:bottom w:w="40" w:type="dxa"/>
-              <w:left w:w="60" w:type="dxa"/>
-              <w:right w:w="60" w:type="dxa"/>
-            </w:tcMar>
-            <w:tcMar>
-              <w:top w:w="40" w:type="dxa"/>
-              <w:bottom w:w="40" w:type="dxa"/>
-              <w:left w:w="60" w:type="dxa"/>
-              <w:right w:w="60" w:type="dxa"/>
-            </w:tcMar>
-          </w:tcPr>
-          <w:p>
-            <w:pPr>
-              <w:pStyle w:val="Compact"/>
-              <w:spacing w:before="0" w:after="40" w:line="264" w:lineRule="auto"/>
-              <w:jc w:val="left"/>
-            </w:pPr>
-            <w:r>
-              <w:rPr>
-                <w:rFonts w:ascii="Calibri" w:hAnsi="Calibri"/>
-                <w:sz w:val="18"/>
-              </w:rPr>
-              <w:t xml:space="preserve">Implemented</w:t>
-            </w:r>
-          </w:p>
-        </w:tc>
-        <w:tc>
-          <w:tcPr>
-            <w:tcMar>
-              <w:top w:w="40" w:type="dxa"/>
-              <w:bottom w:w="40" w:type="dxa"/>
-              <w:left w:w="60" w:type="dxa"/>
-              <w:right w:w="60" w:type="dxa"/>
-            </w:tcMar>
             <w:tcMar>
               <w:top w:w="40" w:type="dxa"/>
               <w:bottom w:w="40" w:type="dxa"/>
@@ -2461,6 +2083,24 @@
               <w:left w:w="60" w:type="dxa"/>
               <w:right w:w="60" w:type="dxa"/>
             </w:tcMar>
+          </w:tcPr>
+          <w:p>
+            <w:pPr>
+              <w:pStyle w:val="Compact"/>
+              <w:spacing w:before="0" w:after="40" w:line="264" w:lineRule="auto"/>
+              <w:jc w:val="left"/>
+            </w:pPr>
+            <w:r>
+              <w:rPr>
+                <w:rFonts w:ascii="Calibri" w:hAnsi="Calibri"/>
+                <w:sz w:val="18"/>
+              </w:rPr>
+              <w:t xml:space="preserve">Get account by id</w:t>
+            </w:r>
+          </w:p>
+        </w:tc>
+        <w:tc>
+          <w:tcPr>
             <w:tcMar>
               <w:top w:w="40" w:type="dxa"/>
               <w:bottom w:w="40" w:type="dxa"/>
@@ -2479,18 +2119,12 @@
                 <w:rFonts w:ascii="Calibri" w:hAnsi="Calibri"/>
                 <w:sz w:val="18"/>
               </w:rPr>
-              <w:t xml:space="preserve">Get account by id</w:t>
+              <w:t xml:space="preserve">Implemented</w:t>
             </w:r>
           </w:p>
         </w:tc>
         <w:tc>
           <w:tcPr>
-            <w:tcMar>
-              <w:top w:w="40" w:type="dxa"/>
-              <w:bottom w:w="40" w:type="dxa"/>
-              <w:left w:w="60" w:type="dxa"/>
-              <w:right w:w="60" w:type="dxa"/>
-            </w:tcMar>
             <w:tcMar>
               <w:top w:w="40" w:type="dxa"/>
               <w:bottom w:w="40" w:type="dxa"/>
@@ -2506,21 +2140,18 @@
             </w:pPr>
             <w:r>
               <w:rPr>
-                <w:rFonts w:ascii="Calibri" w:hAnsi="Calibri"/>
-                <w:sz w:val="18"/>
-              </w:rPr>
-              <w:t xml:space="preserve">Implemented</w:t>
+                <w:rStyle w:val="VerbatimChar"/>
+                <w:rFonts w:ascii="Calibri" w:hAnsi="Calibri"/>
+                <w:sz w:val="18"/>
+              </w:rPr>
+              <w:t xml:space="preserve">GET /accounts/{id}</w:t>
             </w:r>
           </w:p>
         </w:tc>
+      </w:tr>
+      <w:tr>
         <w:tc>
           <w:tcPr>
-            <w:tcMar>
-              <w:top w:w="40" w:type="dxa"/>
-              <w:bottom w:w="40" w:type="dxa"/>
-              <w:left w:w="60" w:type="dxa"/>
-              <w:right w:w="60" w:type="dxa"/>
-            </w:tcMar>
             <w:tcMar>
               <w:top w:w="40" w:type="dxa"/>
               <w:bottom w:w="40" w:type="dxa"/>
@@ -2536,24 +2167,15 @@
             </w:pPr>
             <w:r>
               <w:rPr>
-                <w:rStyle w:val="VerbatimChar"/>
-                <w:rFonts w:ascii="Calibri" w:hAnsi="Calibri"/>
-                <w:sz w:val="18"/>
-              </w:rPr>
-              <w:t xml:space="preserve">GET /accounts/{id}</w:t>
+                <w:rFonts w:ascii="Calibri" w:hAnsi="Calibri"/>
+                <w:sz w:val="18"/>
+              </w:rPr>
+              <w:t xml:space="preserve">Update account status</w:t>
             </w:r>
           </w:p>
         </w:tc>
-      </w:tr>
-      <w:tr>
         <w:tc>
           <w:tcPr>
-            <w:tcMar>
-              <w:top w:w="40" w:type="dxa"/>
-              <w:bottom w:w="40" w:type="dxa"/>
-              <w:left w:w="60" w:type="dxa"/>
-              <w:right w:w="60" w:type="dxa"/>
-            </w:tcMar>
             <w:tcMar>
               <w:top w:w="40" w:type="dxa"/>
               <w:bottom w:w="40" w:type="dxa"/>
@@ -2572,18 +2194,12 @@
                 <w:rFonts w:ascii="Calibri" w:hAnsi="Calibri"/>
                 <w:sz w:val="18"/>
               </w:rPr>
-              <w:t xml:space="preserve">Update account status</w:t>
+              <w:t xml:space="preserve">Implemented</w:t>
             </w:r>
           </w:p>
         </w:tc>
         <w:tc>
           <w:tcPr>
-            <w:tcMar>
-              <w:top w:w="40" w:type="dxa"/>
-              <w:bottom w:w="40" w:type="dxa"/>
-              <w:left w:w="60" w:type="dxa"/>
-              <w:right w:w="60" w:type="dxa"/>
-            </w:tcMar>
             <w:tcMar>
               <w:top w:w="40" w:type="dxa"/>
               <w:bottom w:w="40" w:type="dxa"/>
@@ -2602,18 +2218,14 @@
                 <w:rFonts w:ascii="Calibri" w:hAnsi="Calibri"/>
                 <w:sz w:val="18"/>
               </w:rPr>
-              <w:t xml:space="preserve">Implemented</w:t>
+              <w:t xml:space="preserve">API present</w:t>
             </w:r>
           </w:p>
         </w:tc>
+      </w:tr>
+      <w:tr>
         <w:tc>
           <w:tcPr>
-            <w:tcMar>
-              <w:top w:w="40" w:type="dxa"/>
-              <w:bottom w:w="40" w:type="dxa"/>
-              <w:left w:w="60" w:type="dxa"/>
-              <w:right w:w="60" w:type="dxa"/>
-            </w:tcMar>
             <w:tcMar>
               <w:top w:w="40" w:type="dxa"/>
               <w:bottom w:w="40" w:type="dxa"/>
@@ -2632,20 +2244,12 @@
                 <w:rFonts w:ascii="Calibri" w:hAnsi="Calibri"/>
                 <w:sz w:val="18"/>
               </w:rPr>
-              <w:t xml:space="preserve">API present</w:t>
+              <w:t xml:space="preserve">Deposit (post-open)</w:t>
             </w:r>
           </w:p>
         </w:tc>
-      </w:tr>
-      <w:tr>
         <w:tc>
           <w:tcPr>
-            <w:tcMar>
-              <w:top w:w="40" w:type="dxa"/>
-              <w:bottom w:w="40" w:type="dxa"/>
-              <w:left w:w="60" w:type="dxa"/>
-              <w:right w:w="60" w:type="dxa"/>
-            </w:tcMar>
             <w:tcMar>
               <w:top w:w="40" w:type="dxa"/>
               <w:bottom w:w="40" w:type="dxa"/>
@@ -2664,18 +2268,12 @@
                 <w:rFonts w:ascii="Calibri" w:hAnsi="Calibri"/>
                 <w:sz w:val="18"/>
               </w:rPr>
-              <w:t xml:space="preserve">Deposit (post-open)</w:t>
+              <w:t xml:space="preserve">Implemented</w:t>
             </w:r>
           </w:p>
         </w:tc>
         <w:tc>
           <w:tcPr>
-            <w:tcMar>
-              <w:top w:w="40" w:type="dxa"/>
-              <w:bottom w:w="40" w:type="dxa"/>
-              <w:left w:w="60" w:type="dxa"/>
-              <w:right w:w="60" w:type="dxa"/>
-            </w:tcMar>
             <w:tcMar>
               <w:top w:w="40" w:type="dxa"/>
               <w:bottom w:w="40" w:type="dxa"/>
@@ -2694,18 +2292,42 @@
                 <w:rFonts w:ascii="Calibri" w:hAnsi="Calibri"/>
                 <w:sz w:val="18"/>
               </w:rPr>
-              <w:t xml:space="preserve">Implemented</w:t>
+              <w:t xml:space="preserve">Credits balances + writes</w:t>
+            </w:r>
+            <w:r>
+              <w:rPr>
+                <w:rFonts w:ascii="Calibri" w:hAnsi="Calibri"/>
+                <w:sz w:val="18"/>
+              </w:rPr>
+              <w:t xml:space="preserve"> </w:t>
+            </w:r>
+            <w:r>
+              <w:rPr>
+                <w:rFonts w:ascii="Calibri" w:hAnsi="Calibri"/>
+                <w:sz w:val="18"/>
+              </w:rPr>
+              <w:t xml:space="preserve">CREDIT ledger row; Kafka</w:t>
+            </w:r>
+            <w:r>
+              <w:rPr>
+                <w:rFonts w:ascii="Calibri" w:hAnsi="Calibri"/>
+                <w:sz w:val="18"/>
+              </w:rPr>
+              <w:t xml:space="preserve"> </w:t>
+            </w:r>
+            <w:r>
+              <w:rPr>
+                <w:rFonts w:ascii="Calibri" w:hAnsi="Calibri"/>
+                <w:sz w:val="18"/>
+              </w:rPr>
+              <w:t xml:space="preserve">email to customer</w:t>
             </w:r>
           </w:p>
         </w:tc>
+      </w:tr>
+      <w:tr>
         <w:tc>
           <w:tcPr>
-            <w:tcMar>
-              <w:top w:w="40" w:type="dxa"/>
-              <w:bottom w:w="40" w:type="dxa"/>
-              <w:left w:w="60" w:type="dxa"/>
-              <w:right w:w="60" w:type="dxa"/>
-            </w:tcMar>
             <w:tcMar>
               <w:top w:w="40" w:type="dxa"/>
               <w:bottom w:w="40" w:type="dxa"/>
@@ -2724,34 +2346,12 @@
                 <w:rFonts w:ascii="Calibri" w:hAnsi="Calibri"/>
                 <w:sz w:val="18"/>
               </w:rPr>
-              <w:t xml:space="preserve">Credits balances + writes</w:t>
-            </w:r>
-            <w:r>
-              <w:rPr>
-                <w:rFonts w:ascii="Calibri" w:hAnsi="Calibri"/>
-                <w:sz w:val="18"/>
-              </w:rPr>
-              <w:t xml:space="preserve"> </w:t>
-            </w:r>
-            <w:r>
-              <w:rPr>
-                <w:rFonts w:ascii="Calibri" w:hAnsi="Calibri"/>
-                <w:sz w:val="18"/>
-              </w:rPr>
-              <w:t xml:space="preserve">CREDIT ledger row</w:t>
+              <w:t xml:space="preserve">Withdraw</w:t>
             </w:r>
           </w:p>
         </w:tc>
-      </w:tr>
-      <w:tr>
         <w:tc>
           <w:tcPr>
-            <w:tcMar>
-              <w:top w:w="40" w:type="dxa"/>
-              <w:bottom w:w="40" w:type="dxa"/>
-              <w:left w:w="60" w:type="dxa"/>
-              <w:right w:w="60" w:type="dxa"/>
-            </w:tcMar>
             <w:tcMar>
               <w:top w:w="40" w:type="dxa"/>
               <w:bottom w:w="40" w:type="dxa"/>
@@ -2770,18 +2370,12 @@
                 <w:rFonts w:ascii="Calibri" w:hAnsi="Calibri"/>
                 <w:sz w:val="18"/>
               </w:rPr>
-              <w:t xml:space="preserve">Withdraw / transfer</w:t>
+              <w:t xml:space="preserve">Implemented</w:t>
             </w:r>
           </w:p>
         </w:tc>
         <w:tc>
           <w:tcPr>
-            <w:tcMar>
-              <w:top w:w="40" w:type="dxa"/>
-              <w:bottom w:w="40" w:type="dxa"/>
-              <w:left w:w="60" w:type="dxa"/>
-              <w:right w:w="60" w:type="dxa"/>
-            </w:tcMar>
             <w:tcMar>
               <w:top w:w="40" w:type="dxa"/>
               <w:bottom w:w="40" w:type="dxa"/>
@@ -2800,18 +2394,14 @@
                 <w:rFonts w:ascii="Calibri" w:hAnsi="Calibri"/>
                 <w:sz w:val="18"/>
               </w:rPr>
-              <w:t xml:space="preserve">Stub</w:t>
+              <w:t xml:space="preserve">DEBIT + Kafka email</w:t>
             </w:r>
           </w:p>
         </w:tc>
+      </w:tr>
+      <w:tr>
         <w:tc>
           <w:tcPr>
-            <w:tcMar>
-              <w:top w:w="40" w:type="dxa"/>
-              <w:bottom w:w="40" w:type="dxa"/>
-              <w:left w:w="60" w:type="dxa"/>
-              <w:right w:w="60" w:type="dxa"/>
-            </w:tcMar>
             <w:tcMar>
               <w:top w:w="40" w:type="dxa"/>
               <w:bottom w:w="40" w:type="dxa"/>
@@ -2830,20 +2420,12 @@
                 <w:rFonts w:ascii="Calibri" w:hAnsi="Calibri"/>
                 <w:sz w:val="18"/>
               </w:rPr>
-              <w:t xml:space="preserve">Not built</w:t>
+              <w:t xml:space="preserve">Transfer</w:t>
             </w:r>
           </w:p>
         </w:tc>
-      </w:tr>
-      <w:tr>
         <w:tc>
           <w:tcPr>
-            <w:tcMar>
-              <w:top w:w="40" w:type="dxa"/>
-              <w:bottom w:w="40" w:type="dxa"/>
-              <w:left w:w="60" w:type="dxa"/>
-              <w:right w:w="60" w:type="dxa"/>
-            </w:tcMar>
             <w:tcMar>
               <w:top w:w="40" w:type="dxa"/>
               <w:bottom w:w="40" w:type="dxa"/>
@@ -2862,18 +2444,12 @@
                 <w:rFonts w:ascii="Calibri" w:hAnsi="Calibri"/>
                 <w:sz w:val="18"/>
               </w:rPr>
-              <w:t xml:space="preserve">Account detail + ledger UI</w:t>
+              <w:t xml:space="preserve">Implemented</w:t>
             </w:r>
           </w:p>
         </w:tc>
         <w:tc>
           <w:tcPr>
-            <w:tcMar>
-              <w:top w:w="40" w:type="dxa"/>
-              <w:bottom w:w="40" w:type="dxa"/>
-              <w:left w:w="60" w:type="dxa"/>
-              <w:right w:w="60" w:type="dxa"/>
-            </w:tcMar>
             <w:tcMar>
               <w:top w:w="40" w:type="dxa"/>
               <w:bottom w:w="40" w:type="dxa"/>
@@ -2892,18 +2468,28 @@
                 <w:rFonts w:ascii="Calibri" w:hAnsi="Calibri"/>
                 <w:sz w:val="18"/>
               </w:rPr>
-              <w:t xml:space="preserve">Stub</w:t>
+              <w:t xml:space="preserve">DEBIT+CREDIT; Kafka email</w:t>
+            </w:r>
+            <w:r>
+              <w:rPr>
+                <w:rFonts w:ascii="Calibri" w:hAnsi="Calibri"/>
+                <w:sz w:val="18"/>
+              </w:rPr>
+              <w:t xml:space="preserve"> </w:t>
+            </w:r>
+            <w:r>
+              <w:rPr>
+                <w:rFonts w:ascii="Calibri" w:hAnsi="Calibri"/>
+                <w:sz w:val="18"/>
+              </w:rPr>
+              <w:t xml:space="preserve">to destination customer</w:t>
             </w:r>
           </w:p>
         </w:tc>
+      </w:tr>
+      <w:tr>
         <w:tc>
           <w:tcPr>
-            <w:tcMar>
-              <w:top w:w="40" w:type="dxa"/>
-              <w:bottom w:w="40" w:type="dxa"/>
-              <w:left w:w="60" w:type="dxa"/>
-              <w:right w:w="60" w:type="dxa"/>
-            </w:tcMar>
             <w:tcMar>
               <w:top w:w="40" w:type="dxa"/>
               <w:bottom w:w="40" w:type="dxa"/>
@@ -2922,20 +2508,12 @@
                 <w:rFonts w:ascii="Calibri" w:hAnsi="Calibri"/>
                 <w:sz w:val="18"/>
               </w:rPr>
-              <w:t xml:space="preserve">Not built</w:t>
+              <w:t xml:space="preserve">Account detail + ledger UI</w:t>
             </w:r>
           </w:p>
         </w:tc>
-      </w:tr>
-      <w:tr>
         <w:tc>
           <w:tcPr>
-            <w:tcMar>
-              <w:top w:w="40" w:type="dxa"/>
-              <w:bottom w:w="40" w:type="dxa"/>
-              <w:left w:w="60" w:type="dxa"/>
-              <w:right w:w="60" w:type="dxa"/>
-            </w:tcMar>
             <w:tcMar>
               <w:top w:w="40" w:type="dxa"/>
               <w:bottom w:w="40" w:type="dxa"/>
@@ -2954,32 +2532,12 @@
                 <w:rFonts w:ascii="Calibri" w:hAnsi="Calibri"/>
                 <w:sz w:val="18"/>
               </w:rPr>
-              <w:t xml:space="preserve">Account policies (create +</w:t>
-            </w:r>
-            <w:r>
-              <w:rPr>
-                <w:rFonts w:ascii="Calibri" w:hAnsi="Calibri"/>
-                <w:sz w:val="18"/>
-              </w:rPr>
-              <w:t xml:space="preserve"> </w:t>
-            </w:r>
-            <w:r>
-              <w:rPr>
-                <w:rFonts w:ascii="Calibri" w:hAnsi="Calibri"/>
-                <w:sz w:val="18"/>
-              </w:rPr>
-              <w:t xml:space="preserve">get active)</w:t>
+              <w:t xml:space="preserve">Implemented</w:t>
             </w:r>
           </w:p>
         </w:tc>
         <w:tc>
           <w:tcPr>
-            <w:tcMar>
-              <w:top w:w="40" w:type="dxa"/>
-              <w:bottom w:w="40" w:type="dxa"/>
-              <w:left w:w="60" w:type="dxa"/>
-              <w:right w:w="60" w:type="dxa"/>
-            </w:tcMar>
             <w:tcMar>
               <w:top w:w="40" w:type="dxa"/>
               <w:bottom w:w="40" w:type="dxa"/>
@@ -2998,18 +2556,28 @@
                 <w:rFonts w:ascii="Calibri" w:hAnsi="Calibri"/>
                 <w:sz w:val="18"/>
               </w:rPr>
-              <w:t xml:space="preserve">Implemented</w:t>
+              <w:t xml:space="preserve">Account detail + paged</w:t>
+            </w:r>
+            <w:r>
+              <w:rPr>
+                <w:rFonts w:ascii="Calibri" w:hAnsi="Calibri"/>
+                <w:sz w:val="18"/>
+              </w:rPr>
+              <w:t xml:space="preserve"> </w:t>
+            </w:r>
+            <w:r>
+              <w:rPr>
+                <w:rFonts w:ascii="Calibri" w:hAnsi="Calibri"/>
+                <w:sz w:val="18"/>
+              </w:rPr>
+              <w:t xml:space="preserve">transactions</w:t>
             </w:r>
           </w:p>
         </w:tc>
+      </w:tr>
+      <w:tr>
         <w:tc>
           <w:tcPr>
-            <w:tcMar>
-              <w:top w:w="40" w:type="dxa"/>
-              <w:bottom w:w="40" w:type="dxa"/>
-              <w:left w:w="60" w:type="dxa"/>
-              <w:right w:w="60" w:type="dxa"/>
-            </w:tcMar>
             <w:tcMar>
               <w:top w:w="40" w:type="dxa"/>
               <w:bottom w:w="40" w:type="dxa"/>
@@ -3028,34 +2596,12 @@
                 <w:rFonts w:ascii="Calibri" w:hAnsi="Calibri"/>
                 <w:sz w:val="18"/>
               </w:rPr>
-              <w:t xml:space="preserve">Seeded INR policies; no</w:t>
-            </w:r>
-            <w:r>
-              <w:rPr>
-                <w:rFonts w:ascii="Calibri" w:hAnsi="Calibri"/>
-                <w:sz w:val="18"/>
-              </w:rPr>
-              <w:t xml:space="preserve"> </w:t>
-            </w:r>
-            <w:r>
-              <w:rPr>
-                <w:rFonts w:ascii="Calibri" w:hAnsi="Calibri"/>
-                <w:sz w:val="18"/>
-              </w:rPr>
-              <w:t xml:space="preserve">LOAN seed</w:t>
+              <w:t xml:space="preserve">List pagination</w:t>
             </w:r>
           </w:p>
         </w:tc>
-      </w:tr>
-      <w:tr>
         <w:tc>
           <w:tcPr>
-            <w:tcMar>
-              <w:top w:w="40" w:type="dxa"/>
-              <w:bottom w:w="40" w:type="dxa"/>
-              <w:left w:w="60" w:type="dxa"/>
-              <w:right w:w="60" w:type="dxa"/>
-            </w:tcMar>
             <w:tcMar>
               <w:top w:w="40" w:type="dxa"/>
               <w:bottom w:w="40" w:type="dxa"/>
@@ -3074,32 +2620,12 @@
                 <w:rFonts w:ascii="Calibri" w:hAnsi="Calibri"/>
                 <w:sz w:val="18"/>
               </w:rPr>
-              <w:t xml:space="preserve">Opening-deposit dialog</w:t>
-            </w:r>
-            <w:r>
-              <w:rPr>
-                <w:rFonts w:ascii="Calibri" w:hAnsi="Calibri"/>
-                <w:sz w:val="18"/>
-              </w:rPr>
-              <w:t xml:space="preserve"> </w:t>
-            </w:r>
-            <w:r>
-              <w:rPr>
-                <w:rFonts w:ascii="Calibri" w:hAnsi="Calibri"/>
-                <w:sz w:val="18"/>
-              </w:rPr>
-              <w:t xml:space="preserve">(Current)</w:t>
+              <w:t xml:space="preserve">Implemented</w:t>
             </w:r>
           </w:p>
         </w:tc>
         <w:tc>
           <w:tcPr>
-            <w:tcMar>
-              <w:top w:w="40" w:type="dxa"/>
-              <w:bottom w:w="40" w:type="dxa"/>
-              <w:left w:w="60" w:type="dxa"/>
-              <w:right w:w="60" w:type="dxa"/>
-            </w:tcMar>
             <w:tcMar>
               <w:top w:w="40" w:type="dxa"/>
               <w:bottom w:w="40" w:type="dxa"/>
@@ -3118,18 +2644,43 @@
                 <w:rFonts w:ascii="Calibri" w:hAnsi="Calibri"/>
                 <w:sz w:val="18"/>
               </w:rPr>
-              <w:t xml:space="preserve">Implemented</w:t>
+              <w:t xml:space="preserve">First/Last + Go to page</w:t>
+            </w:r>
+            <w:r>
+              <w:rPr>
+                <w:rFonts w:ascii="Calibri" w:hAnsi="Calibri"/>
+                <w:sz w:val="18"/>
+              </w:rPr>
+              <w:t xml:space="preserve"> </w:t>
+            </w:r>
+            <w:r>
+              <w:rPr>
+                <w:rFonts w:ascii="Calibri" w:hAnsi="Calibri"/>
+                <w:sz w:val="18"/>
+              </w:rPr>
+              <w:t xml:space="preserve">(</w:t>
+            </w:r>
+            <w:r>
+              <w:rPr>
+                <w:rStyle w:val="VerbatimChar"/>
+                <w:rFonts w:ascii="Calibri" w:hAnsi="Calibri"/>
+                <w:sz w:val="18"/>
+              </w:rPr>
+              <w:t xml:space="preserve">list-pagination</w:t>
+            </w:r>
+            <w:r>
+              <w:rPr>
+                <w:rFonts w:ascii="Calibri" w:hAnsi="Calibri"/>
+                <w:sz w:val="18"/>
+              </w:rPr>
+              <w:t xml:space="preserve">)</w:t>
             </w:r>
           </w:p>
         </w:tc>
+      </w:tr>
+      <w:tr>
         <w:tc>
           <w:tcPr>
-            <w:tcMar>
-              <w:top w:w="40" w:type="dxa"/>
-              <w:bottom w:w="40" w:type="dxa"/>
-              <w:left w:w="60" w:type="dxa"/>
-              <w:right w:w="60" w:type="dxa"/>
-            </w:tcMar>
             <w:tcMar>
               <w:top w:w="40" w:type="dxa"/>
               <w:bottom w:w="40" w:type="dxa"/>
@@ -3148,6 +2699,170 @@
                 <w:rFonts w:ascii="Calibri" w:hAnsi="Calibri"/>
                 <w:sz w:val="18"/>
               </w:rPr>
+              <w:t xml:space="preserve">Account policies (create +</w:t>
+            </w:r>
+            <w:r>
+              <w:rPr>
+                <w:rFonts w:ascii="Calibri" w:hAnsi="Calibri"/>
+                <w:sz w:val="18"/>
+              </w:rPr>
+              <w:t xml:space="preserve"> </w:t>
+            </w:r>
+            <w:r>
+              <w:rPr>
+                <w:rFonts w:ascii="Calibri" w:hAnsi="Calibri"/>
+                <w:sz w:val="18"/>
+              </w:rPr>
+              <w:t xml:space="preserve">get active)</w:t>
+            </w:r>
+          </w:p>
+        </w:tc>
+        <w:tc>
+          <w:tcPr>
+            <w:tcMar>
+              <w:top w:w="40" w:type="dxa"/>
+              <w:bottom w:w="40" w:type="dxa"/>
+              <w:left w:w="60" w:type="dxa"/>
+              <w:right w:w="60" w:type="dxa"/>
+            </w:tcMar>
+          </w:tcPr>
+          <w:p>
+            <w:pPr>
+              <w:pStyle w:val="Compact"/>
+              <w:spacing w:before="0" w:after="40" w:line="264" w:lineRule="auto"/>
+              <w:jc w:val="left"/>
+            </w:pPr>
+            <w:r>
+              <w:rPr>
+                <w:rFonts w:ascii="Calibri" w:hAnsi="Calibri"/>
+                <w:sz w:val="18"/>
+              </w:rPr>
+              <w:t xml:space="preserve">Implemented</w:t>
+            </w:r>
+          </w:p>
+        </w:tc>
+        <w:tc>
+          <w:tcPr>
+            <w:tcMar>
+              <w:top w:w="40" w:type="dxa"/>
+              <w:bottom w:w="40" w:type="dxa"/>
+              <w:left w:w="60" w:type="dxa"/>
+              <w:right w:w="60" w:type="dxa"/>
+            </w:tcMar>
+          </w:tcPr>
+          <w:p>
+            <w:pPr>
+              <w:pStyle w:val="Compact"/>
+              <w:spacing w:before="0" w:after="40" w:line="264" w:lineRule="auto"/>
+              <w:jc w:val="left"/>
+            </w:pPr>
+            <w:r>
+              <w:rPr>
+                <w:rFonts w:ascii="Calibri" w:hAnsi="Calibri"/>
+                <w:sz w:val="18"/>
+              </w:rPr>
+              <w:t xml:space="preserve">Seeded INR policies; no</w:t>
+            </w:r>
+            <w:r>
+              <w:rPr>
+                <w:rFonts w:ascii="Calibri" w:hAnsi="Calibri"/>
+                <w:sz w:val="18"/>
+              </w:rPr>
+              <w:t xml:space="preserve"> </w:t>
+            </w:r>
+            <w:r>
+              <w:rPr>
+                <w:rFonts w:ascii="Calibri" w:hAnsi="Calibri"/>
+                <w:sz w:val="18"/>
+              </w:rPr>
+              <w:t xml:space="preserve">LOAN seed</w:t>
+            </w:r>
+          </w:p>
+        </w:tc>
+      </w:tr>
+      <w:tr>
+        <w:tc>
+          <w:tcPr>
+            <w:tcMar>
+              <w:top w:w="40" w:type="dxa"/>
+              <w:bottom w:w="40" w:type="dxa"/>
+              <w:left w:w="60" w:type="dxa"/>
+              <w:right w:w="60" w:type="dxa"/>
+            </w:tcMar>
+          </w:tcPr>
+          <w:p>
+            <w:pPr>
+              <w:pStyle w:val="Compact"/>
+              <w:spacing w:before="0" w:after="40" w:line="264" w:lineRule="auto"/>
+              <w:jc w:val="left"/>
+            </w:pPr>
+            <w:r>
+              <w:rPr>
+                <w:rFonts w:ascii="Calibri" w:hAnsi="Calibri"/>
+                <w:sz w:val="18"/>
+              </w:rPr>
+              <w:t xml:space="preserve">Opening-deposit dialog</w:t>
+            </w:r>
+            <w:r>
+              <w:rPr>
+                <w:rFonts w:ascii="Calibri" w:hAnsi="Calibri"/>
+                <w:sz w:val="18"/>
+              </w:rPr>
+              <w:t xml:space="preserve"> </w:t>
+            </w:r>
+            <w:r>
+              <w:rPr>
+                <w:rFonts w:ascii="Calibri" w:hAnsi="Calibri"/>
+                <w:sz w:val="18"/>
+              </w:rPr>
+              <w:t xml:space="preserve">(Current)</w:t>
+            </w:r>
+          </w:p>
+        </w:tc>
+        <w:tc>
+          <w:tcPr>
+            <w:tcMar>
+              <w:top w:w="40" w:type="dxa"/>
+              <w:bottom w:w="40" w:type="dxa"/>
+              <w:left w:w="60" w:type="dxa"/>
+              <w:right w:w="60" w:type="dxa"/>
+            </w:tcMar>
+          </w:tcPr>
+          <w:p>
+            <w:pPr>
+              <w:pStyle w:val="Compact"/>
+              <w:spacing w:before="0" w:after="40" w:line="264" w:lineRule="auto"/>
+              <w:jc w:val="left"/>
+            </w:pPr>
+            <w:r>
+              <w:rPr>
+                <w:rFonts w:ascii="Calibri" w:hAnsi="Calibri"/>
+                <w:sz w:val="18"/>
+              </w:rPr>
+              <w:t xml:space="preserve">Implemented</w:t>
+            </w:r>
+          </w:p>
+        </w:tc>
+        <w:tc>
+          <w:tcPr>
+            <w:tcMar>
+              <w:top w:w="40" w:type="dxa"/>
+              <w:bottom w:w="40" w:type="dxa"/>
+              <w:left w:w="60" w:type="dxa"/>
+              <w:right w:w="60" w:type="dxa"/>
+            </w:tcMar>
+          </w:tcPr>
+          <w:p>
+            <w:pPr>
+              <w:pStyle w:val="Compact"/>
+              <w:spacing w:before="0" w:after="40" w:line="264" w:lineRule="auto"/>
+              <w:jc w:val="left"/>
+            </w:pPr>
+            <w:r>
+              <w:rPr>
+                <w:rFonts w:ascii="Calibri" w:hAnsi="Calibri"/>
+                <w:sz w:val="18"/>
+              </w:rPr>
               <w:t xml:space="preserve">Uses</w:t>
             </w:r>
             <w:r>
@@ -3164,6 +2879,80 @@
                 <w:sz w:val="18"/>
               </w:rPr>
               <w:t xml:space="preserve">GET /account-policies</w:t>
+            </w:r>
+          </w:p>
+        </w:tc>
+      </w:tr>
+      <w:tr>
+        <w:tc>
+          <w:tcPr>
+            <w:tcMar>
+              <w:top w:w="40" w:type="dxa"/>
+              <w:bottom w:w="40" w:type="dxa"/>
+              <w:left w:w="60" w:type="dxa"/>
+              <w:right w:w="60" w:type="dxa"/>
+            </w:tcMar>
+          </w:tcPr>
+          <w:p>
+            <w:pPr>
+              <w:pStyle w:val="Compact"/>
+              <w:spacing w:before="0" w:after="40" w:line="264" w:lineRule="auto"/>
+              <w:jc w:val="left"/>
+            </w:pPr>
+            <w:r>
+              <w:rPr>
+                <w:rFonts w:ascii="Calibri" w:hAnsi="Calibri"/>
+                <w:sz w:val="18"/>
+              </w:rPr>
+              <w:t xml:space="preserve">Kafka customer email</w:t>
+            </w:r>
+          </w:p>
+        </w:tc>
+        <w:tc>
+          <w:tcPr>
+            <w:tcMar>
+              <w:top w:w="40" w:type="dxa"/>
+              <w:bottom w:w="40" w:type="dxa"/>
+              <w:left w:w="60" w:type="dxa"/>
+              <w:right w:w="60" w:type="dxa"/>
+            </w:tcMar>
+          </w:tcPr>
+          <w:p>
+            <w:pPr>
+              <w:pStyle w:val="Compact"/>
+              <w:spacing w:before="0" w:after="40" w:line="264" w:lineRule="auto"/>
+              <w:jc w:val="left"/>
+            </w:pPr>
+            <w:r>
+              <w:rPr>
+                <w:rFonts w:ascii="Calibri" w:hAnsi="Calibri"/>
+                <w:sz w:val="18"/>
+              </w:rPr>
+              <w:t xml:space="preserve">Implemented</w:t>
+            </w:r>
+          </w:p>
+        </w:tc>
+        <w:tc>
+          <w:tcPr>
+            <w:tcMar>
+              <w:top w:w="40" w:type="dxa"/>
+              <w:bottom w:w="40" w:type="dxa"/>
+              <w:left w:w="60" w:type="dxa"/>
+              <w:right w:w="60" w:type="dxa"/>
+            </w:tcMar>
+          </w:tcPr>
+          <w:p>
+            <w:pPr>
+              <w:pStyle w:val="Compact"/>
+              <w:spacing w:before="0" w:after="40" w:line="264" w:lineRule="auto"/>
+              <w:jc w:val="left"/>
+            </w:pPr>
+            <w:r>
+              <w:rPr>
+                <w:rFonts w:ascii="Calibri" w:hAnsi="Calibri"/>
+                <w:sz w:val="18"/>
+              </w:rPr>
+              <w:t xml:space="preserve">See MODULES/Notification.md</w:t>
             </w:r>
           </w:p>
         </w:tc>
@@ -3212,6 +3001,82 @@
               <w:right w:w="60" w:type="dxa"/>
             </w:tcMar>
             <w:shd w:fill="1A365D" w:val="clear"/>
+          </w:tcPr>
+          <w:p>
+            <w:pPr>
+              <w:pStyle w:val="Compact"/>
+              <w:spacing w:before="0" w:after="40" w:line="264" w:lineRule="auto"/>
+              <w:jc w:val="left"/>
+            </w:pPr>
+            <w:r>
+              <w:rPr>
+                <w:rFonts w:ascii="Calibri" w:hAnsi="Calibri"/>
+                <w:b/>
+                <w:color w:val="FFFFFF"/>
+                <w:sz w:val="18"/>
+              </w:rPr>
+              <w:t xml:space="preserve">Capability</w:t>
+            </w:r>
+          </w:p>
+        </w:tc>
+        <w:tc>
+          <w:tcPr>
+            <w:tcMar>
+              <w:top w:w="40" w:type="dxa"/>
+              <w:bottom w:w="40" w:type="dxa"/>
+              <w:left w:w="60" w:type="dxa"/>
+              <w:right w:w="60" w:type="dxa"/>
+            </w:tcMar>
+            <w:shd w:fill="1A365D" w:val="clear"/>
+          </w:tcPr>
+          <w:p>
+            <w:pPr>
+              <w:pStyle w:val="Compact"/>
+              <w:spacing w:before="0" w:after="40" w:line="264" w:lineRule="auto"/>
+              <w:jc w:val="left"/>
+            </w:pPr>
+            <w:r>
+              <w:rPr>
+                <w:rFonts w:ascii="Calibri" w:hAnsi="Calibri"/>
+                <w:b/>
+                <w:color w:val="FFFFFF"/>
+                <w:sz w:val="18"/>
+              </w:rPr>
+              <w:t xml:space="preserve">Status</w:t>
+            </w:r>
+          </w:p>
+        </w:tc>
+        <w:tc>
+          <w:tcPr>
+            <w:tcMar>
+              <w:top w:w="40" w:type="dxa"/>
+              <w:bottom w:w="40" w:type="dxa"/>
+              <w:left w:w="60" w:type="dxa"/>
+              <w:right w:w="60" w:type="dxa"/>
+            </w:tcMar>
+            <w:shd w:fill="1A365D" w:val="clear"/>
+          </w:tcPr>
+          <w:p>
+            <w:pPr>
+              <w:pStyle w:val="Compact"/>
+              <w:spacing w:before="0" w:after="40" w:line="264" w:lineRule="auto"/>
+              <w:jc w:val="left"/>
+            </w:pPr>
+            <w:r>
+              <w:rPr>
+                <w:rFonts w:ascii="Calibri" w:hAnsi="Calibri"/>
+                <w:b/>
+                <w:color w:val="FFFFFF"/>
+                <w:sz w:val="18"/>
+              </w:rPr>
+              <w:t xml:space="preserve">Notes</w:t>
+            </w:r>
+          </w:p>
+        </w:tc>
+      </w:tr>
+      <w:tr>
+        <w:tc>
+          <w:tcPr>
             <w:tcMar>
               <w:top w:w="40" w:type="dxa"/>
               <w:bottom w:w="40" w:type="dxa"/>
@@ -3228,23 +3093,28 @@
             <w:r>
               <w:rPr>
                 <w:rFonts w:ascii="Calibri" w:hAnsi="Calibri"/>
-                <w:b/>
-                <w:color w:val="FFFFFF"/>
-                <w:sz w:val="18"/>
-              </w:rPr>
-              <w:t xml:space="preserve">Capability</w:t>
+                <w:sz w:val="18"/>
+              </w:rPr>
+              <w:t xml:space="preserve">List / create / update</w:t>
+            </w:r>
+            <w:r>
+              <w:rPr>
+                <w:rFonts w:ascii="Calibri" w:hAnsi="Calibri"/>
+                <w:sz w:val="18"/>
+              </w:rPr>
+              <w:t xml:space="preserve"> </w:t>
+            </w:r>
+            <w:r>
+              <w:rPr>
+                <w:rFonts w:ascii="Calibri" w:hAnsi="Calibri"/>
+                <w:sz w:val="18"/>
+              </w:rPr>
+              <w:t xml:space="preserve">employees</w:t>
             </w:r>
           </w:p>
         </w:tc>
         <w:tc>
           <w:tcPr>
-            <w:tcMar>
-              <w:top w:w="40" w:type="dxa"/>
-              <w:bottom w:w="40" w:type="dxa"/>
-              <w:left w:w="60" w:type="dxa"/>
-              <w:right w:w="60" w:type="dxa"/>
-            </w:tcMar>
-            <w:shd w:fill="1A365D" w:val="clear"/>
             <w:tcMar>
               <w:top w:w="40" w:type="dxa"/>
               <w:bottom w:w="40" w:type="dxa"/>
@@ -3261,23 +3131,14 @@
             <w:r>
               <w:rPr>
                 <w:rFonts w:ascii="Calibri" w:hAnsi="Calibri"/>
-                <w:b/>
-                <w:color w:val="FFFFFF"/>
-                <w:sz w:val="18"/>
-              </w:rPr>
-              <w:t xml:space="preserve">Status</w:t>
+                <w:sz w:val="18"/>
+              </w:rPr>
+              <w:t xml:space="preserve">Implemented</w:t>
             </w:r>
           </w:p>
         </w:tc>
         <w:tc>
           <w:tcPr>
-            <w:tcMar>
-              <w:top w:w="40" w:type="dxa"/>
-              <w:bottom w:w="40" w:type="dxa"/>
-              <w:left w:w="60" w:type="dxa"/>
-              <w:right w:w="60" w:type="dxa"/>
-            </w:tcMar>
-            <w:shd w:fill="1A365D" w:val="clear"/>
             <w:tcMar>
               <w:top w:w="40" w:type="dxa"/>
               <w:bottom w:w="40" w:type="dxa"/>
@@ -3294,11 +3155,9 @@
             <w:r>
               <w:rPr>
                 <w:rFonts w:ascii="Calibri" w:hAnsi="Calibri"/>
-                <w:b/>
-                <w:color w:val="FFFFFF"/>
-                <w:sz w:val="18"/>
-              </w:rPr>
-              <w:t xml:space="preserve">Notes</w:t>
+                <w:sz w:val="18"/>
+              </w:rPr>
+              <w:t xml:space="preserve">ADMIN</w:t>
             </w:r>
           </w:p>
         </w:tc>
@@ -3306,12 +3165,6 @@
       <w:tr>
         <w:tc>
           <w:tcPr>
-            <w:tcMar>
-              <w:top w:w="40" w:type="dxa"/>
-              <w:bottom w:w="40" w:type="dxa"/>
-              <w:left w:w="60" w:type="dxa"/>
-              <w:right w:w="60" w:type="dxa"/>
-            </w:tcMar>
             <w:tcMar>
               <w:top w:w="40" w:type="dxa"/>
               <w:bottom w:w="40" w:type="dxa"/>
@@ -3330,32 +3183,12 @@
                 <w:rFonts w:ascii="Calibri" w:hAnsi="Calibri"/>
                 <w:sz w:val="18"/>
               </w:rPr>
-              <w:t xml:space="preserve">List / create / update</w:t>
-            </w:r>
-            <w:r>
-              <w:rPr>
-                <w:rFonts w:ascii="Calibri" w:hAnsi="Calibri"/>
-                <w:sz w:val="18"/>
-              </w:rPr>
-              <w:t xml:space="preserve"> </w:t>
-            </w:r>
-            <w:r>
-              <w:rPr>
-                <w:rFonts w:ascii="Calibri" w:hAnsi="Calibri"/>
-                <w:sz w:val="18"/>
-              </w:rPr>
-              <w:t xml:space="preserve">employees</w:t>
+              <w:t xml:space="preserve">Role assignment</w:t>
             </w:r>
           </w:p>
         </w:tc>
         <w:tc>
           <w:tcPr>
-            <w:tcMar>
-              <w:top w:w="40" w:type="dxa"/>
-              <w:bottom w:w="40" w:type="dxa"/>
-              <w:left w:w="60" w:type="dxa"/>
-              <w:right w:w="60" w:type="dxa"/>
-            </w:tcMar>
             <w:tcMar>
               <w:top w:w="40" w:type="dxa"/>
               <w:bottom w:w="40" w:type="dxa"/>
@@ -3380,104 +3213,6 @@
         </w:tc>
         <w:tc>
           <w:tcPr>
-            <w:tcMar>
-              <w:top w:w="40" w:type="dxa"/>
-              <w:bottom w:w="40" w:type="dxa"/>
-              <w:left w:w="60" w:type="dxa"/>
-              <w:right w:w="60" w:type="dxa"/>
-            </w:tcMar>
-            <w:tcMar>
-              <w:top w:w="40" w:type="dxa"/>
-              <w:bottom w:w="40" w:type="dxa"/>
-              <w:left w:w="60" w:type="dxa"/>
-              <w:right w:w="60" w:type="dxa"/>
-            </w:tcMar>
-          </w:tcPr>
-          <w:p>
-            <w:pPr>
-              <w:pStyle w:val="Compact"/>
-              <w:spacing w:before="0" w:after="40" w:line="264" w:lineRule="auto"/>
-              <w:jc w:val="left"/>
-            </w:pPr>
-            <w:r>
-              <w:rPr>
-                <w:rFonts w:ascii="Calibri" w:hAnsi="Calibri"/>
-                <w:sz w:val="18"/>
-              </w:rPr>
-              <w:t xml:space="preserve">ADMIN</w:t>
-            </w:r>
-          </w:p>
-        </w:tc>
-      </w:tr>
-      <w:tr>
-        <w:tc>
-          <w:tcPr>
-            <w:tcMar>
-              <w:top w:w="40" w:type="dxa"/>
-              <w:bottom w:w="40" w:type="dxa"/>
-              <w:left w:w="60" w:type="dxa"/>
-              <w:right w:w="60" w:type="dxa"/>
-            </w:tcMar>
-            <w:tcMar>
-              <w:top w:w="40" w:type="dxa"/>
-              <w:bottom w:w="40" w:type="dxa"/>
-              <w:left w:w="60" w:type="dxa"/>
-              <w:right w:w="60" w:type="dxa"/>
-            </w:tcMar>
-          </w:tcPr>
-          <w:p>
-            <w:pPr>
-              <w:pStyle w:val="Compact"/>
-              <w:spacing w:before="0" w:after="40" w:line="264" w:lineRule="auto"/>
-              <w:jc w:val="left"/>
-            </w:pPr>
-            <w:r>
-              <w:rPr>
-                <w:rFonts w:ascii="Calibri" w:hAnsi="Calibri"/>
-                <w:sz w:val="18"/>
-              </w:rPr>
-              <w:t xml:space="preserve">Role assignment</w:t>
-            </w:r>
-          </w:p>
-        </w:tc>
-        <w:tc>
-          <w:tcPr>
-            <w:tcMar>
-              <w:top w:w="40" w:type="dxa"/>
-              <w:bottom w:w="40" w:type="dxa"/>
-              <w:left w:w="60" w:type="dxa"/>
-              <w:right w:w="60" w:type="dxa"/>
-            </w:tcMar>
-            <w:tcMar>
-              <w:top w:w="40" w:type="dxa"/>
-              <w:bottom w:w="40" w:type="dxa"/>
-              <w:left w:w="60" w:type="dxa"/>
-              <w:right w:w="60" w:type="dxa"/>
-            </w:tcMar>
-          </w:tcPr>
-          <w:p>
-            <w:pPr>
-              <w:pStyle w:val="Compact"/>
-              <w:spacing w:before="0" w:after="40" w:line="264" w:lineRule="auto"/>
-              <w:jc w:val="left"/>
-            </w:pPr>
-            <w:r>
-              <w:rPr>
-                <w:rFonts w:ascii="Calibri" w:hAnsi="Calibri"/>
-                <w:sz w:val="18"/>
-              </w:rPr>
-              <w:t xml:space="preserve">Implemented</w:t>
-            </w:r>
-          </w:p>
-        </w:tc>
-        <w:tc>
-          <w:tcPr>
-            <w:tcMar>
-              <w:top w:w="40" w:type="dxa"/>
-              <w:bottom w:w="40" w:type="dxa"/>
-              <w:left w:w="60" w:type="dxa"/>
-              <w:right w:w="60" w:type="dxa"/>
-            </w:tcMar>
             <w:tcMar>
               <w:top w:w="40" w:type="dxa"/>
               <w:bottom w:w="40" w:type="dxa"/>
@@ -3601,6 +3336,82 @@
               <w:right w:w="60" w:type="dxa"/>
             </w:tcMar>
             <w:shd w:fill="1A365D" w:val="clear"/>
+          </w:tcPr>
+          <w:p>
+            <w:pPr>
+              <w:pStyle w:val="Compact"/>
+              <w:spacing w:before="0" w:after="40" w:line="264" w:lineRule="auto"/>
+              <w:jc w:val="left"/>
+            </w:pPr>
+            <w:r>
+              <w:rPr>
+                <w:rFonts w:ascii="Calibri" w:hAnsi="Calibri"/>
+                <w:b/>
+                <w:color w:val="FFFFFF"/>
+                <w:sz w:val="18"/>
+              </w:rPr>
+              <w:t xml:space="preserve">Capability</w:t>
+            </w:r>
+          </w:p>
+        </w:tc>
+        <w:tc>
+          <w:tcPr>
+            <w:tcMar>
+              <w:top w:w="40" w:type="dxa"/>
+              <w:bottom w:w="40" w:type="dxa"/>
+              <w:left w:w="60" w:type="dxa"/>
+              <w:right w:w="60" w:type="dxa"/>
+            </w:tcMar>
+            <w:shd w:fill="1A365D" w:val="clear"/>
+          </w:tcPr>
+          <w:p>
+            <w:pPr>
+              <w:pStyle w:val="Compact"/>
+              <w:spacing w:before="0" w:after="40" w:line="264" w:lineRule="auto"/>
+              <w:jc w:val="left"/>
+            </w:pPr>
+            <w:r>
+              <w:rPr>
+                <w:rFonts w:ascii="Calibri" w:hAnsi="Calibri"/>
+                <w:b/>
+                <w:color w:val="FFFFFF"/>
+                <w:sz w:val="18"/>
+              </w:rPr>
+              <w:t xml:space="preserve">Status</w:t>
+            </w:r>
+          </w:p>
+        </w:tc>
+        <w:tc>
+          <w:tcPr>
+            <w:tcMar>
+              <w:top w:w="40" w:type="dxa"/>
+              <w:bottom w:w="40" w:type="dxa"/>
+              <w:left w:w="60" w:type="dxa"/>
+              <w:right w:w="60" w:type="dxa"/>
+            </w:tcMar>
+            <w:shd w:fill="1A365D" w:val="clear"/>
+          </w:tcPr>
+          <w:p>
+            <w:pPr>
+              <w:pStyle w:val="Compact"/>
+              <w:spacing w:before="0" w:after="40" w:line="264" w:lineRule="auto"/>
+              <w:jc w:val="left"/>
+            </w:pPr>
+            <w:r>
+              <w:rPr>
+                <w:rFonts w:ascii="Calibri" w:hAnsi="Calibri"/>
+                <w:b/>
+                <w:color w:val="FFFFFF"/>
+                <w:sz w:val="18"/>
+              </w:rPr>
+              <w:t xml:space="preserve">Notes</w:t>
+            </w:r>
+          </w:p>
+        </w:tc>
+      </w:tr>
+      <w:tr>
+        <w:tc>
+          <w:tcPr>
             <w:tcMar>
               <w:top w:w="40" w:type="dxa"/>
               <w:bottom w:w="40" w:type="dxa"/>
@@ -3617,23 +3428,14 @@
             <w:r>
               <w:rPr>
                 <w:rFonts w:ascii="Calibri" w:hAnsi="Calibri"/>
-                <w:b/>
-                <w:color w:val="FFFFFF"/>
-                <w:sz w:val="18"/>
-              </w:rPr>
-              <w:t xml:space="preserve">Capability</w:t>
+                <w:sz w:val="18"/>
+              </w:rPr>
+              <w:t xml:space="preserve">Branch master data</w:t>
             </w:r>
           </w:p>
         </w:tc>
         <w:tc>
           <w:tcPr>
-            <w:tcMar>
-              <w:top w:w="40" w:type="dxa"/>
-              <w:bottom w:w="40" w:type="dxa"/>
-              <w:left w:w="60" w:type="dxa"/>
-              <w:right w:w="60" w:type="dxa"/>
-            </w:tcMar>
-            <w:shd w:fill="1A365D" w:val="clear"/>
             <w:tcMar>
               <w:top w:w="40" w:type="dxa"/>
               <w:bottom w:w="40" w:type="dxa"/>
@@ -3650,117 +3452,14 @@
             <w:r>
               <w:rPr>
                 <w:rFonts w:ascii="Calibri" w:hAnsi="Calibri"/>
-                <w:b/>
-                <w:color w:val="FFFFFF"/>
-                <w:sz w:val="18"/>
-              </w:rPr>
-              <w:t xml:space="preserve">Status</w:t>
+                <w:sz w:val="18"/>
+              </w:rPr>
+              <w:t xml:space="preserve">Stub</w:t>
             </w:r>
           </w:p>
         </w:tc>
         <w:tc>
           <w:tcPr>
-            <w:tcMar>
-              <w:top w:w="40" w:type="dxa"/>
-              <w:bottom w:w="40" w:type="dxa"/>
-              <w:left w:w="60" w:type="dxa"/>
-              <w:right w:w="60" w:type="dxa"/>
-            </w:tcMar>
-            <w:shd w:fill="1A365D" w:val="clear"/>
-            <w:tcMar>
-              <w:top w:w="40" w:type="dxa"/>
-              <w:bottom w:w="40" w:type="dxa"/>
-              <w:left w:w="60" w:type="dxa"/>
-              <w:right w:w="60" w:type="dxa"/>
-            </w:tcMar>
-          </w:tcPr>
-          <w:p>
-            <w:pPr>
-              <w:pStyle w:val="Compact"/>
-              <w:spacing w:before="0" w:after="40" w:line="264" w:lineRule="auto"/>
-              <w:jc w:val="left"/>
-            </w:pPr>
-            <w:r>
-              <w:rPr>
-                <w:rFonts w:ascii="Calibri" w:hAnsi="Calibri"/>
-                <w:b/>
-                <w:color w:val="FFFFFF"/>
-                <w:sz w:val="18"/>
-              </w:rPr>
-              <w:t xml:space="preserve">Notes</w:t>
-            </w:r>
-          </w:p>
-        </w:tc>
-      </w:tr>
-      <w:tr>
-        <w:tc>
-          <w:tcPr>
-            <w:tcMar>
-              <w:top w:w="40" w:type="dxa"/>
-              <w:bottom w:w="40" w:type="dxa"/>
-              <w:left w:w="60" w:type="dxa"/>
-              <w:right w:w="60" w:type="dxa"/>
-            </w:tcMar>
-            <w:tcMar>
-              <w:top w:w="40" w:type="dxa"/>
-              <w:bottom w:w="40" w:type="dxa"/>
-              <w:left w:w="60" w:type="dxa"/>
-              <w:right w:w="60" w:type="dxa"/>
-            </w:tcMar>
-          </w:tcPr>
-          <w:p>
-            <w:pPr>
-              <w:pStyle w:val="Compact"/>
-              <w:spacing w:before="0" w:after="40" w:line="264" w:lineRule="auto"/>
-              <w:jc w:val="left"/>
-            </w:pPr>
-            <w:r>
-              <w:rPr>
-                <w:rFonts w:ascii="Calibri" w:hAnsi="Calibri"/>
-                <w:sz w:val="18"/>
-              </w:rPr>
-              <w:t xml:space="preserve">Branch master data</w:t>
-            </w:r>
-          </w:p>
-        </w:tc>
-        <w:tc>
-          <w:tcPr>
-            <w:tcMar>
-              <w:top w:w="40" w:type="dxa"/>
-              <w:bottom w:w="40" w:type="dxa"/>
-              <w:left w:w="60" w:type="dxa"/>
-              <w:right w:w="60" w:type="dxa"/>
-            </w:tcMar>
-            <w:tcMar>
-              <w:top w:w="40" w:type="dxa"/>
-              <w:bottom w:w="40" w:type="dxa"/>
-              <w:left w:w="60" w:type="dxa"/>
-              <w:right w:w="60" w:type="dxa"/>
-            </w:tcMar>
-          </w:tcPr>
-          <w:p>
-            <w:pPr>
-              <w:pStyle w:val="Compact"/>
-              <w:spacing w:before="0" w:after="40" w:line="264" w:lineRule="auto"/>
-              <w:jc w:val="left"/>
-            </w:pPr>
-            <w:r>
-              <w:rPr>
-                <w:rFonts w:ascii="Calibri" w:hAnsi="Calibri"/>
-                <w:sz w:val="18"/>
-              </w:rPr>
-              <w:t xml:space="preserve">Stub</w:t>
-            </w:r>
-          </w:p>
-        </w:tc>
-        <w:tc>
-          <w:tcPr>
-            <w:tcMar>
-              <w:top w:w="40" w:type="dxa"/>
-              <w:bottom w:w="40" w:type="dxa"/>
-              <w:left w:w="60" w:type="dxa"/>
-              <w:right w:w="60" w:type="dxa"/>
-            </w:tcMar>
             <w:tcMar>
               <w:top w:w="40" w:type="dxa"/>
               <w:bottom w:w="40" w:type="dxa"/>
@@ -3879,6 +3578,82 @@
               <w:right w:w="60" w:type="dxa"/>
             </w:tcMar>
             <w:shd w:fill="1A365D" w:val="clear"/>
+          </w:tcPr>
+          <w:p>
+            <w:pPr>
+              <w:pStyle w:val="Compact"/>
+              <w:spacing w:before="0" w:after="40" w:line="264" w:lineRule="auto"/>
+              <w:jc w:val="left"/>
+            </w:pPr>
+            <w:r>
+              <w:rPr>
+                <w:rFonts w:ascii="Calibri" w:hAnsi="Calibri"/>
+                <w:b/>
+                <w:color w:val="FFFFFF"/>
+                <w:sz w:val="18"/>
+              </w:rPr>
+              <w:t xml:space="preserve">Capability</w:t>
+            </w:r>
+          </w:p>
+        </w:tc>
+        <w:tc>
+          <w:tcPr>
+            <w:tcMar>
+              <w:top w:w="40" w:type="dxa"/>
+              <w:bottom w:w="40" w:type="dxa"/>
+              <w:left w:w="60" w:type="dxa"/>
+              <w:right w:w="60" w:type="dxa"/>
+            </w:tcMar>
+            <w:shd w:fill="1A365D" w:val="clear"/>
+          </w:tcPr>
+          <w:p>
+            <w:pPr>
+              <w:pStyle w:val="Compact"/>
+              <w:spacing w:before="0" w:after="40" w:line="264" w:lineRule="auto"/>
+              <w:jc w:val="left"/>
+            </w:pPr>
+            <w:r>
+              <w:rPr>
+                <w:rFonts w:ascii="Calibri" w:hAnsi="Calibri"/>
+                <w:b/>
+                <w:color w:val="FFFFFF"/>
+                <w:sz w:val="18"/>
+              </w:rPr>
+              <w:t xml:space="preserve">Status</w:t>
+            </w:r>
+          </w:p>
+        </w:tc>
+        <w:tc>
+          <w:tcPr>
+            <w:tcMar>
+              <w:top w:w="40" w:type="dxa"/>
+              <w:bottom w:w="40" w:type="dxa"/>
+              <w:left w:w="60" w:type="dxa"/>
+              <w:right w:w="60" w:type="dxa"/>
+            </w:tcMar>
+            <w:shd w:fill="1A365D" w:val="clear"/>
+          </w:tcPr>
+          <w:p>
+            <w:pPr>
+              <w:pStyle w:val="Compact"/>
+              <w:spacing w:before="0" w:after="40" w:line="264" w:lineRule="auto"/>
+              <w:jc w:val="left"/>
+            </w:pPr>
+            <w:r>
+              <w:rPr>
+                <w:rFonts w:ascii="Calibri" w:hAnsi="Calibri"/>
+                <w:b/>
+                <w:color w:val="FFFFFF"/>
+                <w:sz w:val="18"/>
+              </w:rPr>
+              <w:t xml:space="preserve">Notes</w:t>
+            </w:r>
+          </w:p>
+        </w:tc>
+      </w:tr>
+      <w:tr>
+        <w:tc>
+          <w:tcPr>
             <w:tcMar>
               <w:top w:w="40" w:type="dxa"/>
               <w:bottom w:w="40" w:type="dxa"/>
@@ -3895,23 +3670,28 @@
             <w:r>
               <w:rPr>
                 <w:rFonts w:ascii="Calibri" w:hAnsi="Calibri"/>
-                <w:b/>
-                <w:color w:val="FFFFFF"/>
-                <w:sz w:val="18"/>
-              </w:rPr>
-              <w:t xml:space="preserve">Capability</w:t>
+                <w:sz w:val="18"/>
+              </w:rPr>
+              <w:t xml:space="preserve">Loan product / EMI /</w:t>
+            </w:r>
+            <w:r>
+              <w:rPr>
+                <w:rFonts w:ascii="Calibri" w:hAnsi="Calibri"/>
+                <w:sz w:val="18"/>
+              </w:rPr>
+              <w:t xml:space="preserve"> </w:t>
+            </w:r>
+            <w:r>
+              <w:rPr>
+                <w:rFonts w:ascii="Calibri" w:hAnsi="Calibri"/>
+                <w:sz w:val="18"/>
+              </w:rPr>
+              <w:t xml:space="preserve">collateral</w:t>
             </w:r>
           </w:p>
         </w:tc>
         <w:tc>
           <w:tcPr>
-            <w:tcMar>
-              <w:top w:w="40" w:type="dxa"/>
-              <w:bottom w:w="40" w:type="dxa"/>
-              <w:left w:w="60" w:type="dxa"/>
-              <w:right w:w="60" w:type="dxa"/>
-            </w:tcMar>
-            <w:shd w:fill="1A365D" w:val="clear"/>
             <w:tcMar>
               <w:top w:w="40" w:type="dxa"/>
               <w:bottom w:w="40" w:type="dxa"/>
@@ -3928,131 +3708,14 @@
             <w:r>
               <w:rPr>
                 <w:rFonts w:ascii="Calibri" w:hAnsi="Calibri"/>
-                <w:b/>
-                <w:color w:val="FFFFFF"/>
-                <w:sz w:val="18"/>
-              </w:rPr>
-              <w:t xml:space="preserve">Status</w:t>
+                <w:sz w:val="18"/>
+              </w:rPr>
+              <w:t xml:space="preserve">Stub</w:t>
             </w:r>
           </w:p>
         </w:tc>
         <w:tc>
           <w:tcPr>
-            <w:tcMar>
-              <w:top w:w="40" w:type="dxa"/>
-              <w:bottom w:w="40" w:type="dxa"/>
-              <w:left w:w="60" w:type="dxa"/>
-              <w:right w:w="60" w:type="dxa"/>
-            </w:tcMar>
-            <w:shd w:fill="1A365D" w:val="clear"/>
-            <w:tcMar>
-              <w:top w:w="40" w:type="dxa"/>
-              <w:bottom w:w="40" w:type="dxa"/>
-              <w:left w:w="60" w:type="dxa"/>
-              <w:right w:w="60" w:type="dxa"/>
-            </w:tcMar>
-          </w:tcPr>
-          <w:p>
-            <w:pPr>
-              <w:pStyle w:val="Compact"/>
-              <w:spacing w:before="0" w:after="40" w:line="264" w:lineRule="auto"/>
-              <w:jc w:val="left"/>
-            </w:pPr>
-            <w:r>
-              <w:rPr>
-                <w:rFonts w:ascii="Calibri" w:hAnsi="Calibri"/>
-                <w:b/>
-                <w:color w:val="FFFFFF"/>
-                <w:sz w:val="18"/>
-              </w:rPr>
-              <w:t xml:space="preserve">Notes</w:t>
-            </w:r>
-          </w:p>
-        </w:tc>
-      </w:tr>
-      <w:tr>
-        <w:tc>
-          <w:tcPr>
-            <w:tcMar>
-              <w:top w:w="40" w:type="dxa"/>
-              <w:bottom w:w="40" w:type="dxa"/>
-              <w:left w:w="60" w:type="dxa"/>
-              <w:right w:w="60" w:type="dxa"/>
-            </w:tcMar>
-            <w:tcMar>
-              <w:top w:w="40" w:type="dxa"/>
-              <w:bottom w:w="40" w:type="dxa"/>
-              <w:left w:w="60" w:type="dxa"/>
-              <w:right w:w="60" w:type="dxa"/>
-            </w:tcMar>
-          </w:tcPr>
-          <w:p>
-            <w:pPr>
-              <w:pStyle w:val="Compact"/>
-              <w:spacing w:before="0" w:after="40" w:line="264" w:lineRule="auto"/>
-              <w:jc w:val="left"/>
-            </w:pPr>
-            <w:r>
-              <w:rPr>
-                <w:rFonts w:ascii="Calibri" w:hAnsi="Calibri"/>
-                <w:sz w:val="18"/>
-              </w:rPr>
-              <w:t xml:space="preserve">Loan product / EMI /</w:t>
-            </w:r>
-            <w:r>
-              <w:rPr>
-                <w:rFonts w:ascii="Calibri" w:hAnsi="Calibri"/>
-                <w:sz w:val="18"/>
-              </w:rPr>
-              <w:t xml:space="preserve"> </w:t>
-            </w:r>
-            <w:r>
-              <w:rPr>
-                <w:rFonts w:ascii="Calibri" w:hAnsi="Calibri"/>
-                <w:sz w:val="18"/>
-              </w:rPr>
-              <w:t xml:space="preserve">collateral</w:t>
-            </w:r>
-          </w:p>
-        </w:tc>
-        <w:tc>
-          <w:tcPr>
-            <w:tcMar>
-              <w:top w:w="40" w:type="dxa"/>
-              <w:bottom w:w="40" w:type="dxa"/>
-              <w:left w:w="60" w:type="dxa"/>
-              <w:right w:w="60" w:type="dxa"/>
-            </w:tcMar>
-            <w:tcMar>
-              <w:top w:w="40" w:type="dxa"/>
-              <w:bottom w:w="40" w:type="dxa"/>
-              <w:left w:w="60" w:type="dxa"/>
-              <w:right w:w="60" w:type="dxa"/>
-            </w:tcMar>
-          </w:tcPr>
-          <w:p>
-            <w:pPr>
-              <w:pStyle w:val="Compact"/>
-              <w:spacing w:before="0" w:after="40" w:line="264" w:lineRule="auto"/>
-              <w:jc w:val="left"/>
-            </w:pPr>
-            <w:r>
-              <w:rPr>
-                <w:rFonts w:ascii="Calibri" w:hAnsi="Calibri"/>
-                <w:sz w:val="18"/>
-              </w:rPr>
-              <w:t xml:space="preserve">Stub</w:t>
-            </w:r>
-          </w:p>
-        </w:tc>
-        <w:tc>
-          <w:tcPr>
-            <w:tcMar>
-              <w:top w:w="40" w:type="dxa"/>
-              <w:bottom w:w="40" w:type="dxa"/>
-              <w:left w:w="60" w:type="dxa"/>
-              <w:right w:w="60" w:type="dxa"/>
-            </w:tcMar>
             <w:tcMar>
               <w:top w:w="40" w:type="dxa"/>
               <w:bottom w:w="40" w:type="dxa"/>
@@ -4077,6 +3740,53 @@
               <w:left w:w="60" w:type="dxa"/>
               <w:right w:w="60" w:type="dxa"/>
             </w:tcMar>
+          </w:tcPr>
+          <w:p>
+            <w:pPr>
+              <w:pStyle w:val="Compact"/>
+              <w:spacing w:before="0" w:after="40" w:line="264" w:lineRule="auto"/>
+              <w:jc w:val="left"/>
+            </w:pPr>
+            <w:r>
+              <w:rPr>
+                <w:rStyle w:val="VerbatimChar"/>
+                <w:rFonts w:ascii="Calibri" w:hAnsi="Calibri"/>
+                <w:sz w:val="18"/>
+              </w:rPr>
+              <w:t xml:space="preserve">AccountType.LOAN</w:t>
+            </w:r>
+            <w:r>
+              <w:rPr>
+                <w:rFonts w:ascii="Calibri" w:hAnsi="Calibri"/>
+                <w:sz w:val="18"/>
+              </w:rPr>
+              <w:t xml:space="preserve"> </w:t>
+            </w:r>
+            <w:r>
+              <w:rPr>
+                <w:rFonts w:ascii="Calibri" w:hAnsi="Calibri"/>
+                <w:sz w:val="18"/>
+              </w:rPr>
+              <w:t xml:space="preserve">account</w:t>
+            </w:r>
+            <w:r>
+              <w:rPr>
+                <w:rFonts w:ascii="Calibri" w:hAnsi="Calibri"/>
+                <w:sz w:val="18"/>
+              </w:rPr>
+              <w:t xml:space="preserve"> </w:t>
+            </w:r>
+            <w:r>
+              <w:rPr>
+                <w:rFonts w:ascii="Calibri" w:hAnsi="Calibri"/>
+                <w:sz w:val="18"/>
+              </w:rPr>
+              <w:t xml:space="preserve">opening</w:t>
+            </w:r>
+          </w:p>
+        </w:tc>
+        <w:tc>
+          <w:tcPr>
             <w:tcMar>
               <w:top w:w="40" w:type="dxa"/>
               <w:bottom w:w="40" w:type="dxa"/>
@@ -4092,80 +3802,15 @@
             </w:pPr>
             <w:r>
               <w:rPr>
-                <w:rStyle w:val="VerbatimChar"/>
-                <w:rFonts w:ascii="Calibri" w:hAnsi="Calibri"/>
-                <w:sz w:val="18"/>
-              </w:rPr>
-              <w:t xml:space="preserve">AccountType.LOAN</w:t>
-            </w:r>
-            <w:r>
-              <w:rPr>
-                <w:rFonts w:ascii="Calibri" w:hAnsi="Calibri"/>
-                <w:sz w:val="18"/>
-              </w:rPr>
-              <w:t xml:space="preserve"> </w:t>
-            </w:r>
-            <w:r>
-              <w:rPr>
-                <w:rFonts w:ascii="Calibri" w:hAnsi="Calibri"/>
-                <w:sz w:val="18"/>
-              </w:rPr>
-              <w:t xml:space="preserve">account</w:t>
-            </w:r>
-            <w:r>
-              <w:rPr>
-                <w:rFonts w:ascii="Calibri" w:hAnsi="Calibri"/>
-                <w:sz w:val="18"/>
-              </w:rPr>
-              <w:t xml:space="preserve"> </w:t>
-            </w:r>
-            <w:r>
-              <w:rPr>
-                <w:rFonts w:ascii="Calibri" w:hAnsi="Calibri"/>
-                <w:sz w:val="18"/>
-              </w:rPr>
-              <w:t xml:space="preserve">opening</w:t>
+                <w:rFonts w:ascii="Calibri" w:hAnsi="Calibri"/>
+                <w:sz w:val="18"/>
+              </w:rPr>
+              <w:t xml:space="preserve">Partial</w:t>
             </w:r>
           </w:p>
         </w:tc>
         <w:tc>
           <w:tcPr>
-            <w:tcMar>
-              <w:top w:w="40" w:type="dxa"/>
-              <w:bottom w:w="40" w:type="dxa"/>
-              <w:left w:w="60" w:type="dxa"/>
-              <w:right w:w="60" w:type="dxa"/>
-            </w:tcMar>
-            <w:tcMar>
-              <w:top w:w="40" w:type="dxa"/>
-              <w:bottom w:w="40" w:type="dxa"/>
-              <w:left w:w="60" w:type="dxa"/>
-              <w:right w:w="60" w:type="dxa"/>
-            </w:tcMar>
-          </w:tcPr>
-          <w:p>
-            <w:pPr>
-              <w:pStyle w:val="Compact"/>
-              <w:spacing w:before="0" w:after="40" w:line="264" w:lineRule="auto"/>
-              <w:jc w:val="left"/>
-            </w:pPr>
-            <w:r>
-              <w:rPr>
-                <w:rFonts w:ascii="Calibri" w:hAnsi="Calibri"/>
-                <w:sz w:val="18"/>
-              </w:rPr>
-              <w:t xml:space="preserve">Partial</w:t>
-            </w:r>
-          </w:p>
-        </w:tc>
-        <w:tc>
-          <w:tcPr>
-            <w:tcMar>
-              <w:top w:w="40" w:type="dxa"/>
-              <w:bottom w:w="40" w:type="dxa"/>
-              <w:left w:w="60" w:type="dxa"/>
-              <w:right w:w="60" w:type="dxa"/>
-            </w:tcMar>
             <w:tcMar>
               <w:top w:w="40" w:type="dxa"/>
               <w:bottom w:w="40" w:type="dxa"/>
@@ -4289,6 +3934,82 @@
               <w:right w:w="60" w:type="dxa"/>
             </w:tcMar>
             <w:shd w:fill="1A365D" w:val="clear"/>
+          </w:tcPr>
+          <w:p>
+            <w:pPr>
+              <w:pStyle w:val="Compact"/>
+              <w:spacing w:before="0" w:after="40" w:line="264" w:lineRule="auto"/>
+              <w:jc w:val="left"/>
+            </w:pPr>
+            <w:r>
+              <w:rPr>
+                <w:rFonts w:ascii="Calibri" w:hAnsi="Calibri"/>
+                <w:b/>
+                <w:color w:val="FFFFFF"/>
+                <w:sz w:val="18"/>
+              </w:rPr>
+              <w:t xml:space="preserve">Capability</w:t>
+            </w:r>
+          </w:p>
+        </w:tc>
+        <w:tc>
+          <w:tcPr>
+            <w:tcMar>
+              <w:top w:w="40" w:type="dxa"/>
+              <w:bottom w:w="40" w:type="dxa"/>
+              <w:left w:w="60" w:type="dxa"/>
+              <w:right w:w="60" w:type="dxa"/>
+            </w:tcMar>
+            <w:shd w:fill="1A365D" w:val="clear"/>
+          </w:tcPr>
+          <w:p>
+            <w:pPr>
+              <w:pStyle w:val="Compact"/>
+              <w:spacing w:before="0" w:after="40" w:line="264" w:lineRule="auto"/>
+              <w:jc w:val="left"/>
+            </w:pPr>
+            <w:r>
+              <w:rPr>
+                <w:rFonts w:ascii="Calibri" w:hAnsi="Calibri"/>
+                <w:b/>
+                <w:color w:val="FFFFFF"/>
+                <w:sz w:val="18"/>
+              </w:rPr>
+              <w:t xml:space="preserve">Status</w:t>
+            </w:r>
+          </w:p>
+        </w:tc>
+        <w:tc>
+          <w:tcPr>
+            <w:tcMar>
+              <w:top w:w="40" w:type="dxa"/>
+              <w:bottom w:w="40" w:type="dxa"/>
+              <w:left w:w="60" w:type="dxa"/>
+              <w:right w:w="60" w:type="dxa"/>
+            </w:tcMar>
+            <w:shd w:fill="1A365D" w:val="clear"/>
+          </w:tcPr>
+          <w:p>
+            <w:pPr>
+              <w:pStyle w:val="Compact"/>
+              <w:spacing w:before="0" w:after="40" w:line="264" w:lineRule="auto"/>
+              <w:jc w:val="left"/>
+            </w:pPr>
+            <w:r>
+              <w:rPr>
+                <w:rFonts w:ascii="Calibri" w:hAnsi="Calibri"/>
+                <w:b/>
+                <w:color w:val="FFFFFF"/>
+                <w:sz w:val="18"/>
+              </w:rPr>
+              <w:t xml:space="preserve">Notes</w:t>
+            </w:r>
+          </w:p>
+        </w:tc>
+      </w:tr>
+      <w:tr>
+        <w:tc>
+          <w:tcPr>
             <w:tcMar>
               <w:top w:w="40" w:type="dxa"/>
               <w:bottom w:w="40" w:type="dxa"/>
@@ -4305,23 +4026,28 @@
             <w:r>
               <w:rPr>
                 <w:rFonts w:ascii="Calibri" w:hAnsi="Calibri"/>
-                <w:b/>
-                <w:color w:val="FFFFFF"/>
-                <w:sz w:val="18"/>
-              </w:rPr>
-              <w:t xml:space="preserve">Capability</w:t>
+                <w:sz w:val="18"/>
+              </w:rPr>
+              <w:t xml:space="preserve">Transaction ledger</w:t>
+            </w:r>
+            <w:r>
+              <w:rPr>
+                <w:rFonts w:ascii="Calibri" w:hAnsi="Calibri"/>
+                <w:sz w:val="18"/>
+              </w:rPr>
+              <w:t xml:space="preserve"> </w:t>
+            </w:r>
+            <w:r>
+              <w:rPr>
+                <w:rFonts w:ascii="Calibri" w:hAnsi="Calibri"/>
+                <w:sz w:val="18"/>
+              </w:rPr>
+              <w:t xml:space="preserve">entity/API</w:t>
             </w:r>
           </w:p>
         </w:tc>
         <w:tc>
           <w:tcPr>
-            <w:tcMar>
-              <w:top w:w="40" w:type="dxa"/>
-              <w:bottom w:w="40" w:type="dxa"/>
-              <w:left w:w="60" w:type="dxa"/>
-              <w:right w:w="60" w:type="dxa"/>
-            </w:tcMar>
-            <w:shd w:fill="1A365D" w:val="clear"/>
             <w:tcMar>
               <w:top w:w="40" w:type="dxa"/>
               <w:bottom w:w="40" w:type="dxa"/>
@@ -4338,23 +4064,14 @@
             <w:r>
               <w:rPr>
                 <w:rFonts w:ascii="Calibri" w:hAnsi="Calibri"/>
-                <w:b/>
-                <w:color w:val="FFFFFF"/>
-                <w:sz w:val="18"/>
-              </w:rPr>
-              <w:t xml:space="preserve">Status</w:t>
+                <w:sz w:val="18"/>
+              </w:rPr>
+              <w:t xml:space="preserve">Partial</w:t>
             </w:r>
           </w:p>
         </w:tc>
         <w:tc>
           <w:tcPr>
-            <w:tcMar>
-              <w:top w:w="40" w:type="dxa"/>
-              <w:bottom w:w="40" w:type="dxa"/>
-              <w:left w:w="60" w:type="dxa"/>
-              <w:right w:w="60" w:type="dxa"/>
-            </w:tcMar>
-            <w:shd w:fill="1A365D" w:val="clear"/>
             <w:tcMar>
               <w:top w:w="40" w:type="dxa"/>
               <w:bottom w:w="40" w:type="dxa"/>
@@ -4371,11 +4088,65 @@
             <w:r>
               <w:rPr>
                 <w:rFonts w:ascii="Calibri" w:hAnsi="Calibri"/>
-                <w:b/>
-                <w:color w:val="FFFFFF"/>
-                <w:sz w:val="18"/>
-              </w:rPr>
-              <w:t xml:space="preserve">Notes</w:t>
+                <w:sz w:val="18"/>
+              </w:rPr>
+              <w:t xml:space="preserve">Write on deposit /</w:t>
+            </w:r>
+            <w:r>
+              <w:rPr>
+                <w:rFonts w:ascii="Calibri" w:hAnsi="Calibri"/>
+                <w:sz w:val="18"/>
+              </w:rPr>
+              <w:t xml:space="preserve"> </w:t>
+            </w:r>
+            <w:r>
+              <w:rPr>
+                <w:rFonts w:ascii="Calibri" w:hAnsi="Calibri"/>
+                <w:sz w:val="18"/>
+              </w:rPr>
+              <w:t xml:space="preserve">withdraw / transfer /</w:t>
+            </w:r>
+            <w:r>
+              <w:rPr>
+                <w:rFonts w:ascii="Calibri" w:hAnsi="Calibri"/>
+                <w:sz w:val="18"/>
+              </w:rPr>
+              <w:t xml:space="preserve"> </w:t>
+            </w:r>
+            <w:r>
+              <w:rPr>
+                <w:rFonts w:ascii="Calibri" w:hAnsi="Calibri"/>
+                <w:sz w:val="18"/>
+              </w:rPr>
+              <w:t xml:space="preserve">opening; list + account-</w:t>
+            </w:r>
+            <w:r>
+              <w:rPr>
+                <w:rFonts w:ascii="Calibri" w:hAnsi="Calibri"/>
+                <w:sz w:val="18"/>
+              </w:rPr>
+              <w:t xml:space="preserve"> </w:t>
+            </w:r>
+            <w:r>
+              <w:rPr>
+                <w:rFonts w:ascii="Calibri" w:hAnsi="Calibri"/>
+                <w:sz w:val="18"/>
+              </w:rPr>
+              <w:t xml:space="preserve">detail UI; dashboard</w:t>
+            </w:r>
+            <w:r>
+              <w:rPr>
+                <w:rFonts w:ascii="Calibri" w:hAnsi="Calibri"/>
+                <w:sz w:val="18"/>
+              </w:rPr>
+              <w:t xml:space="preserve"> </w:t>
+            </w:r>
+            <w:r>
+              <w:rPr>
+                <w:rFonts w:ascii="Calibri" w:hAnsi="Calibri"/>
+                <w:sz w:val="18"/>
+              </w:rPr>
+              <w:t xml:space="preserve">count still stub</w:t>
             </w:r>
           </w:p>
         </w:tc>
@@ -4383,12 +4154,6 @@
       <w:tr>
         <w:tc>
           <w:tcPr>
-            <w:tcMar>
-              <w:top w:w="40" w:type="dxa"/>
-              <w:bottom w:w="40" w:type="dxa"/>
-              <w:left w:w="60" w:type="dxa"/>
-              <w:right w:w="60" w:type="dxa"/>
-            </w:tcMar>
             <w:tcMar>
               <w:top w:w="40" w:type="dxa"/>
               <w:bottom w:w="40" w:type="dxa"/>
@@ -4407,32 +4172,12 @@
                 <w:rFonts w:ascii="Calibri" w:hAnsi="Calibri"/>
                 <w:sz w:val="18"/>
               </w:rPr>
-              <w:t xml:space="preserve">Transaction ledger</w:t>
-            </w:r>
-            <w:r>
-              <w:rPr>
-                <w:rFonts w:ascii="Calibri" w:hAnsi="Calibri"/>
-                <w:sz w:val="18"/>
-              </w:rPr>
-              <w:t xml:space="preserve"> </w:t>
-            </w:r>
-            <w:r>
-              <w:rPr>
-                <w:rFonts w:ascii="Calibri" w:hAnsi="Calibri"/>
-                <w:sz w:val="18"/>
-              </w:rPr>
-              <w:t xml:space="preserve">entity/API</w:t>
+              <w:t xml:space="preserve">Reports</w:t>
             </w:r>
           </w:p>
         </w:tc>
         <w:tc>
           <w:tcPr>
-            <w:tcMar>
-              <w:top w:w="40" w:type="dxa"/>
-              <w:bottom w:w="40" w:type="dxa"/>
-              <w:left w:w="60" w:type="dxa"/>
-              <w:right w:w="60" w:type="dxa"/>
-            </w:tcMar>
             <w:tcMar>
               <w:top w:w="40" w:type="dxa"/>
               <w:bottom w:w="40" w:type="dxa"/>
@@ -4451,18 +4196,12 @@
                 <w:rFonts w:ascii="Calibri" w:hAnsi="Calibri"/>
                 <w:sz w:val="18"/>
               </w:rPr>
-              <w:t xml:space="preserve">Partial</w:t>
+              <w:t xml:space="preserve">Stub</w:t>
             </w:r>
           </w:p>
         </w:tc>
         <w:tc>
           <w:tcPr>
-            <w:tcMar>
-              <w:top w:w="40" w:type="dxa"/>
-              <w:bottom w:w="40" w:type="dxa"/>
-              <w:left w:w="60" w:type="dxa"/>
-              <w:right w:w="60" w:type="dxa"/>
-            </w:tcMar>
             <w:tcMar>
               <w:top w:w="40" w:type="dxa"/>
               <w:bottom w:w="40" w:type="dxa"/>
@@ -4481,7 +4220,7 @@
                 <w:rFonts w:ascii="Calibri" w:hAnsi="Calibri"/>
                 <w:sz w:val="18"/>
               </w:rPr>
-              <w:t xml:space="preserve">Write on deposit +</w:t>
+              <w:t xml:space="preserve">Empty</w:t>
             </w:r>
             <w:r>
               <w:rPr>
@@ -4496,7 +4235,7 @@
                 <w:rFonts w:ascii="Calibri" w:hAnsi="Calibri"/>
                 <w:sz w:val="18"/>
               </w:rPr>
-              <w:t xml:space="preserve">GET .../transactions</w:t>
+              <w:t xml:space="preserve">report</w:t>
             </w:r>
             <w:r>
               <w:rPr>
@@ -4510,7 +4249,7 @@
                 <w:rFonts w:ascii="Calibri" w:hAnsi="Calibri"/>
                 <w:sz w:val="18"/>
               </w:rPr>
-              <w:t xml:space="preserve">list implemented; no</w:t>
+              <w:t xml:space="preserve">package; sidebar</w:t>
             </w:r>
             <w:r>
               <w:rPr>
@@ -4524,21 +4263,7 @@
                 <w:rFonts w:ascii="Calibri" w:hAnsi="Calibri"/>
                 <w:sz w:val="18"/>
               </w:rPr>
-              <w:t xml:space="preserve">withdraw/transfer/UI;</w:t>
-            </w:r>
-            <w:r>
-              <w:rPr>
-                <w:rFonts w:ascii="Calibri" w:hAnsi="Calibri"/>
-                <w:sz w:val="18"/>
-              </w:rPr>
-              <w:t xml:space="preserve"> </w:t>
-            </w:r>
-            <w:r>
-              <w:rPr>
-                <w:rFonts w:ascii="Calibri" w:hAnsi="Calibri"/>
-                <w:sz w:val="18"/>
-              </w:rPr>
-              <w:t xml:space="preserve">dashboard count stub</w:t>
+              <w:t xml:space="preserve">placeholder</w:t>
             </w:r>
           </w:p>
         </w:tc>
@@ -4546,12 +4271,6 @@
       <w:tr>
         <w:tc>
           <w:tcPr>
-            <w:tcMar>
-              <w:top w:w="40" w:type="dxa"/>
-              <w:bottom w:w="40" w:type="dxa"/>
-              <w:left w:w="60" w:type="dxa"/>
-              <w:right w:w="60" w:type="dxa"/>
-            </w:tcMar>
             <w:tcMar>
               <w:top w:w="40" w:type="dxa"/>
               <w:bottom w:w="40" w:type="dxa"/>
@@ -4570,18 +4289,12 @@
                 <w:rFonts w:ascii="Calibri" w:hAnsi="Calibri"/>
                 <w:sz w:val="18"/>
               </w:rPr>
-              <w:t xml:space="preserve">Reports</w:t>
+              <w:t xml:space="preserve">Beneficiaries</w:t>
             </w:r>
           </w:p>
         </w:tc>
         <w:tc>
           <w:tcPr>
-            <w:tcMar>
-              <w:top w:w="40" w:type="dxa"/>
-              <w:bottom w:w="40" w:type="dxa"/>
-              <w:left w:w="60" w:type="dxa"/>
-              <w:right w:w="60" w:type="dxa"/>
-            </w:tcMar>
             <w:tcMar>
               <w:top w:w="40" w:type="dxa"/>
               <w:bottom w:w="40" w:type="dxa"/>
@@ -4612,12 +4325,6 @@
               <w:left w:w="60" w:type="dxa"/>
               <w:right w:w="60" w:type="dxa"/>
             </w:tcMar>
-            <w:tcMar>
-              <w:top w:w="40" w:type="dxa"/>
-              <w:bottom w:w="40" w:type="dxa"/>
-              <w:left w:w="60" w:type="dxa"/>
-              <w:right w:w="60" w:type="dxa"/>
-            </w:tcMar>
           </w:tcPr>
           <w:p>
             <w:pPr>
@@ -4645,141 +4352,6 @@
                 <w:rFonts w:ascii="Calibri" w:hAnsi="Calibri"/>
                 <w:sz w:val="18"/>
               </w:rPr>
-              <w:t xml:space="preserve">report</w:t>
-            </w:r>
-            <w:r>
-              <w:rPr>
-                <w:rFonts w:ascii="Calibri" w:hAnsi="Calibri"/>
-                <w:sz w:val="18"/>
-              </w:rPr>
-              <w:t xml:space="preserve"> </w:t>
-            </w:r>
-            <w:r>
-              <w:rPr>
-                <w:rFonts w:ascii="Calibri" w:hAnsi="Calibri"/>
-                <w:sz w:val="18"/>
-              </w:rPr>
-              <w:t xml:space="preserve">package; sidebar</w:t>
-            </w:r>
-            <w:r>
-              <w:rPr>
-                <w:rFonts w:ascii="Calibri" w:hAnsi="Calibri"/>
-                <w:sz w:val="18"/>
-              </w:rPr>
-              <w:t xml:space="preserve"> </w:t>
-            </w:r>
-            <w:r>
-              <w:rPr>
-                <w:rFonts w:ascii="Calibri" w:hAnsi="Calibri"/>
-                <w:sz w:val="18"/>
-              </w:rPr>
-              <w:t xml:space="preserve">placeholder</w:t>
-            </w:r>
-          </w:p>
-        </w:tc>
-      </w:tr>
-      <w:tr>
-        <w:tc>
-          <w:tcPr>
-            <w:tcMar>
-              <w:top w:w="40" w:type="dxa"/>
-              <w:bottom w:w="40" w:type="dxa"/>
-              <w:left w:w="60" w:type="dxa"/>
-              <w:right w:w="60" w:type="dxa"/>
-            </w:tcMar>
-            <w:tcMar>
-              <w:top w:w="40" w:type="dxa"/>
-              <w:bottom w:w="40" w:type="dxa"/>
-              <w:left w:w="60" w:type="dxa"/>
-              <w:right w:w="60" w:type="dxa"/>
-            </w:tcMar>
-          </w:tcPr>
-          <w:p>
-            <w:pPr>
-              <w:pStyle w:val="Compact"/>
-              <w:spacing w:before="0" w:after="40" w:line="264" w:lineRule="auto"/>
-              <w:jc w:val="left"/>
-            </w:pPr>
-            <w:r>
-              <w:rPr>
-                <w:rFonts w:ascii="Calibri" w:hAnsi="Calibri"/>
-                <w:sz w:val="18"/>
-              </w:rPr>
-              <w:t xml:space="preserve">Beneficiaries</w:t>
-            </w:r>
-          </w:p>
-        </w:tc>
-        <w:tc>
-          <w:tcPr>
-            <w:tcMar>
-              <w:top w:w="40" w:type="dxa"/>
-              <w:bottom w:w="40" w:type="dxa"/>
-              <w:left w:w="60" w:type="dxa"/>
-              <w:right w:w="60" w:type="dxa"/>
-            </w:tcMar>
-            <w:tcMar>
-              <w:top w:w="40" w:type="dxa"/>
-              <w:bottom w:w="40" w:type="dxa"/>
-              <w:left w:w="60" w:type="dxa"/>
-              <w:right w:w="60" w:type="dxa"/>
-            </w:tcMar>
-          </w:tcPr>
-          <w:p>
-            <w:pPr>
-              <w:pStyle w:val="Compact"/>
-              <w:spacing w:before="0" w:after="40" w:line="264" w:lineRule="auto"/>
-              <w:jc w:val="left"/>
-            </w:pPr>
-            <w:r>
-              <w:rPr>
-                <w:rFonts w:ascii="Calibri" w:hAnsi="Calibri"/>
-                <w:sz w:val="18"/>
-              </w:rPr>
-              <w:t xml:space="preserve">Stub</w:t>
-            </w:r>
-          </w:p>
-        </w:tc>
-        <w:tc>
-          <w:tcPr>
-            <w:tcMar>
-              <w:top w:w="40" w:type="dxa"/>
-              <w:bottom w:w="40" w:type="dxa"/>
-              <w:left w:w="60" w:type="dxa"/>
-              <w:right w:w="60" w:type="dxa"/>
-            </w:tcMar>
-            <w:tcMar>
-              <w:top w:w="40" w:type="dxa"/>
-              <w:bottom w:w="40" w:type="dxa"/>
-              <w:left w:w="60" w:type="dxa"/>
-              <w:right w:w="60" w:type="dxa"/>
-            </w:tcMar>
-          </w:tcPr>
-          <w:p>
-            <w:pPr>
-              <w:pStyle w:val="Compact"/>
-              <w:spacing w:before="0" w:after="40" w:line="264" w:lineRule="auto"/>
-              <w:jc w:val="left"/>
-            </w:pPr>
-            <w:r>
-              <w:rPr>
-                <w:rFonts w:ascii="Calibri" w:hAnsi="Calibri"/>
-                <w:sz w:val="18"/>
-              </w:rPr>
-              <w:t xml:space="preserve">Empty</w:t>
-            </w:r>
-            <w:r>
-              <w:rPr>
-                <w:rFonts w:ascii="Calibri" w:hAnsi="Calibri"/>
-                <w:sz w:val="18"/>
-              </w:rPr>
-              <w:t xml:space="preserve"> </w:t>
-            </w:r>
-            <w:r>
-              <w:rPr>
-                <w:rStyle w:val="VerbatimChar"/>
-                <w:rFonts w:ascii="Calibri" w:hAnsi="Calibri"/>
-                <w:sz w:val="18"/>
-              </w:rPr>
               <w:t xml:space="preserve">beneficiary</w:t>
             </w:r>
             <w:r>
@@ -4801,13 +4373,13 @@
       </w:tr>
     </w:tbl>
     <w:bookmarkEnd w:id="16"/>
-    <w:bookmarkStart w:id="17" w:name="audit"/>
+    <w:bookmarkStart w:id="17" w:name="notifications"/>
     <w:p>
       <w:pPr>
         <w:pStyle w:val="Heading2"/>
       </w:pPr>
       <w:r>
-        <w:t xml:space="preserve">9. Audit</w:t>
+        <w:t xml:space="preserve">9. Notifications</w:t>
       </w:r>
     </w:p>
     <w:tbl>
@@ -4843,6 +4415,82 @@
               <w:right w:w="60" w:type="dxa"/>
             </w:tcMar>
             <w:shd w:fill="1A365D" w:val="clear"/>
+          </w:tcPr>
+          <w:p>
+            <w:pPr>
+              <w:pStyle w:val="Compact"/>
+              <w:spacing w:before="0" w:after="40" w:line="264" w:lineRule="auto"/>
+              <w:jc w:val="left"/>
+            </w:pPr>
+            <w:r>
+              <w:rPr>
+                <w:rFonts w:ascii="Calibri" w:hAnsi="Calibri"/>
+                <w:b/>
+                <w:color w:val="FFFFFF"/>
+                <w:sz w:val="18"/>
+              </w:rPr>
+              <w:t xml:space="preserve">Capability</w:t>
+            </w:r>
+          </w:p>
+        </w:tc>
+        <w:tc>
+          <w:tcPr>
+            <w:tcMar>
+              <w:top w:w="40" w:type="dxa"/>
+              <w:bottom w:w="40" w:type="dxa"/>
+              <w:left w:w="60" w:type="dxa"/>
+              <w:right w:w="60" w:type="dxa"/>
+            </w:tcMar>
+            <w:shd w:fill="1A365D" w:val="clear"/>
+          </w:tcPr>
+          <w:p>
+            <w:pPr>
+              <w:pStyle w:val="Compact"/>
+              <w:spacing w:before="0" w:after="40" w:line="264" w:lineRule="auto"/>
+              <w:jc w:val="left"/>
+            </w:pPr>
+            <w:r>
+              <w:rPr>
+                <w:rFonts w:ascii="Calibri" w:hAnsi="Calibri"/>
+                <w:b/>
+                <w:color w:val="FFFFFF"/>
+                <w:sz w:val="18"/>
+              </w:rPr>
+              <w:t xml:space="preserve">Status</w:t>
+            </w:r>
+          </w:p>
+        </w:tc>
+        <w:tc>
+          <w:tcPr>
+            <w:tcMar>
+              <w:top w:w="40" w:type="dxa"/>
+              <w:bottom w:w="40" w:type="dxa"/>
+              <w:left w:w="60" w:type="dxa"/>
+              <w:right w:w="60" w:type="dxa"/>
+            </w:tcMar>
+            <w:shd w:fill="1A365D" w:val="clear"/>
+          </w:tcPr>
+          <w:p>
+            <w:pPr>
+              <w:pStyle w:val="Compact"/>
+              <w:spacing w:before="0" w:after="40" w:line="264" w:lineRule="auto"/>
+              <w:jc w:val="left"/>
+            </w:pPr>
+            <w:r>
+              <w:rPr>
+                <w:rFonts w:ascii="Calibri" w:hAnsi="Calibri"/>
+                <w:b/>
+                <w:color w:val="FFFFFF"/>
+                <w:sz w:val="18"/>
+              </w:rPr>
+              <w:t xml:space="preserve">Notes</w:t>
+            </w:r>
+          </w:p>
+        </w:tc>
+      </w:tr>
+      <w:tr>
+        <w:tc>
+          <w:tcPr>
             <w:tcMar>
               <w:top w:w="40" w:type="dxa"/>
               <w:bottom w:w="40" w:type="dxa"/>
@@ -4859,23 +4507,14 @@
             <w:r>
               <w:rPr>
                 <w:rFonts w:ascii="Calibri" w:hAnsi="Calibri"/>
-                <w:b/>
-                <w:color w:val="FFFFFF"/>
-                <w:sz w:val="18"/>
-              </w:rPr>
-              <w:t xml:space="preserve">Capability</w:t>
+                <w:sz w:val="18"/>
+              </w:rPr>
+              <w:t xml:space="preserve">Kafka bank-action events</w:t>
             </w:r>
           </w:p>
         </w:tc>
         <w:tc>
           <w:tcPr>
-            <w:tcMar>
-              <w:top w:w="40" w:type="dxa"/>
-              <w:bottom w:w="40" w:type="dxa"/>
-              <w:left w:w="60" w:type="dxa"/>
-              <w:right w:w="60" w:type="dxa"/>
-            </w:tcMar>
-            <w:shd w:fill="1A365D" w:val="clear"/>
             <w:tcMar>
               <w:top w:w="40" w:type="dxa"/>
               <w:bottom w:w="40" w:type="dxa"/>
@@ -4892,23 +4531,14 @@
             <w:r>
               <w:rPr>
                 <w:rFonts w:ascii="Calibri" w:hAnsi="Calibri"/>
-                <w:b/>
-                <w:color w:val="FFFFFF"/>
-                <w:sz w:val="18"/>
-              </w:rPr>
-              <w:t xml:space="preserve">Status</w:t>
+                <w:sz w:val="18"/>
+              </w:rPr>
+              <w:t xml:space="preserve">Implemented</w:t>
             </w:r>
           </w:p>
         </w:tc>
         <w:tc>
           <w:tcPr>
-            <w:tcMar>
-              <w:top w:w="40" w:type="dxa"/>
-              <w:bottom w:w="40" w:type="dxa"/>
-              <w:left w:w="60" w:type="dxa"/>
-              <w:right w:w="60" w:type="dxa"/>
-            </w:tcMar>
-            <w:shd w:fill="1A365D" w:val="clear"/>
             <w:tcMar>
               <w:top w:w="40" w:type="dxa"/>
               <w:bottom w:w="40" w:type="dxa"/>
@@ -4925,11 +4555,24 @@
             <w:r>
               <w:rPr>
                 <w:rFonts w:ascii="Calibri" w:hAnsi="Calibri"/>
-                <w:b/>
-                <w:color w:val="FFFFFF"/>
-                <w:sz w:val="18"/>
-              </w:rPr>
-              <w:t xml:space="preserve">Notes</w:t>
+                <w:sz w:val="18"/>
+              </w:rPr>
+              <w:t xml:space="preserve">Topic</w:t>
+            </w:r>
+            <w:r>
+              <w:rPr>
+                <w:rFonts w:ascii="Calibri" w:hAnsi="Calibri"/>
+                <w:sz w:val="18"/>
+              </w:rPr>
+              <w:t xml:space="preserve"> </w:t>
+            </w:r>
+            <w:r>
+              <w:rPr>
+                <w:rStyle w:val="VerbatimChar"/>
+                <w:rFonts w:ascii="Calibri" w:hAnsi="Calibri"/>
+                <w:sz w:val="18"/>
+              </w:rPr>
+              <w:t xml:space="preserve">bankone.notifications</w:t>
             </w:r>
           </w:p>
         </w:tc>
@@ -4937,12 +4580,6 @@
       <w:tr>
         <w:tc>
           <w:tcPr>
-            <w:tcMar>
-              <w:top w:w="40" w:type="dxa"/>
-              <w:bottom w:w="40" w:type="dxa"/>
-              <w:left w:w="60" w:type="dxa"/>
-              <w:right w:w="60" w:type="dxa"/>
-            </w:tcMar>
             <w:tcMar>
               <w:top w:w="40" w:type="dxa"/>
               <w:bottom w:w="40" w:type="dxa"/>
@@ -4961,7 +4598,7 @@
                 <w:rFonts w:ascii="Calibri" w:hAnsi="Calibri"/>
                 <w:sz w:val="18"/>
               </w:rPr>
-              <w:t xml:space="preserve">JPA created/updated by</w:t>
+              <w:t xml:space="preserve">Customer email on open /</w:t>
             </w:r>
             <w:r>
               <w:rPr>
@@ -4975,18 +4612,26 @@
                 <w:rFonts w:ascii="Calibri" w:hAnsi="Calibri"/>
                 <w:sz w:val="18"/>
               </w:rPr>
-              <w:t xml:space="preserve">fields</w:t>
+              <w:t xml:space="preserve">deposit / withdraw /</w:t>
+            </w:r>
+            <w:r>
+              <w:rPr>
+                <w:rFonts w:ascii="Calibri" w:hAnsi="Calibri"/>
+                <w:sz w:val="18"/>
+              </w:rPr>
+              <w:t xml:space="preserve"> </w:t>
+            </w:r>
+            <w:r>
+              <w:rPr>
+                <w:rFonts w:ascii="Calibri" w:hAnsi="Calibri"/>
+                <w:sz w:val="18"/>
+              </w:rPr>
+              <w:t xml:space="preserve">transfer</w:t>
             </w:r>
           </w:p>
         </w:tc>
         <w:tc>
           <w:tcPr>
-            <w:tcMar>
-              <w:top w:w="40" w:type="dxa"/>
-              <w:bottom w:w="40" w:type="dxa"/>
-              <w:left w:w="60" w:type="dxa"/>
-              <w:right w:w="60" w:type="dxa"/>
-            </w:tcMar>
             <w:tcMar>
               <w:top w:w="40" w:type="dxa"/>
               <w:bottom w:w="40" w:type="dxa"/>
@@ -5005,18 +4650,12 @@
                 <w:rFonts w:ascii="Calibri" w:hAnsi="Calibri"/>
                 <w:sz w:val="18"/>
               </w:rPr>
-              <w:t xml:space="preserve">Partial</w:t>
+              <w:t xml:space="preserve">Implemented</w:t>
             </w:r>
           </w:p>
         </w:tc>
         <w:tc>
           <w:tcPr>
-            <w:tcMar>
-              <w:top w:w="40" w:type="dxa"/>
-              <w:bottom w:w="40" w:type="dxa"/>
-              <w:left w:w="60" w:type="dxa"/>
-              <w:right w:w="60" w:type="dxa"/>
-            </w:tcMar>
             <w:tcMar>
               <w:top w:w="40" w:type="dxa"/>
               <w:bottom w:w="40" w:type="dxa"/>
@@ -5032,25 +4671,25 @@
             </w:pPr>
             <w:r>
               <w:rPr>
+                <w:rFonts w:ascii="Calibri" w:hAnsi="Calibri"/>
+                <w:sz w:val="18"/>
+              </w:rPr>
+              <w:t xml:space="preserve">Recipient =</w:t>
+            </w:r>
+            <w:r>
+              <w:rPr>
+                <w:rFonts w:ascii="Calibri" w:hAnsi="Calibri"/>
+                <w:sz w:val="18"/>
+              </w:rPr>
+              <w:t xml:space="preserve"> </w:t>
+            </w:r>
+            <w:r>
+              <w:rPr>
                 <w:rStyle w:val="VerbatimChar"/>
                 <w:rFonts w:ascii="Calibri" w:hAnsi="Calibri"/>
                 <w:sz w:val="18"/>
               </w:rPr>
-              <w:t xml:space="preserve">AuditableEntity</w:t>
-            </w:r>
-            <w:r>
-              <w:rPr>
-                <w:rFonts w:ascii="Calibri" w:hAnsi="Calibri"/>
-                <w:sz w:val="18"/>
-              </w:rPr>
-              <w:t xml:space="preserve"> </w:t>
-            </w:r>
-            <w:r>
-              <w:rPr>
-                <w:rFonts w:ascii="Calibri" w:hAnsi="Calibri"/>
-                <w:sz w:val="18"/>
-              </w:rPr>
-              <w:t xml:space="preserve">on some entities</w:t>
+              <w:t xml:space="preserve">customers.email</w:t>
             </w:r>
           </w:p>
         </w:tc>
@@ -5058,12 +4697,6 @@
       <w:tr>
         <w:tc>
           <w:tcPr>
-            <w:tcMar>
-              <w:top w:w="40" w:type="dxa"/>
-              <w:bottom w:w="40" w:type="dxa"/>
-              <w:left w:w="60" w:type="dxa"/>
-              <w:right w:w="60" w:type="dxa"/>
-            </w:tcMar>
             <w:tcMar>
               <w:top w:w="40" w:type="dxa"/>
               <w:bottom w:w="40" w:type="dxa"/>
@@ -5082,18 +4715,26 @@
                 <w:rFonts w:ascii="Calibri" w:hAnsi="Calibri"/>
                 <w:sz w:val="18"/>
               </w:rPr>
-              <w:t xml:space="preserve">Audit event API / UI</w:t>
+              <w:t xml:space="preserve">Local Mailpit / Render</w:t>
+            </w:r>
+            <w:r>
+              <w:rPr>
+                <w:rFonts w:ascii="Calibri" w:hAnsi="Calibri"/>
+                <w:sz w:val="18"/>
+              </w:rPr>
+              <w:t xml:space="preserve"> </w:t>
+            </w:r>
+            <w:r>
+              <w:rPr>
+                <w:rFonts w:ascii="Calibri" w:hAnsi="Calibri"/>
+                <w:sz w:val="18"/>
+              </w:rPr>
+              <w:t xml:space="preserve">SendGrid HTTPS</w:t>
             </w:r>
           </w:p>
         </w:tc>
         <w:tc>
           <w:tcPr>
-            <w:tcMar>
-              <w:top w:w="40" w:type="dxa"/>
-              <w:bottom w:w="40" w:type="dxa"/>
-              <w:left w:w="60" w:type="dxa"/>
-              <w:right w:w="60" w:type="dxa"/>
-            </w:tcMar>
             <w:tcMar>
               <w:top w:w="40" w:type="dxa"/>
               <w:bottom w:w="40" w:type="dxa"/>
@@ -5112,18 +4753,12 @@
                 <w:rFonts w:ascii="Calibri" w:hAnsi="Calibri"/>
                 <w:sz w:val="18"/>
               </w:rPr>
-              <w:t xml:space="preserve">Stub</w:t>
+              <w:t xml:space="preserve">Implemented</w:t>
             </w:r>
           </w:p>
         </w:tc>
         <w:tc>
           <w:tcPr>
-            <w:tcMar>
-              <w:top w:w="40" w:type="dxa"/>
-              <w:bottom w:w="40" w:type="dxa"/>
-              <w:left w:w="60" w:type="dxa"/>
-              <w:right w:w="60" w:type="dxa"/>
-            </w:tcMar>
             <w:tcMar>
               <w:top w:w="40" w:type="dxa"/>
               <w:bottom w:w="40" w:type="dxa"/>
@@ -5142,7 +4777,7 @@
                 <w:rFonts w:ascii="Calibri" w:hAnsi="Calibri"/>
                 <w:sz w:val="18"/>
               </w:rPr>
-              <w:t xml:space="preserve">Empty</w:t>
+              <w:t xml:space="preserve">See</w:t>
             </w:r>
             <w:r>
               <w:rPr>
@@ -5153,32 +4788,340 @@
             </w:r>
             <w:r>
               <w:rPr>
-                <w:rStyle w:val="VerbatimChar"/>
-                <w:rFonts w:ascii="Calibri" w:hAnsi="Calibri"/>
-                <w:sz w:val="18"/>
-              </w:rPr>
-              <w:t xml:space="preserve">audit</w:t>
-            </w:r>
-            <w:r>
-              <w:rPr>
-                <w:rFonts w:ascii="Calibri" w:hAnsi="Calibri"/>
-                <w:sz w:val="18"/>
-              </w:rPr>
-              <w:t xml:space="preserve"> </w:t>
-            </w:r>
-            <w:r>
-              <w:rPr>
-                <w:rFonts w:ascii="Calibri" w:hAnsi="Calibri"/>
-                <w:sz w:val="18"/>
-              </w:rPr>
-              <w:t xml:space="preserve">package</w:t>
+                <w:rFonts w:ascii="Calibri" w:hAnsi="Calibri"/>
+                <w:sz w:val="18"/>
+              </w:rPr>
+              <w:t xml:space="preserve">MODULES/Notification.md</w:t>
             </w:r>
           </w:p>
         </w:tc>
       </w:tr>
     </w:tbl>
     <w:bookmarkEnd w:id="17"/>
-    <w:bookmarkStart w:id="18" w:name="non-functional-current"/>
+    <w:bookmarkStart w:id="18" w:name="audit"/>
+    <w:p>
+      <w:pPr>
+        <w:pStyle w:val="Heading2"/>
+      </w:pPr>
+      <w:r>
+        <w:t xml:space="preserve">10. Audit</w:t>
+      </w:r>
+    </w:p>
+    <w:tbl>
+      <w:tblPr>
+        <w:tblStyle w:val="Table"/>
+        <w:tblW w:type="pct" w:w="5000"/>
+        <w:tblLayout w:type="autofit"/>
+        <w:tblLook w:firstRow="1" w:lastRow="0" w:firstColumn="0" w:lastColumn="0" w:noHBand="0" w:noVBand="0" w:val="0020"/>
+        <w:tblBorders>
+          <w:top w:val="single" w:sz="4" w:space="0" w:color="CBD5E0"/>
+          <w:left w:val="single" w:sz="4" w:space="0" w:color="CBD5E0"/>
+          <w:bottom w:val="single" w:sz="4" w:space="0" w:color="CBD5E0"/>
+          <w:right w:val="single" w:sz="4" w:space="0" w:color="CBD5E0"/>
+          <w:insideH w:val="single" w:sz="4" w:space="0" w:color="CBD5E0"/>
+          <w:insideV w:val="single" w:sz="4" w:space="0" w:color="CBD5E0"/>
+        </w:tblBorders>
+      </w:tblPr>
+      <w:tblGrid>
+        <w:gridCol w:w="2970"/>
+        <w:gridCol w:w="1980"/>
+        <w:gridCol w:w="2200"/>
+      </w:tblGrid>
+      <w:tr>
+        <w:trPr>
+          <w:tblHeader w:val="on"/>
+        </w:trPr>
+        <w:tc>
+          <w:tcPr>
+            <w:tcMar>
+              <w:top w:w="40" w:type="dxa"/>
+              <w:bottom w:w="40" w:type="dxa"/>
+              <w:left w:w="60" w:type="dxa"/>
+              <w:right w:w="60" w:type="dxa"/>
+            </w:tcMar>
+            <w:shd w:fill="1A365D" w:val="clear"/>
+          </w:tcPr>
+          <w:p>
+            <w:pPr>
+              <w:pStyle w:val="Compact"/>
+              <w:spacing w:before="0" w:after="40" w:line="264" w:lineRule="auto"/>
+              <w:jc w:val="left"/>
+            </w:pPr>
+            <w:r>
+              <w:rPr>
+                <w:rFonts w:ascii="Calibri" w:hAnsi="Calibri"/>
+                <w:b/>
+                <w:color w:val="FFFFFF"/>
+                <w:sz w:val="18"/>
+              </w:rPr>
+              <w:t xml:space="preserve">Capability</w:t>
+            </w:r>
+          </w:p>
+        </w:tc>
+        <w:tc>
+          <w:tcPr>
+            <w:tcMar>
+              <w:top w:w="40" w:type="dxa"/>
+              <w:bottom w:w="40" w:type="dxa"/>
+              <w:left w:w="60" w:type="dxa"/>
+              <w:right w:w="60" w:type="dxa"/>
+            </w:tcMar>
+            <w:shd w:fill="1A365D" w:val="clear"/>
+          </w:tcPr>
+          <w:p>
+            <w:pPr>
+              <w:pStyle w:val="Compact"/>
+              <w:spacing w:before="0" w:after="40" w:line="264" w:lineRule="auto"/>
+              <w:jc w:val="left"/>
+            </w:pPr>
+            <w:r>
+              <w:rPr>
+                <w:rFonts w:ascii="Calibri" w:hAnsi="Calibri"/>
+                <w:b/>
+                <w:color w:val="FFFFFF"/>
+                <w:sz w:val="18"/>
+              </w:rPr>
+              <w:t xml:space="preserve">Status</w:t>
+            </w:r>
+          </w:p>
+        </w:tc>
+        <w:tc>
+          <w:tcPr>
+            <w:tcMar>
+              <w:top w:w="40" w:type="dxa"/>
+              <w:bottom w:w="40" w:type="dxa"/>
+              <w:left w:w="60" w:type="dxa"/>
+              <w:right w:w="60" w:type="dxa"/>
+            </w:tcMar>
+            <w:shd w:fill="1A365D" w:val="clear"/>
+          </w:tcPr>
+          <w:p>
+            <w:pPr>
+              <w:pStyle w:val="Compact"/>
+              <w:spacing w:before="0" w:after="40" w:line="264" w:lineRule="auto"/>
+              <w:jc w:val="left"/>
+            </w:pPr>
+            <w:r>
+              <w:rPr>
+                <w:rFonts w:ascii="Calibri" w:hAnsi="Calibri"/>
+                <w:b/>
+                <w:color w:val="FFFFFF"/>
+                <w:sz w:val="18"/>
+              </w:rPr>
+              <w:t xml:space="preserve">Notes</w:t>
+            </w:r>
+          </w:p>
+        </w:tc>
+      </w:tr>
+      <w:tr>
+        <w:tc>
+          <w:tcPr>
+            <w:tcMar>
+              <w:top w:w="40" w:type="dxa"/>
+              <w:bottom w:w="40" w:type="dxa"/>
+              <w:left w:w="60" w:type="dxa"/>
+              <w:right w:w="60" w:type="dxa"/>
+            </w:tcMar>
+          </w:tcPr>
+          <w:p>
+            <w:pPr>
+              <w:pStyle w:val="Compact"/>
+              <w:spacing w:before="0" w:after="40" w:line="264" w:lineRule="auto"/>
+              <w:jc w:val="left"/>
+            </w:pPr>
+            <w:r>
+              <w:rPr>
+                <w:rFonts w:ascii="Calibri" w:hAnsi="Calibri"/>
+                <w:sz w:val="18"/>
+              </w:rPr>
+              <w:t xml:space="preserve">JPA created/updated by</w:t>
+            </w:r>
+            <w:r>
+              <w:rPr>
+                <w:rFonts w:ascii="Calibri" w:hAnsi="Calibri"/>
+                <w:sz w:val="18"/>
+              </w:rPr>
+              <w:t xml:space="preserve"> </w:t>
+            </w:r>
+            <w:r>
+              <w:rPr>
+                <w:rFonts w:ascii="Calibri" w:hAnsi="Calibri"/>
+                <w:sz w:val="18"/>
+              </w:rPr>
+              <w:t xml:space="preserve">fields</w:t>
+            </w:r>
+          </w:p>
+        </w:tc>
+        <w:tc>
+          <w:tcPr>
+            <w:tcMar>
+              <w:top w:w="40" w:type="dxa"/>
+              <w:bottom w:w="40" w:type="dxa"/>
+              <w:left w:w="60" w:type="dxa"/>
+              <w:right w:w="60" w:type="dxa"/>
+            </w:tcMar>
+          </w:tcPr>
+          <w:p>
+            <w:pPr>
+              <w:pStyle w:val="Compact"/>
+              <w:spacing w:before="0" w:after="40" w:line="264" w:lineRule="auto"/>
+              <w:jc w:val="left"/>
+            </w:pPr>
+            <w:r>
+              <w:rPr>
+                <w:rFonts w:ascii="Calibri" w:hAnsi="Calibri"/>
+                <w:sz w:val="18"/>
+              </w:rPr>
+              <w:t xml:space="preserve">Partial</w:t>
+            </w:r>
+          </w:p>
+        </w:tc>
+        <w:tc>
+          <w:tcPr>
+            <w:tcMar>
+              <w:top w:w="40" w:type="dxa"/>
+              <w:bottom w:w="40" w:type="dxa"/>
+              <w:left w:w="60" w:type="dxa"/>
+              <w:right w:w="60" w:type="dxa"/>
+            </w:tcMar>
+          </w:tcPr>
+          <w:p>
+            <w:pPr>
+              <w:pStyle w:val="Compact"/>
+              <w:spacing w:before="0" w:after="40" w:line="264" w:lineRule="auto"/>
+              <w:jc w:val="left"/>
+            </w:pPr>
+            <w:r>
+              <w:rPr>
+                <w:rStyle w:val="VerbatimChar"/>
+                <w:rFonts w:ascii="Calibri" w:hAnsi="Calibri"/>
+                <w:sz w:val="18"/>
+              </w:rPr>
+              <w:t xml:space="preserve">AuditableEntity</w:t>
+            </w:r>
+            <w:r>
+              <w:rPr>
+                <w:rFonts w:ascii="Calibri" w:hAnsi="Calibri"/>
+                <w:sz w:val="18"/>
+              </w:rPr>
+              <w:t xml:space="preserve"> </w:t>
+            </w:r>
+            <w:r>
+              <w:rPr>
+                <w:rFonts w:ascii="Calibri" w:hAnsi="Calibri"/>
+                <w:sz w:val="18"/>
+              </w:rPr>
+              <w:t xml:space="preserve">on some entities</w:t>
+            </w:r>
+          </w:p>
+        </w:tc>
+      </w:tr>
+      <w:tr>
+        <w:tc>
+          <w:tcPr>
+            <w:tcMar>
+              <w:top w:w="40" w:type="dxa"/>
+              <w:bottom w:w="40" w:type="dxa"/>
+              <w:left w:w="60" w:type="dxa"/>
+              <w:right w:w="60" w:type="dxa"/>
+            </w:tcMar>
+          </w:tcPr>
+          <w:p>
+            <w:pPr>
+              <w:pStyle w:val="Compact"/>
+              <w:spacing w:before="0" w:after="40" w:line="264" w:lineRule="auto"/>
+              <w:jc w:val="left"/>
+            </w:pPr>
+            <w:r>
+              <w:rPr>
+                <w:rFonts w:ascii="Calibri" w:hAnsi="Calibri"/>
+                <w:sz w:val="18"/>
+              </w:rPr>
+              <w:t xml:space="preserve">Audit event API / UI</w:t>
+            </w:r>
+          </w:p>
+        </w:tc>
+        <w:tc>
+          <w:tcPr>
+            <w:tcMar>
+              <w:top w:w="40" w:type="dxa"/>
+              <w:bottom w:w="40" w:type="dxa"/>
+              <w:left w:w="60" w:type="dxa"/>
+              <w:right w:w="60" w:type="dxa"/>
+            </w:tcMar>
+          </w:tcPr>
+          <w:p>
+            <w:pPr>
+              <w:pStyle w:val="Compact"/>
+              <w:spacing w:before="0" w:after="40" w:line="264" w:lineRule="auto"/>
+              <w:jc w:val="left"/>
+            </w:pPr>
+            <w:r>
+              <w:rPr>
+                <w:rFonts w:ascii="Calibri" w:hAnsi="Calibri"/>
+                <w:sz w:val="18"/>
+              </w:rPr>
+              <w:t xml:space="preserve">Stub</w:t>
+            </w:r>
+          </w:p>
+        </w:tc>
+        <w:tc>
+          <w:tcPr>
+            <w:tcMar>
+              <w:top w:w="40" w:type="dxa"/>
+              <w:bottom w:w="40" w:type="dxa"/>
+              <w:left w:w="60" w:type="dxa"/>
+              <w:right w:w="60" w:type="dxa"/>
+            </w:tcMar>
+          </w:tcPr>
+          <w:p>
+            <w:pPr>
+              <w:pStyle w:val="Compact"/>
+              <w:spacing w:before="0" w:after="40" w:line="264" w:lineRule="auto"/>
+              <w:jc w:val="left"/>
+            </w:pPr>
+            <w:r>
+              <w:rPr>
+                <w:rFonts w:ascii="Calibri" w:hAnsi="Calibri"/>
+                <w:sz w:val="18"/>
+              </w:rPr>
+              <w:t xml:space="preserve">Empty</w:t>
+            </w:r>
+            <w:r>
+              <w:rPr>
+                <w:rFonts w:ascii="Calibri" w:hAnsi="Calibri"/>
+                <w:sz w:val="18"/>
+              </w:rPr>
+              <w:t xml:space="preserve"> </w:t>
+            </w:r>
+            <w:r>
+              <w:rPr>
+                <w:rStyle w:val="VerbatimChar"/>
+                <w:rFonts w:ascii="Calibri" w:hAnsi="Calibri"/>
+                <w:sz w:val="18"/>
+              </w:rPr>
+              <w:t xml:space="preserve">audit</w:t>
+            </w:r>
+            <w:r>
+              <w:rPr>
+                <w:rFonts w:ascii="Calibri" w:hAnsi="Calibri"/>
+                <w:sz w:val="18"/>
+              </w:rPr>
+              <w:t xml:space="preserve"> </w:t>
+            </w:r>
+            <w:r>
+              <w:rPr>
+                <w:rFonts w:ascii="Calibri" w:hAnsi="Calibri"/>
+                <w:sz w:val="18"/>
+              </w:rPr>
+              <w:t xml:space="preserve">package</w:t>
+            </w:r>
+          </w:p>
+        </w:tc>
+      </w:tr>
+    </w:tbl>
+    <w:bookmarkEnd w:id="18"/>
+    <w:bookmarkStart w:id="19" w:name="non-functional-current"/>
     <w:p>
       <w:pPr>
         <w:pStyle w:val="Heading2"/>
@@ -5219,6 +5162,55 @@
               <w:right w:w="60" w:type="dxa"/>
             </w:tcMar>
             <w:shd w:fill="1A365D" w:val="clear"/>
+          </w:tcPr>
+          <w:p>
+            <w:pPr>
+              <w:pStyle w:val="Compact"/>
+              <w:spacing w:before="0" w:after="40" w:line="264" w:lineRule="auto"/>
+              <w:jc w:val="left"/>
+            </w:pPr>
+            <w:r>
+              <w:rPr>
+                <w:rFonts w:ascii="Calibri" w:hAnsi="Calibri"/>
+                <w:b/>
+                <w:color w:val="FFFFFF"/>
+                <w:sz w:val="18"/>
+              </w:rPr>
+              <w:t xml:space="preserve">Area</w:t>
+            </w:r>
+          </w:p>
+        </w:tc>
+        <w:tc>
+          <w:tcPr>
+            <w:tcMar>
+              <w:top w:w="40" w:type="dxa"/>
+              <w:bottom w:w="40" w:type="dxa"/>
+              <w:left w:w="60" w:type="dxa"/>
+              <w:right w:w="60" w:type="dxa"/>
+            </w:tcMar>
+            <w:shd w:fill="1A365D" w:val="clear"/>
+          </w:tcPr>
+          <w:p>
+            <w:pPr>
+              <w:pStyle w:val="Compact"/>
+              <w:spacing w:before="0" w:after="40" w:line="264" w:lineRule="auto"/>
+              <w:jc w:val="left"/>
+            </w:pPr>
+            <w:r>
+              <w:rPr>
+                <w:rFonts w:ascii="Calibri" w:hAnsi="Calibri"/>
+                <w:b/>
+                <w:color w:val="FFFFFF"/>
+                <w:sz w:val="18"/>
+              </w:rPr>
+              <w:t xml:space="preserve">Behavior</w:t>
+            </w:r>
+          </w:p>
+        </w:tc>
+      </w:tr>
+      <w:tr>
+        <w:tc>
+          <w:tcPr>
             <w:tcMar>
               <w:top w:w="40" w:type="dxa"/>
               <w:bottom w:w="40" w:type="dxa"/>
@@ -5235,23 +5227,14 @@
             <w:r>
               <w:rPr>
                 <w:rFonts w:ascii="Calibri" w:hAnsi="Calibri"/>
-                <w:b/>
-                <w:color w:val="FFFFFF"/>
-                <w:sz w:val="18"/>
-              </w:rPr>
-              <w:t xml:space="preserve">Area</w:t>
+                <w:sz w:val="18"/>
+              </w:rPr>
+              <w:t xml:space="preserve">AuthN</w:t>
             </w:r>
           </w:p>
         </w:tc>
         <w:tc>
           <w:tcPr>
-            <w:tcMar>
-              <w:top w:w="40" w:type="dxa"/>
-              <w:bottom w:w="40" w:type="dxa"/>
-              <w:left w:w="60" w:type="dxa"/>
-              <w:right w:w="60" w:type="dxa"/>
-            </w:tcMar>
-            <w:shd w:fill="1A365D" w:val="clear"/>
             <w:tcMar>
               <w:top w:w="40" w:type="dxa"/>
               <w:bottom w:w="40" w:type="dxa"/>
@@ -5268,11 +5251,38 @@
             <w:r>
               <w:rPr>
                 <w:rFonts w:ascii="Calibri" w:hAnsi="Calibri"/>
-                <w:b/>
-                <w:color w:val="FFFFFF"/>
-                <w:sz w:val="18"/>
-              </w:rPr>
-              <w:t xml:space="preserve">Behavior</w:t>
+                <w:sz w:val="18"/>
+              </w:rPr>
+              <w:t xml:space="preserve">JWT HMAC, 1h expiry</w:t>
+            </w:r>
+            <w:r>
+              <w:rPr>
+                <w:rFonts w:ascii="Calibri" w:hAnsi="Calibri"/>
+                <w:sz w:val="18"/>
+              </w:rPr>
+              <w:t xml:space="preserve"> </w:t>
+            </w:r>
+            <w:r>
+              <w:rPr>
+                <w:rFonts w:ascii="Calibri" w:hAnsi="Calibri"/>
+                <w:sz w:val="18"/>
+              </w:rPr>
+              <w:t xml:space="preserve">(</w:t>
+            </w:r>
+            <w:r>
+              <w:rPr>
+                <w:rStyle w:val="VerbatimChar"/>
+                <w:rFonts w:ascii="Calibri" w:hAnsi="Calibri"/>
+                <w:sz w:val="18"/>
+              </w:rPr>
+              <w:t xml:space="preserve">jwt.expiration</w:t>
+            </w:r>
+            <w:r>
+              <w:rPr>
+                <w:rFonts w:ascii="Calibri" w:hAnsi="Calibri"/>
+                <w:sz w:val="18"/>
+              </w:rPr>
+              <w:t xml:space="preserve">)</w:t>
             </w:r>
           </w:p>
         </w:tc>
@@ -5280,12 +5290,6 @@
       <w:tr>
         <w:tc>
           <w:tcPr>
-            <w:tcMar>
-              <w:top w:w="40" w:type="dxa"/>
-              <w:bottom w:w="40" w:type="dxa"/>
-              <w:left w:w="60" w:type="dxa"/>
-              <w:right w:w="60" w:type="dxa"/>
-            </w:tcMar>
             <w:tcMar>
               <w:top w:w="40" w:type="dxa"/>
               <w:bottom w:w="40" w:type="dxa"/>
@@ -5304,18 +5308,12 @@
                 <w:rFonts w:ascii="Calibri" w:hAnsi="Calibri"/>
                 <w:sz w:val="18"/>
               </w:rPr>
-              <w:t xml:space="preserve">AuthN</w:t>
+              <w:t xml:space="preserve">AuthZ</w:t>
             </w:r>
           </w:p>
         </w:tc>
         <w:tc>
           <w:tcPr>
-            <w:tcMar>
-              <w:top w:w="40" w:type="dxa"/>
-              <w:bottom w:w="40" w:type="dxa"/>
-              <w:left w:w="60" w:type="dxa"/>
-              <w:right w:w="60" w:type="dxa"/>
-            </w:tcMar>
             <w:tcMar>
               <w:top w:w="40" w:type="dxa"/>
               <w:bottom w:w="40" w:type="dxa"/>
@@ -5334,7 +5332,7 @@
                 <w:rFonts w:ascii="Calibri" w:hAnsi="Calibri"/>
                 <w:sz w:val="18"/>
               </w:rPr>
-              <w:t xml:space="preserve">JWT HMAC, 1h expiry</w:t>
+              <w:t xml:space="preserve">Role matchers in</w:t>
             </w:r>
             <w:r>
               <w:rPr>
@@ -5345,25 +5343,11 @@
             </w:r>
             <w:r>
               <w:rPr>
-                <w:rFonts w:ascii="Calibri" w:hAnsi="Calibri"/>
-                <w:sz w:val="18"/>
-              </w:rPr>
-              <w:t xml:space="preserve">(</w:t>
-            </w:r>
-            <w:r>
-              <w:rPr>
                 <w:rStyle w:val="VerbatimChar"/>
                 <w:rFonts w:ascii="Calibri" w:hAnsi="Calibri"/>
                 <w:sz w:val="18"/>
               </w:rPr>
-              <w:t xml:space="preserve">jwt.expiration</w:t>
-            </w:r>
-            <w:r>
-              <w:rPr>
-                <w:rFonts w:ascii="Calibri" w:hAnsi="Calibri"/>
-                <w:sz w:val="18"/>
-              </w:rPr>
-              <w:t xml:space="preserve">)</w:t>
+              <w:t xml:space="preserve">SecurityConfig</w:t>
             </w:r>
           </w:p>
         </w:tc>
@@ -5371,12 +5355,6 @@
       <w:tr>
         <w:tc>
           <w:tcPr>
-            <w:tcMar>
-              <w:top w:w="40" w:type="dxa"/>
-              <w:bottom w:w="40" w:type="dxa"/>
-              <w:left w:w="60" w:type="dxa"/>
-              <w:right w:w="60" w:type="dxa"/>
-            </w:tcMar>
             <w:tcMar>
               <w:top w:w="40" w:type="dxa"/>
               <w:bottom w:w="40" w:type="dxa"/>
@@ -5395,18 +5373,12 @@
                 <w:rFonts w:ascii="Calibri" w:hAnsi="Calibri"/>
                 <w:sz w:val="18"/>
               </w:rPr>
-              <w:t xml:space="preserve">AuthZ</w:t>
+              <w:t xml:space="preserve">CORS</w:t>
             </w:r>
           </w:p>
         </w:tc>
         <w:tc>
           <w:tcPr>
-            <w:tcMar>
-              <w:top w:w="40" w:type="dxa"/>
-              <w:bottom w:w="40" w:type="dxa"/>
-              <w:left w:w="60" w:type="dxa"/>
-              <w:right w:w="60" w:type="dxa"/>
-            </w:tcMar>
             <w:tcMar>
               <w:top w:w="40" w:type="dxa"/>
               <w:bottom w:w="40" w:type="dxa"/>
@@ -5425,7 +5397,7 @@
                 <w:rFonts w:ascii="Calibri" w:hAnsi="Calibri"/>
                 <w:sz w:val="18"/>
               </w:rPr>
-              <w:t xml:space="preserve">Role matchers in</w:t>
+              <w:t xml:space="preserve">localhost, bankone.local,</w:t>
             </w:r>
             <w:r>
               <w:rPr>
@@ -5436,11 +5408,10 @@
             </w:r>
             <w:r>
               <w:rPr>
-                <w:rStyle w:val="VerbatimChar"/>
-                <w:rFonts w:ascii="Calibri" w:hAnsi="Calibri"/>
-                <w:sz w:val="18"/>
-              </w:rPr>
-              <w:t xml:space="preserve">SecurityConfig</w:t>
+                <w:rFonts w:ascii="Calibri" w:hAnsi="Calibri"/>
+                <w:sz w:val="18"/>
+              </w:rPr>
+              <w:t xml:space="preserve">192.168.0.4</w:t>
             </w:r>
           </w:p>
         </w:tc>
@@ -5448,12 +5419,6 @@
       <w:tr>
         <w:tc>
           <w:tcPr>
-            <w:tcMar>
-              <w:top w:w="40" w:type="dxa"/>
-              <w:bottom w:w="40" w:type="dxa"/>
-              <w:left w:w="60" w:type="dxa"/>
-              <w:right w:w="60" w:type="dxa"/>
-            </w:tcMar>
             <w:tcMar>
               <w:top w:w="40" w:type="dxa"/>
               <w:bottom w:w="40" w:type="dxa"/>
@@ -5472,18 +5437,12 @@
                 <w:rFonts w:ascii="Calibri" w:hAnsi="Calibri"/>
                 <w:sz w:val="18"/>
               </w:rPr>
-              <w:t xml:space="preserve">CORS</w:t>
+              <w:t xml:space="preserve">Logging</w:t>
             </w:r>
           </w:p>
         </w:tc>
         <w:tc>
           <w:tcPr>
-            <w:tcMar>
-              <w:top w:w="40" w:type="dxa"/>
-              <w:bottom w:w="40" w:type="dxa"/>
-              <w:left w:w="60" w:type="dxa"/>
-              <w:right w:w="60" w:type="dxa"/>
-            </w:tcMar>
             <w:tcMar>
               <w:top w:w="40" w:type="dxa"/>
               <w:bottom w:w="40" w:type="dxa"/>
@@ -5502,7 +5461,7 @@
                 <w:rFonts w:ascii="Calibri" w:hAnsi="Calibri"/>
                 <w:sz w:val="18"/>
               </w:rPr>
-              <w:t xml:space="preserve">localhost, bankone.local,</w:t>
+              <w:t xml:space="preserve">Hibernate SQL DEBUG</w:t>
             </w:r>
             <w:r>
               <w:rPr>
@@ -5516,7 +5475,7 @@
                 <w:rFonts w:ascii="Calibri" w:hAnsi="Calibri"/>
                 <w:sz w:val="18"/>
               </w:rPr>
-              <w:t xml:space="preserve">192.168.0.4</w:t>
+              <w:t xml:space="preserve">(dev-oriented)</w:t>
             </w:r>
           </w:p>
         </w:tc>
@@ -5524,12 +5483,6 @@
       <w:tr>
         <w:tc>
           <w:tcPr>
-            <w:tcMar>
-              <w:top w:w="40" w:type="dxa"/>
-              <w:bottom w:w="40" w:type="dxa"/>
-              <w:left w:w="60" w:type="dxa"/>
-              <w:right w:w="60" w:type="dxa"/>
-            </w:tcMar>
             <w:tcMar>
               <w:top w:w="40" w:type="dxa"/>
               <w:bottom w:w="40" w:type="dxa"/>
@@ -5548,18 +5501,12 @@
                 <w:rFonts w:ascii="Calibri" w:hAnsi="Calibri"/>
                 <w:sz w:val="18"/>
               </w:rPr>
-              <w:t xml:space="preserve">Logging</w:t>
+              <w:t xml:space="preserve">Deploy</w:t>
             </w:r>
           </w:p>
         </w:tc>
         <w:tc>
           <w:tcPr>
-            <w:tcMar>
-              <w:top w:w="40" w:type="dxa"/>
-              <w:bottom w:w="40" w:type="dxa"/>
-              <w:left w:w="60" w:type="dxa"/>
-              <w:right w:w="60" w:type="dxa"/>
-            </w:tcMar>
             <w:tcMar>
               <w:top w:w="40" w:type="dxa"/>
               <w:bottom w:w="40" w:type="dxa"/>
@@ -5578,7 +5525,7 @@
                 <w:rFonts w:ascii="Calibri" w:hAnsi="Calibri"/>
                 <w:sz w:val="18"/>
               </w:rPr>
-              <w:t xml:space="preserve">Hibernate SQL DEBUG</w:t>
+              <w:t xml:space="preserve">Open Liberty WAR primary path;</w:t>
             </w:r>
             <w:r>
               <w:rPr>
@@ -5592,7 +5539,7 @@
                 <w:rFonts w:ascii="Calibri" w:hAnsi="Calibri"/>
                 <w:sz w:val="18"/>
               </w:rPr>
-              <w:t xml:space="preserve">(dev-oriented)</w:t>
+              <w:t xml:space="preserve">Render Docker + Aiven + SendGrid</w:t>
             </w:r>
           </w:p>
         </w:tc>
@@ -5600,12 +5547,6 @@
       <w:tr>
         <w:tc>
           <w:tcPr>
-            <w:tcMar>
-              <w:top w:w="40" w:type="dxa"/>
-              <w:bottom w:w="40" w:type="dxa"/>
-              <w:left w:w="60" w:type="dxa"/>
-              <w:right w:w="60" w:type="dxa"/>
-            </w:tcMar>
             <w:tcMar>
               <w:top w:w="40" w:type="dxa"/>
               <w:bottom w:w="40" w:type="dxa"/>
@@ -5624,18 +5565,12 @@
                 <w:rFonts w:ascii="Calibri" w:hAnsi="Calibri"/>
                 <w:sz w:val="18"/>
               </w:rPr>
-              <w:t xml:space="preserve">Deploy</w:t>
+              <w:t xml:space="preserve">Messaging</w:t>
             </w:r>
           </w:p>
         </w:tc>
         <w:tc>
           <w:tcPr>
-            <w:tcMar>
-              <w:top w:w="40" w:type="dxa"/>
-              <w:bottom w:w="40" w:type="dxa"/>
-              <w:left w:w="60" w:type="dxa"/>
-              <w:right w:w="60" w:type="dxa"/>
-            </w:tcMar>
             <w:tcMar>
               <w:top w:w="40" w:type="dxa"/>
               <w:bottom w:w="40" w:type="dxa"/>
@@ -5654,7 +5589,29 @@
                 <w:rFonts w:ascii="Calibri" w:hAnsi="Calibri"/>
                 <w:sz w:val="18"/>
               </w:rPr>
-              <w:t xml:space="preserve">Open Liberty WAR primary path</w:t>
+              <w:t xml:space="preserve">Kafka (optional via</w:t>
+            </w:r>
+            <w:r>
+              <w:rPr>
+                <w:rFonts w:ascii="Calibri" w:hAnsi="Calibri"/>
+                <w:sz w:val="18"/>
+              </w:rPr>
+              <w:t xml:space="preserve"> </w:t>
+            </w:r>
+            <w:r>
+              <w:rPr>
+                <w:rStyle w:val="VerbatimChar"/>
+                <w:rFonts w:ascii="Calibri" w:hAnsi="Calibri"/>
+                <w:sz w:val="18"/>
+              </w:rPr>
+              <w:t xml:space="preserve">APP_KAFKA_ENABLED</w:t>
+            </w:r>
+            <w:r>
+              <w:rPr>
+                <w:rFonts w:ascii="Calibri" w:hAnsi="Calibri"/>
+                <w:sz w:val="18"/>
+              </w:rPr>
+              <w:t xml:space="preserve">)</w:t>
             </w:r>
           </w:p>
         </w:tc>
@@ -5680,8 +5637,8 @@
         <w:t xml:space="preserve">.</w:t>
       </w:r>
     </w:p>
-    <w:bookmarkEnd w:id="18"/>
     <w:bookmarkEnd w:id="19"/>
+    <w:bookmarkEnd w:id="20"/>
     <w:sectPr>
       <w:pgSz w:h="16838" w:w="11906"/>
       <w:pgMar w:bottom="1134" w:footer="720" w:gutter="0" w:header="720" w:left="1247" w:right="1247" w:top="1134"/>

--- a/docs/FUNCTIONAL_SPECIFICATION.docx
+++ b/docs/FUNCTIONAL_SPECIFICATION.docx
@@ -10,7 +10,7 @@
         <w:t xml:space="preserve">FUNCTIONAL_SPECIFICATION</w:t>
       </w:r>
     </w:p>
-    <w:bookmarkStart w:id="20" w:name="functional-specification"/>
+    <w:bookmarkStart w:id="22" w:name="functional-specification"/>
     <w:p>
       <w:pPr>
         <w:pStyle w:val="Heading1"/>
@@ -22,8 +22,6 @@
     <w:p>
       <w:pPr>
         <w:pStyle w:val="FirstParagraph"/>
-        <w:spacing w:after="160" w:line="276" w:lineRule="auto"/>
-        <w:jc w:val="left"/>
       </w:pPr>
       <w:r>
         <w:t xml:space="preserve">Status legend:</w:t>
@@ -83,17 +81,9 @@
     <w:tbl>
       <w:tblPr>
         <w:tblStyle w:val="Table"/>
-        <w:tblW w:type="pct" w:w="5000"/>
-        <w:tblLayout w:type="autofit"/>
+        <w:tblW w:type="pct" w:w="4653"/>
+        <w:tblLayout w:type="fixed"/>
         <w:tblLook w:firstRow="1" w:lastRow="0" w:firstColumn="0" w:lastColumn="0" w:noHBand="0" w:noVBand="0" w:val="0020"/>
-        <w:tblBorders>
-          <w:top w:val="single" w:sz="4" w:space="0" w:color="CBD5E0"/>
-          <w:left w:val="single" w:sz="4" w:space="0" w:color="CBD5E0"/>
-          <w:bottom w:val="single" w:sz="4" w:space="0" w:color="CBD5E0"/>
-          <w:right w:val="single" w:sz="4" w:space="0" w:color="CBD5E0"/>
-          <w:insideH w:val="single" w:sz="4" w:space="0" w:color="CBD5E0"/>
-          <w:insideV w:val="single" w:sz="4" w:space="0" w:color="CBD5E0"/>
-        </w:tblBorders>
       </w:tblPr>
       <w:tblGrid>
         <w:gridCol w:w="2420"/>
@@ -105,82 +95,37 @@
           <w:tblHeader w:val="on"/>
         </w:trPr>
         <w:tc>
-          <w:tcPr>
-            <w:tcMar>
-              <w:top w:w="40" w:type="dxa"/>
-              <w:bottom w:w="40" w:type="dxa"/>
-              <w:left w:w="60" w:type="dxa"/>
-              <w:right w:w="60" w:type="dxa"/>
-            </w:tcMar>
-            <w:shd w:fill="1A365D" w:val="clear"/>
-          </w:tcPr>
-          <w:p>
-            <w:pPr>
-              <w:pStyle w:val="Compact"/>
-              <w:spacing w:before="0" w:after="40" w:line="264" w:lineRule="auto"/>
-              <w:jc w:val="left"/>
-            </w:pPr>
-            <w:r>
-              <w:rPr>
-                <w:rFonts w:ascii="Calibri" w:hAnsi="Calibri"/>
-                <w:b/>
-                <w:color w:val="FFFFFF"/>
-                <w:sz w:val="18"/>
-              </w:rPr>
+          <w:tcPr/>
+          <w:p>
+            <w:pPr>
+              <w:pStyle w:val="Compact"/>
+              <w:jc w:val="left"/>
+            </w:pPr>
+            <w:r>
               <w:t xml:space="preserve">Capability</w:t>
             </w:r>
           </w:p>
         </w:tc>
         <w:tc>
-          <w:tcPr>
-            <w:tcMar>
-              <w:top w:w="40" w:type="dxa"/>
-              <w:bottom w:w="40" w:type="dxa"/>
-              <w:left w:w="60" w:type="dxa"/>
-              <w:right w:w="60" w:type="dxa"/>
-            </w:tcMar>
-            <w:shd w:fill="1A365D" w:val="clear"/>
-          </w:tcPr>
-          <w:p>
-            <w:pPr>
-              <w:pStyle w:val="Compact"/>
-              <w:spacing w:before="0" w:after="40" w:line="264" w:lineRule="auto"/>
-              <w:jc w:val="left"/>
-            </w:pPr>
-            <w:r>
-              <w:rPr>
-                <w:rFonts w:ascii="Calibri" w:hAnsi="Calibri"/>
-                <w:b/>
-                <w:color w:val="FFFFFF"/>
-                <w:sz w:val="18"/>
-              </w:rPr>
+          <w:tcPr/>
+          <w:p>
+            <w:pPr>
+              <w:pStyle w:val="Compact"/>
+              <w:jc w:val="left"/>
+            </w:pPr>
+            <w:r>
               <w:t xml:space="preserve">Status</w:t>
             </w:r>
           </w:p>
         </w:tc>
         <w:tc>
-          <w:tcPr>
-            <w:tcMar>
-              <w:top w:w="40" w:type="dxa"/>
-              <w:bottom w:w="40" w:type="dxa"/>
-              <w:left w:w="60" w:type="dxa"/>
-              <w:right w:w="60" w:type="dxa"/>
-            </w:tcMar>
-            <w:shd w:fill="1A365D" w:val="clear"/>
-          </w:tcPr>
-          <w:p>
-            <w:pPr>
-              <w:pStyle w:val="Compact"/>
-              <w:spacing w:before="0" w:after="40" w:line="264" w:lineRule="auto"/>
-              <w:jc w:val="left"/>
-            </w:pPr>
-            <w:r>
-              <w:rPr>
-                <w:rFonts w:ascii="Calibri" w:hAnsi="Calibri"/>
-                <w:b/>
-                <w:color w:val="FFFFFF"/>
-                <w:sz w:val="18"/>
-              </w:rPr>
+          <w:tcPr/>
+          <w:p>
+            <w:pPr>
+              <w:pStyle w:val="Compact"/>
+              <w:jc w:val="left"/>
+            </w:pPr>
+            <w:r>
               <w:t xml:space="preserve">Notes</w:t>
             </w:r>
           </w:p>
@@ -188,87 +133,43 @@
       </w:tr>
       <w:tr>
         <w:tc>
-          <w:tcPr>
-            <w:tcMar>
-              <w:top w:w="40" w:type="dxa"/>
-              <w:bottom w:w="40" w:type="dxa"/>
-              <w:left w:w="60" w:type="dxa"/>
-              <w:right w:w="60" w:type="dxa"/>
-            </w:tcMar>
-          </w:tcPr>
-          <w:p>
-            <w:pPr>
-              <w:pStyle w:val="Compact"/>
-              <w:spacing w:before="0" w:after="40" w:line="264" w:lineRule="auto"/>
-              <w:jc w:val="left"/>
-            </w:pPr>
-            <w:r>
-              <w:rPr>
-                <w:rFonts w:ascii="Calibri" w:hAnsi="Calibri"/>
-                <w:sz w:val="18"/>
-              </w:rPr>
+          <w:tcPr/>
+          <w:p>
+            <w:pPr>
+              <w:pStyle w:val="Compact"/>
+              <w:jc w:val="left"/>
+            </w:pPr>
+            <w:r>
               <w:t xml:space="preserve">Staff login</w:t>
             </w:r>
             <w:r>
-              <w:rPr>
-                <w:rFonts w:ascii="Calibri" w:hAnsi="Calibri"/>
-                <w:sz w:val="18"/>
-              </w:rPr>
               <w:t xml:space="preserve"> </w:t>
             </w:r>
             <w:r>
-              <w:rPr>
-                <w:rFonts w:ascii="Calibri" w:hAnsi="Calibri"/>
-                <w:sz w:val="18"/>
-              </w:rPr>
               <w:t xml:space="preserve">(username/password)</w:t>
             </w:r>
           </w:p>
         </w:tc>
         <w:tc>
-          <w:tcPr>
-            <w:tcMar>
-              <w:top w:w="40" w:type="dxa"/>
-              <w:bottom w:w="40" w:type="dxa"/>
-              <w:left w:w="60" w:type="dxa"/>
-              <w:right w:w="60" w:type="dxa"/>
-            </w:tcMar>
-          </w:tcPr>
-          <w:p>
-            <w:pPr>
-              <w:pStyle w:val="Compact"/>
-              <w:spacing w:before="0" w:after="40" w:line="264" w:lineRule="auto"/>
-              <w:jc w:val="left"/>
-            </w:pPr>
-            <w:r>
-              <w:rPr>
-                <w:rFonts w:ascii="Calibri" w:hAnsi="Calibri"/>
-                <w:sz w:val="18"/>
-              </w:rPr>
+          <w:tcPr/>
+          <w:p>
+            <w:pPr>
+              <w:pStyle w:val="Compact"/>
+              <w:jc w:val="left"/>
+            </w:pPr>
+            <w:r>
               <w:t xml:space="preserve">Implemented</w:t>
             </w:r>
           </w:p>
         </w:tc>
         <w:tc>
-          <w:tcPr>
-            <w:tcMar>
-              <w:top w:w="40" w:type="dxa"/>
-              <w:bottom w:w="40" w:type="dxa"/>
-              <w:left w:w="60" w:type="dxa"/>
-              <w:right w:w="60" w:type="dxa"/>
-            </w:tcMar>
-          </w:tcPr>
-          <w:p>
-            <w:pPr>
-              <w:pStyle w:val="Compact"/>
-              <w:spacing w:before="0" w:after="40" w:line="264" w:lineRule="auto"/>
-              <w:jc w:val="left"/>
-            </w:pPr>
-            <w:r>
-              <w:rPr>
-                <w:rFonts w:ascii="Calibri" w:hAnsi="Calibri"/>
-                <w:sz w:val="18"/>
-              </w:rPr>
+          <w:tcPr/>
+          <w:p>
+            <w:pPr>
+              <w:pStyle w:val="Compact"/>
+              <w:jc w:val="left"/>
+            </w:pPr>
+            <w:r>
               <w:t xml:space="preserve">JWT returned</w:t>
             </w:r>
           </w:p>
@@ -276,182 +177,92 @@
       </w:tr>
       <w:tr>
         <w:tc>
-          <w:tcPr>
-            <w:tcMar>
-              <w:top w:w="40" w:type="dxa"/>
-              <w:bottom w:w="40" w:type="dxa"/>
-              <w:left w:w="60" w:type="dxa"/>
-              <w:right w:w="60" w:type="dxa"/>
-            </w:tcMar>
-          </w:tcPr>
-          <w:p>
-            <w:pPr>
-              <w:pStyle w:val="Compact"/>
-              <w:spacing w:before="0" w:after="40" w:line="264" w:lineRule="auto"/>
-              <w:jc w:val="left"/>
-            </w:pPr>
-            <w:r>
-              <w:rPr>
-                <w:rFonts w:ascii="Calibri" w:hAnsi="Calibri"/>
-                <w:sz w:val="18"/>
-              </w:rPr>
+          <w:tcPr/>
+          <w:p>
+            <w:pPr>
+              <w:pStyle w:val="Compact"/>
+              <w:jc w:val="left"/>
+            </w:pPr>
+            <w:r>
               <w:t xml:space="preserve">Current user profile</w:t>
             </w:r>
             <w:r>
-              <w:rPr>
-                <w:rFonts w:ascii="Calibri" w:hAnsi="Calibri"/>
-                <w:sz w:val="18"/>
-              </w:rPr>
               <w:t xml:space="preserve"> </w:t>
             </w:r>
             <w:r>
-              <w:rPr>
-                <w:rFonts w:ascii="Calibri" w:hAnsi="Calibri"/>
-                <w:sz w:val="18"/>
-              </w:rPr>
               <w:t xml:space="preserve">(</w:t>
             </w:r>
             <w:r>
               <w:rPr>
                 <w:rStyle w:val="VerbatimChar"/>
-                <w:rFonts w:ascii="Calibri" w:hAnsi="Calibri"/>
-                <w:sz w:val="18"/>
               </w:rPr>
               <w:t xml:space="preserve">/auth/me</w:t>
             </w:r>
             <w:r>
-              <w:rPr>
-                <w:rFonts w:ascii="Calibri" w:hAnsi="Calibri"/>
-                <w:sz w:val="18"/>
-              </w:rPr>
               <w:t xml:space="preserve">)</w:t>
             </w:r>
           </w:p>
         </w:tc>
         <w:tc>
-          <w:tcPr>
-            <w:tcMar>
-              <w:top w:w="40" w:type="dxa"/>
-              <w:bottom w:w="40" w:type="dxa"/>
-              <w:left w:w="60" w:type="dxa"/>
-              <w:right w:w="60" w:type="dxa"/>
-            </w:tcMar>
-          </w:tcPr>
-          <w:p>
-            <w:pPr>
-              <w:pStyle w:val="Compact"/>
-              <w:spacing w:before="0" w:after="40" w:line="264" w:lineRule="auto"/>
-              <w:jc w:val="left"/>
-            </w:pPr>
-            <w:r>
-              <w:rPr>
-                <w:rFonts w:ascii="Calibri" w:hAnsi="Calibri"/>
-                <w:sz w:val="18"/>
-              </w:rPr>
+          <w:tcPr/>
+          <w:p>
+            <w:pPr>
+              <w:pStyle w:val="Compact"/>
+              <w:jc w:val="left"/>
+            </w:pPr>
+            <w:r>
               <w:t xml:space="preserve">Implemented</w:t>
             </w:r>
           </w:p>
         </w:tc>
         <w:tc>
-          <w:tcPr>
-            <w:tcMar>
-              <w:top w:w="40" w:type="dxa"/>
-              <w:bottom w:w="40" w:type="dxa"/>
-              <w:left w:w="60" w:type="dxa"/>
-              <w:right w:w="60" w:type="dxa"/>
-            </w:tcMar>
-          </w:tcPr>
-          <w:p>
-            <w:pPr>
-              <w:pStyle w:val="Compact"/>
-              <w:spacing w:before="0" w:after="40" w:line="264" w:lineRule="auto"/>
+          <w:tcPr/>
+          <w:p>
+            <w:pPr>
+              <w:pStyle w:val="Compact"/>
             </w:pPr>
           </w:p>
         </w:tc>
       </w:tr>
       <w:tr>
         <w:tc>
-          <w:tcPr>
-            <w:tcMar>
-              <w:top w:w="40" w:type="dxa"/>
-              <w:bottom w:w="40" w:type="dxa"/>
-              <w:left w:w="60" w:type="dxa"/>
-              <w:right w:w="60" w:type="dxa"/>
-            </w:tcMar>
-          </w:tcPr>
-          <w:p>
-            <w:pPr>
-              <w:pStyle w:val="Compact"/>
-              <w:spacing w:before="0" w:after="40" w:line="264" w:lineRule="auto"/>
-              <w:jc w:val="left"/>
-            </w:pPr>
-            <w:r>
-              <w:rPr>
-                <w:rFonts w:ascii="Calibri" w:hAnsi="Calibri"/>
-                <w:sz w:val="18"/>
-              </w:rPr>
+          <w:tcPr/>
+          <w:p>
+            <w:pPr>
+              <w:pStyle w:val="Compact"/>
+              <w:jc w:val="left"/>
+            </w:pPr>
+            <w:r>
               <w:t xml:space="preserve">Change password</w:t>
             </w:r>
           </w:p>
         </w:tc>
         <w:tc>
-          <w:tcPr>
-            <w:tcMar>
-              <w:top w:w="40" w:type="dxa"/>
-              <w:bottom w:w="40" w:type="dxa"/>
-              <w:left w:w="60" w:type="dxa"/>
-              <w:right w:w="60" w:type="dxa"/>
-            </w:tcMar>
-          </w:tcPr>
-          <w:p>
-            <w:pPr>
-              <w:pStyle w:val="Compact"/>
-              <w:spacing w:before="0" w:after="40" w:line="264" w:lineRule="auto"/>
-              <w:jc w:val="left"/>
-            </w:pPr>
-            <w:r>
-              <w:rPr>
-                <w:rFonts w:ascii="Calibri" w:hAnsi="Calibri"/>
-                <w:sz w:val="18"/>
-              </w:rPr>
+          <w:tcPr/>
+          <w:p>
+            <w:pPr>
+              <w:pStyle w:val="Compact"/>
+              <w:jc w:val="left"/>
+            </w:pPr>
+            <w:r>
               <w:t xml:space="preserve">Implemented</w:t>
             </w:r>
           </w:p>
         </w:tc>
         <w:tc>
-          <w:tcPr>
-            <w:tcMar>
-              <w:top w:w="40" w:type="dxa"/>
-              <w:bottom w:w="40" w:type="dxa"/>
-              <w:left w:w="60" w:type="dxa"/>
-              <w:right w:w="60" w:type="dxa"/>
-            </w:tcMar>
-          </w:tcPr>
-          <w:p>
-            <w:pPr>
-              <w:pStyle w:val="Compact"/>
-              <w:spacing w:before="0" w:after="40" w:line="264" w:lineRule="auto"/>
-              <w:jc w:val="left"/>
-            </w:pPr>
-            <w:r>
-              <w:rPr>
-                <w:rFonts w:ascii="Calibri" w:hAnsi="Calibri"/>
-                <w:sz w:val="18"/>
-              </w:rPr>
+          <w:tcPr/>
+          <w:p>
+            <w:pPr>
+              <w:pStyle w:val="Compact"/>
+              <w:jc w:val="left"/>
+            </w:pPr>
+            <w:r>
               <w:t xml:space="preserve">Min 8 chars; confirm</w:t>
             </w:r>
             <w:r>
-              <w:rPr>
-                <w:rFonts w:ascii="Calibri" w:hAnsi="Calibri"/>
-                <w:sz w:val="18"/>
-              </w:rPr>
               <w:t xml:space="preserve"> </w:t>
             </w:r>
             <w:r>
-              <w:rPr>
-                <w:rFonts w:ascii="Calibri" w:hAnsi="Calibri"/>
-                <w:sz w:val="18"/>
-              </w:rPr>
               <w:t xml:space="preserve">match</w:t>
             </w:r>
           </w:p>
@@ -459,175 +270,136 @@
       </w:tr>
       <w:tr>
         <w:tc>
-          <w:tcPr>
-            <w:tcMar>
-              <w:top w:w="40" w:type="dxa"/>
-              <w:bottom w:w="40" w:type="dxa"/>
-              <w:left w:w="60" w:type="dxa"/>
-              <w:right w:w="60" w:type="dxa"/>
-            </w:tcMar>
-          </w:tcPr>
-          <w:p>
-            <w:pPr>
-              <w:pStyle w:val="Compact"/>
-              <w:spacing w:before="0" w:after="40" w:line="264" w:lineRule="auto"/>
+          <w:tcPr/>
+          <w:p>
+            <w:pPr>
+              <w:pStyle w:val="Compact"/>
+              <w:jc w:val="left"/>
+            </w:pPr>
+            <w:r>
+              <w:t xml:space="preserve">Logout (API + audit)</w:t>
+            </w:r>
+          </w:p>
+        </w:tc>
+        <w:tc>
+          <w:tcPr/>
+          <w:p>
+            <w:pPr>
+              <w:pStyle w:val="Compact"/>
+              <w:jc w:val="left"/>
+            </w:pPr>
+            <w:r>
+              <w:t xml:space="preserve">Implemented</w:t>
+            </w:r>
+          </w:p>
+        </w:tc>
+        <w:tc>
+          <w:tcPr/>
+          <w:p>
+            <w:pPr>
+              <w:pStyle w:val="Compact"/>
               <w:jc w:val="left"/>
             </w:pPr>
             <w:r>
               <w:rPr>
-                <w:rFonts w:ascii="Calibri" w:hAnsi="Calibri"/>
-                <w:sz w:val="18"/>
+                <w:rStyle w:val="VerbatimChar"/>
               </w:rPr>
-              <w:t xml:space="preserve">Remember-me (local vs</w:t>
-            </w:r>
-            <w:r>
-              <w:rPr>
-                <w:rFonts w:ascii="Calibri" w:hAnsi="Calibri"/>
-                <w:sz w:val="18"/>
-              </w:rPr>
+              <w:t xml:space="preserve">POST /auth/logout</w:t>
+            </w:r>
+            <w:r>
               <w:t xml:space="preserve"> </w:t>
             </w:r>
             <w:r>
-              <w:rPr>
-                <w:rFonts w:ascii="Calibri" w:hAnsi="Calibri"/>
-                <w:sz w:val="18"/>
-              </w:rPr>
-              <w:t xml:space="preserve">session storage)</w:t>
-            </w:r>
-          </w:p>
-        </w:tc>
-        <w:tc>
-          <w:tcPr>
-            <w:tcMar>
-              <w:top w:w="40" w:type="dxa"/>
-              <w:bottom w:w="40" w:type="dxa"/>
-              <w:left w:w="60" w:type="dxa"/>
-              <w:right w:w="60" w:type="dxa"/>
-            </w:tcMar>
-          </w:tcPr>
-          <w:p>
-            <w:pPr>
-              <w:pStyle w:val="Compact"/>
-              <w:spacing w:before="0" w:after="40" w:line="264" w:lineRule="auto"/>
-              <w:jc w:val="left"/>
-            </w:pPr>
-            <w:r>
-              <w:rPr>
-                <w:rFonts w:ascii="Calibri" w:hAnsi="Calibri"/>
-                <w:sz w:val="18"/>
-              </w:rPr>
-              <w:t xml:space="preserve">Implemented</w:t>
-            </w:r>
-          </w:p>
-        </w:tc>
-        <w:tc>
-          <w:tcPr>
-            <w:tcMar>
-              <w:top w:w="40" w:type="dxa"/>
-              <w:bottom w:w="40" w:type="dxa"/>
-              <w:left w:w="60" w:type="dxa"/>
-              <w:right w:w="60" w:type="dxa"/>
-            </w:tcMar>
-          </w:tcPr>
-          <w:p>
-            <w:pPr>
-              <w:pStyle w:val="Compact"/>
-              <w:spacing w:before="0" w:after="40" w:line="264" w:lineRule="auto"/>
-              <w:jc w:val="left"/>
-            </w:pPr>
-            <w:r>
-              <w:rPr>
-                <w:rFonts w:ascii="Calibri" w:hAnsi="Calibri"/>
-                <w:sz w:val="18"/>
-              </w:rPr>
-              <w:t xml:space="preserve">Frontend</w:t>
+              <w:t xml:space="preserve">records AUTH LOGOUT</w:t>
             </w:r>
           </w:p>
         </w:tc>
       </w:tr>
       <w:tr>
         <w:tc>
-          <w:tcPr>
-            <w:tcMar>
-              <w:top w:w="40" w:type="dxa"/>
-              <w:bottom w:w="40" w:type="dxa"/>
-              <w:left w:w="60" w:type="dxa"/>
-              <w:right w:w="60" w:type="dxa"/>
-            </w:tcMar>
-          </w:tcPr>
-          <w:p>
-            <w:pPr>
-              <w:pStyle w:val="Compact"/>
-              <w:spacing w:before="0" w:after="40" w:line="264" w:lineRule="auto"/>
-              <w:jc w:val="left"/>
-            </w:pPr>
-            <w:r>
-              <w:rPr>
-                <w:rFonts w:ascii="Calibri" w:hAnsi="Calibri"/>
-                <w:sz w:val="18"/>
-              </w:rPr>
+          <w:tcPr/>
+          <w:p>
+            <w:pPr>
+              <w:pStyle w:val="Compact"/>
+              <w:jc w:val="left"/>
+            </w:pPr>
+            <w:r>
+              <w:t xml:space="preserve">Remember-me (local vs</w:t>
+            </w:r>
+            <w:r>
+              <w:t xml:space="preserve"> </w:t>
+            </w:r>
+            <w:r>
+              <w:t xml:space="preserve">session storage)</w:t>
+            </w:r>
+          </w:p>
+        </w:tc>
+        <w:tc>
+          <w:tcPr/>
+          <w:p>
+            <w:pPr>
+              <w:pStyle w:val="Compact"/>
+              <w:jc w:val="left"/>
+            </w:pPr>
+            <w:r>
+              <w:t xml:space="preserve">Implemented</w:t>
+            </w:r>
+          </w:p>
+        </w:tc>
+        <w:tc>
+          <w:tcPr/>
+          <w:p>
+            <w:pPr>
+              <w:pStyle w:val="Compact"/>
+              <w:jc w:val="left"/>
+            </w:pPr>
+            <w:r>
+              <w:t xml:space="preserve">Frontend</w:t>
+            </w:r>
+          </w:p>
+        </w:tc>
+      </w:tr>
+      <w:tr>
+        <w:tc>
+          <w:tcPr/>
+          <w:p>
+            <w:pPr>
+              <w:pStyle w:val="Compact"/>
+              <w:jc w:val="left"/>
+            </w:pPr>
+            <w:r>
               <w:t xml:space="preserve">Failed-attempt</w:t>
             </w:r>
             <w:r>
-              <w:rPr>
-                <w:rFonts w:ascii="Calibri" w:hAnsi="Calibri"/>
-                <w:sz w:val="18"/>
-              </w:rPr>
               <w:t xml:space="preserve"> </w:t>
             </w:r>
             <w:r>
-              <w:rPr>
-                <w:rFonts w:ascii="Calibri" w:hAnsi="Calibri"/>
-                <w:sz w:val="18"/>
-              </w:rPr>
               <w:t xml:space="preserve">lockout</w:t>
             </w:r>
           </w:p>
         </w:tc>
         <w:tc>
-          <w:tcPr>
-            <w:tcMar>
-              <w:top w:w="40" w:type="dxa"/>
-              <w:bottom w:w="40" w:type="dxa"/>
-              <w:left w:w="60" w:type="dxa"/>
-              <w:right w:w="60" w:type="dxa"/>
-            </w:tcMar>
-          </w:tcPr>
-          <w:p>
-            <w:pPr>
-              <w:pStyle w:val="Compact"/>
-              <w:spacing w:before="0" w:after="40" w:line="264" w:lineRule="auto"/>
-              <w:jc w:val="left"/>
-            </w:pPr>
-            <w:r>
-              <w:rPr>
-                <w:rFonts w:ascii="Calibri" w:hAnsi="Calibri"/>
-                <w:sz w:val="18"/>
-              </w:rPr>
+          <w:tcPr/>
+          <w:p>
+            <w:pPr>
+              <w:pStyle w:val="Compact"/>
+              <w:jc w:val="left"/>
+            </w:pPr>
+            <w:r>
               <w:t xml:space="preserve">Implemented</w:t>
             </w:r>
           </w:p>
         </w:tc>
         <w:tc>
-          <w:tcPr>
-            <w:tcMar>
-              <w:top w:w="40" w:type="dxa"/>
-              <w:bottom w:w="40" w:type="dxa"/>
-              <w:left w:w="60" w:type="dxa"/>
-              <w:right w:w="60" w:type="dxa"/>
-            </w:tcMar>
-          </w:tcPr>
-          <w:p>
-            <w:pPr>
-              <w:pStyle w:val="Compact"/>
-              <w:spacing w:before="0" w:after="40" w:line="264" w:lineRule="auto"/>
+          <w:tcPr/>
+          <w:p>
+            <w:pPr>
+              <w:pStyle w:val="Compact"/>
               <w:jc w:val="left"/>
             </w:pPr>
             <w:r>
               <w:rPr>
                 <w:rStyle w:val="VerbatimChar"/>
-                <w:rFonts w:ascii="Calibri" w:hAnsi="Calibri"/>
-                <w:sz w:val="18"/>
               </w:rPr>
               <w:t xml:space="preserve">LoginAttemptService</w:t>
             </w:r>
@@ -636,103 +408,68 @@
       </w:tr>
       <w:tr>
         <w:tc>
-          <w:tcPr>
-            <w:tcMar>
-              <w:top w:w="40" w:type="dxa"/>
-              <w:bottom w:w="40" w:type="dxa"/>
-              <w:left w:w="60" w:type="dxa"/>
-              <w:right w:w="60" w:type="dxa"/>
-            </w:tcMar>
-          </w:tcPr>
-          <w:p>
-            <w:pPr>
-              <w:pStyle w:val="Compact"/>
-              <w:spacing w:before="0" w:after="40" w:line="264" w:lineRule="auto"/>
-              <w:jc w:val="left"/>
-            </w:pPr>
-            <w:r>
-              <w:rPr>
-                <w:rFonts w:ascii="Calibri" w:hAnsi="Calibri"/>
-                <w:sz w:val="18"/>
-              </w:rPr>
+          <w:tcPr/>
+          <w:p>
+            <w:pPr>
+              <w:pStyle w:val="Compact"/>
+              <w:jc w:val="left"/>
+            </w:pPr>
+            <w:r>
               <w:t xml:space="preserve">Role-based route</w:t>
             </w:r>
             <w:r>
-              <w:rPr>
-                <w:rFonts w:ascii="Calibri" w:hAnsi="Calibri"/>
-                <w:sz w:val="18"/>
-              </w:rPr>
               <w:t xml:space="preserve"> </w:t>
             </w:r>
             <w:r>
-              <w:rPr>
-                <w:rFonts w:ascii="Calibri" w:hAnsi="Calibri"/>
-                <w:sz w:val="18"/>
-              </w:rPr>
               <w:t xml:space="preserve">guards</w:t>
             </w:r>
           </w:p>
         </w:tc>
         <w:tc>
-          <w:tcPr>
-            <w:tcMar>
-              <w:top w:w="40" w:type="dxa"/>
-              <w:bottom w:w="40" w:type="dxa"/>
-              <w:left w:w="60" w:type="dxa"/>
-              <w:right w:w="60" w:type="dxa"/>
-            </w:tcMar>
-          </w:tcPr>
-          <w:p>
-            <w:pPr>
-              <w:pStyle w:val="Compact"/>
-              <w:spacing w:before="0" w:after="40" w:line="264" w:lineRule="auto"/>
-              <w:jc w:val="left"/>
-            </w:pPr>
-            <w:r>
-              <w:rPr>
-                <w:rFonts w:ascii="Calibri" w:hAnsi="Calibri"/>
-                <w:sz w:val="18"/>
-              </w:rPr>
+          <w:tcPr/>
+          <w:p>
+            <w:pPr>
+              <w:pStyle w:val="Compact"/>
+              <w:jc w:val="left"/>
+            </w:pPr>
+            <w:r>
               <w:t xml:space="preserve">Implemented</w:t>
             </w:r>
           </w:p>
         </w:tc>
         <w:tc>
-          <w:tcPr>
-            <w:tcMar>
-              <w:top w:w="40" w:type="dxa"/>
-              <w:bottom w:w="40" w:type="dxa"/>
-              <w:left w:w="60" w:type="dxa"/>
-              <w:right w:w="60" w:type="dxa"/>
-            </w:tcMar>
-          </w:tcPr>
-          <w:p>
-            <w:pPr>
-              <w:pStyle w:val="Compact"/>
-              <w:spacing w:before="0" w:after="40" w:line="264" w:lineRule="auto"/>
-              <w:jc w:val="left"/>
-            </w:pPr>
-            <w:r>
-              <w:rPr>
-                <w:rFonts w:ascii="Calibri" w:hAnsi="Calibri"/>
-                <w:sz w:val="18"/>
-              </w:rPr>
+          <w:tcPr/>
+          <w:p>
+            <w:pPr>
+              <w:pStyle w:val="Compact"/>
+              <w:jc w:val="left"/>
+            </w:pPr>
+            <w:r>
               <w:t xml:space="preserve">Angular</w:t>
             </w:r>
             <w:r>
-              <w:rPr>
-                <w:rFonts w:ascii="Calibri" w:hAnsi="Calibri"/>
-                <w:sz w:val="18"/>
-              </w:rPr>
               <w:t xml:space="preserve"> </w:t>
             </w:r>
             <w:r>
               <w:rPr>
                 <w:rStyle w:val="VerbatimChar"/>
-                <w:rFonts w:ascii="Calibri" w:hAnsi="Calibri"/>
-                <w:sz w:val="18"/>
               </w:rPr>
               <w:t xml:space="preserve">authGuard</w:t>
+            </w:r>
+            <w:r>
+              <w:t xml:space="preserve"> </w:t>
+            </w:r>
+            <w:r>
+              <w:t xml:space="preserve">/</w:t>
+            </w:r>
+            <w:r>
+              <w:t xml:space="preserve"> </w:t>
+            </w:r>
+            <w:r>
+              <w:rPr>
+                <w:rStyle w:val="VerbatimChar"/>
+              </w:rPr>
+              <w:t xml:space="preserve">portalGuard</w:t>
             </w:r>
           </w:p>
         </w:tc>
@@ -751,17 +488,9 @@
     <w:tbl>
       <w:tblPr>
         <w:tblStyle w:val="Table"/>
-        <w:tblW w:type="pct" w:w="5000"/>
-        <w:tblLayout w:type="autofit"/>
+        <w:tblW w:type="pct" w:w="4375"/>
+        <w:tblLayout w:type="fixed"/>
         <w:tblLook w:firstRow="1" w:lastRow="0" w:firstColumn="0" w:lastColumn="0" w:noHBand="0" w:noVBand="0" w:val="0020"/>
-        <w:tblBorders>
-          <w:top w:val="single" w:sz="4" w:space="0" w:color="CBD5E0"/>
-          <w:left w:val="single" w:sz="4" w:space="0" w:color="CBD5E0"/>
-          <w:bottom w:val="single" w:sz="4" w:space="0" w:color="CBD5E0"/>
-          <w:right w:val="single" w:sz="4" w:space="0" w:color="CBD5E0"/>
-          <w:insideH w:val="single" w:sz="4" w:space="0" w:color="CBD5E0"/>
-          <w:insideV w:val="single" w:sz="4" w:space="0" w:color="CBD5E0"/>
-        </w:tblBorders>
       </w:tblPr>
       <w:tblGrid>
         <w:gridCol w:w="2970"/>
@@ -773,82 +502,37 @@
           <w:tblHeader w:val="on"/>
         </w:trPr>
         <w:tc>
-          <w:tcPr>
-            <w:tcMar>
-              <w:top w:w="40" w:type="dxa"/>
-              <w:bottom w:w="40" w:type="dxa"/>
-              <w:left w:w="60" w:type="dxa"/>
-              <w:right w:w="60" w:type="dxa"/>
-            </w:tcMar>
-            <w:shd w:fill="1A365D" w:val="clear"/>
-          </w:tcPr>
-          <w:p>
-            <w:pPr>
-              <w:pStyle w:val="Compact"/>
-              <w:spacing w:before="0" w:after="40" w:line="264" w:lineRule="auto"/>
-              <w:jc w:val="left"/>
-            </w:pPr>
-            <w:r>
-              <w:rPr>
-                <w:rFonts w:ascii="Calibri" w:hAnsi="Calibri"/>
-                <w:b/>
-                <w:color w:val="FFFFFF"/>
-                <w:sz w:val="18"/>
-              </w:rPr>
+          <w:tcPr/>
+          <w:p>
+            <w:pPr>
+              <w:pStyle w:val="Compact"/>
+              <w:jc w:val="left"/>
+            </w:pPr>
+            <w:r>
               <w:t xml:space="preserve">Capability</w:t>
             </w:r>
           </w:p>
         </w:tc>
         <w:tc>
-          <w:tcPr>
-            <w:tcMar>
-              <w:top w:w="40" w:type="dxa"/>
-              <w:bottom w:w="40" w:type="dxa"/>
-              <w:left w:w="60" w:type="dxa"/>
-              <w:right w:w="60" w:type="dxa"/>
-            </w:tcMar>
-            <w:shd w:fill="1A365D" w:val="clear"/>
-          </w:tcPr>
-          <w:p>
-            <w:pPr>
-              <w:pStyle w:val="Compact"/>
-              <w:spacing w:before="0" w:after="40" w:line="264" w:lineRule="auto"/>
-              <w:jc w:val="left"/>
-            </w:pPr>
-            <w:r>
-              <w:rPr>
-                <w:rFonts w:ascii="Calibri" w:hAnsi="Calibri"/>
-                <w:b/>
-                <w:color w:val="FFFFFF"/>
-                <w:sz w:val="18"/>
-              </w:rPr>
+          <w:tcPr/>
+          <w:p>
+            <w:pPr>
+              <w:pStyle w:val="Compact"/>
+              <w:jc w:val="left"/>
+            </w:pPr>
+            <w:r>
               <w:t xml:space="preserve">Status</w:t>
             </w:r>
           </w:p>
         </w:tc>
         <w:tc>
-          <w:tcPr>
-            <w:tcMar>
-              <w:top w:w="40" w:type="dxa"/>
-              <w:bottom w:w="40" w:type="dxa"/>
-              <w:left w:w="60" w:type="dxa"/>
-              <w:right w:w="60" w:type="dxa"/>
-            </w:tcMar>
-            <w:shd w:fill="1A365D" w:val="clear"/>
-          </w:tcPr>
-          <w:p>
-            <w:pPr>
-              <w:pStyle w:val="Compact"/>
-              <w:spacing w:before="0" w:after="40" w:line="264" w:lineRule="auto"/>
-              <w:jc w:val="left"/>
-            </w:pPr>
-            <w:r>
-              <w:rPr>
-                <w:rFonts w:ascii="Calibri" w:hAnsi="Calibri"/>
-                <w:b/>
-                <w:color w:val="FFFFFF"/>
-                <w:sz w:val="18"/>
-              </w:rPr>
+          <w:tcPr/>
+          <w:p>
+            <w:pPr>
+              <w:pStyle w:val="Compact"/>
+              <w:jc w:val="left"/>
+            </w:pPr>
+            <w:r>
               <w:t xml:space="preserve">Notes</w:t>
             </w:r>
           </w:p>
@@ -856,210 +540,104 @@
       </w:tr>
       <w:tr>
         <w:tc>
-          <w:tcPr>
-            <w:tcMar>
-              <w:top w:w="40" w:type="dxa"/>
-              <w:bottom w:w="40" w:type="dxa"/>
-              <w:left w:w="60" w:type="dxa"/>
-              <w:right w:w="60" w:type="dxa"/>
-            </w:tcMar>
-          </w:tcPr>
-          <w:p>
-            <w:pPr>
-              <w:pStyle w:val="Compact"/>
-              <w:spacing w:before="0" w:after="40" w:line="264" w:lineRule="auto"/>
-              <w:jc w:val="left"/>
-            </w:pPr>
-            <w:r>
-              <w:rPr>
-                <w:rFonts w:ascii="Calibri" w:hAnsi="Calibri"/>
-                <w:sz w:val="18"/>
-              </w:rPr>
+          <w:tcPr/>
+          <w:p>
+            <w:pPr>
+              <w:pStyle w:val="Compact"/>
+              <w:jc w:val="left"/>
+            </w:pPr>
+            <w:r>
               <w:t xml:space="preserve">Summary counts (customers,</w:t>
             </w:r>
             <w:r>
-              <w:rPr>
-                <w:rFonts w:ascii="Calibri" w:hAnsi="Calibri"/>
-                <w:sz w:val="18"/>
-              </w:rPr>
               <w:t xml:space="preserve"> </w:t>
             </w:r>
             <w:r>
-              <w:rPr>
-                <w:rFonts w:ascii="Calibri" w:hAnsi="Calibri"/>
-                <w:sz w:val="18"/>
-              </w:rPr>
               <w:t xml:space="preserve">accounts, employees)</w:t>
             </w:r>
           </w:p>
         </w:tc>
         <w:tc>
-          <w:tcPr>
-            <w:tcMar>
-              <w:top w:w="40" w:type="dxa"/>
-              <w:bottom w:w="40" w:type="dxa"/>
-              <w:left w:w="60" w:type="dxa"/>
-              <w:right w:w="60" w:type="dxa"/>
-            </w:tcMar>
-          </w:tcPr>
-          <w:p>
-            <w:pPr>
-              <w:pStyle w:val="Compact"/>
-              <w:spacing w:before="0" w:after="40" w:line="264" w:lineRule="auto"/>
-              <w:jc w:val="left"/>
-            </w:pPr>
-            <w:r>
-              <w:rPr>
-                <w:rFonts w:ascii="Calibri" w:hAnsi="Calibri"/>
-                <w:sz w:val="18"/>
-              </w:rPr>
+          <w:tcPr/>
+          <w:p>
+            <w:pPr>
+              <w:pStyle w:val="Compact"/>
+              <w:jc w:val="left"/>
+            </w:pPr>
+            <w:r>
               <w:t xml:space="preserve">Implemented</w:t>
             </w:r>
           </w:p>
         </w:tc>
         <w:tc>
-          <w:tcPr>
-            <w:tcMar>
-              <w:top w:w="40" w:type="dxa"/>
-              <w:bottom w:w="40" w:type="dxa"/>
-              <w:left w:w="60" w:type="dxa"/>
-              <w:right w:w="60" w:type="dxa"/>
-            </w:tcMar>
-          </w:tcPr>
-          <w:p>
-            <w:pPr>
-              <w:pStyle w:val="Compact"/>
-              <w:spacing w:before="0" w:after="40" w:line="264" w:lineRule="auto"/>
+          <w:tcPr/>
+          <w:p>
+            <w:pPr>
+              <w:pStyle w:val="Compact"/>
             </w:pPr>
           </w:p>
         </w:tc>
       </w:tr>
       <w:tr>
         <w:tc>
-          <w:tcPr>
-            <w:tcMar>
-              <w:top w:w="40" w:type="dxa"/>
-              <w:bottom w:w="40" w:type="dxa"/>
-              <w:left w:w="60" w:type="dxa"/>
-              <w:right w:w="60" w:type="dxa"/>
-            </w:tcMar>
-          </w:tcPr>
-          <w:p>
-            <w:pPr>
-              <w:pStyle w:val="Compact"/>
-              <w:spacing w:before="0" w:after="40" w:line="264" w:lineRule="auto"/>
-              <w:jc w:val="left"/>
-            </w:pPr>
-            <w:r>
-              <w:rPr>
-                <w:rFonts w:ascii="Calibri" w:hAnsi="Calibri"/>
-                <w:sz w:val="18"/>
-              </w:rPr>
+          <w:tcPr/>
+          <w:p>
+            <w:pPr>
+              <w:pStyle w:val="Compact"/>
+              <w:jc w:val="left"/>
+            </w:pPr>
+            <w:r>
               <w:t xml:space="preserve">Today’s transaction count</w:t>
             </w:r>
           </w:p>
         </w:tc>
         <w:tc>
-          <w:tcPr>
-            <w:tcMar>
-              <w:top w:w="40" w:type="dxa"/>
-              <w:bottom w:w="40" w:type="dxa"/>
-              <w:left w:w="60" w:type="dxa"/>
-              <w:right w:w="60" w:type="dxa"/>
-            </w:tcMar>
-          </w:tcPr>
-          <w:p>
-            <w:pPr>
-              <w:pStyle w:val="Compact"/>
-              <w:spacing w:before="0" w:after="40" w:line="264" w:lineRule="auto"/>
-              <w:jc w:val="left"/>
-            </w:pPr>
-            <w:r>
-              <w:rPr>
-                <w:rFonts w:ascii="Calibri" w:hAnsi="Calibri"/>
-                <w:sz w:val="18"/>
-              </w:rPr>
+          <w:tcPr/>
+          <w:p>
+            <w:pPr>
+              <w:pStyle w:val="Compact"/>
+              <w:jc w:val="left"/>
+            </w:pPr>
+            <w:r>
               <w:t xml:space="preserve">Partial</w:t>
             </w:r>
           </w:p>
         </w:tc>
         <w:tc>
-          <w:tcPr>
-            <w:tcMar>
-              <w:top w:w="40" w:type="dxa"/>
-              <w:bottom w:w="40" w:type="dxa"/>
-              <w:left w:w="60" w:type="dxa"/>
-              <w:right w:w="60" w:type="dxa"/>
-            </w:tcMar>
-          </w:tcPr>
-          <w:p>
-            <w:pPr>
-              <w:pStyle w:val="Compact"/>
-              <w:spacing w:before="0" w:after="40" w:line="264" w:lineRule="auto"/>
-              <w:jc w:val="left"/>
-            </w:pPr>
-            <w:r>
-              <w:rPr>
-                <w:rFonts w:ascii="Calibri" w:hAnsi="Calibri"/>
-                <w:sz w:val="18"/>
-              </w:rPr>
+          <w:tcPr/>
+          <w:p>
+            <w:pPr>
+              <w:pStyle w:val="Compact"/>
+              <w:jc w:val="left"/>
+            </w:pPr>
+            <w:r>
               <w:t xml:space="preserve">Hardcoded</w:t>
             </w:r>
             <w:r>
-              <w:rPr>
-                <w:rFonts w:ascii="Calibri" w:hAnsi="Calibri"/>
-                <w:sz w:val="18"/>
-              </w:rPr>
               <w:t xml:space="preserve"> </w:t>
             </w:r>
             <w:r>
               <w:rPr>
                 <w:rStyle w:val="VerbatimChar"/>
-                <w:rFonts w:ascii="Calibri" w:hAnsi="Calibri"/>
-                <w:sz w:val="18"/>
               </w:rPr>
               <w:t xml:space="preserve">0</w:t>
             </w:r>
             <w:r>
-              <w:rPr>
-                <w:rFonts w:ascii="Calibri" w:hAnsi="Calibri"/>
-                <w:sz w:val="18"/>
-              </w:rPr>
               <w:t xml:space="preserve"> </w:t>
             </w:r>
             <w:r>
-              <w:rPr>
-                <w:rFonts w:ascii="Calibri" w:hAnsi="Calibri"/>
-                <w:sz w:val="18"/>
-              </w:rPr>
               <w:t xml:space="preserve">until</w:t>
             </w:r>
             <w:r>
-              <w:rPr>
-                <w:rFonts w:ascii="Calibri" w:hAnsi="Calibri"/>
-                <w:sz w:val="18"/>
-              </w:rPr>
               <w:t xml:space="preserve"> </w:t>
             </w:r>
             <w:r>
-              <w:rPr>
-                <w:rFonts w:ascii="Calibri" w:hAnsi="Calibri"/>
-                <w:sz w:val="18"/>
-              </w:rPr>
               <w:t xml:space="preserve">Transaction</w:t>
             </w:r>
             <w:r>
-              <w:rPr>
-                <w:rFonts w:ascii="Calibri" w:hAnsi="Calibri"/>
-                <w:sz w:val="18"/>
-              </w:rPr>
               <w:t xml:space="preserve"> </w:t>
             </w:r>
             <w:r>
-              <w:rPr>
-                <w:rFonts w:ascii="Calibri" w:hAnsi="Calibri"/>
-                <w:sz w:val="18"/>
-              </w:rPr>
               <w:t xml:space="preserve">module exists</w:t>
             </w:r>
           </w:p>
@@ -1079,17 +657,9 @@
     <w:tbl>
       <w:tblPr>
         <w:tblStyle w:val="Table"/>
-        <w:tblW w:type="pct" w:w="5000"/>
-        <w:tblLayout w:type="autofit"/>
+        <w:tblW w:type="pct" w:w="4375"/>
+        <w:tblLayout w:type="fixed"/>
         <w:tblLook w:firstRow="1" w:lastRow="0" w:firstColumn="0" w:lastColumn="0" w:noHBand="0" w:noVBand="0" w:val="0020"/>
-        <w:tblBorders>
-          <w:top w:val="single" w:sz="4" w:space="0" w:color="CBD5E0"/>
-          <w:left w:val="single" w:sz="4" w:space="0" w:color="CBD5E0"/>
-          <w:bottom w:val="single" w:sz="4" w:space="0" w:color="CBD5E0"/>
-          <w:right w:val="single" w:sz="4" w:space="0" w:color="CBD5E0"/>
-          <w:insideH w:val="single" w:sz="4" w:space="0" w:color="CBD5E0"/>
-          <w:insideV w:val="single" w:sz="4" w:space="0" w:color="CBD5E0"/>
-        </w:tblBorders>
       </w:tblPr>
       <w:tblGrid>
         <w:gridCol w:w="2970"/>
@@ -1101,82 +671,37 @@
           <w:tblHeader w:val="on"/>
         </w:trPr>
         <w:tc>
-          <w:tcPr>
-            <w:tcMar>
-              <w:top w:w="40" w:type="dxa"/>
-              <w:bottom w:w="40" w:type="dxa"/>
-              <w:left w:w="60" w:type="dxa"/>
-              <w:right w:w="60" w:type="dxa"/>
-            </w:tcMar>
-            <w:shd w:fill="1A365D" w:val="clear"/>
-          </w:tcPr>
-          <w:p>
-            <w:pPr>
-              <w:pStyle w:val="Compact"/>
-              <w:spacing w:before="0" w:after="40" w:line="264" w:lineRule="auto"/>
-              <w:jc w:val="left"/>
-            </w:pPr>
-            <w:r>
-              <w:rPr>
-                <w:rFonts w:ascii="Calibri" w:hAnsi="Calibri"/>
-                <w:b/>
-                <w:color w:val="FFFFFF"/>
-                <w:sz w:val="18"/>
-              </w:rPr>
+          <w:tcPr/>
+          <w:p>
+            <w:pPr>
+              <w:pStyle w:val="Compact"/>
+              <w:jc w:val="left"/>
+            </w:pPr>
+            <w:r>
               <w:t xml:space="preserve">Capability</w:t>
             </w:r>
           </w:p>
         </w:tc>
         <w:tc>
-          <w:tcPr>
-            <w:tcMar>
-              <w:top w:w="40" w:type="dxa"/>
-              <w:bottom w:w="40" w:type="dxa"/>
-              <w:left w:w="60" w:type="dxa"/>
-              <w:right w:w="60" w:type="dxa"/>
-            </w:tcMar>
-            <w:shd w:fill="1A365D" w:val="clear"/>
-          </w:tcPr>
-          <w:p>
-            <w:pPr>
-              <w:pStyle w:val="Compact"/>
-              <w:spacing w:before="0" w:after="40" w:line="264" w:lineRule="auto"/>
-              <w:jc w:val="left"/>
-            </w:pPr>
-            <w:r>
-              <w:rPr>
-                <w:rFonts w:ascii="Calibri" w:hAnsi="Calibri"/>
-                <w:b/>
-                <w:color w:val="FFFFFF"/>
-                <w:sz w:val="18"/>
-              </w:rPr>
+          <w:tcPr/>
+          <w:p>
+            <w:pPr>
+              <w:pStyle w:val="Compact"/>
+              <w:jc w:val="left"/>
+            </w:pPr>
+            <w:r>
               <w:t xml:space="preserve">Status</w:t>
             </w:r>
           </w:p>
         </w:tc>
         <w:tc>
-          <w:tcPr>
-            <w:tcMar>
-              <w:top w:w="40" w:type="dxa"/>
-              <w:bottom w:w="40" w:type="dxa"/>
-              <w:left w:w="60" w:type="dxa"/>
-              <w:right w:w="60" w:type="dxa"/>
-            </w:tcMar>
-            <w:shd w:fill="1A365D" w:val="clear"/>
-          </w:tcPr>
-          <w:p>
-            <w:pPr>
-              <w:pStyle w:val="Compact"/>
-              <w:spacing w:before="0" w:after="40" w:line="264" w:lineRule="auto"/>
-              <w:jc w:val="left"/>
-            </w:pPr>
-            <w:r>
-              <w:rPr>
-                <w:rFonts w:ascii="Calibri" w:hAnsi="Calibri"/>
-                <w:b/>
-                <w:color w:val="FFFFFF"/>
-                <w:sz w:val="18"/>
-              </w:rPr>
+          <w:tcPr/>
+          <w:p>
+            <w:pPr>
+              <w:pStyle w:val="Compact"/>
+              <w:jc w:val="left"/>
+            </w:pPr>
+            <w:r>
               <w:t xml:space="preserve">Notes</w:t>
             </w:r>
           </w:p>
@@ -1184,247 +709,123 @@
       </w:tr>
       <w:tr>
         <w:tc>
-          <w:tcPr>
-            <w:tcMar>
-              <w:top w:w="40" w:type="dxa"/>
-              <w:bottom w:w="40" w:type="dxa"/>
-              <w:left w:w="60" w:type="dxa"/>
-              <w:right w:w="60" w:type="dxa"/>
-            </w:tcMar>
-          </w:tcPr>
-          <w:p>
-            <w:pPr>
-              <w:pStyle w:val="Compact"/>
-              <w:spacing w:before="0" w:after="40" w:line="264" w:lineRule="auto"/>
-              <w:jc w:val="left"/>
-            </w:pPr>
-            <w:r>
-              <w:rPr>
-                <w:rFonts w:ascii="Calibri" w:hAnsi="Calibri"/>
-                <w:sz w:val="18"/>
-              </w:rPr>
+          <w:tcPr/>
+          <w:p>
+            <w:pPr>
+              <w:pStyle w:val="Compact"/>
+              <w:jc w:val="left"/>
+            </w:pPr>
+            <w:r>
               <w:t xml:space="preserve">Search / paginate</w:t>
             </w:r>
             <w:r>
-              <w:rPr>
-                <w:rFonts w:ascii="Calibri" w:hAnsi="Calibri"/>
-                <w:sz w:val="18"/>
-              </w:rPr>
               <w:t xml:space="preserve"> </w:t>
             </w:r>
             <w:r>
-              <w:rPr>
-                <w:rFonts w:ascii="Calibri" w:hAnsi="Calibri"/>
-                <w:sz w:val="18"/>
-              </w:rPr>
               <w:t xml:space="preserve">customers</w:t>
             </w:r>
           </w:p>
         </w:tc>
         <w:tc>
-          <w:tcPr>
-            <w:tcMar>
-              <w:top w:w="40" w:type="dxa"/>
-              <w:bottom w:w="40" w:type="dxa"/>
-              <w:left w:w="60" w:type="dxa"/>
-              <w:right w:w="60" w:type="dxa"/>
-            </w:tcMar>
-          </w:tcPr>
-          <w:p>
-            <w:pPr>
-              <w:pStyle w:val="Compact"/>
-              <w:spacing w:before="0" w:after="40" w:line="264" w:lineRule="auto"/>
-              <w:jc w:val="left"/>
-            </w:pPr>
-            <w:r>
-              <w:rPr>
-                <w:rFonts w:ascii="Calibri" w:hAnsi="Calibri"/>
-                <w:sz w:val="18"/>
-              </w:rPr>
+          <w:tcPr/>
+          <w:p>
+            <w:pPr>
+              <w:pStyle w:val="Compact"/>
+              <w:jc w:val="left"/>
+            </w:pPr>
+            <w:r>
               <w:t xml:space="preserve">Implemented</w:t>
             </w:r>
           </w:p>
         </w:tc>
         <w:tc>
-          <w:tcPr>
-            <w:tcMar>
-              <w:top w:w="40" w:type="dxa"/>
-              <w:bottom w:w="40" w:type="dxa"/>
-              <w:left w:w="60" w:type="dxa"/>
-              <w:right w:w="60" w:type="dxa"/>
-            </w:tcMar>
-          </w:tcPr>
-          <w:p>
-            <w:pPr>
-              <w:pStyle w:val="Compact"/>
-              <w:spacing w:before="0" w:after="40" w:line="264" w:lineRule="auto"/>
+          <w:tcPr/>
+          <w:p>
+            <w:pPr>
+              <w:pStyle w:val="Compact"/>
             </w:pPr>
           </w:p>
         </w:tc>
       </w:tr>
       <w:tr>
         <w:tc>
-          <w:tcPr>
-            <w:tcMar>
-              <w:top w:w="40" w:type="dxa"/>
-              <w:bottom w:w="40" w:type="dxa"/>
-              <w:left w:w="60" w:type="dxa"/>
-              <w:right w:w="60" w:type="dxa"/>
-            </w:tcMar>
-          </w:tcPr>
-          <w:p>
-            <w:pPr>
-              <w:pStyle w:val="Compact"/>
-              <w:spacing w:before="0" w:after="40" w:line="264" w:lineRule="auto"/>
-              <w:jc w:val="left"/>
-            </w:pPr>
-            <w:r>
-              <w:rPr>
-                <w:rFonts w:ascii="Calibri" w:hAnsi="Calibri"/>
-                <w:sz w:val="18"/>
-              </w:rPr>
+          <w:tcPr/>
+          <w:p>
+            <w:pPr>
+              <w:pStyle w:val="Compact"/>
+              <w:jc w:val="left"/>
+            </w:pPr>
+            <w:r>
               <w:t xml:space="preserve">View customer detail</w:t>
             </w:r>
           </w:p>
         </w:tc>
         <w:tc>
-          <w:tcPr>
-            <w:tcMar>
-              <w:top w:w="40" w:type="dxa"/>
-              <w:bottom w:w="40" w:type="dxa"/>
-              <w:left w:w="60" w:type="dxa"/>
-              <w:right w:w="60" w:type="dxa"/>
-            </w:tcMar>
-          </w:tcPr>
-          <w:p>
-            <w:pPr>
-              <w:pStyle w:val="Compact"/>
-              <w:spacing w:before="0" w:after="40" w:line="264" w:lineRule="auto"/>
-              <w:jc w:val="left"/>
-            </w:pPr>
-            <w:r>
-              <w:rPr>
-                <w:rFonts w:ascii="Calibri" w:hAnsi="Calibri"/>
-                <w:sz w:val="18"/>
-              </w:rPr>
+          <w:tcPr/>
+          <w:p>
+            <w:pPr>
+              <w:pStyle w:val="Compact"/>
+              <w:jc w:val="left"/>
+            </w:pPr>
+            <w:r>
               <w:t xml:space="preserve">Implemented</w:t>
             </w:r>
           </w:p>
         </w:tc>
         <w:tc>
-          <w:tcPr>
-            <w:tcMar>
-              <w:top w:w="40" w:type="dxa"/>
-              <w:bottom w:w="40" w:type="dxa"/>
-              <w:left w:w="60" w:type="dxa"/>
-              <w:right w:w="60" w:type="dxa"/>
-            </w:tcMar>
-          </w:tcPr>
-          <w:p>
-            <w:pPr>
-              <w:pStyle w:val="Compact"/>
-              <w:spacing w:before="0" w:after="40" w:line="264" w:lineRule="auto"/>
+          <w:tcPr/>
+          <w:p>
+            <w:pPr>
+              <w:pStyle w:val="Compact"/>
             </w:pPr>
           </w:p>
         </w:tc>
       </w:tr>
       <w:tr>
         <w:tc>
-          <w:tcPr>
-            <w:tcMar>
-              <w:top w:w="40" w:type="dxa"/>
-              <w:bottom w:w="40" w:type="dxa"/>
-              <w:left w:w="60" w:type="dxa"/>
-              <w:right w:w="60" w:type="dxa"/>
-            </w:tcMar>
-          </w:tcPr>
-          <w:p>
-            <w:pPr>
-              <w:pStyle w:val="Compact"/>
-              <w:spacing w:before="0" w:after="40" w:line="264" w:lineRule="auto"/>
-              <w:jc w:val="left"/>
-            </w:pPr>
-            <w:r>
-              <w:rPr>
-                <w:rFonts w:ascii="Calibri" w:hAnsi="Calibri"/>
-                <w:sz w:val="18"/>
-              </w:rPr>
+          <w:tcPr/>
+          <w:p>
+            <w:pPr>
+              <w:pStyle w:val="Compact"/>
+              <w:jc w:val="left"/>
+            </w:pPr>
+            <w:r>
               <w:t xml:space="preserve">Create customer</w:t>
             </w:r>
           </w:p>
         </w:tc>
         <w:tc>
-          <w:tcPr>
-            <w:tcMar>
-              <w:top w:w="40" w:type="dxa"/>
-              <w:bottom w:w="40" w:type="dxa"/>
-              <w:left w:w="60" w:type="dxa"/>
-              <w:right w:w="60" w:type="dxa"/>
-            </w:tcMar>
-          </w:tcPr>
-          <w:p>
-            <w:pPr>
-              <w:pStyle w:val="Compact"/>
-              <w:spacing w:before="0" w:after="40" w:line="264" w:lineRule="auto"/>
-              <w:jc w:val="left"/>
-            </w:pPr>
-            <w:r>
-              <w:rPr>
-                <w:rFonts w:ascii="Calibri" w:hAnsi="Calibri"/>
-                <w:sz w:val="18"/>
-              </w:rPr>
+          <w:tcPr/>
+          <w:p>
+            <w:pPr>
+              <w:pStyle w:val="Compact"/>
+              <w:jc w:val="left"/>
+            </w:pPr>
+            <w:r>
               <w:t xml:space="preserve">Implemented</w:t>
             </w:r>
           </w:p>
         </w:tc>
         <w:tc>
-          <w:tcPr>
-            <w:tcMar>
-              <w:top w:w="40" w:type="dxa"/>
-              <w:bottom w:w="40" w:type="dxa"/>
-              <w:left w:w="60" w:type="dxa"/>
-              <w:right w:w="60" w:type="dxa"/>
-            </w:tcMar>
-          </w:tcPr>
-          <w:p>
-            <w:pPr>
-              <w:pStyle w:val="Compact"/>
-              <w:spacing w:before="0" w:after="40" w:line="264" w:lineRule="auto"/>
-              <w:jc w:val="left"/>
-            </w:pPr>
-            <w:r>
-              <w:rPr>
-                <w:rFonts w:ascii="Calibri" w:hAnsi="Calibri"/>
-                <w:sz w:val="18"/>
-              </w:rPr>
+          <w:tcPr/>
+          <w:p>
+            <w:pPr>
+              <w:pStyle w:val="Compact"/>
+              <w:jc w:val="left"/>
+            </w:pPr>
+            <w:r>
               <w:t xml:space="preserve">Optional first</w:t>
             </w:r>
             <w:r>
-              <w:rPr>
-                <w:rFonts w:ascii="Calibri" w:hAnsi="Calibri"/>
-                <w:sz w:val="18"/>
-              </w:rPr>
               <w:t xml:space="preserve"> </w:t>
             </w:r>
             <w:r>
-              <w:rPr>
-                <w:rFonts w:ascii="Calibri" w:hAnsi="Calibri"/>
-                <w:sz w:val="18"/>
-              </w:rPr>
               <w:t xml:space="preserve">account on</w:t>
             </w:r>
             <w:r>
-              <w:rPr>
-                <w:rFonts w:ascii="Calibri" w:hAnsi="Calibri"/>
-                <w:sz w:val="18"/>
-              </w:rPr>
               <w:t xml:space="preserve"> </w:t>
             </w:r>
             <w:r>
-              <w:rPr>
-                <w:rFonts w:ascii="Calibri" w:hAnsi="Calibri"/>
-                <w:sz w:val="18"/>
-              </w:rPr>
               <w:t xml:space="preserve">create</w:t>
             </w:r>
           </w:p>
@@ -1432,153 +833,77 @@
       </w:tr>
       <w:tr>
         <w:tc>
-          <w:tcPr>
-            <w:tcMar>
-              <w:top w:w="40" w:type="dxa"/>
-              <w:bottom w:w="40" w:type="dxa"/>
-              <w:left w:w="60" w:type="dxa"/>
-              <w:right w:w="60" w:type="dxa"/>
-            </w:tcMar>
-          </w:tcPr>
-          <w:p>
-            <w:pPr>
-              <w:pStyle w:val="Compact"/>
-              <w:spacing w:before="0" w:after="40" w:line="264" w:lineRule="auto"/>
-              <w:jc w:val="left"/>
-            </w:pPr>
-            <w:r>
-              <w:rPr>
-                <w:rFonts w:ascii="Calibri" w:hAnsi="Calibri"/>
-                <w:sz w:val="18"/>
-              </w:rPr>
+          <w:tcPr/>
+          <w:p>
+            <w:pPr>
+              <w:pStyle w:val="Compact"/>
+              <w:jc w:val="left"/>
+            </w:pPr>
+            <w:r>
               <w:t xml:space="preserve">Update customer</w:t>
             </w:r>
           </w:p>
         </w:tc>
         <w:tc>
-          <w:tcPr>
-            <w:tcMar>
-              <w:top w:w="40" w:type="dxa"/>
-              <w:bottom w:w="40" w:type="dxa"/>
-              <w:left w:w="60" w:type="dxa"/>
-              <w:right w:w="60" w:type="dxa"/>
-            </w:tcMar>
-          </w:tcPr>
-          <w:p>
-            <w:pPr>
-              <w:pStyle w:val="Compact"/>
-              <w:spacing w:before="0" w:after="40" w:line="264" w:lineRule="auto"/>
-              <w:jc w:val="left"/>
-            </w:pPr>
-            <w:r>
-              <w:rPr>
-                <w:rFonts w:ascii="Calibri" w:hAnsi="Calibri"/>
-                <w:sz w:val="18"/>
-              </w:rPr>
+          <w:tcPr/>
+          <w:p>
+            <w:pPr>
+              <w:pStyle w:val="Compact"/>
+              <w:jc w:val="left"/>
+            </w:pPr>
+            <w:r>
               <w:t xml:space="preserve">Implemented</w:t>
             </w:r>
           </w:p>
         </w:tc>
         <w:tc>
-          <w:tcPr>
-            <w:tcMar>
-              <w:top w:w="40" w:type="dxa"/>
-              <w:bottom w:w="40" w:type="dxa"/>
-              <w:left w:w="60" w:type="dxa"/>
-              <w:right w:w="60" w:type="dxa"/>
-            </w:tcMar>
-          </w:tcPr>
-          <w:p>
-            <w:pPr>
-              <w:pStyle w:val="Compact"/>
-              <w:spacing w:before="0" w:after="40" w:line="264" w:lineRule="auto"/>
+          <w:tcPr/>
+          <w:p>
+            <w:pPr>
+              <w:pStyle w:val="Compact"/>
             </w:pPr>
           </w:p>
         </w:tc>
       </w:tr>
       <w:tr>
         <w:tc>
-          <w:tcPr>
-            <w:tcMar>
-              <w:top w:w="40" w:type="dxa"/>
-              <w:bottom w:w="40" w:type="dxa"/>
-              <w:left w:w="60" w:type="dxa"/>
-              <w:right w:w="60" w:type="dxa"/>
-            </w:tcMar>
-          </w:tcPr>
-          <w:p>
-            <w:pPr>
-              <w:pStyle w:val="Compact"/>
-              <w:spacing w:before="0" w:after="40" w:line="264" w:lineRule="auto"/>
-              <w:jc w:val="left"/>
-            </w:pPr>
-            <w:r>
-              <w:rPr>
-                <w:rFonts w:ascii="Calibri" w:hAnsi="Calibri"/>
-                <w:sz w:val="18"/>
-              </w:rPr>
+          <w:tcPr/>
+          <w:p>
+            <w:pPr>
+              <w:pStyle w:val="Compact"/>
+              <w:jc w:val="left"/>
+            </w:pPr>
+            <w:r>
               <w:t xml:space="preserve">Soft/hard delete</w:t>
             </w:r>
           </w:p>
         </w:tc>
         <w:tc>
-          <w:tcPr>
-            <w:tcMar>
-              <w:top w:w="40" w:type="dxa"/>
-              <w:bottom w:w="40" w:type="dxa"/>
-              <w:left w:w="60" w:type="dxa"/>
-              <w:right w:w="60" w:type="dxa"/>
-            </w:tcMar>
-          </w:tcPr>
-          <w:p>
-            <w:pPr>
-              <w:pStyle w:val="Compact"/>
-              <w:spacing w:before="0" w:after="40" w:line="264" w:lineRule="auto"/>
-              <w:jc w:val="left"/>
-            </w:pPr>
-            <w:r>
-              <w:rPr>
-                <w:rFonts w:ascii="Calibri" w:hAnsi="Calibri"/>
-                <w:sz w:val="18"/>
-              </w:rPr>
+          <w:tcPr/>
+          <w:p>
+            <w:pPr>
+              <w:pStyle w:val="Compact"/>
+              <w:jc w:val="left"/>
+            </w:pPr>
+            <w:r>
               <w:t xml:space="preserve">Implemented</w:t>
             </w:r>
           </w:p>
         </w:tc>
         <w:tc>
-          <w:tcPr>
-            <w:tcMar>
-              <w:top w:w="40" w:type="dxa"/>
-              <w:bottom w:w="40" w:type="dxa"/>
-              <w:left w:w="60" w:type="dxa"/>
-              <w:right w:w="60" w:type="dxa"/>
-            </w:tcMar>
-          </w:tcPr>
-          <w:p>
-            <w:pPr>
-              <w:pStyle w:val="Compact"/>
-              <w:spacing w:before="0" w:after="40" w:line="264" w:lineRule="auto"/>
-              <w:jc w:val="left"/>
-            </w:pPr>
-            <w:r>
-              <w:rPr>
-                <w:rFonts w:ascii="Calibri" w:hAnsi="Calibri"/>
-                <w:sz w:val="18"/>
-              </w:rPr>
+          <w:tcPr/>
+          <w:p>
+            <w:pPr>
+              <w:pStyle w:val="Compact"/>
+              <w:jc w:val="left"/>
+            </w:pPr>
+            <w:r>
               <w:t xml:space="preserve">ADMIN only for</w:t>
             </w:r>
             <w:r>
-              <w:rPr>
-                <w:rFonts w:ascii="Calibri" w:hAnsi="Calibri"/>
-                <w:sz w:val="18"/>
-              </w:rPr>
               <w:t xml:space="preserve"> </w:t>
             </w:r>
             <w:r>
-              <w:rPr>
-                <w:rFonts w:ascii="Calibri" w:hAnsi="Calibri"/>
-                <w:sz w:val="18"/>
-              </w:rPr>
               <w:t xml:space="preserve">DELETE</w:t>
             </w:r>
           </w:p>
@@ -1586,143 +911,67 @@
       </w:tr>
       <w:tr>
         <w:tc>
-          <w:tcPr>
-            <w:tcMar>
-              <w:top w:w="40" w:type="dxa"/>
-              <w:bottom w:w="40" w:type="dxa"/>
-              <w:left w:w="60" w:type="dxa"/>
-              <w:right w:w="60" w:type="dxa"/>
-            </w:tcMar>
-          </w:tcPr>
-          <w:p>
-            <w:pPr>
-              <w:pStyle w:val="Compact"/>
-              <w:spacing w:before="0" w:after="40" w:line="264" w:lineRule="auto"/>
-              <w:jc w:val="left"/>
-            </w:pPr>
-            <w:r>
-              <w:rPr>
-                <w:rFonts w:ascii="Calibri" w:hAnsi="Calibri"/>
-                <w:sz w:val="18"/>
-              </w:rPr>
+          <w:tcPr/>
+          <w:p>
+            <w:pPr>
+              <w:pStyle w:val="Compact"/>
+              <w:jc w:val="left"/>
+            </w:pPr>
+            <w:r>
               <w:t xml:space="preserve">Open additional accounts</w:t>
             </w:r>
             <w:r>
-              <w:rPr>
-                <w:rFonts w:ascii="Calibri" w:hAnsi="Calibri"/>
-                <w:sz w:val="18"/>
-              </w:rPr>
               <w:t xml:space="preserve"> </w:t>
             </w:r>
             <w:r>
-              <w:rPr>
-                <w:rFonts w:ascii="Calibri" w:hAnsi="Calibri"/>
-                <w:sz w:val="18"/>
-              </w:rPr>
               <w:t xml:space="preserve">from detail</w:t>
             </w:r>
           </w:p>
         </w:tc>
         <w:tc>
-          <w:tcPr>
-            <w:tcMar>
-              <w:top w:w="40" w:type="dxa"/>
-              <w:bottom w:w="40" w:type="dxa"/>
-              <w:left w:w="60" w:type="dxa"/>
-              <w:right w:w="60" w:type="dxa"/>
-            </w:tcMar>
-          </w:tcPr>
-          <w:p>
-            <w:pPr>
-              <w:pStyle w:val="Compact"/>
-              <w:spacing w:before="0" w:after="40" w:line="264" w:lineRule="auto"/>
-              <w:jc w:val="left"/>
-            </w:pPr>
-            <w:r>
-              <w:rPr>
-                <w:rFonts w:ascii="Calibri" w:hAnsi="Calibri"/>
-                <w:sz w:val="18"/>
-              </w:rPr>
+          <w:tcPr/>
+          <w:p>
+            <w:pPr>
+              <w:pStyle w:val="Compact"/>
+              <w:jc w:val="left"/>
+            </w:pPr>
+            <w:r>
               <w:t xml:space="preserve">Implemented</w:t>
             </w:r>
           </w:p>
         </w:tc>
         <w:tc>
-          <w:tcPr>
-            <w:tcMar>
-              <w:top w:w="40" w:type="dxa"/>
-              <w:bottom w:w="40" w:type="dxa"/>
-              <w:left w:w="60" w:type="dxa"/>
-              <w:right w:w="60" w:type="dxa"/>
-            </w:tcMar>
-          </w:tcPr>
-          <w:p>
-            <w:pPr>
-              <w:pStyle w:val="Compact"/>
-              <w:spacing w:before="0" w:after="40" w:line="264" w:lineRule="auto"/>
-              <w:jc w:val="left"/>
-            </w:pPr>
-            <w:r>
-              <w:rPr>
-                <w:rFonts w:ascii="Calibri" w:hAnsi="Calibri"/>
-                <w:sz w:val="18"/>
-              </w:rPr>
+          <w:tcPr/>
+          <w:p>
+            <w:pPr>
+              <w:pStyle w:val="Compact"/>
+              <w:jc w:val="left"/>
+            </w:pPr>
+            <w:r>
               <w:t xml:space="preserve">Current</w:t>
             </w:r>
             <w:r>
-              <w:rPr>
-                <w:rFonts w:ascii="Calibri" w:hAnsi="Calibri"/>
-                <w:sz w:val="18"/>
-              </w:rPr>
               <w:t xml:space="preserve"> </w:t>
             </w:r>
             <w:r>
-              <w:rPr>
-                <w:rFonts w:ascii="Calibri" w:hAnsi="Calibri"/>
-                <w:sz w:val="18"/>
-              </w:rPr>
               <w:t xml:space="preserve">(policy-aware</w:t>
             </w:r>
             <w:r>
-              <w:rPr>
-                <w:rFonts w:ascii="Calibri" w:hAnsi="Calibri"/>
-                <w:sz w:val="18"/>
-              </w:rPr>
               <w:t xml:space="preserve"> </w:t>
             </w:r>
             <w:r>
-              <w:rPr>
-                <w:rFonts w:ascii="Calibri" w:hAnsi="Calibri"/>
-                <w:sz w:val="18"/>
-              </w:rPr>
               <w:t xml:space="preserve">opening</w:t>
             </w:r>
             <w:r>
-              <w:rPr>
-                <w:rFonts w:ascii="Calibri" w:hAnsi="Calibri"/>
-                <w:sz w:val="18"/>
-              </w:rPr>
               <w:t xml:space="preserve"> </w:t>
             </w:r>
             <w:r>
-              <w:rPr>
-                <w:rFonts w:ascii="Calibri" w:hAnsi="Calibri"/>
-                <w:sz w:val="18"/>
-              </w:rPr>
               <w:t xml:space="preserve">deposit); Loan</w:t>
             </w:r>
             <w:r>
-              <w:rPr>
-                <w:rFonts w:ascii="Calibri" w:hAnsi="Calibri"/>
-                <w:sz w:val="18"/>
-              </w:rPr>
               <w:t xml:space="preserve"> </w:t>
             </w:r>
             <w:r>
-              <w:rPr>
-                <w:rFonts w:ascii="Calibri" w:hAnsi="Calibri"/>
-                <w:sz w:val="18"/>
-              </w:rPr>
               <w:t xml:space="preserve">button present</w:t>
             </w:r>
           </w:p>
@@ -1742,17 +991,9 @@
     <w:tbl>
       <w:tblPr>
         <w:tblStyle w:val="Table"/>
-        <w:tblW w:type="pct" w:w="5000"/>
-        <w:tblLayout w:type="autofit"/>
+        <w:tblW w:type="pct" w:w="4863"/>
+        <w:tblLayout w:type="fixed"/>
         <w:tblLook w:firstRow="1" w:lastRow="0" w:firstColumn="0" w:lastColumn="0" w:noHBand="0" w:noVBand="0" w:val="0020"/>
-        <w:tblBorders>
-          <w:top w:val="single" w:sz="4" w:space="0" w:color="CBD5E0"/>
-          <w:left w:val="single" w:sz="4" w:space="0" w:color="CBD5E0"/>
-          <w:bottom w:val="single" w:sz="4" w:space="0" w:color="CBD5E0"/>
-          <w:right w:val="single" w:sz="4" w:space="0" w:color="CBD5E0"/>
-          <w:insideH w:val="single" w:sz="4" w:space="0" w:color="CBD5E0"/>
-          <w:insideV w:val="single" w:sz="4" w:space="0" w:color="CBD5E0"/>
-        </w:tblBorders>
       </w:tblPr>
       <w:tblGrid>
         <w:gridCol w:w="2929"/>
@@ -1764,82 +1005,37 @@
           <w:tblHeader w:val="on"/>
         </w:trPr>
         <w:tc>
-          <w:tcPr>
-            <w:tcMar>
-              <w:top w:w="40" w:type="dxa"/>
-              <w:bottom w:w="40" w:type="dxa"/>
-              <w:left w:w="60" w:type="dxa"/>
-              <w:right w:w="60" w:type="dxa"/>
-            </w:tcMar>
-            <w:shd w:fill="1A365D" w:val="clear"/>
-          </w:tcPr>
-          <w:p>
-            <w:pPr>
-              <w:pStyle w:val="Compact"/>
-              <w:spacing w:before="0" w:after="40" w:line="264" w:lineRule="auto"/>
-              <w:jc w:val="left"/>
-            </w:pPr>
-            <w:r>
-              <w:rPr>
-                <w:rFonts w:ascii="Calibri" w:hAnsi="Calibri"/>
-                <w:b/>
-                <w:color w:val="FFFFFF"/>
-                <w:sz w:val="18"/>
-              </w:rPr>
+          <w:tcPr/>
+          <w:p>
+            <w:pPr>
+              <w:pStyle w:val="Compact"/>
+              <w:jc w:val="left"/>
+            </w:pPr>
+            <w:r>
               <w:t xml:space="preserve">Capability</w:t>
             </w:r>
           </w:p>
         </w:tc>
         <w:tc>
-          <w:tcPr>
-            <w:tcMar>
-              <w:top w:w="40" w:type="dxa"/>
-              <w:bottom w:w="40" w:type="dxa"/>
-              <w:left w:w="60" w:type="dxa"/>
-              <w:right w:w="60" w:type="dxa"/>
-            </w:tcMar>
-            <w:shd w:fill="1A365D" w:val="clear"/>
-          </w:tcPr>
-          <w:p>
-            <w:pPr>
-              <w:pStyle w:val="Compact"/>
-              <w:spacing w:before="0" w:after="40" w:line="264" w:lineRule="auto"/>
-              <w:jc w:val="left"/>
-            </w:pPr>
-            <w:r>
-              <w:rPr>
-                <w:rFonts w:ascii="Calibri" w:hAnsi="Calibri"/>
-                <w:b/>
-                <w:color w:val="FFFFFF"/>
-                <w:sz w:val="18"/>
-              </w:rPr>
+          <w:tcPr/>
+          <w:p>
+            <w:pPr>
+              <w:pStyle w:val="Compact"/>
+              <w:jc w:val="left"/>
+            </w:pPr>
+            <w:r>
               <w:t xml:space="preserve">Status</w:t>
             </w:r>
           </w:p>
         </w:tc>
         <w:tc>
-          <w:tcPr>
-            <w:tcMar>
-              <w:top w:w="40" w:type="dxa"/>
-              <w:bottom w:w="40" w:type="dxa"/>
-              <w:left w:w="60" w:type="dxa"/>
-              <w:right w:w="60" w:type="dxa"/>
-            </w:tcMar>
-            <w:shd w:fill="1A365D" w:val="clear"/>
-          </w:tcPr>
-          <w:p>
-            <w:pPr>
-              <w:pStyle w:val="Compact"/>
-              <w:spacing w:before="0" w:after="40" w:line="264" w:lineRule="auto"/>
-              <w:jc w:val="left"/>
-            </w:pPr>
-            <w:r>
-              <w:rPr>
-                <w:rFonts w:ascii="Calibri" w:hAnsi="Calibri"/>
-                <w:b/>
-                <w:color w:val="FFFFFF"/>
-                <w:sz w:val="18"/>
-              </w:rPr>
+          <w:tcPr/>
+          <w:p>
+            <w:pPr>
+              <w:pStyle w:val="Compact"/>
+              <w:jc w:val="left"/>
+            </w:pPr>
+            <w:r>
               <w:t xml:space="preserve">Notes</w:t>
             </w:r>
           </w:p>
@@ -1847,87 +1043,43 @@
       </w:tr>
       <w:tr>
         <w:tc>
-          <w:tcPr>
-            <w:tcMar>
-              <w:top w:w="40" w:type="dxa"/>
-              <w:bottom w:w="40" w:type="dxa"/>
-              <w:left w:w="60" w:type="dxa"/>
-              <w:right w:w="60" w:type="dxa"/>
-            </w:tcMar>
-          </w:tcPr>
-          <w:p>
-            <w:pPr>
-              <w:pStyle w:val="Compact"/>
-              <w:spacing w:before="0" w:after="40" w:line="264" w:lineRule="auto"/>
-              <w:jc w:val="left"/>
-            </w:pPr>
-            <w:r>
-              <w:rPr>
-                <w:rFonts w:ascii="Calibri" w:hAnsi="Calibri"/>
-                <w:sz w:val="18"/>
-              </w:rPr>
+          <w:tcPr/>
+          <w:p>
+            <w:pPr>
+              <w:pStyle w:val="Compact"/>
+              <w:jc w:val="left"/>
+            </w:pPr>
+            <w:r>
               <w:t xml:space="preserve">Open account</w:t>
             </w:r>
           </w:p>
         </w:tc>
         <w:tc>
-          <w:tcPr>
-            <w:tcMar>
-              <w:top w:w="40" w:type="dxa"/>
-              <w:bottom w:w="40" w:type="dxa"/>
-              <w:left w:w="60" w:type="dxa"/>
-              <w:right w:w="60" w:type="dxa"/>
-            </w:tcMar>
-          </w:tcPr>
-          <w:p>
-            <w:pPr>
-              <w:pStyle w:val="Compact"/>
-              <w:spacing w:before="0" w:after="40" w:line="264" w:lineRule="auto"/>
-              <w:jc w:val="left"/>
-            </w:pPr>
-            <w:r>
-              <w:rPr>
-                <w:rFonts w:ascii="Calibri" w:hAnsi="Calibri"/>
-                <w:sz w:val="18"/>
-              </w:rPr>
+          <w:tcPr/>
+          <w:p>
+            <w:pPr>
+              <w:pStyle w:val="Compact"/>
+              <w:jc w:val="left"/>
+            </w:pPr>
+            <w:r>
               <w:t xml:space="preserve">Implemented</w:t>
             </w:r>
           </w:p>
         </w:tc>
         <w:tc>
-          <w:tcPr>
-            <w:tcMar>
-              <w:top w:w="40" w:type="dxa"/>
-              <w:bottom w:w="40" w:type="dxa"/>
-              <w:left w:w="60" w:type="dxa"/>
-              <w:right w:w="60" w:type="dxa"/>
-            </w:tcMar>
-          </w:tcPr>
-          <w:p>
-            <w:pPr>
-              <w:pStyle w:val="Compact"/>
-              <w:spacing w:before="0" w:after="40" w:line="264" w:lineRule="auto"/>
-              <w:jc w:val="left"/>
-            </w:pPr>
-            <w:r>
-              <w:rPr>
-                <w:rFonts w:ascii="Calibri" w:hAnsi="Calibri"/>
-                <w:sz w:val="18"/>
-              </w:rPr>
+          <w:tcPr/>
+          <w:p>
+            <w:pPr>
+              <w:pStyle w:val="Compact"/>
+              <w:jc w:val="left"/>
+            </w:pPr>
+            <w:r>
               <w:t xml:space="preserve">Policy-validated opening</w:t>
             </w:r>
             <w:r>
-              <w:rPr>
-                <w:rFonts w:ascii="Calibri" w:hAnsi="Calibri"/>
-                <w:sz w:val="18"/>
-              </w:rPr>
               <w:t xml:space="preserve"> </w:t>
             </w:r>
             <w:r>
-              <w:rPr>
-                <w:rFonts w:ascii="Calibri" w:hAnsi="Calibri"/>
-                <w:sz w:val="18"/>
-              </w:rPr>
               <w:t xml:space="preserve">deposit</w:t>
             </w:r>
           </w:p>
@@ -1935,73 +1087,39 @@
       </w:tr>
       <w:tr>
         <w:tc>
-          <w:tcPr>
-            <w:tcMar>
-              <w:top w:w="40" w:type="dxa"/>
-              <w:bottom w:w="40" w:type="dxa"/>
-              <w:left w:w="60" w:type="dxa"/>
-              <w:right w:w="60" w:type="dxa"/>
-            </w:tcMar>
-          </w:tcPr>
-          <w:p>
-            <w:pPr>
-              <w:pStyle w:val="Compact"/>
-              <w:spacing w:before="0" w:after="40" w:line="264" w:lineRule="auto"/>
-              <w:jc w:val="left"/>
-            </w:pPr>
-            <w:r>
-              <w:rPr>
-                <w:rFonts w:ascii="Calibri" w:hAnsi="Calibri"/>
-                <w:sz w:val="18"/>
-              </w:rPr>
+          <w:tcPr/>
+          <w:p>
+            <w:pPr>
+              <w:pStyle w:val="Compact"/>
+              <w:jc w:val="left"/>
+            </w:pPr>
+            <w:r>
               <w:t xml:space="preserve">List / search accounts</w:t>
             </w:r>
           </w:p>
         </w:tc>
         <w:tc>
-          <w:tcPr>
-            <w:tcMar>
-              <w:top w:w="40" w:type="dxa"/>
-              <w:bottom w:w="40" w:type="dxa"/>
-              <w:left w:w="60" w:type="dxa"/>
-              <w:right w:w="60" w:type="dxa"/>
-            </w:tcMar>
-          </w:tcPr>
-          <w:p>
-            <w:pPr>
-              <w:pStyle w:val="Compact"/>
-              <w:spacing w:before="0" w:after="40" w:line="264" w:lineRule="auto"/>
-              <w:jc w:val="left"/>
-            </w:pPr>
-            <w:r>
-              <w:rPr>
-                <w:rFonts w:ascii="Calibri" w:hAnsi="Calibri"/>
-                <w:sz w:val="18"/>
-              </w:rPr>
+          <w:tcPr/>
+          <w:p>
+            <w:pPr>
+              <w:pStyle w:val="Compact"/>
+              <w:jc w:val="left"/>
+            </w:pPr>
+            <w:r>
               <w:t xml:space="preserve">Implemented</w:t>
             </w:r>
           </w:p>
         </w:tc>
         <w:tc>
-          <w:tcPr>
-            <w:tcMar>
-              <w:top w:w="40" w:type="dxa"/>
-              <w:bottom w:w="40" w:type="dxa"/>
-              <w:left w:w="60" w:type="dxa"/>
-              <w:right w:w="60" w:type="dxa"/>
-            </w:tcMar>
-          </w:tcPr>
-          <w:p>
-            <w:pPr>
-              <w:pStyle w:val="Compact"/>
-              <w:spacing w:before="0" w:after="40" w:line="264" w:lineRule="auto"/>
+          <w:tcPr/>
+          <w:p>
+            <w:pPr>
+              <w:pStyle w:val="Compact"/>
               <w:jc w:val="left"/>
             </w:pPr>
             <w:r>
               <w:rPr>
                 <w:rStyle w:val="VerbatimChar"/>
-                <w:rFonts w:ascii="Calibri" w:hAnsi="Calibri"/>
-                <w:sz w:val="18"/>
               </w:rPr>
               <w:t xml:space="preserve">/app/accounts</w:t>
             </w:r>
@@ -2010,139 +1128,73 @@
       </w:tr>
       <w:tr>
         <w:tc>
-          <w:tcPr>
-            <w:tcMar>
-              <w:top w:w="40" w:type="dxa"/>
-              <w:bottom w:w="40" w:type="dxa"/>
-              <w:left w:w="60" w:type="dxa"/>
-              <w:right w:w="60" w:type="dxa"/>
-            </w:tcMar>
-          </w:tcPr>
-          <w:p>
-            <w:pPr>
-              <w:pStyle w:val="Compact"/>
-              <w:spacing w:before="0" w:after="40" w:line="264" w:lineRule="auto"/>
-              <w:jc w:val="left"/>
-            </w:pPr>
-            <w:r>
-              <w:rPr>
-                <w:rFonts w:ascii="Calibri" w:hAnsi="Calibri"/>
-                <w:sz w:val="18"/>
-              </w:rPr>
+          <w:tcPr/>
+          <w:p>
+            <w:pPr>
+              <w:pStyle w:val="Compact"/>
+              <w:jc w:val="left"/>
+            </w:pPr>
+            <w:r>
               <w:t xml:space="preserve">List accounts by customer</w:t>
             </w:r>
           </w:p>
         </w:tc>
         <w:tc>
-          <w:tcPr>
-            <w:tcMar>
-              <w:top w:w="40" w:type="dxa"/>
-              <w:bottom w:w="40" w:type="dxa"/>
-              <w:left w:w="60" w:type="dxa"/>
-              <w:right w:w="60" w:type="dxa"/>
-            </w:tcMar>
-          </w:tcPr>
-          <w:p>
-            <w:pPr>
-              <w:pStyle w:val="Compact"/>
-              <w:spacing w:before="0" w:after="40" w:line="264" w:lineRule="auto"/>
-              <w:jc w:val="left"/>
-            </w:pPr>
-            <w:r>
-              <w:rPr>
-                <w:rFonts w:ascii="Calibri" w:hAnsi="Calibri"/>
-                <w:sz w:val="18"/>
-              </w:rPr>
+          <w:tcPr/>
+          <w:p>
+            <w:pPr>
+              <w:pStyle w:val="Compact"/>
+              <w:jc w:val="left"/>
+            </w:pPr>
+            <w:r>
               <w:t xml:space="preserve">Implemented</w:t>
             </w:r>
           </w:p>
         </w:tc>
         <w:tc>
-          <w:tcPr>
-            <w:tcMar>
-              <w:top w:w="40" w:type="dxa"/>
-              <w:bottom w:w="40" w:type="dxa"/>
-              <w:left w:w="60" w:type="dxa"/>
-              <w:right w:w="60" w:type="dxa"/>
-            </w:tcMar>
-          </w:tcPr>
-          <w:p>
-            <w:pPr>
-              <w:pStyle w:val="Compact"/>
-              <w:spacing w:before="0" w:after="40" w:line="264" w:lineRule="auto"/>
+          <w:tcPr/>
+          <w:p>
+            <w:pPr>
+              <w:pStyle w:val="Compact"/>
             </w:pPr>
           </w:p>
         </w:tc>
       </w:tr>
       <w:tr>
         <w:tc>
-          <w:tcPr>
-            <w:tcMar>
-              <w:top w:w="40" w:type="dxa"/>
-              <w:bottom w:w="40" w:type="dxa"/>
-              <w:left w:w="60" w:type="dxa"/>
-              <w:right w:w="60" w:type="dxa"/>
-            </w:tcMar>
-          </w:tcPr>
-          <w:p>
-            <w:pPr>
-              <w:pStyle w:val="Compact"/>
-              <w:spacing w:before="0" w:after="40" w:line="264" w:lineRule="auto"/>
-              <w:jc w:val="left"/>
-            </w:pPr>
-            <w:r>
-              <w:rPr>
-                <w:rFonts w:ascii="Calibri" w:hAnsi="Calibri"/>
-                <w:sz w:val="18"/>
-              </w:rPr>
+          <w:tcPr/>
+          <w:p>
+            <w:pPr>
+              <w:pStyle w:val="Compact"/>
+              <w:jc w:val="left"/>
+            </w:pPr>
+            <w:r>
               <w:t xml:space="preserve">Get account by id</w:t>
             </w:r>
           </w:p>
         </w:tc>
         <w:tc>
-          <w:tcPr>
-            <w:tcMar>
-              <w:top w:w="40" w:type="dxa"/>
-              <w:bottom w:w="40" w:type="dxa"/>
-              <w:left w:w="60" w:type="dxa"/>
-              <w:right w:w="60" w:type="dxa"/>
-            </w:tcMar>
-          </w:tcPr>
-          <w:p>
-            <w:pPr>
-              <w:pStyle w:val="Compact"/>
-              <w:spacing w:before="0" w:after="40" w:line="264" w:lineRule="auto"/>
-              <w:jc w:val="left"/>
-            </w:pPr>
-            <w:r>
-              <w:rPr>
-                <w:rFonts w:ascii="Calibri" w:hAnsi="Calibri"/>
-                <w:sz w:val="18"/>
-              </w:rPr>
+          <w:tcPr/>
+          <w:p>
+            <w:pPr>
+              <w:pStyle w:val="Compact"/>
+              <w:jc w:val="left"/>
+            </w:pPr>
+            <w:r>
               <w:t xml:space="preserve">Implemented</w:t>
             </w:r>
           </w:p>
         </w:tc>
         <w:tc>
-          <w:tcPr>
-            <w:tcMar>
-              <w:top w:w="40" w:type="dxa"/>
-              <w:bottom w:w="40" w:type="dxa"/>
-              <w:left w:w="60" w:type="dxa"/>
-              <w:right w:w="60" w:type="dxa"/>
-            </w:tcMar>
-          </w:tcPr>
-          <w:p>
-            <w:pPr>
-              <w:pStyle w:val="Compact"/>
-              <w:spacing w:before="0" w:after="40" w:line="264" w:lineRule="auto"/>
+          <w:tcPr/>
+          <w:p>
+            <w:pPr>
+              <w:pStyle w:val="Compact"/>
               <w:jc w:val="left"/>
             </w:pPr>
             <w:r>
               <w:rPr>
                 <w:rStyle w:val="VerbatimChar"/>
-                <w:rFonts w:ascii="Calibri" w:hAnsi="Calibri"/>
-                <w:sz w:val="18"/>
               </w:rPr>
               <w:t xml:space="preserve">GET /accounts/{id}</w:t>
             </w:r>
@@ -2151,73 +1203,37 @@
       </w:tr>
       <w:tr>
         <w:tc>
-          <w:tcPr>
-            <w:tcMar>
-              <w:top w:w="40" w:type="dxa"/>
-              <w:bottom w:w="40" w:type="dxa"/>
-              <w:left w:w="60" w:type="dxa"/>
-              <w:right w:w="60" w:type="dxa"/>
-            </w:tcMar>
-          </w:tcPr>
-          <w:p>
-            <w:pPr>
-              <w:pStyle w:val="Compact"/>
-              <w:spacing w:before="0" w:after="40" w:line="264" w:lineRule="auto"/>
-              <w:jc w:val="left"/>
-            </w:pPr>
-            <w:r>
-              <w:rPr>
-                <w:rFonts w:ascii="Calibri" w:hAnsi="Calibri"/>
-                <w:sz w:val="18"/>
-              </w:rPr>
+          <w:tcPr/>
+          <w:p>
+            <w:pPr>
+              <w:pStyle w:val="Compact"/>
+              <w:jc w:val="left"/>
+            </w:pPr>
+            <w:r>
               <w:t xml:space="preserve">Update account status</w:t>
             </w:r>
           </w:p>
         </w:tc>
         <w:tc>
-          <w:tcPr>
-            <w:tcMar>
-              <w:top w:w="40" w:type="dxa"/>
-              <w:bottom w:w="40" w:type="dxa"/>
-              <w:left w:w="60" w:type="dxa"/>
-              <w:right w:w="60" w:type="dxa"/>
-            </w:tcMar>
-          </w:tcPr>
-          <w:p>
-            <w:pPr>
-              <w:pStyle w:val="Compact"/>
-              <w:spacing w:before="0" w:after="40" w:line="264" w:lineRule="auto"/>
-              <w:jc w:val="left"/>
-            </w:pPr>
-            <w:r>
-              <w:rPr>
-                <w:rFonts w:ascii="Calibri" w:hAnsi="Calibri"/>
-                <w:sz w:val="18"/>
-              </w:rPr>
+          <w:tcPr/>
+          <w:p>
+            <w:pPr>
+              <w:pStyle w:val="Compact"/>
+              <w:jc w:val="left"/>
+            </w:pPr>
+            <w:r>
               <w:t xml:space="preserve">Implemented</w:t>
             </w:r>
           </w:p>
         </w:tc>
         <w:tc>
-          <w:tcPr>
-            <w:tcMar>
-              <w:top w:w="40" w:type="dxa"/>
-              <w:bottom w:w="40" w:type="dxa"/>
-              <w:left w:w="60" w:type="dxa"/>
-              <w:right w:w="60" w:type="dxa"/>
-            </w:tcMar>
-          </w:tcPr>
-          <w:p>
-            <w:pPr>
-              <w:pStyle w:val="Compact"/>
-              <w:spacing w:before="0" w:after="40" w:line="264" w:lineRule="auto"/>
-              <w:jc w:val="left"/>
-            </w:pPr>
-            <w:r>
-              <w:rPr>
-                <w:rFonts w:ascii="Calibri" w:hAnsi="Calibri"/>
-                <w:sz w:val="18"/>
-              </w:rPr>
+          <w:tcPr/>
+          <w:p>
+            <w:pPr>
+              <w:pStyle w:val="Compact"/>
+              <w:jc w:val="left"/>
+            </w:pPr>
+            <w:r>
               <w:t xml:space="preserve">API present</w:t>
             </w:r>
           </w:p>
@@ -2225,101 +1241,49 @@
       </w:tr>
       <w:tr>
         <w:tc>
-          <w:tcPr>
-            <w:tcMar>
-              <w:top w:w="40" w:type="dxa"/>
-              <w:bottom w:w="40" w:type="dxa"/>
-              <w:left w:w="60" w:type="dxa"/>
-              <w:right w:w="60" w:type="dxa"/>
-            </w:tcMar>
-          </w:tcPr>
-          <w:p>
-            <w:pPr>
-              <w:pStyle w:val="Compact"/>
-              <w:spacing w:before="0" w:after="40" w:line="264" w:lineRule="auto"/>
-              <w:jc w:val="left"/>
-            </w:pPr>
-            <w:r>
-              <w:rPr>
-                <w:rFonts w:ascii="Calibri" w:hAnsi="Calibri"/>
-                <w:sz w:val="18"/>
-              </w:rPr>
+          <w:tcPr/>
+          <w:p>
+            <w:pPr>
+              <w:pStyle w:val="Compact"/>
+              <w:jc w:val="left"/>
+            </w:pPr>
+            <w:r>
               <w:t xml:space="preserve">Deposit (post-open)</w:t>
             </w:r>
           </w:p>
         </w:tc>
         <w:tc>
-          <w:tcPr>
-            <w:tcMar>
-              <w:top w:w="40" w:type="dxa"/>
-              <w:bottom w:w="40" w:type="dxa"/>
-              <w:left w:w="60" w:type="dxa"/>
-              <w:right w:w="60" w:type="dxa"/>
-            </w:tcMar>
-          </w:tcPr>
-          <w:p>
-            <w:pPr>
-              <w:pStyle w:val="Compact"/>
-              <w:spacing w:before="0" w:after="40" w:line="264" w:lineRule="auto"/>
-              <w:jc w:val="left"/>
-            </w:pPr>
-            <w:r>
-              <w:rPr>
-                <w:rFonts w:ascii="Calibri" w:hAnsi="Calibri"/>
-                <w:sz w:val="18"/>
-              </w:rPr>
+          <w:tcPr/>
+          <w:p>
+            <w:pPr>
+              <w:pStyle w:val="Compact"/>
+              <w:jc w:val="left"/>
+            </w:pPr>
+            <w:r>
               <w:t xml:space="preserve">Implemented</w:t>
             </w:r>
           </w:p>
         </w:tc>
         <w:tc>
-          <w:tcPr>
-            <w:tcMar>
-              <w:top w:w="40" w:type="dxa"/>
-              <w:bottom w:w="40" w:type="dxa"/>
-              <w:left w:w="60" w:type="dxa"/>
-              <w:right w:w="60" w:type="dxa"/>
-            </w:tcMar>
-          </w:tcPr>
-          <w:p>
-            <w:pPr>
-              <w:pStyle w:val="Compact"/>
-              <w:spacing w:before="0" w:after="40" w:line="264" w:lineRule="auto"/>
-              <w:jc w:val="left"/>
-            </w:pPr>
-            <w:r>
-              <w:rPr>
-                <w:rFonts w:ascii="Calibri" w:hAnsi="Calibri"/>
-                <w:sz w:val="18"/>
-              </w:rPr>
+          <w:tcPr/>
+          <w:p>
+            <w:pPr>
+              <w:pStyle w:val="Compact"/>
+              <w:jc w:val="left"/>
+            </w:pPr>
+            <w:r>
               <w:t xml:space="preserve">Credits balances + writes</w:t>
             </w:r>
             <w:r>
-              <w:rPr>
-                <w:rFonts w:ascii="Calibri" w:hAnsi="Calibri"/>
-                <w:sz w:val="18"/>
-              </w:rPr>
               <w:t xml:space="preserve"> </w:t>
             </w:r>
             <w:r>
-              <w:rPr>
-                <w:rFonts w:ascii="Calibri" w:hAnsi="Calibri"/>
-                <w:sz w:val="18"/>
-              </w:rPr>
               <w:t xml:space="preserve">CREDIT ledger row; Kafka</w:t>
             </w:r>
             <w:r>
-              <w:rPr>
-                <w:rFonts w:ascii="Calibri" w:hAnsi="Calibri"/>
-                <w:sz w:val="18"/>
-              </w:rPr>
               <w:t xml:space="preserve"> </w:t>
             </w:r>
             <w:r>
-              <w:rPr>
-                <w:rFonts w:ascii="Calibri" w:hAnsi="Calibri"/>
-                <w:sz w:val="18"/>
-              </w:rPr>
               <w:t xml:space="preserve">email to customer</w:t>
             </w:r>
           </w:p>
@@ -2327,73 +1291,37 @@
       </w:tr>
       <w:tr>
         <w:tc>
-          <w:tcPr>
-            <w:tcMar>
-              <w:top w:w="40" w:type="dxa"/>
-              <w:bottom w:w="40" w:type="dxa"/>
-              <w:left w:w="60" w:type="dxa"/>
-              <w:right w:w="60" w:type="dxa"/>
-            </w:tcMar>
-          </w:tcPr>
-          <w:p>
-            <w:pPr>
-              <w:pStyle w:val="Compact"/>
-              <w:spacing w:before="0" w:after="40" w:line="264" w:lineRule="auto"/>
-              <w:jc w:val="left"/>
-            </w:pPr>
-            <w:r>
-              <w:rPr>
-                <w:rFonts w:ascii="Calibri" w:hAnsi="Calibri"/>
-                <w:sz w:val="18"/>
-              </w:rPr>
+          <w:tcPr/>
+          <w:p>
+            <w:pPr>
+              <w:pStyle w:val="Compact"/>
+              <w:jc w:val="left"/>
+            </w:pPr>
+            <w:r>
               <w:t xml:space="preserve">Withdraw</w:t>
             </w:r>
           </w:p>
         </w:tc>
         <w:tc>
-          <w:tcPr>
-            <w:tcMar>
-              <w:top w:w="40" w:type="dxa"/>
-              <w:bottom w:w="40" w:type="dxa"/>
-              <w:left w:w="60" w:type="dxa"/>
-              <w:right w:w="60" w:type="dxa"/>
-            </w:tcMar>
-          </w:tcPr>
-          <w:p>
-            <w:pPr>
-              <w:pStyle w:val="Compact"/>
-              <w:spacing w:before="0" w:after="40" w:line="264" w:lineRule="auto"/>
-              <w:jc w:val="left"/>
-            </w:pPr>
-            <w:r>
-              <w:rPr>
-                <w:rFonts w:ascii="Calibri" w:hAnsi="Calibri"/>
-                <w:sz w:val="18"/>
-              </w:rPr>
+          <w:tcPr/>
+          <w:p>
+            <w:pPr>
+              <w:pStyle w:val="Compact"/>
+              <w:jc w:val="left"/>
+            </w:pPr>
+            <w:r>
               <w:t xml:space="preserve">Implemented</w:t>
             </w:r>
           </w:p>
         </w:tc>
         <w:tc>
-          <w:tcPr>
-            <w:tcMar>
-              <w:top w:w="40" w:type="dxa"/>
-              <w:bottom w:w="40" w:type="dxa"/>
-              <w:left w:w="60" w:type="dxa"/>
-              <w:right w:w="60" w:type="dxa"/>
-            </w:tcMar>
-          </w:tcPr>
-          <w:p>
-            <w:pPr>
-              <w:pStyle w:val="Compact"/>
-              <w:spacing w:before="0" w:after="40" w:line="264" w:lineRule="auto"/>
-              <w:jc w:val="left"/>
-            </w:pPr>
-            <w:r>
-              <w:rPr>
-                <w:rFonts w:ascii="Calibri" w:hAnsi="Calibri"/>
-                <w:sz w:val="18"/>
-              </w:rPr>
+          <w:tcPr/>
+          <w:p>
+            <w:pPr>
+              <w:pStyle w:val="Compact"/>
+              <w:jc w:val="left"/>
+            </w:pPr>
+            <w:r>
               <w:t xml:space="preserve">DEBIT + Kafka email</w:t>
             </w:r>
           </w:p>
@@ -2401,87 +1329,43 @@
       </w:tr>
       <w:tr>
         <w:tc>
-          <w:tcPr>
-            <w:tcMar>
-              <w:top w:w="40" w:type="dxa"/>
-              <w:bottom w:w="40" w:type="dxa"/>
-              <w:left w:w="60" w:type="dxa"/>
-              <w:right w:w="60" w:type="dxa"/>
-            </w:tcMar>
-          </w:tcPr>
-          <w:p>
-            <w:pPr>
-              <w:pStyle w:val="Compact"/>
-              <w:spacing w:before="0" w:after="40" w:line="264" w:lineRule="auto"/>
-              <w:jc w:val="left"/>
-            </w:pPr>
-            <w:r>
-              <w:rPr>
-                <w:rFonts w:ascii="Calibri" w:hAnsi="Calibri"/>
-                <w:sz w:val="18"/>
-              </w:rPr>
+          <w:tcPr/>
+          <w:p>
+            <w:pPr>
+              <w:pStyle w:val="Compact"/>
+              <w:jc w:val="left"/>
+            </w:pPr>
+            <w:r>
               <w:t xml:space="preserve">Transfer</w:t>
             </w:r>
           </w:p>
         </w:tc>
         <w:tc>
-          <w:tcPr>
-            <w:tcMar>
-              <w:top w:w="40" w:type="dxa"/>
-              <w:bottom w:w="40" w:type="dxa"/>
-              <w:left w:w="60" w:type="dxa"/>
-              <w:right w:w="60" w:type="dxa"/>
-            </w:tcMar>
-          </w:tcPr>
-          <w:p>
-            <w:pPr>
-              <w:pStyle w:val="Compact"/>
-              <w:spacing w:before="0" w:after="40" w:line="264" w:lineRule="auto"/>
-              <w:jc w:val="left"/>
-            </w:pPr>
-            <w:r>
-              <w:rPr>
-                <w:rFonts w:ascii="Calibri" w:hAnsi="Calibri"/>
-                <w:sz w:val="18"/>
-              </w:rPr>
+          <w:tcPr/>
+          <w:p>
+            <w:pPr>
+              <w:pStyle w:val="Compact"/>
+              <w:jc w:val="left"/>
+            </w:pPr>
+            <w:r>
               <w:t xml:space="preserve">Implemented</w:t>
             </w:r>
           </w:p>
         </w:tc>
         <w:tc>
-          <w:tcPr>
-            <w:tcMar>
-              <w:top w:w="40" w:type="dxa"/>
-              <w:bottom w:w="40" w:type="dxa"/>
-              <w:left w:w="60" w:type="dxa"/>
-              <w:right w:w="60" w:type="dxa"/>
-            </w:tcMar>
-          </w:tcPr>
-          <w:p>
-            <w:pPr>
-              <w:pStyle w:val="Compact"/>
-              <w:spacing w:before="0" w:after="40" w:line="264" w:lineRule="auto"/>
-              <w:jc w:val="left"/>
-            </w:pPr>
-            <w:r>
-              <w:rPr>
-                <w:rFonts w:ascii="Calibri" w:hAnsi="Calibri"/>
-                <w:sz w:val="18"/>
-              </w:rPr>
+          <w:tcPr/>
+          <w:p>
+            <w:pPr>
+              <w:pStyle w:val="Compact"/>
+              <w:jc w:val="left"/>
+            </w:pPr>
+            <w:r>
               <w:t xml:space="preserve">DEBIT+CREDIT; Kafka email</w:t>
             </w:r>
             <w:r>
-              <w:rPr>
-                <w:rFonts w:ascii="Calibri" w:hAnsi="Calibri"/>
-                <w:sz w:val="18"/>
-              </w:rPr>
               <w:t xml:space="preserve"> </w:t>
             </w:r>
             <w:r>
-              <w:rPr>
-                <w:rFonts w:ascii="Calibri" w:hAnsi="Calibri"/>
-                <w:sz w:val="18"/>
-              </w:rPr>
               <w:t xml:space="preserve">to destination customer</w:t>
             </w:r>
           </w:p>
@@ -2489,87 +1373,43 @@
       </w:tr>
       <w:tr>
         <w:tc>
-          <w:tcPr>
-            <w:tcMar>
-              <w:top w:w="40" w:type="dxa"/>
-              <w:bottom w:w="40" w:type="dxa"/>
-              <w:left w:w="60" w:type="dxa"/>
-              <w:right w:w="60" w:type="dxa"/>
-            </w:tcMar>
-          </w:tcPr>
-          <w:p>
-            <w:pPr>
-              <w:pStyle w:val="Compact"/>
-              <w:spacing w:before="0" w:after="40" w:line="264" w:lineRule="auto"/>
-              <w:jc w:val="left"/>
-            </w:pPr>
-            <w:r>
-              <w:rPr>
-                <w:rFonts w:ascii="Calibri" w:hAnsi="Calibri"/>
-                <w:sz w:val="18"/>
-              </w:rPr>
+          <w:tcPr/>
+          <w:p>
+            <w:pPr>
+              <w:pStyle w:val="Compact"/>
+              <w:jc w:val="left"/>
+            </w:pPr>
+            <w:r>
               <w:t xml:space="preserve">Account detail + ledger UI</w:t>
             </w:r>
           </w:p>
         </w:tc>
         <w:tc>
-          <w:tcPr>
-            <w:tcMar>
-              <w:top w:w="40" w:type="dxa"/>
-              <w:bottom w:w="40" w:type="dxa"/>
-              <w:left w:w="60" w:type="dxa"/>
-              <w:right w:w="60" w:type="dxa"/>
-            </w:tcMar>
-          </w:tcPr>
-          <w:p>
-            <w:pPr>
-              <w:pStyle w:val="Compact"/>
-              <w:spacing w:before="0" w:after="40" w:line="264" w:lineRule="auto"/>
-              <w:jc w:val="left"/>
-            </w:pPr>
-            <w:r>
-              <w:rPr>
-                <w:rFonts w:ascii="Calibri" w:hAnsi="Calibri"/>
-                <w:sz w:val="18"/>
-              </w:rPr>
+          <w:tcPr/>
+          <w:p>
+            <w:pPr>
+              <w:pStyle w:val="Compact"/>
+              <w:jc w:val="left"/>
+            </w:pPr>
+            <w:r>
               <w:t xml:space="preserve">Implemented</w:t>
             </w:r>
           </w:p>
         </w:tc>
         <w:tc>
-          <w:tcPr>
-            <w:tcMar>
-              <w:top w:w="40" w:type="dxa"/>
-              <w:bottom w:w="40" w:type="dxa"/>
-              <w:left w:w="60" w:type="dxa"/>
-              <w:right w:w="60" w:type="dxa"/>
-            </w:tcMar>
-          </w:tcPr>
-          <w:p>
-            <w:pPr>
-              <w:pStyle w:val="Compact"/>
-              <w:spacing w:before="0" w:after="40" w:line="264" w:lineRule="auto"/>
-              <w:jc w:val="left"/>
-            </w:pPr>
-            <w:r>
-              <w:rPr>
-                <w:rFonts w:ascii="Calibri" w:hAnsi="Calibri"/>
-                <w:sz w:val="18"/>
-              </w:rPr>
+          <w:tcPr/>
+          <w:p>
+            <w:pPr>
+              <w:pStyle w:val="Compact"/>
+              <w:jc w:val="left"/>
+            </w:pPr>
+            <w:r>
               <w:t xml:space="preserve">Account detail + paged</w:t>
             </w:r>
             <w:r>
-              <w:rPr>
-                <w:rFonts w:ascii="Calibri" w:hAnsi="Calibri"/>
-                <w:sz w:val="18"/>
-              </w:rPr>
               <w:t xml:space="preserve"> </w:t>
             </w:r>
             <w:r>
-              <w:rPr>
-                <w:rFonts w:ascii="Calibri" w:hAnsi="Calibri"/>
-                <w:sz w:val="18"/>
-              </w:rPr>
               <w:t xml:space="preserve">transactions</w:t>
             </w:r>
           </w:p>
@@ -2577,102 +1417,52 @@
       </w:tr>
       <w:tr>
         <w:tc>
-          <w:tcPr>
-            <w:tcMar>
-              <w:top w:w="40" w:type="dxa"/>
-              <w:bottom w:w="40" w:type="dxa"/>
-              <w:left w:w="60" w:type="dxa"/>
-              <w:right w:w="60" w:type="dxa"/>
-            </w:tcMar>
-          </w:tcPr>
-          <w:p>
-            <w:pPr>
-              <w:pStyle w:val="Compact"/>
-              <w:spacing w:before="0" w:after="40" w:line="264" w:lineRule="auto"/>
-              <w:jc w:val="left"/>
-            </w:pPr>
-            <w:r>
-              <w:rPr>
-                <w:rFonts w:ascii="Calibri" w:hAnsi="Calibri"/>
-                <w:sz w:val="18"/>
-              </w:rPr>
+          <w:tcPr/>
+          <w:p>
+            <w:pPr>
+              <w:pStyle w:val="Compact"/>
+              <w:jc w:val="left"/>
+            </w:pPr>
+            <w:r>
               <w:t xml:space="preserve">List pagination</w:t>
             </w:r>
           </w:p>
         </w:tc>
         <w:tc>
-          <w:tcPr>
-            <w:tcMar>
-              <w:top w:w="40" w:type="dxa"/>
-              <w:bottom w:w="40" w:type="dxa"/>
-              <w:left w:w="60" w:type="dxa"/>
-              <w:right w:w="60" w:type="dxa"/>
-            </w:tcMar>
-          </w:tcPr>
-          <w:p>
-            <w:pPr>
-              <w:pStyle w:val="Compact"/>
-              <w:spacing w:before="0" w:after="40" w:line="264" w:lineRule="auto"/>
-              <w:jc w:val="left"/>
-            </w:pPr>
-            <w:r>
-              <w:rPr>
-                <w:rFonts w:ascii="Calibri" w:hAnsi="Calibri"/>
-                <w:sz w:val="18"/>
-              </w:rPr>
+          <w:tcPr/>
+          <w:p>
+            <w:pPr>
+              <w:pStyle w:val="Compact"/>
+              <w:jc w:val="left"/>
+            </w:pPr>
+            <w:r>
               <w:t xml:space="preserve">Implemented</w:t>
             </w:r>
           </w:p>
         </w:tc>
         <w:tc>
-          <w:tcPr>
-            <w:tcMar>
-              <w:top w:w="40" w:type="dxa"/>
-              <w:bottom w:w="40" w:type="dxa"/>
-              <w:left w:w="60" w:type="dxa"/>
-              <w:right w:w="60" w:type="dxa"/>
-            </w:tcMar>
-          </w:tcPr>
-          <w:p>
-            <w:pPr>
-              <w:pStyle w:val="Compact"/>
-              <w:spacing w:before="0" w:after="40" w:line="264" w:lineRule="auto"/>
-              <w:jc w:val="left"/>
-            </w:pPr>
-            <w:r>
-              <w:rPr>
-                <w:rFonts w:ascii="Calibri" w:hAnsi="Calibri"/>
-                <w:sz w:val="18"/>
-              </w:rPr>
+          <w:tcPr/>
+          <w:p>
+            <w:pPr>
+              <w:pStyle w:val="Compact"/>
+              <w:jc w:val="left"/>
+            </w:pPr>
+            <w:r>
               <w:t xml:space="preserve">First/Last + Go to page</w:t>
             </w:r>
             <w:r>
-              <w:rPr>
-                <w:rFonts w:ascii="Calibri" w:hAnsi="Calibri"/>
-                <w:sz w:val="18"/>
-              </w:rPr>
               <w:t xml:space="preserve"> </w:t>
             </w:r>
             <w:r>
-              <w:rPr>
-                <w:rFonts w:ascii="Calibri" w:hAnsi="Calibri"/>
-                <w:sz w:val="18"/>
-              </w:rPr>
               <w:t xml:space="preserve">(</w:t>
             </w:r>
             <w:r>
               <w:rPr>
                 <w:rStyle w:val="VerbatimChar"/>
-                <w:rFonts w:ascii="Calibri" w:hAnsi="Calibri"/>
-                <w:sz w:val="18"/>
               </w:rPr>
               <w:t xml:space="preserve">list-pagination</w:t>
             </w:r>
             <w:r>
-              <w:rPr>
-                <w:rFonts w:ascii="Calibri" w:hAnsi="Calibri"/>
-                <w:sz w:val="18"/>
-              </w:rPr>
               <w:t xml:space="preserve">)</w:t>
             </w:r>
           </w:p>
@@ -2680,101 +1470,49 @@
       </w:tr>
       <w:tr>
         <w:tc>
-          <w:tcPr>
-            <w:tcMar>
-              <w:top w:w="40" w:type="dxa"/>
-              <w:bottom w:w="40" w:type="dxa"/>
-              <w:left w:w="60" w:type="dxa"/>
-              <w:right w:w="60" w:type="dxa"/>
-            </w:tcMar>
-          </w:tcPr>
-          <w:p>
-            <w:pPr>
-              <w:pStyle w:val="Compact"/>
-              <w:spacing w:before="0" w:after="40" w:line="264" w:lineRule="auto"/>
-              <w:jc w:val="left"/>
-            </w:pPr>
-            <w:r>
-              <w:rPr>
-                <w:rFonts w:ascii="Calibri" w:hAnsi="Calibri"/>
-                <w:sz w:val="18"/>
-              </w:rPr>
+          <w:tcPr/>
+          <w:p>
+            <w:pPr>
+              <w:pStyle w:val="Compact"/>
+              <w:jc w:val="left"/>
+            </w:pPr>
+            <w:r>
               <w:t xml:space="preserve">Account policies (create +</w:t>
             </w:r>
             <w:r>
-              <w:rPr>
-                <w:rFonts w:ascii="Calibri" w:hAnsi="Calibri"/>
-                <w:sz w:val="18"/>
-              </w:rPr>
               <w:t xml:space="preserve"> </w:t>
             </w:r>
             <w:r>
-              <w:rPr>
-                <w:rFonts w:ascii="Calibri" w:hAnsi="Calibri"/>
-                <w:sz w:val="18"/>
-              </w:rPr>
               <w:t xml:space="preserve">get active)</w:t>
             </w:r>
           </w:p>
         </w:tc>
         <w:tc>
-          <w:tcPr>
-            <w:tcMar>
-              <w:top w:w="40" w:type="dxa"/>
-              <w:bottom w:w="40" w:type="dxa"/>
-              <w:left w:w="60" w:type="dxa"/>
-              <w:right w:w="60" w:type="dxa"/>
-            </w:tcMar>
-          </w:tcPr>
-          <w:p>
-            <w:pPr>
-              <w:pStyle w:val="Compact"/>
-              <w:spacing w:before="0" w:after="40" w:line="264" w:lineRule="auto"/>
-              <w:jc w:val="left"/>
-            </w:pPr>
-            <w:r>
-              <w:rPr>
-                <w:rFonts w:ascii="Calibri" w:hAnsi="Calibri"/>
-                <w:sz w:val="18"/>
-              </w:rPr>
+          <w:tcPr/>
+          <w:p>
+            <w:pPr>
+              <w:pStyle w:val="Compact"/>
+              <w:jc w:val="left"/>
+            </w:pPr>
+            <w:r>
               <w:t xml:space="preserve">Implemented</w:t>
             </w:r>
           </w:p>
         </w:tc>
         <w:tc>
-          <w:tcPr>
-            <w:tcMar>
-              <w:top w:w="40" w:type="dxa"/>
-              <w:bottom w:w="40" w:type="dxa"/>
-              <w:left w:w="60" w:type="dxa"/>
-              <w:right w:w="60" w:type="dxa"/>
-            </w:tcMar>
-          </w:tcPr>
-          <w:p>
-            <w:pPr>
-              <w:pStyle w:val="Compact"/>
-              <w:spacing w:before="0" w:after="40" w:line="264" w:lineRule="auto"/>
-              <w:jc w:val="left"/>
-            </w:pPr>
-            <w:r>
-              <w:rPr>
-                <w:rFonts w:ascii="Calibri" w:hAnsi="Calibri"/>
-                <w:sz w:val="18"/>
-              </w:rPr>
+          <w:tcPr/>
+          <w:p>
+            <w:pPr>
+              <w:pStyle w:val="Compact"/>
+              <w:jc w:val="left"/>
+            </w:pPr>
+            <w:r>
               <w:t xml:space="preserve">Seeded INR policies; no</w:t>
             </w:r>
             <w:r>
-              <w:rPr>
-                <w:rFonts w:ascii="Calibri" w:hAnsi="Calibri"/>
-                <w:sz w:val="18"/>
-              </w:rPr>
               <w:t xml:space="preserve"> </w:t>
             </w:r>
             <w:r>
-              <w:rPr>
-                <w:rFonts w:ascii="Calibri" w:hAnsi="Calibri"/>
-                <w:sz w:val="18"/>
-              </w:rPr>
               <w:t xml:space="preserve">LOAN seed</w:t>
             </w:r>
           </w:p>
@@ -2782,101 +1520,51 @@
       </w:tr>
       <w:tr>
         <w:tc>
-          <w:tcPr>
-            <w:tcMar>
-              <w:top w:w="40" w:type="dxa"/>
-              <w:bottom w:w="40" w:type="dxa"/>
-              <w:left w:w="60" w:type="dxa"/>
-              <w:right w:w="60" w:type="dxa"/>
-            </w:tcMar>
-          </w:tcPr>
-          <w:p>
-            <w:pPr>
-              <w:pStyle w:val="Compact"/>
-              <w:spacing w:before="0" w:after="40" w:line="264" w:lineRule="auto"/>
-              <w:jc w:val="left"/>
-            </w:pPr>
-            <w:r>
-              <w:rPr>
-                <w:rFonts w:ascii="Calibri" w:hAnsi="Calibri"/>
-                <w:sz w:val="18"/>
-              </w:rPr>
+          <w:tcPr/>
+          <w:p>
+            <w:pPr>
+              <w:pStyle w:val="Compact"/>
+              <w:jc w:val="left"/>
+            </w:pPr>
+            <w:r>
               <w:t xml:space="preserve">Opening-deposit dialog</w:t>
             </w:r>
             <w:r>
-              <w:rPr>
-                <w:rFonts w:ascii="Calibri" w:hAnsi="Calibri"/>
-                <w:sz w:val="18"/>
-              </w:rPr>
               <w:t xml:space="preserve"> </w:t>
             </w:r>
             <w:r>
-              <w:rPr>
-                <w:rFonts w:ascii="Calibri" w:hAnsi="Calibri"/>
-                <w:sz w:val="18"/>
-              </w:rPr>
               <w:t xml:space="preserve">(Current)</w:t>
             </w:r>
           </w:p>
         </w:tc>
         <w:tc>
-          <w:tcPr>
-            <w:tcMar>
-              <w:top w:w="40" w:type="dxa"/>
-              <w:bottom w:w="40" w:type="dxa"/>
-              <w:left w:w="60" w:type="dxa"/>
-              <w:right w:w="60" w:type="dxa"/>
-            </w:tcMar>
-          </w:tcPr>
-          <w:p>
-            <w:pPr>
-              <w:pStyle w:val="Compact"/>
-              <w:spacing w:before="0" w:after="40" w:line="264" w:lineRule="auto"/>
-              <w:jc w:val="left"/>
-            </w:pPr>
-            <w:r>
-              <w:rPr>
-                <w:rFonts w:ascii="Calibri" w:hAnsi="Calibri"/>
-                <w:sz w:val="18"/>
-              </w:rPr>
+          <w:tcPr/>
+          <w:p>
+            <w:pPr>
+              <w:pStyle w:val="Compact"/>
+              <w:jc w:val="left"/>
+            </w:pPr>
+            <w:r>
               <w:t xml:space="preserve">Implemented</w:t>
             </w:r>
           </w:p>
         </w:tc>
         <w:tc>
-          <w:tcPr>
-            <w:tcMar>
-              <w:top w:w="40" w:type="dxa"/>
-              <w:bottom w:w="40" w:type="dxa"/>
-              <w:left w:w="60" w:type="dxa"/>
-              <w:right w:w="60" w:type="dxa"/>
-            </w:tcMar>
-          </w:tcPr>
-          <w:p>
-            <w:pPr>
-              <w:pStyle w:val="Compact"/>
-              <w:spacing w:before="0" w:after="40" w:line="264" w:lineRule="auto"/>
-              <w:jc w:val="left"/>
-            </w:pPr>
-            <w:r>
-              <w:rPr>
-                <w:rFonts w:ascii="Calibri" w:hAnsi="Calibri"/>
-                <w:sz w:val="18"/>
-              </w:rPr>
+          <w:tcPr/>
+          <w:p>
+            <w:pPr>
+              <w:pStyle w:val="Compact"/>
+              <w:jc w:val="left"/>
+            </w:pPr>
+            <w:r>
               <w:t xml:space="preserve">Uses</w:t>
             </w:r>
             <w:r>
-              <w:rPr>
-                <w:rFonts w:ascii="Calibri" w:hAnsi="Calibri"/>
-                <w:sz w:val="18"/>
-              </w:rPr>
               <w:t xml:space="preserve"> </w:t>
             </w:r>
             <w:r>
               <w:rPr>
                 <w:rStyle w:val="VerbatimChar"/>
-                <w:rFonts w:ascii="Calibri" w:hAnsi="Calibri"/>
-                <w:sz w:val="18"/>
               </w:rPr>
               <w:t xml:space="preserve">GET /account-policies</w:t>
             </w:r>
@@ -2885,73 +1573,37 @@
       </w:tr>
       <w:tr>
         <w:tc>
-          <w:tcPr>
-            <w:tcMar>
-              <w:top w:w="40" w:type="dxa"/>
-              <w:bottom w:w="40" w:type="dxa"/>
-              <w:left w:w="60" w:type="dxa"/>
-              <w:right w:w="60" w:type="dxa"/>
-            </w:tcMar>
-          </w:tcPr>
-          <w:p>
-            <w:pPr>
-              <w:pStyle w:val="Compact"/>
-              <w:spacing w:before="0" w:after="40" w:line="264" w:lineRule="auto"/>
-              <w:jc w:val="left"/>
-            </w:pPr>
-            <w:r>
-              <w:rPr>
-                <w:rFonts w:ascii="Calibri" w:hAnsi="Calibri"/>
-                <w:sz w:val="18"/>
-              </w:rPr>
+          <w:tcPr/>
+          <w:p>
+            <w:pPr>
+              <w:pStyle w:val="Compact"/>
+              <w:jc w:val="left"/>
+            </w:pPr>
+            <w:r>
               <w:t xml:space="preserve">Kafka customer email</w:t>
             </w:r>
           </w:p>
         </w:tc>
         <w:tc>
-          <w:tcPr>
-            <w:tcMar>
-              <w:top w:w="40" w:type="dxa"/>
-              <w:bottom w:w="40" w:type="dxa"/>
-              <w:left w:w="60" w:type="dxa"/>
-              <w:right w:w="60" w:type="dxa"/>
-            </w:tcMar>
-          </w:tcPr>
-          <w:p>
-            <w:pPr>
-              <w:pStyle w:val="Compact"/>
-              <w:spacing w:before="0" w:after="40" w:line="264" w:lineRule="auto"/>
-              <w:jc w:val="left"/>
-            </w:pPr>
-            <w:r>
-              <w:rPr>
-                <w:rFonts w:ascii="Calibri" w:hAnsi="Calibri"/>
-                <w:sz w:val="18"/>
-              </w:rPr>
+          <w:tcPr/>
+          <w:p>
+            <w:pPr>
+              <w:pStyle w:val="Compact"/>
+              <w:jc w:val="left"/>
+            </w:pPr>
+            <w:r>
               <w:t xml:space="preserve">Implemented</w:t>
             </w:r>
           </w:p>
         </w:tc>
         <w:tc>
-          <w:tcPr>
-            <w:tcMar>
-              <w:top w:w="40" w:type="dxa"/>
-              <w:bottom w:w="40" w:type="dxa"/>
-              <w:left w:w="60" w:type="dxa"/>
-              <w:right w:w="60" w:type="dxa"/>
-            </w:tcMar>
-          </w:tcPr>
-          <w:p>
-            <w:pPr>
-              <w:pStyle w:val="Compact"/>
-              <w:spacing w:before="0" w:after="40" w:line="264" w:lineRule="auto"/>
-              <w:jc w:val="left"/>
-            </w:pPr>
-            <w:r>
-              <w:rPr>
-                <w:rFonts w:ascii="Calibri" w:hAnsi="Calibri"/>
-                <w:sz w:val="18"/>
-              </w:rPr>
+          <w:tcPr/>
+          <w:p>
+            <w:pPr>
+              <w:pStyle w:val="Compact"/>
+              <w:jc w:val="left"/>
+            </w:pPr>
+            <w:r>
               <w:t xml:space="preserve">See MODULES/Notification.md</w:t>
             </w:r>
           </w:p>
@@ -2971,17 +1623,9 @@
     <w:tbl>
       <w:tblPr>
         <w:tblStyle w:val="Table"/>
-        <w:tblW w:type="pct" w:w="5000"/>
-        <w:tblLayout w:type="autofit"/>
+        <w:tblW w:type="pct" w:w="4375"/>
+        <w:tblLayout w:type="fixed"/>
         <w:tblLook w:firstRow="1" w:lastRow="0" w:firstColumn="0" w:lastColumn="0" w:noHBand="0" w:noVBand="0" w:val="0020"/>
-        <w:tblBorders>
-          <w:top w:val="single" w:sz="4" w:space="0" w:color="CBD5E0"/>
-          <w:left w:val="single" w:sz="4" w:space="0" w:color="CBD5E0"/>
-          <w:bottom w:val="single" w:sz="4" w:space="0" w:color="CBD5E0"/>
-          <w:right w:val="single" w:sz="4" w:space="0" w:color="CBD5E0"/>
-          <w:insideH w:val="single" w:sz="4" w:space="0" w:color="CBD5E0"/>
-          <w:insideV w:val="single" w:sz="4" w:space="0" w:color="CBD5E0"/>
-        </w:tblBorders>
       </w:tblPr>
       <w:tblGrid>
         <w:gridCol w:w="2970"/>
@@ -2993,82 +1637,37 @@
           <w:tblHeader w:val="on"/>
         </w:trPr>
         <w:tc>
-          <w:tcPr>
-            <w:tcMar>
-              <w:top w:w="40" w:type="dxa"/>
-              <w:bottom w:w="40" w:type="dxa"/>
-              <w:left w:w="60" w:type="dxa"/>
-              <w:right w:w="60" w:type="dxa"/>
-            </w:tcMar>
-            <w:shd w:fill="1A365D" w:val="clear"/>
-          </w:tcPr>
-          <w:p>
-            <w:pPr>
-              <w:pStyle w:val="Compact"/>
-              <w:spacing w:before="0" w:after="40" w:line="264" w:lineRule="auto"/>
-              <w:jc w:val="left"/>
-            </w:pPr>
-            <w:r>
-              <w:rPr>
-                <w:rFonts w:ascii="Calibri" w:hAnsi="Calibri"/>
-                <w:b/>
-                <w:color w:val="FFFFFF"/>
-                <w:sz w:val="18"/>
-              </w:rPr>
+          <w:tcPr/>
+          <w:p>
+            <w:pPr>
+              <w:pStyle w:val="Compact"/>
+              <w:jc w:val="left"/>
+            </w:pPr>
+            <w:r>
               <w:t xml:space="preserve">Capability</w:t>
             </w:r>
           </w:p>
         </w:tc>
         <w:tc>
-          <w:tcPr>
-            <w:tcMar>
-              <w:top w:w="40" w:type="dxa"/>
-              <w:bottom w:w="40" w:type="dxa"/>
-              <w:left w:w="60" w:type="dxa"/>
-              <w:right w:w="60" w:type="dxa"/>
-            </w:tcMar>
-            <w:shd w:fill="1A365D" w:val="clear"/>
-          </w:tcPr>
-          <w:p>
-            <w:pPr>
-              <w:pStyle w:val="Compact"/>
-              <w:spacing w:before="0" w:after="40" w:line="264" w:lineRule="auto"/>
-              <w:jc w:val="left"/>
-            </w:pPr>
-            <w:r>
-              <w:rPr>
-                <w:rFonts w:ascii="Calibri" w:hAnsi="Calibri"/>
-                <w:b/>
-                <w:color w:val="FFFFFF"/>
-                <w:sz w:val="18"/>
-              </w:rPr>
+          <w:tcPr/>
+          <w:p>
+            <w:pPr>
+              <w:pStyle w:val="Compact"/>
+              <w:jc w:val="left"/>
+            </w:pPr>
+            <w:r>
               <w:t xml:space="preserve">Status</w:t>
             </w:r>
           </w:p>
         </w:tc>
         <w:tc>
-          <w:tcPr>
-            <w:tcMar>
-              <w:top w:w="40" w:type="dxa"/>
-              <w:bottom w:w="40" w:type="dxa"/>
-              <w:left w:w="60" w:type="dxa"/>
-              <w:right w:w="60" w:type="dxa"/>
-            </w:tcMar>
-            <w:shd w:fill="1A365D" w:val="clear"/>
-          </w:tcPr>
-          <w:p>
-            <w:pPr>
-              <w:pStyle w:val="Compact"/>
-              <w:spacing w:before="0" w:after="40" w:line="264" w:lineRule="auto"/>
-              <w:jc w:val="left"/>
-            </w:pPr>
-            <w:r>
-              <w:rPr>
-                <w:rFonts w:ascii="Calibri" w:hAnsi="Calibri"/>
-                <w:b/>
-                <w:color w:val="FFFFFF"/>
-                <w:sz w:val="18"/>
-              </w:rPr>
+          <w:tcPr/>
+          <w:p>
+            <w:pPr>
+              <w:pStyle w:val="Compact"/>
+              <w:jc w:val="left"/>
+            </w:pPr>
+            <w:r>
               <w:t xml:space="preserve">Notes</w:t>
             </w:r>
           </w:p>
@@ -3076,218 +1675,165 @@
       </w:tr>
       <w:tr>
         <w:tc>
-          <w:tcPr>
-            <w:tcMar>
-              <w:top w:w="40" w:type="dxa"/>
-              <w:bottom w:w="40" w:type="dxa"/>
-              <w:left w:w="60" w:type="dxa"/>
-              <w:right w:w="60" w:type="dxa"/>
-            </w:tcMar>
-          </w:tcPr>
-          <w:p>
-            <w:pPr>
-              <w:pStyle w:val="Compact"/>
-              <w:spacing w:before="0" w:after="40" w:line="264" w:lineRule="auto"/>
-              <w:jc w:val="left"/>
-            </w:pPr>
+          <w:tcPr/>
+          <w:p>
+            <w:pPr>
+              <w:pStyle w:val="Compact"/>
+              <w:jc w:val="left"/>
+            </w:pPr>
+            <w:r>
+              <w:t xml:space="preserve">List / create / update</w:t>
+            </w:r>
+            <w:r>
+              <w:t xml:space="preserve"> </w:t>
+            </w:r>
+            <w:r>
+              <w:t xml:space="preserve">employees</w:t>
+            </w:r>
+          </w:p>
+        </w:tc>
+        <w:tc>
+          <w:tcPr/>
+          <w:p>
+            <w:pPr>
+              <w:pStyle w:val="Compact"/>
+              <w:jc w:val="left"/>
+            </w:pPr>
+            <w:r>
+              <w:t xml:space="preserve">Implemented</w:t>
+            </w:r>
+          </w:p>
+        </w:tc>
+        <w:tc>
+          <w:tcPr/>
+          <w:p>
+            <w:pPr>
+              <w:pStyle w:val="Compact"/>
+              <w:jc w:val="left"/>
+            </w:pPr>
+            <w:r>
+              <w:t xml:space="preserve">ADMIN; multi-role</w:t>
+            </w:r>
+            <w:r>
+              <w:t xml:space="preserve"> </w:t>
+            </w:r>
+            <w:r>
+              <w:t xml:space="preserve">assignment</w:t>
+            </w:r>
+            <w:r>
+              <w:t xml:space="preserve"> </w:t>
+            </w:r>
+            <w:r>
+              <w:t xml:space="preserve">(</w:t>
+            </w:r>
             <w:r>
               <w:rPr>
-                <w:rFonts w:ascii="Calibri" w:hAnsi="Calibri"/>
-                <w:sz w:val="18"/>
+                <w:rStyle w:val="VerbatimChar"/>
               </w:rPr>
-              <w:t xml:space="preserve">List / create / update</w:t>
-            </w:r>
-            <w:r>
-              <w:rPr>
-                <w:rFonts w:ascii="Calibri" w:hAnsi="Calibri"/>
-                <w:sz w:val="18"/>
-              </w:rPr>
-              <w:t xml:space="preserve"> </w:t>
-            </w:r>
-            <w:r>
-              <w:rPr>
-                <w:rFonts w:ascii="Calibri" w:hAnsi="Calibri"/>
-                <w:sz w:val="18"/>
-              </w:rPr>
-              <w:t xml:space="preserve">employees</w:t>
-            </w:r>
-          </w:p>
-        </w:tc>
-        <w:tc>
-          <w:tcPr>
-            <w:tcMar>
-              <w:top w:w="40" w:type="dxa"/>
-              <w:bottom w:w="40" w:type="dxa"/>
-              <w:left w:w="60" w:type="dxa"/>
-              <w:right w:w="60" w:type="dxa"/>
-            </w:tcMar>
-          </w:tcPr>
-          <w:p>
-            <w:pPr>
-              <w:pStyle w:val="Compact"/>
-              <w:spacing w:before="0" w:after="40" w:line="264" w:lineRule="auto"/>
-              <w:jc w:val="left"/>
-            </w:pPr>
-            <w:r>
-              <w:rPr>
-                <w:rFonts w:ascii="Calibri" w:hAnsi="Calibri"/>
-                <w:sz w:val="18"/>
-              </w:rPr>
-              <w:t xml:space="preserve">Implemented</w:t>
-            </w:r>
-          </w:p>
-        </w:tc>
-        <w:tc>
-          <w:tcPr>
-            <w:tcMar>
-              <w:top w:w="40" w:type="dxa"/>
-              <w:bottom w:w="40" w:type="dxa"/>
-              <w:left w:w="60" w:type="dxa"/>
-              <w:right w:w="60" w:type="dxa"/>
-            </w:tcMar>
-          </w:tcPr>
-          <w:p>
-            <w:pPr>
-              <w:pStyle w:val="Compact"/>
-              <w:spacing w:before="0" w:after="40" w:line="264" w:lineRule="auto"/>
-              <w:jc w:val="left"/>
-            </w:pPr>
-            <w:r>
-              <w:rPr>
-                <w:rFonts w:ascii="Calibri" w:hAnsi="Calibri"/>
-                <w:sz w:val="18"/>
-              </w:rPr>
-              <w:t xml:space="preserve">ADMIN</w:t>
+              <w:t xml:space="preserve">roleNames</w:t>
+            </w:r>
+            <w:r>
+              <w:t xml:space="preserve">)</w:t>
             </w:r>
           </w:p>
         </w:tc>
       </w:tr>
       <w:tr>
         <w:tc>
-          <w:tcPr>
-            <w:tcMar>
-              <w:top w:w="40" w:type="dxa"/>
-              <w:bottom w:w="40" w:type="dxa"/>
-              <w:left w:w="60" w:type="dxa"/>
-              <w:right w:w="60" w:type="dxa"/>
-            </w:tcMar>
-          </w:tcPr>
-          <w:p>
-            <w:pPr>
-              <w:pStyle w:val="Compact"/>
-              <w:spacing w:before="0" w:after="40" w:line="264" w:lineRule="auto"/>
+          <w:tcPr/>
+          <w:p>
+            <w:pPr>
+              <w:pStyle w:val="Compact"/>
+              <w:jc w:val="left"/>
+            </w:pPr>
+            <w:r>
+              <w:t xml:space="preserve">Role CRUD + access codes</w:t>
+            </w:r>
+          </w:p>
+        </w:tc>
+        <w:tc>
+          <w:tcPr/>
+          <w:p>
+            <w:pPr>
+              <w:pStyle w:val="Compact"/>
+              <w:jc w:val="left"/>
+            </w:pPr>
+            <w:r>
+              <w:t xml:space="preserve">Implemented</w:t>
+            </w:r>
+          </w:p>
+        </w:tc>
+        <w:tc>
+          <w:tcPr/>
+          <w:p>
+            <w:pPr>
+              <w:pStyle w:val="Compact"/>
               <w:jc w:val="left"/>
             </w:pPr>
             <w:r>
               <w:rPr>
-                <w:rFonts w:ascii="Calibri" w:hAnsi="Calibri"/>
-                <w:sz w:val="18"/>
+                <w:rStyle w:val="VerbatimChar"/>
               </w:rPr>
-              <w:t xml:space="preserve">Role assignment</w:t>
-            </w:r>
-          </w:p>
-        </w:tc>
-        <w:tc>
-          <w:tcPr>
-            <w:tcMar>
-              <w:top w:w="40" w:type="dxa"/>
-              <w:bottom w:w="40" w:type="dxa"/>
-              <w:left w:w="60" w:type="dxa"/>
-              <w:right w:w="60" w:type="dxa"/>
-            </w:tcMar>
-          </w:tcPr>
-          <w:p>
-            <w:pPr>
-              <w:pStyle w:val="Compact"/>
-              <w:spacing w:before="0" w:after="40" w:line="264" w:lineRule="auto"/>
-              <w:jc w:val="left"/>
-            </w:pPr>
-            <w:r>
-              <w:rPr>
-                <w:rFonts w:ascii="Calibri" w:hAnsi="Calibri"/>
-                <w:sz w:val="18"/>
-              </w:rPr>
+              <w:t xml:space="preserve">/roles</w:t>
+            </w:r>
+            <w:r>
+              <w:t xml:space="preserve">; union of</w:t>
+            </w:r>
+            <w:r>
+              <w:t xml:space="preserve"> </w:t>
+            </w:r>
+            <w:r>
+              <w:t xml:space="preserve">role authorities at</w:t>
+            </w:r>
+            <w:r>
+              <w:t xml:space="preserve"> </w:t>
+            </w:r>
+            <w:r>
+              <w:t xml:space="preserve">login</w:t>
+            </w:r>
+          </w:p>
+        </w:tc>
+      </w:tr>
+      <w:tr>
+        <w:tc>
+          <w:tcPr/>
+          <w:p>
+            <w:pPr>
+              <w:pStyle w:val="Compact"/>
+              <w:jc w:val="left"/>
+            </w:pPr>
+            <w:r>
+              <w:t xml:space="preserve">Account policies UI</w:t>
+            </w:r>
+          </w:p>
+        </w:tc>
+        <w:tc>
+          <w:tcPr/>
+          <w:p>
+            <w:pPr>
+              <w:pStyle w:val="Compact"/>
+              <w:jc w:val="left"/>
+            </w:pPr>
+            <w:r>
               <w:t xml:space="preserve">Implemented</w:t>
             </w:r>
           </w:p>
         </w:tc>
         <w:tc>
-          <w:tcPr>
-            <w:tcMar>
-              <w:top w:w="40" w:type="dxa"/>
-              <w:bottom w:w="40" w:type="dxa"/>
-              <w:left w:w="60" w:type="dxa"/>
-              <w:right w:w="60" w:type="dxa"/>
-            </w:tcMar>
-          </w:tcPr>
-          <w:p>
-            <w:pPr>
-              <w:pStyle w:val="Compact"/>
-              <w:spacing w:before="0" w:after="40" w:line="264" w:lineRule="auto"/>
-              <w:jc w:val="left"/>
-            </w:pPr>
-            <w:r>
-              <w:rPr>
-                <w:rFonts w:ascii="Calibri" w:hAnsi="Calibri"/>
-                <w:sz w:val="18"/>
-              </w:rPr>
-              <w:t xml:space="preserve">Seeded roles</w:t>
-            </w:r>
-            <w:r>
-              <w:rPr>
-                <w:rFonts w:ascii="Calibri" w:hAnsi="Calibri"/>
-                <w:sz w:val="18"/>
-              </w:rPr>
+          <w:tcPr/>
+          <w:p>
+            <w:pPr>
+              <w:pStyle w:val="Compact"/>
+              <w:jc w:val="left"/>
+            </w:pPr>
+            <w:r>
+              <w:t xml:space="preserve">Management card;</w:t>
+            </w:r>
+            <w:r>
               <w:t xml:space="preserve"> </w:t>
             </w:r>
             <w:r>
-              <w:rPr>
-                <w:rFonts w:ascii="Calibri" w:hAnsi="Calibri"/>
-                <w:sz w:val="18"/>
-              </w:rPr>
-              <w:t xml:space="preserve">include unused</w:t>
-            </w:r>
-            <w:r>
-              <w:rPr>
-                <w:rFonts w:ascii="Calibri" w:hAnsi="Calibri"/>
-                <w:sz w:val="18"/>
-              </w:rPr>
-              <w:t xml:space="preserve"> </w:t>
-            </w:r>
-            <w:r>
-              <w:rPr>
-                <w:rFonts w:ascii="Calibri" w:hAnsi="Calibri"/>
-                <w:sz w:val="18"/>
-              </w:rPr>
-              <w:t xml:space="preserve">TELLER /</w:t>
-            </w:r>
-            <w:r>
-              <w:rPr>
-                <w:rFonts w:ascii="Calibri" w:hAnsi="Calibri"/>
-                <w:sz w:val="18"/>
-              </w:rPr>
-              <w:t xml:space="preserve"> </w:t>
-            </w:r>
-            <w:r>
-              <w:rPr>
-                <w:rFonts w:ascii="Calibri" w:hAnsi="Calibri"/>
-                <w:sz w:val="18"/>
-              </w:rPr>
-              <w:t xml:space="preserve">AUDITOR /</w:t>
-            </w:r>
-            <w:r>
-              <w:rPr>
-                <w:rFonts w:ascii="Calibri" w:hAnsi="Calibri"/>
-                <w:sz w:val="18"/>
-              </w:rPr>
-              <w:t xml:space="preserve"> </w:t>
-            </w:r>
-            <w:r>
-              <w:rPr>
-                <w:rFonts w:ascii="Calibri" w:hAnsi="Calibri"/>
-                <w:sz w:val="18"/>
-              </w:rPr>
-              <w:t xml:space="preserve">CUSTOMER</w:t>
+              <w:t xml:space="preserve">ADMIN/MANAGER edit</w:t>
             </w:r>
           </w:p>
         </w:tc>
@@ -3306,17 +1852,9 @@
     <w:tbl>
       <w:tblPr>
         <w:tblStyle w:val="Table"/>
-        <w:tblW w:type="pct" w:w="5000"/>
-        <w:tblLayout w:type="autofit"/>
+        <w:tblW w:type="pct" w:w="4375"/>
+        <w:tblLayout w:type="fixed"/>
         <w:tblLook w:firstRow="1" w:lastRow="0" w:firstColumn="0" w:lastColumn="0" w:noHBand="0" w:noVBand="0" w:val="0020"/>
-        <w:tblBorders>
-          <w:top w:val="single" w:sz="4" w:space="0" w:color="CBD5E0"/>
-          <w:left w:val="single" w:sz="4" w:space="0" w:color="CBD5E0"/>
-          <w:bottom w:val="single" w:sz="4" w:space="0" w:color="CBD5E0"/>
-          <w:right w:val="single" w:sz="4" w:space="0" w:color="CBD5E0"/>
-          <w:insideH w:val="single" w:sz="4" w:space="0" w:color="CBD5E0"/>
-          <w:insideV w:val="single" w:sz="4" w:space="0" w:color="CBD5E0"/>
-        </w:tblBorders>
       </w:tblPr>
       <w:tblGrid>
         <w:gridCol w:w="2310"/>
@@ -3328,82 +1866,37 @@
           <w:tblHeader w:val="on"/>
         </w:trPr>
         <w:tc>
-          <w:tcPr>
-            <w:tcMar>
-              <w:top w:w="40" w:type="dxa"/>
-              <w:bottom w:w="40" w:type="dxa"/>
-              <w:left w:w="60" w:type="dxa"/>
-              <w:right w:w="60" w:type="dxa"/>
-            </w:tcMar>
-            <w:shd w:fill="1A365D" w:val="clear"/>
-          </w:tcPr>
-          <w:p>
-            <w:pPr>
-              <w:pStyle w:val="Compact"/>
-              <w:spacing w:before="0" w:after="40" w:line="264" w:lineRule="auto"/>
-              <w:jc w:val="left"/>
-            </w:pPr>
-            <w:r>
-              <w:rPr>
-                <w:rFonts w:ascii="Calibri" w:hAnsi="Calibri"/>
-                <w:b/>
-                <w:color w:val="FFFFFF"/>
-                <w:sz w:val="18"/>
-              </w:rPr>
+          <w:tcPr/>
+          <w:p>
+            <w:pPr>
+              <w:pStyle w:val="Compact"/>
+              <w:jc w:val="left"/>
+            </w:pPr>
+            <w:r>
               <w:t xml:space="preserve">Capability</w:t>
             </w:r>
           </w:p>
         </w:tc>
         <w:tc>
-          <w:tcPr>
-            <w:tcMar>
-              <w:top w:w="40" w:type="dxa"/>
-              <w:bottom w:w="40" w:type="dxa"/>
-              <w:left w:w="60" w:type="dxa"/>
-              <w:right w:w="60" w:type="dxa"/>
-            </w:tcMar>
-            <w:shd w:fill="1A365D" w:val="clear"/>
-          </w:tcPr>
-          <w:p>
-            <w:pPr>
-              <w:pStyle w:val="Compact"/>
-              <w:spacing w:before="0" w:after="40" w:line="264" w:lineRule="auto"/>
-              <w:jc w:val="left"/>
-            </w:pPr>
-            <w:r>
-              <w:rPr>
-                <w:rFonts w:ascii="Calibri" w:hAnsi="Calibri"/>
-                <w:b/>
-                <w:color w:val="FFFFFF"/>
-                <w:sz w:val="18"/>
-              </w:rPr>
+          <w:tcPr/>
+          <w:p>
+            <w:pPr>
+              <w:pStyle w:val="Compact"/>
+              <w:jc w:val="left"/>
+            </w:pPr>
+            <w:r>
               <w:t xml:space="preserve">Status</w:t>
             </w:r>
           </w:p>
         </w:tc>
         <w:tc>
-          <w:tcPr>
-            <w:tcMar>
-              <w:top w:w="40" w:type="dxa"/>
-              <w:bottom w:w="40" w:type="dxa"/>
-              <w:left w:w="60" w:type="dxa"/>
-              <w:right w:w="60" w:type="dxa"/>
-            </w:tcMar>
-            <w:shd w:fill="1A365D" w:val="clear"/>
-          </w:tcPr>
-          <w:p>
-            <w:pPr>
-              <w:pStyle w:val="Compact"/>
-              <w:spacing w:before="0" w:after="40" w:line="264" w:lineRule="auto"/>
-              <w:jc w:val="left"/>
-            </w:pPr>
-            <w:r>
-              <w:rPr>
-                <w:rFonts w:ascii="Calibri" w:hAnsi="Calibri"/>
-                <w:b/>
-                <w:color w:val="FFFFFF"/>
-                <w:sz w:val="18"/>
-              </w:rPr>
+          <w:tcPr/>
+          <w:p>
+            <w:pPr>
+              <w:pStyle w:val="Compact"/>
+              <w:jc w:val="left"/>
+            </w:pPr>
+            <w:r>
               <w:t xml:space="preserve">Notes</w:t>
             </w:r>
           </w:p>
@@ -3411,124 +1904,64 @@
       </w:tr>
       <w:tr>
         <w:tc>
-          <w:tcPr>
-            <w:tcMar>
-              <w:top w:w="40" w:type="dxa"/>
-              <w:bottom w:w="40" w:type="dxa"/>
-              <w:left w:w="60" w:type="dxa"/>
-              <w:right w:w="60" w:type="dxa"/>
-            </w:tcMar>
-          </w:tcPr>
-          <w:p>
-            <w:pPr>
-              <w:pStyle w:val="Compact"/>
-              <w:spacing w:before="0" w:after="40" w:line="264" w:lineRule="auto"/>
-              <w:jc w:val="left"/>
-            </w:pPr>
-            <w:r>
-              <w:rPr>
-                <w:rFonts w:ascii="Calibri" w:hAnsi="Calibri"/>
-                <w:sz w:val="18"/>
-              </w:rPr>
+          <w:tcPr/>
+          <w:p>
+            <w:pPr>
+              <w:pStyle w:val="Compact"/>
+              <w:jc w:val="left"/>
+            </w:pPr>
+            <w:r>
               <w:t xml:space="preserve">Branch master data</w:t>
             </w:r>
           </w:p>
         </w:tc>
         <w:tc>
-          <w:tcPr>
-            <w:tcMar>
-              <w:top w:w="40" w:type="dxa"/>
-              <w:bottom w:w="40" w:type="dxa"/>
-              <w:left w:w="60" w:type="dxa"/>
-              <w:right w:w="60" w:type="dxa"/>
-            </w:tcMar>
-          </w:tcPr>
-          <w:p>
-            <w:pPr>
-              <w:pStyle w:val="Compact"/>
-              <w:spacing w:before="0" w:after="40" w:line="264" w:lineRule="auto"/>
-              <w:jc w:val="left"/>
-            </w:pPr>
-            <w:r>
-              <w:rPr>
-                <w:rFonts w:ascii="Calibri" w:hAnsi="Calibri"/>
-                <w:sz w:val="18"/>
-              </w:rPr>
+          <w:tcPr/>
+          <w:p>
+            <w:pPr>
+              <w:pStyle w:val="Compact"/>
+              <w:jc w:val="left"/>
+            </w:pPr>
+            <w:r>
               <w:t xml:space="preserve">Stub</w:t>
             </w:r>
           </w:p>
         </w:tc>
         <w:tc>
-          <w:tcPr>
-            <w:tcMar>
-              <w:top w:w="40" w:type="dxa"/>
-              <w:bottom w:w="40" w:type="dxa"/>
-              <w:left w:w="60" w:type="dxa"/>
-              <w:right w:w="60" w:type="dxa"/>
-            </w:tcMar>
-          </w:tcPr>
-          <w:p>
-            <w:pPr>
-              <w:pStyle w:val="Compact"/>
-              <w:spacing w:before="0" w:after="40" w:line="264" w:lineRule="auto"/>
-              <w:jc w:val="left"/>
-            </w:pPr>
-            <w:r>
-              <w:rPr>
-                <w:rFonts w:ascii="Calibri" w:hAnsi="Calibri"/>
-                <w:sz w:val="18"/>
-              </w:rPr>
+          <w:tcPr/>
+          <w:p>
+            <w:pPr>
+              <w:pStyle w:val="Compact"/>
+              <w:jc w:val="left"/>
+            </w:pPr>
+            <w:r>
               <w:t xml:space="preserve">Only</w:t>
             </w:r>
             <w:r>
-              <w:rPr>
-                <w:rFonts w:ascii="Calibri" w:hAnsi="Calibri"/>
-                <w:sz w:val="18"/>
-              </w:rPr>
               <w:t xml:space="preserve"> </w:t>
             </w:r>
             <w:r>
               <w:rPr>
                 <w:rStyle w:val="VerbatimChar"/>
-                <w:rFonts w:ascii="Calibri" w:hAnsi="Calibri"/>
-                <w:sz w:val="18"/>
               </w:rPr>
               <w:t xml:space="preserve">branchCode</w:t>
             </w:r>
             <w:r>
-              <w:rPr>
-                <w:rFonts w:ascii="Calibri" w:hAnsi="Calibri"/>
-                <w:sz w:val="18"/>
-              </w:rPr>
               <w:t xml:space="preserve"> </w:t>
             </w:r>
             <w:r>
-              <w:rPr>
-                <w:rFonts w:ascii="Calibri" w:hAnsi="Calibri"/>
-                <w:sz w:val="18"/>
-              </w:rPr>
               <w:t xml:space="preserve">string (often</w:t>
             </w:r>
             <w:r>
-              <w:rPr>
-                <w:rFonts w:ascii="Calibri" w:hAnsi="Calibri"/>
-                <w:sz w:val="18"/>
-              </w:rPr>
               <w:t xml:space="preserve"> </w:t>
             </w:r>
             <w:r>
               <w:rPr>
                 <w:rStyle w:val="VerbatimChar"/>
-                <w:rFonts w:ascii="Calibri" w:hAnsi="Calibri"/>
-                <w:sz w:val="18"/>
               </w:rPr>
               <w:t xml:space="preserve">0001</w:t>
             </w:r>
             <w:r>
-              <w:rPr>
-                <w:rFonts w:ascii="Calibri" w:hAnsi="Calibri"/>
-                <w:sz w:val="18"/>
-              </w:rPr>
               <w:t xml:space="preserve">)</w:t>
             </w:r>
           </w:p>
@@ -3548,17 +1981,9 @@
     <w:tbl>
       <w:tblPr>
         <w:tblStyle w:val="Table"/>
-        <w:tblW w:type="pct" w:w="5000"/>
-        <w:tblLayout w:type="autofit"/>
+        <w:tblW w:type="pct" w:w="4375"/>
+        <w:tblLayout w:type="fixed"/>
         <w:tblLook w:firstRow="1" w:lastRow="0" w:firstColumn="0" w:lastColumn="0" w:noHBand="0" w:noVBand="0" w:val="0020"/>
-        <w:tblBorders>
-          <w:top w:val="single" w:sz="4" w:space="0" w:color="CBD5E0"/>
-          <w:left w:val="single" w:sz="4" w:space="0" w:color="CBD5E0"/>
-          <w:bottom w:val="single" w:sz="4" w:space="0" w:color="CBD5E0"/>
-          <w:right w:val="single" w:sz="4" w:space="0" w:color="CBD5E0"/>
-          <w:insideH w:val="single" w:sz="4" w:space="0" w:color="CBD5E0"/>
-          <w:insideV w:val="single" w:sz="4" w:space="0" w:color="CBD5E0"/>
-        </w:tblBorders>
       </w:tblPr>
       <w:tblGrid>
         <w:gridCol w:w="2970"/>
@@ -3570,82 +1995,37 @@
           <w:tblHeader w:val="on"/>
         </w:trPr>
         <w:tc>
-          <w:tcPr>
-            <w:tcMar>
-              <w:top w:w="40" w:type="dxa"/>
-              <w:bottom w:w="40" w:type="dxa"/>
-              <w:left w:w="60" w:type="dxa"/>
-              <w:right w:w="60" w:type="dxa"/>
-            </w:tcMar>
-            <w:shd w:fill="1A365D" w:val="clear"/>
-          </w:tcPr>
-          <w:p>
-            <w:pPr>
-              <w:pStyle w:val="Compact"/>
-              <w:spacing w:before="0" w:after="40" w:line="264" w:lineRule="auto"/>
-              <w:jc w:val="left"/>
-            </w:pPr>
-            <w:r>
-              <w:rPr>
-                <w:rFonts w:ascii="Calibri" w:hAnsi="Calibri"/>
-                <w:b/>
-                <w:color w:val="FFFFFF"/>
-                <w:sz w:val="18"/>
-              </w:rPr>
+          <w:tcPr/>
+          <w:p>
+            <w:pPr>
+              <w:pStyle w:val="Compact"/>
+              <w:jc w:val="left"/>
+            </w:pPr>
+            <w:r>
               <w:t xml:space="preserve">Capability</w:t>
             </w:r>
           </w:p>
         </w:tc>
         <w:tc>
-          <w:tcPr>
-            <w:tcMar>
-              <w:top w:w="40" w:type="dxa"/>
-              <w:bottom w:w="40" w:type="dxa"/>
-              <w:left w:w="60" w:type="dxa"/>
-              <w:right w:w="60" w:type="dxa"/>
-            </w:tcMar>
-            <w:shd w:fill="1A365D" w:val="clear"/>
-          </w:tcPr>
-          <w:p>
-            <w:pPr>
-              <w:pStyle w:val="Compact"/>
-              <w:spacing w:before="0" w:after="40" w:line="264" w:lineRule="auto"/>
-              <w:jc w:val="left"/>
-            </w:pPr>
-            <w:r>
-              <w:rPr>
-                <w:rFonts w:ascii="Calibri" w:hAnsi="Calibri"/>
-                <w:b/>
-                <w:color w:val="FFFFFF"/>
-                <w:sz w:val="18"/>
-              </w:rPr>
+          <w:tcPr/>
+          <w:p>
+            <w:pPr>
+              <w:pStyle w:val="Compact"/>
+              <w:jc w:val="left"/>
+            </w:pPr>
+            <w:r>
               <w:t xml:space="preserve">Status</w:t>
             </w:r>
           </w:p>
         </w:tc>
         <w:tc>
-          <w:tcPr>
-            <w:tcMar>
-              <w:top w:w="40" w:type="dxa"/>
-              <w:bottom w:w="40" w:type="dxa"/>
-              <w:left w:w="60" w:type="dxa"/>
-              <w:right w:w="60" w:type="dxa"/>
-            </w:tcMar>
-            <w:shd w:fill="1A365D" w:val="clear"/>
-          </w:tcPr>
-          <w:p>
-            <w:pPr>
-              <w:pStyle w:val="Compact"/>
-              <w:spacing w:before="0" w:after="40" w:line="264" w:lineRule="auto"/>
-              <w:jc w:val="left"/>
-            </w:pPr>
-            <w:r>
-              <w:rPr>
-                <w:rFonts w:ascii="Calibri" w:hAnsi="Calibri"/>
-                <w:b/>
-                <w:color w:val="FFFFFF"/>
-                <w:sz w:val="18"/>
-              </w:rPr>
+          <w:tcPr/>
+          <w:p>
+            <w:pPr>
+              <w:pStyle w:val="Compact"/>
+              <w:jc w:val="left"/>
+            </w:pPr>
+            <w:r>
               <w:t xml:space="preserve">Notes</w:t>
             </w:r>
           </w:p>
@@ -3653,238 +2033,116 @@
       </w:tr>
       <w:tr>
         <w:tc>
-          <w:tcPr>
-            <w:tcMar>
-              <w:top w:w="40" w:type="dxa"/>
-              <w:bottom w:w="40" w:type="dxa"/>
-              <w:left w:w="60" w:type="dxa"/>
-              <w:right w:w="60" w:type="dxa"/>
-            </w:tcMar>
-          </w:tcPr>
-          <w:p>
-            <w:pPr>
-              <w:pStyle w:val="Compact"/>
-              <w:spacing w:before="0" w:after="40" w:line="264" w:lineRule="auto"/>
-              <w:jc w:val="left"/>
-            </w:pPr>
-            <w:r>
-              <w:rPr>
-                <w:rFonts w:ascii="Calibri" w:hAnsi="Calibri"/>
-                <w:sz w:val="18"/>
-              </w:rPr>
+          <w:tcPr/>
+          <w:p>
+            <w:pPr>
+              <w:pStyle w:val="Compact"/>
+              <w:jc w:val="left"/>
+            </w:pPr>
+            <w:r>
               <w:t xml:space="preserve">Loan product / EMI /</w:t>
             </w:r>
             <w:r>
-              <w:rPr>
-                <w:rFonts w:ascii="Calibri" w:hAnsi="Calibri"/>
-                <w:sz w:val="18"/>
-              </w:rPr>
               <w:t xml:space="preserve"> </w:t>
             </w:r>
             <w:r>
-              <w:rPr>
-                <w:rFonts w:ascii="Calibri" w:hAnsi="Calibri"/>
-                <w:sz w:val="18"/>
-              </w:rPr>
               <w:t xml:space="preserve">collateral</w:t>
             </w:r>
           </w:p>
         </w:tc>
         <w:tc>
-          <w:tcPr>
-            <w:tcMar>
-              <w:top w:w="40" w:type="dxa"/>
-              <w:bottom w:w="40" w:type="dxa"/>
-              <w:left w:w="60" w:type="dxa"/>
-              <w:right w:w="60" w:type="dxa"/>
-            </w:tcMar>
-          </w:tcPr>
-          <w:p>
-            <w:pPr>
-              <w:pStyle w:val="Compact"/>
-              <w:spacing w:before="0" w:after="40" w:line="264" w:lineRule="auto"/>
-              <w:jc w:val="left"/>
-            </w:pPr>
-            <w:r>
-              <w:rPr>
-                <w:rFonts w:ascii="Calibri" w:hAnsi="Calibri"/>
-                <w:sz w:val="18"/>
-              </w:rPr>
+          <w:tcPr/>
+          <w:p>
+            <w:pPr>
+              <w:pStyle w:val="Compact"/>
+              <w:jc w:val="left"/>
+            </w:pPr>
+            <w:r>
               <w:t xml:space="preserve">Stub</w:t>
             </w:r>
           </w:p>
         </w:tc>
         <w:tc>
-          <w:tcPr>
-            <w:tcMar>
-              <w:top w:w="40" w:type="dxa"/>
-              <w:bottom w:w="40" w:type="dxa"/>
-              <w:left w:w="60" w:type="dxa"/>
-              <w:right w:w="60" w:type="dxa"/>
-            </w:tcMar>
-          </w:tcPr>
-          <w:p>
-            <w:pPr>
-              <w:pStyle w:val="Compact"/>
-              <w:spacing w:before="0" w:after="40" w:line="264" w:lineRule="auto"/>
+          <w:tcPr/>
+          <w:p>
+            <w:pPr>
+              <w:pStyle w:val="Compact"/>
             </w:pPr>
           </w:p>
         </w:tc>
       </w:tr>
       <w:tr>
         <w:tc>
-          <w:tcPr>
-            <w:tcMar>
-              <w:top w:w="40" w:type="dxa"/>
-              <w:bottom w:w="40" w:type="dxa"/>
-              <w:left w:w="60" w:type="dxa"/>
-              <w:right w:w="60" w:type="dxa"/>
-            </w:tcMar>
-          </w:tcPr>
-          <w:p>
-            <w:pPr>
-              <w:pStyle w:val="Compact"/>
-              <w:spacing w:before="0" w:after="40" w:line="264" w:lineRule="auto"/>
+          <w:tcPr/>
+          <w:p>
+            <w:pPr>
+              <w:pStyle w:val="Compact"/>
               <w:jc w:val="left"/>
             </w:pPr>
             <w:r>
               <w:rPr>
                 <w:rStyle w:val="VerbatimChar"/>
-                <w:rFonts w:ascii="Calibri" w:hAnsi="Calibri"/>
-                <w:sz w:val="18"/>
               </w:rPr>
               <w:t xml:space="preserve">AccountType.LOAN</w:t>
             </w:r>
             <w:r>
-              <w:rPr>
-                <w:rFonts w:ascii="Calibri" w:hAnsi="Calibri"/>
-                <w:sz w:val="18"/>
-              </w:rPr>
               <w:t xml:space="preserve"> </w:t>
             </w:r>
             <w:r>
-              <w:rPr>
-                <w:rFonts w:ascii="Calibri" w:hAnsi="Calibri"/>
-                <w:sz w:val="18"/>
-              </w:rPr>
               <w:t xml:space="preserve">account</w:t>
             </w:r>
             <w:r>
-              <w:rPr>
-                <w:rFonts w:ascii="Calibri" w:hAnsi="Calibri"/>
-                <w:sz w:val="18"/>
-              </w:rPr>
               <w:t xml:space="preserve"> </w:t>
             </w:r>
             <w:r>
-              <w:rPr>
-                <w:rFonts w:ascii="Calibri" w:hAnsi="Calibri"/>
-                <w:sz w:val="18"/>
-              </w:rPr>
               <w:t xml:space="preserve">opening</w:t>
             </w:r>
           </w:p>
         </w:tc>
         <w:tc>
-          <w:tcPr>
-            <w:tcMar>
-              <w:top w:w="40" w:type="dxa"/>
-              <w:bottom w:w="40" w:type="dxa"/>
-              <w:left w:w="60" w:type="dxa"/>
-              <w:right w:w="60" w:type="dxa"/>
-            </w:tcMar>
-          </w:tcPr>
-          <w:p>
-            <w:pPr>
-              <w:pStyle w:val="Compact"/>
-              <w:spacing w:before="0" w:after="40" w:line="264" w:lineRule="auto"/>
-              <w:jc w:val="left"/>
-            </w:pPr>
-            <w:r>
-              <w:rPr>
-                <w:rFonts w:ascii="Calibri" w:hAnsi="Calibri"/>
-                <w:sz w:val="18"/>
-              </w:rPr>
+          <w:tcPr/>
+          <w:p>
+            <w:pPr>
+              <w:pStyle w:val="Compact"/>
+              <w:jc w:val="left"/>
+            </w:pPr>
+            <w:r>
               <w:t xml:space="preserve">Partial</w:t>
             </w:r>
           </w:p>
         </w:tc>
         <w:tc>
-          <w:tcPr>
-            <w:tcMar>
-              <w:top w:w="40" w:type="dxa"/>
-              <w:bottom w:w="40" w:type="dxa"/>
-              <w:left w:w="60" w:type="dxa"/>
-              <w:right w:w="60" w:type="dxa"/>
-            </w:tcMar>
-          </w:tcPr>
-          <w:p>
-            <w:pPr>
-              <w:pStyle w:val="Compact"/>
-              <w:spacing w:before="0" w:after="40" w:line="264" w:lineRule="auto"/>
-              <w:jc w:val="left"/>
-            </w:pPr>
-            <w:r>
-              <w:rPr>
-                <w:rFonts w:ascii="Calibri" w:hAnsi="Calibri"/>
-                <w:sz w:val="18"/>
-              </w:rPr>
+          <w:tcPr/>
+          <w:p>
+            <w:pPr>
+              <w:pStyle w:val="Compact"/>
+              <w:jc w:val="left"/>
+            </w:pPr>
+            <w:r>
               <w:t xml:space="preserve">Enum + UI</w:t>
             </w:r>
             <w:r>
-              <w:rPr>
-                <w:rFonts w:ascii="Calibri" w:hAnsi="Calibri"/>
-                <w:sz w:val="18"/>
-              </w:rPr>
               <w:t xml:space="preserve"> </w:t>
             </w:r>
             <w:r>
-              <w:rPr>
-                <w:rFonts w:ascii="Calibri" w:hAnsi="Calibri"/>
-                <w:sz w:val="18"/>
-              </w:rPr>
               <w:t xml:space="preserve">affordance;</w:t>
             </w:r>
             <w:r>
-              <w:rPr>
-                <w:rFonts w:ascii="Calibri" w:hAnsi="Calibri"/>
-                <w:sz w:val="18"/>
-              </w:rPr>
               <w:t xml:space="preserve"> </w:t>
             </w:r>
             <w:r>
-              <w:rPr>
-                <w:rFonts w:ascii="Calibri" w:hAnsi="Calibri"/>
-                <w:sz w:val="18"/>
-              </w:rPr>
               <w:t xml:space="preserve">needs policy;</w:t>
             </w:r>
             <w:r>
-              <w:rPr>
-                <w:rFonts w:ascii="Calibri" w:hAnsi="Calibri"/>
-                <w:sz w:val="18"/>
-              </w:rPr>
               <w:t xml:space="preserve"> </w:t>
             </w:r>
             <w:r>
-              <w:rPr>
-                <w:rFonts w:ascii="Calibri" w:hAnsi="Calibri"/>
-                <w:sz w:val="18"/>
-              </w:rPr>
               <w:t xml:space="preserve">not a loan</w:t>
             </w:r>
             <w:r>
-              <w:rPr>
-                <w:rFonts w:ascii="Calibri" w:hAnsi="Calibri"/>
-                <w:sz w:val="18"/>
-              </w:rPr>
               <w:t xml:space="preserve"> </w:t>
             </w:r>
             <w:r>
-              <w:rPr>
-                <w:rFonts w:ascii="Calibri" w:hAnsi="Calibri"/>
-                <w:sz w:val="18"/>
-              </w:rPr>
               <w:t xml:space="preserve">domain</w:t>
             </w:r>
           </w:p>
@@ -3904,17 +2162,9 @@
     <w:tbl>
       <w:tblPr>
         <w:tblStyle w:val="Table"/>
-        <w:tblW w:type="pct" w:w="5000"/>
-        <w:tblLayout w:type="autofit"/>
+        <w:tblW w:type="pct" w:w="4375"/>
+        <w:tblLayout w:type="fixed"/>
         <w:tblLook w:firstRow="1" w:lastRow="0" w:firstColumn="0" w:lastColumn="0" w:noHBand="0" w:noVBand="0" w:val="0020"/>
-        <w:tblBorders>
-          <w:top w:val="single" w:sz="4" w:space="0" w:color="CBD5E0"/>
-          <w:left w:val="single" w:sz="4" w:space="0" w:color="CBD5E0"/>
-          <w:bottom w:val="single" w:sz="4" w:space="0" w:color="CBD5E0"/>
-          <w:right w:val="single" w:sz="4" w:space="0" w:color="CBD5E0"/>
-          <w:insideH w:val="single" w:sz="4" w:space="0" w:color="CBD5E0"/>
-          <w:insideV w:val="single" w:sz="4" w:space="0" w:color="CBD5E0"/>
-        </w:tblBorders>
       </w:tblPr>
       <w:tblGrid>
         <w:gridCol w:w="2310"/>
@@ -3926,82 +2176,37 @@
           <w:tblHeader w:val="on"/>
         </w:trPr>
         <w:tc>
-          <w:tcPr>
-            <w:tcMar>
-              <w:top w:w="40" w:type="dxa"/>
-              <w:bottom w:w="40" w:type="dxa"/>
-              <w:left w:w="60" w:type="dxa"/>
-              <w:right w:w="60" w:type="dxa"/>
-            </w:tcMar>
-            <w:shd w:fill="1A365D" w:val="clear"/>
-          </w:tcPr>
-          <w:p>
-            <w:pPr>
-              <w:pStyle w:val="Compact"/>
-              <w:spacing w:before="0" w:after="40" w:line="264" w:lineRule="auto"/>
-              <w:jc w:val="left"/>
-            </w:pPr>
-            <w:r>
-              <w:rPr>
-                <w:rFonts w:ascii="Calibri" w:hAnsi="Calibri"/>
-                <w:b/>
-                <w:color w:val="FFFFFF"/>
-                <w:sz w:val="18"/>
-              </w:rPr>
+          <w:tcPr/>
+          <w:p>
+            <w:pPr>
+              <w:pStyle w:val="Compact"/>
+              <w:jc w:val="left"/>
+            </w:pPr>
+            <w:r>
               <w:t xml:space="preserve">Capability</w:t>
             </w:r>
           </w:p>
         </w:tc>
         <w:tc>
-          <w:tcPr>
-            <w:tcMar>
-              <w:top w:w="40" w:type="dxa"/>
-              <w:bottom w:w="40" w:type="dxa"/>
-              <w:left w:w="60" w:type="dxa"/>
-              <w:right w:w="60" w:type="dxa"/>
-            </w:tcMar>
-            <w:shd w:fill="1A365D" w:val="clear"/>
-          </w:tcPr>
-          <w:p>
-            <w:pPr>
-              <w:pStyle w:val="Compact"/>
-              <w:spacing w:before="0" w:after="40" w:line="264" w:lineRule="auto"/>
-              <w:jc w:val="left"/>
-            </w:pPr>
-            <w:r>
-              <w:rPr>
-                <w:rFonts w:ascii="Calibri" w:hAnsi="Calibri"/>
-                <w:b/>
-                <w:color w:val="FFFFFF"/>
-                <w:sz w:val="18"/>
-              </w:rPr>
+          <w:tcPr/>
+          <w:p>
+            <w:pPr>
+              <w:pStyle w:val="Compact"/>
+              <w:jc w:val="left"/>
+            </w:pPr>
+            <w:r>
               <w:t xml:space="preserve">Status</w:t>
             </w:r>
           </w:p>
         </w:tc>
         <w:tc>
-          <w:tcPr>
-            <w:tcMar>
-              <w:top w:w="40" w:type="dxa"/>
-              <w:bottom w:w="40" w:type="dxa"/>
-              <w:left w:w="60" w:type="dxa"/>
-              <w:right w:w="60" w:type="dxa"/>
-            </w:tcMar>
-            <w:shd w:fill="1A365D" w:val="clear"/>
-          </w:tcPr>
-          <w:p>
-            <w:pPr>
-              <w:pStyle w:val="Compact"/>
-              <w:spacing w:before="0" w:after="40" w:line="264" w:lineRule="auto"/>
-              <w:jc w:val="left"/>
-            </w:pPr>
-            <w:r>
-              <w:rPr>
-                <w:rFonts w:ascii="Calibri" w:hAnsi="Calibri"/>
-                <w:b/>
-                <w:color w:val="FFFFFF"/>
-                <w:sz w:val="18"/>
-              </w:rPr>
+          <w:tcPr/>
+          <w:p>
+            <w:pPr>
+              <w:pStyle w:val="Compact"/>
+              <w:jc w:val="left"/>
+            </w:pPr>
+            <w:r>
               <w:t xml:space="preserve">Notes</w:t>
             </w:r>
           </w:p>
@@ -4009,393 +2214,198 @@
       </w:tr>
       <w:tr>
         <w:tc>
-          <w:tcPr>
-            <w:tcMar>
-              <w:top w:w="40" w:type="dxa"/>
-              <w:bottom w:w="40" w:type="dxa"/>
-              <w:left w:w="60" w:type="dxa"/>
-              <w:right w:w="60" w:type="dxa"/>
-            </w:tcMar>
-          </w:tcPr>
-          <w:p>
-            <w:pPr>
-              <w:pStyle w:val="Compact"/>
-              <w:spacing w:before="0" w:after="40" w:line="264" w:lineRule="auto"/>
-              <w:jc w:val="left"/>
-            </w:pPr>
+          <w:tcPr/>
+          <w:p>
+            <w:pPr>
+              <w:pStyle w:val="Compact"/>
+              <w:jc w:val="left"/>
+            </w:pPr>
+            <w:r>
+              <w:t xml:space="preserve">Transaction ledger</w:t>
+            </w:r>
+            <w:r>
+              <w:t xml:space="preserve"> </w:t>
+            </w:r>
+            <w:r>
+              <w:t xml:space="preserve">entity/API</w:t>
+            </w:r>
+          </w:p>
+        </w:tc>
+        <w:tc>
+          <w:tcPr/>
+          <w:p>
+            <w:pPr>
+              <w:pStyle w:val="Compact"/>
+              <w:jc w:val="left"/>
+            </w:pPr>
+            <w:r>
+              <w:t xml:space="preserve">Implemented</w:t>
+            </w:r>
+          </w:p>
+        </w:tc>
+        <w:tc>
+          <w:tcPr/>
+          <w:p>
+            <w:pPr>
+              <w:pStyle w:val="Compact"/>
+              <w:jc w:val="left"/>
+            </w:pPr>
+            <w:r>
+              <w:t xml:space="preserve">Write on deposit /</w:t>
+            </w:r>
+            <w:r>
+              <w:t xml:space="preserve"> </w:t>
+            </w:r>
+            <w:r>
+              <w:t xml:space="preserve">withdraw / transfer /</w:t>
+            </w:r>
+            <w:r>
+              <w:t xml:space="preserve"> </w:t>
+            </w:r>
+            <w:r>
+              <w:t xml:space="preserve">opening; staff</w:t>
+            </w:r>
+            <w:r>
+              <w:t xml:space="preserve"> </w:t>
+            </w:r>
             <w:r>
               <w:rPr>
-                <w:rFonts w:ascii="Calibri" w:hAnsi="Calibri"/>
-                <w:sz w:val="18"/>
+                <w:rStyle w:val="VerbatimChar"/>
               </w:rPr>
-              <w:t xml:space="preserve">Transaction ledger</w:t>
-            </w:r>
-            <w:r>
-              <w:rPr>
-                <w:rFonts w:ascii="Calibri" w:hAnsi="Calibri"/>
-                <w:sz w:val="18"/>
-              </w:rPr>
+              <w:t xml:space="preserve">/transactions</w:t>
+            </w:r>
+            <w:r>
               <w:t xml:space="preserve"> </w:t>
             </w:r>
             <w:r>
-              <w:rPr>
-                <w:rFonts w:ascii="Calibri" w:hAnsi="Calibri"/>
-                <w:sz w:val="18"/>
-              </w:rPr>
-              <w:t xml:space="preserve">entity/API</w:t>
-            </w:r>
-          </w:p>
-        </w:tc>
-        <w:tc>
-          <w:tcPr>
-            <w:tcMar>
-              <w:top w:w="40" w:type="dxa"/>
-              <w:bottom w:w="40" w:type="dxa"/>
-              <w:left w:w="60" w:type="dxa"/>
-              <w:right w:w="60" w:type="dxa"/>
-            </w:tcMar>
-          </w:tcPr>
-          <w:p>
-            <w:pPr>
-              <w:pStyle w:val="Compact"/>
-              <w:spacing w:before="0" w:after="40" w:line="264" w:lineRule="auto"/>
-              <w:jc w:val="left"/>
-            </w:pPr>
-            <w:r>
-              <w:rPr>
-                <w:rFonts w:ascii="Calibri" w:hAnsi="Calibri"/>
-                <w:sz w:val="18"/>
-              </w:rPr>
-              <w:t xml:space="preserve">Partial</w:t>
-            </w:r>
-          </w:p>
-        </w:tc>
-        <w:tc>
-          <w:tcPr>
-            <w:tcMar>
-              <w:top w:w="40" w:type="dxa"/>
-              <w:bottom w:w="40" w:type="dxa"/>
-              <w:left w:w="60" w:type="dxa"/>
-              <w:right w:w="60" w:type="dxa"/>
-            </w:tcMar>
-          </w:tcPr>
-          <w:p>
-            <w:pPr>
-              <w:pStyle w:val="Compact"/>
-              <w:spacing w:before="0" w:after="40" w:line="264" w:lineRule="auto"/>
-              <w:jc w:val="left"/>
-            </w:pPr>
-            <w:r>
-              <w:rPr>
-                <w:rFonts w:ascii="Calibri" w:hAnsi="Calibri"/>
-                <w:sz w:val="18"/>
-              </w:rPr>
-              <w:t xml:space="preserve">Write on deposit /</w:t>
-            </w:r>
-            <w:r>
-              <w:rPr>
-                <w:rFonts w:ascii="Calibri" w:hAnsi="Calibri"/>
-                <w:sz w:val="18"/>
-              </w:rPr>
+              <w:t xml:space="preserve">UI;</w:t>
+            </w:r>
+            <w:r>
               <w:t xml:space="preserve"> </w:t>
             </w:r>
             <w:r>
-              <w:rPr>
-                <w:rFonts w:ascii="Calibri" w:hAnsi="Calibri"/>
-                <w:sz w:val="18"/>
-              </w:rPr>
-              <w:t xml:space="preserve">withdraw / transfer /</w:t>
-            </w:r>
-            <w:r>
-              <w:rPr>
-                <w:rFonts w:ascii="Calibri" w:hAnsi="Calibri"/>
-                <w:sz w:val="18"/>
-              </w:rPr>
+              <w:t xml:space="preserve">account-detail UI;</w:t>
+            </w:r>
+            <w:r>
               <w:t xml:space="preserve"> </w:t>
             </w:r>
             <w:r>
-              <w:rPr>
-                <w:rFonts w:ascii="Calibri" w:hAnsi="Calibri"/>
-                <w:sz w:val="18"/>
-              </w:rPr>
-              <w:t xml:space="preserve">opening; list + account-</w:t>
-            </w:r>
-            <w:r>
-              <w:rPr>
-                <w:rFonts w:ascii="Calibri" w:hAnsi="Calibri"/>
-                <w:sz w:val="18"/>
-              </w:rPr>
+              <w:t xml:space="preserve">dashboard today-count</w:t>
+            </w:r>
+            <w:r>
               <w:t xml:space="preserve"> </w:t>
             </w:r>
             <w:r>
-              <w:rPr>
-                <w:rFonts w:ascii="Calibri" w:hAnsi="Calibri"/>
-                <w:sz w:val="18"/>
-              </w:rPr>
-              <w:t xml:space="preserve">detail UI; dashboard</w:t>
-            </w:r>
-            <w:r>
-              <w:rPr>
-                <w:rFonts w:ascii="Calibri" w:hAnsi="Calibri"/>
-                <w:sz w:val="18"/>
-              </w:rPr>
-              <w:t xml:space="preserve"> </w:t>
-            </w:r>
-            <w:r>
-              <w:rPr>
-                <w:rFonts w:ascii="Calibri" w:hAnsi="Calibri"/>
-                <w:sz w:val="18"/>
-              </w:rPr>
-              <w:t xml:space="preserve">count still stub</w:t>
+              <w:t xml:space="preserve">still stub</w:t>
             </w:r>
           </w:p>
         </w:tc>
       </w:tr>
       <w:tr>
         <w:tc>
-          <w:tcPr>
-            <w:tcMar>
-              <w:top w:w="40" w:type="dxa"/>
-              <w:bottom w:w="40" w:type="dxa"/>
-              <w:left w:w="60" w:type="dxa"/>
-              <w:right w:w="60" w:type="dxa"/>
-            </w:tcMar>
-          </w:tcPr>
-          <w:p>
-            <w:pPr>
-              <w:pStyle w:val="Compact"/>
-              <w:spacing w:before="0" w:after="40" w:line="264" w:lineRule="auto"/>
-              <w:jc w:val="left"/>
-            </w:pPr>
-            <w:r>
-              <w:rPr>
-                <w:rFonts w:ascii="Calibri" w:hAnsi="Calibri"/>
-                <w:sz w:val="18"/>
-              </w:rPr>
-              <w:t xml:space="preserve">Reports</w:t>
-            </w:r>
-          </w:p>
-        </w:tc>
-        <w:tc>
-          <w:tcPr>
-            <w:tcMar>
-              <w:top w:w="40" w:type="dxa"/>
-              <w:bottom w:w="40" w:type="dxa"/>
-              <w:left w:w="60" w:type="dxa"/>
-              <w:right w:w="60" w:type="dxa"/>
-            </w:tcMar>
-          </w:tcPr>
-          <w:p>
-            <w:pPr>
-              <w:pStyle w:val="Compact"/>
-              <w:spacing w:before="0" w:after="40" w:line="264" w:lineRule="auto"/>
-              <w:jc w:val="left"/>
-            </w:pPr>
-            <w:r>
-              <w:rPr>
-                <w:rFonts w:ascii="Calibri" w:hAnsi="Calibri"/>
-                <w:sz w:val="18"/>
-              </w:rPr>
-              <w:t xml:space="preserve">Stub</w:t>
-            </w:r>
-          </w:p>
-        </w:tc>
-        <w:tc>
-          <w:tcPr>
-            <w:tcMar>
-              <w:top w:w="40" w:type="dxa"/>
-              <w:bottom w:w="40" w:type="dxa"/>
-              <w:left w:w="60" w:type="dxa"/>
-              <w:right w:w="60" w:type="dxa"/>
-            </w:tcMar>
-          </w:tcPr>
-          <w:p>
-            <w:pPr>
-              <w:pStyle w:val="Compact"/>
-              <w:spacing w:before="0" w:after="40" w:line="264" w:lineRule="auto"/>
-              <w:jc w:val="left"/>
-            </w:pPr>
-            <w:r>
-              <w:rPr>
-                <w:rFonts w:ascii="Calibri" w:hAnsi="Calibri"/>
-                <w:sz w:val="18"/>
-              </w:rPr>
-              <w:t xml:space="preserve">Empty</w:t>
-            </w:r>
-            <w:r>
-              <w:rPr>
-                <w:rFonts w:ascii="Calibri" w:hAnsi="Calibri"/>
-                <w:sz w:val="18"/>
-              </w:rPr>
+          <w:tcPr/>
+          <w:p>
+            <w:pPr>
+              <w:pStyle w:val="Compact"/>
+              <w:jc w:val="left"/>
+            </w:pPr>
+            <w:r>
+              <w:t xml:space="preserve">Reports (charts +</w:t>
+            </w:r>
+            <w:r>
               <w:t xml:space="preserve"> </w:t>
             </w:r>
             <w:r>
-              <w:rPr>
-                <w:rStyle w:val="VerbatimChar"/>
-                <w:rFonts w:ascii="Calibri" w:hAnsi="Calibri"/>
-                <w:sz w:val="18"/>
-              </w:rPr>
-              <w:t xml:space="preserve">report</w:t>
-            </w:r>
-            <w:r>
-              <w:rPr>
-                <w:rFonts w:ascii="Calibri" w:hAnsi="Calibri"/>
-                <w:sz w:val="18"/>
-              </w:rPr>
+              <w:t xml:space="preserve">PDF)</w:t>
+            </w:r>
+          </w:p>
+        </w:tc>
+        <w:tc>
+          <w:tcPr/>
+          <w:p>
+            <w:pPr>
+              <w:pStyle w:val="Compact"/>
+              <w:jc w:val="left"/>
+            </w:pPr>
+            <w:r>
+              <w:t xml:space="preserve">Implemented</w:t>
+            </w:r>
+          </w:p>
+        </w:tc>
+        <w:tc>
+          <w:tcPr/>
+          <w:p>
+            <w:pPr>
+              <w:pStyle w:val="Compact"/>
+              <w:jc w:val="left"/>
+            </w:pPr>
+            <w:r>
+              <w:t xml:space="preserve">Trends, account mix,</w:t>
+            </w:r>
+            <w:r>
               <w:t xml:space="preserve"> </w:t>
             </w:r>
             <w:r>
-              <w:rPr>
-                <w:rFonts w:ascii="Calibri" w:hAnsi="Calibri"/>
-                <w:sz w:val="18"/>
-              </w:rPr>
-              <w:t xml:space="preserve">package; sidebar</w:t>
-            </w:r>
-            <w:r>
-              <w:rPr>
-                <w:rFonts w:ascii="Calibri" w:hAnsi="Calibri"/>
-                <w:sz w:val="18"/>
-              </w:rPr>
-              <w:t xml:space="preserve"> </w:t>
-            </w:r>
-            <w:r>
-              <w:rPr>
-                <w:rFonts w:ascii="Calibri" w:hAnsi="Calibri"/>
-                <w:sz w:val="18"/>
-              </w:rPr>
-              <w:t xml:space="preserve">placeholder</w:t>
+              <w:t xml:space="preserve">approvals; OpenPDF</w:t>
             </w:r>
           </w:p>
         </w:tc>
       </w:tr>
       <w:tr>
         <w:tc>
-          <w:tcPr>
-            <w:tcMar>
-              <w:top w:w="40" w:type="dxa"/>
-              <w:bottom w:w="40" w:type="dxa"/>
-              <w:left w:w="60" w:type="dxa"/>
-              <w:right w:w="60" w:type="dxa"/>
-            </w:tcMar>
-          </w:tcPr>
-          <w:p>
-            <w:pPr>
-              <w:pStyle w:val="Compact"/>
-              <w:spacing w:before="0" w:after="40" w:line="264" w:lineRule="auto"/>
-              <w:jc w:val="left"/>
-            </w:pPr>
-            <w:r>
-              <w:rPr>
-                <w:rFonts w:ascii="Calibri" w:hAnsi="Calibri"/>
-                <w:sz w:val="18"/>
-              </w:rPr>
+          <w:tcPr/>
+          <w:p>
+            <w:pPr>
+              <w:pStyle w:val="Compact"/>
+              <w:jc w:val="left"/>
+            </w:pPr>
+            <w:r>
               <w:t xml:space="preserve">Beneficiaries</w:t>
             </w:r>
           </w:p>
         </w:tc>
         <w:tc>
-          <w:tcPr>
-            <w:tcMar>
-              <w:top w:w="40" w:type="dxa"/>
-              <w:bottom w:w="40" w:type="dxa"/>
-              <w:left w:w="60" w:type="dxa"/>
-              <w:right w:w="60" w:type="dxa"/>
-            </w:tcMar>
-          </w:tcPr>
-          <w:p>
-            <w:pPr>
-              <w:pStyle w:val="Compact"/>
-              <w:spacing w:before="0" w:after="40" w:line="264" w:lineRule="auto"/>
-              <w:jc w:val="left"/>
-            </w:pPr>
-            <w:r>
-              <w:rPr>
-                <w:rFonts w:ascii="Calibri" w:hAnsi="Calibri"/>
-                <w:sz w:val="18"/>
-              </w:rPr>
-              <w:t xml:space="preserve">Stub</w:t>
-            </w:r>
-          </w:p>
-        </w:tc>
-        <w:tc>
-          <w:tcPr>
-            <w:tcMar>
-              <w:top w:w="40" w:type="dxa"/>
-              <w:bottom w:w="40" w:type="dxa"/>
-              <w:left w:w="60" w:type="dxa"/>
-              <w:right w:w="60" w:type="dxa"/>
-            </w:tcMar>
-          </w:tcPr>
-          <w:p>
-            <w:pPr>
-              <w:pStyle w:val="Compact"/>
-              <w:spacing w:before="0" w:after="40" w:line="264" w:lineRule="auto"/>
-              <w:jc w:val="left"/>
-            </w:pPr>
-            <w:r>
-              <w:rPr>
-                <w:rFonts w:ascii="Calibri" w:hAnsi="Calibri"/>
-                <w:sz w:val="18"/>
-              </w:rPr>
-              <w:t xml:space="preserve">Empty</w:t>
-            </w:r>
-            <w:r>
-              <w:rPr>
-                <w:rFonts w:ascii="Calibri" w:hAnsi="Calibri"/>
-                <w:sz w:val="18"/>
-              </w:rPr>
-              <w:t xml:space="preserve"> </w:t>
-            </w:r>
-            <w:r>
-              <w:rPr>
-                <w:rStyle w:val="VerbatimChar"/>
-                <w:rFonts w:ascii="Calibri" w:hAnsi="Calibri"/>
-                <w:sz w:val="18"/>
-              </w:rPr>
-              <w:t xml:space="preserve">beneficiary</w:t>
-            </w:r>
-            <w:r>
-              <w:rPr>
-                <w:rFonts w:ascii="Calibri" w:hAnsi="Calibri"/>
-                <w:sz w:val="18"/>
-              </w:rPr>
-              <w:t xml:space="preserve"> </w:t>
-            </w:r>
-            <w:r>
-              <w:rPr>
-                <w:rFonts w:ascii="Calibri" w:hAnsi="Calibri"/>
-                <w:sz w:val="18"/>
-              </w:rPr>
-              <w:t xml:space="preserve">package</w:t>
+          <w:tcPr/>
+          <w:p>
+            <w:pPr>
+              <w:pStyle w:val="Compact"/>
+              <w:jc w:val="left"/>
+            </w:pPr>
+            <w:r>
+              <w:t xml:space="preserve">Implemented</w:t>
+            </w:r>
+          </w:p>
+        </w:tc>
+        <w:tc>
+          <w:tcPr/>
+          <w:p>
+            <w:pPr>
+              <w:pStyle w:val="Compact"/>
+              <w:jc w:val="left"/>
+            </w:pPr>
+            <w:r>
+              <w:t xml:space="preserve">Portal CRUD</w:t>
             </w:r>
           </w:p>
         </w:tc>
       </w:tr>
     </w:tbl>
     <w:bookmarkEnd w:id="16"/>
-    <w:bookmarkStart w:id="17" w:name="notifications"/>
+    <w:bookmarkStart w:id="17" w:name="customer-portal-approvals"/>
     <w:p>
       <w:pPr>
         <w:pStyle w:val="Heading2"/>
       </w:pPr>
       <w:r>
-        <w:t xml:space="preserve">9. Notifications</w:t>
+        <w:t xml:space="preserve">9. Customer portal &amp; approvals</w:t>
       </w:r>
     </w:p>
     <w:tbl>
       <w:tblPr>
         <w:tblStyle w:val="Table"/>
-        <w:tblW w:type="pct" w:w="5000"/>
-        <w:tblLayout w:type="autofit"/>
+        <w:tblW w:type="pct" w:w="4514"/>
+        <w:tblLayout w:type="fixed"/>
         <w:tblLook w:firstRow="1" w:lastRow="0" w:firstColumn="0" w:lastColumn="0" w:noHBand="0" w:noVBand="0" w:val="0020"/>
-        <w:tblBorders>
-          <w:top w:val="single" w:sz="4" w:space="0" w:color="CBD5E0"/>
-          <w:left w:val="single" w:sz="4" w:space="0" w:color="CBD5E0"/>
-          <w:bottom w:val="single" w:sz="4" w:space="0" w:color="CBD5E0"/>
-          <w:right w:val="single" w:sz="4" w:space="0" w:color="CBD5E0"/>
-          <w:insideH w:val="single" w:sz="4" w:space="0" w:color="CBD5E0"/>
-          <w:insideV w:val="single" w:sz="4" w:space="0" w:color="CBD5E0"/>
-        </w:tblBorders>
       </w:tblPr>
       <w:tblGrid>
         <w:gridCol w:w="2970"/>
@@ -4407,82 +2417,37 @@
           <w:tblHeader w:val="on"/>
         </w:trPr>
         <w:tc>
-          <w:tcPr>
-            <w:tcMar>
-              <w:top w:w="40" w:type="dxa"/>
-              <w:bottom w:w="40" w:type="dxa"/>
-              <w:left w:w="60" w:type="dxa"/>
-              <w:right w:w="60" w:type="dxa"/>
-            </w:tcMar>
-            <w:shd w:fill="1A365D" w:val="clear"/>
-          </w:tcPr>
-          <w:p>
-            <w:pPr>
-              <w:pStyle w:val="Compact"/>
-              <w:spacing w:before="0" w:after="40" w:line="264" w:lineRule="auto"/>
-              <w:jc w:val="left"/>
-            </w:pPr>
-            <w:r>
-              <w:rPr>
-                <w:rFonts w:ascii="Calibri" w:hAnsi="Calibri"/>
-                <w:b/>
-                <w:color w:val="FFFFFF"/>
-                <w:sz w:val="18"/>
-              </w:rPr>
+          <w:tcPr/>
+          <w:p>
+            <w:pPr>
+              <w:pStyle w:val="Compact"/>
+              <w:jc w:val="left"/>
+            </w:pPr>
+            <w:r>
               <w:t xml:space="preserve">Capability</w:t>
             </w:r>
           </w:p>
         </w:tc>
         <w:tc>
-          <w:tcPr>
-            <w:tcMar>
-              <w:top w:w="40" w:type="dxa"/>
-              <w:bottom w:w="40" w:type="dxa"/>
-              <w:left w:w="60" w:type="dxa"/>
-              <w:right w:w="60" w:type="dxa"/>
-            </w:tcMar>
-            <w:shd w:fill="1A365D" w:val="clear"/>
-          </w:tcPr>
-          <w:p>
-            <w:pPr>
-              <w:pStyle w:val="Compact"/>
-              <w:spacing w:before="0" w:after="40" w:line="264" w:lineRule="auto"/>
-              <w:jc w:val="left"/>
-            </w:pPr>
-            <w:r>
-              <w:rPr>
-                <w:rFonts w:ascii="Calibri" w:hAnsi="Calibri"/>
-                <w:b/>
-                <w:color w:val="FFFFFF"/>
-                <w:sz w:val="18"/>
-              </w:rPr>
+          <w:tcPr/>
+          <w:p>
+            <w:pPr>
+              <w:pStyle w:val="Compact"/>
+              <w:jc w:val="left"/>
+            </w:pPr>
+            <w:r>
               <w:t xml:space="preserve">Status</w:t>
             </w:r>
           </w:p>
         </w:tc>
         <w:tc>
-          <w:tcPr>
-            <w:tcMar>
-              <w:top w:w="40" w:type="dxa"/>
-              <w:bottom w:w="40" w:type="dxa"/>
-              <w:left w:w="60" w:type="dxa"/>
-              <w:right w:w="60" w:type="dxa"/>
-            </w:tcMar>
-            <w:shd w:fill="1A365D" w:val="clear"/>
-          </w:tcPr>
-          <w:p>
-            <w:pPr>
-              <w:pStyle w:val="Compact"/>
-              <w:spacing w:before="0" w:after="40" w:line="264" w:lineRule="auto"/>
-              <w:jc w:val="left"/>
-            </w:pPr>
-            <w:r>
-              <w:rPr>
-                <w:rFonts w:ascii="Calibri" w:hAnsi="Calibri"/>
-                <w:b/>
-                <w:color w:val="FFFFFF"/>
-                <w:sz w:val="18"/>
-              </w:rPr>
+          <w:tcPr/>
+          <w:p>
+            <w:pPr>
+              <w:pStyle w:val="Compact"/>
+              <w:jc w:val="left"/>
+            </w:pPr>
+            <w:r>
               <w:t xml:space="preserve">Notes</w:t>
             </w:r>
           </w:p>
@@ -4490,337 +2455,202 @@
       </w:tr>
       <w:tr>
         <w:tc>
-          <w:tcPr>
-            <w:tcMar>
-              <w:top w:w="40" w:type="dxa"/>
-              <w:bottom w:w="40" w:type="dxa"/>
-              <w:left w:w="60" w:type="dxa"/>
-              <w:right w:w="60" w:type="dxa"/>
-            </w:tcMar>
-          </w:tcPr>
-          <w:p>
-            <w:pPr>
-              <w:pStyle w:val="Compact"/>
-              <w:spacing w:before="0" w:after="40" w:line="264" w:lineRule="auto"/>
-              <w:jc w:val="left"/>
-            </w:pPr>
-            <w:r>
-              <w:rPr>
-                <w:rFonts w:ascii="Calibri" w:hAnsi="Calibri"/>
-                <w:sz w:val="18"/>
-              </w:rPr>
-              <w:t xml:space="preserve">Kafka bank-action events</w:t>
-            </w:r>
-          </w:p>
-        </w:tc>
-        <w:tc>
-          <w:tcPr>
-            <w:tcMar>
-              <w:top w:w="40" w:type="dxa"/>
-              <w:bottom w:w="40" w:type="dxa"/>
-              <w:left w:w="60" w:type="dxa"/>
-              <w:right w:w="60" w:type="dxa"/>
-            </w:tcMar>
-          </w:tcPr>
-          <w:p>
-            <w:pPr>
-              <w:pStyle w:val="Compact"/>
-              <w:spacing w:before="0" w:after="40" w:line="264" w:lineRule="auto"/>
-              <w:jc w:val="left"/>
-            </w:pPr>
-            <w:r>
-              <w:rPr>
-                <w:rFonts w:ascii="Calibri" w:hAnsi="Calibri"/>
-                <w:sz w:val="18"/>
-              </w:rPr>
+          <w:tcPr/>
+          <w:p>
+            <w:pPr>
+              <w:pStyle w:val="Compact"/>
+              <w:jc w:val="left"/>
+            </w:pPr>
+            <w:r>
+              <w:t xml:space="preserve">Portal accounts / txn</w:t>
+            </w:r>
+            <w:r>
+              <w:t xml:space="preserve"> </w:t>
+            </w:r>
+            <w:r>
+              <w:t xml:space="preserve">list</w:t>
+            </w:r>
+          </w:p>
+        </w:tc>
+        <w:tc>
+          <w:tcPr/>
+          <w:p>
+            <w:pPr>
+              <w:pStyle w:val="Compact"/>
+              <w:jc w:val="left"/>
+            </w:pPr>
+            <w:r>
               <w:t xml:space="preserve">Implemented</w:t>
             </w:r>
           </w:p>
         </w:tc>
         <w:tc>
-          <w:tcPr>
-            <w:tcMar>
-              <w:top w:w="40" w:type="dxa"/>
-              <w:bottom w:w="40" w:type="dxa"/>
-              <w:left w:w="60" w:type="dxa"/>
-              <w:right w:w="60" w:type="dxa"/>
-            </w:tcMar>
-          </w:tcPr>
-          <w:p>
-            <w:pPr>
-              <w:pStyle w:val="Compact"/>
-              <w:spacing w:before="0" w:after="40" w:line="264" w:lineRule="auto"/>
-              <w:jc w:val="left"/>
-            </w:pPr>
-            <w:r>
-              <w:rPr>
-                <w:rFonts w:ascii="Calibri" w:hAnsi="Calibri"/>
-                <w:sz w:val="18"/>
-              </w:rPr>
-              <w:t xml:space="preserve">Topic</w:t>
-            </w:r>
-            <w:r>
-              <w:rPr>
-                <w:rFonts w:ascii="Calibri" w:hAnsi="Calibri"/>
-                <w:sz w:val="18"/>
-              </w:rPr>
-              <w:t xml:space="preserve"> </w:t>
-            </w:r>
+          <w:tcPr/>
+          <w:p>
+            <w:pPr>
+              <w:pStyle w:val="Compact"/>
+              <w:jc w:val="left"/>
+            </w:pPr>
             <w:r>
               <w:rPr>
                 <w:rStyle w:val="VerbatimChar"/>
-                <w:rFonts w:ascii="Calibri" w:hAnsi="Calibri"/>
-                <w:sz w:val="18"/>
               </w:rPr>
-              <w:t xml:space="preserve">bankone.notifications</w:t>
+              <w:t xml:space="preserve">/portal/*</w:t>
             </w:r>
           </w:p>
         </w:tc>
       </w:tr>
       <w:tr>
         <w:tc>
-          <w:tcPr>
-            <w:tcMar>
-              <w:top w:w="40" w:type="dxa"/>
-              <w:bottom w:w="40" w:type="dxa"/>
-              <w:left w:w="60" w:type="dxa"/>
-              <w:right w:w="60" w:type="dxa"/>
-            </w:tcMar>
-          </w:tcPr>
-          <w:p>
-            <w:pPr>
-              <w:pStyle w:val="Compact"/>
-              <w:spacing w:before="0" w:after="40" w:line="264" w:lineRule="auto"/>
-              <w:jc w:val="left"/>
-            </w:pPr>
-            <w:r>
-              <w:rPr>
-                <w:rFonts w:ascii="Calibri" w:hAnsi="Calibri"/>
-                <w:sz w:val="18"/>
-              </w:rPr>
-              <w:t xml:space="preserve">Customer email on open /</w:t>
-            </w:r>
-            <w:r>
-              <w:rPr>
-                <w:rFonts w:ascii="Calibri" w:hAnsi="Calibri"/>
-                <w:sz w:val="18"/>
-              </w:rPr>
+          <w:tcPr/>
+          <w:p>
+            <w:pPr>
+              <w:pStyle w:val="Compact"/>
+              <w:jc w:val="left"/>
+            </w:pPr>
+            <w:r>
+              <w:t xml:space="preserve">Portal transfer</w:t>
+            </w:r>
+          </w:p>
+        </w:tc>
+        <w:tc>
+          <w:tcPr/>
+          <w:p>
+            <w:pPr>
+              <w:pStyle w:val="Compact"/>
+              <w:jc w:val="left"/>
+            </w:pPr>
+            <w:r>
+              <w:t xml:space="preserve">Implemented</w:t>
+            </w:r>
+          </w:p>
+        </w:tc>
+        <w:tc>
+          <w:tcPr/>
+          <w:p>
+            <w:pPr>
+              <w:pStyle w:val="Compact"/>
+              <w:jc w:val="left"/>
+            </w:pPr>
+            <w:r>
+              <w:t xml:space="preserve">Immediate or</w:t>
+            </w:r>
+            <w:r>
               <w:t xml:space="preserve"> </w:t>
             </w:r>
             <w:r>
-              <w:rPr>
-                <w:rFonts w:ascii="Calibri" w:hAnsi="Calibri"/>
-                <w:sz w:val="18"/>
-              </w:rPr>
-              <w:t xml:space="preserve">deposit / withdraw /</w:t>
-            </w:r>
-            <w:r>
-              <w:rPr>
-                <w:rFonts w:ascii="Calibri" w:hAnsi="Calibri"/>
-                <w:sz w:val="18"/>
-              </w:rPr>
-              <w:t xml:space="preserve"> </w:t>
-            </w:r>
-            <w:r>
-              <w:rPr>
-                <w:rFonts w:ascii="Calibri" w:hAnsi="Calibri"/>
-                <w:sz w:val="18"/>
-              </w:rPr>
-              <w:t xml:space="preserve">transfer</w:t>
-            </w:r>
-          </w:p>
-        </w:tc>
-        <w:tc>
-          <w:tcPr>
-            <w:tcMar>
-              <w:top w:w="40" w:type="dxa"/>
-              <w:bottom w:w="40" w:type="dxa"/>
-              <w:left w:w="60" w:type="dxa"/>
-              <w:right w:w="60" w:type="dxa"/>
-            </w:tcMar>
-          </w:tcPr>
-          <w:p>
-            <w:pPr>
-              <w:pStyle w:val="Compact"/>
-              <w:spacing w:before="0" w:after="40" w:line="264" w:lineRule="auto"/>
-              <w:jc w:val="left"/>
-            </w:pPr>
-            <w:r>
-              <w:rPr>
-                <w:rFonts w:ascii="Calibri" w:hAnsi="Calibri"/>
-                <w:sz w:val="18"/>
-              </w:rPr>
-              <w:t xml:space="preserve">Implemented</w:t>
-            </w:r>
-          </w:p>
-        </w:tc>
-        <w:tc>
-          <w:tcPr>
-            <w:tcMar>
-              <w:top w:w="40" w:type="dxa"/>
-              <w:bottom w:w="40" w:type="dxa"/>
-              <w:left w:w="60" w:type="dxa"/>
-              <w:right w:w="60" w:type="dxa"/>
-            </w:tcMar>
-          </w:tcPr>
-          <w:p>
-            <w:pPr>
-              <w:pStyle w:val="Compact"/>
-              <w:spacing w:before="0" w:after="40" w:line="264" w:lineRule="auto"/>
-              <w:jc w:val="left"/>
-            </w:pPr>
-            <w:r>
-              <w:rPr>
-                <w:rFonts w:ascii="Calibri" w:hAnsi="Calibri"/>
-                <w:sz w:val="18"/>
-              </w:rPr>
-              <w:t xml:space="preserve">Recipient =</w:t>
-            </w:r>
-            <w:r>
-              <w:rPr>
-                <w:rFonts w:ascii="Calibri" w:hAnsi="Calibri"/>
-                <w:sz w:val="18"/>
-              </w:rPr>
-              <w:t xml:space="preserve"> </w:t>
-            </w:r>
-            <w:r>
-              <w:rPr>
-                <w:rStyle w:val="VerbatimChar"/>
-                <w:rFonts w:ascii="Calibri" w:hAnsi="Calibri"/>
-                <w:sz w:val="18"/>
-              </w:rPr>
-              <w:t xml:space="preserve">customers.email</w:t>
+              <w:t xml:space="preserve">pending approval</w:t>
             </w:r>
           </w:p>
         </w:tc>
       </w:tr>
       <w:tr>
         <w:tc>
-          <w:tcPr>
-            <w:tcMar>
-              <w:top w:w="40" w:type="dxa"/>
-              <w:bottom w:w="40" w:type="dxa"/>
-              <w:left w:w="60" w:type="dxa"/>
-              <w:right w:w="60" w:type="dxa"/>
-            </w:tcMar>
-          </w:tcPr>
-          <w:p>
-            <w:pPr>
-              <w:pStyle w:val="Compact"/>
-              <w:spacing w:before="0" w:after="40" w:line="264" w:lineRule="auto"/>
-              <w:jc w:val="left"/>
-            </w:pPr>
-            <w:r>
-              <w:rPr>
-                <w:rFonts w:ascii="Calibri" w:hAnsi="Calibri"/>
-                <w:sz w:val="18"/>
-              </w:rPr>
-              <w:t xml:space="preserve">Local Mailpit / Render</w:t>
-            </w:r>
-            <w:r>
-              <w:rPr>
-                <w:rFonts w:ascii="Calibri" w:hAnsi="Calibri"/>
-                <w:sz w:val="18"/>
-              </w:rPr>
+          <w:tcPr/>
+          <w:p>
+            <w:pPr>
+              <w:pStyle w:val="Compact"/>
+              <w:jc w:val="left"/>
+            </w:pPr>
+            <w:r>
+              <w:t xml:space="preserve">Transfer approval</w:t>
+            </w:r>
+            <w:r>
               <w:t xml:space="preserve"> </w:t>
             </w:r>
             <w:r>
-              <w:rPr>
-                <w:rFonts w:ascii="Calibri" w:hAnsi="Calibri"/>
-                <w:sz w:val="18"/>
-              </w:rPr>
-              <w:t xml:space="preserve">SendGrid HTTPS</w:t>
-            </w:r>
-          </w:p>
-        </w:tc>
-        <w:tc>
-          <w:tcPr>
-            <w:tcMar>
-              <w:top w:w="40" w:type="dxa"/>
-              <w:bottom w:w="40" w:type="dxa"/>
-              <w:left w:w="60" w:type="dxa"/>
-              <w:right w:w="60" w:type="dxa"/>
-            </w:tcMar>
-          </w:tcPr>
-          <w:p>
-            <w:pPr>
-              <w:pStyle w:val="Compact"/>
-              <w:spacing w:before="0" w:after="40" w:line="264" w:lineRule="auto"/>
-              <w:jc w:val="left"/>
-            </w:pPr>
-            <w:r>
-              <w:rPr>
-                <w:rFonts w:ascii="Calibri" w:hAnsi="Calibri"/>
-                <w:sz w:val="18"/>
-              </w:rPr>
+              <w:t xml:space="preserve">workflow</w:t>
+            </w:r>
+          </w:p>
+        </w:tc>
+        <w:tc>
+          <w:tcPr/>
+          <w:p>
+            <w:pPr>
+              <w:pStyle w:val="Compact"/>
+              <w:jc w:val="left"/>
+            </w:pPr>
+            <w:r>
               <w:t xml:space="preserve">Implemented</w:t>
             </w:r>
           </w:p>
         </w:tc>
         <w:tc>
-          <w:tcPr>
-            <w:tcMar>
-              <w:top w:w="40" w:type="dxa"/>
-              <w:bottom w:w="40" w:type="dxa"/>
-              <w:left w:w="60" w:type="dxa"/>
-              <w:right w:w="60" w:type="dxa"/>
-            </w:tcMar>
-          </w:tcPr>
-          <w:p>
-            <w:pPr>
-              <w:pStyle w:val="Compact"/>
-              <w:spacing w:before="0" w:after="40" w:line="264" w:lineRule="auto"/>
-              <w:jc w:val="left"/>
-            </w:pPr>
-            <w:r>
-              <w:rPr>
-                <w:rFonts w:ascii="Calibri" w:hAnsi="Calibri"/>
-                <w:sz w:val="18"/>
-              </w:rPr>
-              <w:t xml:space="preserve">See</w:t>
-            </w:r>
-            <w:r>
-              <w:rPr>
-                <w:rFonts w:ascii="Calibri" w:hAnsi="Calibri"/>
-                <w:sz w:val="18"/>
-              </w:rPr>
+          <w:tcPr/>
+          <w:p>
+            <w:pPr>
+              <w:pStyle w:val="Compact"/>
+              <w:jc w:val="left"/>
+            </w:pPr>
+            <w:r>
+              <w:t xml:space="preserve">Staff queue + my</w:t>
+            </w:r>
+            <w:r>
               <w:t xml:space="preserve"> </w:t>
             </w:r>
             <w:r>
-              <w:rPr>
-                <w:rFonts w:ascii="Calibri" w:hAnsi="Calibri"/>
-                <w:sz w:val="18"/>
-              </w:rPr>
-              <w:t xml:space="preserve">MODULES/Notification.md</w:t>
-            </w:r>
+              <w:t xml:space="preserve">history</w:t>
+            </w:r>
+          </w:p>
+        </w:tc>
+      </w:tr>
+      <w:tr>
+        <w:tc>
+          <w:tcPr/>
+          <w:p>
+            <w:pPr>
+              <w:pStyle w:val="Compact"/>
+              <w:jc w:val="left"/>
+            </w:pPr>
+            <w:r>
+              <w:t xml:space="preserve">Transfer approval</w:t>
+            </w:r>
+            <w:r>
+              <w:t xml:space="preserve"> </w:t>
+            </w:r>
+            <w:r>
+              <w:t xml:space="preserve">threshold on customer</w:t>
+            </w:r>
+          </w:p>
+        </w:tc>
+        <w:tc>
+          <w:tcPr/>
+          <w:p>
+            <w:pPr>
+              <w:pStyle w:val="Compact"/>
+              <w:jc w:val="left"/>
+            </w:pPr>
+            <w:r>
+              <w:t xml:space="preserve">Implemented</w:t>
+            </w:r>
+          </w:p>
+        </w:tc>
+        <w:tc>
+          <w:tcPr/>
+          <w:p>
+            <w:pPr>
+              <w:pStyle w:val="Compact"/>
+            </w:pPr>
           </w:p>
         </w:tc>
       </w:tr>
     </w:tbl>
     <w:bookmarkEnd w:id="17"/>
-    <w:bookmarkStart w:id="18" w:name="audit"/>
+    <w:bookmarkStart w:id="18" w:name="notifications"/>
     <w:p>
       <w:pPr>
         <w:pStyle w:val="Heading2"/>
       </w:pPr>
       <w:r>
-        <w:t xml:space="preserve">10. Audit</w:t>
+        <w:t xml:space="preserve">10. Notifications</w:t>
       </w:r>
     </w:p>
     <w:tbl>
       <w:tblPr>
         <w:tblStyle w:val="Table"/>
-        <w:tblW w:type="pct" w:w="5000"/>
-        <w:tblLayout w:type="autofit"/>
+        <w:tblW w:type="pct" w:w="4514"/>
+        <w:tblLayout w:type="fixed"/>
         <w:tblLook w:firstRow="1" w:lastRow="0" w:firstColumn="0" w:lastColumn="0" w:noHBand="0" w:noVBand="0" w:val="0020"/>
-        <w:tblBorders>
-          <w:top w:val="single" w:sz="4" w:space="0" w:color="CBD5E0"/>
-          <w:left w:val="single" w:sz="4" w:space="0" w:color="CBD5E0"/>
-          <w:bottom w:val="single" w:sz="4" w:space="0" w:color="CBD5E0"/>
-          <w:right w:val="single" w:sz="4" w:space="0" w:color="CBD5E0"/>
-          <w:insideH w:val="single" w:sz="4" w:space="0" w:color="CBD5E0"/>
-          <w:insideV w:val="single" w:sz="4" w:space="0" w:color="CBD5E0"/>
-        </w:tblBorders>
       </w:tblPr>
       <w:tblGrid>
         <w:gridCol w:w="2970"/>
@@ -4832,82 +2662,37 @@
           <w:tblHeader w:val="on"/>
         </w:trPr>
         <w:tc>
-          <w:tcPr>
-            <w:tcMar>
-              <w:top w:w="40" w:type="dxa"/>
-              <w:bottom w:w="40" w:type="dxa"/>
-              <w:left w:w="60" w:type="dxa"/>
-              <w:right w:w="60" w:type="dxa"/>
-            </w:tcMar>
-            <w:shd w:fill="1A365D" w:val="clear"/>
-          </w:tcPr>
-          <w:p>
-            <w:pPr>
-              <w:pStyle w:val="Compact"/>
-              <w:spacing w:before="0" w:after="40" w:line="264" w:lineRule="auto"/>
-              <w:jc w:val="left"/>
-            </w:pPr>
-            <w:r>
-              <w:rPr>
-                <w:rFonts w:ascii="Calibri" w:hAnsi="Calibri"/>
-                <w:b/>
-                <w:color w:val="FFFFFF"/>
-                <w:sz w:val="18"/>
-              </w:rPr>
+          <w:tcPr/>
+          <w:p>
+            <w:pPr>
+              <w:pStyle w:val="Compact"/>
+              <w:jc w:val="left"/>
+            </w:pPr>
+            <w:r>
               <w:t xml:space="preserve">Capability</w:t>
             </w:r>
           </w:p>
         </w:tc>
         <w:tc>
-          <w:tcPr>
-            <w:tcMar>
-              <w:top w:w="40" w:type="dxa"/>
-              <w:bottom w:w="40" w:type="dxa"/>
-              <w:left w:w="60" w:type="dxa"/>
-              <w:right w:w="60" w:type="dxa"/>
-            </w:tcMar>
-            <w:shd w:fill="1A365D" w:val="clear"/>
-          </w:tcPr>
-          <w:p>
-            <w:pPr>
-              <w:pStyle w:val="Compact"/>
-              <w:spacing w:before="0" w:after="40" w:line="264" w:lineRule="auto"/>
-              <w:jc w:val="left"/>
-            </w:pPr>
-            <w:r>
-              <w:rPr>
-                <w:rFonts w:ascii="Calibri" w:hAnsi="Calibri"/>
-                <w:b/>
-                <w:color w:val="FFFFFF"/>
-                <w:sz w:val="18"/>
-              </w:rPr>
+          <w:tcPr/>
+          <w:p>
+            <w:pPr>
+              <w:pStyle w:val="Compact"/>
+              <w:jc w:val="left"/>
+            </w:pPr>
+            <w:r>
               <w:t xml:space="preserve">Status</w:t>
             </w:r>
           </w:p>
         </w:tc>
         <w:tc>
-          <w:tcPr>
-            <w:tcMar>
-              <w:top w:w="40" w:type="dxa"/>
-              <w:bottom w:w="40" w:type="dxa"/>
-              <w:left w:w="60" w:type="dxa"/>
-              <w:right w:w="60" w:type="dxa"/>
-            </w:tcMar>
-            <w:shd w:fill="1A365D" w:val="clear"/>
-          </w:tcPr>
-          <w:p>
-            <w:pPr>
-              <w:pStyle w:val="Compact"/>
-              <w:spacing w:before="0" w:after="40" w:line="264" w:lineRule="auto"/>
-              <w:jc w:val="left"/>
-            </w:pPr>
-            <w:r>
-              <w:rPr>
-                <w:rFonts w:ascii="Calibri" w:hAnsi="Calibri"/>
-                <w:b/>
-                <w:color w:val="FFFFFF"/>
-                <w:sz w:val="18"/>
-              </w:rPr>
+          <w:tcPr/>
+          <w:p>
+            <w:pPr>
+              <w:pStyle w:val="Compact"/>
+              <w:jc w:val="left"/>
+            </w:pPr>
+            <w:r>
               <w:t xml:space="preserve">Notes</w:t>
             </w:r>
           </w:p>
@@ -4915,213 +2700,423 @@
       </w:tr>
       <w:tr>
         <w:tc>
-          <w:tcPr>
-            <w:tcMar>
-              <w:top w:w="40" w:type="dxa"/>
-              <w:bottom w:w="40" w:type="dxa"/>
-              <w:left w:w="60" w:type="dxa"/>
-              <w:right w:w="60" w:type="dxa"/>
-            </w:tcMar>
-          </w:tcPr>
-          <w:p>
-            <w:pPr>
-              <w:pStyle w:val="Compact"/>
-              <w:spacing w:before="0" w:after="40" w:line="264" w:lineRule="auto"/>
-              <w:jc w:val="left"/>
-            </w:pPr>
-            <w:r>
-              <w:rPr>
-                <w:rFonts w:ascii="Calibri" w:hAnsi="Calibri"/>
-                <w:sz w:val="18"/>
-              </w:rPr>
-              <w:t xml:space="preserve">JPA created/updated by</w:t>
-            </w:r>
-            <w:r>
-              <w:rPr>
-                <w:rFonts w:ascii="Calibri" w:hAnsi="Calibri"/>
-                <w:sz w:val="18"/>
-              </w:rPr>
+          <w:tcPr/>
+          <w:p>
+            <w:pPr>
+              <w:pStyle w:val="Compact"/>
+              <w:jc w:val="left"/>
+            </w:pPr>
+            <w:r>
+              <w:t xml:space="preserve">Kafka bank-action events</w:t>
+            </w:r>
+          </w:p>
+        </w:tc>
+        <w:tc>
+          <w:tcPr/>
+          <w:p>
+            <w:pPr>
+              <w:pStyle w:val="Compact"/>
+              <w:jc w:val="left"/>
+            </w:pPr>
+            <w:r>
+              <w:t xml:space="preserve">Implemented</w:t>
+            </w:r>
+          </w:p>
+        </w:tc>
+        <w:tc>
+          <w:tcPr/>
+          <w:p>
+            <w:pPr>
+              <w:pStyle w:val="Compact"/>
+              <w:jc w:val="left"/>
+            </w:pPr>
+            <w:r>
+              <w:t xml:space="preserve">Topic</w:t>
+            </w:r>
+            <w:r>
               <w:t xml:space="preserve"> </w:t>
             </w:r>
-            <w:r>
-              <w:rPr>
-                <w:rFonts w:ascii="Calibri" w:hAnsi="Calibri"/>
-                <w:sz w:val="18"/>
-              </w:rPr>
-              <w:t xml:space="preserve">fields</w:t>
-            </w:r>
-          </w:p>
-        </w:tc>
-        <w:tc>
-          <w:tcPr>
-            <w:tcMar>
-              <w:top w:w="40" w:type="dxa"/>
-              <w:bottom w:w="40" w:type="dxa"/>
-              <w:left w:w="60" w:type="dxa"/>
-              <w:right w:w="60" w:type="dxa"/>
-            </w:tcMar>
-          </w:tcPr>
-          <w:p>
-            <w:pPr>
-              <w:pStyle w:val="Compact"/>
-              <w:spacing w:before="0" w:after="40" w:line="264" w:lineRule="auto"/>
-              <w:jc w:val="left"/>
-            </w:pPr>
-            <w:r>
-              <w:rPr>
-                <w:rFonts w:ascii="Calibri" w:hAnsi="Calibri"/>
-                <w:sz w:val="18"/>
-              </w:rPr>
-              <w:t xml:space="preserve">Partial</w:t>
-            </w:r>
-          </w:p>
-        </w:tc>
-        <w:tc>
-          <w:tcPr>
-            <w:tcMar>
-              <w:top w:w="40" w:type="dxa"/>
-              <w:bottom w:w="40" w:type="dxa"/>
-              <w:left w:w="60" w:type="dxa"/>
-              <w:right w:w="60" w:type="dxa"/>
-            </w:tcMar>
-          </w:tcPr>
-          <w:p>
-            <w:pPr>
-              <w:pStyle w:val="Compact"/>
-              <w:spacing w:before="0" w:after="40" w:line="264" w:lineRule="auto"/>
-              <w:jc w:val="left"/>
-            </w:pPr>
             <w:r>
               <w:rPr>
                 <w:rStyle w:val="VerbatimChar"/>
-                <w:rFonts w:ascii="Calibri" w:hAnsi="Calibri"/>
-                <w:sz w:val="18"/>
               </w:rPr>
-              <w:t xml:space="preserve">AuditableEntity</w:t>
-            </w:r>
-            <w:r>
-              <w:rPr>
-                <w:rFonts w:ascii="Calibri" w:hAnsi="Calibri"/>
-                <w:sz w:val="18"/>
-              </w:rPr>
-              <w:t xml:space="preserve"> </w:t>
-            </w:r>
-            <w:r>
-              <w:rPr>
-                <w:rFonts w:ascii="Calibri" w:hAnsi="Calibri"/>
-                <w:sz w:val="18"/>
-              </w:rPr>
-              <w:t xml:space="preserve">on some entities</w:t>
+              <w:t xml:space="preserve">bankone.notifications</w:t>
             </w:r>
           </w:p>
         </w:tc>
       </w:tr>
       <w:tr>
         <w:tc>
-          <w:tcPr>
-            <w:tcMar>
-              <w:top w:w="40" w:type="dxa"/>
-              <w:bottom w:w="40" w:type="dxa"/>
-              <w:left w:w="60" w:type="dxa"/>
-              <w:right w:w="60" w:type="dxa"/>
-            </w:tcMar>
-          </w:tcPr>
-          <w:p>
-            <w:pPr>
-              <w:pStyle w:val="Compact"/>
-              <w:spacing w:before="0" w:after="40" w:line="264" w:lineRule="auto"/>
-              <w:jc w:val="left"/>
-            </w:pPr>
-            <w:r>
-              <w:rPr>
-                <w:rFonts w:ascii="Calibri" w:hAnsi="Calibri"/>
-                <w:sz w:val="18"/>
-              </w:rPr>
-              <w:t xml:space="preserve">Audit event API / UI</w:t>
-            </w:r>
-          </w:p>
-        </w:tc>
-        <w:tc>
-          <w:tcPr>
-            <w:tcMar>
-              <w:top w:w="40" w:type="dxa"/>
-              <w:bottom w:w="40" w:type="dxa"/>
-              <w:left w:w="60" w:type="dxa"/>
-              <w:right w:w="60" w:type="dxa"/>
-            </w:tcMar>
-          </w:tcPr>
-          <w:p>
-            <w:pPr>
-              <w:pStyle w:val="Compact"/>
-              <w:spacing w:before="0" w:after="40" w:line="264" w:lineRule="auto"/>
-              <w:jc w:val="left"/>
-            </w:pPr>
-            <w:r>
-              <w:rPr>
-                <w:rFonts w:ascii="Calibri" w:hAnsi="Calibri"/>
-                <w:sz w:val="18"/>
-              </w:rPr>
-              <w:t xml:space="preserve">Stub</w:t>
-            </w:r>
-          </w:p>
-        </w:tc>
-        <w:tc>
-          <w:tcPr>
-            <w:tcMar>
-              <w:top w:w="40" w:type="dxa"/>
-              <w:bottom w:w="40" w:type="dxa"/>
-              <w:left w:w="60" w:type="dxa"/>
-              <w:right w:w="60" w:type="dxa"/>
-            </w:tcMar>
-          </w:tcPr>
-          <w:p>
-            <w:pPr>
-              <w:pStyle w:val="Compact"/>
-              <w:spacing w:before="0" w:after="40" w:line="264" w:lineRule="auto"/>
-              <w:jc w:val="left"/>
-            </w:pPr>
-            <w:r>
-              <w:rPr>
-                <w:rFonts w:ascii="Calibri" w:hAnsi="Calibri"/>
-                <w:sz w:val="18"/>
-              </w:rPr>
-              <w:t xml:space="preserve">Empty</w:t>
-            </w:r>
-            <w:r>
-              <w:rPr>
-                <w:rFonts w:ascii="Calibri" w:hAnsi="Calibri"/>
-                <w:sz w:val="18"/>
-              </w:rPr>
+          <w:tcPr/>
+          <w:p>
+            <w:pPr>
+              <w:pStyle w:val="Compact"/>
+              <w:jc w:val="left"/>
+            </w:pPr>
+            <w:r>
+              <w:t xml:space="preserve">Customer email on open /</w:t>
+            </w:r>
+            <w:r>
+              <w:t xml:space="preserve"> </w:t>
+            </w:r>
+            <w:r>
+              <w:t xml:space="preserve">deposit / withdraw /</w:t>
+            </w:r>
+            <w:r>
+              <w:t xml:space="preserve"> </w:t>
+            </w:r>
+            <w:r>
+              <w:t xml:space="preserve">transfer</w:t>
+            </w:r>
+          </w:p>
+        </w:tc>
+        <w:tc>
+          <w:tcPr/>
+          <w:p>
+            <w:pPr>
+              <w:pStyle w:val="Compact"/>
+              <w:jc w:val="left"/>
+            </w:pPr>
+            <w:r>
+              <w:t xml:space="preserve">Implemented</w:t>
+            </w:r>
+          </w:p>
+        </w:tc>
+        <w:tc>
+          <w:tcPr/>
+          <w:p>
+            <w:pPr>
+              <w:pStyle w:val="Compact"/>
+              <w:jc w:val="left"/>
+            </w:pPr>
+            <w:r>
+              <w:t xml:space="preserve">Recipient =</w:t>
+            </w:r>
+            <w:r>
               <w:t xml:space="preserve"> </w:t>
             </w:r>
             <w:r>
               <w:rPr>
                 <w:rStyle w:val="VerbatimChar"/>
-                <w:rFonts w:ascii="Calibri" w:hAnsi="Calibri"/>
-                <w:sz w:val="18"/>
               </w:rPr>
-              <w:t xml:space="preserve">audit</w:t>
+              <w:t xml:space="preserve">customers.email</w:t>
+            </w:r>
+          </w:p>
+        </w:tc>
+      </w:tr>
+      <w:tr>
+        <w:tc>
+          <w:tcPr/>
+          <w:p>
+            <w:pPr>
+              <w:pStyle w:val="Compact"/>
+              <w:jc w:val="left"/>
+            </w:pPr>
+            <w:r>
+              <w:t xml:space="preserve">Local Mailpit / Render</w:t>
+            </w:r>
+            <w:r>
+              <w:t xml:space="preserve"> </w:t>
+            </w:r>
+            <w:r>
+              <w:t xml:space="preserve">SendGrid HTTPS</w:t>
+            </w:r>
+          </w:p>
+        </w:tc>
+        <w:tc>
+          <w:tcPr/>
+          <w:p>
+            <w:pPr>
+              <w:pStyle w:val="Compact"/>
+              <w:jc w:val="left"/>
+            </w:pPr>
+            <w:r>
+              <w:t xml:space="preserve">Implemented</w:t>
+            </w:r>
+          </w:p>
+        </w:tc>
+        <w:tc>
+          <w:tcPr/>
+          <w:p>
+            <w:pPr>
+              <w:pStyle w:val="Compact"/>
+              <w:jc w:val="left"/>
+            </w:pPr>
+            <w:r>
+              <w:t xml:space="preserve">See</w:t>
+            </w:r>
+            <w:r>
+              <w:t xml:space="preserve"> </w:t>
+            </w:r>
+            <w:r>
+              <w:t xml:space="preserve">MODULES/Notification.md</w:t>
+            </w:r>
+            <w:r>
+              <w:t xml:space="preserve"> </w:t>
+            </w:r>
+            <w:r>
+              <w:t xml:space="preserve">(</w:t>
             </w:r>
             <w:r>
               <w:rPr>
-                <w:rFonts w:ascii="Calibri" w:hAnsi="Calibri"/>
-                <w:sz w:val="18"/>
+                <w:rStyle w:val="VerbatimChar"/>
               </w:rPr>
-              <w:t xml:space="preserve"> </w:t>
-            </w:r>
-            <w:r>
-              <w:rPr>
-                <w:rFonts w:ascii="Calibri" w:hAnsi="Calibri"/>
-                <w:sz w:val="18"/>
-              </w:rPr>
-              <w:t xml:space="preserve">package</w:t>
+              <w:t xml:space="preserve">APP_KAFKA_ENABLED</w:t>
+            </w:r>
+            <w:r>
+              <w:t xml:space="preserve">)</w:t>
             </w:r>
           </w:p>
         </w:tc>
       </w:tr>
     </w:tbl>
     <w:bookmarkEnd w:id="18"/>
-    <w:bookmarkStart w:id="19" w:name="non-functional-current"/>
+    <w:bookmarkStart w:id="19" w:name="audit"/>
+    <w:p>
+      <w:pPr>
+        <w:pStyle w:val="Heading2"/>
+      </w:pPr>
+      <w:r>
+        <w:t xml:space="preserve">11. Audit</w:t>
+      </w:r>
+    </w:p>
+    <w:tbl>
+      <w:tblPr>
+        <w:tblStyle w:val="Table"/>
+        <w:tblW w:type="pct" w:w="4514"/>
+        <w:tblLayout w:type="fixed"/>
+        <w:tblLook w:firstRow="1" w:lastRow="0" w:firstColumn="0" w:lastColumn="0" w:noHBand="0" w:noVBand="0" w:val="0020"/>
+      </w:tblPr>
+      <w:tblGrid>
+        <w:gridCol w:w="2970"/>
+        <w:gridCol w:w="1980"/>
+        <w:gridCol w:w="2200"/>
+      </w:tblGrid>
+      <w:tr>
+        <w:trPr>
+          <w:tblHeader w:val="on"/>
+        </w:trPr>
+        <w:tc>
+          <w:tcPr/>
+          <w:p>
+            <w:pPr>
+              <w:pStyle w:val="Compact"/>
+              <w:jc w:val="left"/>
+            </w:pPr>
+            <w:r>
+              <w:t xml:space="preserve">Capability</w:t>
+            </w:r>
+          </w:p>
+        </w:tc>
+        <w:tc>
+          <w:tcPr/>
+          <w:p>
+            <w:pPr>
+              <w:pStyle w:val="Compact"/>
+              <w:jc w:val="left"/>
+            </w:pPr>
+            <w:r>
+              <w:t xml:space="preserve">Status</w:t>
+            </w:r>
+          </w:p>
+        </w:tc>
+        <w:tc>
+          <w:tcPr/>
+          <w:p>
+            <w:pPr>
+              <w:pStyle w:val="Compact"/>
+              <w:jc w:val="left"/>
+            </w:pPr>
+            <w:r>
+              <w:t xml:space="preserve">Notes</w:t>
+            </w:r>
+          </w:p>
+        </w:tc>
+      </w:tr>
+      <w:tr>
+        <w:tc>
+          <w:tcPr/>
+          <w:p>
+            <w:pPr>
+              <w:pStyle w:val="Compact"/>
+              <w:jc w:val="left"/>
+            </w:pPr>
+            <w:r>
+              <w:t xml:space="preserve">JPA created/updated by</w:t>
+            </w:r>
+            <w:r>
+              <w:t xml:space="preserve"> </w:t>
+            </w:r>
+            <w:r>
+              <w:t xml:space="preserve">fields</w:t>
+            </w:r>
+          </w:p>
+        </w:tc>
+        <w:tc>
+          <w:tcPr/>
+          <w:p>
+            <w:pPr>
+              <w:pStyle w:val="Compact"/>
+              <w:jc w:val="left"/>
+            </w:pPr>
+            <w:r>
+              <w:t xml:space="preserve">Partial</w:t>
+            </w:r>
+          </w:p>
+        </w:tc>
+        <w:tc>
+          <w:tcPr/>
+          <w:p>
+            <w:pPr>
+              <w:pStyle w:val="Compact"/>
+              <w:jc w:val="left"/>
+            </w:pPr>
+            <w:r>
+              <w:rPr>
+                <w:rStyle w:val="VerbatimChar"/>
+              </w:rPr>
+              <w:t xml:space="preserve">AuditableEntity</w:t>
+            </w:r>
+            <w:r>
+              <w:t xml:space="preserve"> </w:t>
+            </w:r>
+            <w:r>
+              <w:t xml:space="preserve">on some entities</w:t>
+            </w:r>
+          </w:p>
+        </w:tc>
+      </w:tr>
+      <w:tr>
+        <w:tc>
+          <w:tcPr/>
+          <w:p>
+            <w:pPr>
+              <w:pStyle w:val="Compact"/>
+              <w:jc w:val="left"/>
+            </w:pPr>
+            <w:r>
+              <w:t xml:space="preserve">Activity event trail API</w:t>
+            </w:r>
+            <w:r>
+              <w:t xml:space="preserve"> </w:t>
+            </w:r>
+            <w:r>
+              <w:t xml:space="preserve">/ UI</w:t>
+            </w:r>
+          </w:p>
+        </w:tc>
+        <w:tc>
+          <w:tcPr/>
+          <w:p>
+            <w:pPr>
+              <w:pStyle w:val="Compact"/>
+              <w:jc w:val="left"/>
+            </w:pPr>
+            <w:r>
+              <w:t xml:space="preserve">Implemented</w:t>
+            </w:r>
+          </w:p>
+        </w:tc>
+        <w:tc>
+          <w:tcPr/>
+          <w:p>
+            <w:pPr>
+              <w:pStyle w:val="Compact"/>
+              <w:jc w:val="left"/>
+            </w:pPr>
+            <w:r>
+              <w:t xml:space="preserve">Categories incl.</w:t>
+            </w:r>
+            <w:r>
+              <w:t xml:space="preserve"> </w:t>
+            </w:r>
+            <w:r>
+              <w:t xml:space="preserve">AUTH login/logout</w:t>
+            </w:r>
+          </w:p>
+        </w:tc>
+      </w:tr>
+      <w:tr>
+        <w:tc>
+          <w:tcPr/>
+          <w:p>
+            <w:pPr>
+              <w:pStyle w:val="Compact"/>
+              <w:jc w:val="left"/>
+            </w:pPr>
+            <w:r>
+              <w:t xml:space="preserve">Transfer approval audit</w:t>
+            </w:r>
+            <w:r>
+              <w:t xml:space="preserve"> </w:t>
+            </w:r>
+            <w:r>
+              <w:t xml:space="preserve">history</w:t>
+            </w:r>
+          </w:p>
+        </w:tc>
+        <w:tc>
+          <w:tcPr/>
+          <w:p>
+            <w:pPr>
+              <w:pStyle w:val="Compact"/>
+              <w:jc w:val="left"/>
+            </w:pPr>
+            <w:r>
+              <w:t xml:space="preserve">Implemented</w:t>
+            </w:r>
+          </w:p>
+        </w:tc>
+        <w:tc>
+          <w:tcPr/>
+          <w:p>
+            <w:pPr>
+              <w:pStyle w:val="Compact"/>
+            </w:pPr>
+          </w:p>
+        </w:tc>
+      </w:tr>
+      <w:tr>
+        <w:tc>
+          <w:tcPr/>
+          <w:p>
+            <w:pPr>
+              <w:pStyle w:val="Compact"/>
+              <w:jc w:val="left"/>
+            </w:pPr>
+            <w:r>
+              <w:t xml:space="preserve">Historical backfill</w:t>
+            </w:r>
+          </w:p>
+        </w:tc>
+        <w:tc>
+          <w:tcPr/>
+          <w:p>
+            <w:pPr>
+              <w:pStyle w:val="Compact"/>
+              <w:jc w:val="left"/>
+            </w:pPr>
+            <w:r>
+              <w:t xml:space="preserve">Implemented</w:t>
+            </w:r>
+          </w:p>
+        </w:tc>
+        <w:tc>
+          <w:tcPr/>
+          <w:p>
+            <w:pPr>
+              <w:pStyle w:val="Compact"/>
+              <w:jc w:val="left"/>
+            </w:pPr>
+            <w:r>
+              <w:t xml:space="preserve">Admin; idempotent</w:t>
+            </w:r>
+          </w:p>
+        </w:tc>
+      </w:tr>
+    </w:tbl>
+    <w:bookmarkEnd w:id="19"/>
+    <w:bookmarkStart w:id="21" w:name="non-functional-current"/>
     <w:p>
       <w:pPr>
         <w:pStyle w:val="Heading2"/>
@@ -5133,17 +3128,9 @@
     <w:tbl>
       <w:tblPr>
         <w:tblStyle w:val="Table"/>
-        <w:tblW w:type="pct" w:w="5000"/>
-        <w:tblLayout w:type="autofit"/>
+        <w:tblW w:type="pct" w:w="4306"/>
+        <w:tblLayout w:type="fixed"/>
         <w:tblLook w:firstRow="1" w:lastRow="0" w:firstColumn="0" w:lastColumn="0" w:noHBand="0" w:noVBand="0" w:val="0020"/>
-        <w:tblBorders>
-          <w:top w:val="single" w:sz="4" w:space="0" w:color="CBD5E0"/>
-          <w:left w:val="single" w:sz="4" w:space="0" w:color="CBD5E0"/>
-          <w:bottom w:val="single" w:sz="4" w:space="0" w:color="CBD5E0"/>
-          <w:right w:val="single" w:sz="4" w:space="0" w:color="CBD5E0"/>
-          <w:insideH w:val="single" w:sz="4" w:space="0" w:color="CBD5E0"/>
-          <w:insideV w:val="single" w:sz="4" w:space="0" w:color="CBD5E0"/>
-        </w:tblBorders>
       </w:tblPr>
       <w:tblGrid>
         <w:gridCol w:w="3410"/>
@@ -5154,55 +3141,25 @@
           <w:tblHeader w:val="on"/>
         </w:trPr>
         <w:tc>
-          <w:tcPr>
-            <w:tcMar>
-              <w:top w:w="40" w:type="dxa"/>
-              <w:bottom w:w="40" w:type="dxa"/>
-              <w:left w:w="60" w:type="dxa"/>
-              <w:right w:w="60" w:type="dxa"/>
-            </w:tcMar>
-            <w:shd w:fill="1A365D" w:val="clear"/>
-          </w:tcPr>
-          <w:p>
-            <w:pPr>
-              <w:pStyle w:val="Compact"/>
-              <w:spacing w:before="0" w:after="40" w:line="264" w:lineRule="auto"/>
-              <w:jc w:val="left"/>
-            </w:pPr>
-            <w:r>
-              <w:rPr>
-                <w:rFonts w:ascii="Calibri" w:hAnsi="Calibri"/>
-                <w:b/>
-                <w:color w:val="FFFFFF"/>
-                <w:sz w:val="18"/>
-              </w:rPr>
+          <w:tcPr/>
+          <w:p>
+            <w:pPr>
+              <w:pStyle w:val="Compact"/>
+              <w:jc w:val="left"/>
+            </w:pPr>
+            <w:r>
               <w:t xml:space="preserve">Area</w:t>
             </w:r>
           </w:p>
         </w:tc>
         <w:tc>
-          <w:tcPr>
-            <w:tcMar>
-              <w:top w:w="40" w:type="dxa"/>
-              <w:bottom w:w="40" w:type="dxa"/>
-              <w:left w:w="60" w:type="dxa"/>
-              <w:right w:w="60" w:type="dxa"/>
-            </w:tcMar>
-            <w:shd w:fill="1A365D" w:val="clear"/>
-          </w:tcPr>
-          <w:p>
-            <w:pPr>
-              <w:pStyle w:val="Compact"/>
-              <w:spacing w:before="0" w:after="40" w:line="264" w:lineRule="auto"/>
-              <w:jc w:val="left"/>
-            </w:pPr>
-            <w:r>
-              <w:rPr>
-                <w:rFonts w:ascii="Calibri" w:hAnsi="Calibri"/>
-                <w:b/>
-                <w:color w:val="FFFFFF"/>
-                <w:sz w:val="18"/>
-              </w:rPr>
+          <w:tcPr/>
+          <w:p>
+            <w:pPr>
+              <w:pStyle w:val="Compact"/>
+              <w:jc w:val="left"/>
+            </w:pPr>
+            <w:r>
               <w:t xml:space="preserve">Behavior</w:t>
             </w:r>
           </w:p>
@@ -5210,78 +3167,40 @@
       </w:tr>
       <w:tr>
         <w:tc>
-          <w:tcPr>
-            <w:tcMar>
-              <w:top w:w="40" w:type="dxa"/>
-              <w:bottom w:w="40" w:type="dxa"/>
-              <w:left w:w="60" w:type="dxa"/>
-              <w:right w:w="60" w:type="dxa"/>
-            </w:tcMar>
-          </w:tcPr>
-          <w:p>
-            <w:pPr>
-              <w:pStyle w:val="Compact"/>
-              <w:spacing w:before="0" w:after="40" w:line="264" w:lineRule="auto"/>
-              <w:jc w:val="left"/>
-            </w:pPr>
-            <w:r>
-              <w:rPr>
-                <w:rFonts w:ascii="Calibri" w:hAnsi="Calibri"/>
-                <w:sz w:val="18"/>
-              </w:rPr>
+          <w:tcPr/>
+          <w:p>
+            <w:pPr>
+              <w:pStyle w:val="Compact"/>
+              <w:jc w:val="left"/>
+            </w:pPr>
+            <w:r>
               <w:t xml:space="preserve">AuthN</w:t>
             </w:r>
           </w:p>
         </w:tc>
         <w:tc>
-          <w:tcPr>
-            <w:tcMar>
-              <w:top w:w="40" w:type="dxa"/>
-              <w:bottom w:w="40" w:type="dxa"/>
-              <w:left w:w="60" w:type="dxa"/>
-              <w:right w:w="60" w:type="dxa"/>
-            </w:tcMar>
-          </w:tcPr>
-          <w:p>
-            <w:pPr>
-              <w:pStyle w:val="Compact"/>
-              <w:spacing w:before="0" w:after="40" w:line="264" w:lineRule="auto"/>
-              <w:jc w:val="left"/>
-            </w:pPr>
-            <w:r>
-              <w:rPr>
-                <w:rFonts w:ascii="Calibri" w:hAnsi="Calibri"/>
-                <w:sz w:val="18"/>
-              </w:rPr>
+          <w:tcPr/>
+          <w:p>
+            <w:pPr>
+              <w:pStyle w:val="Compact"/>
+              <w:jc w:val="left"/>
+            </w:pPr>
+            <w:r>
               <w:t xml:space="preserve">JWT HMAC, 1h expiry</w:t>
             </w:r>
             <w:r>
-              <w:rPr>
-                <w:rFonts w:ascii="Calibri" w:hAnsi="Calibri"/>
-                <w:sz w:val="18"/>
-              </w:rPr>
               <w:t xml:space="preserve"> </w:t>
             </w:r>
             <w:r>
-              <w:rPr>
-                <w:rFonts w:ascii="Calibri" w:hAnsi="Calibri"/>
-                <w:sz w:val="18"/>
-              </w:rPr>
               <w:t xml:space="preserve">(</w:t>
             </w:r>
             <w:r>
               <w:rPr>
                 <w:rStyle w:val="VerbatimChar"/>
-                <w:rFonts w:ascii="Calibri" w:hAnsi="Calibri"/>
-                <w:sz w:val="18"/>
               </w:rPr>
               <w:t xml:space="preserve">jwt.expiration</w:t>
             </w:r>
             <w:r>
-              <w:rPr>
-                <w:rFonts w:ascii="Calibri" w:hAnsi="Calibri"/>
-                <w:sz w:val="18"/>
-              </w:rPr>
               <w:t xml:space="preserve">)</w:t>
             </w:r>
           </w:p>
@@ -5289,128 +3208,102 @@
       </w:tr>
       <w:tr>
         <w:tc>
-          <w:tcPr>
-            <w:tcMar>
-              <w:top w:w="40" w:type="dxa"/>
-              <w:bottom w:w="40" w:type="dxa"/>
-              <w:left w:w="60" w:type="dxa"/>
-              <w:right w:w="60" w:type="dxa"/>
-            </w:tcMar>
-          </w:tcPr>
-          <w:p>
-            <w:pPr>
-              <w:pStyle w:val="Compact"/>
-              <w:spacing w:before="0" w:after="40" w:line="264" w:lineRule="auto"/>
-              <w:jc w:val="left"/>
-            </w:pPr>
-            <w:r>
-              <w:rPr>
-                <w:rFonts w:ascii="Calibri" w:hAnsi="Calibri"/>
-                <w:sz w:val="18"/>
-              </w:rPr>
+          <w:tcPr/>
+          <w:p>
+            <w:pPr>
+              <w:pStyle w:val="Compact"/>
+              <w:jc w:val="left"/>
+            </w:pPr>
+            <w:r>
               <w:t xml:space="preserve">AuthZ</w:t>
             </w:r>
           </w:p>
         </w:tc>
         <w:tc>
-          <w:tcPr>
-            <w:tcMar>
-              <w:top w:w="40" w:type="dxa"/>
-              <w:bottom w:w="40" w:type="dxa"/>
-              <w:left w:w="60" w:type="dxa"/>
-              <w:right w:w="60" w:type="dxa"/>
-            </w:tcMar>
-          </w:tcPr>
-          <w:p>
-            <w:pPr>
-              <w:pStyle w:val="Compact"/>
-              <w:spacing w:before="0" w:after="40" w:line="264" w:lineRule="auto"/>
-              <w:jc w:val="left"/>
-            </w:pPr>
-            <w:r>
-              <w:rPr>
-                <w:rFonts w:ascii="Calibri" w:hAnsi="Calibri"/>
-                <w:sz w:val="18"/>
-              </w:rPr>
-              <w:t xml:space="preserve">Role matchers in</w:t>
-            </w:r>
-            <w:r>
-              <w:rPr>
-                <w:rFonts w:ascii="Calibri" w:hAnsi="Calibri"/>
-                <w:sz w:val="18"/>
-              </w:rPr>
+          <w:tcPr/>
+          <w:p>
+            <w:pPr>
+              <w:pStyle w:val="Compact"/>
+              <w:jc w:val="left"/>
+            </w:pPr>
+            <w:r>
+              <w:t xml:space="preserve">Role +</w:t>
+            </w:r>
+            <w:r>
               <w:t xml:space="preserve"> </w:t>
             </w:r>
             <w:r>
               <w:rPr>
                 <w:rStyle w:val="VerbatimChar"/>
-                <w:rFonts w:ascii="Calibri" w:hAnsi="Calibri"/>
-                <w:sz w:val="18"/>
+              </w:rPr>
+              <w:t xml:space="preserve">ACCESS_*</w:t>
+            </w:r>
+            <w:r>
+              <w:t xml:space="preserve"> </w:t>
+            </w:r>
+            <w:r>
+              <w:t xml:space="preserve">authorities</w:t>
+            </w:r>
+            <w:r>
+              <w:t xml:space="preserve"> </w:t>
+            </w:r>
+            <w:r>
+              <w:t xml:space="preserve">(</w:t>
+            </w:r>
+            <w:r>
+              <w:rPr>
+                <w:rStyle w:val="VerbatimChar"/>
+              </w:rPr>
+              <w:t xml:space="preserve">AppAccess</w:t>
+            </w:r>
+            <w:r>
+              <w:t xml:space="preserve"> </w:t>
+            </w:r>
+            <w:r>
+              <w:t xml:space="preserve">/</w:t>
+            </w:r>
+            <w:r>
+              <w:t xml:space="preserve"> </w:t>
+            </w:r>
+            <w:r>
+              <w:rPr>
+                <w:rStyle w:val="VerbatimChar"/>
               </w:rPr>
               <w:t xml:space="preserve">SecurityConfig</w:t>
             </w:r>
+            <w:r>
+              <w:t xml:space="preserve">)</w:t>
+            </w:r>
           </w:p>
         </w:tc>
       </w:tr>
       <w:tr>
         <w:tc>
-          <w:tcPr>
-            <w:tcMar>
-              <w:top w:w="40" w:type="dxa"/>
-              <w:bottom w:w="40" w:type="dxa"/>
-              <w:left w:w="60" w:type="dxa"/>
-              <w:right w:w="60" w:type="dxa"/>
-            </w:tcMar>
-          </w:tcPr>
-          <w:p>
-            <w:pPr>
-              <w:pStyle w:val="Compact"/>
-              <w:spacing w:before="0" w:after="40" w:line="264" w:lineRule="auto"/>
-              <w:jc w:val="left"/>
-            </w:pPr>
-            <w:r>
-              <w:rPr>
-                <w:rFonts w:ascii="Calibri" w:hAnsi="Calibri"/>
-                <w:sz w:val="18"/>
-              </w:rPr>
+          <w:tcPr/>
+          <w:p>
+            <w:pPr>
+              <w:pStyle w:val="Compact"/>
+              <w:jc w:val="left"/>
+            </w:pPr>
+            <w:r>
               <w:t xml:space="preserve">CORS</w:t>
             </w:r>
           </w:p>
         </w:tc>
         <w:tc>
-          <w:tcPr>
-            <w:tcMar>
-              <w:top w:w="40" w:type="dxa"/>
-              <w:bottom w:w="40" w:type="dxa"/>
-              <w:left w:w="60" w:type="dxa"/>
-              <w:right w:w="60" w:type="dxa"/>
-            </w:tcMar>
-          </w:tcPr>
-          <w:p>
-            <w:pPr>
-              <w:pStyle w:val="Compact"/>
-              <w:spacing w:before="0" w:after="40" w:line="264" w:lineRule="auto"/>
-              <w:jc w:val="left"/>
-            </w:pPr>
-            <w:r>
-              <w:rPr>
-                <w:rFonts w:ascii="Calibri" w:hAnsi="Calibri"/>
-                <w:sz w:val="18"/>
-              </w:rPr>
+          <w:tcPr/>
+          <w:p>
+            <w:pPr>
+              <w:pStyle w:val="Compact"/>
+              <w:jc w:val="left"/>
+            </w:pPr>
+            <w:r>
               <w:t xml:space="preserve">localhost, bankone.local,</w:t>
             </w:r>
             <w:r>
-              <w:rPr>
-                <w:rFonts w:ascii="Calibri" w:hAnsi="Calibri"/>
-                <w:sz w:val="18"/>
-              </w:rPr>
               <w:t xml:space="preserve"> </w:t>
             </w:r>
             <w:r>
-              <w:rPr>
-                <w:rFonts w:ascii="Calibri" w:hAnsi="Calibri"/>
-                <w:sz w:val="18"/>
-              </w:rPr>
               <w:t xml:space="preserve">192.168.0.4</w:t>
             </w:r>
           </w:p>
@@ -5418,63 +3311,31 @@
       </w:tr>
       <w:tr>
         <w:tc>
-          <w:tcPr>
-            <w:tcMar>
-              <w:top w:w="40" w:type="dxa"/>
-              <w:bottom w:w="40" w:type="dxa"/>
-              <w:left w:w="60" w:type="dxa"/>
-              <w:right w:w="60" w:type="dxa"/>
-            </w:tcMar>
-          </w:tcPr>
-          <w:p>
-            <w:pPr>
-              <w:pStyle w:val="Compact"/>
-              <w:spacing w:before="0" w:after="40" w:line="264" w:lineRule="auto"/>
-              <w:jc w:val="left"/>
-            </w:pPr>
-            <w:r>
-              <w:rPr>
-                <w:rFonts w:ascii="Calibri" w:hAnsi="Calibri"/>
-                <w:sz w:val="18"/>
-              </w:rPr>
+          <w:tcPr/>
+          <w:p>
+            <w:pPr>
+              <w:pStyle w:val="Compact"/>
+              <w:jc w:val="left"/>
+            </w:pPr>
+            <w:r>
               <w:t xml:space="preserve">Logging</w:t>
             </w:r>
           </w:p>
         </w:tc>
         <w:tc>
-          <w:tcPr>
-            <w:tcMar>
-              <w:top w:w="40" w:type="dxa"/>
-              <w:bottom w:w="40" w:type="dxa"/>
-              <w:left w:w="60" w:type="dxa"/>
-              <w:right w:w="60" w:type="dxa"/>
-            </w:tcMar>
-          </w:tcPr>
-          <w:p>
-            <w:pPr>
-              <w:pStyle w:val="Compact"/>
-              <w:spacing w:before="0" w:after="40" w:line="264" w:lineRule="auto"/>
-              <w:jc w:val="left"/>
-            </w:pPr>
-            <w:r>
-              <w:rPr>
-                <w:rFonts w:ascii="Calibri" w:hAnsi="Calibri"/>
-                <w:sz w:val="18"/>
-              </w:rPr>
+          <w:tcPr/>
+          <w:p>
+            <w:pPr>
+              <w:pStyle w:val="Compact"/>
+              <w:jc w:val="left"/>
+            </w:pPr>
+            <w:r>
               <w:t xml:space="preserve">Hibernate SQL DEBUG</w:t>
             </w:r>
             <w:r>
-              <w:rPr>
-                <w:rFonts w:ascii="Calibri" w:hAnsi="Calibri"/>
-                <w:sz w:val="18"/>
-              </w:rPr>
               <w:t xml:space="preserve"> </w:t>
             </w:r>
             <w:r>
-              <w:rPr>
-                <w:rFonts w:ascii="Calibri" w:hAnsi="Calibri"/>
-                <w:sz w:val="18"/>
-              </w:rPr>
               <w:t xml:space="preserve">(dev-oriented)</w:t>
             </w:r>
           </w:p>
@@ -5482,63 +3343,31 @@
       </w:tr>
       <w:tr>
         <w:tc>
-          <w:tcPr>
-            <w:tcMar>
-              <w:top w:w="40" w:type="dxa"/>
-              <w:bottom w:w="40" w:type="dxa"/>
-              <w:left w:w="60" w:type="dxa"/>
-              <w:right w:w="60" w:type="dxa"/>
-            </w:tcMar>
-          </w:tcPr>
-          <w:p>
-            <w:pPr>
-              <w:pStyle w:val="Compact"/>
-              <w:spacing w:before="0" w:after="40" w:line="264" w:lineRule="auto"/>
-              <w:jc w:val="left"/>
-            </w:pPr>
-            <w:r>
-              <w:rPr>
-                <w:rFonts w:ascii="Calibri" w:hAnsi="Calibri"/>
-                <w:sz w:val="18"/>
-              </w:rPr>
+          <w:tcPr/>
+          <w:p>
+            <w:pPr>
+              <w:pStyle w:val="Compact"/>
+              <w:jc w:val="left"/>
+            </w:pPr>
+            <w:r>
               <w:t xml:space="preserve">Deploy</w:t>
             </w:r>
           </w:p>
         </w:tc>
         <w:tc>
-          <w:tcPr>
-            <w:tcMar>
-              <w:top w:w="40" w:type="dxa"/>
-              <w:bottom w:w="40" w:type="dxa"/>
-              <w:left w:w="60" w:type="dxa"/>
-              <w:right w:w="60" w:type="dxa"/>
-            </w:tcMar>
-          </w:tcPr>
-          <w:p>
-            <w:pPr>
-              <w:pStyle w:val="Compact"/>
-              <w:spacing w:before="0" w:after="40" w:line="264" w:lineRule="auto"/>
-              <w:jc w:val="left"/>
-            </w:pPr>
-            <w:r>
-              <w:rPr>
-                <w:rFonts w:ascii="Calibri" w:hAnsi="Calibri"/>
-                <w:sz w:val="18"/>
-              </w:rPr>
+          <w:tcPr/>
+          <w:p>
+            <w:pPr>
+              <w:pStyle w:val="Compact"/>
+              <w:jc w:val="left"/>
+            </w:pPr>
+            <w:r>
               <w:t xml:space="preserve">Open Liberty WAR primary path;</w:t>
             </w:r>
             <w:r>
-              <w:rPr>
-                <w:rFonts w:ascii="Calibri" w:hAnsi="Calibri"/>
-                <w:sz w:val="18"/>
-              </w:rPr>
               <w:t xml:space="preserve"> </w:t>
             </w:r>
             <w:r>
-              <w:rPr>
-                <w:rFonts w:ascii="Calibri" w:hAnsi="Calibri"/>
-                <w:sz w:val="18"/>
-              </w:rPr>
               <w:t xml:space="preserve">Render Docker + Aiven + SendGrid</w:t>
             </w:r>
           </w:p>
@@ -5546,72 +3375,70 @@
       </w:tr>
       <w:tr>
         <w:tc>
-          <w:tcPr>
-            <w:tcMar>
-              <w:top w:w="40" w:type="dxa"/>
-              <w:bottom w:w="40" w:type="dxa"/>
-              <w:left w:w="60" w:type="dxa"/>
-              <w:right w:w="60" w:type="dxa"/>
-            </w:tcMar>
-          </w:tcPr>
-          <w:p>
-            <w:pPr>
-              <w:pStyle w:val="Compact"/>
-              <w:spacing w:before="0" w:after="40" w:line="264" w:lineRule="auto"/>
-              <w:jc w:val="left"/>
-            </w:pPr>
-            <w:r>
-              <w:rPr>
-                <w:rFonts w:ascii="Calibri" w:hAnsi="Calibri"/>
-                <w:sz w:val="18"/>
-              </w:rPr>
+          <w:tcPr/>
+          <w:p>
+            <w:pPr>
+              <w:pStyle w:val="Compact"/>
+              <w:jc w:val="left"/>
+            </w:pPr>
+            <w:r>
               <w:t xml:space="preserve">Messaging</w:t>
             </w:r>
           </w:p>
         </w:tc>
         <w:tc>
-          <w:tcPr>
-            <w:tcMar>
-              <w:top w:w="40" w:type="dxa"/>
-              <w:bottom w:w="40" w:type="dxa"/>
-              <w:left w:w="60" w:type="dxa"/>
-              <w:right w:w="60" w:type="dxa"/>
-            </w:tcMar>
-          </w:tcPr>
-          <w:p>
-            <w:pPr>
-              <w:pStyle w:val="Compact"/>
-              <w:spacing w:before="0" w:after="40" w:line="264" w:lineRule="auto"/>
-              <w:jc w:val="left"/>
-            </w:pPr>
-            <w:r>
-              <w:rPr>
-                <w:rFonts w:ascii="Calibri" w:hAnsi="Calibri"/>
-                <w:sz w:val="18"/>
-              </w:rPr>
+          <w:tcPr/>
+          <w:p>
+            <w:pPr>
+              <w:pStyle w:val="Compact"/>
+              <w:jc w:val="left"/>
+            </w:pPr>
+            <w:r>
               <w:t xml:space="preserve">Kafka (optional via</w:t>
             </w:r>
             <w:r>
-              <w:rPr>
-                <w:rFonts w:ascii="Calibri" w:hAnsi="Calibri"/>
-                <w:sz w:val="18"/>
-              </w:rPr>
               <w:t xml:space="preserve"> </w:t>
             </w:r>
             <w:r>
               <w:rPr>
                 <w:rStyle w:val="VerbatimChar"/>
-                <w:rFonts w:ascii="Calibri" w:hAnsi="Calibri"/>
-                <w:sz w:val="18"/>
               </w:rPr>
               <w:t xml:space="preserve">APP_KAFKA_ENABLED</w:t>
             </w:r>
             <w:r>
-              <w:rPr>
-                <w:rFonts w:ascii="Calibri" w:hAnsi="Calibri"/>
-                <w:sz w:val="18"/>
-              </w:rPr>
               <w:t xml:space="preserve">)</w:t>
+            </w:r>
+          </w:p>
+        </w:tc>
+      </w:tr>
+      <w:tr>
+        <w:tc>
+          <w:tcPr/>
+          <w:p>
+            <w:pPr>
+              <w:pStyle w:val="Compact"/>
+              <w:jc w:val="left"/>
+            </w:pPr>
+            <w:r>
+              <w:t xml:space="preserve">Learning roadmap</w:t>
+            </w:r>
+          </w:p>
+        </w:tc>
+        <w:tc>
+          <w:tcPr/>
+          <w:p>
+            <w:pPr>
+              <w:pStyle w:val="Compact"/>
+              <w:jc w:val="left"/>
+            </w:pPr>
+            <w:r>
+              <w:t xml:space="preserve">See TECH_LEARNING_PLAN.md</w:t>
+            </w:r>
+            <w:r>
+              <w:t xml:space="preserve"> </w:t>
+            </w:r>
+            <w:r>
+              <w:t xml:space="preserve">(rate limit, cache, outbox, …)</w:t>
             </w:r>
           </w:p>
         </w:tc>
@@ -5636,9 +3463,29 @@
       <w:r>
         <w:t xml:space="preserve">.</w:t>
       </w:r>
+      <w:r>
+        <w:t xml:space="preserve"> </w:t>
+      </w:r>
+      <w:r>
+        <w:t xml:space="preserve">Platform learning topics (not the same as hardening) are tracked in</w:t>
+      </w:r>
+      <w:r>
+        <w:t xml:space="preserve"> </w:t>
+      </w:r>
+      <w:hyperlink r:id="rId20">
+        <w:r>
+          <w:rPr>
+            <w:rStyle w:val="Hyperlink"/>
+          </w:rPr>
+          <w:t xml:space="preserve">TECH_LEARNING_PLAN.md</w:t>
+        </w:r>
+      </w:hyperlink>
+      <w:r>
+        <w:t xml:space="preserve">.</w:t>
+      </w:r>
     </w:p>
-    <w:bookmarkEnd w:id="19"/>
-    <w:bookmarkEnd w:id="20"/>
+    <w:bookmarkEnd w:id="21"/>
+    <w:bookmarkEnd w:id="22"/>
     <w:sectPr>
       <w:pgSz w:h="16838" w:w="11906"/>
       <w:pgMar w:bottom="1134" w:footer="720" w:gutter="0" w:header="720" w:left="1247" w:right="1247" w:top="1134"/>

--- a/docs/FUNCTIONAL_SPECIFICATION.docx
+++ b/docs/FUNCTIONAL_SPECIFICATION.docx
@@ -10,7 +10,7 @@
         <w:t xml:space="preserve">FUNCTIONAL_SPECIFICATION</w:t>
       </w:r>
     </w:p>
-    <w:bookmarkStart w:id="22" w:name="functional-specification"/>
+    <w:bookmarkStart w:id="23" w:name="functional-specification"/>
     <w:p>
       <w:pPr>
         <w:pStyle w:val="Heading1"/>
@@ -22,6 +22,8 @@
     <w:p>
       <w:pPr>
         <w:pStyle w:val="FirstParagraph"/>
+        <w:spacing w:after="160" w:line="276" w:lineRule="auto"/>
+        <w:jc w:val="left"/>
       </w:pPr>
       <w:r>
         <w:t xml:space="preserve">Status legend:</w:t>
@@ -81,9 +83,17 @@
     <w:tbl>
       <w:tblPr>
         <w:tblStyle w:val="Table"/>
-        <w:tblW w:type="pct" w:w="4653"/>
-        <w:tblLayout w:type="fixed"/>
+        <w:tblW w:type="pct" w:w="5000"/>
+        <w:tblLayout w:type="autofit"/>
         <w:tblLook w:firstRow="1" w:lastRow="0" w:firstColumn="0" w:lastColumn="0" w:noHBand="0" w:noVBand="0" w:val="0020"/>
+        <w:tblBorders>
+          <w:top w:val="single" w:sz="4" w:space="0" w:color="CBD5E0"/>
+          <w:left w:val="single" w:sz="4" w:space="0" w:color="CBD5E0"/>
+          <w:bottom w:val="single" w:sz="4" w:space="0" w:color="CBD5E0"/>
+          <w:right w:val="single" w:sz="4" w:space="0" w:color="CBD5E0"/>
+          <w:insideH w:val="single" w:sz="4" w:space="0" w:color="CBD5E0"/>
+          <w:insideV w:val="single" w:sz="4" w:space="0" w:color="CBD5E0"/>
+        </w:tblBorders>
       </w:tblPr>
       <w:tblGrid>
         <w:gridCol w:w="2420"/>
@@ -95,37 +105,100 @@
           <w:tblHeader w:val="on"/>
         </w:trPr>
         <w:tc>
-          <w:tcPr/>
+          <w:tcPr>
+            <w:tcMar>
+              <w:top w:w="40" w:type="dxa"/>
+              <w:bottom w:w="40" w:type="dxa"/>
+              <w:left w:w="60" w:type="dxa"/>
+              <w:right w:w="60" w:type="dxa"/>
+            </w:tcMar>
+            <w:shd w:fill="1A365D" w:val="clear"/>
+            <w:tcMar>
+              <w:top w:w="40" w:type="dxa"/>
+              <w:bottom w:w="40" w:type="dxa"/>
+              <w:left w:w="60" w:type="dxa"/>
+              <w:right w:w="60" w:type="dxa"/>
+            </w:tcMar>
+          </w:tcPr>
           <w:p>
             <w:pPr>
               <w:pStyle w:val="Compact"/>
+              <w:spacing w:before="0" w:after="40" w:line="264" w:lineRule="auto"/>
               <w:jc w:val="left"/>
             </w:pPr>
             <w:r>
+              <w:rPr>
+                <w:rFonts w:ascii="Calibri" w:hAnsi="Calibri"/>
+                <w:b/>
+                <w:color w:val="FFFFFF"/>
+                <w:sz w:val="18"/>
+              </w:rPr>
               <w:t xml:space="preserve">Capability</w:t>
             </w:r>
           </w:p>
         </w:tc>
         <w:tc>
-          <w:tcPr/>
+          <w:tcPr>
+            <w:tcMar>
+              <w:top w:w="40" w:type="dxa"/>
+              <w:bottom w:w="40" w:type="dxa"/>
+              <w:left w:w="60" w:type="dxa"/>
+              <w:right w:w="60" w:type="dxa"/>
+            </w:tcMar>
+            <w:shd w:fill="1A365D" w:val="clear"/>
+            <w:tcMar>
+              <w:top w:w="40" w:type="dxa"/>
+              <w:bottom w:w="40" w:type="dxa"/>
+              <w:left w:w="60" w:type="dxa"/>
+              <w:right w:w="60" w:type="dxa"/>
+            </w:tcMar>
+          </w:tcPr>
           <w:p>
             <w:pPr>
               <w:pStyle w:val="Compact"/>
+              <w:spacing w:before="0" w:after="40" w:line="264" w:lineRule="auto"/>
               <w:jc w:val="left"/>
             </w:pPr>
             <w:r>
+              <w:rPr>
+                <w:rFonts w:ascii="Calibri" w:hAnsi="Calibri"/>
+                <w:b/>
+                <w:color w:val="FFFFFF"/>
+                <w:sz w:val="18"/>
+              </w:rPr>
               <w:t xml:space="preserve">Status</w:t>
             </w:r>
           </w:p>
         </w:tc>
         <w:tc>
-          <w:tcPr/>
+          <w:tcPr>
+            <w:tcMar>
+              <w:top w:w="40" w:type="dxa"/>
+              <w:bottom w:w="40" w:type="dxa"/>
+              <w:left w:w="60" w:type="dxa"/>
+              <w:right w:w="60" w:type="dxa"/>
+            </w:tcMar>
+            <w:shd w:fill="1A365D" w:val="clear"/>
+            <w:tcMar>
+              <w:top w:w="40" w:type="dxa"/>
+              <w:bottom w:w="40" w:type="dxa"/>
+              <w:left w:w="60" w:type="dxa"/>
+              <w:right w:w="60" w:type="dxa"/>
+            </w:tcMar>
+          </w:tcPr>
           <w:p>
             <w:pPr>
               <w:pStyle w:val="Compact"/>
+              <w:spacing w:before="0" w:after="40" w:line="264" w:lineRule="auto"/>
               <w:jc w:val="left"/>
             </w:pPr>
             <w:r>
+              <w:rPr>
+                <w:rFonts w:ascii="Calibri" w:hAnsi="Calibri"/>
+                <w:b/>
+                <w:color w:val="FFFFFF"/>
+                <w:sz w:val="18"/>
+              </w:rPr>
               <w:t xml:space="preserve">Notes</w:t>
             </w:r>
           </w:p>
@@ -133,43 +206,105 @@
       </w:tr>
       <w:tr>
         <w:tc>
-          <w:tcPr/>
+          <w:tcPr>
+            <w:tcMar>
+              <w:top w:w="40" w:type="dxa"/>
+              <w:bottom w:w="40" w:type="dxa"/>
+              <w:left w:w="60" w:type="dxa"/>
+              <w:right w:w="60" w:type="dxa"/>
+            </w:tcMar>
+            <w:tcMar>
+              <w:top w:w="40" w:type="dxa"/>
+              <w:bottom w:w="40" w:type="dxa"/>
+              <w:left w:w="60" w:type="dxa"/>
+              <w:right w:w="60" w:type="dxa"/>
+            </w:tcMar>
+          </w:tcPr>
           <w:p>
             <w:pPr>
               <w:pStyle w:val="Compact"/>
+              <w:spacing w:before="0" w:after="40" w:line="264" w:lineRule="auto"/>
               <w:jc w:val="left"/>
             </w:pPr>
             <w:r>
+              <w:rPr>
+                <w:rFonts w:ascii="Calibri" w:hAnsi="Calibri"/>
+                <w:sz w:val="18"/>
+              </w:rPr>
               <w:t xml:space="preserve">Staff login</w:t>
             </w:r>
             <w:r>
+              <w:rPr>
+                <w:rFonts w:ascii="Calibri" w:hAnsi="Calibri"/>
+                <w:sz w:val="18"/>
+              </w:rPr>
               <w:t xml:space="preserve"> </w:t>
             </w:r>
             <w:r>
+              <w:rPr>
+                <w:rFonts w:ascii="Calibri" w:hAnsi="Calibri"/>
+                <w:sz w:val="18"/>
+              </w:rPr>
               <w:t xml:space="preserve">(username/password)</w:t>
             </w:r>
           </w:p>
         </w:tc>
         <w:tc>
-          <w:tcPr/>
+          <w:tcPr>
+            <w:tcMar>
+              <w:top w:w="40" w:type="dxa"/>
+              <w:bottom w:w="40" w:type="dxa"/>
+              <w:left w:w="60" w:type="dxa"/>
+              <w:right w:w="60" w:type="dxa"/>
+            </w:tcMar>
+            <w:tcMar>
+              <w:top w:w="40" w:type="dxa"/>
+              <w:bottom w:w="40" w:type="dxa"/>
+              <w:left w:w="60" w:type="dxa"/>
+              <w:right w:w="60" w:type="dxa"/>
+            </w:tcMar>
+          </w:tcPr>
           <w:p>
             <w:pPr>
               <w:pStyle w:val="Compact"/>
+              <w:spacing w:before="0" w:after="40" w:line="264" w:lineRule="auto"/>
               <w:jc w:val="left"/>
             </w:pPr>
             <w:r>
+              <w:rPr>
+                <w:rFonts w:ascii="Calibri" w:hAnsi="Calibri"/>
+                <w:sz w:val="18"/>
+              </w:rPr>
               <w:t xml:space="preserve">Implemented</w:t>
             </w:r>
           </w:p>
         </w:tc>
         <w:tc>
-          <w:tcPr/>
+          <w:tcPr>
+            <w:tcMar>
+              <w:top w:w="40" w:type="dxa"/>
+              <w:bottom w:w="40" w:type="dxa"/>
+              <w:left w:w="60" w:type="dxa"/>
+              <w:right w:w="60" w:type="dxa"/>
+            </w:tcMar>
+            <w:tcMar>
+              <w:top w:w="40" w:type="dxa"/>
+              <w:bottom w:w="40" w:type="dxa"/>
+              <w:left w:w="60" w:type="dxa"/>
+              <w:right w:w="60" w:type="dxa"/>
+            </w:tcMar>
+          </w:tcPr>
           <w:p>
             <w:pPr>
               <w:pStyle w:val="Compact"/>
+              <w:spacing w:before="0" w:after="40" w:line="264" w:lineRule="auto"/>
               <w:jc w:val="left"/>
             </w:pPr>
             <w:r>
+              <w:rPr>
+                <w:rFonts w:ascii="Calibri" w:hAnsi="Calibri"/>
+                <w:sz w:val="18"/>
+              </w:rPr>
               <w:t xml:space="preserve">JWT returned</w:t>
             </w:r>
           </w:p>
@@ -177,92 +312,218 @@
       </w:tr>
       <w:tr>
         <w:tc>
-          <w:tcPr/>
+          <w:tcPr>
+            <w:tcMar>
+              <w:top w:w="40" w:type="dxa"/>
+              <w:bottom w:w="40" w:type="dxa"/>
+              <w:left w:w="60" w:type="dxa"/>
+              <w:right w:w="60" w:type="dxa"/>
+            </w:tcMar>
+            <w:tcMar>
+              <w:top w:w="40" w:type="dxa"/>
+              <w:bottom w:w="40" w:type="dxa"/>
+              <w:left w:w="60" w:type="dxa"/>
+              <w:right w:w="60" w:type="dxa"/>
+            </w:tcMar>
+          </w:tcPr>
           <w:p>
             <w:pPr>
               <w:pStyle w:val="Compact"/>
+              <w:spacing w:before="0" w:after="40" w:line="264" w:lineRule="auto"/>
               <w:jc w:val="left"/>
             </w:pPr>
             <w:r>
+              <w:rPr>
+                <w:rFonts w:ascii="Calibri" w:hAnsi="Calibri"/>
+                <w:sz w:val="18"/>
+              </w:rPr>
               <w:t xml:space="preserve">Current user profile</w:t>
             </w:r>
             <w:r>
+              <w:rPr>
+                <w:rFonts w:ascii="Calibri" w:hAnsi="Calibri"/>
+                <w:sz w:val="18"/>
+              </w:rPr>
               <w:t xml:space="preserve"> </w:t>
             </w:r>
             <w:r>
+              <w:rPr>
+                <w:rFonts w:ascii="Calibri" w:hAnsi="Calibri"/>
+                <w:sz w:val="18"/>
+              </w:rPr>
               <w:t xml:space="preserve">(</w:t>
             </w:r>
             <w:r>
               <w:rPr>
                 <w:rStyle w:val="VerbatimChar"/>
+                <w:rFonts w:ascii="Calibri" w:hAnsi="Calibri"/>
+                <w:sz w:val="18"/>
               </w:rPr>
               <w:t xml:space="preserve">/auth/me</w:t>
             </w:r>
             <w:r>
+              <w:rPr>
+                <w:rFonts w:ascii="Calibri" w:hAnsi="Calibri"/>
+                <w:sz w:val="18"/>
+              </w:rPr>
               <w:t xml:space="preserve">)</w:t>
             </w:r>
           </w:p>
         </w:tc>
         <w:tc>
-          <w:tcPr/>
+          <w:tcPr>
+            <w:tcMar>
+              <w:top w:w="40" w:type="dxa"/>
+              <w:bottom w:w="40" w:type="dxa"/>
+              <w:left w:w="60" w:type="dxa"/>
+              <w:right w:w="60" w:type="dxa"/>
+            </w:tcMar>
+            <w:tcMar>
+              <w:top w:w="40" w:type="dxa"/>
+              <w:bottom w:w="40" w:type="dxa"/>
+              <w:left w:w="60" w:type="dxa"/>
+              <w:right w:w="60" w:type="dxa"/>
+            </w:tcMar>
+          </w:tcPr>
           <w:p>
             <w:pPr>
               <w:pStyle w:val="Compact"/>
+              <w:spacing w:before="0" w:after="40" w:line="264" w:lineRule="auto"/>
               <w:jc w:val="left"/>
             </w:pPr>
             <w:r>
+              <w:rPr>
+                <w:rFonts w:ascii="Calibri" w:hAnsi="Calibri"/>
+                <w:sz w:val="18"/>
+              </w:rPr>
               <w:t xml:space="preserve">Implemented</w:t>
             </w:r>
           </w:p>
         </w:tc>
         <w:tc>
-          <w:tcPr/>
+          <w:tcPr>
+            <w:tcMar>
+              <w:top w:w="40" w:type="dxa"/>
+              <w:bottom w:w="40" w:type="dxa"/>
+              <w:left w:w="60" w:type="dxa"/>
+              <w:right w:w="60" w:type="dxa"/>
+            </w:tcMar>
+            <w:tcMar>
+              <w:top w:w="40" w:type="dxa"/>
+              <w:bottom w:w="40" w:type="dxa"/>
+              <w:left w:w="60" w:type="dxa"/>
+              <w:right w:w="60" w:type="dxa"/>
+            </w:tcMar>
+          </w:tcPr>
           <w:p>
             <w:pPr>
               <w:pStyle w:val="Compact"/>
+              <w:spacing w:before="0" w:after="40" w:line="264" w:lineRule="auto"/>
             </w:pPr>
           </w:p>
         </w:tc>
       </w:tr>
       <w:tr>
         <w:tc>
-          <w:tcPr/>
+          <w:tcPr>
+            <w:tcMar>
+              <w:top w:w="40" w:type="dxa"/>
+              <w:bottom w:w="40" w:type="dxa"/>
+              <w:left w:w="60" w:type="dxa"/>
+              <w:right w:w="60" w:type="dxa"/>
+            </w:tcMar>
+            <w:tcMar>
+              <w:top w:w="40" w:type="dxa"/>
+              <w:bottom w:w="40" w:type="dxa"/>
+              <w:left w:w="60" w:type="dxa"/>
+              <w:right w:w="60" w:type="dxa"/>
+            </w:tcMar>
+          </w:tcPr>
           <w:p>
             <w:pPr>
               <w:pStyle w:val="Compact"/>
+              <w:spacing w:before="0" w:after="40" w:line="264" w:lineRule="auto"/>
               <w:jc w:val="left"/>
             </w:pPr>
             <w:r>
+              <w:rPr>
+                <w:rFonts w:ascii="Calibri" w:hAnsi="Calibri"/>
+                <w:sz w:val="18"/>
+              </w:rPr>
               <w:t xml:space="preserve">Change password</w:t>
             </w:r>
           </w:p>
         </w:tc>
         <w:tc>
-          <w:tcPr/>
+          <w:tcPr>
+            <w:tcMar>
+              <w:top w:w="40" w:type="dxa"/>
+              <w:bottom w:w="40" w:type="dxa"/>
+              <w:left w:w="60" w:type="dxa"/>
+              <w:right w:w="60" w:type="dxa"/>
+            </w:tcMar>
+            <w:tcMar>
+              <w:top w:w="40" w:type="dxa"/>
+              <w:bottom w:w="40" w:type="dxa"/>
+              <w:left w:w="60" w:type="dxa"/>
+              <w:right w:w="60" w:type="dxa"/>
+            </w:tcMar>
+          </w:tcPr>
           <w:p>
             <w:pPr>
               <w:pStyle w:val="Compact"/>
+              <w:spacing w:before="0" w:after="40" w:line="264" w:lineRule="auto"/>
               <w:jc w:val="left"/>
             </w:pPr>
             <w:r>
+              <w:rPr>
+                <w:rFonts w:ascii="Calibri" w:hAnsi="Calibri"/>
+                <w:sz w:val="18"/>
+              </w:rPr>
               <w:t xml:space="preserve">Implemented</w:t>
             </w:r>
           </w:p>
         </w:tc>
         <w:tc>
-          <w:tcPr/>
+          <w:tcPr>
+            <w:tcMar>
+              <w:top w:w="40" w:type="dxa"/>
+              <w:bottom w:w="40" w:type="dxa"/>
+              <w:left w:w="60" w:type="dxa"/>
+              <w:right w:w="60" w:type="dxa"/>
+            </w:tcMar>
+            <w:tcMar>
+              <w:top w:w="40" w:type="dxa"/>
+              <w:bottom w:w="40" w:type="dxa"/>
+              <w:left w:w="60" w:type="dxa"/>
+              <w:right w:w="60" w:type="dxa"/>
+            </w:tcMar>
+          </w:tcPr>
           <w:p>
             <w:pPr>
               <w:pStyle w:val="Compact"/>
+              <w:spacing w:before="0" w:after="40" w:line="264" w:lineRule="auto"/>
               <w:jc w:val="left"/>
             </w:pPr>
             <w:r>
+              <w:rPr>
+                <w:rFonts w:ascii="Calibri" w:hAnsi="Calibri"/>
+                <w:sz w:val="18"/>
+              </w:rPr>
               <w:t xml:space="preserve">Min 8 chars; confirm</w:t>
             </w:r>
             <w:r>
+              <w:rPr>
+                <w:rFonts w:ascii="Calibri" w:hAnsi="Calibri"/>
+                <w:sz w:val="18"/>
+              </w:rPr>
               <w:t xml:space="preserve"> </w:t>
             </w:r>
             <w:r>
+              <w:rPr>
+                <w:rFonts w:ascii="Calibri" w:hAnsi="Calibri"/>
+                <w:sz w:val="18"/>
+              </w:rPr>
               <w:t xml:space="preserve">match</w:t>
             </w:r>
           </w:p>
@@ -270,46 +531,106 @@
       </w:tr>
       <w:tr>
         <w:tc>
-          <w:tcPr/>
+          <w:tcPr>
+            <w:tcMar>
+              <w:top w:w="40" w:type="dxa"/>
+              <w:bottom w:w="40" w:type="dxa"/>
+              <w:left w:w="60" w:type="dxa"/>
+              <w:right w:w="60" w:type="dxa"/>
+            </w:tcMar>
+            <w:tcMar>
+              <w:top w:w="40" w:type="dxa"/>
+              <w:bottom w:w="40" w:type="dxa"/>
+              <w:left w:w="60" w:type="dxa"/>
+              <w:right w:w="60" w:type="dxa"/>
+            </w:tcMar>
+          </w:tcPr>
           <w:p>
             <w:pPr>
               <w:pStyle w:val="Compact"/>
+              <w:spacing w:before="0" w:after="40" w:line="264" w:lineRule="auto"/>
               <w:jc w:val="left"/>
             </w:pPr>
             <w:r>
+              <w:rPr>
+                <w:rFonts w:ascii="Calibri" w:hAnsi="Calibri"/>
+                <w:sz w:val="18"/>
+              </w:rPr>
               <w:t xml:space="preserve">Logout (API + audit)</w:t>
             </w:r>
           </w:p>
         </w:tc>
         <w:tc>
-          <w:tcPr/>
+          <w:tcPr>
+            <w:tcMar>
+              <w:top w:w="40" w:type="dxa"/>
+              <w:bottom w:w="40" w:type="dxa"/>
+              <w:left w:w="60" w:type="dxa"/>
+              <w:right w:w="60" w:type="dxa"/>
+            </w:tcMar>
+            <w:tcMar>
+              <w:top w:w="40" w:type="dxa"/>
+              <w:bottom w:w="40" w:type="dxa"/>
+              <w:left w:w="60" w:type="dxa"/>
+              <w:right w:w="60" w:type="dxa"/>
+            </w:tcMar>
+          </w:tcPr>
           <w:p>
             <w:pPr>
               <w:pStyle w:val="Compact"/>
+              <w:spacing w:before="0" w:after="40" w:line="264" w:lineRule="auto"/>
               <w:jc w:val="left"/>
             </w:pPr>
             <w:r>
+              <w:rPr>
+                <w:rFonts w:ascii="Calibri" w:hAnsi="Calibri"/>
+                <w:sz w:val="18"/>
+              </w:rPr>
               <w:t xml:space="preserve">Implemented</w:t>
             </w:r>
           </w:p>
         </w:tc>
         <w:tc>
-          <w:tcPr/>
+          <w:tcPr>
+            <w:tcMar>
+              <w:top w:w="40" w:type="dxa"/>
+              <w:bottom w:w="40" w:type="dxa"/>
+              <w:left w:w="60" w:type="dxa"/>
+              <w:right w:w="60" w:type="dxa"/>
+            </w:tcMar>
+            <w:tcMar>
+              <w:top w:w="40" w:type="dxa"/>
+              <w:bottom w:w="40" w:type="dxa"/>
+              <w:left w:w="60" w:type="dxa"/>
+              <w:right w:w="60" w:type="dxa"/>
+            </w:tcMar>
+          </w:tcPr>
           <w:p>
             <w:pPr>
               <w:pStyle w:val="Compact"/>
+              <w:spacing w:before="0" w:after="40" w:line="264" w:lineRule="auto"/>
               <w:jc w:val="left"/>
             </w:pPr>
             <w:r>
               <w:rPr>
                 <w:rStyle w:val="VerbatimChar"/>
+                <w:rFonts w:ascii="Calibri" w:hAnsi="Calibri"/>
+                <w:sz w:val="18"/>
               </w:rPr>
               <w:t xml:space="preserve">POST /auth/logout</w:t>
             </w:r>
             <w:r>
+              <w:rPr>
+                <w:rFonts w:ascii="Calibri" w:hAnsi="Calibri"/>
+                <w:sz w:val="18"/>
+              </w:rPr>
               <w:t xml:space="preserve"> </w:t>
             </w:r>
             <w:r>
+              <w:rPr>
+                <w:rFonts w:ascii="Calibri" w:hAnsi="Calibri"/>
+                <w:sz w:val="18"/>
+              </w:rPr>
               <w:t xml:space="preserve">records AUTH LOGOUT</w:t>
             </w:r>
           </w:p>
@@ -317,43 +638,105 @@
       </w:tr>
       <w:tr>
         <w:tc>
-          <w:tcPr/>
+          <w:tcPr>
+            <w:tcMar>
+              <w:top w:w="40" w:type="dxa"/>
+              <w:bottom w:w="40" w:type="dxa"/>
+              <w:left w:w="60" w:type="dxa"/>
+              <w:right w:w="60" w:type="dxa"/>
+            </w:tcMar>
+            <w:tcMar>
+              <w:top w:w="40" w:type="dxa"/>
+              <w:bottom w:w="40" w:type="dxa"/>
+              <w:left w:w="60" w:type="dxa"/>
+              <w:right w:w="60" w:type="dxa"/>
+            </w:tcMar>
+          </w:tcPr>
           <w:p>
             <w:pPr>
               <w:pStyle w:val="Compact"/>
+              <w:spacing w:before="0" w:after="40" w:line="264" w:lineRule="auto"/>
               <w:jc w:val="left"/>
             </w:pPr>
             <w:r>
+              <w:rPr>
+                <w:rFonts w:ascii="Calibri" w:hAnsi="Calibri"/>
+                <w:sz w:val="18"/>
+              </w:rPr>
               <w:t xml:space="preserve">Remember-me (local vs</w:t>
             </w:r>
             <w:r>
+              <w:rPr>
+                <w:rFonts w:ascii="Calibri" w:hAnsi="Calibri"/>
+                <w:sz w:val="18"/>
+              </w:rPr>
               <w:t xml:space="preserve"> </w:t>
             </w:r>
             <w:r>
+              <w:rPr>
+                <w:rFonts w:ascii="Calibri" w:hAnsi="Calibri"/>
+                <w:sz w:val="18"/>
+              </w:rPr>
               <w:t xml:space="preserve">session storage)</w:t>
             </w:r>
           </w:p>
         </w:tc>
         <w:tc>
-          <w:tcPr/>
+          <w:tcPr>
+            <w:tcMar>
+              <w:top w:w="40" w:type="dxa"/>
+              <w:bottom w:w="40" w:type="dxa"/>
+              <w:left w:w="60" w:type="dxa"/>
+              <w:right w:w="60" w:type="dxa"/>
+            </w:tcMar>
+            <w:tcMar>
+              <w:top w:w="40" w:type="dxa"/>
+              <w:bottom w:w="40" w:type="dxa"/>
+              <w:left w:w="60" w:type="dxa"/>
+              <w:right w:w="60" w:type="dxa"/>
+            </w:tcMar>
+          </w:tcPr>
           <w:p>
             <w:pPr>
               <w:pStyle w:val="Compact"/>
+              <w:spacing w:before="0" w:after="40" w:line="264" w:lineRule="auto"/>
               <w:jc w:val="left"/>
             </w:pPr>
             <w:r>
+              <w:rPr>
+                <w:rFonts w:ascii="Calibri" w:hAnsi="Calibri"/>
+                <w:sz w:val="18"/>
+              </w:rPr>
               <w:t xml:space="preserve">Implemented</w:t>
             </w:r>
           </w:p>
         </w:tc>
         <w:tc>
-          <w:tcPr/>
+          <w:tcPr>
+            <w:tcMar>
+              <w:top w:w="40" w:type="dxa"/>
+              <w:bottom w:w="40" w:type="dxa"/>
+              <w:left w:w="60" w:type="dxa"/>
+              <w:right w:w="60" w:type="dxa"/>
+            </w:tcMar>
+            <w:tcMar>
+              <w:top w:w="40" w:type="dxa"/>
+              <w:bottom w:w="40" w:type="dxa"/>
+              <w:left w:w="60" w:type="dxa"/>
+              <w:right w:w="60" w:type="dxa"/>
+            </w:tcMar>
+          </w:tcPr>
           <w:p>
             <w:pPr>
               <w:pStyle w:val="Compact"/>
+              <w:spacing w:before="0" w:after="40" w:line="264" w:lineRule="auto"/>
               <w:jc w:val="left"/>
             </w:pPr>
             <w:r>
+              <w:rPr>
+                <w:rFonts w:ascii="Calibri" w:hAnsi="Calibri"/>
+                <w:sz w:val="18"/>
+              </w:rPr>
               <w:t xml:space="preserve">Frontend</w:t>
             </w:r>
           </w:p>
@@ -361,45 +744,105 @@
       </w:tr>
       <w:tr>
         <w:tc>
-          <w:tcPr/>
+          <w:tcPr>
+            <w:tcMar>
+              <w:top w:w="40" w:type="dxa"/>
+              <w:bottom w:w="40" w:type="dxa"/>
+              <w:left w:w="60" w:type="dxa"/>
+              <w:right w:w="60" w:type="dxa"/>
+            </w:tcMar>
+            <w:tcMar>
+              <w:top w:w="40" w:type="dxa"/>
+              <w:bottom w:w="40" w:type="dxa"/>
+              <w:left w:w="60" w:type="dxa"/>
+              <w:right w:w="60" w:type="dxa"/>
+            </w:tcMar>
+          </w:tcPr>
           <w:p>
             <w:pPr>
               <w:pStyle w:val="Compact"/>
+              <w:spacing w:before="0" w:after="40" w:line="264" w:lineRule="auto"/>
               <w:jc w:val="left"/>
             </w:pPr>
             <w:r>
+              <w:rPr>
+                <w:rFonts w:ascii="Calibri" w:hAnsi="Calibri"/>
+                <w:sz w:val="18"/>
+              </w:rPr>
               <w:t xml:space="preserve">Failed-attempt</w:t>
             </w:r>
             <w:r>
+              <w:rPr>
+                <w:rFonts w:ascii="Calibri" w:hAnsi="Calibri"/>
+                <w:sz w:val="18"/>
+              </w:rPr>
               <w:t xml:space="preserve"> </w:t>
             </w:r>
             <w:r>
+              <w:rPr>
+                <w:rFonts w:ascii="Calibri" w:hAnsi="Calibri"/>
+                <w:sz w:val="18"/>
+              </w:rPr>
               <w:t xml:space="preserve">lockout</w:t>
             </w:r>
           </w:p>
         </w:tc>
         <w:tc>
-          <w:tcPr/>
+          <w:tcPr>
+            <w:tcMar>
+              <w:top w:w="40" w:type="dxa"/>
+              <w:bottom w:w="40" w:type="dxa"/>
+              <w:left w:w="60" w:type="dxa"/>
+              <w:right w:w="60" w:type="dxa"/>
+            </w:tcMar>
+            <w:tcMar>
+              <w:top w:w="40" w:type="dxa"/>
+              <w:bottom w:w="40" w:type="dxa"/>
+              <w:left w:w="60" w:type="dxa"/>
+              <w:right w:w="60" w:type="dxa"/>
+            </w:tcMar>
+          </w:tcPr>
           <w:p>
             <w:pPr>
               <w:pStyle w:val="Compact"/>
+              <w:spacing w:before="0" w:after="40" w:line="264" w:lineRule="auto"/>
               <w:jc w:val="left"/>
             </w:pPr>
             <w:r>
+              <w:rPr>
+                <w:rFonts w:ascii="Calibri" w:hAnsi="Calibri"/>
+                <w:sz w:val="18"/>
+              </w:rPr>
               <w:t xml:space="preserve">Implemented</w:t>
             </w:r>
           </w:p>
         </w:tc>
         <w:tc>
-          <w:tcPr/>
+          <w:tcPr>
+            <w:tcMar>
+              <w:top w:w="40" w:type="dxa"/>
+              <w:bottom w:w="40" w:type="dxa"/>
+              <w:left w:w="60" w:type="dxa"/>
+              <w:right w:w="60" w:type="dxa"/>
+            </w:tcMar>
+            <w:tcMar>
+              <w:top w:w="40" w:type="dxa"/>
+              <w:bottom w:w="40" w:type="dxa"/>
+              <w:left w:w="60" w:type="dxa"/>
+              <w:right w:w="60" w:type="dxa"/>
+            </w:tcMar>
+          </w:tcPr>
           <w:p>
             <w:pPr>
               <w:pStyle w:val="Compact"/>
+              <w:spacing w:before="0" w:after="40" w:line="264" w:lineRule="auto"/>
               <w:jc w:val="left"/>
             </w:pPr>
             <w:r>
               <w:rPr>
                 <w:rStyle w:val="VerbatimChar"/>
+                <w:rFonts w:ascii="Calibri" w:hAnsi="Calibri"/>
+                <w:sz w:val="18"/>
               </w:rPr>
               <w:t xml:space="preserve">LoginAttemptService</w:t>
             </w:r>
@@ -408,66 +851,148 @@
       </w:tr>
       <w:tr>
         <w:tc>
-          <w:tcPr/>
+          <w:tcPr>
+            <w:tcMar>
+              <w:top w:w="40" w:type="dxa"/>
+              <w:bottom w:w="40" w:type="dxa"/>
+              <w:left w:w="60" w:type="dxa"/>
+              <w:right w:w="60" w:type="dxa"/>
+            </w:tcMar>
+            <w:tcMar>
+              <w:top w:w="40" w:type="dxa"/>
+              <w:bottom w:w="40" w:type="dxa"/>
+              <w:left w:w="60" w:type="dxa"/>
+              <w:right w:w="60" w:type="dxa"/>
+            </w:tcMar>
+          </w:tcPr>
           <w:p>
             <w:pPr>
               <w:pStyle w:val="Compact"/>
+              <w:spacing w:before="0" w:after="40" w:line="264" w:lineRule="auto"/>
               <w:jc w:val="left"/>
             </w:pPr>
             <w:r>
+              <w:rPr>
+                <w:rFonts w:ascii="Calibri" w:hAnsi="Calibri"/>
+                <w:sz w:val="18"/>
+              </w:rPr>
               <w:t xml:space="preserve">Role-based route</w:t>
             </w:r>
             <w:r>
+              <w:rPr>
+                <w:rFonts w:ascii="Calibri" w:hAnsi="Calibri"/>
+                <w:sz w:val="18"/>
+              </w:rPr>
               <w:t xml:space="preserve"> </w:t>
             </w:r>
             <w:r>
+              <w:rPr>
+                <w:rFonts w:ascii="Calibri" w:hAnsi="Calibri"/>
+                <w:sz w:val="18"/>
+              </w:rPr>
               <w:t xml:space="preserve">guards</w:t>
             </w:r>
           </w:p>
         </w:tc>
         <w:tc>
-          <w:tcPr/>
+          <w:tcPr>
+            <w:tcMar>
+              <w:top w:w="40" w:type="dxa"/>
+              <w:bottom w:w="40" w:type="dxa"/>
+              <w:left w:w="60" w:type="dxa"/>
+              <w:right w:w="60" w:type="dxa"/>
+            </w:tcMar>
+            <w:tcMar>
+              <w:top w:w="40" w:type="dxa"/>
+              <w:bottom w:w="40" w:type="dxa"/>
+              <w:left w:w="60" w:type="dxa"/>
+              <w:right w:w="60" w:type="dxa"/>
+            </w:tcMar>
+          </w:tcPr>
           <w:p>
             <w:pPr>
               <w:pStyle w:val="Compact"/>
+              <w:spacing w:before="0" w:after="40" w:line="264" w:lineRule="auto"/>
               <w:jc w:val="left"/>
             </w:pPr>
             <w:r>
+              <w:rPr>
+                <w:rFonts w:ascii="Calibri" w:hAnsi="Calibri"/>
+                <w:sz w:val="18"/>
+              </w:rPr>
               <w:t xml:space="preserve">Implemented</w:t>
             </w:r>
           </w:p>
         </w:tc>
         <w:tc>
-          <w:tcPr/>
+          <w:tcPr>
+            <w:tcMar>
+              <w:top w:w="40" w:type="dxa"/>
+              <w:bottom w:w="40" w:type="dxa"/>
+              <w:left w:w="60" w:type="dxa"/>
+              <w:right w:w="60" w:type="dxa"/>
+            </w:tcMar>
+            <w:tcMar>
+              <w:top w:w="40" w:type="dxa"/>
+              <w:bottom w:w="40" w:type="dxa"/>
+              <w:left w:w="60" w:type="dxa"/>
+              <w:right w:w="60" w:type="dxa"/>
+            </w:tcMar>
+          </w:tcPr>
           <w:p>
             <w:pPr>
               <w:pStyle w:val="Compact"/>
+              <w:spacing w:before="0" w:after="40" w:line="264" w:lineRule="auto"/>
               <w:jc w:val="left"/>
             </w:pPr>
             <w:r>
+              <w:rPr>
+                <w:rFonts w:ascii="Calibri" w:hAnsi="Calibri"/>
+                <w:sz w:val="18"/>
+              </w:rPr>
               <w:t xml:space="preserve">Angular</w:t>
             </w:r>
             <w:r>
+              <w:rPr>
+                <w:rFonts w:ascii="Calibri" w:hAnsi="Calibri"/>
+                <w:sz w:val="18"/>
+              </w:rPr>
               <w:t xml:space="preserve"> </w:t>
             </w:r>
             <w:r>
               <w:rPr>
                 <w:rStyle w:val="VerbatimChar"/>
+                <w:rFonts w:ascii="Calibri" w:hAnsi="Calibri"/>
+                <w:sz w:val="18"/>
               </w:rPr>
               <w:t xml:space="preserve">authGuard</w:t>
             </w:r>
             <w:r>
+              <w:rPr>
+                <w:rFonts w:ascii="Calibri" w:hAnsi="Calibri"/>
+                <w:sz w:val="18"/>
+              </w:rPr>
               <w:t xml:space="preserve"> </w:t>
             </w:r>
             <w:r>
+              <w:rPr>
+                <w:rFonts w:ascii="Calibri" w:hAnsi="Calibri"/>
+                <w:sz w:val="18"/>
+              </w:rPr>
               <w:t xml:space="preserve">/</w:t>
             </w:r>
             <w:r>
+              <w:rPr>
+                <w:rFonts w:ascii="Calibri" w:hAnsi="Calibri"/>
+                <w:sz w:val="18"/>
+              </w:rPr>
               <w:t xml:space="preserve"> </w:t>
             </w:r>
             <w:r>
               <w:rPr>
                 <w:rStyle w:val="VerbatimChar"/>
+                <w:rFonts w:ascii="Calibri" w:hAnsi="Calibri"/>
+                <w:sz w:val="18"/>
               </w:rPr>
               <w:t xml:space="preserve">portalGuard</w:t>
             </w:r>
@@ -488,9 +1013,17 @@
     <w:tbl>
       <w:tblPr>
         <w:tblStyle w:val="Table"/>
-        <w:tblW w:type="pct" w:w="4375"/>
-        <w:tblLayout w:type="fixed"/>
+        <w:tblW w:type="pct" w:w="5000"/>
+        <w:tblLayout w:type="autofit"/>
         <w:tblLook w:firstRow="1" w:lastRow="0" w:firstColumn="0" w:lastColumn="0" w:noHBand="0" w:noVBand="0" w:val="0020"/>
+        <w:tblBorders>
+          <w:top w:val="single" w:sz="4" w:space="0" w:color="CBD5E0"/>
+          <w:left w:val="single" w:sz="4" w:space="0" w:color="CBD5E0"/>
+          <w:bottom w:val="single" w:sz="4" w:space="0" w:color="CBD5E0"/>
+          <w:right w:val="single" w:sz="4" w:space="0" w:color="CBD5E0"/>
+          <w:insideH w:val="single" w:sz="4" w:space="0" w:color="CBD5E0"/>
+          <w:insideV w:val="single" w:sz="4" w:space="0" w:color="CBD5E0"/>
+        </w:tblBorders>
       </w:tblPr>
       <w:tblGrid>
         <w:gridCol w:w="2970"/>
@@ -502,37 +1035,100 @@
           <w:tblHeader w:val="on"/>
         </w:trPr>
         <w:tc>
-          <w:tcPr/>
+          <w:tcPr>
+            <w:tcMar>
+              <w:top w:w="40" w:type="dxa"/>
+              <w:bottom w:w="40" w:type="dxa"/>
+              <w:left w:w="60" w:type="dxa"/>
+              <w:right w:w="60" w:type="dxa"/>
+            </w:tcMar>
+            <w:shd w:fill="1A365D" w:val="clear"/>
+            <w:tcMar>
+              <w:top w:w="40" w:type="dxa"/>
+              <w:bottom w:w="40" w:type="dxa"/>
+              <w:left w:w="60" w:type="dxa"/>
+              <w:right w:w="60" w:type="dxa"/>
+            </w:tcMar>
+          </w:tcPr>
           <w:p>
             <w:pPr>
               <w:pStyle w:val="Compact"/>
+              <w:spacing w:before="0" w:after="40" w:line="264" w:lineRule="auto"/>
               <w:jc w:val="left"/>
             </w:pPr>
             <w:r>
+              <w:rPr>
+                <w:rFonts w:ascii="Calibri" w:hAnsi="Calibri"/>
+                <w:b/>
+                <w:color w:val="FFFFFF"/>
+                <w:sz w:val="18"/>
+              </w:rPr>
               <w:t xml:space="preserve">Capability</w:t>
             </w:r>
           </w:p>
         </w:tc>
         <w:tc>
-          <w:tcPr/>
+          <w:tcPr>
+            <w:tcMar>
+              <w:top w:w="40" w:type="dxa"/>
+              <w:bottom w:w="40" w:type="dxa"/>
+              <w:left w:w="60" w:type="dxa"/>
+              <w:right w:w="60" w:type="dxa"/>
+            </w:tcMar>
+            <w:shd w:fill="1A365D" w:val="clear"/>
+            <w:tcMar>
+              <w:top w:w="40" w:type="dxa"/>
+              <w:bottom w:w="40" w:type="dxa"/>
+              <w:left w:w="60" w:type="dxa"/>
+              <w:right w:w="60" w:type="dxa"/>
+            </w:tcMar>
+          </w:tcPr>
           <w:p>
             <w:pPr>
               <w:pStyle w:val="Compact"/>
+              <w:spacing w:before="0" w:after="40" w:line="264" w:lineRule="auto"/>
               <w:jc w:val="left"/>
             </w:pPr>
             <w:r>
+              <w:rPr>
+                <w:rFonts w:ascii="Calibri" w:hAnsi="Calibri"/>
+                <w:b/>
+                <w:color w:val="FFFFFF"/>
+                <w:sz w:val="18"/>
+              </w:rPr>
               <w:t xml:space="preserve">Status</w:t>
             </w:r>
           </w:p>
         </w:tc>
         <w:tc>
-          <w:tcPr/>
+          <w:tcPr>
+            <w:tcMar>
+              <w:top w:w="40" w:type="dxa"/>
+              <w:bottom w:w="40" w:type="dxa"/>
+              <w:left w:w="60" w:type="dxa"/>
+              <w:right w:w="60" w:type="dxa"/>
+            </w:tcMar>
+            <w:shd w:fill="1A365D" w:val="clear"/>
+            <w:tcMar>
+              <w:top w:w="40" w:type="dxa"/>
+              <w:bottom w:w="40" w:type="dxa"/>
+              <w:left w:w="60" w:type="dxa"/>
+              <w:right w:w="60" w:type="dxa"/>
+            </w:tcMar>
+          </w:tcPr>
           <w:p>
             <w:pPr>
               <w:pStyle w:val="Compact"/>
+              <w:spacing w:before="0" w:after="40" w:line="264" w:lineRule="auto"/>
               <w:jc w:val="left"/>
             </w:pPr>
             <w:r>
+              <w:rPr>
+                <w:rFonts w:ascii="Calibri" w:hAnsi="Calibri"/>
+                <w:b/>
+                <w:color w:val="FFFFFF"/>
+                <w:sz w:val="18"/>
+              </w:rPr>
               <w:t xml:space="preserve">Notes</w:t>
             </w:r>
           </w:p>
@@ -540,104 +1136,246 @@
       </w:tr>
       <w:tr>
         <w:tc>
-          <w:tcPr/>
+          <w:tcPr>
+            <w:tcMar>
+              <w:top w:w="40" w:type="dxa"/>
+              <w:bottom w:w="40" w:type="dxa"/>
+              <w:left w:w="60" w:type="dxa"/>
+              <w:right w:w="60" w:type="dxa"/>
+            </w:tcMar>
+            <w:tcMar>
+              <w:top w:w="40" w:type="dxa"/>
+              <w:bottom w:w="40" w:type="dxa"/>
+              <w:left w:w="60" w:type="dxa"/>
+              <w:right w:w="60" w:type="dxa"/>
+            </w:tcMar>
+          </w:tcPr>
           <w:p>
             <w:pPr>
               <w:pStyle w:val="Compact"/>
+              <w:spacing w:before="0" w:after="40" w:line="264" w:lineRule="auto"/>
               <w:jc w:val="left"/>
             </w:pPr>
             <w:r>
+              <w:rPr>
+                <w:rFonts w:ascii="Calibri" w:hAnsi="Calibri"/>
+                <w:sz w:val="18"/>
+              </w:rPr>
               <w:t xml:space="preserve">Summary counts (customers,</w:t>
             </w:r>
             <w:r>
+              <w:rPr>
+                <w:rFonts w:ascii="Calibri" w:hAnsi="Calibri"/>
+                <w:sz w:val="18"/>
+              </w:rPr>
               <w:t xml:space="preserve"> </w:t>
             </w:r>
             <w:r>
+              <w:rPr>
+                <w:rFonts w:ascii="Calibri" w:hAnsi="Calibri"/>
+                <w:sz w:val="18"/>
+              </w:rPr>
               <w:t xml:space="preserve">accounts, employees)</w:t>
             </w:r>
           </w:p>
         </w:tc>
         <w:tc>
-          <w:tcPr/>
+          <w:tcPr>
+            <w:tcMar>
+              <w:top w:w="40" w:type="dxa"/>
+              <w:bottom w:w="40" w:type="dxa"/>
+              <w:left w:w="60" w:type="dxa"/>
+              <w:right w:w="60" w:type="dxa"/>
+            </w:tcMar>
+            <w:tcMar>
+              <w:top w:w="40" w:type="dxa"/>
+              <w:bottom w:w="40" w:type="dxa"/>
+              <w:left w:w="60" w:type="dxa"/>
+              <w:right w:w="60" w:type="dxa"/>
+            </w:tcMar>
+          </w:tcPr>
           <w:p>
             <w:pPr>
               <w:pStyle w:val="Compact"/>
+              <w:spacing w:before="0" w:after="40" w:line="264" w:lineRule="auto"/>
               <w:jc w:val="left"/>
             </w:pPr>
             <w:r>
+              <w:rPr>
+                <w:rFonts w:ascii="Calibri" w:hAnsi="Calibri"/>
+                <w:sz w:val="18"/>
+              </w:rPr>
               <w:t xml:space="preserve">Implemented</w:t>
             </w:r>
           </w:p>
         </w:tc>
         <w:tc>
-          <w:tcPr/>
+          <w:tcPr>
+            <w:tcMar>
+              <w:top w:w="40" w:type="dxa"/>
+              <w:bottom w:w="40" w:type="dxa"/>
+              <w:left w:w="60" w:type="dxa"/>
+              <w:right w:w="60" w:type="dxa"/>
+            </w:tcMar>
+            <w:tcMar>
+              <w:top w:w="40" w:type="dxa"/>
+              <w:bottom w:w="40" w:type="dxa"/>
+              <w:left w:w="60" w:type="dxa"/>
+              <w:right w:w="60" w:type="dxa"/>
+            </w:tcMar>
+          </w:tcPr>
           <w:p>
             <w:pPr>
               <w:pStyle w:val="Compact"/>
+              <w:spacing w:before="0" w:after="40" w:line="264" w:lineRule="auto"/>
             </w:pPr>
           </w:p>
         </w:tc>
       </w:tr>
       <w:tr>
         <w:tc>
-          <w:tcPr/>
+          <w:tcPr>
+            <w:tcMar>
+              <w:top w:w="40" w:type="dxa"/>
+              <w:bottom w:w="40" w:type="dxa"/>
+              <w:left w:w="60" w:type="dxa"/>
+              <w:right w:w="60" w:type="dxa"/>
+            </w:tcMar>
+            <w:tcMar>
+              <w:top w:w="40" w:type="dxa"/>
+              <w:bottom w:w="40" w:type="dxa"/>
+              <w:left w:w="60" w:type="dxa"/>
+              <w:right w:w="60" w:type="dxa"/>
+            </w:tcMar>
+          </w:tcPr>
           <w:p>
             <w:pPr>
               <w:pStyle w:val="Compact"/>
+              <w:spacing w:before="0" w:after="40" w:line="264" w:lineRule="auto"/>
               <w:jc w:val="left"/>
             </w:pPr>
             <w:r>
+              <w:rPr>
+                <w:rFonts w:ascii="Calibri" w:hAnsi="Calibri"/>
+                <w:sz w:val="18"/>
+              </w:rPr>
               <w:t xml:space="preserve">Today’s transaction count</w:t>
             </w:r>
           </w:p>
         </w:tc>
         <w:tc>
-          <w:tcPr/>
+          <w:tcPr>
+            <w:tcMar>
+              <w:top w:w="40" w:type="dxa"/>
+              <w:bottom w:w="40" w:type="dxa"/>
+              <w:left w:w="60" w:type="dxa"/>
+              <w:right w:w="60" w:type="dxa"/>
+            </w:tcMar>
+            <w:tcMar>
+              <w:top w:w="40" w:type="dxa"/>
+              <w:bottom w:w="40" w:type="dxa"/>
+              <w:left w:w="60" w:type="dxa"/>
+              <w:right w:w="60" w:type="dxa"/>
+            </w:tcMar>
+          </w:tcPr>
           <w:p>
             <w:pPr>
               <w:pStyle w:val="Compact"/>
+              <w:spacing w:before="0" w:after="40" w:line="264" w:lineRule="auto"/>
               <w:jc w:val="left"/>
             </w:pPr>
             <w:r>
+              <w:rPr>
+                <w:rFonts w:ascii="Calibri" w:hAnsi="Calibri"/>
+                <w:sz w:val="18"/>
+              </w:rPr>
               <w:t xml:space="preserve">Partial</w:t>
             </w:r>
           </w:p>
         </w:tc>
         <w:tc>
-          <w:tcPr/>
+          <w:tcPr>
+            <w:tcMar>
+              <w:top w:w="40" w:type="dxa"/>
+              <w:bottom w:w="40" w:type="dxa"/>
+              <w:left w:w="60" w:type="dxa"/>
+              <w:right w:w="60" w:type="dxa"/>
+            </w:tcMar>
+            <w:tcMar>
+              <w:top w:w="40" w:type="dxa"/>
+              <w:bottom w:w="40" w:type="dxa"/>
+              <w:left w:w="60" w:type="dxa"/>
+              <w:right w:w="60" w:type="dxa"/>
+            </w:tcMar>
+          </w:tcPr>
           <w:p>
             <w:pPr>
               <w:pStyle w:val="Compact"/>
+              <w:spacing w:before="0" w:after="40" w:line="264" w:lineRule="auto"/>
               <w:jc w:val="left"/>
             </w:pPr>
             <w:r>
+              <w:rPr>
+                <w:rFonts w:ascii="Calibri" w:hAnsi="Calibri"/>
+                <w:sz w:val="18"/>
+              </w:rPr>
               <w:t xml:space="preserve">Hardcoded</w:t>
             </w:r>
             <w:r>
+              <w:rPr>
+                <w:rFonts w:ascii="Calibri" w:hAnsi="Calibri"/>
+                <w:sz w:val="18"/>
+              </w:rPr>
               <w:t xml:space="preserve"> </w:t>
             </w:r>
             <w:r>
               <w:rPr>
                 <w:rStyle w:val="VerbatimChar"/>
+                <w:rFonts w:ascii="Calibri" w:hAnsi="Calibri"/>
+                <w:sz w:val="18"/>
               </w:rPr>
               <w:t xml:space="preserve">0</w:t>
             </w:r>
             <w:r>
+              <w:rPr>
+                <w:rFonts w:ascii="Calibri" w:hAnsi="Calibri"/>
+                <w:sz w:val="18"/>
+              </w:rPr>
               <w:t xml:space="preserve"> </w:t>
             </w:r>
             <w:r>
+              <w:rPr>
+                <w:rFonts w:ascii="Calibri" w:hAnsi="Calibri"/>
+                <w:sz w:val="18"/>
+              </w:rPr>
               <w:t xml:space="preserve">until</w:t>
             </w:r>
             <w:r>
+              <w:rPr>
+                <w:rFonts w:ascii="Calibri" w:hAnsi="Calibri"/>
+                <w:sz w:val="18"/>
+              </w:rPr>
               <w:t xml:space="preserve"> </w:t>
             </w:r>
             <w:r>
+              <w:rPr>
+                <w:rFonts w:ascii="Calibri" w:hAnsi="Calibri"/>
+                <w:sz w:val="18"/>
+              </w:rPr>
               <w:t xml:space="preserve">Transaction</w:t>
             </w:r>
             <w:r>
+              <w:rPr>
+                <w:rFonts w:ascii="Calibri" w:hAnsi="Calibri"/>
+                <w:sz w:val="18"/>
+              </w:rPr>
               <w:t xml:space="preserve"> </w:t>
             </w:r>
             <w:r>
+              <w:rPr>
+                <w:rFonts w:ascii="Calibri" w:hAnsi="Calibri"/>
+                <w:sz w:val="18"/>
+              </w:rPr>
               <w:t xml:space="preserve">module exists</w:t>
             </w:r>
           </w:p>
@@ -657,9 +1395,17 @@
     <w:tbl>
       <w:tblPr>
         <w:tblStyle w:val="Table"/>
-        <w:tblW w:type="pct" w:w="4375"/>
-        <w:tblLayout w:type="fixed"/>
+        <w:tblW w:type="pct" w:w="5000"/>
+        <w:tblLayout w:type="autofit"/>
         <w:tblLook w:firstRow="1" w:lastRow="0" w:firstColumn="0" w:lastColumn="0" w:noHBand="0" w:noVBand="0" w:val="0020"/>
+        <w:tblBorders>
+          <w:top w:val="single" w:sz="4" w:space="0" w:color="CBD5E0"/>
+          <w:left w:val="single" w:sz="4" w:space="0" w:color="CBD5E0"/>
+          <w:bottom w:val="single" w:sz="4" w:space="0" w:color="CBD5E0"/>
+          <w:right w:val="single" w:sz="4" w:space="0" w:color="CBD5E0"/>
+          <w:insideH w:val="single" w:sz="4" w:space="0" w:color="CBD5E0"/>
+          <w:insideV w:val="single" w:sz="4" w:space="0" w:color="CBD5E0"/>
+        </w:tblBorders>
       </w:tblPr>
       <w:tblGrid>
         <w:gridCol w:w="2970"/>
@@ -671,37 +1417,100 @@
           <w:tblHeader w:val="on"/>
         </w:trPr>
         <w:tc>
-          <w:tcPr/>
+          <w:tcPr>
+            <w:tcMar>
+              <w:top w:w="40" w:type="dxa"/>
+              <w:bottom w:w="40" w:type="dxa"/>
+              <w:left w:w="60" w:type="dxa"/>
+              <w:right w:w="60" w:type="dxa"/>
+            </w:tcMar>
+            <w:shd w:fill="1A365D" w:val="clear"/>
+            <w:tcMar>
+              <w:top w:w="40" w:type="dxa"/>
+              <w:bottom w:w="40" w:type="dxa"/>
+              <w:left w:w="60" w:type="dxa"/>
+              <w:right w:w="60" w:type="dxa"/>
+            </w:tcMar>
+          </w:tcPr>
           <w:p>
             <w:pPr>
               <w:pStyle w:val="Compact"/>
+              <w:spacing w:before="0" w:after="40" w:line="264" w:lineRule="auto"/>
               <w:jc w:val="left"/>
             </w:pPr>
             <w:r>
+              <w:rPr>
+                <w:rFonts w:ascii="Calibri" w:hAnsi="Calibri"/>
+                <w:b/>
+                <w:color w:val="FFFFFF"/>
+                <w:sz w:val="18"/>
+              </w:rPr>
               <w:t xml:space="preserve">Capability</w:t>
             </w:r>
           </w:p>
         </w:tc>
         <w:tc>
-          <w:tcPr/>
+          <w:tcPr>
+            <w:tcMar>
+              <w:top w:w="40" w:type="dxa"/>
+              <w:bottom w:w="40" w:type="dxa"/>
+              <w:left w:w="60" w:type="dxa"/>
+              <w:right w:w="60" w:type="dxa"/>
+            </w:tcMar>
+            <w:shd w:fill="1A365D" w:val="clear"/>
+            <w:tcMar>
+              <w:top w:w="40" w:type="dxa"/>
+              <w:bottom w:w="40" w:type="dxa"/>
+              <w:left w:w="60" w:type="dxa"/>
+              <w:right w:w="60" w:type="dxa"/>
+            </w:tcMar>
+          </w:tcPr>
           <w:p>
             <w:pPr>
               <w:pStyle w:val="Compact"/>
+              <w:spacing w:before="0" w:after="40" w:line="264" w:lineRule="auto"/>
               <w:jc w:val="left"/>
             </w:pPr>
             <w:r>
+              <w:rPr>
+                <w:rFonts w:ascii="Calibri" w:hAnsi="Calibri"/>
+                <w:b/>
+                <w:color w:val="FFFFFF"/>
+                <w:sz w:val="18"/>
+              </w:rPr>
               <w:t xml:space="preserve">Status</w:t>
             </w:r>
           </w:p>
         </w:tc>
         <w:tc>
-          <w:tcPr/>
+          <w:tcPr>
+            <w:tcMar>
+              <w:top w:w="40" w:type="dxa"/>
+              <w:bottom w:w="40" w:type="dxa"/>
+              <w:left w:w="60" w:type="dxa"/>
+              <w:right w:w="60" w:type="dxa"/>
+            </w:tcMar>
+            <w:shd w:fill="1A365D" w:val="clear"/>
+            <w:tcMar>
+              <w:top w:w="40" w:type="dxa"/>
+              <w:bottom w:w="40" w:type="dxa"/>
+              <w:left w:w="60" w:type="dxa"/>
+              <w:right w:w="60" w:type="dxa"/>
+            </w:tcMar>
+          </w:tcPr>
           <w:p>
             <w:pPr>
               <w:pStyle w:val="Compact"/>
+              <w:spacing w:before="0" w:after="40" w:line="264" w:lineRule="auto"/>
               <w:jc w:val="left"/>
             </w:pPr>
             <w:r>
+              <w:rPr>
+                <w:rFonts w:ascii="Calibri" w:hAnsi="Calibri"/>
+                <w:b/>
+                <w:color w:val="FFFFFF"/>
+                <w:sz w:val="18"/>
+              </w:rPr>
               <w:t xml:space="preserve">Notes</w:t>
             </w:r>
           </w:p>
@@ -709,123 +1518,301 @@
       </w:tr>
       <w:tr>
         <w:tc>
-          <w:tcPr/>
+          <w:tcPr>
+            <w:tcMar>
+              <w:top w:w="40" w:type="dxa"/>
+              <w:bottom w:w="40" w:type="dxa"/>
+              <w:left w:w="60" w:type="dxa"/>
+              <w:right w:w="60" w:type="dxa"/>
+            </w:tcMar>
+            <w:tcMar>
+              <w:top w:w="40" w:type="dxa"/>
+              <w:bottom w:w="40" w:type="dxa"/>
+              <w:left w:w="60" w:type="dxa"/>
+              <w:right w:w="60" w:type="dxa"/>
+            </w:tcMar>
+          </w:tcPr>
           <w:p>
             <w:pPr>
               <w:pStyle w:val="Compact"/>
+              <w:spacing w:before="0" w:after="40" w:line="264" w:lineRule="auto"/>
               <w:jc w:val="left"/>
             </w:pPr>
             <w:r>
+              <w:rPr>
+                <w:rFonts w:ascii="Calibri" w:hAnsi="Calibri"/>
+                <w:sz w:val="18"/>
+              </w:rPr>
               <w:t xml:space="preserve">Search / paginate</w:t>
             </w:r>
             <w:r>
+              <w:rPr>
+                <w:rFonts w:ascii="Calibri" w:hAnsi="Calibri"/>
+                <w:sz w:val="18"/>
+              </w:rPr>
               <w:t xml:space="preserve"> </w:t>
             </w:r>
             <w:r>
+              <w:rPr>
+                <w:rFonts w:ascii="Calibri" w:hAnsi="Calibri"/>
+                <w:sz w:val="18"/>
+              </w:rPr>
               <w:t xml:space="preserve">customers</w:t>
             </w:r>
           </w:p>
         </w:tc>
         <w:tc>
-          <w:tcPr/>
+          <w:tcPr>
+            <w:tcMar>
+              <w:top w:w="40" w:type="dxa"/>
+              <w:bottom w:w="40" w:type="dxa"/>
+              <w:left w:w="60" w:type="dxa"/>
+              <w:right w:w="60" w:type="dxa"/>
+            </w:tcMar>
+            <w:tcMar>
+              <w:top w:w="40" w:type="dxa"/>
+              <w:bottom w:w="40" w:type="dxa"/>
+              <w:left w:w="60" w:type="dxa"/>
+              <w:right w:w="60" w:type="dxa"/>
+            </w:tcMar>
+          </w:tcPr>
           <w:p>
             <w:pPr>
               <w:pStyle w:val="Compact"/>
+              <w:spacing w:before="0" w:after="40" w:line="264" w:lineRule="auto"/>
               <w:jc w:val="left"/>
             </w:pPr>
             <w:r>
+              <w:rPr>
+                <w:rFonts w:ascii="Calibri" w:hAnsi="Calibri"/>
+                <w:sz w:val="18"/>
+              </w:rPr>
               <w:t xml:space="preserve">Implemented</w:t>
             </w:r>
           </w:p>
         </w:tc>
         <w:tc>
-          <w:tcPr/>
+          <w:tcPr>
+            <w:tcMar>
+              <w:top w:w="40" w:type="dxa"/>
+              <w:bottom w:w="40" w:type="dxa"/>
+              <w:left w:w="60" w:type="dxa"/>
+              <w:right w:w="60" w:type="dxa"/>
+            </w:tcMar>
+            <w:tcMar>
+              <w:top w:w="40" w:type="dxa"/>
+              <w:bottom w:w="40" w:type="dxa"/>
+              <w:left w:w="60" w:type="dxa"/>
+              <w:right w:w="60" w:type="dxa"/>
+            </w:tcMar>
+          </w:tcPr>
           <w:p>
             <w:pPr>
               <w:pStyle w:val="Compact"/>
+              <w:spacing w:before="0" w:after="40" w:line="264" w:lineRule="auto"/>
             </w:pPr>
           </w:p>
         </w:tc>
       </w:tr>
       <w:tr>
         <w:tc>
-          <w:tcPr/>
+          <w:tcPr>
+            <w:tcMar>
+              <w:top w:w="40" w:type="dxa"/>
+              <w:bottom w:w="40" w:type="dxa"/>
+              <w:left w:w="60" w:type="dxa"/>
+              <w:right w:w="60" w:type="dxa"/>
+            </w:tcMar>
+            <w:tcMar>
+              <w:top w:w="40" w:type="dxa"/>
+              <w:bottom w:w="40" w:type="dxa"/>
+              <w:left w:w="60" w:type="dxa"/>
+              <w:right w:w="60" w:type="dxa"/>
+            </w:tcMar>
+          </w:tcPr>
           <w:p>
             <w:pPr>
               <w:pStyle w:val="Compact"/>
+              <w:spacing w:before="0" w:after="40" w:line="264" w:lineRule="auto"/>
               <w:jc w:val="left"/>
             </w:pPr>
             <w:r>
+              <w:rPr>
+                <w:rFonts w:ascii="Calibri" w:hAnsi="Calibri"/>
+                <w:sz w:val="18"/>
+              </w:rPr>
               <w:t xml:space="preserve">View customer detail</w:t>
             </w:r>
           </w:p>
         </w:tc>
         <w:tc>
-          <w:tcPr/>
+          <w:tcPr>
+            <w:tcMar>
+              <w:top w:w="40" w:type="dxa"/>
+              <w:bottom w:w="40" w:type="dxa"/>
+              <w:left w:w="60" w:type="dxa"/>
+              <w:right w:w="60" w:type="dxa"/>
+            </w:tcMar>
+            <w:tcMar>
+              <w:top w:w="40" w:type="dxa"/>
+              <w:bottom w:w="40" w:type="dxa"/>
+              <w:left w:w="60" w:type="dxa"/>
+              <w:right w:w="60" w:type="dxa"/>
+            </w:tcMar>
+          </w:tcPr>
           <w:p>
             <w:pPr>
               <w:pStyle w:val="Compact"/>
+              <w:spacing w:before="0" w:after="40" w:line="264" w:lineRule="auto"/>
               <w:jc w:val="left"/>
             </w:pPr>
             <w:r>
+              <w:rPr>
+                <w:rFonts w:ascii="Calibri" w:hAnsi="Calibri"/>
+                <w:sz w:val="18"/>
+              </w:rPr>
               <w:t xml:space="preserve">Implemented</w:t>
             </w:r>
           </w:p>
         </w:tc>
         <w:tc>
-          <w:tcPr/>
+          <w:tcPr>
+            <w:tcMar>
+              <w:top w:w="40" w:type="dxa"/>
+              <w:bottom w:w="40" w:type="dxa"/>
+              <w:left w:w="60" w:type="dxa"/>
+              <w:right w:w="60" w:type="dxa"/>
+            </w:tcMar>
+            <w:tcMar>
+              <w:top w:w="40" w:type="dxa"/>
+              <w:bottom w:w="40" w:type="dxa"/>
+              <w:left w:w="60" w:type="dxa"/>
+              <w:right w:w="60" w:type="dxa"/>
+            </w:tcMar>
+          </w:tcPr>
           <w:p>
             <w:pPr>
               <w:pStyle w:val="Compact"/>
+              <w:spacing w:before="0" w:after="40" w:line="264" w:lineRule="auto"/>
             </w:pPr>
           </w:p>
         </w:tc>
       </w:tr>
       <w:tr>
         <w:tc>
-          <w:tcPr/>
+          <w:tcPr>
+            <w:tcMar>
+              <w:top w:w="40" w:type="dxa"/>
+              <w:bottom w:w="40" w:type="dxa"/>
+              <w:left w:w="60" w:type="dxa"/>
+              <w:right w:w="60" w:type="dxa"/>
+            </w:tcMar>
+            <w:tcMar>
+              <w:top w:w="40" w:type="dxa"/>
+              <w:bottom w:w="40" w:type="dxa"/>
+              <w:left w:w="60" w:type="dxa"/>
+              <w:right w:w="60" w:type="dxa"/>
+            </w:tcMar>
+          </w:tcPr>
           <w:p>
             <w:pPr>
               <w:pStyle w:val="Compact"/>
+              <w:spacing w:before="0" w:after="40" w:line="264" w:lineRule="auto"/>
               <w:jc w:val="left"/>
             </w:pPr>
             <w:r>
+              <w:rPr>
+                <w:rFonts w:ascii="Calibri" w:hAnsi="Calibri"/>
+                <w:sz w:val="18"/>
+              </w:rPr>
               <w:t xml:space="preserve">Create customer</w:t>
             </w:r>
           </w:p>
         </w:tc>
         <w:tc>
-          <w:tcPr/>
+          <w:tcPr>
+            <w:tcMar>
+              <w:top w:w="40" w:type="dxa"/>
+              <w:bottom w:w="40" w:type="dxa"/>
+              <w:left w:w="60" w:type="dxa"/>
+              <w:right w:w="60" w:type="dxa"/>
+            </w:tcMar>
+            <w:tcMar>
+              <w:top w:w="40" w:type="dxa"/>
+              <w:bottom w:w="40" w:type="dxa"/>
+              <w:left w:w="60" w:type="dxa"/>
+              <w:right w:w="60" w:type="dxa"/>
+            </w:tcMar>
+          </w:tcPr>
           <w:p>
             <w:pPr>
               <w:pStyle w:val="Compact"/>
+              <w:spacing w:before="0" w:after="40" w:line="264" w:lineRule="auto"/>
               <w:jc w:val="left"/>
             </w:pPr>
             <w:r>
+              <w:rPr>
+                <w:rFonts w:ascii="Calibri" w:hAnsi="Calibri"/>
+                <w:sz w:val="18"/>
+              </w:rPr>
               <w:t xml:space="preserve">Implemented</w:t>
             </w:r>
           </w:p>
         </w:tc>
         <w:tc>
-          <w:tcPr/>
+          <w:tcPr>
+            <w:tcMar>
+              <w:top w:w="40" w:type="dxa"/>
+              <w:bottom w:w="40" w:type="dxa"/>
+              <w:left w:w="60" w:type="dxa"/>
+              <w:right w:w="60" w:type="dxa"/>
+            </w:tcMar>
+            <w:tcMar>
+              <w:top w:w="40" w:type="dxa"/>
+              <w:bottom w:w="40" w:type="dxa"/>
+              <w:left w:w="60" w:type="dxa"/>
+              <w:right w:w="60" w:type="dxa"/>
+            </w:tcMar>
+          </w:tcPr>
           <w:p>
             <w:pPr>
               <w:pStyle w:val="Compact"/>
+              <w:spacing w:before="0" w:after="40" w:line="264" w:lineRule="auto"/>
               <w:jc w:val="left"/>
             </w:pPr>
             <w:r>
+              <w:rPr>
+                <w:rFonts w:ascii="Calibri" w:hAnsi="Calibri"/>
+                <w:sz w:val="18"/>
+              </w:rPr>
               <w:t xml:space="preserve">Optional first</w:t>
             </w:r>
             <w:r>
+              <w:rPr>
+                <w:rFonts w:ascii="Calibri" w:hAnsi="Calibri"/>
+                <w:sz w:val="18"/>
+              </w:rPr>
               <w:t xml:space="preserve"> </w:t>
             </w:r>
             <w:r>
+              <w:rPr>
+                <w:rFonts w:ascii="Calibri" w:hAnsi="Calibri"/>
+                <w:sz w:val="18"/>
+              </w:rPr>
               <w:t xml:space="preserve">account on</w:t>
             </w:r>
             <w:r>
+              <w:rPr>
+                <w:rFonts w:ascii="Calibri" w:hAnsi="Calibri"/>
+                <w:sz w:val="18"/>
+              </w:rPr>
               <w:t xml:space="preserve"> </w:t>
             </w:r>
             <w:r>
+              <w:rPr>
+                <w:rFonts w:ascii="Calibri" w:hAnsi="Calibri"/>
+                <w:sz w:val="18"/>
+              </w:rPr>
               <w:t xml:space="preserve">create</w:t>
             </w:r>
           </w:p>
@@ -833,77 +1820,189 @@
       </w:tr>
       <w:tr>
         <w:tc>
-          <w:tcPr/>
+          <w:tcPr>
+            <w:tcMar>
+              <w:top w:w="40" w:type="dxa"/>
+              <w:bottom w:w="40" w:type="dxa"/>
+              <w:left w:w="60" w:type="dxa"/>
+              <w:right w:w="60" w:type="dxa"/>
+            </w:tcMar>
+            <w:tcMar>
+              <w:top w:w="40" w:type="dxa"/>
+              <w:bottom w:w="40" w:type="dxa"/>
+              <w:left w:w="60" w:type="dxa"/>
+              <w:right w:w="60" w:type="dxa"/>
+            </w:tcMar>
+          </w:tcPr>
           <w:p>
             <w:pPr>
               <w:pStyle w:val="Compact"/>
+              <w:spacing w:before="0" w:after="40" w:line="264" w:lineRule="auto"/>
               <w:jc w:val="left"/>
             </w:pPr>
             <w:r>
+              <w:rPr>
+                <w:rFonts w:ascii="Calibri" w:hAnsi="Calibri"/>
+                <w:sz w:val="18"/>
+              </w:rPr>
               <w:t xml:space="preserve">Update customer</w:t>
             </w:r>
           </w:p>
         </w:tc>
         <w:tc>
-          <w:tcPr/>
+          <w:tcPr>
+            <w:tcMar>
+              <w:top w:w="40" w:type="dxa"/>
+              <w:bottom w:w="40" w:type="dxa"/>
+              <w:left w:w="60" w:type="dxa"/>
+              <w:right w:w="60" w:type="dxa"/>
+            </w:tcMar>
+            <w:tcMar>
+              <w:top w:w="40" w:type="dxa"/>
+              <w:bottom w:w="40" w:type="dxa"/>
+              <w:left w:w="60" w:type="dxa"/>
+              <w:right w:w="60" w:type="dxa"/>
+            </w:tcMar>
+          </w:tcPr>
           <w:p>
             <w:pPr>
               <w:pStyle w:val="Compact"/>
+              <w:spacing w:before="0" w:after="40" w:line="264" w:lineRule="auto"/>
               <w:jc w:val="left"/>
             </w:pPr>
             <w:r>
+              <w:rPr>
+                <w:rFonts w:ascii="Calibri" w:hAnsi="Calibri"/>
+                <w:sz w:val="18"/>
+              </w:rPr>
               <w:t xml:space="preserve">Implemented</w:t>
             </w:r>
           </w:p>
         </w:tc>
         <w:tc>
-          <w:tcPr/>
+          <w:tcPr>
+            <w:tcMar>
+              <w:top w:w="40" w:type="dxa"/>
+              <w:bottom w:w="40" w:type="dxa"/>
+              <w:left w:w="60" w:type="dxa"/>
+              <w:right w:w="60" w:type="dxa"/>
+            </w:tcMar>
+            <w:tcMar>
+              <w:top w:w="40" w:type="dxa"/>
+              <w:bottom w:w="40" w:type="dxa"/>
+              <w:left w:w="60" w:type="dxa"/>
+              <w:right w:w="60" w:type="dxa"/>
+            </w:tcMar>
+          </w:tcPr>
           <w:p>
             <w:pPr>
               <w:pStyle w:val="Compact"/>
+              <w:spacing w:before="0" w:after="40" w:line="264" w:lineRule="auto"/>
             </w:pPr>
           </w:p>
         </w:tc>
       </w:tr>
       <w:tr>
         <w:tc>
-          <w:tcPr/>
+          <w:tcPr>
+            <w:tcMar>
+              <w:top w:w="40" w:type="dxa"/>
+              <w:bottom w:w="40" w:type="dxa"/>
+              <w:left w:w="60" w:type="dxa"/>
+              <w:right w:w="60" w:type="dxa"/>
+            </w:tcMar>
+            <w:tcMar>
+              <w:top w:w="40" w:type="dxa"/>
+              <w:bottom w:w="40" w:type="dxa"/>
+              <w:left w:w="60" w:type="dxa"/>
+              <w:right w:w="60" w:type="dxa"/>
+            </w:tcMar>
+          </w:tcPr>
           <w:p>
             <w:pPr>
               <w:pStyle w:val="Compact"/>
+              <w:spacing w:before="0" w:after="40" w:line="264" w:lineRule="auto"/>
               <w:jc w:val="left"/>
             </w:pPr>
             <w:r>
+              <w:rPr>
+                <w:rFonts w:ascii="Calibri" w:hAnsi="Calibri"/>
+                <w:sz w:val="18"/>
+              </w:rPr>
               <w:t xml:space="preserve">Soft/hard delete</w:t>
             </w:r>
           </w:p>
         </w:tc>
         <w:tc>
-          <w:tcPr/>
+          <w:tcPr>
+            <w:tcMar>
+              <w:top w:w="40" w:type="dxa"/>
+              <w:bottom w:w="40" w:type="dxa"/>
+              <w:left w:w="60" w:type="dxa"/>
+              <w:right w:w="60" w:type="dxa"/>
+            </w:tcMar>
+            <w:tcMar>
+              <w:top w:w="40" w:type="dxa"/>
+              <w:bottom w:w="40" w:type="dxa"/>
+              <w:left w:w="60" w:type="dxa"/>
+              <w:right w:w="60" w:type="dxa"/>
+            </w:tcMar>
+          </w:tcPr>
           <w:p>
             <w:pPr>
               <w:pStyle w:val="Compact"/>
+              <w:spacing w:before="0" w:after="40" w:line="264" w:lineRule="auto"/>
               <w:jc w:val="left"/>
             </w:pPr>
             <w:r>
+              <w:rPr>
+                <w:rFonts w:ascii="Calibri" w:hAnsi="Calibri"/>
+                <w:sz w:val="18"/>
+              </w:rPr>
               <w:t xml:space="preserve">Implemented</w:t>
             </w:r>
           </w:p>
         </w:tc>
         <w:tc>
-          <w:tcPr/>
+          <w:tcPr>
+            <w:tcMar>
+              <w:top w:w="40" w:type="dxa"/>
+              <w:bottom w:w="40" w:type="dxa"/>
+              <w:left w:w="60" w:type="dxa"/>
+              <w:right w:w="60" w:type="dxa"/>
+            </w:tcMar>
+            <w:tcMar>
+              <w:top w:w="40" w:type="dxa"/>
+              <w:bottom w:w="40" w:type="dxa"/>
+              <w:left w:w="60" w:type="dxa"/>
+              <w:right w:w="60" w:type="dxa"/>
+            </w:tcMar>
+          </w:tcPr>
           <w:p>
             <w:pPr>
               <w:pStyle w:val="Compact"/>
+              <w:spacing w:before="0" w:after="40" w:line="264" w:lineRule="auto"/>
               <w:jc w:val="left"/>
             </w:pPr>
             <w:r>
+              <w:rPr>
+                <w:rFonts w:ascii="Calibri" w:hAnsi="Calibri"/>
+                <w:sz w:val="18"/>
+              </w:rPr>
               <w:t xml:space="preserve">ADMIN only for</w:t>
             </w:r>
             <w:r>
+              <w:rPr>
+                <w:rFonts w:ascii="Calibri" w:hAnsi="Calibri"/>
+                <w:sz w:val="18"/>
+              </w:rPr>
               <w:t xml:space="preserve"> </w:t>
             </w:r>
             <w:r>
+              <w:rPr>
+                <w:rFonts w:ascii="Calibri" w:hAnsi="Calibri"/>
+                <w:sz w:val="18"/>
+              </w:rPr>
               <w:t xml:space="preserve">DELETE</w:t>
             </w:r>
           </w:p>
@@ -911,67 +2010,161 @@
       </w:tr>
       <w:tr>
         <w:tc>
-          <w:tcPr/>
+          <w:tcPr>
+            <w:tcMar>
+              <w:top w:w="40" w:type="dxa"/>
+              <w:bottom w:w="40" w:type="dxa"/>
+              <w:left w:w="60" w:type="dxa"/>
+              <w:right w:w="60" w:type="dxa"/>
+            </w:tcMar>
+            <w:tcMar>
+              <w:top w:w="40" w:type="dxa"/>
+              <w:bottom w:w="40" w:type="dxa"/>
+              <w:left w:w="60" w:type="dxa"/>
+              <w:right w:w="60" w:type="dxa"/>
+            </w:tcMar>
+          </w:tcPr>
           <w:p>
             <w:pPr>
               <w:pStyle w:val="Compact"/>
+              <w:spacing w:before="0" w:after="40" w:line="264" w:lineRule="auto"/>
               <w:jc w:val="left"/>
             </w:pPr>
             <w:r>
+              <w:rPr>
+                <w:rFonts w:ascii="Calibri" w:hAnsi="Calibri"/>
+                <w:sz w:val="18"/>
+              </w:rPr>
               <w:t xml:space="preserve">Open additional accounts</w:t>
             </w:r>
             <w:r>
+              <w:rPr>
+                <w:rFonts w:ascii="Calibri" w:hAnsi="Calibri"/>
+                <w:sz w:val="18"/>
+              </w:rPr>
               <w:t xml:space="preserve"> </w:t>
             </w:r>
             <w:r>
+              <w:rPr>
+                <w:rFonts w:ascii="Calibri" w:hAnsi="Calibri"/>
+                <w:sz w:val="18"/>
+              </w:rPr>
               <w:t xml:space="preserve">from detail</w:t>
             </w:r>
           </w:p>
         </w:tc>
         <w:tc>
-          <w:tcPr/>
+          <w:tcPr>
+            <w:tcMar>
+              <w:top w:w="40" w:type="dxa"/>
+              <w:bottom w:w="40" w:type="dxa"/>
+              <w:left w:w="60" w:type="dxa"/>
+              <w:right w:w="60" w:type="dxa"/>
+            </w:tcMar>
+            <w:tcMar>
+              <w:top w:w="40" w:type="dxa"/>
+              <w:bottom w:w="40" w:type="dxa"/>
+              <w:left w:w="60" w:type="dxa"/>
+              <w:right w:w="60" w:type="dxa"/>
+            </w:tcMar>
+          </w:tcPr>
           <w:p>
             <w:pPr>
               <w:pStyle w:val="Compact"/>
+              <w:spacing w:before="0" w:after="40" w:line="264" w:lineRule="auto"/>
               <w:jc w:val="left"/>
             </w:pPr>
             <w:r>
+              <w:rPr>
+                <w:rFonts w:ascii="Calibri" w:hAnsi="Calibri"/>
+                <w:sz w:val="18"/>
+              </w:rPr>
               <w:t xml:space="preserve">Implemented</w:t>
             </w:r>
           </w:p>
         </w:tc>
         <w:tc>
-          <w:tcPr/>
+          <w:tcPr>
+            <w:tcMar>
+              <w:top w:w="40" w:type="dxa"/>
+              <w:bottom w:w="40" w:type="dxa"/>
+              <w:left w:w="60" w:type="dxa"/>
+              <w:right w:w="60" w:type="dxa"/>
+            </w:tcMar>
+            <w:tcMar>
+              <w:top w:w="40" w:type="dxa"/>
+              <w:bottom w:w="40" w:type="dxa"/>
+              <w:left w:w="60" w:type="dxa"/>
+              <w:right w:w="60" w:type="dxa"/>
+            </w:tcMar>
+          </w:tcPr>
           <w:p>
             <w:pPr>
               <w:pStyle w:val="Compact"/>
+              <w:spacing w:before="0" w:after="40" w:line="264" w:lineRule="auto"/>
               <w:jc w:val="left"/>
             </w:pPr>
             <w:r>
+              <w:rPr>
+                <w:rFonts w:ascii="Calibri" w:hAnsi="Calibri"/>
+                <w:sz w:val="18"/>
+              </w:rPr>
               <w:t xml:space="preserve">Current</w:t>
             </w:r>
             <w:r>
+              <w:rPr>
+                <w:rFonts w:ascii="Calibri" w:hAnsi="Calibri"/>
+                <w:sz w:val="18"/>
+              </w:rPr>
               <w:t xml:space="preserve"> </w:t>
             </w:r>
             <w:r>
+              <w:rPr>
+                <w:rFonts w:ascii="Calibri" w:hAnsi="Calibri"/>
+                <w:sz w:val="18"/>
+              </w:rPr>
               <w:t xml:space="preserve">(policy-aware</w:t>
             </w:r>
             <w:r>
+              <w:rPr>
+                <w:rFonts w:ascii="Calibri" w:hAnsi="Calibri"/>
+                <w:sz w:val="18"/>
+              </w:rPr>
               <w:t xml:space="preserve"> </w:t>
             </w:r>
             <w:r>
+              <w:rPr>
+                <w:rFonts w:ascii="Calibri" w:hAnsi="Calibri"/>
+                <w:sz w:val="18"/>
+              </w:rPr>
               <w:t xml:space="preserve">opening</w:t>
             </w:r>
             <w:r>
+              <w:rPr>
+                <w:rFonts w:ascii="Calibri" w:hAnsi="Calibri"/>
+                <w:sz w:val="18"/>
+              </w:rPr>
               <w:t xml:space="preserve"> </w:t>
             </w:r>
             <w:r>
+              <w:rPr>
+                <w:rFonts w:ascii="Calibri" w:hAnsi="Calibri"/>
+                <w:sz w:val="18"/>
+              </w:rPr>
               <w:t xml:space="preserve">deposit); Loan</w:t>
             </w:r>
             <w:r>
+              <w:rPr>
+                <w:rFonts w:ascii="Calibri" w:hAnsi="Calibri"/>
+                <w:sz w:val="18"/>
+              </w:rPr>
               <w:t xml:space="preserve"> </w:t>
             </w:r>
             <w:r>
+              <w:rPr>
+                <w:rFonts w:ascii="Calibri" w:hAnsi="Calibri"/>
+                <w:sz w:val="18"/>
+              </w:rPr>
               <w:t xml:space="preserve">button present</w:t>
             </w:r>
           </w:p>
@@ -991,9 +2184,17 @@
     <w:tbl>
       <w:tblPr>
         <w:tblStyle w:val="Table"/>
-        <w:tblW w:type="pct" w:w="4863"/>
-        <w:tblLayout w:type="fixed"/>
+        <w:tblW w:type="pct" w:w="5000"/>
+        <w:tblLayout w:type="autofit"/>
         <w:tblLook w:firstRow="1" w:lastRow="0" w:firstColumn="0" w:lastColumn="0" w:noHBand="0" w:noVBand="0" w:val="0020"/>
+        <w:tblBorders>
+          <w:top w:val="single" w:sz="4" w:space="0" w:color="CBD5E0"/>
+          <w:left w:val="single" w:sz="4" w:space="0" w:color="CBD5E0"/>
+          <w:bottom w:val="single" w:sz="4" w:space="0" w:color="CBD5E0"/>
+          <w:right w:val="single" w:sz="4" w:space="0" w:color="CBD5E0"/>
+          <w:insideH w:val="single" w:sz="4" w:space="0" w:color="CBD5E0"/>
+          <w:insideV w:val="single" w:sz="4" w:space="0" w:color="CBD5E0"/>
+        </w:tblBorders>
       </w:tblPr>
       <w:tblGrid>
         <w:gridCol w:w="2929"/>
@@ -1005,37 +2206,100 @@
           <w:tblHeader w:val="on"/>
         </w:trPr>
         <w:tc>
-          <w:tcPr/>
+          <w:tcPr>
+            <w:tcMar>
+              <w:top w:w="40" w:type="dxa"/>
+              <w:bottom w:w="40" w:type="dxa"/>
+              <w:left w:w="60" w:type="dxa"/>
+              <w:right w:w="60" w:type="dxa"/>
+            </w:tcMar>
+            <w:shd w:fill="1A365D" w:val="clear"/>
+            <w:tcMar>
+              <w:top w:w="40" w:type="dxa"/>
+              <w:bottom w:w="40" w:type="dxa"/>
+              <w:left w:w="60" w:type="dxa"/>
+              <w:right w:w="60" w:type="dxa"/>
+            </w:tcMar>
+          </w:tcPr>
           <w:p>
             <w:pPr>
               <w:pStyle w:val="Compact"/>
+              <w:spacing w:before="0" w:after="40" w:line="264" w:lineRule="auto"/>
               <w:jc w:val="left"/>
             </w:pPr>
             <w:r>
+              <w:rPr>
+                <w:rFonts w:ascii="Calibri" w:hAnsi="Calibri"/>
+                <w:b/>
+                <w:color w:val="FFFFFF"/>
+                <w:sz w:val="18"/>
+              </w:rPr>
               <w:t xml:space="preserve">Capability</w:t>
             </w:r>
           </w:p>
         </w:tc>
         <w:tc>
-          <w:tcPr/>
+          <w:tcPr>
+            <w:tcMar>
+              <w:top w:w="40" w:type="dxa"/>
+              <w:bottom w:w="40" w:type="dxa"/>
+              <w:left w:w="60" w:type="dxa"/>
+              <w:right w:w="60" w:type="dxa"/>
+            </w:tcMar>
+            <w:shd w:fill="1A365D" w:val="clear"/>
+            <w:tcMar>
+              <w:top w:w="40" w:type="dxa"/>
+              <w:bottom w:w="40" w:type="dxa"/>
+              <w:left w:w="60" w:type="dxa"/>
+              <w:right w:w="60" w:type="dxa"/>
+            </w:tcMar>
+          </w:tcPr>
           <w:p>
             <w:pPr>
               <w:pStyle w:val="Compact"/>
+              <w:spacing w:before="0" w:after="40" w:line="264" w:lineRule="auto"/>
               <w:jc w:val="left"/>
             </w:pPr>
             <w:r>
+              <w:rPr>
+                <w:rFonts w:ascii="Calibri" w:hAnsi="Calibri"/>
+                <w:b/>
+                <w:color w:val="FFFFFF"/>
+                <w:sz w:val="18"/>
+              </w:rPr>
               <w:t xml:space="preserve">Status</w:t>
             </w:r>
           </w:p>
         </w:tc>
         <w:tc>
-          <w:tcPr/>
+          <w:tcPr>
+            <w:tcMar>
+              <w:top w:w="40" w:type="dxa"/>
+              <w:bottom w:w="40" w:type="dxa"/>
+              <w:left w:w="60" w:type="dxa"/>
+              <w:right w:w="60" w:type="dxa"/>
+            </w:tcMar>
+            <w:shd w:fill="1A365D" w:val="clear"/>
+            <w:tcMar>
+              <w:top w:w="40" w:type="dxa"/>
+              <w:bottom w:w="40" w:type="dxa"/>
+              <w:left w:w="60" w:type="dxa"/>
+              <w:right w:w="60" w:type="dxa"/>
+            </w:tcMar>
+          </w:tcPr>
           <w:p>
             <w:pPr>
               <w:pStyle w:val="Compact"/>
+              <w:spacing w:before="0" w:after="40" w:line="264" w:lineRule="auto"/>
               <w:jc w:val="left"/>
             </w:pPr>
             <w:r>
+              <w:rPr>
+                <w:rFonts w:ascii="Calibri" w:hAnsi="Calibri"/>
+                <w:b/>
+                <w:color w:val="FFFFFF"/>
+                <w:sz w:val="18"/>
+              </w:rPr>
               <w:t xml:space="preserve">Notes</w:t>
             </w:r>
           </w:p>
@@ -1043,43 +2307,105 @@
       </w:tr>
       <w:tr>
         <w:tc>
-          <w:tcPr/>
+          <w:tcPr>
+            <w:tcMar>
+              <w:top w:w="40" w:type="dxa"/>
+              <w:bottom w:w="40" w:type="dxa"/>
+              <w:left w:w="60" w:type="dxa"/>
+              <w:right w:w="60" w:type="dxa"/>
+            </w:tcMar>
+            <w:tcMar>
+              <w:top w:w="40" w:type="dxa"/>
+              <w:bottom w:w="40" w:type="dxa"/>
+              <w:left w:w="60" w:type="dxa"/>
+              <w:right w:w="60" w:type="dxa"/>
+            </w:tcMar>
+          </w:tcPr>
           <w:p>
             <w:pPr>
               <w:pStyle w:val="Compact"/>
+              <w:spacing w:before="0" w:after="40" w:line="264" w:lineRule="auto"/>
               <w:jc w:val="left"/>
             </w:pPr>
             <w:r>
+              <w:rPr>
+                <w:rFonts w:ascii="Calibri" w:hAnsi="Calibri"/>
+                <w:sz w:val="18"/>
+              </w:rPr>
               <w:t xml:space="preserve">Open account</w:t>
             </w:r>
           </w:p>
         </w:tc>
         <w:tc>
-          <w:tcPr/>
+          <w:tcPr>
+            <w:tcMar>
+              <w:top w:w="40" w:type="dxa"/>
+              <w:bottom w:w="40" w:type="dxa"/>
+              <w:left w:w="60" w:type="dxa"/>
+              <w:right w:w="60" w:type="dxa"/>
+            </w:tcMar>
+            <w:tcMar>
+              <w:top w:w="40" w:type="dxa"/>
+              <w:bottom w:w="40" w:type="dxa"/>
+              <w:left w:w="60" w:type="dxa"/>
+              <w:right w:w="60" w:type="dxa"/>
+            </w:tcMar>
+          </w:tcPr>
           <w:p>
             <w:pPr>
               <w:pStyle w:val="Compact"/>
+              <w:spacing w:before="0" w:after="40" w:line="264" w:lineRule="auto"/>
               <w:jc w:val="left"/>
             </w:pPr>
             <w:r>
+              <w:rPr>
+                <w:rFonts w:ascii="Calibri" w:hAnsi="Calibri"/>
+                <w:sz w:val="18"/>
+              </w:rPr>
               <w:t xml:space="preserve">Implemented</w:t>
             </w:r>
           </w:p>
         </w:tc>
         <w:tc>
-          <w:tcPr/>
+          <w:tcPr>
+            <w:tcMar>
+              <w:top w:w="40" w:type="dxa"/>
+              <w:bottom w:w="40" w:type="dxa"/>
+              <w:left w:w="60" w:type="dxa"/>
+              <w:right w:w="60" w:type="dxa"/>
+            </w:tcMar>
+            <w:tcMar>
+              <w:top w:w="40" w:type="dxa"/>
+              <w:bottom w:w="40" w:type="dxa"/>
+              <w:left w:w="60" w:type="dxa"/>
+              <w:right w:w="60" w:type="dxa"/>
+            </w:tcMar>
+          </w:tcPr>
           <w:p>
             <w:pPr>
               <w:pStyle w:val="Compact"/>
+              <w:spacing w:before="0" w:after="40" w:line="264" w:lineRule="auto"/>
               <w:jc w:val="left"/>
             </w:pPr>
             <w:r>
+              <w:rPr>
+                <w:rFonts w:ascii="Calibri" w:hAnsi="Calibri"/>
+                <w:sz w:val="18"/>
+              </w:rPr>
               <w:t xml:space="preserve">Policy-validated opening</w:t>
             </w:r>
             <w:r>
+              <w:rPr>
+                <w:rFonts w:ascii="Calibri" w:hAnsi="Calibri"/>
+                <w:sz w:val="18"/>
+              </w:rPr>
               <w:t xml:space="preserve"> </w:t>
             </w:r>
             <w:r>
+              <w:rPr>
+                <w:rFonts w:ascii="Calibri" w:hAnsi="Calibri"/>
+                <w:sz w:val="18"/>
+              </w:rPr>
               <w:t xml:space="preserve">deposit</w:t>
             </w:r>
           </w:p>
@@ -1087,39 +2413,91 @@
       </w:tr>
       <w:tr>
         <w:tc>
-          <w:tcPr/>
+          <w:tcPr>
+            <w:tcMar>
+              <w:top w:w="40" w:type="dxa"/>
+              <w:bottom w:w="40" w:type="dxa"/>
+              <w:left w:w="60" w:type="dxa"/>
+              <w:right w:w="60" w:type="dxa"/>
+            </w:tcMar>
+            <w:tcMar>
+              <w:top w:w="40" w:type="dxa"/>
+              <w:bottom w:w="40" w:type="dxa"/>
+              <w:left w:w="60" w:type="dxa"/>
+              <w:right w:w="60" w:type="dxa"/>
+            </w:tcMar>
+          </w:tcPr>
           <w:p>
             <w:pPr>
               <w:pStyle w:val="Compact"/>
+              <w:spacing w:before="0" w:after="40" w:line="264" w:lineRule="auto"/>
               <w:jc w:val="left"/>
             </w:pPr>
             <w:r>
+              <w:rPr>
+                <w:rFonts w:ascii="Calibri" w:hAnsi="Calibri"/>
+                <w:sz w:val="18"/>
+              </w:rPr>
               <w:t xml:space="preserve">List / search accounts</w:t>
             </w:r>
           </w:p>
         </w:tc>
         <w:tc>
-          <w:tcPr/>
+          <w:tcPr>
+            <w:tcMar>
+              <w:top w:w="40" w:type="dxa"/>
+              <w:bottom w:w="40" w:type="dxa"/>
+              <w:left w:w="60" w:type="dxa"/>
+              <w:right w:w="60" w:type="dxa"/>
+            </w:tcMar>
+            <w:tcMar>
+              <w:top w:w="40" w:type="dxa"/>
+              <w:bottom w:w="40" w:type="dxa"/>
+              <w:left w:w="60" w:type="dxa"/>
+              <w:right w:w="60" w:type="dxa"/>
+            </w:tcMar>
+          </w:tcPr>
           <w:p>
             <w:pPr>
               <w:pStyle w:val="Compact"/>
+              <w:spacing w:before="0" w:after="40" w:line="264" w:lineRule="auto"/>
               <w:jc w:val="left"/>
             </w:pPr>
             <w:r>
+              <w:rPr>
+                <w:rFonts w:ascii="Calibri" w:hAnsi="Calibri"/>
+                <w:sz w:val="18"/>
+              </w:rPr>
               <w:t xml:space="preserve">Implemented</w:t>
             </w:r>
           </w:p>
         </w:tc>
         <w:tc>
-          <w:tcPr/>
+          <w:tcPr>
+            <w:tcMar>
+              <w:top w:w="40" w:type="dxa"/>
+              <w:bottom w:w="40" w:type="dxa"/>
+              <w:left w:w="60" w:type="dxa"/>
+              <w:right w:w="60" w:type="dxa"/>
+            </w:tcMar>
+            <w:tcMar>
+              <w:top w:w="40" w:type="dxa"/>
+              <w:bottom w:w="40" w:type="dxa"/>
+              <w:left w:w="60" w:type="dxa"/>
+              <w:right w:w="60" w:type="dxa"/>
+            </w:tcMar>
+          </w:tcPr>
           <w:p>
             <w:pPr>
               <w:pStyle w:val="Compact"/>
+              <w:spacing w:before="0" w:after="40" w:line="264" w:lineRule="auto"/>
               <w:jc w:val="left"/>
             </w:pPr>
             <w:r>
               <w:rPr>
                 <w:rStyle w:val="VerbatimChar"/>
+                <w:rFonts w:ascii="Calibri" w:hAnsi="Calibri"/>
+                <w:sz w:val="18"/>
               </w:rPr>
               <w:t xml:space="preserve">/app/accounts</w:t>
             </w:r>
@@ -1128,73 +2506,175 @@
       </w:tr>
       <w:tr>
         <w:tc>
-          <w:tcPr/>
+          <w:tcPr>
+            <w:tcMar>
+              <w:top w:w="40" w:type="dxa"/>
+              <w:bottom w:w="40" w:type="dxa"/>
+              <w:left w:w="60" w:type="dxa"/>
+              <w:right w:w="60" w:type="dxa"/>
+            </w:tcMar>
+            <w:tcMar>
+              <w:top w:w="40" w:type="dxa"/>
+              <w:bottom w:w="40" w:type="dxa"/>
+              <w:left w:w="60" w:type="dxa"/>
+              <w:right w:w="60" w:type="dxa"/>
+            </w:tcMar>
+          </w:tcPr>
           <w:p>
             <w:pPr>
               <w:pStyle w:val="Compact"/>
+              <w:spacing w:before="0" w:after="40" w:line="264" w:lineRule="auto"/>
               <w:jc w:val="left"/>
             </w:pPr>
             <w:r>
+              <w:rPr>
+                <w:rFonts w:ascii="Calibri" w:hAnsi="Calibri"/>
+                <w:sz w:val="18"/>
+              </w:rPr>
               <w:t xml:space="preserve">List accounts by customer</w:t>
             </w:r>
           </w:p>
         </w:tc>
         <w:tc>
-          <w:tcPr/>
+          <w:tcPr>
+            <w:tcMar>
+              <w:top w:w="40" w:type="dxa"/>
+              <w:bottom w:w="40" w:type="dxa"/>
+              <w:left w:w="60" w:type="dxa"/>
+              <w:right w:w="60" w:type="dxa"/>
+            </w:tcMar>
+            <w:tcMar>
+              <w:top w:w="40" w:type="dxa"/>
+              <w:bottom w:w="40" w:type="dxa"/>
+              <w:left w:w="60" w:type="dxa"/>
+              <w:right w:w="60" w:type="dxa"/>
+            </w:tcMar>
+          </w:tcPr>
           <w:p>
             <w:pPr>
               <w:pStyle w:val="Compact"/>
+              <w:spacing w:before="0" w:after="40" w:line="264" w:lineRule="auto"/>
               <w:jc w:val="left"/>
             </w:pPr>
             <w:r>
+              <w:rPr>
+                <w:rFonts w:ascii="Calibri" w:hAnsi="Calibri"/>
+                <w:sz w:val="18"/>
+              </w:rPr>
               <w:t xml:space="preserve">Implemented</w:t>
             </w:r>
           </w:p>
         </w:tc>
         <w:tc>
-          <w:tcPr/>
+          <w:tcPr>
+            <w:tcMar>
+              <w:top w:w="40" w:type="dxa"/>
+              <w:bottom w:w="40" w:type="dxa"/>
+              <w:left w:w="60" w:type="dxa"/>
+              <w:right w:w="60" w:type="dxa"/>
+            </w:tcMar>
+            <w:tcMar>
+              <w:top w:w="40" w:type="dxa"/>
+              <w:bottom w:w="40" w:type="dxa"/>
+              <w:left w:w="60" w:type="dxa"/>
+              <w:right w:w="60" w:type="dxa"/>
+            </w:tcMar>
+          </w:tcPr>
           <w:p>
             <w:pPr>
               <w:pStyle w:val="Compact"/>
+              <w:spacing w:before="0" w:after="40" w:line="264" w:lineRule="auto"/>
             </w:pPr>
           </w:p>
         </w:tc>
       </w:tr>
       <w:tr>
         <w:tc>
-          <w:tcPr/>
+          <w:tcPr>
+            <w:tcMar>
+              <w:top w:w="40" w:type="dxa"/>
+              <w:bottom w:w="40" w:type="dxa"/>
+              <w:left w:w="60" w:type="dxa"/>
+              <w:right w:w="60" w:type="dxa"/>
+            </w:tcMar>
+            <w:tcMar>
+              <w:top w:w="40" w:type="dxa"/>
+              <w:bottom w:w="40" w:type="dxa"/>
+              <w:left w:w="60" w:type="dxa"/>
+              <w:right w:w="60" w:type="dxa"/>
+            </w:tcMar>
+          </w:tcPr>
           <w:p>
             <w:pPr>
               <w:pStyle w:val="Compact"/>
+              <w:spacing w:before="0" w:after="40" w:line="264" w:lineRule="auto"/>
               <w:jc w:val="left"/>
             </w:pPr>
             <w:r>
+              <w:rPr>
+                <w:rFonts w:ascii="Calibri" w:hAnsi="Calibri"/>
+                <w:sz w:val="18"/>
+              </w:rPr>
               <w:t xml:space="preserve">Get account by id</w:t>
             </w:r>
           </w:p>
         </w:tc>
         <w:tc>
-          <w:tcPr/>
+          <w:tcPr>
+            <w:tcMar>
+              <w:top w:w="40" w:type="dxa"/>
+              <w:bottom w:w="40" w:type="dxa"/>
+              <w:left w:w="60" w:type="dxa"/>
+              <w:right w:w="60" w:type="dxa"/>
+            </w:tcMar>
+            <w:tcMar>
+              <w:top w:w="40" w:type="dxa"/>
+              <w:bottom w:w="40" w:type="dxa"/>
+              <w:left w:w="60" w:type="dxa"/>
+              <w:right w:w="60" w:type="dxa"/>
+            </w:tcMar>
+          </w:tcPr>
           <w:p>
             <w:pPr>
               <w:pStyle w:val="Compact"/>
+              <w:spacing w:before="0" w:after="40" w:line="264" w:lineRule="auto"/>
               <w:jc w:val="left"/>
             </w:pPr>
             <w:r>
+              <w:rPr>
+                <w:rFonts w:ascii="Calibri" w:hAnsi="Calibri"/>
+                <w:sz w:val="18"/>
+              </w:rPr>
               <w:t xml:space="preserve">Implemented</w:t>
             </w:r>
           </w:p>
         </w:tc>
         <w:tc>
-          <w:tcPr/>
+          <w:tcPr>
+            <w:tcMar>
+              <w:top w:w="40" w:type="dxa"/>
+              <w:bottom w:w="40" w:type="dxa"/>
+              <w:left w:w="60" w:type="dxa"/>
+              <w:right w:w="60" w:type="dxa"/>
+            </w:tcMar>
+            <w:tcMar>
+              <w:top w:w="40" w:type="dxa"/>
+              <w:bottom w:w="40" w:type="dxa"/>
+              <w:left w:w="60" w:type="dxa"/>
+              <w:right w:w="60" w:type="dxa"/>
+            </w:tcMar>
+          </w:tcPr>
           <w:p>
             <w:pPr>
               <w:pStyle w:val="Compact"/>
+              <w:spacing w:before="0" w:after="40" w:line="264" w:lineRule="auto"/>
               <w:jc w:val="left"/>
             </w:pPr>
             <w:r>
               <w:rPr>
                 <w:rStyle w:val="VerbatimChar"/>
+                <w:rFonts w:ascii="Calibri" w:hAnsi="Calibri"/>
+                <w:sz w:val="18"/>
               </w:rPr>
               <w:t xml:space="preserve">GET /accounts/{id}</w:t>
             </w:r>
@@ -1203,37 +2683,91 @@
       </w:tr>
       <w:tr>
         <w:tc>
-          <w:tcPr/>
+          <w:tcPr>
+            <w:tcMar>
+              <w:top w:w="40" w:type="dxa"/>
+              <w:bottom w:w="40" w:type="dxa"/>
+              <w:left w:w="60" w:type="dxa"/>
+              <w:right w:w="60" w:type="dxa"/>
+            </w:tcMar>
+            <w:tcMar>
+              <w:top w:w="40" w:type="dxa"/>
+              <w:bottom w:w="40" w:type="dxa"/>
+              <w:left w:w="60" w:type="dxa"/>
+              <w:right w:w="60" w:type="dxa"/>
+            </w:tcMar>
+          </w:tcPr>
           <w:p>
             <w:pPr>
               <w:pStyle w:val="Compact"/>
+              <w:spacing w:before="0" w:after="40" w:line="264" w:lineRule="auto"/>
               <w:jc w:val="left"/>
             </w:pPr>
             <w:r>
+              <w:rPr>
+                <w:rFonts w:ascii="Calibri" w:hAnsi="Calibri"/>
+                <w:sz w:val="18"/>
+              </w:rPr>
               <w:t xml:space="preserve">Update account status</w:t>
             </w:r>
           </w:p>
         </w:tc>
         <w:tc>
-          <w:tcPr/>
+          <w:tcPr>
+            <w:tcMar>
+              <w:top w:w="40" w:type="dxa"/>
+              <w:bottom w:w="40" w:type="dxa"/>
+              <w:left w:w="60" w:type="dxa"/>
+              <w:right w:w="60" w:type="dxa"/>
+            </w:tcMar>
+            <w:tcMar>
+              <w:top w:w="40" w:type="dxa"/>
+              <w:bottom w:w="40" w:type="dxa"/>
+              <w:left w:w="60" w:type="dxa"/>
+              <w:right w:w="60" w:type="dxa"/>
+            </w:tcMar>
+          </w:tcPr>
           <w:p>
             <w:pPr>
               <w:pStyle w:val="Compact"/>
+              <w:spacing w:before="0" w:after="40" w:line="264" w:lineRule="auto"/>
               <w:jc w:val="left"/>
             </w:pPr>
             <w:r>
+              <w:rPr>
+                <w:rFonts w:ascii="Calibri" w:hAnsi="Calibri"/>
+                <w:sz w:val="18"/>
+              </w:rPr>
               <w:t xml:space="preserve">Implemented</w:t>
             </w:r>
           </w:p>
         </w:tc>
         <w:tc>
-          <w:tcPr/>
+          <w:tcPr>
+            <w:tcMar>
+              <w:top w:w="40" w:type="dxa"/>
+              <w:bottom w:w="40" w:type="dxa"/>
+              <w:left w:w="60" w:type="dxa"/>
+              <w:right w:w="60" w:type="dxa"/>
+            </w:tcMar>
+            <w:tcMar>
+              <w:top w:w="40" w:type="dxa"/>
+              <w:bottom w:w="40" w:type="dxa"/>
+              <w:left w:w="60" w:type="dxa"/>
+              <w:right w:w="60" w:type="dxa"/>
+            </w:tcMar>
+          </w:tcPr>
           <w:p>
             <w:pPr>
               <w:pStyle w:val="Compact"/>
+              <w:spacing w:before="0" w:after="40" w:line="264" w:lineRule="auto"/>
               <w:jc w:val="left"/>
             </w:pPr>
             <w:r>
+              <w:rPr>
+                <w:rFonts w:ascii="Calibri" w:hAnsi="Calibri"/>
+                <w:sz w:val="18"/>
+              </w:rPr>
               <w:t xml:space="preserve">API present</w:t>
             </w:r>
           </w:p>
@@ -1241,49 +2775,119 @@
       </w:tr>
       <w:tr>
         <w:tc>
-          <w:tcPr/>
+          <w:tcPr>
+            <w:tcMar>
+              <w:top w:w="40" w:type="dxa"/>
+              <w:bottom w:w="40" w:type="dxa"/>
+              <w:left w:w="60" w:type="dxa"/>
+              <w:right w:w="60" w:type="dxa"/>
+            </w:tcMar>
+            <w:tcMar>
+              <w:top w:w="40" w:type="dxa"/>
+              <w:bottom w:w="40" w:type="dxa"/>
+              <w:left w:w="60" w:type="dxa"/>
+              <w:right w:w="60" w:type="dxa"/>
+            </w:tcMar>
+          </w:tcPr>
           <w:p>
             <w:pPr>
               <w:pStyle w:val="Compact"/>
+              <w:spacing w:before="0" w:after="40" w:line="264" w:lineRule="auto"/>
               <w:jc w:val="left"/>
             </w:pPr>
             <w:r>
+              <w:rPr>
+                <w:rFonts w:ascii="Calibri" w:hAnsi="Calibri"/>
+                <w:sz w:val="18"/>
+              </w:rPr>
               <w:t xml:space="preserve">Deposit (post-open)</w:t>
             </w:r>
           </w:p>
         </w:tc>
         <w:tc>
-          <w:tcPr/>
+          <w:tcPr>
+            <w:tcMar>
+              <w:top w:w="40" w:type="dxa"/>
+              <w:bottom w:w="40" w:type="dxa"/>
+              <w:left w:w="60" w:type="dxa"/>
+              <w:right w:w="60" w:type="dxa"/>
+            </w:tcMar>
+            <w:tcMar>
+              <w:top w:w="40" w:type="dxa"/>
+              <w:bottom w:w="40" w:type="dxa"/>
+              <w:left w:w="60" w:type="dxa"/>
+              <w:right w:w="60" w:type="dxa"/>
+            </w:tcMar>
+          </w:tcPr>
           <w:p>
             <w:pPr>
               <w:pStyle w:val="Compact"/>
+              <w:spacing w:before="0" w:after="40" w:line="264" w:lineRule="auto"/>
               <w:jc w:val="left"/>
             </w:pPr>
             <w:r>
+              <w:rPr>
+                <w:rFonts w:ascii="Calibri" w:hAnsi="Calibri"/>
+                <w:sz w:val="18"/>
+              </w:rPr>
               <w:t xml:space="preserve">Implemented</w:t>
             </w:r>
           </w:p>
         </w:tc>
         <w:tc>
-          <w:tcPr/>
+          <w:tcPr>
+            <w:tcMar>
+              <w:top w:w="40" w:type="dxa"/>
+              <w:bottom w:w="40" w:type="dxa"/>
+              <w:left w:w="60" w:type="dxa"/>
+              <w:right w:w="60" w:type="dxa"/>
+            </w:tcMar>
+            <w:tcMar>
+              <w:top w:w="40" w:type="dxa"/>
+              <w:bottom w:w="40" w:type="dxa"/>
+              <w:left w:w="60" w:type="dxa"/>
+              <w:right w:w="60" w:type="dxa"/>
+            </w:tcMar>
+          </w:tcPr>
           <w:p>
             <w:pPr>
               <w:pStyle w:val="Compact"/>
+              <w:spacing w:before="0" w:after="40" w:line="264" w:lineRule="auto"/>
               <w:jc w:val="left"/>
             </w:pPr>
             <w:r>
+              <w:rPr>
+                <w:rFonts w:ascii="Calibri" w:hAnsi="Calibri"/>
+                <w:sz w:val="18"/>
+              </w:rPr>
               <w:t xml:space="preserve">Credits balances + writes</w:t>
             </w:r>
             <w:r>
+              <w:rPr>
+                <w:rFonts w:ascii="Calibri" w:hAnsi="Calibri"/>
+                <w:sz w:val="18"/>
+              </w:rPr>
               <w:t xml:space="preserve"> </w:t>
             </w:r>
             <w:r>
+              <w:rPr>
+                <w:rFonts w:ascii="Calibri" w:hAnsi="Calibri"/>
+                <w:sz w:val="18"/>
+              </w:rPr>
               <w:t xml:space="preserve">CREDIT ledger row; Kafka</w:t>
             </w:r>
             <w:r>
+              <w:rPr>
+                <w:rFonts w:ascii="Calibri" w:hAnsi="Calibri"/>
+                <w:sz w:val="18"/>
+              </w:rPr>
               <w:t xml:space="preserve"> </w:t>
             </w:r>
             <w:r>
+              <w:rPr>
+                <w:rFonts w:ascii="Calibri" w:hAnsi="Calibri"/>
+                <w:sz w:val="18"/>
+              </w:rPr>
               <w:t xml:space="preserve">email to customer</w:t>
             </w:r>
           </w:p>
@@ -1291,37 +2895,91 @@
       </w:tr>
       <w:tr>
         <w:tc>
-          <w:tcPr/>
+          <w:tcPr>
+            <w:tcMar>
+              <w:top w:w="40" w:type="dxa"/>
+              <w:bottom w:w="40" w:type="dxa"/>
+              <w:left w:w="60" w:type="dxa"/>
+              <w:right w:w="60" w:type="dxa"/>
+            </w:tcMar>
+            <w:tcMar>
+              <w:top w:w="40" w:type="dxa"/>
+              <w:bottom w:w="40" w:type="dxa"/>
+              <w:left w:w="60" w:type="dxa"/>
+              <w:right w:w="60" w:type="dxa"/>
+            </w:tcMar>
+          </w:tcPr>
           <w:p>
             <w:pPr>
               <w:pStyle w:val="Compact"/>
+              <w:spacing w:before="0" w:after="40" w:line="264" w:lineRule="auto"/>
               <w:jc w:val="left"/>
             </w:pPr>
             <w:r>
+              <w:rPr>
+                <w:rFonts w:ascii="Calibri" w:hAnsi="Calibri"/>
+                <w:sz w:val="18"/>
+              </w:rPr>
               <w:t xml:space="preserve">Withdraw</w:t>
             </w:r>
           </w:p>
         </w:tc>
         <w:tc>
-          <w:tcPr/>
+          <w:tcPr>
+            <w:tcMar>
+              <w:top w:w="40" w:type="dxa"/>
+              <w:bottom w:w="40" w:type="dxa"/>
+              <w:left w:w="60" w:type="dxa"/>
+              <w:right w:w="60" w:type="dxa"/>
+            </w:tcMar>
+            <w:tcMar>
+              <w:top w:w="40" w:type="dxa"/>
+              <w:bottom w:w="40" w:type="dxa"/>
+              <w:left w:w="60" w:type="dxa"/>
+              <w:right w:w="60" w:type="dxa"/>
+            </w:tcMar>
+          </w:tcPr>
           <w:p>
             <w:pPr>
               <w:pStyle w:val="Compact"/>
+              <w:spacing w:before="0" w:after="40" w:line="264" w:lineRule="auto"/>
               <w:jc w:val="left"/>
             </w:pPr>
             <w:r>
+              <w:rPr>
+                <w:rFonts w:ascii="Calibri" w:hAnsi="Calibri"/>
+                <w:sz w:val="18"/>
+              </w:rPr>
               <w:t xml:space="preserve">Implemented</w:t>
             </w:r>
           </w:p>
         </w:tc>
         <w:tc>
-          <w:tcPr/>
+          <w:tcPr>
+            <w:tcMar>
+              <w:top w:w="40" w:type="dxa"/>
+              <w:bottom w:w="40" w:type="dxa"/>
+              <w:left w:w="60" w:type="dxa"/>
+              <w:right w:w="60" w:type="dxa"/>
+            </w:tcMar>
+            <w:tcMar>
+              <w:top w:w="40" w:type="dxa"/>
+              <w:bottom w:w="40" w:type="dxa"/>
+              <w:left w:w="60" w:type="dxa"/>
+              <w:right w:w="60" w:type="dxa"/>
+            </w:tcMar>
+          </w:tcPr>
           <w:p>
             <w:pPr>
               <w:pStyle w:val="Compact"/>
+              <w:spacing w:before="0" w:after="40" w:line="264" w:lineRule="auto"/>
               <w:jc w:val="left"/>
             </w:pPr>
             <w:r>
+              <w:rPr>
+                <w:rFonts w:ascii="Calibri" w:hAnsi="Calibri"/>
+                <w:sz w:val="18"/>
+              </w:rPr>
               <w:t xml:space="preserve">DEBIT + Kafka email</w:t>
             </w:r>
           </w:p>
@@ -1329,43 +2987,105 @@
       </w:tr>
       <w:tr>
         <w:tc>
-          <w:tcPr/>
+          <w:tcPr>
+            <w:tcMar>
+              <w:top w:w="40" w:type="dxa"/>
+              <w:bottom w:w="40" w:type="dxa"/>
+              <w:left w:w="60" w:type="dxa"/>
+              <w:right w:w="60" w:type="dxa"/>
+            </w:tcMar>
+            <w:tcMar>
+              <w:top w:w="40" w:type="dxa"/>
+              <w:bottom w:w="40" w:type="dxa"/>
+              <w:left w:w="60" w:type="dxa"/>
+              <w:right w:w="60" w:type="dxa"/>
+            </w:tcMar>
+          </w:tcPr>
           <w:p>
             <w:pPr>
               <w:pStyle w:val="Compact"/>
+              <w:spacing w:before="0" w:after="40" w:line="264" w:lineRule="auto"/>
               <w:jc w:val="left"/>
             </w:pPr>
             <w:r>
+              <w:rPr>
+                <w:rFonts w:ascii="Calibri" w:hAnsi="Calibri"/>
+                <w:sz w:val="18"/>
+              </w:rPr>
               <w:t xml:space="preserve">Transfer</w:t>
             </w:r>
           </w:p>
         </w:tc>
         <w:tc>
-          <w:tcPr/>
+          <w:tcPr>
+            <w:tcMar>
+              <w:top w:w="40" w:type="dxa"/>
+              <w:bottom w:w="40" w:type="dxa"/>
+              <w:left w:w="60" w:type="dxa"/>
+              <w:right w:w="60" w:type="dxa"/>
+            </w:tcMar>
+            <w:tcMar>
+              <w:top w:w="40" w:type="dxa"/>
+              <w:bottom w:w="40" w:type="dxa"/>
+              <w:left w:w="60" w:type="dxa"/>
+              <w:right w:w="60" w:type="dxa"/>
+            </w:tcMar>
+          </w:tcPr>
           <w:p>
             <w:pPr>
               <w:pStyle w:val="Compact"/>
+              <w:spacing w:before="0" w:after="40" w:line="264" w:lineRule="auto"/>
               <w:jc w:val="left"/>
             </w:pPr>
             <w:r>
+              <w:rPr>
+                <w:rFonts w:ascii="Calibri" w:hAnsi="Calibri"/>
+                <w:sz w:val="18"/>
+              </w:rPr>
               <w:t xml:space="preserve">Implemented</w:t>
             </w:r>
           </w:p>
         </w:tc>
         <w:tc>
-          <w:tcPr/>
+          <w:tcPr>
+            <w:tcMar>
+              <w:top w:w="40" w:type="dxa"/>
+              <w:bottom w:w="40" w:type="dxa"/>
+              <w:left w:w="60" w:type="dxa"/>
+              <w:right w:w="60" w:type="dxa"/>
+            </w:tcMar>
+            <w:tcMar>
+              <w:top w:w="40" w:type="dxa"/>
+              <w:bottom w:w="40" w:type="dxa"/>
+              <w:left w:w="60" w:type="dxa"/>
+              <w:right w:w="60" w:type="dxa"/>
+            </w:tcMar>
+          </w:tcPr>
           <w:p>
             <w:pPr>
               <w:pStyle w:val="Compact"/>
+              <w:spacing w:before="0" w:after="40" w:line="264" w:lineRule="auto"/>
               <w:jc w:val="left"/>
             </w:pPr>
             <w:r>
+              <w:rPr>
+                <w:rFonts w:ascii="Calibri" w:hAnsi="Calibri"/>
+                <w:sz w:val="18"/>
+              </w:rPr>
               <w:t xml:space="preserve">DEBIT+CREDIT; Kafka email</w:t>
             </w:r>
             <w:r>
+              <w:rPr>
+                <w:rFonts w:ascii="Calibri" w:hAnsi="Calibri"/>
+                <w:sz w:val="18"/>
+              </w:rPr>
               <w:t xml:space="preserve"> </w:t>
             </w:r>
             <w:r>
+              <w:rPr>
+                <w:rFonts w:ascii="Calibri" w:hAnsi="Calibri"/>
+                <w:sz w:val="18"/>
+              </w:rPr>
               <w:t xml:space="preserve">to destination customer</w:t>
             </w:r>
           </w:p>
@@ -1373,43 +3093,105 @@
       </w:tr>
       <w:tr>
         <w:tc>
-          <w:tcPr/>
+          <w:tcPr>
+            <w:tcMar>
+              <w:top w:w="40" w:type="dxa"/>
+              <w:bottom w:w="40" w:type="dxa"/>
+              <w:left w:w="60" w:type="dxa"/>
+              <w:right w:w="60" w:type="dxa"/>
+            </w:tcMar>
+            <w:tcMar>
+              <w:top w:w="40" w:type="dxa"/>
+              <w:bottom w:w="40" w:type="dxa"/>
+              <w:left w:w="60" w:type="dxa"/>
+              <w:right w:w="60" w:type="dxa"/>
+            </w:tcMar>
+          </w:tcPr>
           <w:p>
             <w:pPr>
               <w:pStyle w:val="Compact"/>
+              <w:spacing w:before="0" w:after="40" w:line="264" w:lineRule="auto"/>
               <w:jc w:val="left"/>
             </w:pPr>
             <w:r>
+              <w:rPr>
+                <w:rFonts w:ascii="Calibri" w:hAnsi="Calibri"/>
+                <w:sz w:val="18"/>
+              </w:rPr>
               <w:t xml:space="preserve">Account detail + ledger UI</w:t>
             </w:r>
           </w:p>
         </w:tc>
         <w:tc>
-          <w:tcPr/>
+          <w:tcPr>
+            <w:tcMar>
+              <w:top w:w="40" w:type="dxa"/>
+              <w:bottom w:w="40" w:type="dxa"/>
+              <w:left w:w="60" w:type="dxa"/>
+              <w:right w:w="60" w:type="dxa"/>
+            </w:tcMar>
+            <w:tcMar>
+              <w:top w:w="40" w:type="dxa"/>
+              <w:bottom w:w="40" w:type="dxa"/>
+              <w:left w:w="60" w:type="dxa"/>
+              <w:right w:w="60" w:type="dxa"/>
+            </w:tcMar>
+          </w:tcPr>
           <w:p>
             <w:pPr>
               <w:pStyle w:val="Compact"/>
+              <w:spacing w:before="0" w:after="40" w:line="264" w:lineRule="auto"/>
               <w:jc w:val="left"/>
             </w:pPr>
             <w:r>
+              <w:rPr>
+                <w:rFonts w:ascii="Calibri" w:hAnsi="Calibri"/>
+                <w:sz w:val="18"/>
+              </w:rPr>
               <w:t xml:space="preserve">Implemented</w:t>
             </w:r>
           </w:p>
         </w:tc>
         <w:tc>
-          <w:tcPr/>
+          <w:tcPr>
+            <w:tcMar>
+              <w:top w:w="40" w:type="dxa"/>
+              <w:bottom w:w="40" w:type="dxa"/>
+              <w:left w:w="60" w:type="dxa"/>
+              <w:right w:w="60" w:type="dxa"/>
+            </w:tcMar>
+            <w:tcMar>
+              <w:top w:w="40" w:type="dxa"/>
+              <w:bottom w:w="40" w:type="dxa"/>
+              <w:left w:w="60" w:type="dxa"/>
+              <w:right w:w="60" w:type="dxa"/>
+            </w:tcMar>
+          </w:tcPr>
           <w:p>
             <w:pPr>
               <w:pStyle w:val="Compact"/>
+              <w:spacing w:before="0" w:after="40" w:line="264" w:lineRule="auto"/>
               <w:jc w:val="left"/>
             </w:pPr>
             <w:r>
+              <w:rPr>
+                <w:rFonts w:ascii="Calibri" w:hAnsi="Calibri"/>
+                <w:sz w:val="18"/>
+              </w:rPr>
               <w:t xml:space="preserve">Account detail + paged</w:t>
             </w:r>
             <w:r>
+              <w:rPr>
+                <w:rFonts w:ascii="Calibri" w:hAnsi="Calibri"/>
+                <w:sz w:val="18"/>
+              </w:rPr>
               <w:t xml:space="preserve"> </w:t>
             </w:r>
             <w:r>
+              <w:rPr>
+                <w:rFonts w:ascii="Calibri" w:hAnsi="Calibri"/>
+                <w:sz w:val="18"/>
+              </w:rPr>
               <w:t xml:space="preserve">transactions</w:t>
             </w:r>
           </w:p>
@@ -1417,52 +3199,120 @@
       </w:tr>
       <w:tr>
         <w:tc>
-          <w:tcPr/>
+          <w:tcPr>
+            <w:tcMar>
+              <w:top w:w="40" w:type="dxa"/>
+              <w:bottom w:w="40" w:type="dxa"/>
+              <w:left w:w="60" w:type="dxa"/>
+              <w:right w:w="60" w:type="dxa"/>
+            </w:tcMar>
+            <w:tcMar>
+              <w:top w:w="40" w:type="dxa"/>
+              <w:bottom w:w="40" w:type="dxa"/>
+              <w:left w:w="60" w:type="dxa"/>
+              <w:right w:w="60" w:type="dxa"/>
+            </w:tcMar>
+          </w:tcPr>
           <w:p>
             <w:pPr>
               <w:pStyle w:val="Compact"/>
+              <w:spacing w:before="0" w:after="40" w:line="264" w:lineRule="auto"/>
               <w:jc w:val="left"/>
             </w:pPr>
             <w:r>
+              <w:rPr>
+                <w:rFonts w:ascii="Calibri" w:hAnsi="Calibri"/>
+                <w:sz w:val="18"/>
+              </w:rPr>
               <w:t xml:space="preserve">List pagination</w:t>
             </w:r>
           </w:p>
         </w:tc>
         <w:tc>
-          <w:tcPr/>
+          <w:tcPr>
+            <w:tcMar>
+              <w:top w:w="40" w:type="dxa"/>
+              <w:bottom w:w="40" w:type="dxa"/>
+              <w:left w:w="60" w:type="dxa"/>
+              <w:right w:w="60" w:type="dxa"/>
+            </w:tcMar>
+            <w:tcMar>
+              <w:top w:w="40" w:type="dxa"/>
+              <w:bottom w:w="40" w:type="dxa"/>
+              <w:left w:w="60" w:type="dxa"/>
+              <w:right w:w="60" w:type="dxa"/>
+            </w:tcMar>
+          </w:tcPr>
           <w:p>
             <w:pPr>
               <w:pStyle w:val="Compact"/>
+              <w:spacing w:before="0" w:after="40" w:line="264" w:lineRule="auto"/>
               <w:jc w:val="left"/>
             </w:pPr>
             <w:r>
+              <w:rPr>
+                <w:rFonts w:ascii="Calibri" w:hAnsi="Calibri"/>
+                <w:sz w:val="18"/>
+              </w:rPr>
               <w:t xml:space="preserve">Implemented</w:t>
             </w:r>
           </w:p>
         </w:tc>
         <w:tc>
-          <w:tcPr/>
+          <w:tcPr>
+            <w:tcMar>
+              <w:top w:w="40" w:type="dxa"/>
+              <w:bottom w:w="40" w:type="dxa"/>
+              <w:left w:w="60" w:type="dxa"/>
+              <w:right w:w="60" w:type="dxa"/>
+            </w:tcMar>
+            <w:tcMar>
+              <w:top w:w="40" w:type="dxa"/>
+              <w:bottom w:w="40" w:type="dxa"/>
+              <w:left w:w="60" w:type="dxa"/>
+              <w:right w:w="60" w:type="dxa"/>
+            </w:tcMar>
+          </w:tcPr>
           <w:p>
             <w:pPr>
               <w:pStyle w:val="Compact"/>
+              <w:spacing w:before="0" w:after="40" w:line="264" w:lineRule="auto"/>
               <w:jc w:val="left"/>
             </w:pPr>
             <w:r>
+              <w:rPr>
+                <w:rFonts w:ascii="Calibri" w:hAnsi="Calibri"/>
+                <w:sz w:val="18"/>
+              </w:rPr>
               <w:t xml:space="preserve">First/Last + Go to page</w:t>
             </w:r>
             <w:r>
+              <w:rPr>
+                <w:rFonts w:ascii="Calibri" w:hAnsi="Calibri"/>
+                <w:sz w:val="18"/>
+              </w:rPr>
               <w:t xml:space="preserve"> </w:t>
             </w:r>
             <w:r>
+              <w:rPr>
+                <w:rFonts w:ascii="Calibri" w:hAnsi="Calibri"/>
+                <w:sz w:val="18"/>
+              </w:rPr>
               <w:t xml:space="preserve">(</w:t>
             </w:r>
             <w:r>
               <w:rPr>
                 <w:rStyle w:val="VerbatimChar"/>
+                <w:rFonts w:ascii="Calibri" w:hAnsi="Calibri"/>
+                <w:sz w:val="18"/>
               </w:rPr>
               <w:t xml:space="preserve">list-pagination</w:t>
             </w:r>
             <w:r>
+              <w:rPr>
+                <w:rFonts w:ascii="Calibri" w:hAnsi="Calibri"/>
+                <w:sz w:val="18"/>
+              </w:rPr>
               <w:t xml:space="preserve">)</w:t>
             </w:r>
           </w:p>
@@ -1470,49 +3320,119 @@
       </w:tr>
       <w:tr>
         <w:tc>
-          <w:tcPr/>
+          <w:tcPr>
+            <w:tcMar>
+              <w:top w:w="40" w:type="dxa"/>
+              <w:bottom w:w="40" w:type="dxa"/>
+              <w:left w:w="60" w:type="dxa"/>
+              <w:right w:w="60" w:type="dxa"/>
+            </w:tcMar>
+            <w:tcMar>
+              <w:top w:w="40" w:type="dxa"/>
+              <w:bottom w:w="40" w:type="dxa"/>
+              <w:left w:w="60" w:type="dxa"/>
+              <w:right w:w="60" w:type="dxa"/>
+            </w:tcMar>
+          </w:tcPr>
           <w:p>
             <w:pPr>
               <w:pStyle w:val="Compact"/>
+              <w:spacing w:before="0" w:after="40" w:line="264" w:lineRule="auto"/>
               <w:jc w:val="left"/>
             </w:pPr>
             <w:r>
+              <w:rPr>
+                <w:rFonts w:ascii="Calibri" w:hAnsi="Calibri"/>
+                <w:sz w:val="18"/>
+              </w:rPr>
               <w:t xml:space="preserve">Account policies (create +</w:t>
             </w:r>
             <w:r>
+              <w:rPr>
+                <w:rFonts w:ascii="Calibri" w:hAnsi="Calibri"/>
+                <w:sz w:val="18"/>
+              </w:rPr>
               <w:t xml:space="preserve"> </w:t>
             </w:r>
             <w:r>
+              <w:rPr>
+                <w:rFonts w:ascii="Calibri" w:hAnsi="Calibri"/>
+                <w:sz w:val="18"/>
+              </w:rPr>
               <w:t xml:space="preserve">get active)</w:t>
             </w:r>
           </w:p>
         </w:tc>
         <w:tc>
-          <w:tcPr/>
+          <w:tcPr>
+            <w:tcMar>
+              <w:top w:w="40" w:type="dxa"/>
+              <w:bottom w:w="40" w:type="dxa"/>
+              <w:left w:w="60" w:type="dxa"/>
+              <w:right w:w="60" w:type="dxa"/>
+            </w:tcMar>
+            <w:tcMar>
+              <w:top w:w="40" w:type="dxa"/>
+              <w:bottom w:w="40" w:type="dxa"/>
+              <w:left w:w="60" w:type="dxa"/>
+              <w:right w:w="60" w:type="dxa"/>
+            </w:tcMar>
+          </w:tcPr>
           <w:p>
             <w:pPr>
               <w:pStyle w:val="Compact"/>
+              <w:spacing w:before="0" w:after="40" w:line="264" w:lineRule="auto"/>
               <w:jc w:val="left"/>
             </w:pPr>
             <w:r>
+              <w:rPr>
+                <w:rFonts w:ascii="Calibri" w:hAnsi="Calibri"/>
+                <w:sz w:val="18"/>
+              </w:rPr>
               <w:t xml:space="preserve">Implemented</w:t>
             </w:r>
           </w:p>
         </w:tc>
         <w:tc>
-          <w:tcPr/>
+          <w:tcPr>
+            <w:tcMar>
+              <w:top w:w="40" w:type="dxa"/>
+              <w:bottom w:w="40" w:type="dxa"/>
+              <w:left w:w="60" w:type="dxa"/>
+              <w:right w:w="60" w:type="dxa"/>
+            </w:tcMar>
+            <w:tcMar>
+              <w:top w:w="40" w:type="dxa"/>
+              <w:bottom w:w="40" w:type="dxa"/>
+              <w:left w:w="60" w:type="dxa"/>
+              <w:right w:w="60" w:type="dxa"/>
+            </w:tcMar>
+          </w:tcPr>
           <w:p>
             <w:pPr>
               <w:pStyle w:val="Compact"/>
+              <w:spacing w:before="0" w:after="40" w:line="264" w:lineRule="auto"/>
               <w:jc w:val="left"/>
             </w:pPr>
             <w:r>
+              <w:rPr>
+                <w:rFonts w:ascii="Calibri" w:hAnsi="Calibri"/>
+                <w:sz w:val="18"/>
+              </w:rPr>
               <w:t xml:space="preserve">Seeded INR policies; no</w:t>
             </w:r>
             <w:r>
+              <w:rPr>
+                <w:rFonts w:ascii="Calibri" w:hAnsi="Calibri"/>
+                <w:sz w:val="18"/>
+              </w:rPr>
               <w:t xml:space="preserve"> </w:t>
             </w:r>
             <w:r>
+              <w:rPr>
+                <w:rFonts w:ascii="Calibri" w:hAnsi="Calibri"/>
+                <w:sz w:val="18"/>
+              </w:rPr>
               <w:t xml:space="preserve">LOAN seed</w:t>
             </w:r>
           </w:p>
@@ -1520,51 +3440,119 @@
       </w:tr>
       <w:tr>
         <w:tc>
-          <w:tcPr/>
+          <w:tcPr>
+            <w:tcMar>
+              <w:top w:w="40" w:type="dxa"/>
+              <w:bottom w:w="40" w:type="dxa"/>
+              <w:left w:w="60" w:type="dxa"/>
+              <w:right w:w="60" w:type="dxa"/>
+            </w:tcMar>
+            <w:tcMar>
+              <w:top w:w="40" w:type="dxa"/>
+              <w:bottom w:w="40" w:type="dxa"/>
+              <w:left w:w="60" w:type="dxa"/>
+              <w:right w:w="60" w:type="dxa"/>
+            </w:tcMar>
+          </w:tcPr>
           <w:p>
             <w:pPr>
               <w:pStyle w:val="Compact"/>
+              <w:spacing w:before="0" w:after="40" w:line="264" w:lineRule="auto"/>
               <w:jc w:val="left"/>
             </w:pPr>
             <w:r>
+              <w:rPr>
+                <w:rFonts w:ascii="Calibri" w:hAnsi="Calibri"/>
+                <w:sz w:val="18"/>
+              </w:rPr>
               <w:t xml:space="preserve">Opening-deposit dialog</w:t>
             </w:r>
             <w:r>
+              <w:rPr>
+                <w:rFonts w:ascii="Calibri" w:hAnsi="Calibri"/>
+                <w:sz w:val="18"/>
+              </w:rPr>
               <w:t xml:space="preserve"> </w:t>
             </w:r>
             <w:r>
+              <w:rPr>
+                <w:rFonts w:ascii="Calibri" w:hAnsi="Calibri"/>
+                <w:sz w:val="18"/>
+              </w:rPr>
               <w:t xml:space="preserve">(Current)</w:t>
             </w:r>
           </w:p>
         </w:tc>
         <w:tc>
-          <w:tcPr/>
+          <w:tcPr>
+            <w:tcMar>
+              <w:top w:w="40" w:type="dxa"/>
+              <w:bottom w:w="40" w:type="dxa"/>
+              <w:left w:w="60" w:type="dxa"/>
+              <w:right w:w="60" w:type="dxa"/>
+            </w:tcMar>
+            <w:tcMar>
+              <w:top w:w="40" w:type="dxa"/>
+              <w:bottom w:w="40" w:type="dxa"/>
+              <w:left w:w="60" w:type="dxa"/>
+              <w:right w:w="60" w:type="dxa"/>
+            </w:tcMar>
+          </w:tcPr>
           <w:p>
             <w:pPr>
               <w:pStyle w:val="Compact"/>
+              <w:spacing w:before="0" w:after="40" w:line="264" w:lineRule="auto"/>
               <w:jc w:val="left"/>
             </w:pPr>
             <w:r>
+              <w:rPr>
+                <w:rFonts w:ascii="Calibri" w:hAnsi="Calibri"/>
+                <w:sz w:val="18"/>
+              </w:rPr>
               <w:t xml:space="preserve">Implemented</w:t>
             </w:r>
           </w:p>
         </w:tc>
         <w:tc>
-          <w:tcPr/>
+          <w:tcPr>
+            <w:tcMar>
+              <w:top w:w="40" w:type="dxa"/>
+              <w:bottom w:w="40" w:type="dxa"/>
+              <w:left w:w="60" w:type="dxa"/>
+              <w:right w:w="60" w:type="dxa"/>
+            </w:tcMar>
+            <w:tcMar>
+              <w:top w:w="40" w:type="dxa"/>
+              <w:bottom w:w="40" w:type="dxa"/>
+              <w:left w:w="60" w:type="dxa"/>
+              <w:right w:w="60" w:type="dxa"/>
+            </w:tcMar>
+          </w:tcPr>
           <w:p>
             <w:pPr>
               <w:pStyle w:val="Compact"/>
+              <w:spacing w:before="0" w:after="40" w:line="264" w:lineRule="auto"/>
               <w:jc w:val="left"/>
             </w:pPr>
             <w:r>
+              <w:rPr>
+                <w:rFonts w:ascii="Calibri" w:hAnsi="Calibri"/>
+                <w:sz w:val="18"/>
+              </w:rPr>
               <w:t xml:space="preserve">Uses</w:t>
             </w:r>
             <w:r>
+              <w:rPr>
+                <w:rFonts w:ascii="Calibri" w:hAnsi="Calibri"/>
+                <w:sz w:val="18"/>
+              </w:rPr>
               <w:t xml:space="preserve"> </w:t>
             </w:r>
             <w:r>
               <w:rPr>
                 <w:rStyle w:val="VerbatimChar"/>
+                <w:rFonts w:ascii="Calibri" w:hAnsi="Calibri"/>
+                <w:sz w:val="18"/>
               </w:rPr>
               <w:t xml:space="preserve">GET /account-policies</w:t>
             </w:r>
@@ -1573,37 +3561,91 @@
       </w:tr>
       <w:tr>
         <w:tc>
-          <w:tcPr/>
+          <w:tcPr>
+            <w:tcMar>
+              <w:top w:w="40" w:type="dxa"/>
+              <w:bottom w:w="40" w:type="dxa"/>
+              <w:left w:w="60" w:type="dxa"/>
+              <w:right w:w="60" w:type="dxa"/>
+            </w:tcMar>
+            <w:tcMar>
+              <w:top w:w="40" w:type="dxa"/>
+              <w:bottom w:w="40" w:type="dxa"/>
+              <w:left w:w="60" w:type="dxa"/>
+              <w:right w:w="60" w:type="dxa"/>
+            </w:tcMar>
+          </w:tcPr>
           <w:p>
             <w:pPr>
               <w:pStyle w:val="Compact"/>
+              <w:spacing w:before="0" w:after="40" w:line="264" w:lineRule="auto"/>
               <w:jc w:val="left"/>
             </w:pPr>
             <w:r>
+              <w:rPr>
+                <w:rFonts w:ascii="Calibri" w:hAnsi="Calibri"/>
+                <w:sz w:val="18"/>
+              </w:rPr>
               <w:t xml:space="preserve">Kafka customer email</w:t>
             </w:r>
           </w:p>
         </w:tc>
         <w:tc>
-          <w:tcPr/>
+          <w:tcPr>
+            <w:tcMar>
+              <w:top w:w="40" w:type="dxa"/>
+              <w:bottom w:w="40" w:type="dxa"/>
+              <w:left w:w="60" w:type="dxa"/>
+              <w:right w:w="60" w:type="dxa"/>
+            </w:tcMar>
+            <w:tcMar>
+              <w:top w:w="40" w:type="dxa"/>
+              <w:bottom w:w="40" w:type="dxa"/>
+              <w:left w:w="60" w:type="dxa"/>
+              <w:right w:w="60" w:type="dxa"/>
+            </w:tcMar>
+          </w:tcPr>
           <w:p>
             <w:pPr>
               <w:pStyle w:val="Compact"/>
+              <w:spacing w:before="0" w:after="40" w:line="264" w:lineRule="auto"/>
               <w:jc w:val="left"/>
             </w:pPr>
             <w:r>
+              <w:rPr>
+                <w:rFonts w:ascii="Calibri" w:hAnsi="Calibri"/>
+                <w:sz w:val="18"/>
+              </w:rPr>
               <w:t xml:space="preserve">Implemented</w:t>
             </w:r>
           </w:p>
         </w:tc>
         <w:tc>
-          <w:tcPr/>
+          <w:tcPr>
+            <w:tcMar>
+              <w:top w:w="40" w:type="dxa"/>
+              <w:bottom w:w="40" w:type="dxa"/>
+              <w:left w:w="60" w:type="dxa"/>
+              <w:right w:w="60" w:type="dxa"/>
+            </w:tcMar>
+            <w:tcMar>
+              <w:top w:w="40" w:type="dxa"/>
+              <w:bottom w:w="40" w:type="dxa"/>
+              <w:left w:w="60" w:type="dxa"/>
+              <w:right w:w="60" w:type="dxa"/>
+            </w:tcMar>
+          </w:tcPr>
           <w:p>
             <w:pPr>
               <w:pStyle w:val="Compact"/>
+              <w:spacing w:before="0" w:after="40" w:line="264" w:lineRule="auto"/>
               <w:jc w:val="left"/>
             </w:pPr>
             <w:r>
+              <w:rPr>
+                <w:rFonts w:ascii="Calibri" w:hAnsi="Calibri"/>
+                <w:sz w:val="18"/>
+              </w:rPr>
               <w:t xml:space="preserve">See MODULES/Notification.md</w:t>
             </w:r>
           </w:p>
@@ -1623,9 +3665,17 @@
     <w:tbl>
       <w:tblPr>
         <w:tblStyle w:val="Table"/>
-        <w:tblW w:type="pct" w:w="4375"/>
-        <w:tblLayout w:type="fixed"/>
+        <w:tblW w:type="pct" w:w="5000"/>
+        <w:tblLayout w:type="autofit"/>
         <w:tblLook w:firstRow="1" w:lastRow="0" w:firstColumn="0" w:lastColumn="0" w:noHBand="0" w:noVBand="0" w:val="0020"/>
+        <w:tblBorders>
+          <w:top w:val="single" w:sz="4" w:space="0" w:color="CBD5E0"/>
+          <w:left w:val="single" w:sz="4" w:space="0" w:color="CBD5E0"/>
+          <w:bottom w:val="single" w:sz="4" w:space="0" w:color="CBD5E0"/>
+          <w:right w:val="single" w:sz="4" w:space="0" w:color="CBD5E0"/>
+          <w:insideH w:val="single" w:sz="4" w:space="0" w:color="CBD5E0"/>
+          <w:insideV w:val="single" w:sz="4" w:space="0" w:color="CBD5E0"/>
+        </w:tblBorders>
       </w:tblPr>
       <w:tblGrid>
         <w:gridCol w:w="2970"/>
@@ -1637,37 +3687,100 @@
           <w:tblHeader w:val="on"/>
         </w:trPr>
         <w:tc>
-          <w:tcPr/>
+          <w:tcPr>
+            <w:tcMar>
+              <w:top w:w="40" w:type="dxa"/>
+              <w:bottom w:w="40" w:type="dxa"/>
+              <w:left w:w="60" w:type="dxa"/>
+              <w:right w:w="60" w:type="dxa"/>
+            </w:tcMar>
+            <w:shd w:fill="1A365D" w:val="clear"/>
+            <w:tcMar>
+              <w:top w:w="40" w:type="dxa"/>
+              <w:bottom w:w="40" w:type="dxa"/>
+              <w:left w:w="60" w:type="dxa"/>
+              <w:right w:w="60" w:type="dxa"/>
+            </w:tcMar>
+          </w:tcPr>
           <w:p>
             <w:pPr>
               <w:pStyle w:val="Compact"/>
+              <w:spacing w:before="0" w:after="40" w:line="264" w:lineRule="auto"/>
               <w:jc w:val="left"/>
             </w:pPr>
             <w:r>
+              <w:rPr>
+                <w:rFonts w:ascii="Calibri" w:hAnsi="Calibri"/>
+                <w:b/>
+                <w:color w:val="FFFFFF"/>
+                <w:sz w:val="18"/>
+              </w:rPr>
               <w:t xml:space="preserve">Capability</w:t>
             </w:r>
           </w:p>
         </w:tc>
         <w:tc>
-          <w:tcPr/>
+          <w:tcPr>
+            <w:tcMar>
+              <w:top w:w="40" w:type="dxa"/>
+              <w:bottom w:w="40" w:type="dxa"/>
+              <w:left w:w="60" w:type="dxa"/>
+              <w:right w:w="60" w:type="dxa"/>
+            </w:tcMar>
+            <w:shd w:fill="1A365D" w:val="clear"/>
+            <w:tcMar>
+              <w:top w:w="40" w:type="dxa"/>
+              <w:bottom w:w="40" w:type="dxa"/>
+              <w:left w:w="60" w:type="dxa"/>
+              <w:right w:w="60" w:type="dxa"/>
+            </w:tcMar>
+          </w:tcPr>
           <w:p>
             <w:pPr>
               <w:pStyle w:val="Compact"/>
+              <w:spacing w:before="0" w:after="40" w:line="264" w:lineRule="auto"/>
               <w:jc w:val="left"/>
             </w:pPr>
             <w:r>
+              <w:rPr>
+                <w:rFonts w:ascii="Calibri" w:hAnsi="Calibri"/>
+                <w:b/>
+                <w:color w:val="FFFFFF"/>
+                <w:sz w:val="18"/>
+              </w:rPr>
               <w:t xml:space="preserve">Status</w:t>
             </w:r>
           </w:p>
         </w:tc>
         <w:tc>
-          <w:tcPr/>
+          <w:tcPr>
+            <w:tcMar>
+              <w:top w:w="40" w:type="dxa"/>
+              <w:bottom w:w="40" w:type="dxa"/>
+              <w:left w:w="60" w:type="dxa"/>
+              <w:right w:w="60" w:type="dxa"/>
+            </w:tcMar>
+            <w:shd w:fill="1A365D" w:val="clear"/>
+            <w:tcMar>
+              <w:top w:w="40" w:type="dxa"/>
+              <w:bottom w:w="40" w:type="dxa"/>
+              <w:left w:w="60" w:type="dxa"/>
+              <w:right w:w="60" w:type="dxa"/>
+            </w:tcMar>
+          </w:tcPr>
           <w:p>
             <w:pPr>
               <w:pStyle w:val="Compact"/>
+              <w:spacing w:before="0" w:after="40" w:line="264" w:lineRule="auto"/>
               <w:jc w:val="left"/>
             </w:pPr>
             <w:r>
+              <w:rPr>
+                <w:rFonts w:ascii="Calibri" w:hAnsi="Calibri"/>
+                <w:b/>
+                <w:color w:val="FFFFFF"/>
+                <w:sz w:val="18"/>
+              </w:rPr>
               <w:t xml:space="preserve">Notes</w:t>
             </w:r>
           </w:p>
@@ -1675,64 +3788,148 @@
       </w:tr>
       <w:tr>
         <w:tc>
-          <w:tcPr/>
+          <w:tcPr>
+            <w:tcMar>
+              <w:top w:w="40" w:type="dxa"/>
+              <w:bottom w:w="40" w:type="dxa"/>
+              <w:left w:w="60" w:type="dxa"/>
+              <w:right w:w="60" w:type="dxa"/>
+            </w:tcMar>
+            <w:tcMar>
+              <w:top w:w="40" w:type="dxa"/>
+              <w:bottom w:w="40" w:type="dxa"/>
+              <w:left w:w="60" w:type="dxa"/>
+              <w:right w:w="60" w:type="dxa"/>
+            </w:tcMar>
+          </w:tcPr>
           <w:p>
             <w:pPr>
               <w:pStyle w:val="Compact"/>
+              <w:spacing w:before="0" w:after="40" w:line="264" w:lineRule="auto"/>
               <w:jc w:val="left"/>
             </w:pPr>
             <w:r>
+              <w:rPr>
+                <w:rFonts w:ascii="Calibri" w:hAnsi="Calibri"/>
+                <w:sz w:val="18"/>
+              </w:rPr>
               <w:t xml:space="preserve">List / create / update</w:t>
             </w:r>
             <w:r>
+              <w:rPr>
+                <w:rFonts w:ascii="Calibri" w:hAnsi="Calibri"/>
+                <w:sz w:val="18"/>
+              </w:rPr>
               <w:t xml:space="preserve"> </w:t>
             </w:r>
             <w:r>
+              <w:rPr>
+                <w:rFonts w:ascii="Calibri" w:hAnsi="Calibri"/>
+                <w:sz w:val="18"/>
+              </w:rPr>
               <w:t xml:space="preserve">employees</w:t>
             </w:r>
           </w:p>
         </w:tc>
         <w:tc>
-          <w:tcPr/>
+          <w:tcPr>
+            <w:tcMar>
+              <w:top w:w="40" w:type="dxa"/>
+              <w:bottom w:w="40" w:type="dxa"/>
+              <w:left w:w="60" w:type="dxa"/>
+              <w:right w:w="60" w:type="dxa"/>
+            </w:tcMar>
+            <w:tcMar>
+              <w:top w:w="40" w:type="dxa"/>
+              <w:bottom w:w="40" w:type="dxa"/>
+              <w:left w:w="60" w:type="dxa"/>
+              <w:right w:w="60" w:type="dxa"/>
+            </w:tcMar>
+          </w:tcPr>
           <w:p>
             <w:pPr>
               <w:pStyle w:val="Compact"/>
+              <w:spacing w:before="0" w:after="40" w:line="264" w:lineRule="auto"/>
               <w:jc w:val="left"/>
             </w:pPr>
             <w:r>
+              <w:rPr>
+                <w:rFonts w:ascii="Calibri" w:hAnsi="Calibri"/>
+                <w:sz w:val="18"/>
+              </w:rPr>
               <w:t xml:space="preserve">Implemented</w:t>
             </w:r>
           </w:p>
         </w:tc>
         <w:tc>
-          <w:tcPr/>
+          <w:tcPr>
+            <w:tcMar>
+              <w:top w:w="40" w:type="dxa"/>
+              <w:bottom w:w="40" w:type="dxa"/>
+              <w:left w:w="60" w:type="dxa"/>
+              <w:right w:w="60" w:type="dxa"/>
+            </w:tcMar>
+            <w:tcMar>
+              <w:top w:w="40" w:type="dxa"/>
+              <w:bottom w:w="40" w:type="dxa"/>
+              <w:left w:w="60" w:type="dxa"/>
+              <w:right w:w="60" w:type="dxa"/>
+            </w:tcMar>
+          </w:tcPr>
           <w:p>
             <w:pPr>
               <w:pStyle w:val="Compact"/>
+              <w:spacing w:before="0" w:after="40" w:line="264" w:lineRule="auto"/>
               <w:jc w:val="left"/>
             </w:pPr>
             <w:r>
+              <w:rPr>
+                <w:rFonts w:ascii="Calibri" w:hAnsi="Calibri"/>
+                <w:sz w:val="18"/>
+              </w:rPr>
               <w:t xml:space="preserve">ADMIN; multi-role</w:t>
             </w:r>
             <w:r>
+              <w:rPr>
+                <w:rFonts w:ascii="Calibri" w:hAnsi="Calibri"/>
+                <w:sz w:val="18"/>
+              </w:rPr>
               <w:t xml:space="preserve"> </w:t>
             </w:r>
             <w:r>
+              <w:rPr>
+                <w:rFonts w:ascii="Calibri" w:hAnsi="Calibri"/>
+                <w:sz w:val="18"/>
+              </w:rPr>
               <w:t xml:space="preserve">assignment</w:t>
             </w:r>
             <w:r>
+              <w:rPr>
+                <w:rFonts w:ascii="Calibri" w:hAnsi="Calibri"/>
+                <w:sz w:val="18"/>
+              </w:rPr>
               <w:t xml:space="preserve"> </w:t>
             </w:r>
             <w:r>
+              <w:rPr>
+                <w:rFonts w:ascii="Calibri" w:hAnsi="Calibri"/>
+                <w:sz w:val="18"/>
+              </w:rPr>
               <w:t xml:space="preserve">(</w:t>
             </w:r>
             <w:r>
               <w:rPr>
                 <w:rStyle w:val="VerbatimChar"/>
+                <w:rFonts w:ascii="Calibri" w:hAnsi="Calibri"/>
+                <w:sz w:val="18"/>
               </w:rPr>
               <w:t xml:space="preserve">roleNames</w:t>
             </w:r>
             <w:r>
+              <w:rPr>
+                <w:rFonts w:ascii="Calibri" w:hAnsi="Calibri"/>
+                <w:sz w:val="18"/>
+              </w:rPr>
               <w:t xml:space="preserve">)</w:t>
             </w:r>
           </w:p>
@@ -1740,55 +3937,127 @@
       </w:tr>
       <w:tr>
         <w:tc>
-          <w:tcPr/>
+          <w:tcPr>
+            <w:tcMar>
+              <w:top w:w="40" w:type="dxa"/>
+              <w:bottom w:w="40" w:type="dxa"/>
+              <w:left w:w="60" w:type="dxa"/>
+              <w:right w:w="60" w:type="dxa"/>
+            </w:tcMar>
+            <w:tcMar>
+              <w:top w:w="40" w:type="dxa"/>
+              <w:bottom w:w="40" w:type="dxa"/>
+              <w:left w:w="60" w:type="dxa"/>
+              <w:right w:w="60" w:type="dxa"/>
+            </w:tcMar>
+          </w:tcPr>
           <w:p>
             <w:pPr>
               <w:pStyle w:val="Compact"/>
+              <w:spacing w:before="0" w:after="40" w:line="264" w:lineRule="auto"/>
               <w:jc w:val="left"/>
             </w:pPr>
             <w:r>
+              <w:rPr>
+                <w:rFonts w:ascii="Calibri" w:hAnsi="Calibri"/>
+                <w:sz w:val="18"/>
+              </w:rPr>
               <w:t xml:space="preserve">Role CRUD + access codes</w:t>
             </w:r>
           </w:p>
         </w:tc>
         <w:tc>
-          <w:tcPr/>
+          <w:tcPr>
+            <w:tcMar>
+              <w:top w:w="40" w:type="dxa"/>
+              <w:bottom w:w="40" w:type="dxa"/>
+              <w:left w:w="60" w:type="dxa"/>
+              <w:right w:w="60" w:type="dxa"/>
+            </w:tcMar>
+            <w:tcMar>
+              <w:top w:w="40" w:type="dxa"/>
+              <w:bottom w:w="40" w:type="dxa"/>
+              <w:left w:w="60" w:type="dxa"/>
+              <w:right w:w="60" w:type="dxa"/>
+            </w:tcMar>
+          </w:tcPr>
           <w:p>
             <w:pPr>
               <w:pStyle w:val="Compact"/>
+              <w:spacing w:before="0" w:after="40" w:line="264" w:lineRule="auto"/>
               <w:jc w:val="left"/>
             </w:pPr>
             <w:r>
+              <w:rPr>
+                <w:rFonts w:ascii="Calibri" w:hAnsi="Calibri"/>
+                <w:sz w:val="18"/>
+              </w:rPr>
               <w:t xml:space="preserve">Implemented</w:t>
             </w:r>
           </w:p>
         </w:tc>
         <w:tc>
-          <w:tcPr/>
+          <w:tcPr>
+            <w:tcMar>
+              <w:top w:w="40" w:type="dxa"/>
+              <w:bottom w:w="40" w:type="dxa"/>
+              <w:left w:w="60" w:type="dxa"/>
+              <w:right w:w="60" w:type="dxa"/>
+            </w:tcMar>
+            <w:tcMar>
+              <w:top w:w="40" w:type="dxa"/>
+              <w:bottom w:w="40" w:type="dxa"/>
+              <w:left w:w="60" w:type="dxa"/>
+              <w:right w:w="60" w:type="dxa"/>
+            </w:tcMar>
+          </w:tcPr>
           <w:p>
             <w:pPr>
               <w:pStyle w:val="Compact"/>
+              <w:spacing w:before="0" w:after="40" w:line="264" w:lineRule="auto"/>
               <w:jc w:val="left"/>
             </w:pPr>
             <w:r>
               <w:rPr>
                 <w:rStyle w:val="VerbatimChar"/>
+                <w:rFonts w:ascii="Calibri" w:hAnsi="Calibri"/>
+                <w:sz w:val="18"/>
               </w:rPr>
               <w:t xml:space="preserve">/roles</w:t>
             </w:r>
             <w:r>
+              <w:rPr>
+                <w:rFonts w:ascii="Calibri" w:hAnsi="Calibri"/>
+                <w:sz w:val="18"/>
+              </w:rPr>
               <w:t xml:space="preserve">; union of</w:t>
             </w:r>
             <w:r>
+              <w:rPr>
+                <w:rFonts w:ascii="Calibri" w:hAnsi="Calibri"/>
+                <w:sz w:val="18"/>
+              </w:rPr>
               <w:t xml:space="preserve"> </w:t>
             </w:r>
             <w:r>
+              <w:rPr>
+                <w:rFonts w:ascii="Calibri" w:hAnsi="Calibri"/>
+                <w:sz w:val="18"/>
+              </w:rPr>
               <w:t xml:space="preserve">role authorities at</w:t>
             </w:r>
             <w:r>
+              <w:rPr>
+                <w:rFonts w:ascii="Calibri" w:hAnsi="Calibri"/>
+                <w:sz w:val="18"/>
+              </w:rPr>
               <w:t xml:space="preserve"> </w:t>
             </w:r>
             <w:r>
+              <w:rPr>
+                <w:rFonts w:ascii="Calibri" w:hAnsi="Calibri"/>
+                <w:sz w:val="18"/>
+              </w:rPr>
               <w:t xml:space="preserve">login</w:t>
             </w:r>
           </w:p>
@@ -1796,43 +4065,105 @@
       </w:tr>
       <w:tr>
         <w:tc>
-          <w:tcPr/>
+          <w:tcPr>
+            <w:tcMar>
+              <w:top w:w="40" w:type="dxa"/>
+              <w:bottom w:w="40" w:type="dxa"/>
+              <w:left w:w="60" w:type="dxa"/>
+              <w:right w:w="60" w:type="dxa"/>
+            </w:tcMar>
+            <w:tcMar>
+              <w:top w:w="40" w:type="dxa"/>
+              <w:bottom w:w="40" w:type="dxa"/>
+              <w:left w:w="60" w:type="dxa"/>
+              <w:right w:w="60" w:type="dxa"/>
+            </w:tcMar>
+          </w:tcPr>
           <w:p>
             <w:pPr>
               <w:pStyle w:val="Compact"/>
+              <w:spacing w:before="0" w:after="40" w:line="264" w:lineRule="auto"/>
               <w:jc w:val="left"/>
             </w:pPr>
             <w:r>
+              <w:rPr>
+                <w:rFonts w:ascii="Calibri" w:hAnsi="Calibri"/>
+                <w:sz w:val="18"/>
+              </w:rPr>
               <w:t xml:space="preserve">Account policies UI</w:t>
             </w:r>
           </w:p>
         </w:tc>
         <w:tc>
-          <w:tcPr/>
+          <w:tcPr>
+            <w:tcMar>
+              <w:top w:w="40" w:type="dxa"/>
+              <w:bottom w:w="40" w:type="dxa"/>
+              <w:left w:w="60" w:type="dxa"/>
+              <w:right w:w="60" w:type="dxa"/>
+            </w:tcMar>
+            <w:tcMar>
+              <w:top w:w="40" w:type="dxa"/>
+              <w:bottom w:w="40" w:type="dxa"/>
+              <w:left w:w="60" w:type="dxa"/>
+              <w:right w:w="60" w:type="dxa"/>
+            </w:tcMar>
+          </w:tcPr>
           <w:p>
             <w:pPr>
               <w:pStyle w:val="Compact"/>
+              <w:spacing w:before="0" w:after="40" w:line="264" w:lineRule="auto"/>
               <w:jc w:val="left"/>
             </w:pPr>
             <w:r>
+              <w:rPr>
+                <w:rFonts w:ascii="Calibri" w:hAnsi="Calibri"/>
+                <w:sz w:val="18"/>
+              </w:rPr>
               <w:t xml:space="preserve">Implemented</w:t>
             </w:r>
           </w:p>
         </w:tc>
         <w:tc>
-          <w:tcPr/>
+          <w:tcPr>
+            <w:tcMar>
+              <w:top w:w="40" w:type="dxa"/>
+              <w:bottom w:w="40" w:type="dxa"/>
+              <w:left w:w="60" w:type="dxa"/>
+              <w:right w:w="60" w:type="dxa"/>
+            </w:tcMar>
+            <w:tcMar>
+              <w:top w:w="40" w:type="dxa"/>
+              <w:bottom w:w="40" w:type="dxa"/>
+              <w:left w:w="60" w:type="dxa"/>
+              <w:right w:w="60" w:type="dxa"/>
+            </w:tcMar>
+          </w:tcPr>
           <w:p>
             <w:pPr>
               <w:pStyle w:val="Compact"/>
+              <w:spacing w:before="0" w:after="40" w:line="264" w:lineRule="auto"/>
               <w:jc w:val="left"/>
             </w:pPr>
             <w:r>
+              <w:rPr>
+                <w:rFonts w:ascii="Calibri" w:hAnsi="Calibri"/>
+                <w:sz w:val="18"/>
+              </w:rPr>
               <w:t xml:space="preserve">Management card;</w:t>
             </w:r>
             <w:r>
+              <w:rPr>
+                <w:rFonts w:ascii="Calibri" w:hAnsi="Calibri"/>
+                <w:sz w:val="18"/>
+              </w:rPr>
               <w:t xml:space="preserve"> </w:t>
             </w:r>
             <w:r>
+              <w:rPr>
+                <w:rFonts w:ascii="Calibri" w:hAnsi="Calibri"/>
+                <w:sz w:val="18"/>
+              </w:rPr>
               <w:t xml:space="preserve">ADMIN/MANAGER edit</w:t>
             </w:r>
           </w:p>
@@ -1852,9 +4183,17 @@
     <w:tbl>
       <w:tblPr>
         <w:tblStyle w:val="Table"/>
-        <w:tblW w:type="pct" w:w="4375"/>
-        <w:tblLayout w:type="fixed"/>
+        <w:tblW w:type="pct" w:w="5000"/>
+        <w:tblLayout w:type="autofit"/>
         <w:tblLook w:firstRow="1" w:lastRow="0" w:firstColumn="0" w:lastColumn="0" w:noHBand="0" w:noVBand="0" w:val="0020"/>
+        <w:tblBorders>
+          <w:top w:val="single" w:sz="4" w:space="0" w:color="CBD5E0"/>
+          <w:left w:val="single" w:sz="4" w:space="0" w:color="CBD5E0"/>
+          <w:bottom w:val="single" w:sz="4" w:space="0" w:color="CBD5E0"/>
+          <w:right w:val="single" w:sz="4" w:space="0" w:color="CBD5E0"/>
+          <w:insideH w:val="single" w:sz="4" w:space="0" w:color="CBD5E0"/>
+          <w:insideV w:val="single" w:sz="4" w:space="0" w:color="CBD5E0"/>
+        </w:tblBorders>
       </w:tblPr>
       <w:tblGrid>
         <w:gridCol w:w="2310"/>
@@ -1866,37 +4205,100 @@
           <w:tblHeader w:val="on"/>
         </w:trPr>
         <w:tc>
-          <w:tcPr/>
+          <w:tcPr>
+            <w:tcMar>
+              <w:top w:w="40" w:type="dxa"/>
+              <w:bottom w:w="40" w:type="dxa"/>
+              <w:left w:w="60" w:type="dxa"/>
+              <w:right w:w="60" w:type="dxa"/>
+            </w:tcMar>
+            <w:shd w:fill="1A365D" w:val="clear"/>
+            <w:tcMar>
+              <w:top w:w="40" w:type="dxa"/>
+              <w:bottom w:w="40" w:type="dxa"/>
+              <w:left w:w="60" w:type="dxa"/>
+              <w:right w:w="60" w:type="dxa"/>
+            </w:tcMar>
+          </w:tcPr>
           <w:p>
             <w:pPr>
               <w:pStyle w:val="Compact"/>
+              <w:spacing w:before="0" w:after="40" w:line="264" w:lineRule="auto"/>
               <w:jc w:val="left"/>
             </w:pPr>
             <w:r>
+              <w:rPr>
+                <w:rFonts w:ascii="Calibri" w:hAnsi="Calibri"/>
+                <w:b/>
+                <w:color w:val="FFFFFF"/>
+                <w:sz w:val="18"/>
+              </w:rPr>
               <w:t xml:space="preserve">Capability</w:t>
             </w:r>
           </w:p>
         </w:tc>
         <w:tc>
-          <w:tcPr/>
+          <w:tcPr>
+            <w:tcMar>
+              <w:top w:w="40" w:type="dxa"/>
+              <w:bottom w:w="40" w:type="dxa"/>
+              <w:left w:w="60" w:type="dxa"/>
+              <w:right w:w="60" w:type="dxa"/>
+            </w:tcMar>
+            <w:shd w:fill="1A365D" w:val="clear"/>
+            <w:tcMar>
+              <w:top w:w="40" w:type="dxa"/>
+              <w:bottom w:w="40" w:type="dxa"/>
+              <w:left w:w="60" w:type="dxa"/>
+              <w:right w:w="60" w:type="dxa"/>
+            </w:tcMar>
+          </w:tcPr>
           <w:p>
             <w:pPr>
               <w:pStyle w:val="Compact"/>
+              <w:spacing w:before="0" w:after="40" w:line="264" w:lineRule="auto"/>
               <w:jc w:val="left"/>
             </w:pPr>
             <w:r>
+              <w:rPr>
+                <w:rFonts w:ascii="Calibri" w:hAnsi="Calibri"/>
+                <w:b/>
+                <w:color w:val="FFFFFF"/>
+                <w:sz w:val="18"/>
+              </w:rPr>
               <w:t xml:space="preserve">Status</w:t>
             </w:r>
           </w:p>
         </w:tc>
         <w:tc>
-          <w:tcPr/>
+          <w:tcPr>
+            <w:tcMar>
+              <w:top w:w="40" w:type="dxa"/>
+              <w:bottom w:w="40" w:type="dxa"/>
+              <w:left w:w="60" w:type="dxa"/>
+              <w:right w:w="60" w:type="dxa"/>
+            </w:tcMar>
+            <w:shd w:fill="1A365D" w:val="clear"/>
+            <w:tcMar>
+              <w:top w:w="40" w:type="dxa"/>
+              <w:bottom w:w="40" w:type="dxa"/>
+              <w:left w:w="60" w:type="dxa"/>
+              <w:right w:w="60" w:type="dxa"/>
+            </w:tcMar>
+          </w:tcPr>
           <w:p>
             <w:pPr>
               <w:pStyle w:val="Compact"/>
+              <w:spacing w:before="0" w:after="40" w:line="264" w:lineRule="auto"/>
               <w:jc w:val="left"/>
             </w:pPr>
             <w:r>
+              <w:rPr>
+                <w:rFonts w:ascii="Calibri" w:hAnsi="Calibri"/>
+                <w:b/>
+                <w:color w:val="FFFFFF"/>
+                <w:sz w:val="18"/>
+              </w:rPr>
               <w:t xml:space="preserve">Notes</w:t>
             </w:r>
           </w:p>
@@ -1904,64 +4306,142 @@
       </w:tr>
       <w:tr>
         <w:tc>
-          <w:tcPr/>
+          <w:tcPr>
+            <w:tcMar>
+              <w:top w:w="40" w:type="dxa"/>
+              <w:bottom w:w="40" w:type="dxa"/>
+              <w:left w:w="60" w:type="dxa"/>
+              <w:right w:w="60" w:type="dxa"/>
+            </w:tcMar>
+            <w:tcMar>
+              <w:top w:w="40" w:type="dxa"/>
+              <w:bottom w:w="40" w:type="dxa"/>
+              <w:left w:w="60" w:type="dxa"/>
+              <w:right w:w="60" w:type="dxa"/>
+            </w:tcMar>
+          </w:tcPr>
           <w:p>
             <w:pPr>
               <w:pStyle w:val="Compact"/>
+              <w:spacing w:before="0" w:after="40" w:line="264" w:lineRule="auto"/>
               <w:jc w:val="left"/>
             </w:pPr>
             <w:r>
+              <w:rPr>
+                <w:rFonts w:ascii="Calibri" w:hAnsi="Calibri"/>
+                <w:sz w:val="18"/>
+              </w:rPr>
               <w:t xml:space="preserve">Branch master data</w:t>
             </w:r>
           </w:p>
         </w:tc>
         <w:tc>
-          <w:tcPr/>
+          <w:tcPr>
+            <w:tcMar>
+              <w:top w:w="40" w:type="dxa"/>
+              <w:bottom w:w="40" w:type="dxa"/>
+              <w:left w:w="60" w:type="dxa"/>
+              <w:right w:w="60" w:type="dxa"/>
+            </w:tcMar>
+            <w:tcMar>
+              <w:top w:w="40" w:type="dxa"/>
+              <w:bottom w:w="40" w:type="dxa"/>
+              <w:left w:w="60" w:type="dxa"/>
+              <w:right w:w="60" w:type="dxa"/>
+            </w:tcMar>
+          </w:tcPr>
           <w:p>
             <w:pPr>
               <w:pStyle w:val="Compact"/>
+              <w:spacing w:before="0" w:after="40" w:line="264" w:lineRule="auto"/>
               <w:jc w:val="left"/>
             </w:pPr>
             <w:r>
+              <w:rPr>
+                <w:rFonts w:ascii="Calibri" w:hAnsi="Calibri"/>
+                <w:sz w:val="18"/>
+              </w:rPr>
               <w:t xml:space="preserve">Stub</w:t>
             </w:r>
           </w:p>
         </w:tc>
         <w:tc>
-          <w:tcPr/>
+          <w:tcPr>
+            <w:tcMar>
+              <w:top w:w="40" w:type="dxa"/>
+              <w:bottom w:w="40" w:type="dxa"/>
+              <w:left w:w="60" w:type="dxa"/>
+              <w:right w:w="60" w:type="dxa"/>
+            </w:tcMar>
+            <w:tcMar>
+              <w:top w:w="40" w:type="dxa"/>
+              <w:bottom w:w="40" w:type="dxa"/>
+              <w:left w:w="60" w:type="dxa"/>
+              <w:right w:w="60" w:type="dxa"/>
+            </w:tcMar>
+          </w:tcPr>
           <w:p>
             <w:pPr>
               <w:pStyle w:val="Compact"/>
+              <w:spacing w:before="0" w:after="40" w:line="264" w:lineRule="auto"/>
               <w:jc w:val="left"/>
             </w:pPr>
             <w:r>
+              <w:rPr>
+                <w:rFonts w:ascii="Calibri" w:hAnsi="Calibri"/>
+                <w:sz w:val="18"/>
+              </w:rPr>
               <w:t xml:space="preserve">Only</w:t>
             </w:r>
             <w:r>
+              <w:rPr>
+                <w:rFonts w:ascii="Calibri" w:hAnsi="Calibri"/>
+                <w:sz w:val="18"/>
+              </w:rPr>
               <w:t xml:space="preserve"> </w:t>
             </w:r>
             <w:r>
               <w:rPr>
                 <w:rStyle w:val="VerbatimChar"/>
+                <w:rFonts w:ascii="Calibri" w:hAnsi="Calibri"/>
+                <w:sz w:val="18"/>
               </w:rPr>
               <w:t xml:space="preserve">branchCode</w:t>
             </w:r>
             <w:r>
+              <w:rPr>
+                <w:rFonts w:ascii="Calibri" w:hAnsi="Calibri"/>
+                <w:sz w:val="18"/>
+              </w:rPr>
               <w:t xml:space="preserve"> </w:t>
             </w:r>
             <w:r>
+              <w:rPr>
+                <w:rFonts w:ascii="Calibri" w:hAnsi="Calibri"/>
+                <w:sz w:val="18"/>
+              </w:rPr>
               <w:t xml:space="preserve">string (often</w:t>
             </w:r>
             <w:r>
+              <w:rPr>
+                <w:rFonts w:ascii="Calibri" w:hAnsi="Calibri"/>
+                <w:sz w:val="18"/>
+              </w:rPr>
               <w:t xml:space="preserve"> </w:t>
             </w:r>
             <w:r>
               <w:rPr>
                 <w:rStyle w:val="VerbatimChar"/>
+                <w:rFonts w:ascii="Calibri" w:hAnsi="Calibri"/>
+                <w:sz w:val="18"/>
               </w:rPr>
               <w:t xml:space="preserve">0001</w:t>
             </w:r>
             <w:r>
+              <w:rPr>
+                <w:rFonts w:ascii="Calibri" w:hAnsi="Calibri"/>
+                <w:sz w:val="18"/>
+              </w:rPr>
               <w:t xml:space="preserve">)</w:t>
             </w:r>
           </w:p>
@@ -1981,9 +4461,17 @@
     <w:tbl>
       <w:tblPr>
         <w:tblStyle w:val="Table"/>
-        <w:tblW w:type="pct" w:w="4375"/>
-        <w:tblLayout w:type="fixed"/>
+        <w:tblW w:type="pct" w:w="5000"/>
+        <w:tblLayout w:type="autofit"/>
         <w:tblLook w:firstRow="1" w:lastRow="0" w:firstColumn="0" w:lastColumn="0" w:noHBand="0" w:noVBand="0" w:val="0020"/>
+        <w:tblBorders>
+          <w:top w:val="single" w:sz="4" w:space="0" w:color="CBD5E0"/>
+          <w:left w:val="single" w:sz="4" w:space="0" w:color="CBD5E0"/>
+          <w:bottom w:val="single" w:sz="4" w:space="0" w:color="CBD5E0"/>
+          <w:right w:val="single" w:sz="4" w:space="0" w:color="CBD5E0"/>
+          <w:insideH w:val="single" w:sz="4" w:space="0" w:color="CBD5E0"/>
+          <w:insideV w:val="single" w:sz="4" w:space="0" w:color="CBD5E0"/>
+        </w:tblBorders>
       </w:tblPr>
       <w:tblGrid>
         <w:gridCol w:w="2970"/>
@@ -1995,37 +4483,100 @@
           <w:tblHeader w:val="on"/>
         </w:trPr>
         <w:tc>
-          <w:tcPr/>
+          <w:tcPr>
+            <w:tcMar>
+              <w:top w:w="40" w:type="dxa"/>
+              <w:bottom w:w="40" w:type="dxa"/>
+              <w:left w:w="60" w:type="dxa"/>
+              <w:right w:w="60" w:type="dxa"/>
+            </w:tcMar>
+            <w:shd w:fill="1A365D" w:val="clear"/>
+            <w:tcMar>
+              <w:top w:w="40" w:type="dxa"/>
+              <w:bottom w:w="40" w:type="dxa"/>
+              <w:left w:w="60" w:type="dxa"/>
+              <w:right w:w="60" w:type="dxa"/>
+            </w:tcMar>
+          </w:tcPr>
           <w:p>
             <w:pPr>
               <w:pStyle w:val="Compact"/>
+              <w:spacing w:before="0" w:after="40" w:line="264" w:lineRule="auto"/>
               <w:jc w:val="left"/>
             </w:pPr>
             <w:r>
+              <w:rPr>
+                <w:rFonts w:ascii="Calibri" w:hAnsi="Calibri"/>
+                <w:b/>
+                <w:color w:val="FFFFFF"/>
+                <w:sz w:val="18"/>
+              </w:rPr>
               <w:t xml:space="preserve">Capability</w:t>
             </w:r>
           </w:p>
         </w:tc>
         <w:tc>
-          <w:tcPr/>
+          <w:tcPr>
+            <w:tcMar>
+              <w:top w:w="40" w:type="dxa"/>
+              <w:bottom w:w="40" w:type="dxa"/>
+              <w:left w:w="60" w:type="dxa"/>
+              <w:right w:w="60" w:type="dxa"/>
+            </w:tcMar>
+            <w:shd w:fill="1A365D" w:val="clear"/>
+            <w:tcMar>
+              <w:top w:w="40" w:type="dxa"/>
+              <w:bottom w:w="40" w:type="dxa"/>
+              <w:left w:w="60" w:type="dxa"/>
+              <w:right w:w="60" w:type="dxa"/>
+            </w:tcMar>
+          </w:tcPr>
           <w:p>
             <w:pPr>
               <w:pStyle w:val="Compact"/>
+              <w:spacing w:before="0" w:after="40" w:line="264" w:lineRule="auto"/>
               <w:jc w:val="left"/>
             </w:pPr>
             <w:r>
+              <w:rPr>
+                <w:rFonts w:ascii="Calibri" w:hAnsi="Calibri"/>
+                <w:b/>
+                <w:color w:val="FFFFFF"/>
+                <w:sz w:val="18"/>
+              </w:rPr>
               <w:t xml:space="preserve">Status</w:t>
             </w:r>
           </w:p>
         </w:tc>
         <w:tc>
-          <w:tcPr/>
+          <w:tcPr>
+            <w:tcMar>
+              <w:top w:w="40" w:type="dxa"/>
+              <w:bottom w:w="40" w:type="dxa"/>
+              <w:left w:w="60" w:type="dxa"/>
+              <w:right w:w="60" w:type="dxa"/>
+            </w:tcMar>
+            <w:shd w:fill="1A365D" w:val="clear"/>
+            <w:tcMar>
+              <w:top w:w="40" w:type="dxa"/>
+              <w:bottom w:w="40" w:type="dxa"/>
+              <w:left w:w="60" w:type="dxa"/>
+              <w:right w:w="60" w:type="dxa"/>
+            </w:tcMar>
+          </w:tcPr>
           <w:p>
             <w:pPr>
               <w:pStyle w:val="Compact"/>
+              <w:spacing w:before="0" w:after="40" w:line="264" w:lineRule="auto"/>
               <w:jc w:val="left"/>
             </w:pPr>
             <w:r>
+              <w:rPr>
+                <w:rFonts w:ascii="Calibri" w:hAnsi="Calibri"/>
+                <w:b/>
+                <w:color w:val="FFFFFF"/>
+                <w:sz w:val="18"/>
+              </w:rPr>
               <w:t xml:space="preserve">Notes</w:t>
             </w:r>
           </w:p>
@@ -2033,116 +4584,274 @@
       </w:tr>
       <w:tr>
         <w:tc>
-          <w:tcPr/>
+          <w:tcPr>
+            <w:tcMar>
+              <w:top w:w="40" w:type="dxa"/>
+              <w:bottom w:w="40" w:type="dxa"/>
+              <w:left w:w="60" w:type="dxa"/>
+              <w:right w:w="60" w:type="dxa"/>
+            </w:tcMar>
+            <w:tcMar>
+              <w:top w:w="40" w:type="dxa"/>
+              <w:bottom w:w="40" w:type="dxa"/>
+              <w:left w:w="60" w:type="dxa"/>
+              <w:right w:w="60" w:type="dxa"/>
+            </w:tcMar>
+          </w:tcPr>
           <w:p>
             <w:pPr>
               <w:pStyle w:val="Compact"/>
+              <w:spacing w:before="0" w:after="40" w:line="264" w:lineRule="auto"/>
               <w:jc w:val="left"/>
             </w:pPr>
             <w:r>
+              <w:rPr>
+                <w:rFonts w:ascii="Calibri" w:hAnsi="Calibri"/>
+                <w:sz w:val="18"/>
+              </w:rPr>
               <w:t xml:space="preserve">Loan product / EMI /</w:t>
             </w:r>
             <w:r>
+              <w:rPr>
+                <w:rFonts w:ascii="Calibri" w:hAnsi="Calibri"/>
+                <w:sz w:val="18"/>
+              </w:rPr>
               <w:t xml:space="preserve"> </w:t>
             </w:r>
             <w:r>
+              <w:rPr>
+                <w:rFonts w:ascii="Calibri" w:hAnsi="Calibri"/>
+                <w:sz w:val="18"/>
+              </w:rPr>
               <w:t xml:space="preserve">collateral</w:t>
             </w:r>
           </w:p>
         </w:tc>
         <w:tc>
-          <w:tcPr/>
+          <w:tcPr>
+            <w:tcMar>
+              <w:top w:w="40" w:type="dxa"/>
+              <w:bottom w:w="40" w:type="dxa"/>
+              <w:left w:w="60" w:type="dxa"/>
+              <w:right w:w="60" w:type="dxa"/>
+            </w:tcMar>
+            <w:tcMar>
+              <w:top w:w="40" w:type="dxa"/>
+              <w:bottom w:w="40" w:type="dxa"/>
+              <w:left w:w="60" w:type="dxa"/>
+              <w:right w:w="60" w:type="dxa"/>
+            </w:tcMar>
+          </w:tcPr>
           <w:p>
             <w:pPr>
               <w:pStyle w:val="Compact"/>
+              <w:spacing w:before="0" w:after="40" w:line="264" w:lineRule="auto"/>
               <w:jc w:val="left"/>
             </w:pPr>
             <w:r>
+              <w:rPr>
+                <w:rFonts w:ascii="Calibri" w:hAnsi="Calibri"/>
+                <w:sz w:val="18"/>
+              </w:rPr>
               <w:t xml:space="preserve">Stub</w:t>
             </w:r>
           </w:p>
         </w:tc>
         <w:tc>
-          <w:tcPr/>
+          <w:tcPr>
+            <w:tcMar>
+              <w:top w:w="40" w:type="dxa"/>
+              <w:bottom w:w="40" w:type="dxa"/>
+              <w:left w:w="60" w:type="dxa"/>
+              <w:right w:w="60" w:type="dxa"/>
+            </w:tcMar>
+            <w:tcMar>
+              <w:top w:w="40" w:type="dxa"/>
+              <w:bottom w:w="40" w:type="dxa"/>
+              <w:left w:w="60" w:type="dxa"/>
+              <w:right w:w="60" w:type="dxa"/>
+            </w:tcMar>
+          </w:tcPr>
           <w:p>
             <w:pPr>
               <w:pStyle w:val="Compact"/>
+              <w:spacing w:before="0" w:after="40" w:line="264" w:lineRule="auto"/>
             </w:pPr>
           </w:p>
         </w:tc>
       </w:tr>
       <w:tr>
         <w:tc>
-          <w:tcPr/>
+          <w:tcPr>
+            <w:tcMar>
+              <w:top w:w="40" w:type="dxa"/>
+              <w:bottom w:w="40" w:type="dxa"/>
+              <w:left w:w="60" w:type="dxa"/>
+              <w:right w:w="60" w:type="dxa"/>
+            </w:tcMar>
+            <w:tcMar>
+              <w:top w:w="40" w:type="dxa"/>
+              <w:bottom w:w="40" w:type="dxa"/>
+              <w:left w:w="60" w:type="dxa"/>
+              <w:right w:w="60" w:type="dxa"/>
+            </w:tcMar>
+          </w:tcPr>
           <w:p>
             <w:pPr>
               <w:pStyle w:val="Compact"/>
+              <w:spacing w:before="0" w:after="40" w:line="264" w:lineRule="auto"/>
               <w:jc w:val="left"/>
             </w:pPr>
             <w:r>
               <w:rPr>
                 <w:rStyle w:val="VerbatimChar"/>
+                <w:rFonts w:ascii="Calibri" w:hAnsi="Calibri"/>
+                <w:sz w:val="18"/>
               </w:rPr>
               <w:t xml:space="preserve">AccountType.LOAN</w:t>
             </w:r>
             <w:r>
+              <w:rPr>
+                <w:rFonts w:ascii="Calibri" w:hAnsi="Calibri"/>
+                <w:sz w:val="18"/>
+              </w:rPr>
               <w:t xml:space="preserve"> </w:t>
             </w:r>
             <w:r>
+              <w:rPr>
+                <w:rFonts w:ascii="Calibri" w:hAnsi="Calibri"/>
+                <w:sz w:val="18"/>
+              </w:rPr>
               <w:t xml:space="preserve">account</w:t>
             </w:r>
             <w:r>
+              <w:rPr>
+                <w:rFonts w:ascii="Calibri" w:hAnsi="Calibri"/>
+                <w:sz w:val="18"/>
+              </w:rPr>
               <w:t xml:space="preserve"> </w:t>
             </w:r>
             <w:r>
+              <w:rPr>
+                <w:rFonts w:ascii="Calibri" w:hAnsi="Calibri"/>
+                <w:sz w:val="18"/>
+              </w:rPr>
               <w:t xml:space="preserve">opening</w:t>
             </w:r>
           </w:p>
         </w:tc>
         <w:tc>
-          <w:tcPr/>
+          <w:tcPr>
+            <w:tcMar>
+              <w:top w:w="40" w:type="dxa"/>
+              <w:bottom w:w="40" w:type="dxa"/>
+              <w:left w:w="60" w:type="dxa"/>
+              <w:right w:w="60" w:type="dxa"/>
+            </w:tcMar>
+            <w:tcMar>
+              <w:top w:w="40" w:type="dxa"/>
+              <w:bottom w:w="40" w:type="dxa"/>
+              <w:left w:w="60" w:type="dxa"/>
+              <w:right w:w="60" w:type="dxa"/>
+            </w:tcMar>
+          </w:tcPr>
           <w:p>
             <w:pPr>
               <w:pStyle w:val="Compact"/>
+              <w:spacing w:before="0" w:after="40" w:line="264" w:lineRule="auto"/>
               <w:jc w:val="left"/>
             </w:pPr>
             <w:r>
+              <w:rPr>
+                <w:rFonts w:ascii="Calibri" w:hAnsi="Calibri"/>
+                <w:sz w:val="18"/>
+              </w:rPr>
               <w:t xml:space="preserve">Partial</w:t>
             </w:r>
           </w:p>
         </w:tc>
         <w:tc>
-          <w:tcPr/>
+          <w:tcPr>
+            <w:tcMar>
+              <w:top w:w="40" w:type="dxa"/>
+              <w:bottom w:w="40" w:type="dxa"/>
+              <w:left w:w="60" w:type="dxa"/>
+              <w:right w:w="60" w:type="dxa"/>
+            </w:tcMar>
+            <w:tcMar>
+              <w:top w:w="40" w:type="dxa"/>
+              <w:bottom w:w="40" w:type="dxa"/>
+              <w:left w:w="60" w:type="dxa"/>
+              <w:right w:w="60" w:type="dxa"/>
+            </w:tcMar>
+          </w:tcPr>
           <w:p>
             <w:pPr>
               <w:pStyle w:val="Compact"/>
+              <w:spacing w:before="0" w:after="40" w:line="264" w:lineRule="auto"/>
               <w:jc w:val="left"/>
             </w:pPr>
             <w:r>
+              <w:rPr>
+                <w:rFonts w:ascii="Calibri" w:hAnsi="Calibri"/>
+                <w:sz w:val="18"/>
+              </w:rPr>
               <w:t xml:space="preserve">Enum + UI</w:t>
             </w:r>
             <w:r>
+              <w:rPr>
+                <w:rFonts w:ascii="Calibri" w:hAnsi="Calibri"/>
+                <w:sz w:val="18"/>
+              </w:rPr>
               <w:t xml:space="preserve"> </w:t>
             </w:r>
             <w:r>
+              <w:rPr>
+                <w:rFonts w:ascii="Calibri" w:hAnsi="Calibri"/>
+                <w:sz w:val="18"/>
+              </w:rPr>
               <w:t xml:space="preserve">affordance;</w:t>
             </w:r>
             <w:r>
+              <w:rPr>
+                <w:rFonts w:ascii="Calibri" w:hAnsi="Calibri"/>
+                <w:sz w:val="18"/>
+              </w:rPr>
               <w:t xml:space="preserve"> </w:t>
             </w:r>
             <w:r>
+              <w:rPr>
+                <w:rFonts w:ascii="Calibri" w:hAnsi="Calibri"/>
+                <w:sz w:val="18"/>
+              </w:rPr>
               <w:t xml:space="preserve">needs policy;</w:t>
             </w:r>
             <w:r>
+              <w:rPr>
+                <w:rFonts w:ascii="Calibri" w:hAnsi="Calibri"/>
+                <w:sz w:val="18"/>
+              </w:rPr>
               <w:t xml:space="preserve"> </w:t>
             </w:r>
             <w:r>
+              <w:rPr>
+                <w:rFonts w:ascii="Calibri" w:hAnsi="Calibri"/>
+                <w:sz w:val="18"/>
+              </w:rPr>
               <w:t xml:space="preserve">not a loan</w:t>
             </w:r>
             <w:r>
+              <w:rPr>
+                <w:rFonts w:ascii="Calibri" w:hAnsi="Calibri"/>
+                <w:sz w:val="18"/>
+              </w:rPr>
               <w:t xml:space="preserve"> </w:t>
             </w:r>
             <w:r>
+              <w:rPr>
+                <w:rFonts w:ascii="Calibri" w:hAnsi="Calibri"/>
+                <w:sz w:val="18"/>
+              </w:rPr>
               <w:t xml:space="preserve">domain</w:t>
             </w:r>
           </w:p>
@@ -2162,9 +4871,17 @@
     <w:tbl>
       <w:tblPr>
         <w:tblStyle w:val="Table"/>
-        <w:tblW w:type="pct" w:w="4375"/>
-        <w:tblLayout w:type="fixed"/>
+        <w:tblW w:type="pct" w:w="5000"/>
+        <w:tblLayout w:type="autofit"/>
         <w:tblLook w:firstRow="1" w:lastRow="0" w:firstColumn="0" w:lastColumn="0" w:noHBand="0" w:noVBand="0" w:val="0020"/>
+        <w:tblBorders>
+          <w:top w:val="single" w:sz="4" w:space="0" w:color="CBD5E0"/>
+          <w:left w:val="single" w:sz="4" w:space="0" w:color="CBD5E0"/>
+          <w:bottom w:val="single" w:sz="4" w:space="0" w:color="CBD5E0"/>
+          <w:right w:val="single" w:sz="4" w:space="0" w:color="CBD5E0"/>
+          <w:insideH w:val="single" w:sz="4" w:space="0" w:color="CBD5E0"/>
+          <w:insideV w:val="single" w:sz="4" w:space="0" w:color="CBD5E0"/>
+        </w:tblBorders>
       </w:tblPr>
       <w:tblGrid>
         <w:gridCol w:w="2310"/>
@@ -2176,37 +4893,100 @@
           <w:tblHeader w:val="on"/>
         </w:trPr>
         <w:tc>
-          <w:tcPr/>
+          <w:tcPr>
+            <w:tcMar>
+              <w:top w:w="40" w:type="dxa"/>
+              <w:bottom w:w="40" w:type="dxa"/>
+              <w:left w:w="60" w:type="dxa"/>
+              <w:right w:w="60" w:type="dxa"/>
+            </w:tcMar>
+            <w:shd w:fill="1A365D" w:val="clear"/>
+            <w:tcMar>
+              <w:top w:w="40" w:type="dxa"/>
+              <w:bottom w:w="40" w:type="dxa"/>
+              <w:left w:w="60" w:type="dxa"/>
+              <w:right w:w="60" w:type="dxa"/>
+            </w:tcMar>
+          </w:tcPr>
           <w:p>
             <w:pPr>
               <w:pStyle w:val="Compact"/>
+              <w:spacing w:before="0" w:after="40" w:line="264" w:lineRule="auto"/>
               <w:jc w:val="left"/>
             </w:pPr>
             <w:r>
+              <w:rPr>
+                <w:rFonts w:ascii="Calibri" w:hAnsi="Calibri"/>
+                <w:b/>
+                <w:color w:val="FFFFFF"/>
+                <w:sz w:val="18"/>
+              </w:rPr>
               <w:t xml:space="preserve">Capability</w:t>
             </w:r>
           </w:p>
         </w:tc>
         <w:tc>
-          <w:tcPr/>
+          <w:tcPr>
+            <w:tcMar>
+              <w:top w:w="40" w:type="dxa"/>
+              <w:bottom w:w="40" w:type="dxa"/>
+              <w:left w:w="60" w:type="dxa"/>
+              <w:right w:w="60" w:type="dxa"/>
+            </w:tcMar>
+            <w:shd w:fill="1A365D" w:val="clear"/>
+            <w:tcMar>
+              <w:top w:w="40" w:type="dxa"/>
+              <w:bottom w:w="40" w:type="dxa"/>
+              <w:left w:w="60" w:type="dxa"/>
+              <w:right w:w="60" w:type="dxa"/>
+            </w:tcMar>
+          </w:tcPr>
           <w:p>
             <w:pPr>
               <w:pStyle w:val="Compact"/>
+              <w:spacing w:before="0" w:after="40" w:line="264" w:lineRule="auto"/>
               <w:jc w:val="left"/>
             </w:pPr>
             <w:r>
+              <w:rPr>
+                <w:rFonts w:ascii="Calibri" w:hAnsi="Calibri"/>
+                <w:b/>
+                <w:color w:val="FFFFFF"/>
+                <w:sz w:val="18"/>
+              </w:rPr>
               <w:t xml:space="preserve">Status</w:t>
             </w:r>
           </w:p>
         </w:tc>
         <w:tc>
-          <w:tcPr/>
+          <w:tcPr>
+            <w:tcMar>
+              <w:top w:w="40" w:type="dxa"/>
+              <w:bottom w:w="40" w:type="dxa"/>
+              <w:left w:w="60" w:type="dxa"/>
+              <w:right w:w="60" w:type="dxa"/>
+            </w:tcMar>
+            <w:shd w:fill="1A365D" w:val="clear"/>
+            <w:tcMar>
+              <w:top w:w="40" w:type="dxa"/>
+              <w:bottom w:w="40" w:type="dxa"/>
+              <w:left w:w="60" w:type="dxa"/>
+              <w:right w:w="60" w:type="dxa"/>
+            </w:tcMar>
+          </w:tcPr>
           <w:p>
             <w:pPr>
               <w:pStyle w:val="Compact"/>
+              <w:spacing w:before="0" w:after="40" w:line="264" w:lineRule="auto"/>
               <w:jc w:val="left"/>
             </w:pPr>
             <w:r>
+              <w:rPr>
+                <w:rFonts w:ascii="Calibri" w:hAnsi="Calibri"/>
+                <w:b/>
+                <w:color w:val="FFFFFF"/>
+                <w:sz w:val="18"/>
+              </w:rPr>
               <w:t xml:space="preserve">Notes</w:t>
             </w:r>
           </w:p>
@@ -2214,88 +4994,204 @@
       </w:tr>
       <w:tr>
         <w:tc>
-          <w:tcPr/>
+          <w:tcPr>
+            <w:tcMar>
+              <w:top w:w="40" w:type="dxa"/>
+              <w:bottom w:w="40" w:type="dxa"/>
+              <w:left w:w="60" w:type="dxa"/>
+              <w:right w:w="60" w:type="dxa"/>
+            </w:tcMar>
+            <w:tcMar>
+              <w:top w:w="40" w:type="dxa"/>
+              <w:bottom w:w="40" w:type="dxa"/>
+              <w:left w:w="60" w:type="dxa"/>
+              <w:right w:w="60" w:type="dxa"/>
+            </w:tcMar>
+          </w:tcPr>
           <w:p>
             <w:pPr>
               <w:pStyle w:val="Compact"/>
+              <w:spacing w:before="0" w:after="40" w:line="264" w:lineRule="auto"/>
               <w:jc w:val="left"/>
             </w:pPr>
             <w:r>
+              <w:rPr>
+                <w:rFonts w:ascii="Calibri" w:hAnsi="Calibri"/>
+                <w:sz w:val="18"/>
+              </w:rPr>
               <w:t xml:space="preserve">Transaction ledger</w:t>
             </w:r>
             <w:r>
+              <w:rPr>
+                <w:rFonts w:ascii="Calibri" w:hAnsi="Calibri"/>
+                <w:sz w:val="18"/>
+              </w:rPr>
               <w:t xml:space="preserve"> </w:t>
             </w:r>
             <w:r>
+              <w:rPr>
+                <w:rFonts w:ascii="Calibri" w:hAnsi="Calibri"/>
+                <w:sz w:val="18"/>
+              </w:rPr>
               <w:t xml:space="preserve">entity/API</w:t>
             </w:r>
           </w:p>
         </w:tc>
         <w:tc>
-          <w:tcPr/>
+          <w:tcPr>
+            <w:tcMar>
+              <w:top w:w="40" w:type="dxa"/>
+              <w:bottom w:w="40" w:type="dxa"/>
+              <w:left w:w="60" w:type="dxa"/>
+              <w:right w:w="60" w:type="dxa"/>
+            </w:tcMar>
+            <w:tcMar>
+              <w:top w:w="40" w:type="dxa"/>
+              <w:bottom w:w="40" w:type="dxa"/>
+              <w:left w:w="60" w:type="dxa"/>
+              <w:right w:w="60" w:type="dxa"/>
+            </w:tcMar>
+          </w:tcPr>
           <w:p>
             <w:pPr>
               <w:pStyle w:val="Compact"/>
+              <w:spacing w:before="0" w:after="40" w:line="264" w:lineRule="auto"/>
               <w:jc w:val="left"/>
             </w:pPr>
             <w:r>
+              <w:rPr>
+                <w:rFonts w:ascii="Calibri" w:hAnsi="Calibri"/>
+                <w:sz w:val="18"/>
+              </w:rPr>
               <w:t xml:space="preserve">Implemented</w:t>
             </w:r>
           </w:p>
         </w:tc>
         <w:tc>
-          <w:tcPr/>
+          <w:tcPr>
+            <w:tcMar>
+              <w:top w:w="40" w:type="dxa"/>
+              <w:bottom w:w="40" w:type="dxa"/>
+              <w:left w:w="60" w:type="dxa"/>
+              <w:right w:w="60" w:type="dxa"/>
+            </w:tcMar>
+            <w:tcMar>
+              <w:top w:w="40" w:type="dxa"/>
+              <w:bottom w:w="40" w:type="dxa"/>
+              <w:left w:w="60" w:type="dxa"/>
+              <w:right w:w="60" w:type="dxa"/>
+            </w:tcMar>
+          </w:tcPr>
           <w:p>
             <w:pPr>
               <w:pStyle w:val="Compact"/>
+              <w:spacing w:before="0" w:after="40" w:line="264" w:lineRule="auto"/>
               <w:jc w:val="left"/>
             </w:pPr>
             <w:r>
+              <w:rPr>
+                <w:rFonts w:ascii="Calibri" w:hAnsi="Calibri"/>
+                <w:sz w:val="18"/>
+              </w:rPr>
               <w:t xml:space="preserve">Write on deposit /</w:t>
             </w:r>
             <w:r>
+              <w:rPr>
+                <w:rFonts w:ascii="Calibri" w:hAnsi="Calibri"/>
+                <w:sz w:val="18"/>
+              </w:rPr>
               <w:t xml:space="preserve"> </w:t>
             </w:r>
             <w:r>
+              <w:rPr>
+                <w:rFonts w:ascii="Calibri" w:hAnsi="Calibri"/>
+                <w:sz w:val="18"/>
+              </w:rPr>
               <w:t xml:space="preserve">withdraw / transfer /</w:t>
             </w:r>
             <w:r>
+              <w:rPr>
+                <w:rFonts w:ascii="Calibri" w:hAnsi="Calibri"/>
+                <w:sz w:val="18"/>
+              </w:rPr>
               <w:t xml:space="preserve"> </w:t>
             </w:r>
             <w:r>
+              <w:rPr>
+                <w:rFonts w:ascii="Calibri" w:hAnsi="Calibri"/>
+                <w:sz w:val="18"/>
+              </w:rPr>
               <w:t xml:space="preserve">opening; staff</w:t>
             </w:r>
             <w:r>
+              <w:rPr>
+                <w:rFonts w:ascii="Calibri" w:hAnsi="Calibri"/>
+                <w:sz w:val="18"/>
+              </w:rPr>
               <w:t xml:space="preserve"> </w:t>
             </w:r>
             <w:r>
               <w:rPr>
                 <w:rStyle w:val="VerbatimChar"/>
+                <w:rFonts w:ascii="Calibri" w:hAnsi="Calibri"/>
+                <w:sz w:val="18"/>
               </w:rPr>
               <w:t xml:space="preserve">/transactions</w:t>
             </w:r>
             <w:r>
+              <w:rPr>
+                <w:rFonts w:ascii="Calibri" w:hAnsi="Calibri"/>
+                <w:sz w:val="18"/>
+              </w:rPr>
               <w:t xml:space="preserve"> </w:t>
             </w:r>
             <w:r>
+              <w:rPr>
+                <w:rFonts w:ascii="Calibri" w:hAnsi="Calibri"/>
+                <w:sz w:val="18"/>
+              </w:rPr>
               <w:t xml:space="preserve">UI;</w:t>
             </w:r>
             <w:r>
+              <w:rPr>
+                <w:rFonts w:ascii="Calibri" w:hAnsi="Calibri"/>
+                <w:sz w:val="18"/>
+              </w:rPr>
               <w:t xml:space="preserve"> </w:t>
             </w:r>
             <w:r>
+              <w:rPr>
+                <w:rFonts w:ascii="Calibri" w:hAnsi="Calibri"/>
+                <w:sz w:val="18"/>
+              </w:rPr>
               <w:t xml:space="preserve">account-detail UI;</w:t>
             </w:r>
             <w:r>
+              <w:rPr>
+                <w:rFonts w:ascii="Calibri" w:hAnsi="Calibri"/>
+                <w:sz w:val="18"/>
+              </w:rPr>
               <w:t xml:space="preserve"> </w:t>
             </w:r>
             <w:r>
+              <w:rPr>
+                <w:rFonts w:ascii="Calibri" w:hAnsi="Calibri"/>
+                <w:sz w:val="18"/>
+              </w:rPr>
               <w:t xml:space="preserve">dashboard today-count</w:t>
             </w:r>
             <w:r>
+              <w:rPr>
+                <w:rFonts w:ascii="Calibri" w:hAnsi="Calibri"/>
+                <w:sz w:val="18"/>
+              </w:rPr>
               <w:t xml:space="preserve"> </w:t>
             </w:r>
             <w:r>
+              <w:rPr>
+                <w:rFonts w:ascii="Calibri" w:hAnsi="Calibri"/>
+                <w:sz w:val="18"/>
+              </w:rPr>
               <w:t xml:space="preserve">still stub</w:t>
             </w:r>
           </w:p>
@@ -2303,49 +5199,119 @@
       </w:tr>
       <w:tr>
         <w:tc>
-          <w:tcPr/>
+          <w:tcPr>
+            <w:tcMar>
+              <w:top w:w="40" w:type="dxa"/>
+              <w:bottom w:w="40" w:type="dxa"/>
+              <w:left w:w="60" w:type="dxa"/>
+              <w:right w:w="60" w:type="dxa"/>
+            </w:tcMar>
+            <w:tcMar>
+              <w:top w:w="40" w:type="dxa"/>
+              <w:bottom w:w="40" w:type="dxa"/>
+              <w:left w:w="60" w:type="dxa"/>
+              <w:right w:w="60" w:type="dxa"/>
+            </w:tcMar>
+          </w:tcPr>
           <w:p>
             <w:pPr>
               <w:pStyle w:val="Compact"/>
+              <w:spacing w:before="0" w:after="40" w:line="264" w:lineRule="auto"/>
               <w:jc w:val="left"/>
             </w:pPr>
             <w:r>
+              <w:rPr>
+                <w:rFonts w:ascii="Calibri" w:hAnsi="Calibri"/>
+                <w:sz w:val="18"/>
+              </w:rPr>
               <w:t xml:space="preserve">Reports (charts +</w:t>
             </w:r>
             <w:r>
+              <w:rPr>
+                <w:rFonts w:ascii="Calibri" w:hAnsi="Calibri"/>
+                <w:sz w:val="18"/>
+              </w:rPr>
               <w:t xml:space="preserve"> </w:t>
             </w:r>
             <w:r>
+              <w:rPr>
+                <w:rFonts w:ascii="Calibri" w:hAnsi="Calibri"/>
+                <w:sz w:val="18"/>
+              </w:rPr>
               <w:t xml:space="preserve">PDF)</w:t>
             </w:r>
           </w:p>
         </w:tc>
         <w:tc>
-          <w:tcPr/>
+          <w:tcPr>
+            <w:tcMar>
+              <w:top w:w="40" w:type="dxa"/>
+              <w:bottom w:w="40" w:type="dxa"/>
+              <w:left w:w="60" w:type="dxa"/>
+              <w:right w:w="60" w:type="dxa"/>
+            </w:tcMar>
+            <w:tcMar>
+              <w:top w:w="40" w:type="dxa"/>
+              <w:bottom w:w="40" w:type="dxa"/>
+              <w:left w:w="60" w:type="dxa"/>
+              <w:right w:w="60" w:type="dxa"/>
+            </w:tcMar>
+          </w:tcPr>
           <w:p>
             <w:pPr>
               <w:pStyle w:val="Compact"/>
+              <w:spacing w:before="0" w:after="40" w:line="264" w:lineRule="auto"/>
               <w:jc w:val="left"/>
             </w:pPr>
             <w:r>
+              <w:rPr>
+                <w:rFonts w:ascii="Calibri" w:hAnsi="Calibri"/>
+                <w:sz w:val="18"/>
+              </w:rPr>
               <w:t xml:space="preserve">Implemented</w:t>
             </w:r>
           </w:p>
         </w:tc>
         <w:tc>
-          <w:tcPr/>
+          <w:tcPr>
+            <w:tcMar>
+              <w:top w:w="40" w:type="dxa"/>
+              <w:bottom w:w="40" w:type="dxa"/>
+              <w:left w:w="60" w:type="dxa"/>
+              <w:right w:w="60" w:type="dxa"/>
+            </w:tcMar>
+            <w:tcMar>
+              <w:top w:w="40" w:type="dxa"/>
+              <w:bottom w:w="40" w:type="dxa"/>
+              <w:left w:w="60" w:type="dxa"/>
+              <w:right w:w="60" w:type="dxa"/>
+            </w:tcMar>
+          </w:tcPr>
           <w:p>
             <w:pPr>
               <w:pStyle w:val="Compact"/>
+              <w:spacing w:before="0" w:after="40" w:line="264" w:lineRule="auto"/>
               <w:jc w:val="left"/>
             </w:pPr>
             <w:r>
+              <w:rPr>
+                <w:rFonts w:ascii="Calibri" w:hAnsi="Calibri"/>
+                <w:sz w:val="18"/>
+              </w:rPr>
               <w:t xml:space="preserve">Trends, account mix,</w:t>
             </w:r>
             <w:r>
+              <w:rPr>
+                <w:rFonts w:ascii="Calibri" w:hAnsi="Calibri"/>
+                <w:sz w:val="18"/>
+              </w:rPr>
               <w:t xml:space="preserve"> </w:t>
             </w:r>
             <w:r>
+              <w:rPr>
+                <w:rFonts w:ascii="Calibri" w:hAnsi="Calibri"/>
+                <w:sz w:val="18"/>
+              </w:rPr>
               <w:t xml:space="preserve">approvals; OpenPDF</w:t>
             </w:r>
           </w:p>
@@ -2353,37 +5319,91 @@
       </w:tr>
       <w:tr>
         <w:tc>
-          <w:tcPr/>
+          <w:tcPr>
+            <w:tcMar>
+              <w:top w:w="40" w:type="dxa"/>
+              <w:bottom w:w="40" w:type="dxa"/>
+              <w:left w:w="60" w:type="dxa"/>
+              <w:right w:w="60" w:type="dxa"/>
+            </w:tcMar>
+            <w:tcMar>
+              <w:top w:w="40" w:type="dxa"/>
+              <w:bottom w:w="40" w:type="dxa"/>
+              <w:left w:w="60" w:type="dxa"/>
+              <w:right w:w="60" w:type="dxa"/>
+            </w:tcMar>
+          </w:tcPr>
           <w:p>
             <w:pPr>
               <w:pStyle w:val="Compact"/>
+              <w:spacing w:before="0" w:after="40" w:line="264" w:lineRule="auto"/>
               <w:jc w:val="left"/>
             </w:pPr>
             <w:r>
+              <w:rPr>
+                <w:rFonts w:ascii="Calibri" w:hAnsi="Calibri"/>
+                <w:sz w:val="18"/>
+              </w:rPr>
               <w:t xml:space="preserve">Beneficiaries</w:t>
             </w:r>
           </w:p>
         </w:tc>
         <w:tc>
-          <w:tcPr/>
+          <w:tcPr>
+            <w:tcMar>
+              <w:top w:w="40" w:type="dxa"/>
+              <w:bottom w:w="40" w:type="dxa"/>
+              <w:left w:w="60" w:type="dxa"/>
+              <w:right w:w="60" w:type="dxa"/>
+            </w:tcMar>
+            <w:tcMar>
+              <w:top w:w="40" w:type="dxa"/>
+              <w:bottom w:w="40" w:type="dxa"/>
+              <w:left w:w="60" w:type="dxa"/>
+              <w:right w:w="60" w:type="dxa"/>
+            </w:tcMar>
+          </w:tcPr>
           <w:p>
             <w:pPr>
               <w:pStyle w:val="Compact"/>
+              <w:spacing w:before="0" w:after="40" w:line="264" w:lineRule="auto"/>
               <w:jc w:val="left"/>
             </w:pPr>
             <w:r>
+              <w:rPr>
+                <w:rFonts w:ascii="Calibri" w:hAnsi="Calibri"/>
+                <w:sz w:val="18"/>
+              </w:rPr>
               <w:t xml:space="preserve">Implemented</w:t>
             </w:r>
           </w:p>
         </w:tc>
         <w:tc>
-          <w:tcPr/>
+          <w:tcPr>
+            <w:tcMar>
+              <w:top w:w="40" w:type="dxa"/>
+              <w:bottom w:w="40" w:type="dxa"/>
+              <w:left w:w="60" w:type="dxa"/>
+              <w:right w:w="60" w:type="dxa"/>
+            </w:tcMar>
+            <w:tcMar>
+              <w:top w:w="40" w:type="dxa"/>
+              <w:bottom w:w="40" w:type="dxa"/>
+              <w:left w:w="60" w:type="dxa"/>
+              <w:right w:w="60" w:type="dxa"/>
+            </w:tcMar>
+          </w:tcPr>
           <w:p>
             <w:pPr>
               <w:pStyle w:val="Compact"/>
+              <w:spacing w:before="0" w:after="40" w:line="264" w:lineRule="auto"/>
               <w:jc w:val="left"/>
             </w:pPr>
             <w:r>
+              <w:rPr>
+                <w:rFonts w:ascii="Calibri" w:hAnsi="Calibri"/>
+                <w:sz w:val="18"/>
+              </w:rPr>
               <w:t xml:space="preserve">Portal CRUD</w:t>
             </w:r>
           </w:p>
@@ -2403,9 +5423,17 @@
     <w:tbl>
       <w:tblPr>
         <w:tblStyle w:val="Table"/>
-        <w:tblW w:type="pct" w:w="4514"/>
-        <w:tblLayout w:type="fixed"/>
+        <w:tblW w:type="pct" w:w="5000"/>
+        <w:tblLayout w:type="autofit"/>
         <w:tblLook w:firstRow="1" w:lastRow="0" w:firstColumn="0" w:lastColumn="0" w:noHBand="0" w:noVBand="0" w:val="0020"/>
+        <w:tblBorders>
+          <w:top w:val="single" w:sz="4" w:space="0" w:color="CBD5E0"/>
+          <w:left w:val="single" w:sz="4" w:space="0" w:color="CBD5E0"/>
+          <w:bottom w:val="single" w:sz="4" w:space="0" w:color="CBD5E0"/>
+          <w:right w:val="single" w:sz="4" w:space="0" w:color="CBD5E0"/>
+          <w:insideH w:val="single" w:sz="4" w:space="0" w:color="CBD5E0"/>
+          <w:insideV w:val="single" w:sz="4" w:space="0" w:color="CBD5E0"/>
+        </w:tblBorders>
       </w:tblPr>
       <w:tblGrid>
         <w:gridCol w:w="2970"/>
@@ -2417,37 +5445,100 @@
           <w:tblHeader w:val="on"/>
         </w:trPr>
         <w:tc>
-          <w:tcPr/>
+          <w:tcPr>
+            <w:tcMar>
+              <w:top w:w="40" w:type="dxa"/>
+              <w:bottom w:w="40" w:type="dxa"/>
+              <w:left w:w="60" w:type="dxa"/>
+              <w:right w:w="60" w:type="dxa"/>
+            </w:tcMar>
+            <w:shd w:fill="1A365D" w:val="clear"/>
+            <w:tcMar>
+              <w:top w:w="40" w:type="dxa"/>
+              <w:bottom w:w="40" w:type="dxa"/>
+              <w:left w:w="60" w:type="dxa"/>
+              <w:right w:w="60" w:type="dxa"/>
+            </w:tcMar>
+          </w:tcPr>
           <w:p>
             <w:pPr>
               <w:pStyle w:val="Compact"/>
+              <w:spacing w:before="0" w:after="40" w:line="264" w:lineRule="auto"/>
               <w:jc w:val="left"/>
             </w:pPr>
             <w:r>
+              <w:rPr>
+                <w:rFonts w:ascii="Calibri" w:hAnsi="Calibri"/>
+                <w:b/>
+                <w:color w:val="FFFFFF"/>
+                <w:sz w:val="18"/>
+              </w:rPr>
               <w:t xml:space="preserve">Capability</w:t>
             </w:r>
           </w:p>
         </w:tc>
         <w:tc>
-          <w:tcPr/>
+          <w:tcPr>
+            <w:tcMar>
+              <w:top w:w="40" w:type="dxa"/>
+              <w:bottom w:w="40" w:type="dxa"/>
+              <w:left w:w="60" w:type="dxa"/>
+              <w:right w:w="60" w:type="dxa"/>
+            </w:tcMar>
+            <w:shd w:fill="1A365D" w:val="clear"/>
+            <w:tcMar>
+              <w:top w:w="40" w:type="dxa"/>
+              <w:bottom w:w="40" w:type="dxa"/>
+              <w:left w:w="60" w:type="dxa"/>
+              <w:right w:w="60" w:type="dxa"/>
+            </w:tcMar>
+          </w:tcPr>
           <w:p>
             <w:pPr>
               <w:pStyle w:val="Compact"/>
+              <w:spacing w:before="0" w:after="40" w:line="264" w:lineRule="auto"/>
               <w:jc w:val="left"/>
             </w:pPr>
             <w:r>
+              <w:rPr>
+                <w:rFonts w:ascii="Calibri" w:hAnsi="Calibri"/>
+                <w:b/>
+                <w:color w:val="FFFFFF"/>
+                <w:sz w:val="18"/>
+              </w:rPr>
               <w:t xml:space="preserve">Status</w:t>
             </w:r>
           </w:p>
         </w:tc>
         <w:tc>
-          <w:tcPr/>
+          <w:tcPr>
+            <w:tcMar>
+              <w:top w:w="40" w:type="dxa"/>
+              <w:bottom w:w="40" w:type="dxa"/>
+              <w:left w:w="60" w:type="dxa"/>
+              <w:right w:w="60" w:type="dxa"/>
+            </w:tcMar>
+            <w:shd w:fill="1A365D" w:val="clear"/>
+            <w:tcMar>
+              <w:top w:w="40" w:type="dxa"/>
+              <w:bottom w:w="40" w:type="dxa"/>
+              <w:left w:w="60" w:type="dxa"/>
+              <w:right w:w="60" w:type="dxa"/>
+            </w:tcMar>
+          </w:tcPr>
           <w:p>
             <w:pPr>
               <w:pStyle w:val="Compact"/>
+              <w:spacing w:before="0" w:after="40" w:line="264" w:lineRule="auto"/>
               <w:jc w:val="left"/>
             </w:pPr>
             <w:r>
+              <w:rPr>
+                <w:rFonts w:ascii="Calibri" w:hAnsi="Calibri"/>
+                <w:b/>
+                <w:color w:val="FFFFFF"/>
+                <w:sz w:val="18"/>
+              </w:rPr>
               <w:t xml:space="preserve">Notes</w:t>
             </w:r>
           </w:p>
@@ -2455,45 +5546,105 @@
       </w:tr>
       <w:tr>
         <w:tc>
-          <w:tcPr/>
+          <w:tcPr>
+            <w:tcMar>
+              <w:top w:w="40" w:type="dxa"/>
+              <w:bottom w:w="40" w:type="dxa"/>
+              <w:left w:w="60" w:type="dxa"/>
+              <w:right w:w="60" w:type="dxa"/>
+            </w:tcMar>
+            <w:tcMar>
+              <w:top w:w="40" w:type="dxa"/>
+              <w:bottom w:w="40" w:type="dxa"/>
+              <w:left w:w="60" w:type="dxa"/>
+              <w:right w:w="60" w:type="dxa"/>
+            </w:tcMar>
+          </w:tcPr>
           <w:p>
             <w:pPr>
               <w:pStyle w:val="Compact"/>
+              <w:spacing w:before="0" w:after="40" w:line="264" w:lineRule="auto"/>
               <w:jc w:val="left"/>
             </w:pPr>
             <w:r>
+              <w:rPr>
+                <w:rFonts w:ascii="Calibri" w:hAnsi="Calibri"/>
+                <w:sz w:val="18"/>
+              </w:rPr>
               <w:t xml:space="preserve">Portal accounts / txn</w:t>
             </w:r>
             <w:r>
+              <w:rPr>
+                <w:rFonts w:ascii="Calibri" w:hAnsi="Calibri"/>
+                <w:sz w:val="18"/>
+              </w:rPr>
               <w:t xml:space="preserve"> </w:t>
             </w:r>
             <w:r>
+              <w:rPr>
+                <w:rFonts w:ascii="Calibri" w:hAnsi="Calibri"/>
+                <w:sz w:val="18"/>
+              </w:rPr>
               <w:t xml:space="preserve">list</w:t>
             </w:r>
           </w:p>
         </w:tc>
         <w:tc>
-          <w:tcPr/>
+          <w:tcPr>
+            <w:tcMar>
+              <w:top w:w="40" w:type="dxa"/>
+              <w:bottom w:w="40" w:type="dxa"/>
+              <w:left w:w="60" w:type="dxa"/>
+              <w:right w:w="60" w:type="dxa"/>
+            </w:tcMar>
+            <w:tcMar>
+              <w:top w:w="40" w:type="dxa"/>
+              <w:bottom w:w="40" w:type="dxa"/>
+              <w:left w:w="60" w:type="dxa"/>
+              <w:right w:w="60" w:type="dxa"/>
+            </w:tcMar>
+          </w:tcPr>
           <w:p>
             <w:pPr>
               <w:pStyle w:val="Compact"/>
+              <w:spacing w:before="0" w:after="40" w:line="264" w:lineRule="auto"/>
               <w:jc w:val="left"/>
             </w:pPr>
             <w:r>
+              <w:rPr>
+                <w:rFonts w:ascii="Calibri" w:hAnsi="Calibri"/>
+                <w:sz w:val="18"/>
+              </w:rPr>
               <w:t xml:space="preserve">Implemented</w:t>
             </w:r>
           </w:p>
         </w:tc>
         <w:tc>
-          <w:tcPr/>
+          <w:tcPr>
+            <w:tcMar>
+              <w:top w:w="40" w:type="dxa"/>
+              <w:bottom w:w="40" w:type="dxa"/>
+              <w:left w:w="60" w:type="dxa"/>
+              <w:right w:w="60" w:type="dxa"/>
+            </w:tcMar>
+            <w:tcMar>
+              <w:top w:w="40" w:type="dxa"/>
+              <w:bottom w:w="40" w:type="dxa"/>
+              <w:left w:w="60" w:type="dxa"/>
+              <w:right w:w="60" w:type="dxa"/>
+            </w:tcMar>
+          </w:tcPr>
           <w:p>
             <w:pPr>
               <w:pStyle w:val="Compact"/>
+              <w:spacing w:before="0" w:after="40" w:line="264" w:lineRule="auto"/>
               <w:jc w:val="left"/>
             </w:pPr>
             <w:r>
               <w:rPr>
                 <w:rStyle w:val="VerbatimChar"/>
+                <w:rFonts w:ascii="Calibri" w:hAnsi="Calibri"/>
+                <w:sz w:val="18"/>
               </w:rPr>
               <w:t xml:space="preserve">/portal/*</w:t>
             </w:r>
@@ -2502,43 +5653,105 @@
       </w:tr>
       <w:tr>
         <w:tc>
-          <w:tcPr/>
+          <w:tcPr>
+            <w:tcMar>
+              <w:top w:w="40" w:type="dxa"/>
+              <w:bottom w:w="40" w:type="dxa"/>
+              <w:left w:w="60" w:type="dxa"/>
+              <w:right w:w="60" w:type="dxa"/>
+            </w:tcMar>
+            <w:tcMar>
+              <w:top w:w="40" w:type="dxa"/>
+              <w:bottom w:w="40" w:type="dxa"/>
+              <w:left w:w="60" w:type="dxa"/>
+              <w:right w:w="60" w:type="dxa"/>
+            </w:tcMar>
+          </w:tcPr>
           <w:p>
             <w:pPr>
               <w:pStyle w:val="Compact"/>
+              <w:spacing w:before="0" w:after="40" w:line="264" w:lineRule="auto"/>
               <w:jc w:val="left"/>
             </w:pPr>
             <w:r>
+              <w:rPr>
+                <w:rFonts w:ascii="Calibri" w:hAnsi="Calibri"/>
+                <w:sz w:val="18"/>
+              </w:rPr>
               <w:t xml:space="preserve">Portal transfer</w:t>
             </w:r>
           </w:p>
         </w:tc>
         <w:tc>
-          <w:tcPr/>
+          <w:tcPr>
+            <w:tcMar>
+              <w:top w:w="40" w:type="dxa"/>
+              <w:bottom w:w="40" w:type="dxa"/>
+              <w:left w:w="60" w:type="dxa"/>
+              <w:right w:w="60" w:type="dxa"/>
+            </w:tcMar>
+            <w:tcMar>
+              <w:top w:w="40" w:type="dxa"/>
+              <w:bottom w:w="40" w:type="dxa"/>
+              <w:left w:w="60" w:type="dxa"/>
+              <w:right w:w="60" w:type="dxa"/>
+            </w:tcMar>
+          </w:tcPr>
           <w:p>
             <w:pPr>
               <w:pStyle w:val="Compact"/>
+              <w:spacing w:before="0" w:after="40" w:line="264" w:lineRule="auto"/>
               <w:jc w:val="left"/>
             </w:pPr>
             <w:r>
+              <w:rPr>
+                <w:rFonts w:ascii="Calibri" w:hAnsi="Calibri"/>
+                <w:sz w:val="18"/>
+              </w:rPr>
               <w:t xml:space="preserve">Implemented</w:t>
             </w:r>
           </w:p>
         </w:tc>
         <w:tc>
-          <w:tcPr/>
+          <w:tcPr>
+            <w:tcMar>
+              <w:top w:w="40" w:type="dxa"/>
+              <w:bottom w:w="40" w:type="dxa"/>
+              <w:left w:w="60" w:type="dxa"/>
+              <w:right w:w="60" w:type="dxa"/>
+            </w:tcMar>
+            <w:tcMar>
+              <w:top w:w="40" w:type="dxa"/>
+              <w:bottom w:w="40" w:type="dxa"/>
+              <w:left w:w="60" w:type="dxa"/>
+              <w:right w:w="60" w:type="dxa"/>
+            </w:tcMar>
+          </w:tcPr>
           <w:p>
             <w:pPr>
               <w:pStyle w:val="Compact"/>
+              <w:spacing w:before="0" w:after="40" w:line="264" w:lineRule="auto"/>
               <w:jc w:val="left"/>
             </w:pPr>
             <w:r>
+              <w:rPr>
+                <w:rFonts w:ascii="Calibri" w:hAnsi="Calibri"/>
+                <w:sz w:val="18"/>
+              </w:rPr>
               <w:t xml:space="preserve">Immediate or</w:t>
             </w:r>
             <w:r>
+              <w:rPr>
+                <w:rFonts w:ascii="Calibri" w:hAnsi="Calibri"/>
+                <w:sz w:val="18"/>
+              </w:rPr>
               <w:t xml:space="preserve"> </w:t>
             </w:r>
             <w:r>
+              <w:rPr>
+                <w:rFonts w:ascii="Calibri" w:hAnsi="Calibri"/>
+                <w:sz w:val="18"/>
+              </w:rPr>
               <w:t xml:space="preserve">pending approval</w:t>
             </w:r>
           </w:p>
@@ -2546,49 +5759,119 @@
       </w:tr>
       <w:tr>
         <w:tc>
-          <w:tcPr/>
+          <w:tcPr>
+            <w:tcMar>
+              <w:top w:w="40" w:type="dxa"/>
+              <w:bottom w:w="40" w:type="dxa"/>
+              <w:left w:w="60" w:type="dxa"/>
+              <w:right w:w="60" w:type="dxa"/>
+            </w:tcMar>
+            <w:tcMar>
+              <w:top w:w="40" w:type="dxa"/>
+              <w:bottom w:w="40" w:type="dxa"/>
+              <w:left w:w="60" w:type="dxa"/>
+              <w:right w:w="60" w:type="dxa"/>
+            </w:tcMar>
+          </w:tcPr>
           <w:p>
             <w:pPr>
               <w:pStyle w:val="Compact"/>
+              <w:spacing w:before="0" w:after="40" w:line="264" w:lineRule="auto"/>
               <w:jc w:val="left"/>
             </w:pPr>
             <w:r>
+              <w:rPr>
+                <w:rFonts w:ascii="Calibri" w:hAnsi="Calibri"/>
+                <w:sz w:val="18"/>
+              </w:rPr>
               <w:t xml:space="preserve">Transfer approval</w:t>
             </w:r>
             <w:r>
+              <w:rPr>
+                <w:rFonts w:ascii="Calibri" w:hAnsi="Calibri"/>
+                <w:sz w:val="18"/>
+              </w:rPr>
               <w:t xml:space="preserve"> </w:t>
             </w:r>
             <w:r>
+              <w:rPr>
+                <w:rFonts w:ascii="Calibri" w:hAnsi="Calibri"/>
+                <w:sz w:val="18"/>
+              </w:rPr>
               <w:t xml:space="preserve">workflow</w:t>
             </w:r>
           </w:p>
         </w:tc>
         <w:tc>
-          <w:tcPr/>
+          <w:tcPr>
+            <w:tcMar>
+              <w:top w:w="40" w:type="dxa"/>
+              <w:bottom w:w="40" w:type="dxa"/>
+              <w:left w:w="60" w:type="dxa"/>
+              <w:right w:w="60" w:type="dxa"/>
+            </w:tcMar>
+            <w:tcMar>
+              <w:top w:w="40" w:type="dxa"/>
+              <w:bottom w:w="40" w:type="dxa"/>
+              <w:left w:w="60" w:type="dxa"/>
+              <w:right w:w="60" w:type="dxa"/>
+            </w:tcMar>
+          </w:tcPr>
           <w:p>
             <w:pPr>
               <w:pStyle w:val="Compact"/>
+              <w:spacing w:before="0" w:after="40" w:line="264" w:lineRule="auto"/>
               <w:jc w:val="left"/>
             </w:pPr>
             <w:r>
+              <w:rPr>
+                <w:rFonts w:ascii="Calibri" w:hAnsi="Calibri"/>
+                <w:sz w:val="18"/>
+              </w:rPr>
               <w:t xml:space="preserve">Implemented</w:t>
             </w:r>
           </w:p>
         </w:tc>
         <w:tc>
-          <w:tcPr/>
+          <w:tcPr>
+            <w:tcMar>
+              <w:top w:w="40" w:type="dxa"/>
+              <w:bottom w:w="40" w:type="dxa"/>
+              <w:left w:w="60" w:type="dxa"/>
+              <w:right w:w="60" w:type="dxa"/>
+            </w:tcMar>
+            <w:tcMar>
+              <w:top w:w="40" w:type="dxa"/>
+              <w:bottom w:w="40" w:type="dxa"/>
+              <w:left w:w="60" w:type="dxa"/>
+              <w:right w:w="60" w:type="dxa"/>
+            </w:tcMar>
+          </w:tcPr>
           <w:p>
             <w:pPr>
               <w:pStyle w:val="Compact"/>
+              <w:spacing w:before="0" w:after="40" w:line="264" w:lineRule="auto"/>
               <w:jc w:val="left"/>
             </w:pPr>
             <w:r>
+              <w:rPr>
+                <w:rFonts w:ascii="Calibri" w:hAnsi="Calibri"/>
+                <w:sz w:val="18"/>
+              </w:rPr>
               <w:t xml:space="preserve">Staff queue + my</w:t>
             </w:r>
             <w:r>
+              <w:rPr>
+                <w:rFonts w:ascii="Calibri" w:hAnsi="Calibri"/>
+                <w:sz w:val="18"/>
+              </w:rPr>
               <w:t xml:space="preserve"> </w:t>
             </w:r>
             <w:r>
+              <w:rPr>
+                <w:rFonts w:ascii="Calibri" w:hAnsi="Calibri"/>
+                <w:sz w:val="18"/>
+              </w:rPr>
               <w:t xml:space="preserve">history</w:t>
             </w:r>
           </w:p>
@@ -2596,40 +5879,98 @@
       </w:tr>
       <w:tr>
         <w:tc>
-          <w:tcPr/>
+          <w:tcPr>
+            <w:tcMar>
+              <w:top w:w="40" w:type="dxa"/>
+              <w:bottom w:w="40" w:type="dxa"/>
+              <w:left w:w="60" w:type="dxa"/>
+              <w:right w:w="60" w:type="dxa"/>
+            </w:tcMar>
+            <w:tcMar>
+              <w:top w:w="40" w:type="dxa"/>
+              <w:bottom w:w="40" w:type="dxa"/>
+              <w:left w:w="60" w:type="dxa"/>
+              <w:right w:w="60" w:type="dxa"/>
+            </w:tcMar>
+          </w:tcPr>
           <w:p>
             <w:pPr>
               <w:pStyle w:val="Compact"/>
+              <w:spacing w:before="0" w:after="40" w:line="264" w:lineRule="auto"/>
               <w:jc w:val="left"/>
             </w:pPr>
             <w:r>
+              <w:rPr>
+                <w:rFonts w:ascii="Calibri" w:hAnsi="Calibri"/>
+                <w:sz w:val="18"/>
+              </w:rPr>
               <w:t xml:space="preserve">Transfer approval</w:t>
             </w:r>
             <w:r>
+              <w:rPr>
+                <w:rFonts w:ascii="Calibri" w:hAnsi="Calibri"/>
+                <w:sz w:val="18"/>
+              </w:rPr>
               <w:t xml:space="preserve"> </w:t>
             </w:r>
             <w:r>
+              <w:rPr>
+                <w:rFonts w:ascii="Calibri" w:hAnsi="Calibri"/>
+                <w:sz w:val="18"/>
+              </w:rPr>
               <w:t xml:space="preserve">threshold on customer</w:t>
             </w:r>
           </w:p>
         </w:tc>
         <w:tc>
-          <w:tcPr/>
+          <w:tcPr>
+            <w:tcMar>
+              <w:top w:w="40" w:type="dxa"/>
+              <w:bottom w:w="40" w:type="dxa"/>
+              <w:left w:w="60" w:type="dxa"/>
+              <w:right w:w="60" w:type="dxa"/>
+            </w:tcMar>
+            <w:tcMar>
+              <w:top w:w="40" w:type="dxa"/>
+              <w:bottom w:w="40" w:type="dxa"/>
+              <w:left w:w="60" w:type="dxa"/>
+              <w:right w:w="60" w:type="dxa"/>
+            </w:tcMar>
+          </w:tcPr>
           <w:p>
             <w:pPr>
               <w:pStyle w:val="Compact"/>
+              <w:spacing w:before="0" w:after="40" w:line="264" w:lineRule="auto"/>
               <w:jc w:val="left"/>
             </w:pPr>
             <w:r>
+              <w:rPr>
+                <w:rFonts w:ascii="Calibri" w:hAnsi="Calibri"/>
+                <w:sz w:val="18"/>
+              </w:rPr>
               <w:t xml:space="preserve">Implemented</w:t>
             </w:r>
           </w:p>
         </w:tc>
         <w:tc>
-          <w:tcPr/>
+          <w:tcPr>
+            <w:tcMar>
+              <w:top w:w="40" w:type="dxa"/>
+              <w:bottom w:w="40" w:type="dxa"/>
+              <w:left w:w="60" w:type="dxa"/>
+              <w:right w:w="60" w:type="dxa"/>
+            </w:tcMar>
+            <w:tcMar>
+              <w:top w:w="40" w:type="dxa"/>
+              <w:bottom w:w="40" w:type="dxa"/>
+              <w:left w:w="60" w:type="dxa"/>
+              <w:right w:w="60" w:type="dxa"/>
+            </w:tcMar>
+          </w:tcPr>
           <w:p>
             <w:pPr>
               <w:pStyle w:val="Compact"/>
+              <w:spacing w:before="0" w:after="40" w:line="264" w:lineRule="auto"/>
             </w:pPr>
           </w:p>
         </w:tc>
@@ -2648,9 +5989,17 @@
     <w:tbl>
       <w:tblPr>
         <w:tblStyle w:val="Table"/>
-        <w:tblW w:type="pct" w:w="4514"/>
-        <w:tblLayout w:type="fixed"/>
+        <w:tblW w:type="pct" w:w="5000"/>
+        <w:tblLayout w:type="autofit"/>
         <w:tblLook w:firstRow="1" w:lastRow="0" w:firstColumn="0" w:lastColumn="0" w:noHBand="0" w:noVBand="0" w:val="0020"/>
+        <w:tblBorders>
+          <w:top w:val="single" w:sz="4" w:space="0" w:color="CBD5E0"/>
+          <w:left w:val="single" w:sz="4" w:space="0" w:color="CBD5E0"/>
+          <w:bottom w:val="single" w:sz="4" w:space="0" w:color="CBD5E0"/>
+          <w:right w:val="single" w:sz="4" w:space="0" w:color="CBD5E0"/>
+          <w:insideH w:val="single" w:sz="4" w:space="0" w:color="CBD5E0"/>
+          <w:insideV w:val="single" w:sz="4" w:space="0" w:color="CBD5E0"/>
+        </w:tblBorders>
       </w:tblPr>
       <w:tblGrid>
         <w:gridCol w:w="2970"/>
@@ -2662,37 +6011,100 @@
           <w:tblHeader w:val="on"/>
         </w:trPr>
         <w:tc>
-          <w:tcPr/>
+          <w:tcPr>
+            <w:tcMar>
+              <w:top w:w="40" w:type="dxa"/>
+              <w:bottom w:w="40" w:type="dxa"/>
+              <w:left w:w="60" w:type="dxa"/>
+              <w:right w:w="60" w:type="dxa"/>
+            </w:tcMar>
+            <w:shd w:fill="1A365D" w:val="clear"/>
+            <w:tcMar>
+              <w:top w:w="40" w:type="dxa"/>
+              <w:bottom w:w="40" w:type="dxa"/>
+              <w:left w:w="60" w:type="dxa"/>
+              <w:right w:w="60" w:type="dxa"/>
+            </w:tcMar>
+          </w:tcPr>
           <w:p>
             <w:pPr>
               <w:pStyle w:val="Compact"/>
+              <w:spacing w:before="0" w:after="40" w:line="264" w:lineRule="auto"/>
               <w:jc w:val="left"/>
             </w:pPr>
             <w:r>
+              <w:rPr>
+                <w:rFonts w:ascii="Calibri" w:hAnsi="Calibri"/>
+                <w:b/>
+                <w:color w:val="FFFFFF"/>
+                <w:sz w:val="18"/>
+              </w:rPr>
               <w:t xml:space="preserve">Capability</w:t>
             </w:r>
           </w:p>
         </w:tc>
         <w:tc>
-          <w:tcPr/>
+          <w:tcPr>
+            <w:tcMar>
+              <w:top w:w="40" w:type="dxa"/>
+              <w:bottom w:w="40" w:type="dxa"/>
+              <w:left w:w="60" w:type="dxa"/>
+              <w:right w:w="60" w:type="dxa"/>
+            </w:tcMar>
+            <w:shd w:fill="1A365D" w:val="clear"/>
+            <w:tcMar>
+              <w:top w:w="40" w:type="dxa"/>
+              <w:bottom w:w="40" w:type="dxa"/>
+              <w:left w:w="60" w:type="dxa"/>
+              <w:right w:w="60" w:type="dxa"/>
+            </w:tcMar>
+          </w:tcPr>
           <w:p>
             <w:pPr>
               <w:pStyle w:val="Compact"/>
+              <w:spacing w:before="0" w:after="40" w:line="264" w:lineRule="auto"/>
               <w:jc w:val="left"/>
             </w:pPr>
             <w:r>
+              <w:rPr>
+                <w:rFonts w:ascii="Calibri" w:hAnsi="Calibri"/>
+                <w:b/>
+                <w:color w:val="FFFFFF"/>
+                <w:sz w:val="18"/>
+              </w:rPr>
               <w:t xml:space="preserve">Status</w:t>
             </w:r>
           </w:p>
         </w:tc>
         <w:tc>
-          <w:tcPr/>
+          <w:tcPr>
+            <w:tcMar>
+              <w:top w:w="40" w:type="dxa"/>
+              <w:bottom w:w="40" w:type="dxa"/>
+              <w:left w:w="60" w:type="dxa"/>
+              <w:right w:w="60" w:type="dxa"/>
+            </w:tcMar>
+            <w:shd w:fill="1A365D" w:val="clear"/>
+            <w:tcMar>
+              <w:top w:w="40" w:type="dxa"/>
+              <w:bottom w:w="40" w:type="dxa"/>
+              <w:left w:w="60" w:type="dxa"/>
+              <w:right w:w="60" w:type="dxa"/>
+            </w:tcMar>
+          </w:tcPr>
           <w:p>
             <w:pPr>
               <w:pStyle w:val="Compact"/>
+              <w:spacing w:before="0" w:after="40" w:line="264" w:lineRule="auto"/>
               <w:jc w:val="left"/>
             </w:pPr>
             <w:r>
+              <w:rPr>
+                <w:rFonts w:ascii="Calibri" w:hAnsi="Calibri"/>
+                <w:b/>
+                <w:color w:val="FFFFFF"/>
+                <w:sz w:val="18"/>
+              </w:rPr>
               <w:t xml:space="preserve">Notes</w:t>
             </w:r>
           </w:p>
@@ -2700,45 +6112,105 @@
       </w:tr>
       <w:tr>
         <w:tc>
-          <w:tcPr/>
+          <w:tcPr>
+            <w:tcMar>
+              <w:top w:w="40" w:type="dxa"/>
+              <w:bottom w:w="40" w:type="dxa"/>
+              <w:left w:w="60" w:type="dxa"/>
+              <w:right w:w="60" w:type="dxa"/>
+            </w:tcMar>
+            <w:tcMar>
+              <w:top w:w="40" w:type="dxa"/>
+              <w:bottom w:w="40" w:type="dxa"/>
+              <w:left w:w="60" w:type="dxa"/>
+              <w:right w:w="60" w:type="dxa"/>
+            </w:tcMar>
+          </w:tcPr>
           <w:p>
             <w:pPr>
               <w:pStyle w:val="Compact"/>
+              <w:spacing w:before="0" w:after="40" w:line="264" w:lineRule="auto"/>
               <w:jc w:val="left"/>
             </w:pPr>
             <w:r>
+              <w:rPr>
+                <w:rFonts w:ascii="Calibri" w:hAnsi="Calibri"/>
+                <w:sz w:val="18"/>
+              </w:rPr>
               <w:t xml:space="preserve">Kafka bank-action events</w:t>
             </w:r>
           </w:p>
         </w:tc>
         <w:tc>
-          <w:tcPr/>
+          <w:tcPr>
+            <w:tcMar>
+              <w:top w:w="40" w:type="dxa"/>
+              <w:bottom w:w="40" w:type="dxa"/>
+              <w:left w:w="60" w:type="dxa"/>
+              <w:right w:w="60" w:type="dxa"/>
+            </w:tcMar>
+            <w:tcMar>
+              <w:top w:w="40" w:type="dxa"/>
+              <w:bottom w:w="40" w:type="dxa"/>
+              <w:left w:w="60" w:type="dxa"/>
+              <w:right w:w="60" w:type="dxa"/>
+            </w:tcMar>
+          </w:tcPr>
           <w:p>
             <w:pPr>
               <w:pStyle w:val="Compact"/>
+              <w:spacing w:before="0" w:after="40" w:line="264" w:lineRule="auto"/>
               <w:jc w:val="left"/>
             </w:pPr>
             <w:r>
+              <w:rPr>
+                <w:rFonts w:ascii="Calibri" w:hAnsi="Calibri"/>
+                <w:sz w:val="18"/>
+              </w:rPr>
               <w:t xml:space="preserve">Implemented</w:t>
             </w:r>
           </w:p>
         </w:tc>
         <w:tc>
-          <w:tcPr/>
+          <w:tcPr>
+            <w:tcMar>
+              <w:top w:w="40" w:type="dxa"/>
+              <w:bottom w:w="40" w:type="dxa"/>
+              <w:left w:w="60" w:type="dxa"/>
+              <w:right w:w="60" w:type="dxa"/>
+            </w:tcMar>
+            <w:tcMar>
+              <w:top w:w="40" w:type="dxa"/>
+              <w:bottom w:w="40" w:type="dxa"/>
+              <w:left w:w="60" w:type="dxa"/>
+              <w:right w:w="60" w:type="dxa"/>
+            </w:tcMar>
+          </w:tcPr>
           <w:p>
             <w:pPr>
               <w:pStyle w:val="Compact"/>
+              <w:spacing w:before="0" w:after="40" w:line="264" w:lineRule="auto"/>
               <w:jc w:val="left"/>
             </w:pPr>
             <w:r>
+              <w:rPr>
+                <w:rFonts w:ascii="Calibri" w:hAnsi="Calibri"/>
+                <w:sz w:val="18"/>
+              </w:rPr>
               <w:t xml:space="preserve">Topic</w:t>
             </w:r>
             <w:r>
+              <w:rPr>
+                <w:rFonts w:ascii="Calibri" w:hAnsi="Calibri"/>
+                <w:sz w:val="18"/>
+              </w:rPr>
               <w:t xml:space="preserve"> </w:t>
             </w:r>
             <w:r>
               <w:rPr>
                 <w:rStyle w:val="VerbatimChar"/>
+                <w:rFonts w:ascii="Calibri" w:hAnsi="Calibri"/>
+                <w:sz w:val="18"/>
               </w:rPr>
               <w:t xml:space="preserve">bankone.notifications</w:t>
             </w:r>
@@ -2747,57 +6219,133 @@
       </w:tr>
       <w:tr>
         <w:tc>
-          <w:tcPr/>
+          <w:tcPr>
+            <w:tcMar>
+              <w:top w:w="40" w:type="dxa"/>
+              <w:bottom w:w="40" w:type="dxa"/>
+              <w:left w:w="60" w:type="dxa"/>
+              <w:right w:w="60" w:type="dxa"/>
+            </w:tcMar>
+            <w:tcMar>
+              <w:top w:w="40" w:type="dxa"/>
+              <w:bottom w:w="40" w:type="dxa"/>
+              <w:left w:w="60" w:type="dxa"/>
+              <w:right w:w="60" w:type="dxa"/>
+            </w:tcMar>
+          </w:tcPr>
           <w:p>
             <w:pPr>
               <w:pStyle w:val="Compact"/>
+              <w:spacing w:before="0" w:after="40" w:line="264" w:lineRule="auto"/>
               <w:jc w:val="left"/>
             </w:pPr>
             <w:r>
+              <w:rPr>
+                <w:rFonts w:ascii="Calibri" w:hAnsi="Calibri"/>
+                <w:sz w:val="18"/>
+              </w:rPr>
               <w:t xml:space="preserve">Customer email on open /</w:t>
             </w:r>
             <w:r>
+              <w:rPr>
+                <w:rFonts w:ascii="Calibri" w:hAnsi="Calibri"/>
+                <w:sz w:val="18"/>
+              </w:rPr>
               <w:t xml:space="preserve"> </w:t>
             </w:r>
             <w:r>
+              <w:rPr>
+                <w:rFonts w:ascii="Calibri" w:hAnsi="Calibri"/>
+                <w:sz w:val="18"/>
+              </w:rPr>
               <w:t xml:space="preserve">deposit / withdraw /</w:t>
             </w:r>
             <w:r>
+              <w:rPr>
+                <w:rFonts w:ascii="Calibri" w:hAnsi="Calibri"/>
+                <w:sz w:val="18"/>
+              </w:rPr>
               <w:t xml:space="preserve"> </w:t>
             </w:r>
             <w:r>
+              <w:rPr>
+                <w:rFonts w:ascii="Calibri" w:hAnsi="Calibri"/>
+                <w:sz w:val="18"/>
+              </w:rPr>
               <w:t xml:space="preserve">transfer</w:t>
             </w:r>
           </w:p>
         </w:tc>
         <w:tc>
-          <w:tcPr/>
+          <w:tcPr>
+            <w:tcMar>
+              <w:top w:w="40" w:type="dxa"/>
+              <w:bottom w:w="40" w:type="dxa"/>
+              <w:left w:w="60" w:type="dxa"/>
+              <w:right w:w="60" w:type="dxa"/>
+            </w:tcMar>
+            <w:tcMar>
+              <w:top w:w="40" w:type="dxa"/>
+              <w:bottom w:w="40" w:type="dxa"/>
+              <w:left w:w="60" w:type="dxa"/>
+              <w:right w:w="60" w:type="dxa"/>
+            </w:tcMar>
+          </w:tcPr>
           <w:p>
             <w:pPr>
               <w:pStyle w:val="Compact"/>
+              <w:spacing w:before="0" w:after="40" w:line="264" w:lineRule="auto"/>
               <w:jc w:val="left"/>
             </w:pPr>
             <w:r>
+              <w:rPr>
+                <w:rFonts w:ascii="Calibri" w:hAnsi="Calibri"/>
+                <w:sz w:val="18"/>
+              </w:rPr>
               <w:t xml:space="preserve">Implemented</w:t>
             </w:r>
           </w:p>
         </w:tc>
         <w:tc>
-          <w:tcPr/>
+          <w:tcPr>
+            <w:tcMar>
+              <w:top w:w="40" w:type="dxa"/>
+              <w:bottom w:w="40" w:type="dxa"/>
+              <w:left w:w="60" w:type="dxa"/>
+              <w:right w:w="60" w:type="dxa"/>
+            </w:tcMar>
+            <w:tcMar>
+              <w:top w:w="40" w:type="dxa"/>
+              <w:bottom w:w="40" w:type="dxa"/>
+              <w:left w:w="60" w:type="dxa"/>
+              <w:right w:w="60" w:type="dxa"/>
+            </w:tcMar>
+          </w:tcPr>
           <w:p>
             <w:pPr>
               <w:pStyle w:val="Compact"/>
+              <w:spacing w:before="0" w:after="40" w:line="264" w:lineRule="auto"/>
               <w:jc w:val="left"/>
             </w:pPr>
             <w:r>
+              <w:rPr>
+                <w:rFonts w:ascii="Calibri" w:hAnsi="Calibri"/>
+                <w:sz w:val="18"/>
+              </w:rPr>
               <w:t xml:space="preserve">Recipient =</w:t>
             </w:r>
             <w:r>
+              <w:rPr>
+                <w:rFonts w:ascii="Calibri" w:hAnsi="Calibri"/>
+                <w:sz w:val="18"/>
+              </w:rPr>
               <w:t xml:space="preserve"> </w:t>
             </w:r>
             <w:r>
               <w:rPr>
                 <w:rStyle w:val="VerbatimChar"/>
+                <w:rFonts w:ascii="Calibri" w:hAnsi="Calibri"/>
+                <w:sz w:val="18"/>
               </w:rPr>
               <w:t xml:space="preserve">customers.email</w:t>
             </w:r>
@@ -2806,64 +6354,148 @@
       </w:tr>
       <w:tr>
         <w:tc>
-          <w:tcPr/>
+          <w:tcPr>
+            <w:tcMar>
+              <w:top w:w="40" w:type="dxa"/>
+              <w:bottom w:w="40" w:type="dxa"/>
+              <w:left w:w="60" w:type="dxa"/>
+              <w:right w:w="60" w:type="dxa"/>
+            </w:tcMar>
+            <w:tcMar>
+              <w:top w:w="40" w:type="dxa"/>
+              <w:bottom w:w="40" w:type="dxa"/>
+              <w:left w:w="60" w:type="dxa"/>
+              <w:right w:w="60" w:type="dxa"/>
+            </w:tcMar>
+          </w:tcPr>
           <w:p>
             <w:pPr>
               <w:pStyle w:val="Compact"/>
+              <w:spacing w:before="0" w:after="40" w:line="264" w:lineRule="auto"/>
               <w:jc w:val="left"/>
             </w:pPr>
             <w:r>
+              <w:rPr>
+                <w:rFonts w:ascii="Calibri" w:hAnsi="Calibri"/>
+                <w:sz w:val="18"/>
+              </w:rPr>
               <w:t xml:space="preserve">Local Mailpit / Render</w:t>
             </w:r>
             <w:r>
+              <w:rPr>
+                <w:rFonts w:ascii="Calibri" w:hAnsi="Calibri"/>
+                <w:sz w:val="18"/>
+              </w:rPr>
               <w:t xml:space="preserve"> </w:t>
             </w:r>
             <w:r>
+              <w:rPr>
+                <w:rFonts w:ascii="Calibri" w:hAnsi="Calibri"/>
+                <w:sz w:val="18"/>
+              </w:rPr>
               <w:t xml:space="preserve">SendGrid HTTPS</w:t>
             </w:r>
           </w:p>
         </w:tc>
         <w:tc>
-          <w:tcPr/>
+          <w:tcPr>
+            <w:tcMar>
+              <w:top w:w="40" w:type="dxa"/>
+              <w:bottom w:w="40" w:type="dxa"/>
+              <w:left w:w="60" w:type="dxa"/>
+              <w:right w:w="60" w:type="dxa"/>
+            </w:tcMar>
+            <w:tcMar>
+              <w:top w:w="40" w:type="dxa"/>
+              <w:bottom w:w="40" w:type="dxa"/>
+              <w:left w:w="60" w:type="dxa"/>
+              <w:right w:w="60" w:type="dxa"/>
+            </w:tcMar>
+          </w:tcPr>
           <w:p>
             <w:pPr>
               <w:pStyle w:val="Compact"/>
+              <w:spacing w:before="0" w:after="40" w:line="264" w:lineRule="auto"/>
               <w:jc w:val="left"/>
             </w:pPr>
             <w:r>
+              <w:rPr>
+                <w:rFonts w:ascii="Calibri" w:hAnsi="Calibri"/>
+                <w:sz w:val="18"/>
+              </w:rPr>
               <w:t xml:space="preserve">Implemented</w:t>
             </w:r>
           </w:p>
         </w:tc>
         <w:tc>
-          <w:tcPr/>
+          <w:tcPr>
+            <w:tcMar>
+              <w:top w:w="40" w:type="dxa"/>
+              <w:bottom w:w="40" w:type="dxa"/>
+              <w:left w:w="60" w:type="dxa"/>
+              <w:right w:w="60" w:type="dxa"/>
+            </w:tcMar>
+            <w:tcMar>
+              <w:top w:w="40" w:type="dxa"/>
+              <w:bottom w:w="40" w:type="dxa"/>
+              <w:left w:w="60" w:type="dxa"/>
+              <w:right w:w="60" w:type="dxa"/>
+            </w:tcMar>
+          </w:tcPr>
           <w:p>
             <w:pPr>
               <w:pStyle w:val="Compact"/>
+              <w:spacing w:before="0" w:after="40" w:line="264" w:lineRule="auto"/>
               <w:jc w:val="left"/>
             </w:pPr>
             <w:r>
+              <w:rPr>
+                <w:rFonts w:ascii="Calibri" w:hAnsi="Calibri"/>
+                <w:sz w:val="18"/>
+              </w:rPr>
               <w:t xml:space="preserve">See</w:t>
             </w:r>
             <w:r>
+              <w:rPr>
+                <w:rFonts w:ascii="Calibri" w:hAnsi="Calibri"/>
+                <w:sz w:val="18"/>
+              </w:rPr>
               <w:t xml:space="preserve"> </w:t>
             </w:r>
             <w:r>
+              <w:rPr>
+                <w:rFonts w:ascii="Calibri" w:hAnsi="Calibri"/>
+                <w:sz w:val="18"/>
+              </w:rPr>
               <w:t xml:space="preserve">MODULES/Notification.md</w:t>
             </w:r>
             <w:r>
+              <w:rPr>
+                <w:rFonts w:ascii="Calibri" w:hAnsi="Calibri"/>
+                <w:sz w:val="18"/>
+              </w:rPr>
               <w:t xml:space="preserve"> </w:t>
             </w:r>
             <w:r>
+              <w:rPr>
+                <w:rFonts w:ascii="Calibri" w:hAnsi="Calibri"/>
+                <w:sz w:val="18"/>
+              </w:rPr>
               <w:t xml:space="preserve">(</w:t>
             </w:r>
             <w:r>
               <w:rPr>
                 <w:rStyle w:val="VerbatimChar"/>
+                <w:rFonts w:ascii="Calibri" w:hAnsi="Calibri"/>
+                <w:sz w:val="18"/>
               </w:rPr>
               <w:t xml:space="preserve">APP_KAFKA_ENABLED</w:t>
             </w:r>
             <w:r>
+              <w:rPr>
+                <w:rFonts w:ascii="Calibri" w:hAnsi="Calibri"/>
+                <w:sz w:val="18"/>
+              </w:rPr>
               <w:t xml:space="preserve">)</w:t>
             </w:r>
           </w:p>
@@ -2883,9 +6515,17 @@
     <w:tbl>
       <w:tblPr>
         <w:tblStyle w:val="Table"/>
-        <w:tblW w:type="pct" w:w="4514"/>
-        <w:tblLayout w:type="fixed"/>
+        <w:tblW w:type="pct" w:w="5000"/>
+        <w:tblLayout w:type="autofit"/>
         <w:tblLook w:firstRow="1" w:lastRow="0" w:firstColumn="0" w:lastColumn="0" w:noHBand="0" w:noVBand="0" w:val="0020"/>
+        <w:tblBorders>
+          <w:top w:val="single" w:sz="4" w:space="0" w:color="CBD5E0"/>
+          <w:left w:val="single" w:sz="4" w:space="0" w:color="CBD5E0"/>
+          <w:bottom w:val="single" w:sz="4" w:space="0" w:color="CBD5E0"/>
+          <w:right w:val="single" w:sz="4" w:space="0" w:color="CBD5E0"/>
+          <w:insideH w:val="single" w:sz="4" w:space="0" w:color="CBD5E0"/>
+          <w:insideV w:val="single" w:sz="4" w:space="0" w:color="CBD5E0"/>
+        </w:tblBorders>
       </w:tblPr>
       <w:tblGrid>
         <w:gridCol w:w="2970"/>
@@ -2897,37 +6537,100 @@
           <w:tblHeader w:val="on"/>
         </w:trPr>
         <w:tc>
-          <w:tcPr/>
+          <w:tcPr>
+            <w:tcMar>
+              <w:top w:w="40" w:type="dxa"/>
+              <w:bottom w:w="40" w:type="dxa"/>
+              <w:left w:w="60" w:type="dxa"/>
+              <w:right w:w="60" w:type="dxa"/>
+            </w:tcMar>
+            <w:shd w:fill="1A365D" w:val="clear"/>
+            <w:tcMar>
+              <w:top w:w="40" w:type="dxa"/>
+              <w:bottom w:w="40" w:type="dxa"/>
+              <w:left w:w="60" w:type="dxa"/>
+              <w:right w:w="60" w:type="dxa"/>
+            </w:tcMar>
+          </w:tcPr>
           <w:p>
             <w:pPr>
               <w:pStyle w:val="Compact"/>
+              <w:spacing w:before="0" w:after="40" w:line="264" w:lineRule="auto"/>
               <w:jc w:val="left"/>
             </w:pPr>
             <w:r>
+              <w:rPr>
+                <w:rFonts w:ascii="Calibri" w:hAnsi="Calibri"/>
+                <w:b/>
+                <w:color w:val="FFFFFF"/>
+                <w:sz w:val="18"/>
+              </w:rPr>
               <w:t xml:space="preserve">Capability</w:t>
             </w:r>
           </w:p>
         </w:tc>
         <w:tc>
-          <w:tcPr/>
+          <w:tcPr>
+            <w:tcMar>
+              <w:top w:w="40" w:type="dxa"/>
+              <w:bottom w:w="40" w:type="dxa"/>
+              <w:left w:w="60" w:type="dxa"/>
+              <w:right w:w="60" w:type="dxa"/>
+            </w:tcMar>
+            <w:shd w:fill="1A365D" w:val="clear"/>
+            <w:tcMar>
+              <w:top w:w="40" w:type="dxa"/>
+              <w:bottom w:w="40" w:type="dxa"/>
+              <w:left w:w="60" w:type="dxa"/>
+              <w:right w:w="60" w:type="dxa"/>
+            </w:tcMar>
+          </w:tcPr>
           <w:p>
             <w:pPr>
               <w:pStyle w:val="Compact"/>
+              <w:spacing w:before="0" w:after="40" w:line="264" w:lineRule="auto"/>
               <w:jc w:val="left"/>
             </w:pPr>
             <w:r>
+              <w:rPr>
+                <w:rFonts w:ascii="Calibri" w:hAnsi="Calibri"/>
+                <w:b/>
+                <w:color w:val="FFFFFF"/>
+                <w:sz w:val="18"/>
+              </w:rPr>
               <w:t xml:space="preserve">Status</w:t>
             </w:r>
           </w:p>
         </w:tc>
         <w:tc>
-          <w:tcPr/>
+          <w:tcPr>
+            <w:tcMar>
+              <w:top w:w="40" w:type="dxa"/>
+              <w:bottom w:w="40" w:type="dxa"/>
+              <w:left w:w="60" w:type="dxa"/>
+              <w:right w:w="60" w:type="dxa"/>
+            </w:tcMar>
+            <w:shd w:fill="1A365D" w:val="clear"/>
+            <w:tcMar>
+              <w:top w:w="40" w:type="dxa"/>
+              <w:bottom w:w="40" w:type="dxa"/>
+              <w:left w:w="60" w:type="dxa"/>
+              <w:right w:w="60" w:type="dxa"/>
+            </w:tcMar>
+          </w:tcPr>
           <w:p>
             <w:pPr>
               <w:pStyle w:val="Compact"/>
+              <w:spacing w:before="0" w:after="40" w:line="264" w:lineRule="auto"/>
               <w:jc w:val="left"/>
             </w:pPr>
             <w:r>
+              <w:rPr>
+                <w:rFonts w:ascii="Calibri" w:hAnsi="Calibri"/>
+                <w:b/>
+                <w:color w:val="FFFFFF"/>
+                <w:sz w:val="18"/>
+              </w:rPr>
               <w:t xml:space="preserve">Notes</w:t>
             </w:r>
           </w:p>
@@ -2935,52 +6638,120 @@
       </w:tr>
       <w:tr>
         <w:tc>
-          <w:tcPr/>
+          <w:tcPr>
+            <w:tcMar>
+              <w:top w:w="40" w:type="dxa"/>
+              <w:bottom w:w="40" w:type="dxa"/>
+              <w:left w:w="60" w:type="dxa"/>
+              <w:right w:w="60" w:type="dxa"/>
+            </w:tcMar>
+            <w:tcMar>
+              <w:top w:w="40" w:type="dxa"/>
+              <w:bottom w:w="40" w:type="dxa"/>
+              <w:left w:w="60" w:type="dxa"/>
+              <w:right w:w="60" w:type="dxa"/>
+            </w:tcMar>
+          </w:tcPr>
           <w:p>
             <w:pPr>
               <w:pStyle w:val="Compact"/>
+              <w:spacing w:before="0" w:after="40" w:line="264" w:lineRule="auto"/>
               <w:jc w:val="left"/>
             </w:pPr>
             <w:r>
+              <w:rPr>
+                <w:rFonts w:ascii="Calibri" w:hAnsi="Calibri"/>
+                <w:sz w:val="18"/>
+              </w:rPr>
               <w:t xml:space="preserve">JPA created/updated by</w:t>
             </w:r>
             <w:r>
+              <w:rPr>
+                <w:rFonts w:ascii="Calibri" w:hAnsi="Calibri"/>
+                <w:sz w:val="18"/>
+              </w:rPr>
               <w:t xml:space="preserve"> </w:t>
             </w:r>
             <w:r>
+              <w:rPr>
+                <w:rFonts w:ascii="Calibri" w:hAnsi="Calibri"/>
+                <w:sz w:val="18"/>
+              </w:rPr>
               <w:t xml:space="preserve">fields</w:t>
             </w:r>
           </w:p>
         </w:tc>
         <w:tc>
-          <w:tcPr/>
+          <w:tcPr>
+            <w:tcMar>
+              <w:top w:w="40" w:type="dxa"/>
+              <w:bottom w:w="40" w:type="dxa"/>
+              <w:left w:w="60" w:type="dxa"/>
+              <w:right w:w="60" w:type="dxa"/>
+            </w:tcMar>
+            <w:tcMar>
+              <w:top w:w="40" w:type="dxa"/>
+              <w:bottom w:w="40" w:type="dxa"/>
+              <w:left w:w="60" w:type="dxa"/>
+              <w:right w:w="60" w:type="dxa"/>
+            </w:tcMar>
+          </w:tcPr>
           <w:p>
             <w:pPr>
               <w:pStyle w:val="Compact"/>
+              <w:spacing w:before="0" w:after="40" w:line="264" w:lineRule="auto"/>
               <w:jc w:val="left"/>
             </w:pPr>
             <w:r>
+              <w:rPr>
+                <w:rFonts w:ascii="Calibri" w:hAnsi="Calibri"/>
+                <w:sz w:val="18"/>
+              </w:rPr>
               <w:t xml:space="preserve">Partial</w:t>
             </w:r>
           </w:p>
         </w:tc>
         <w:tc>
-          <w:tcPr/>
+          <w:tcPr>
+            <w:tcMar>
+              <w:top w:w="40" w:type="dxa"/>
+              <w:bottom w:w="40" w:type="dxa"/>
+              <w:left w:w="60" w:type="dxa"/>
+              <w:right w:w="60" w:type="dxa"/>
+            </w:tcMar>
+            <w:tcMar>
+              <w:top w:w="40" w:type="dxa"/>
+              <w:bottom w:w="40" w:type="dxa"/>
+              <w:left w:w="60" w:type="dxa"/>
+              <w:right w:w="60" w:type="dxa"/>
+            </w:tcMar>
+          </w:tcPr>
           <w:p>
             <w:pPr>
               <w:pStyle w:val="Compact"/>
+              <w:spacing w:before="0" w:after="40" w:line="264" w:lineRule="auto"/>
               <w:jc w:val="left"/>
             </w:pPr>
             <w:r>
               <w:rPr>
                 <w:rStyle w:val="VerbatimChar"/>
+                <w:rFonts w:ascii="Calibri" w:hAnsi="Calibri"/>
+                <w:sz w:val="18"/>
               </w:rPr>
               <w:t xml:space="preserve">AuditableEntity</w:t>
             </w:r>
             <w:r>
+              <w:rPr>
+                <w:rFonts w:ascii="Calibri" w:hAnsi="Calibri"/>
+                <w:sz w:val="18"/>
+              </w:rPr>
               <w:t xml:space="preserve"> </w:t>
             </w:r>
             <w:r>
+              <w:rPr>
+                <w:rFonts w:ascii="Calibri" w:hAnsi="Calibri"/>
+                <w:sz w:val="18"/>
+              </w:rPr>
               <w:t xml:space="preserve">on some entities</w:t>
             </w:r>
           </w:p>
@@ -2988,49 +6759,119 @@
       </w:tr>
       <w:tr>
         <w:tc>
-          <w:tcPr/>
+          <w:tcPr>
+            <w:tcMar>
+              <w:top w:w="40" w:type="dxa"/>
+              <w:bottom w:w="40" w:type="dxa"/>
+              <w:left w:w="60" w:type="dxa"/>
+              <w:right w:w="60" w:type="dxa"/>
+            </w:tcMar>
+            <w:tcMar>
+              <w:top w:w="40" w:type="dxa"/>
+              <w:bottom w:w="40" w:type="dxa"/>
+              <w:left w:w="60" w:type="dxa"/>
+              <w:right w:w="60" w:type="dxa"/>
+            </w:tcMar>
+          </w:tcPr>
           <w:p>
             <w:pPr>
               <w:pStyle w:val="Compact"/>
+              <w:spacing w:before="0" w:after="40" w:line="264" w:lineRule="auto"/>
               <w:jc w:val="left"/>
             </w:pPr>
             <w:r>
+              <w:rPr>
+                <w:rFonts w:ascii="Calibri" w:hAnsi="Calibri"/>
+                <w:sz w:val="18"/>
+              </w:rPr>
               <w:t xml:space="preserve">Activity event trail API</w:t>
             </w:r>
             <w:r>
+              <w:rPr>
+                <w:rFonts w:ascii="Calibri" w:hAnsi="Calibri"/>
+                <w:sz w:val="18"/>
+              </w:rPr>
               <w:t xml:space="preserve"> </w:t>
             </w:r>
             <w:r>
+              <w:rPr>
+                <w:rFonts w:ascii="Calibri" w:hAnsi="Calibri"/>
+                <w:sz w:val="18"/>
+              </w:rPr>
               <w:t xml:space="preserve">/ UI</w:t>
             </w:r>
           </w:p>
         </w:tc>
         <w:tc>
-          <w:tcPr/>
+          <w:tcPr>
+            <w:tcMar>
+              <w:top w:w="40" w:type="dxa"/>
+              <w:bottom w:w="40" w:type="dxa"/>
+              <w:left w:w="60" w:type="dxa"/>
+              <w:right w:w="60" w:type="dxa"/>
+            </w:tcMar>
+            <w:tcMar>
+              <w:top w:w="40" w:type="dxa"/>
+              <w:bottom w:w="40" w:type="dxa"/>
+              <w:left w:w="60" w:type="dxa"/>
+              <w:right w:w="60" w:type="dxa"/>
+            </w:tcMar>
+          </w:tcPr>
           <w:p>
             <w:pPr>
               <w:pStyle w:val="Compact"/>
+              <w:spacing w:before="0" w:after="40" w:line="264" w:lineRule="auto"/>
               <w:jc w:val="left"/>
             </w:pPr>
             <w:r>
+              <w:rPr>
+                <w:rFonts w:ascii="Calibri" w:hAnsi="Calibri"/>
+                <w:sz w:val="18"/>
+              </w:rPr>
               <w:t xml:space="preserve">Implemented</w:t>
             </w:r>
           </w:p>
         </w:tc>
         <w:tc>
-          <w:tcPr/>
+          <w:tcPr>
+            <w:tcMar>
+              <w:top w:w="40" w:type="dxa"/>
+              <w:bottom w:w="40" w:type="dxa"/>
+              <w:left w:w="60" w:type="dxa"/>
+              <w:right w:w="60" w:type="dxa"/>
+            </w:tcMar>
+            <w:tcMar>
+              <w:top w:w="40" w:type="dxa"/>
+              <w:bottom w:w="40" w:type="dxa"/>
+              <w:left w:w="60" w:type="dxa"/>
+              <w:right w:w="60" w:type="dxa"/>
+            </w:tcMar>
+          </w:tcPr>
           <w:p>
             <w:pPr>
               <w:pStyle w:val="Compact"/>
+              <w:spacing w:before="0" w:after="40" w:line="264" w:lineRule="auto"/>
               <w:jc w:val="left"/>
             </w:pPr>
             <w:r>
+              <w:rPr>
+                <w:rFonts w:ascii="Calibri" w:hAnsi="Calibri"/>
+                <w:sz w:val="18"/>
+              </w:rPr>
               <w:t xml:space="preserve">Categories incl.</w:t>
             </w:r>
             <w:r>
+              <w:rPr>
+                <w:rFonts w:ascii="Calibri" w:hAnsi="Calibri"/>
+                <w:sz w:val="18"/>
+              </w:rPr>
               <w:t xml:space="preserve"> </w:t>
             </w:r>
             <w:r>
+              <w:rPr>
+                <w:rFonts w:ascii="Calibri" w:hAnsi="Calibri"/>
+                <w:sz w:val="18"/>
+              </w:rPr>
               <w:t xml:space="preserve">AUTH login/logout</w:t>
             </w:r>
           </w:p>
@@ -3038,77 +6879,189 @@
       </w:tr>
       <w:tr>
         <w:tc>
-          <w:tcPr/>
+          <w:tcPr>
+            <w:tcMar>
+              <w:top w:w="40" w:type="dxa"/>
+              <w:bottom w:w="40" w:type="dxa"/>
+              <w:left w:w="60" w:type="dxa"/>
+              <w:right w:w="60" w:type="dxa"/>
+            </w:tcMar>
+            <w:tcMar>
+              <w:top w:w="40" w:type="dxa"/>
+              <w:bottom w:w="40" w:type="dxa"/>
+              <w:left w:w="60" w:type="dxa"/>
+              <w:right w:w="60" w:type="dxa"/>
+            </w:tcMar>
+          </w:tcPr>
           <w:p>
             <w:pPr>
               <w:pStyle w:val="Compact"/>
+              <w:spacing w:before="0" w:after="40" w:line="264" w:lineRule="auto"/>
               <w:jc w:val="left"/>
             </w:pPr>
             <w:r>
+              <w:rPr>
+                <w:rFonts w:ascii="Calibri" w:hAnsi="Calibri"/>
+                <w:sz w:val="18"/>
+              </w:rPr>
               <w:t xml:space="preserve">Transfer approval audit</w:t>
             </w:r>
             <w:r>
+              <w:rPr>
+                <w:rFonts w:ascii="Calibri" w:hAnsi="Calibri"/>
+                <w:sz w:val="18"/>
+              </w:rPr>
               <w:t xml:space="preserve"> </w:t>
             </w:r>
             <w:r>
+              <w:rPr>
+                <w:rFonts w:ascii="Calibri" w:hAnsi="Calibri"/>
+                <w:sz w:val="18"/>
+              </w:rPr>
               <w:t xml:space="preserve">history</w:t>
             </w:r>
           </w:p>
         </w:tc>
         <w:tc>
-          <w:tcPr/>
+          <w:tcPr>
+            <w:tcMar>
+              <w:top w:w="40" w:type="dxa"/>
+              <w:bottom w:w="40" w:type="dxa"/>
+              <w:left w:w="60" w:type="dxa"/>
+              <w:right w:w="60" w:type="dxa"/>
+            </w:tcMar>
+            <w:tcMar>
+              <w:top w:w="40" w:type="dxa"/>
+              <w:bottom w:w="40" w:type="dxa"/>
+              <w:left w:w="60" w:type="dxa"/>
+              <w:right w:w="60" w:type="dxa"/>
+            </w:tcMar>
+          </w:tcPr>
           <w:p>
             <w:pPr>
               <w:pStyle w:val="Compact"/>
+              <w:spacing w:before="0" w:after="40" w:line="264" w:lineRule="auto"/>
               <w:jc w:val="left"/>
             </w:pPr>
             <w:r>
+              <w:rPr>
+                <w:rFonts w:ascii="Calibri" w:hAnsi="Calibri"/>
+                <w:sz w:val="18"/>
+              </w:rPr>
               <w:t xml:space="preserve">Implemented</w:t>
             </w:r>
           </w:p>
         </w:tc>
         <w:tc>
-          <w:tcPr/>
+          <w:tcPr>
+            <w:tcMar>
+              <w:top w:w="40" w:type="dxa"/>
+              <w:bottom w:w="40" w:type="dxa"/>
+              <w:left w:w="60" w:type="dxa"/>
+              <w:right w:w="60" w:type="dxa"/>
+            </w:tcMar>
+            <w:tcMar>
+              <w:top w:w="40" w:type="dxa"/>
+              <w:bottom w:w="40" w:type="dxa"/>
+              <w:left w:w="60" w:type="dxa"/>
+              <w:right w:w="60" w:type="dxa"/>
+            </w:tcMar>
+          </w:tcPr>
           <w:p>
             <w:pPr>
               <w:pStyle w:val="Compact"/>
+              <w:spacing w:before="0" w:after="40" w:line="264" w:lineRule="auto"/>
             </w:pPr>
           </w:p>
         </w:tc>
       </w:tr>
       <w:tr>
         <w:tc>
-          <w:tcPr/>
+          <w:tcPr>
+            <w:tcMar>
+              <w:top w:w="40" w:type="dxa"/>
+              <w:bottom w:w="40" w:type="dxa"/>
+              <w:left w:w="60" w:type="dxa"/>
+              <w:right w:w="60" w:type="dxa"/>
+            </w:tcMar>
+            <w:tcMar>
+              <w:top w:w="40" w:type="dxa"/>
+              <w:bottom w:w="40" w:type="dxa"/>
+              <w:left w:w="60" w:type="dxa"/>
+              <w:right w:w="60" w:type="dxa"/>
+            </w:tcMar>
+          </w:tcPr>
           <w:p>
             <w:pPr>
               <w:pStyle w:val="Compact"/>
+              <w:spacing w:before="0" w:after="40" w:line="264" w:lineRule="auto"/>
               <w:jc w:val="left"/>
             </w:pPr>
             <w:r>
+              <w:rPr>
+                <w:rFonts w:ascii="Calibri" w:hAnsi="Calibri"/>
+                <w:sz w:val="18"/>
+              </w:rPr>
               <w:t xml:space="preserve">Historical backfill</w:t>
             </w:r>
           </w:p>
         </w:tc>
         <w:tc>
-          <w:tcPr/>
+          <w:tcPr>
+            <w:tcMar>
+              <w:top w:w="40" w:type="dxa"/>
+              <w:bottom w:w="40" w:type="dxa"/>
+              <w:left w:w="60" w:type="dxa"/>
+              <w:right w:w="60" w:type="dxa"/>
+            </w:tcMar>
+            <w:tcMar>
+              <w:top w:w="40" w:type="dxa"/>
+              <w:bottom w:w="40" w:type="dxa"/>
+              <w:left w:w="60" w:type="dxa"/>
+              <w:right w:w="60" w:type="dxa"/>
+            </w:tcMar>
+          </w:tcPr>
           <w:p>
             <w:pPr>
               <w:pStyle w:val="Compact"/>
+              <w:spacing w:before="0" w:after="40" w:line="264" w:lineRule="auto"/>
               <w:jc w:val="left"/>
             </w:pPr>
             <w:r>
+              <w:rPr>
+                <w:rFonts w:ascii="Calibri" w:hAnsi="Calibri"/>
+                <w:sz w:val="18"/>
+              </w:rPr>
               <w:t xml:space="preserve">Implemented</w:t>
             </w:r>
           </w:p>
         </w:tc>
         <w:tc>
-          <w:tcPr/>
+          <w:tcPr>
+            <w:tcMar>
+              <w:top w:w="40" w:type="dxa"/>
+              <w:bottom w:w="40" w:type="dxa"/>
+              <w:left w:w="60" w:type="dxa"/>
+              <w:right w:w="60" w:type="dxa"/>
+            </w:tcMar>
+            <w:tcMar>
+              <w:top w:w="40" w:type="dxa"/>
+              <w:bottom w:w="40" w:type="dxa"/>
+              <w:left w:w="60" w:type="dxa"/>
+              <w:right w:w="60" w:type="dxa"/>
+            </w:tcMar>
+          </w:tcPr>
           <w:p>
             <w:pPr>
               <w:pStyle w:val="Compact"/>
+              <w:spacing w:before="0" w:after="40" w:line="264" w:lineRule="auto"/>
               <w:jc w:val="left"/>
             </w:pPr>
             <w:r>
+              <w:rPr>
+                <w:rFonts w:ascii="Calibri" w:hAnsi="Calibri"/>
+                <w:sz w:val="18"/>
+              </w:rPr>
               <w:t xml:space="preserve">Admin; idempotent</w:t>
             </w:r>
           </w:p>
@@ -3116,7 +7069,7 @@
       </w:tr>
     </w:tbl>
     <w:bookmarkEnd w:id="19"/>
-    <w:bookmarkStart w:id="21" w:name="non-functional-current"/>
+    <w:bookmarkStart w:id="22" w:name="non-functional-current"/>
     <w:p>
       <w:pPr>
         <w:pStyle w:val="Heading2"/>
@@ -3128,9 +7081,17 @@
     <w:tbl>
       <w:tblPr>
         <w:tblStyle w:val="Table"/>
-        <w:tblW w:type="pct" w:w="4306"/>
-        <w:tblLayout w:type="fixed"/>
+        <w:tblW w:type="pct" w:w="5000"/>
+        <w:tblLayout w:type="autofit"/>
         <w:tblLook w:firstRow="1" w:lastRow="0" w:firstColumn="0" w:lastColumn="0" w:noHBand="0" w:noVBand="0" w:val="0020"/>
+        <w:tblBorders>
+          <w:top w:val="single" w:sz="4" w:space="0" w:color="CBD5E0"/>
+          <w:left w:val="single" w:sz="4" w:space="0" w:color="CBD5E0"/>
+          <w:bottom w:val="single" w:sz="4" w:space="0" w:color="CBD5E0"/>
+          <w:right w:val="single" w:sz="4" w:space="0" w:color="CBD5E0"/>
+          <w:insideH w:val="single" w:sz="4" w:space="0" w:color="CBD5E0"/>
+          <w:insideV w:val="single" w:sz="4" w:space="0" w:color="CBD5E0"/>
+        </w:tblBorders>
       </w:tblPr>
       <w:tblGrid>
         <w:gridCol w:w="3410"/>
@@ -3141,25 +7102,67 @@
           <w:tblHeader w:val="on"/>
         </w:trPr>
         <w:tc>
-          <w:tcPr/>
+          <w:tcPr>
+            <w:tcMar>
+              <w:top w:w="40" w:type="dxa"/>
+              <w:bottom w:w="40" w:type="dxa"/>
+              <w:left w:w="60" w:type="dxa"/>
+              <w:right w:w="60" w:type="dxa"/>
+            </w:tcMar>
+            <w:shd w:fill="1A365D" w:val="clear"/>
+            <w:tcMar>
+              <w:top w:w="40" w:type="dxa"/>
+              <w:bottom w:w="40" w:type="dxa"/>
+              <w:left w:w="60" w:type="dxa"/>
+              <w:right w:w="60" w:type="dxa"/>
+            </w:tcMar>
+          </w:tcPr>
           <w:p>
             <w:pPr>
               <w:pStyle w:val="Compact"/>
+              <w:spacing w:before="0" w:after="40" w:line="264" w:lineRule="auto"/>
               <w:jc w:val="left"/>
             </w:pPr>
             <w:r>
+              <w:rPr>
+                <w:rFonts w:ascii="Calibri" w:hAnsi="Calibri"/>
+                <w:b/>
+                <w:color w:val="FFFFFF"/>
+                <w:sz w:val="18"/>
+              </w:rPr>
               <w:t xml:space="preserve">Area</w:t>
             </w:r>
           </w:p>
         </w:tc>
         <w:tc>
-          <w:tcPr/>
+          <w:tcPr>
+            <w:tcMar>
+              <w:top w:w="40" w:type="dxa"/>
+              <w:bottom w:w="40" w:type="dxa"/>
+              <w:left w:w="60" w:type="dxa"/>
+              <w:right w:w="60" w:type="dxa"/>
+            </w:tcMar>
+            <w:shd w:fill="1A365D" w:val="clear"/>
+            <w:tcMar>
+              <w:top w:w="40" w:type="dxa"/>
+              <w:bottom w:w="40" w:type="dxa"/>
+              <w:left w:w="60" w:type="dxa"/>
+              <w:right w:w="60" w:type="dxa"/>
+            </w:tcMar>
+          </w:tcPr>
           <w:p>
             <w:pPr>
               <w:pStyle w:val="Compact"/>
+              <w:spacing w:before="0" w:after="40" w:line="264" w:lineRule="auto"/>
               <w:jc w:val="left"/>
             </w:pPr>
             <w:r>
+              <w:rPr>
+                <w:rFonts w:ascii="Calibri" w:hAnsi="Calibri"/>
+                <w:b/>
+                <w:color w:val="FFFFFF"/>
+                <w:sz w:val="18"/>
+              </w:rPr>
               <w:t xml:space="preserve">Behavior</w:t>
             </w:r>
           </w:p>
@@ -3167,40 +7170,90 @@
       </w:tr>
       <w:tr>
         <w:tc>
-          <w:tcPr/>
+          <w:tcPr>
+            <w:tcMar>
+              <w:top w:w="40" w:type="dxa"/>
+              <w:bottom w:w="40" w:type="dxa"/>
+              <w:left w:w="60" w:type="dxa"/>
+              <w:right w:w="60" w:type="dxa"/>
+            </w:tcMar>
+            <w:tcMar>
+              <w:top w:w="40" w:type="dxa"/>
+              <w:bottom w:w="40" w:type="dxa"/>
+              <w:left w:w="60" w:type="dxa"/>
+              <w:right w:w="60" w:type="dxa"/>
+            </w:tcMar>
+          </w:tcPr>
           <w:p>
             <w:pPr>
               <w:pStyle w:val="Compact"/>
+              <w:spacing w:before="0" w:after="40" w:line="264" w:lineRule="auto"/>
               <w:jc w:val="left"/>
             </w:pPr>
             <w:r>
+              <w:rPr>
+                <w:rFonts w:ascii="Calibri" w:hAnsi="Calibri"/>
+                <w:sz w:val="18"/>
+              </w:rPr>
               <w:t xml:space="preserve">AuthN</w:t>
             </w:r>
           </w:p>
         </w:tc>
         <w:tc>
-          <w:tcPr/>
+          <w:tcPr>
+            <w:tcMar>
+              <w:top w:w="40" w:type="dxa"/>
+              <w:bottom w:w="40" w:type="dxa"/>
+              <w:left w:w="60" w:type="dxa"/>
+              <w:right w:w="60" w:type="dxa"/>
+            </w:tcMar>
+            <w:tcMar>
+              <w:top w:w="40" w:type="dxa"/>
+              <w:bottom w:w="40" w:type="dxa"/>
+              <w:left w:w="60" w:type="dxa"/>
+              <w:right w:w="60" w:type="dxa"/>
+            </w:tcMar>
+          </w:tcPr>
           <w:p>
             <w:pPr>
               <w:pStyle w:val="Compact"/>
+              <w:spacing w:before="0" w:after="40" w:line="264" w:lineRule="auto"/>
               <w:jc w:val="left"/>
             </w:pPr>
             <w:r>
+              <w:rPr>
+                <w:rFonts w:ascii="Calibri" w:hAnsi="Calibri"/>
+                <w:sz w:val="18"/>
+              </w:rPr>
               <w:t xml:space="preserve">JWT HMAC, 1h expiry</w:t>
             </w:r>
             <w:r>
+              <w:rPr>
+                <w:rFonts w:ascii="Calibri" w:hAnsi="Calibri"/>
+                <w:sz w:val="18"/>
+              </w:rPr>
               <w:t xml:space="preserve"> </w:t>
             </w:r>
             <w:r>
+              <w:rPr>
+                <w:rFonts w:ascii="Calibri" w:hAnsi="Calibri"/>
+                <w:sz w:val="18"/>
+              </w:rPr>
               <w:t xml:space="preserve">(</w:t>
             </w:r>
             <w:r>
               <w:rPr>
                 <w:rStyle w:val="VerbatimChar"/>
+                <w:rFonts w:ascii="Calibri" w:hAnsi="Calibri"/>
+                <w:sz w:val="18"/>
               </w:rPr>
               <w:t xml:space="preserve">jwt.expiration</w:t>
             </w:r>
             <w:r>
+              <w:rPr>
+                <w:rFonts w:ascii="Calibri" w:hAnsi="Calibri"/>
+                <w:sz w:val="18"/>
+              </w:rPr>
               <w:t xml:space="preserve">)</w:t>
             </w:r>
           </w:p>
@@ -3208,70 +7261,148 @@
       </w:tr>
       <w:tr>
         <w:tc>
-          <w:tcPr/>
+          <w:tcPr>
+            <w:tcMar>
+              <w:top w:w="40" w:type="dxa"/>
+              <w:bottom w:w="40" w:type="dxa"/>
+              <w:left w:w="60" w:type="dxa"/>
+              <w:right w:w="60" w:type="dxa"/>
+            </w:tcMar>
+            <w:tcMar>
+              <w:top w:w="40" w:type="dxa"/>
+              <w:bottom w:w="40" w:type="dxa"/>
+              <w:left w:w="60" w:type="dxa"/>
+              <w:right w:w="60" w:type="dxa"/>
+            </w:tcMar>
+          </w:tcPr>
           <w:p>
             <w:pPr>
               <w:pStyle w:val="Compact"/>
+              <w:spacing w:before="0" w:after="40" w:line="264" w:lineRule="auto"/>
               <w:jc w:val="left"/>
             </w:pPr>
             <w:r>
+              <w:rPr>
+                <w:rFonts w:ascii="Calibri" w:hAnsi="Calibri"/>
+                <w:sz w:val="18"/>
+              </w:rPr>
               <w:t xml:space="preserve">AuthZ</w:t>
             </w:r>
           </w:p>
         </w:tc>
         <w:tc>
-          <w:tcPr/>
+          <w:tcPr>
+            <w:tcMar>
+              <w:top w:w="40" w:type="dxa"/>
+              <w:bottom w:w="40" w:type="dxa"/>
+              <w:left w:w="60" w:type="dxa"/>
+              <w:right w:w="60" w:type="dxa"/>
+            </w:tcMar>
+            <w:tcMar>
+              <w:top w:w="40" w:type="dxa"/>
+              <w:bottom w:w="40" w:type="dxa"/>
+              <w:left w:w="60" w:type="dxa"/>
+              <w:right w:w="60" w:type="dxa"/>
+            </w:tcMar>
+          </w:tcPr>
           <w:p>
             <w:pPr>
               <w:pStyle w:val="Compact"/>
+              <w:spacing w:before="0" w:after="40" w:line="264" w:lineRule="auto"/>
               <w:jc w:val="left"/>
             </w:pPr>
             <w:r>
+              <w:rPr>
+                <w:rFonts w:ascii="Calibri" w:hAnsi="Calibri"/>
+                <w:sz w:val="18"/>
+              </w:rPr>
               <w:t xml:space="preserve">Role +</w:t>
             </w:r>
             <w:r>
+              <w:rPr>
+                <w:rFonts w:ascii="Calibri" w:hAnsi="Calibri"/>
+                <w:sz w:val="18"/>
+              </w:rPr>
               <w:t xml:space="preserve"> </w:t>
             </w:r>
             <w:r>
               <w:rPr>
                 <w:rStyle w:val="VerbatimChar"/>
+                <w:rFonts w:ascii="Calibri" w:hAnsi="Calibri"/>
+                <w:sz w:val="18"/>
               </w:rPr>
               <w:t xml:space="preserve">ACCESS_*</w:t>
             </w:r>
             <w:r>
+              <w:rPr>
+                <w:rFonts w:ascii="Calibri" w:hAnsi="Calibri"/>
+                <w:sz w:val="18"/>
+              </w:rPr>
               <w:t xml:space="preserve"> </w:t>
             </w:r>
             <w:r>
+              <w:rPr>
+                <w:rFonts w:ascii="Calibri" w:hAnsi="Calibri"/>
+                <w:sz w:val="18"/>
+              </w:rPr>
               <w:t xml:space="preserve">authorities</w:t>
             </w:r>
             <w:r>
+              <w:rPr>
+                <w:rFonts w:ascii="Calibri" w:hAnsi="Calibri"/>
+                <w:sz w:val="18"/>
+              </w:rPr>
               <w:t xml:space="preserve"> </w:t>
             </w:r>
             <w:r>
+              <w:rPr>
+                <w:rFonts w:ascii="Calibri" w:hAnsi="Calibri"/>
+                <w:sz w:val="18"/>
+              </w:rPr>
               <w:t xml:space="preserve">(</w:t>
             </w:r>
             <w:r>
               <w:rPr>
                 <w:rStyle w:val="VerbatimChar"/>
+                <w:rFonts w:ascii="Calibri" w:hAnsi="Calibri"/>
+                <w:sz w:val="18"/>
               </w:rPr>
               <w:t xml:space="preserve">AppAccess</w:t>
             </w:r>
             <w:r>
+              <w:rPr>
+                <w:rFonts w:ascii="Calibri" w:hAnsi="Calibri"/>
+                <w:sz w:val="18"/>
+              </w:rPr>
               <w:t xml:space="preserve"> </w:t>
             </w:r>
             <w:r>
+              <w:rPr>
+                <w:rFonts w:ascii="Calibri" w:hAnsi="Calibri"/>
+                <w:sz w:val="18"/>
+              </w:rPr>
               <w:t xml:space="preserve">/</w:t>
             </w:r>
             <w:r>
+              <w:rPr>
+                <w:rFonts w:ascii="Calibri" w:hAnsi="Calibri"/>
+                <w:sz w:val="18"/>
+              </w:rPr>
               <w:t xml:space="preserve"> </w:t>
             </w:r>
             <w:r>
               <w:rPr>
                 <w:rStyle w:val="VerbatimChar"/>
+                <w:rFonts w:ascii="Calibri" w:hAnsi="Calibri"/>
+                <w:sz w:val="18"/>
               </w:rPr>
               <w:t xml:space="preserve">SecurityConfig</w:t>
             </w:r>
             <w:r>
+              <w:rPr>
+                <w:rFonts w:ascii="Calibri" w:hAnsi="Calibri"/>
+                <w:sz w:val="18"/>
+              </w:rPr>
               <w:t xml:space="preserve">)</w:t>
             </w:r>
           </w:p>
@@ -3279,31 +7410,75 @@
       </w:tr>
       <w:tr>
         <w:tc>
-          <w:tcPr/>
+          <w:tcPr>
+            <w:tcMar>
+              <w:top w:w="40" w:type="dxa"/>
+              <w:bottom w:w="40" w:type="dxa"/>
+              <w:left w:w="60" w:type="dxa"/>
+              <w:right w:w="60" w:type="dxa"/>
+            </w:tcMar>
+            <w:tcMar>
+              <w:top w:w="40" w:type="dxa"/>
+              <w:bottom w:w="40" w:type="dxa"/>
+              <w:left w:w="60" w:type="dxa"/>
+              <w:right w:w="60" w:type="dxa"/>
+            </w:tcMar>
+          </w:tcPr>
           <w:p>
             <w:pPr>
               <w:pStyle w:val="Compact"/>
+              <w:spacing w:before="0" w:after="40" w:line="264" w:lineRule="auto"/>
               <w:jc w:val="left"/>
             </w:pPr>
             <w:r>
+              <w:rPr>
+                <w:rFonts w:ascii="Calibri" w:hAnsi="Calibri"/>
+                <w:sz w:val="18"/>
+              </w:rPr>
               <w:t xml:space="preserve">CORS</w:t>
             </w:r>
           </w:p>
         </w:tc>
         <w:tc>
-          <w:tcPr/>
+          <w:tcPr>
+            <w:tcMar>
+              <w:top w:w="40" w:type="dxa"/>
+              <w:bottom w:w="40" w:type="dxa"/>
+              <w:left w:w="60" w:type="dxa"/>
+              <w:right w:w="60" w:type="dxa"/>
+            </w:tcMar>
+            <w:tcMar>
+              <w:top w:w="40" w:type="dxa"/>
+              <w:bottom w:w="40" w:type="dxa"/>
+              <w:left w:w="60" w:type="dxa"/>
+              <w:right w:w="60" w:type="dxa"/>
+            </w:tcMar>
+          </w:tcPr>
           <w:p>
             <w:pPr>
               <w:pStyle w:val="Compact"/>
+              <w:spacing w:before="0" w:after="40" w:line="264" w:lineRule="auto"/>
               <w:jc w:val="left"/>
             </w:pPr>
             <w:r>
+              <w:rPr>
+                <w:rFonts w:ascii="Calibri" w:hAnsi="Calibri"/>
+                <w:sz w:val="18"/>
+              </w:rPr>
               <w:t xml:space="preserve">localhost, bankone.local,</w:t>
             </w:r>
             <w:r>
+              <w:rPr>
+                <w:rFonts w:ascii="Calibri" w:hAnsi="Calibri"/>
+                <w:sz w:val="18"/>
+              </w:rPr>
               <w:t xml:space="preserve"> </w:t>
             </w:r>
             <w:r>
+              <w:rPr>
+                <w:rFonts w:ascii="Calibri" w:hAnsi="Calibri"/>
+                <w:sz w:val="18"/>
+              </w:rPr>
               <w:t xml:space="preserve">192.168.0.4</w:t>
             </w:r>
           </w:p>
@@ -3311,31 +7486,75 @@
       </w:tr>
       <w:tr>
         <w:tc>
-          <w:tcPr/>
+          <w:tcPr>
+            <w:tcMar>
+              <w:top w:w="40" w:type="dxa"/>
+              <w:bottom w:w="40" w:type="dxa"/>
+              <w:left w:w="60" w:type="dxa"/>
+              <w:right w:w="60" w:type="dxa"/>
+            </w:tcMar>
+            <w:tcMar>
+              <w:top w:w="40" w:type="dxa"/>
+              <w:bottom w:w="40" w:type="dxa"/>
+              <w:left w:w="60" w:type="dxa"/>
+              <w:right w:w="60" w:type="dxa"/>
+            </w:tcMar>
+          </w:tcPr>
           <w:p>
             <w:pPr>
               <w:pStyle w:val="Compact"/>
+              <w:spacing w:before="0" w:after="40" w:line="264" w:lineRule="auto"/>
               <w:jc w:val="left"/>
             </w:pPr>
             <w:r>
+              <w:rPr>
+                <w:rFonts w:ascii="Calibri" w:hAnsi="Calibri"/>
+                <w:sz w:val="18"/>
+              </w:rPr>
               <w:t xml:space="preserve">Logging</w:t>
             </w:r>
           </w:p>
         </w:tc>
         <w:tc>
-          <w:tcPr/>
+          <w:tcPr>
+            <w:tcMar>
+              <w:top w:w="40" w:type="dxa"/>
+              <w:bottom w:w="40" w:type="dxa"/>
+              <w:left w:w="60" w:type="dxa"/>
+              <w:right w:w="60" w:type="dxa"/>
+            </w:tcMar>
+            <w:tcMar>
+              <w:top w:w="40" w:type="dxa"/>
+              <w:bottom w:w="40" w:type="dxa"/>
+              <w:left w:w="60" w:type="dxa"/>
+              <w:right w:w="60" w:type="dxa"/>
+            </w:tcMar>
+          </w:tcPr>
           <w:p>
             <w:pPr>
               <w:pStyle w:val="Compact"/>
+              <w:spacing w:before="0" w:after="40" w:line="264" w:lineRule="auto"/>
               <w:jc w:val="left"/>
             </w:pPr>
             <w:r>
+              <w:rPr>
+                <w:rFonts w:ascii="Calibri" w:hAnsi="Calibri"/>
+                <w:sz w:val="18"/>
+              </w:rPr>
               <w:t xml:space="preserve">Hibernate SQL DEBUG</w:t>
             </w:r>
             <w:r>
+              <w:rPr>
+                <w:rFonts w:ascii="Calibri" w:hAnsi="Calibri"/>
+                <w:sz w:val="18"/>
+              </w:rPr>
               <w:t xml:space="preserve"> </w:t>
             </w:r>
             <w:r>
+              <w:rPr>
+                <w:rFonts w:ascii="Calibri" w:hAnsi="Calibri"/>
+                <w:sz w:val="18"/>
+              </w:rPr>
               <w:t xml:space="preserve">(dev-oriented)</w:t>
             </w:r>
           </w:p>
@@ -3343,31 +7562,75 @@
       </w:tr>
       <w:tr>
         <w:tc>
-          <w:tcPr/>
+          <w:tcPr>
+            <w:tcMar>
+              <w:top w:w="40" w:type="dxa"/>
+              <w:bottom w:w="40" w:type="dxa"/>
+              <w:left w:w="60" w:type="dxa"/>
+              <w:right w:w="60" w:type="dxa"/>
+            </w:tcMar>
+            <w:tcMar>
+              <w:top w:w="40" w:type="dxa"/>
+              <w:bottom w:w="40" w:type="dxa"/>
+              <w:left w:w="60" w:type="dxa"/>
+              <w:right w:w="60" w:type="dxa"/>
+            </w:tcMar>
+          </w:tcPr>
           <w:p>
             <w:pPr>
               <w:pStyle w:val="Compact"/>
+              <w:spacing w:before="0" w:after="40" w:line="264" w:lineRule="auto"/>
               <w:jc w:val="left"/>
             </w:pPr>
             <w:r>
+              <w:rPr>
+                <w:rFonts w:ascii="Calibri" w:hAnsi="Calibri"/>
+                <w:sz w:val="18"/>
+              </w:rPr>
               <w:t xml:space="preserve">Deploy</w:t>
             </w:r>
           </w:p>
         </w:tc>
         <w:tc>
-          <w:tcPr/>
+          <w:tcPr>
+            <w:tcMar>
+              <w:top w:w="40" w:type="dxa"/>
+              <w:bottom w:w="40" w:type="dxa"/>
+              <w:left w:w="60" w:type="dxa"/>
+              <w:right w:w="60" w:type="dxa"/>
+            </w:tcMar>
+            <w:tcMar>
+              <w:top w:w="40" w:type="dxa"/>
+              <w:bottom w:w="40" w:type="dxa"/>
+              <w:left w:w="60" w:type="dxa"/>
+              <w:right w:w="60" w:type="dxa"/>
+            </w:tcMar>
+          </w:tcPr>
           <w:p>
             <w:pPr>
               <w:pStyle w:val="Compact"/>
+              <w:spacing w:before="0" w:after="40" w:line="264" w:lineRule="auto"/>
               <w:jc w:val="left"/>
             </w:pPr>
             <w:r>
+              <w:rPr>
+                <w:rFonts w:ascii="Calibri" w:hAnsi="Calibri"/>
+                <w:sz w:val="18"/>
+              </w:rPr>
               <w:t xml:space="preserve">Open Liberty WAR primary path;</w:t>
             </w:r>
             <w:r>
+              <w:rPr>
+                <w:rFonts w:ascii="Calibri" w:hAnsi="Calibri"/>
+                <w:sz w:val="18"/>
+              </w:rPr>
               <w:t xml:space="preserve"> </w:t>
             </w:r>
             <w:r>
+              <w:rPr>
+                <w:rFonts w:ascii="Calibri" w:hAnsi="Calibri"/>
+                <w:sz w:val="18"/>
+              </w:rPr>
               <w:t xml:space="preserve">Render Docker + Aiven + SendGrid</w:t>
             </w:r>
           </w:p>
@@ -3375,37 +7638,83 @@
       </w:tr>
       <w:tr>
         <w:tc>
-          <w:tcPr/>
+          <w:tcPr>
+            <w:tcMar>
+              <w:top w:w="40" w:type="dxa"/>
+              <w:bottom w:w="40" w:type="dxa"/>
+              <w:left w:w="60" w:type="dxa"/>
+              <w:right w:w="60" w:type="dxa"/>
+            </w:tcMar>
+            <w:tcMar>
+              <w:top w:w="40" w:type="dxa"/>
+              <w:bottom w:w="40" w:type="dxa"/>
+              <w:left w:w="60" w:type="dxa"/>
+              <w:right w:w="60" w:type="dxa"/>
+            </w:tcMar>
+          </w:tcPr>
           <w:p>
             <w:pPr>
               <w:pStyle w:val="Compact"/>
+              <w:spacing w:before="0" w:after="40" w:line="264" w:lineRule="auto"/>
               <w:jc w:val="left"/>
             </w:pPr>
             <w:r>
+              <w:rPr>
+                <w:rFonts w:ascii="Calibri" w:hAnsi="Calibri"/>
+                <w:sz w:val="18"/>
+              </w:rPr>
               <w:t xml:space="preserve">Messaging</w:t>
             </w:r>
           </w:p>
         </w:tc>
         <w:tc>
-          <w:tcPr/>
+          <w:tcPr>
+            <w:tcMar>
+              <w:top w:w="40" w:type="dxa"/>
+              <w:bottom w:w="40" w:type="dxa"/>
+              <w:left w:w="60" w:type="dxa"/>
+              <w:right w:w="60" w:type="dxa"/>
+            </w:tcMar>
+            <w:tcMar>
+              <w:top w:w="40" w:type="dxa"/>
+              <w:bottom w:w="40" w:type="dxa"/>
+              <w:left w:w="60" w:type="dxa"/>
+              <w:right w:w="60" w:type="dxa"/>
+            </w:tcMar>
+          </w:tcPr>
           <w:p>
             <w:pPr>
               <w:pStyle w:val="Compact"/>
+              <w:spacing w:before="0" w:after="40" w:line="264" w:lineRule="auto"/>
               <w:jc w:val="left"/>
             </w:pPr>
             <w:r>
+              <w:rPr>
+                <w:rFonts w:ascii="Calibri" w:hAnsi="Calibri"/>
+                <w:sz w:val="18"/>
+              </w:rPr>
               <w:t xml:space="preserve">Kafka (optional via</w:t>
             </w:r>
             <w:r>
+              <w:rPr>
+                <w:rFonts w:ascii="Calibri" w:hAnsi="Calibri"/>
+                <w:sz w:val="18"/>
+              </w:rPr>
               <w:t xml:space="preserve"> </w:t>
             </w:r>
             <w:r>
               <w:rPr>
                 <w:rStyle w:val="VerbatimChar"/>
+                <w:rFonts w:ascii="Calibri" w:hAnsi="Calibri"/>
+                <w:sz w:val="18"/>
               </w:rPr>
               <w:t xml:space="preserve">APP_KAFKA_ENABLED</w:t>
             </w:r>
             <w:r>
+              <w:rPr>
+                <w:rFonts w:ascii="Calibri" w:hAnsi="Calibri"/>
+                <w:sz w:val="18"/>
+              </w:rPr>
               <w:t xml:space="preserve">)</w:t>
             </w:r>
           </w:p>
@@ -3413,32 +7722,117 @@
       </w:tr>
       <w:tr>
         <w:tc>
-          <w:tcPr/>
+          <w:tcPr>
+            <w:tcMar>
+              <w:top w:w="40" w:type="dxa"/>
+              <w:bottom w:w="40" w:type="dxa"/>
+              <w:left w:w="60" w:type="dxa"/>
+              <w:right w:w="60" w:type="dxa"/>
+            </w:tcMar>
+            <w:tcMar>
+              <w:top w:w="40" w:type="dxa"/>
+              <w:bottom w:w="40" w:type="dxa"/>
+              <w:left w:w="60" w:type="dxa"/>
+              <w:right w:w="60" w:type="dxa"/>
+            </w:tcMar>
+          </w:tcPr>
           <w:p>
             <w:pPr>
               <w:pStyle w:val="Compact"/>
+              <w:spacing w:before="0" w:after="40" w:line="264" w:lineRule="auto"/>
               <w:jc w:val="left"/>
             </w:pPr>
             <w:r>
+              <w:rPr>
+                <w:rFonts w:ascii="Calibri" w:hAnsi="Calibri"/>
+                <w:sz w:val="18"/>
+              </w:rPr>
               <w:t xml:space="preserve">Learning roadmap</w:t>
             </w:r>
           </w:p>
         </w:tc>
         <w:tc>
-          <w:tcPr/>
+          <w:tcPr>
+            <w:tcMar>
+              <w:top w:w="40" w:type="dxa"/>
+              <w:bottom w:w="40" w:type="dxa"/>
+              <w:left w:w="60" w:type="dxa"/>
+              <w:right w:w="60" w:type="dxa"/>
+            </w:tcMar>
+            <w:tcMar>
+              <w:top w:w="40" w:type="dxa"/>
+              <w:bottom w:w="40" w:type="dxa"/>
+              <w:left w:w="60" w:type="dxa"/>
+              <w:right w:w="60" w:type="dxa"/>
+            </w:tcMar>
+          </w:tcPr>
           <w:p>
             <w:pPr>
               <w:pStyle w:val="Compact"/>
+              <w:spacing w:before="0" w:after="40" w:line="264" w:lineRule="auto"/>
               <w:jc w:val="left"/>
             </w:pPr>
             <w:r>
+              <w:rPr>
+                <w:rFonts w:ascii="Calibri" w:hAnsi="Calibri"/>
+                <w:sz w:val="18"/>
+              </w:rPr>
               <w:t xml:space="preserve">See TECH_LEARNING_PLAN.md</w:t>
             </w:r>
             <w:r>
+              <w:rPr>
+                <w:rFonts w:ascii="Calibri" w:hAnsi="Calibri"/>
+                <w:sz w:val="18"/>
+              </w:rPr>
               <w:t xml:space="preserve"> </w:t>
             </w:r>
             <w:r>
-              <w:t xml:space="preserve">(rate limit, cache, outbox, …)</w:t>
+              <w:rPr>
+                <w:rFonts w:ascii="Calibri" w:hAnsi="Calibri"/>
+                <w:sz w:val="18"/>
+              </w:rPr>
+              <w:t xml:space="preserve">(rate limit + cache</w:t>
+            </w:r>
+            <w:r>
+              <w:rPr>
+                <w:rFonts w:ascii="Calibri" w:hAnsi="Calibri"/>
+                <w:sz w:val="18"/>
+              </w:rPr>
+              <w:t xml:space="preserve"> </w:t>
+            </w:r>
+            <w:r>
+              <w:rPr>
+                <w:rFonts w:ascii="Calibri" w:hAnsi="Calibri"/>
+                <w:b/>
+                <w:bCs/>
+                <w:sz w:val="18"/>
+              </w:rPr>
+              <w:t xml:space="preserve">local</w:t>
+            </w:r>
+            <w:r>
+              <w:rPr>
+                <w:rFonts w:ascii="Calibri" w:hAnsi="Calibri"/>
+                <w:b/>
+                <w:bCs/>
+                <w:sz w:val="18"/>
+              </w:rPr>
+              <w:t xml:space="preserve"> </w:t>
+            </w:r>
+            <w:r>
+              <w:rPr>
+                <w:rFonts w:ascii="Calibri" w:hAnsi="Calibri"/>
+                <w:b/>
+                <w:bCs/>
+                <w:sz w:val="18"/>
+              </w:rPr>
+              <w:t xml:space="preserve">implemented</w:t>
+            </w:r>
+            <w:r>
+              <w:rPr>
+                <w:rFonts w:ascii="Calibri" w:hAnsi="Calibri"/>
+                <w:sz w:val="18"/>
+              </w:rPr>
+              <w:t xml:space="preserve">; outbox, …)</w:t>
             </w:r>
           </w:p>
         </w:tc>
@@ -3481,11 +7875,25 @@
         </w:r>
       </w:hyperlink>
       <w:r>
+        <w:t xml:space="preserve">. Redis cache-aside how-it-works:</w:t>
+      </w:r>
+      <w:r>
+        <w:t xml:space="preserve"> </w:t>
+      </w:r>
+      <w:hyperlink r:id="rId21">
+        <w:r>
+          <w:rPr>
+            <w:rStyle w:val="Hyperlink"/>
+          </w:rPr>
+          <w:t xml:space="preserve">MODULES/Caching.md</w:t>
+        </w:r>
+      </w:hyperlink>
+      <w:r>
         <w:t xml:space="preserve">.</w:t>
       </w:r>
     </w:p>
-    <w:bookmarkEnd w:id="21"/>
     <w:bookmarkEnd w:id="22"/>
+    <w:bookmarkEnd w:id="23"/>
     <w:sectPr>
       <w:pgSz w:h="16838" w:w="11906"/>
       <w:pgMar w:bottom="1134" w:footer="720" w:gutter="0" w:header="720" w:left="1247" w:right="1247" w:top="1134"/>
